--- a/Communications SRS.docx
+++ b/Communications SRS.docx
@@ -21,6 +21,15 @@
     </w:p>
     <w:p>
       <w:pPr>
+        <w:rPr>
+          <w:rFonts w:ascii="Times New Roman" w:eastAsia="Times New Roman" w:hAnsi="Times New Roman" w:cs="Times New Roman"/>
+          <w:sz w:val="20"/>
+          <w:szCs w:val="20"/>
+        </w:rPr>
+      </w:pPr>
+    </w:p>
+    <w:p>
+      <w:pPr>
         <w:spacing w:before="2640" w:after="720"/>
         <w:jc w:val="center"/>
         <w:rPr>
@@ -180,9 +189,7 @@
     </w:p>
     <w:tbl>
       <w:tblPr>
-        <w:tblStyle w:val="a5"/>
         <w:tblW w:w="8745" w:type="dxa"/>
-        <w:tblInd w:w="0" w:type="dxa"/>
         <w:tblBorders>
           <w:top w:val="nil"/>
           <w:left w:val="nil"/>
@@ -4241,7 +4248,7 @@
     </w:sdt>
     <w:p>
       <w:pPr>
-        <w:pStyle w:val="1"/>
+        <w:pStyle w:val="Heading1"/>
         <w:keepLines w:val="0"/>
         <w:pageBreakBefore/>
         <w:numPr>
@@ -4299,7 +4306,7 @@
     </w:p>
     <w:p>
       <w:pPr>
-        <w:pStyle w:val="2"/>
+        <w:pStyle w:val="Heading2"/>
         <w:keepLines w:val="0"/>
         <w:numPr>
           <w:ilvl w:val="1"/>
@@ -4349,7 +4356,7 @@
     </w:p>
     <w:p>
       <w:pPr>
-        <w:pStyle w:val="2"/>
+        <w:pStyle w:val="Heading2"/>
         <w:keepLines w:val="0"/>
         <w:numPr>
           <w:ilvl w:val="1"/>
@@ -4401,7 +4408,7 @@
     </w:p>
     <w:p>
       <w:pPr>
-        <w:pStyle w:val="2"/>
+        <w:pStyle w:val="Heading2"/>
         <w:keepLines w:val="0"/>
         <w:numPr>
           <w:ilvl w:val="1"/>
@@ -4536,7 +4543,7 @@
     </w:p>
     <w:p>
       <w:pPr>
-        <w:pStyle w:val="2"/>
+        <w:pStyle w:val="Heading2"/>
         <w:keepLines w:val="0"/>
         <w:numPr>
           <w:ilvl w:val="1"/>
@@ -4585,7 +4592,7 @@
     </w:p>
     <w:p>
       <w:pPr>
-        <w:pStyle w:val="1"/>
+        <w:pStyle w:val="Heading1"/>
         <w:keepLines w:val="0"/>
         <w:pageBreakBefore/>
         <w:numPr>
@@ -4623,7 +4630,7 @@
     </w:p>
     <w:p>
       <w:pPr>
-        <w:pStyle w:val="2"/>
+        <w:pStyle w:val="Heading2"/>
         <w:keepLines w:val="0"/>
         <w:numPr>
           <w:ilvl w:val="1"/>
@@ -4666,12 +4673,30 @@
           <w:sz w:val="20"/>
           <w:szCs w:val="20"/>
         </w:rPr>
-        <w:t>This product is a real-time communication application designed for individuals and teams to send message, create group chats.</w:t>
-      </w:r>
-    </w:p>
-    <w:p>
-      <w:pPr>
-        <w:pStyle w:val="2"/>
+        <w:t xml:space="preserve">This product is a real-time communication application designed for individuals and teams to send </w:t>
+      </w:r>
+      <w:proofErr w:type="gramStart"/>
+      <w:r>
+        <w:rPr>
+          <w:rFonts w:ascii="Times New Roman" w:eastAsia="Times New Roman" w:hAnsi="Times New Roman" w:cs="Times New Roman"/>
+          <w:sz w:val="20"/>
+          <w:szCs w:val="20"/>
+        </w:rPr>
+        <w:t>message</w:t>
+      </w:r>
+      <w:proofErr w:type="gramEnd"/>
+      <w:r>
+        <w:rPr>
+          <w:rFonts w:ascii="Times New Roman" w:eastAsia="Times New Roman" w:hAnsi="Times New Roman" w:cs="Times New Roman"/>
+          <w:sz w:val="20"/>
+          <w:szCs w:val="20"/>
+        </w:rPr>
+        <w:t>, create group chats.</w:t>
+      </w:r>
+    </w:p>
+    <w:p>
+      <w:pPr>
+        <w:pStyle w:val="Heading2"/>
         <w:keepLines w:val="0"/>
         <w:numPr>
           <w:ilvl w:val="1"/>
@@ -4759,7 +4784,7 @@
     </w:p>
     <w:p>
       <w:pPr>
-        <w:pStyle w:val="2"/>
+        <w:pStyle w:val="Heading2"/>
         <w:keepLines w:val="0"/>
         <w:numPr>
           <w:ilvl w:val="1"/>
@@ -4895,7 +4920,7 @@
     </w:p>
     <w:p>
       <w:pPr>
-        <w:pStyle w:val="2"/>
+        <w:pStyle w:val="Heading2"/>
         <w:keepLines w:val="0"/>
         <w:numPr>
           <w:ilvl w:val="1"/>
@@ -5025,7 +5050,7 @@
     </w:p>
     <w:p>
       <w:pPr>
-        <w:pStyle w:val="2"/>
+        <w:pStyle w:val="Heading2"/>
         <w:keepLines w:val="0"/>
         <w:numPr>
           <w:ilvl w:val="1"/>
@@ -5121,7 +5146,7 @@
     </w:p>
     <w:p>
       <w:pPr>
-        <w:pStyle w:val="1"/>
+        <w:pStyle w:val="Heading1"/>
         <w:keepLines w:val="0"/>
         <w:pageBreakBefore/>
         <w:numPr>
@@ -5159,7 +5184,7 @@
     </w:p>
     <w:p>
       <w:pPr>
-        <w:pStyle w:val="2"/>
+        <w:pStyle w:val="Heading2"/>
         <w:keepLines w:val="0"/>
         <w:numPr>
           <w:ilvl w:val="1"/>
@@ -5189,7 +5214,7 @@
     </w:p>
     <w:p>
       <w:pPr>
-        <w:pStyle w:val="3"/>
+        <w:pStyle w:val="Heading3"/>
         <w:keepLines w:val="0"/>
         <w:numPr>
           <w:ilvl w:val="1"/>
@@ -5231,7 +5256,25 @@
           <w:sz w:val="20"/>
           <w:szCs w:val="20"/>
         </w:rPr>
-        <w:t>Each User account must have a unique ID, Username and password which can be used to log in. User name and password both are alphanumeric strings between 6 and 20 characters in length.</w:t>
+        <w:t xml:space="preserve">Each User account must have a unique ID, Username and password which can be used to log in. </w:t>
+      </w:r>
+      <w:proofErr w:type="gramStart"/>
+      <w:r>
+        <w:rPr>
+          <w:rFonts w:ascii="Times New Roman" w:eastAsia="Times New Roman" w:hAnsi="Times New Roman" w:cs="Times New Roman"/>
+          <w:sz w:val="20"/>
+          <w:szCs w:val="20"/>
+        </w:rPr>
+        <w:t>User name</w:t>
+      </w:r>
+      <w:proofErr w:type="gramEnd"/>
+      <w:r>
+        <w:rPr>
+          <w:rFonts w:ascii="Times New Roman" w:eastAsia="Times New Roman" w:hAnsi="Times New Roman" w:cs="Times New Roman"/>
+          <w:sz w:val="20"/>
+          <w:szCs w:val="20"/>
+        </w:rPr>
+        <w:t xml:space="preserve"> and password both are alphanumeric strings between 6 and 20 characters in length.</w:t>
       </w:r>
     </w:p>
     <w:p>
@@ -5254,7 +5297,25 @@
           <w:sz w:val="20"/>
           <w:szCs w:val="20"/>
         </w:rPr>
-        <w:t>All communications between client and server will use TCP/IP</w:t>
+        <w:t xml:space="preserve">All communications between client and server will </w:t>
+      </w:r>
+      <w:proofErr w:type="gramStart"/>
+      <w:r>
+        <w:rPr>
+          <w:rFonts w:ascii="Times New Roman" w:eastAsia="Times New Roman" w:hAnsi="Times New Roman" w:cs="Times New Roman"/>
+          <w:sz w:val="20"/>
+          <w:szCs w:val="20"/>
+        </w:rPr>
+        <w:t>use</w:t>
+      </w:r>
+      <w:proofErr w:type="gramEnd"/>
+      <w:r>
+        <w:rPr>
+          <w:rFonts w:ascii="Times New Roman" w:eastAsia="Times New Roman" w:hAnsi="Times New Roman" w:cs="Times New Roman"/>
+          <w:sz w:val="20"/>
+          <w:szCs w:val="20"/>
+        </w:rPr>
+        <w:t xml:space="preserve"> TCP/IP</w:t>
       </w:r>
     </w:p>
     <w:p>
@@ -5316,23 +5377,25 @@
           <w:sz w:val="20"/>
           <w:szCs w:val="20"/>
         </w:rPr>
-        <w:t>The Login Module (</w:t>
-      </w:r>
-      <w:r>
-        <w:rPr>
-          <w:rFonts w:ascii="Times New Roman" w:hAnsi="Times New Roman" w:cs="Times New Roman"/>
-          <w:sz w:val="20"/>
-          <w:szCs w:val="20"/>
-        </w:rPr>
-        <w:t>L</w:t>
-      </w:r>
-      <w:r>
-        <w:rPr>
-          <w:rFonts w:ascii="Times New Roman" w:hAnsi="Times New Roman" w:cs="Times New Roman"/>
-          <w:sz w:val="20"/>
-          <w:szCs w:val="20"/>
-        </w:rPr>
-        <w:t>M) contains a login menu to allow users to log into the communications app. This menu is displayed upon loading the client, (?) unless the server notes the user as currently logged in on that client.</w:t>
+        <w:t xml:space="preserve">The Login Module (LM) contains a login menu to allow users to log into the communications app. This menu is displayed upon loading the </w:t>
+      </w:r>
+      <w:proofErr w:type="gramStart"/>
+      <w:r>
+        <w:rPr>
+          <w:rFonts w:ascii="Times New Roman" w:hAnsi="Times New Roman" w:cs="Times New Roman"/>
+          <w:sz w:val="20"/>
+          <w:szCs w:val="20"/>
+        </w:rPr>
+        <w:t>client, (?)</w:t>
+      </w:r>
+      <w:proofErr w:type="gramEnd"/>
+      <w:r>
+        <w:rPr>
+          <w:rFonts w:ascii="Times New Roman" w:hAnsi="Times New Roman" w:cs="Times New Roman"/>
+          <w:sz w:val="20"/>
+          <w:szCs w:val="20"/>
+        </w:rPr>
+        <w:t xml:space="preserve"> unless the server notes the user as currently logged in on that client.</w:t>
       </w:r>
     </w:p>
     <w:p>
@@ -5458,7 +5521,25 @@
           <w:sz w:val="20"/>
           <w:szCs w:val="20"/>
         </w:rPr>
-        <w:t>(?) The user can select remember this username. After a successful login, the login menu will contain the username by default, with the checkbox already checked</w:t>
+        <w:t xml:space="preserve">(?) The user can </w:t>
+      </w:r>
+      <w:proofErr w:type="gramStart"/>
+      <w:r>
+        <w:rPr>
+          <w:rFonts w:ascii="Times New Roman" w:hAnsi="Times New Roman" w:cs="Times New Roman"/>
+          <w:sz w:val="20"/>
+          <w:szCs w:val="20"/>
+        </w:rPr>
+        <w:t>select</w:t>
+      </w:r>
+      <w:proofErr w:type="gramEnd"/>
+      <w:r>
+        <w:rPr>
+          <w:rFonts w:ascii="Times New Roman" w:hAnsi="Times New Roman" w:cs="Times New Roman"/>
+          <w:sz w:val="20"/>
+          <w:szCs w:val="20"/>
+        </w:rPr>
+        <w:t xml:space="preserve"> remember this username. After a successful login, the login menu will contain the username by default, with the checkbox already checked</w:t>
       </w:r>
     </w:p>
     <w:p>
@@ -5500,39 +5581,7 @@
           <w:sz w:val="20"/>
           <w:szCs w:val="20"/>
         </w:rPr>
-        <w:t>The C</w:t>
-      </w:r>
-      <w:r>
-        <w:rPr>
-          <w:rFonts w:ascii="Times New Roman" w:hAnsi="Times New Roman" w:cs="Times New Roman"/>
-          <w:sz w:val="20"/>
-          <w:szCs w:val="20"/>
-        </w:rPr>
-        <w:t xml:space="preserve">lient </w:t>
-      </w:r>
-      <w:r>
-        <w:rPr>
-          <w:rFonts w:ascii="Times New Roman" w:hAnsi="Times New Roman" w:cs="Times New Roman"/>
-          <w:sz w:val="20"/>
-          <w:szCs w:val="20"/>
-        </w:rPr>
-        <w:t>M</w:t>
-      </w:r>
-      <w:r>
-        <w:rPr>
-          <w:rFonts w:ascii="Times New Roman" w:hAnsi="Times New Roman" w:cs="Times New Roman"/>
-          <w:sz w:val="20"/>
-          <w:szCs w:val="20"/>
-        </w:rPr>
-        <w:t>odule (CM)</w:t>
-      </w:r>
-      <w:r>
-        <w:rPr>
-          <w:rFonts w:ascii="Times New Roman" w:hAnsi="Times New Roman" w:cs="Times New Roman"/>
-          <w:sz w:val="20"/>
-          <w:szCs w:val="20"/>
-        </w:rPr>
-        <w:t xml:space="preserve"> contains a communications menu to allow users to communicate with other users. This menu is displayed upon loading the client (?) only when the server notes the user as currently logged in on that client.</w:t>
+        <w:t>The Client Module (CM) contains a communications menu to allow users to communicate with other users. This menu is displayed upon loading the client (?) only when the server notes the user as currently logged in on that client.</w:t>
       </w:r>
     </w:p>
     <w:p>
@@ -5574,23 +5623,7 @@
           <w:sz w:val="20"/>
           <w:szCs w:val="20"/>
         </w:rPr>
-        <w:t>The communications menu contains a list of</w:t>
-      </w:r>
-      <w:r>
-        <w:rPr>
-          <w:rFonts w:ascii="Times New Roman" w:hAnsi="Times New Roman" w:cs="Times New Roman"/>
-          <w:sz w:val="20"/>
-          <w:szCs w:val="20"/>
-        </w:rPr>
-        <w:t xml:space="preserve"> chats the user is </w:t>
-      </w:r>
-      <w:r>
-        <w:rPr>
-          <w:rFonts w:ascii="Times New Roman" w:hAnsi="Times New Roman" w:cs="Times New Roman"/>
-          <w:sz w:val="20"/>
-          <w:szCs w:val="20"/>
-        </w:rPr>
-        <w:t>a part of</w:t>
+        <w:t>The communications menu contains a list of chats the user is a part of</w:t>
       </w:r>
     </w:p>
     <w:p>
@@ -5653,39 +5686,7 @@
           <w:sz w:val="20"/>
           <w:szCs w:val="20"/>
         </w:rPr>
-        <w:t>(?) The list is ordered from the one with the</w:t>
-      </w:r>
-      <w:r>
-        <w:rPr>
-          <w:rFonts w:ascii="Times New Roman" w:hAnsi="Times New Roman" w:cs="Times New Roman"/>
-          <w:sz w:val="20"/>
-          <w:szCs w:val="20"/>
-        </w:rPr>
-        <w:t xml:space="preserve"> most recent date contained in the most recent message or creation date</w:t>
-      </w:r>
-      <w:r>
-        <w:rPr>
-          <w:rFonts w:ascii="Times New Roman" w:hAnsi="Times New Roman" w:cs="Times New Roman"/>
-          <w:sz w:val="20"/>
-          <w:szCs w:val="20"/>
-        </w:rPr>
-        <w:t xml:space="preserve">, to the one </w:t>
-      </w:r>
-      <w:r>
-        <w:rPr>
-          <w:rFonts w:ascii="Times New Roman" w:hAnsi="Times New Roman" w:cs="Times New Roman"/>
-          <w:sz w:val="20"/>
-          <w:szCs w:val="20"/>
-        </w:rPr>
-        <w:t>that is the oldest</w:t>
-      </w:r>
-      <w:r>
-        <w:rPr>
-          <w:rFonts w:ascii="Times New Roman" w:hAnsi="Times New Roman" w:cs="Times New Roman"/>
-          <w:sz w:val="20"/>
-          <w:szCs w:val="20"/>
-        </w:rPr>
-        <w:t>. Chats can be pinned to the top of this list</w:t>
+        <w:t>(?) The list is ordered from the one with the most recent date contained in the most recent message or creation date, to the one that is the oldest. Chats can be pinned to the top of this list</w:t>
       </w:r>
     </w:p>
     <w:p>
@@ -5748,31 +5749,7 @@
           <w:sz w:val="20"/>
           <w:szCs w:val="20"/>
         </w:rPr>
-        <w:t>Only inputting 1 user</w:t>
-      </w:r>
-      <w:r>
-        <w:rPr>
-          <w:rFonts w:ascii="Times New Roman" w:hAnsi="Times New Roman" w:cs="Times New Roman"/>
-          <w:sz w:val="20"/>
-          <w:szCs w:val="20"/>
-        </w:rPr>
-        <w:t>name</w:t>
-      </w:r>
-      <w:r>
-        <w:rPr>
-          <w:rFonts w:ascii="Times New Roman" w:hAnsi="Times New Roman" w:cs="Times New Roman"/>
-          <w:sz w:val="20"/>
-          <w:szCs w:val="20"/>
-        </w:rPr>
-        <w:t xml:space="preserve"> </w:t>
-      </w:r>
-      <w:r>
-        <w:rPr>
-          <w:rFonts w:ascii="Times New Roman" w:hAnsi="Times New Roman" w:cs="Times New Roman"/>
-          <w:sz w:val="20"/>
-          <w:szCs w:val="20"/>
-        </w:rPr>
-        <w:t>defaults the chat’s designation as a private message chat. A user can select for the chat to be a group chat, designating it as a group message chat</w:t>
+        <w:t>Only inputting 1 username defaults the chat’s designation as a private message chat. A user can select for the chat to be a group chat, designating it as a group message chat</w:t>
       </w:r>
     </w:p>
     <w:p>
@@ -5835,15 +5812,25 @@
           <w:sz w:val="20"/>
           <w:szCs w:val="20"/>
         </w:rPr>
-        <w:t xml:space="preserve">The communications menu </w:t>
-      </w:r>
-      <w:r>
-        <w:rPr>
-          <w:rFonts w:ascii="Times New Roman" w:hAnsi="Times New Roman" w:cs="Times New Roman"/>
-          <w:sz w:val="20"/>
-          <w:szCs w:val="20"/>
-        </w:rPr>
-        <w:t>contains a profile button, displaying the user’s username, and a button to logout of the account</w:t>
+        <w:t xml:space="preserve">The communications menu contains a profile button, displaying the user’s username, and a button to </w:t>
+      </w:r>
+      <w:proofErr w:type="gramStart"/>
+      <w:r>
+        <w:rPr>
+          <w:rFonts w:ascii="Times New Roman" w:hAnsi="Times New Roman" w:cs="Times New Roman"/>
+          <w:sz w:val="20"/>
+          <w:szCs w:val="20"/>
+        </w:rPr>
+        <w:t>logout</w:t>
+      </w:r>
+      <w:proofErr w:type="gramEnd"/>
+      <w:r>
+        <w:rPr>
+          <w:rFonts w:ascii="Times New Roman" w:hAnsi="Times New Roman" w:cs="Times New Roman"/>
+          <w:sz w:val="20"/>
+          <w:szCs w:val="20"/>
+        </w:rPr>
+        <w:t xml:space="preserve"> of the account</w:t>
       </w:r>
     </w:p>
     <w:p>
@@ -5907,7 +5894,25 @@
           <w:sz w:val="20"/>
           <w:szCs w:val="20"/>
         </w:rPr>
-        <w:t>The chat selected must be designated as a private or a group chat.</w:t>
+        <w:t xml:space="preserve">The </w:t>
+      </w:r>
+      <w:proofErr w:type="gramStart"/>
+      <w:r>
+        <w:rPr>
+          <w:rFonts w:ascii="Times New Roman" w:hAnsi="Times New Roman" w:cs="Times New Roman"/>
+          <w:sz w:val="20"/>
+          <w:szCs w:val="20"/>
+        </w:rPr>
+        <w:t>chat selected</w:t>
+      </w:r>
+      <w:proofErr w:type="gramEnd"/>
+      <w:r>
+        <w:rPr>
+          <w:rFonts w:ascii="Times New Roman" w:hAnsi="Times New Roman" w:cs="Times New Roman"/>
+          <w:sz w:val="20"/>
+          <w:szCs w:val="20"/>
+        </w:rPr>
+        <w:t xml:space="preserve"> must be designated as a private or a group chat.</w:t>
       </w:r>
     </w:p>
     <w:p>
@@ -6033,31 +6038,7 @@
           <w:sz w:val="20"/>
           <w:szCs w:val="20"/>
         </w:rPr>
-        <w:t xml:space="preserve">When a message is sent, it is sent to the server to update the client of </w:t>
-      </w:r>
-      <w:r>
-        <w:rPr>
-          <w:rFonts w:ascii="Times New Roman" w:hAnsi="Times New Roman" w:cs="Times New Roman"/>
-          <w:sz w:val="20"/>
-          <w:szCs w:val="20"/>
-        </w:rPr>
-        <w:t xml:space="preserve">online </w:t>
-      </w:r>
-      <w:r>
-        <w:rPr>
-          <w:rFonts w:ascii="Times New Roman" w:hAnsi="Times New Roman" w:cs="Times New Roman"/>
-          <w:sz w:val="20"/>
-          <w:szCs w:val="20"/>
-        </w:rPr>
-        <w:t xml:space="preserve">users </w:t>
-      </w:r>
-      <w:r>
-        <w:rPr>
-          <w:rFonts w:ascii="Times New Roman" w:hAnsi="Times New Roman" w:cs="Times New Roman"/>
-          <w:sz w:val="20"/>
-          <w:szCs w:val="20"/>
-        </w:rPr>
-        <w:t>involved in the chat</w:t>
+        <w:t>When a message is sent, it is sent to the server to update the client of online users involved in the chat</w:t>
       </w:r>
     </w:p>
     <w:p>
@@ -6078,15 +6059,7 @@
           <w:sz w:val="20"/>
           <w:szCs w:val="20"/>
         </w:rPr>
-        <w:t>When a message is sent, the date and time stamp at that moment is sent to the server ensure messages are displayed in order</w:t>
-      </w:r>
-      <w:r>
-        <w:rPr>
-          <w:rFonts w:ascii="Times New Roman" w:hAnsi="Times New Roman" w:cs="Times New Roman"/>
-          <w:sz w:val="20"/>
-          <w:szCs w:val="20"/>
-        </w:rPr>
-        <w:t xml:space="preserve"> (? Should this be a time stamp when the message is sent or the server receives it?)</w:t>
+        <w:t>When a message is sent, the date and time stamp at that moment is sent to the server ensure messages are displayed in order (? Should this be a time stamp when the message is sent or the server receives it?)</w:t>
       </w:r>
     </w:p>
     <w:p>
@@ -6133,7 +6106,7 @@
     </w:p>
     <w:p>
       <w:pPr>
-        <w:pStyle w:val="3"/>
+        <w:pStyle w:val="Heading3"/>
         <w:keepLines w:val="0"/>
         <w:numPr>
           <w:ilvl w:val="2"/>
@@ -6178,15 +6151,7 @@
           <w:sz w:val="20"/>
           <w:szCs w:val="20"/>
         </w:rPr>
-        <w:t xml:space="preserve">IT has the same permissions as the </w:t>
-      </w:r>
-      <w:r>
-        <w:rPr>
-          <w:rFonts w:ascii="Times New Roman" w:hAnsi="Times New Roman" w:cs="Times New Roman"/>
-          <w:sz w:val="20"/>
-          <w:szCs w:val="20"/>
-        </w:rPr>
-        <w:t>client</w:t>
+        <w:t>IT has the same permissions as the client</w:t>
       </w:r>
     </w:p>
     <w:p>
@@ -6306,20 +6271,30 @@
           <w:sz w:val="20"/>
           <w:szCs w:val="20"/>
         </w:rPr>
-        <w:t>IT</w:t>
-      </w:r>
-      <w:r>
-        <w:rPr>
-          <w:rFonts w:ascii="Times New Roman" w:eastAsia="Times New Roman" w:hAnsi="Times New Roman" w:cs="Times New Roman"/>
-          <w:sz w:val="20"/>
-          <w:szCs w:val="20"/>
-        </w:rPr>
-        <w:t xml:space="preserve"> has a clickable button that has presents them their user interface</w:t>
-      </w:r>
-    </w:p>
-    <w:p>
-      <w:pPr>
-        <w:pStyle w:val="3"/>
+        <w:t xml:space="preserve">IT has a clickable button that has presents </w:t>
+      </w:r>
+      <w:proofErr w:type="gramStart"/>
+      <w:r>
+        <w:rPr>
+          <w:rFonts w:ascii="Times New Roman" w:eastAsia="Times New Roman" w:hAnsi="Times New Roman" w:cs="Times New Roman"/>
+          <w:sz w:val="20"/>
+          <w:szCs w:val="20"/>
+        </w:rPr>
+        <w:t>them</w:t>
+      </w:r>
+      <w:proofErr w:type="gramEnd"/>
+      <w:r>
+        <w:rPr>
+          <w:rFonts w:ascii="Times New Roman" w:eastAsia="Times New Roman" w:hAnsi="Times New Roman" w:cs="Times New Roman"/>
+          <w:sz w:val="20"/>
+          <w:szCs w:val="20"/>
+        </w:rPr>
+        <w:t xml:space="preserve"> their user interface</w:t>
+      </w:r>
+    </w:p>
+    <w:p>
+      <w:pPr>
+        <w:pStyle w:val="Heading3"/>
         <w:keepLines w:val="0"/>
         <w:numPr>
           <w:ilvl w:val="2"/>
@@ -6344,51 +6319,7 @@
           <w:sz w:val="24"/>
           <w:szCs w:val="24"/>
         </w:rPr>
-        <w:t>Communication</w:t>
-      </w:r>
-      <w:r>
-        <w:rPr>
-          <w:rFonts w:ascii="Times New Roman" w:eastAsia="Times New Roman" w:hAnsi="Times New Roman" w:cs="Times New Roman"/>
-          <w:b/>
-          <w:bCs/>
-          <w:color w:val="000000"/>
-          <w:sz w:val="24"/>
-          <w:szCs w:val="24"/>
-        </w:rPr>
-        <w:t>s</w:t>
-      </w:r>
-      <w:r>
-        <w:rPr>
-          <w:rFonts w:ascii="Times New Roman" w:eastAsia="Times New Roman" w:hAnsi="Times New Roman" w:cs="Times New Roman"/>
-          <w:b/>
-          <w:bCs/>
-          <w:color w:val="000000"/>
-          <w:sz w:val="24"/>
-          <w:szCs w:val="24"/>
-        </w:rPr>
-        <w:t xml:space="preserve"> </w:t>
-      </w:r>
-      <w:r>
-        <w:rPr>
-          <w:rFonts w:ascii="Times New Roman" w:eastAsia="Times New Roman" w:hAnsi="Times New Roman" w:cs="Times New Roman"/>
-          <w:b/>
-          <w:bCs/>
-          <w:color w:val="000000"/>
-          <w:sz w:val="24"/>
-          <w:szCs w:val="24"/>
-        </w:rPr>
-        <w:t>Server</w:t>
-      </w:r>
-      <w:r>
-        <w:rPr>
-          <w:rFonts w:ascii="Times New Roman" w:eastAsia="Times New Roman" w:hAnsi="Times New Roman" w:cs="Times New Roman"/>
-          <w:b/>
-          <w:bCs/>
-          <w:color w:val="000000"/>
-          <w:sz w:val="24"/>
-          <w:szCs w:val="24"/>
-        </w:rPr>
-        <w:t xml:space="preserve"> Module Requirements:</w:t>
+        <w:t>Communications Server Module Requirements:</w:t>
       </w:r>
     </w:p>
     <w:p>
@@ -6408,15 +6339,25 @@
           <w:sz w:val="20"/>
           <w:szCs w:val="20"/>
         </w:rPr>
-        <w:t xml:space="preserve">The Communications Server Module (CSM) </w:t>
-      </w:r>
-      <w:r>
-        <w:rPr>
-          <w:rFonts w:ascii="Times New Roman" w:eastAsia="Times New Roman" w:hAnsi="Times New Roman" w:cs="Times New Roman"/>
-          <w:sz w:val="20"/>
-          <w:szCs w:val="20"/>
-        </w:rPr>
-        <w:t>can store messages locally to in text files</w:t>
+        <w:t xml:space="preserve">The Communications Server Module (CSM) can store messages </w:t>
+      </w:r>
+      <w:proofErr w:type="gramStart"/>
+      <w:r>
+        <w:rPr>
+          <w:rFonts w:ascii="Times New Roman" w:eastAsia="Times New Roman" w:hAnsi="Times New Roman" w:cs="Times New Roman"/>
+          <w:sz w:val="20"/>
+          <w:szCs w:val="20"/>
+        </w:rPr>
+        <w:t>locally to</w:t>
+      </w:r>
+      <w:proofErr w:type="gramEnd"/>
+      <w:r>
+        <w:rPr>
+          <w:rFonts w:ascii="Times New Roman" w:eastAsia="Times New Roman" w:hAnsi="Times New Roman" w:cs="Times New Roman"/>
+          <w:sz w:val="20"/>
+          <w:szCs w:val="20"/>
+        </w:rPr>
+        <w:t xml:space="preserve"> in text files</w:t>
       </w:r>
     </w:p>
     <w:p>
@@ -6436,15 +6377,7 @@
           <w:sz w:val="20"/>
           <w:szCs w:val="20"/>
         </w:rPr>
-        <w:t>The format of these files will be comma-separated with the following fields: User ID, Username, Message, date and time stam</w:t>
-      </w:r>
-      <w:r>
-        <w:rPr>
-          <w:rFonts w:ascii="Times New Roman" w:eastAsia="Times New Roman" w:hAnsi="Times New Roman" w:cs="Times New Roman"/>
-          <w:sz w:val="20"/>
-          <w:szCs w:val="20"/>
-        </w:rPr>
-        <w:t>p.</w:t>
+        <w:t>The format of these files will be comma-separated with the following fields: User ID, Username, Message, date and time stamp.</w:t>
       </w:r>
     </w:p>
     <w:p>
@@ -6582,7 +6515,25 @@
           <w:sz w:val="20"/>
           <w:szCs w:val="20"/>
         </w:rPr>
-        <w:t>The CSM must send the messages to be displayed by the CM in the chronological order of their date and time stamps.</w:t>
+        <w:t xml:space="preserve">The CSM must send the messages </w:t>
+      </w:r>
+      <w:proofErr w:type="gramStart"/>
+      <w:r>
+        <w:rPr>
+          <w:rFonts w:ascii="Times New Roman" w:eastAsia="Times New Roman" w:hAnsi="Times New Roman" w:cs="Times New Roman"/>
+          <w:sz w:val="20"/>
+          <w:szCs w:val="20"/>
+        </w:rPr>
+        <w:t>to be displayed</w:t>
+      </w:r>
+      <w:proofErr w:type="gramEnd"/>
+      <w:r>
+        <w:rPr>
+          <w:rFonts w:ascii="Times New Roman" w:eastAsia="Times New Roman" w:hAnsi="Times New Roman" w:cs="Times New Roman"/>
+          <w:sz w:val="20"/>
+          <w:szCs w:val="20"/>
+        </w:rPr>
+        <w:t xml:space="preserve"> by the CM in the chronological order of their date and time stamps.</w:t>
       </w:r>
     </w:p>
     <w:p>
@@ -6683,12 +6634,30 @@
           <w:sz w:val="20"/>
           <w:szCs w:val="20"/>
         </w:rPr>
-        <w:t>Upon a user logging out, the CM will signal to the CSM in which the CSM marks the user as offline.</w:t>
-      </w:r>
-    </w:p>
-    <w:p>
-      <w:pPr>
-        <w:pStyle w:val="2"/>
+        <w:t xml:space="preserve">Upon </w:t>
+      </w:r>
+      <w:proofErr w:type="gramStart"/>
+      <w:r>
+        <w:rPr>
+          <w:rFonts w:ascii="Times New Roman" w:eastAsia="Times New Roman" w:hAnsi="Times New Roman" w:cs="Times New Roman"/>
+          <w:sz w:val="20"/>
+          <w:szCs w:val="20"/>
+        </w:rPr>
+        <w:t>a user</w:t>
+      </w:r>
+      <w:proofErr w:type="gramEnd"/>
+      <w:r>
+        <w:rPr>
+          <w:rFonts w:ascii="Times New Roman" w:eastAsia="Times New Roman" w:hAnsi="Times New Roman" w:cs="Times New Roman"/>
+          <w:sz w:val="20"/>
+          <w:szCs w:val="20"/>
+        </w:rPr>
+        <w:t xml:space="preserve"> logging out, the CM will signal to the CSM in which the CSM marks the user as offline.</w:t>
+      </w:r>
+    </w:p>
+    <w:p>
+      <w:pPr>
+        <w:pStyle w:val="Heading2"/>
         <w:keepLines w:val="0"/>
         <w:numPr>
           <w:ilvl w:val="1"/>
@@ -6723,21 +6692,99 @@
         <w:jc w:val="both"/>
         <w:rPr>
           <w:rFonts w:ascii="Times New Roman" w:eastAsia="Times New Roman" w:hAnsi="Times New Roman" w:cs="Times New Roman"/>
-          <w:color w:val="7030A0"/>
-          <w:sz w:val="20"/>
-          <w:szCs w:val="20"/>
-        </w:rPr>
-      </w:pPr>
-      <w:bookmarkStart w:id="14" w:name="kix.ju87p62dhkgz" w:colFirst="0" w:colLast="0"/>
-      <w:bookmarkEnd w:id="14"/>
-      <w:r>
-        <w:rPr>
-          <w:rFonts w:ascii="Times New Roman" w:eastAsia="Times New Roman" w:hAnsi="Times New Roman" w:cs="Times New Roman"/>
-          <w:color w:val="7030A0"/>
-          <w:sz w:val="20"/>
-          <w:szCs w:val="20"/>
-        </w:rPr>
-        <w:t xml:space="preserve">Provide module specific requirements as appropriate. </w:t>
+          <w:color w:val="000000" w:themeColor="text1"/>
+          <w:sz w:val="20"/>
+          <w:szCs w:val="20"/>
+        </w:rPr>
+      </w:pPr>
+      <w:r>
+        <w:rPr>
+          <w:rFonts w:ascii="Times New Roman" w:eastAsia="Times New Roman" w:hAnsi="Times New Roman" w:cs="Times New Roman"/>
+          <w:color w:val="000000" w:themeColor="text1"/>
+          <w:sz w:val="20"/>
+          <w:szCs w:val="20"/>
+        </w:rPr>
+        <w:t>This section specifies the external interfaces between the Communications System and external entities, including client devices, network protocols, and persistent storage files.</w:t>
+      </w:r>
+    </w:p>
+    <w:p>
+      <w:pPr>
+        <w:spacing w:before="80" w:line="240" w:lineRule="auto"/>
+        <w:ind w:left="720"/>
+        <w:jc w:val="both"/>
+        <w:rPr>
+          <w:rFonts w:ascii="Times New Roman" w:eastAsia="Times New Roman" w:hAnsi="Times New Roman" w:cs="Times New Roman"/>
+          <w:b/>
+          <w:bCs/>
+          <w:color w:val="000000" w:themeColor="text1"/>
+          <w:sz w:val="24"/>
+          <w:szCs w:val="24"/>
+          <w:lang w:val="en-US"/>
+        </w:rPr>
+      </w:pPr>
+      <w:r>
+        <w:rPr>
+          <w:rFonts w:ascii="Times New Roman" w:eastAsia="Times New Roman" w:hAnsi="Times New Roman" w:cs="Times New Roman"/>
+          <w:b/>
+          <w:bCs/>
+          <w:color w:val="000000" w:themeColor="text1"/>
+          <w:sz w:val="24"/>
+          <w:szCs w:val="24"/>
+          <w:lang w:val="en-US"/>
+        </w:rPr>
+        <w:t xml:space="preserve">      </w:t>
+      </w:r>
+    </w:p>
+    <w:p>
+      <w:pPr>
+        <w:spacing w:before="80" w:line="240" w:lineRule="auto"/>
+        <w:ind w:left="720"/>
+        <w:jc w:val="both"/>
+        <w:rPr>
+          <w:rFonts w:ascii="Times New Roman" w:eastAsia="Times New Roman" w:hAnsi="Times New Roman" w:cs="Times New Roman"/>
+          <w:b/>
+          <w:bCs/>
+          <w:color w:val="000000" w:themeColor="text1"/>
+          <w:sz w:val="24"/>
+          <w:szCs w:val="24"/>
+          <w:lang w:val="en-US"/>
+        </w:rPr>
+      </w:pPr>
+      <w:r>
+        <w:rPr>
+          <w:rFonts w:ascii="Times New Roman" w:eastAsia="Times New Roman" w:hAnsi="Times New Roman" w:cs="Times New Roman"/>
+          <w:b/>
+          <w:bCs/>
+          <w:color w:val="000000" w:themeColor="text1"/>
+          <w:sz w:val="24"/>
+          <w:szCs w:val="24"/>
+          <w:lang w:val="en-US"/>
+        </w:rPr>
+        <w:t xml:space="preserve"> </w:t>
+      </w:r>
+      <w:r>
+        <w:rPr>
+          <w:rFonts w:ascii="Times New Roman" w:eastAsia="Times New Roman" w:hAnsi="Times New Roman" w:cs="Times New Roman"/>
+          <w:b/>
+          <w:bCs/>
+          <w:color w:val="000000" w:themeColor="text1"/>
+          <w:sz w:val="24"/>
+          <w:szCs w:val="24"/>
+          <w:lang w:val="en-US"/>
+        </w:rPr>
+        <w:t xml:space="preserve"> </w:t>
+      </w:r>
+      <w:r>
+        <w:rPr>
+          <w:rFonts w:ascii="Times New Roman" w:eastAsia="Times New Roman" w:hAnsi="Times New Roman" w:cs="Times New Roman"/>
+          <w:b/>
+          <w:bCs/>
+          <w:color w:val="000000" w:themeColor="text1"/>
+          <w:sz w:val="24"/>
+          <w:szCs w:val="24"/>
+          <w:lang w:val="en-US"/>
+        </w:rPr>
+        <w:t>3.2.1 Client Application User Interface</w:t>
       </w:r>
     </w:p>
     <w:p>
@@ -6747,19 +6794,21 @@
         <w:jc w:val="both"/>
         <w:rPr>
           <w:rFonts w:ascii="Times New Roman" w:eastAsia="Times New Roman" w:hAnsi="Times New Roman" w:cs="Times New Roman"/>
-          <w:color w:val="7030A0"/>
-          <w:sz w:val="20"/>
-          <w:szCs w:val="20"/>
-        </w:rPr>
-      </w:pPr>
-      <w:r>
-        <w:rPr>
-          <w:rFonts w:ascii="Times New Roman" w:eastAsia="Times New Roman" w:hAnsi="Times New Roman" w:cs="Times New Roman"/>
-          <w:color w:val="7030A0"/>
-          <w:sz w:val="20"/>
-          <w:szCs w:val="20"/>
-        </w:rPr>
-        <w:t>Example:</w:t>
+          <w:color w:val="000000" w:themeColor="text1"/>
+          <w:sz w:val="20"/>
+          <w:szCs w:val="20"/>
+          <w:lang w:val="en-US"/>
+        </w:rPr>
+      </w:pPr>
+      <w:r>
+        <w:rPr>
+          <w:rFonts w:ascii="Times New Roman" w:eastAsia="Times New Roman" w:hAnsi="Times New Roman" w:cs="Times New Roman"/>
+          <w:color w:val="000000" w:themeColor="text1"/>
+          <w:sz w:val="20"/>
+          <w:szCs w:val="20"/>
+          <w:lang w:val="en-US"/>
+        </w:rPr>
+        <w:t>3.2.1.1 The system shall provide a text-based user interface for the Client Module to support login, chat selection, message viewing, and message sending.</w:t>
       </w:r>
     </w:p>
     <w:p>
@@ -6769,43 +6818,592 @@
         <w:jc w:val="both"/>
         <w:rPr>
           <w:rFonts w:ascii="Times New Roman" w:eastAsia="Times New Roman" w:hAnsi="Times New Roman" w:cs="Times New Roman"/>
-          <w:color w:val="7030A0"/>
-          <w:sz w:val="20"/>
-          <w:szCs w:val="20"/>
-        </w:rPr>
-      </w:pPr>
-      <w:r>
-        <w:rPr>
-          <w:rFonts w:ascii="Times New Roman" w:eastAsia="Times New Roman" w:hAnsi="Times New Roman" w:cs="Times New Roman"/>
-          <w:color w:val="7030A0"/>
-          <w:sz w:val="20"/>
-          <w:szCs w:val="20"/>
-        </w:rPr>
-        <w:t>3.2.1 The system must provide an interface to the University billing system administered by the Bursar’s office so that students can be automatically billed for the courses in which they have enrolled. The interface is to be in a comma-separated text file containing</w:t>
-      </w:r>
-      <w:r>
-        <w:rPr>
-          <w:rFonts w:ascii="Times New Roman" w:eastAsia="Times New Roman" w:hAnsi="Times New Roman" w:cs="Times New Roman"/>
-          <w:color w:val="800000"/>
-          <w:sz w:val="20"/>
-          <w:szCs w:val="20"/>
-          <w:u w:val="single"/>
+          <w:color w:val="000000" w:themeColor="text1"/>
+          <w:sz w:val="20"/>
+          <w:szCs w:val="20"/>
+          <w:lang w:val="en-US"/>
+        </w:rPr>
+      </w:pPr>
+      <w:r>
+        <w:rPr>
+          <w:rFonts w:ascii="Times New Roman" w:eastAsia="Times New Roman" w:hAnsi="Times New Roman" w:cs="Times New Roman"/>
+          <w:color w:val="000000" w:themeColor="text1"/>
+          <w:sz w:val="20"/>
+          <w:szCs w:val="20"/>
+          <w:lang w:val="en-US"/>
+        </w:rPr>
+        <w:t>3.2.1.2 The client interface shall display a login menu that accepts username and password input and displays login success</w:t>
+      </w:r>
+      <w:r>
+        <w:rPr>
+          <w:rFonts w:ascii="Times New Roman" w:eastAsia="Times New Roman" w:hAnsi="Times New Roman" w:cs="Times New Roman"/>
+          <w:color w:val="000000" w:themeColor="text1"/>
+          <w:sz w:val="20"/>
+          <w:szCs w:val="20"/>
+          <w:lang w:val="en-US"/>
+        </w:rPr>
+        <w:t xml:space="preserve"> or </w:t>
+      </w:r>
+      <w:r>
+        <w:rPr>
+          <w:rFonts w:ascii="Times New Roman" w:eastAsia="Times New Roman" w:hAnsi="Times New Roman" w:cs="Times New Roman"/>
+          <w:color w:val="000000" w:themeColor="text1"/>
+          <w:sz w:val="20"/>
+          <w:szCs w:val="20"/>
+          <w:lang w:val="en-US"/>
+        </w:rPr>
+        <w:t>failure feedback.</w:t>
+      </w:r>
+    </w:p>
+    <w:p>
+      <w:pPr>
+        <w:spacing w:before="80" w:line="240" w:lineRule="auto"/>
+        <w:ind w:left="1440"/>
+        <w:jc w:val="both"/>
+        <w:rPr>
+          <w:rFonts w:ascii="Times New Roman" w:eastAsia="Times New Roman" w:hAnsi="Times New Roman" w:cs="Times New Roman"/>
+          <w:color w:val="000000" w:themeColor="text1"/>
+          <w:sz w:val="20"/>
+          <w:szCs w:val="20"/>
+          <w:lang w:val="en-US"/>
+        </w:rPr>
+      </w:pPr>
+      <w:r>
+        <w:rPr>
+          <w:rFonts w:ascii="Times New Roman" w:eastAsia="Times New Roman" w:hAnsi="Times New Roman" w:cs="Times New Roman"/>
+          <w:color w:val="000000" w:themeColor="text1"/>
+          <w:sz w:val="20"/>
+          <w:szCs w:val="20"/>
+          <w:lang w:val="en-US"/>
+        </w:rPr>
+        <w:t>3.2.1.3 The client interface shall provide a communications menu that displays a list of chats the user is a member of, including a</w:t>
+      </w:r>
+      <w:r>
+        <w:rPr>
+          <w:rFonts w:ascii="Times New Roman" w:eastAsia="Times New Roman" w:hAnsi="Times New Roman" w:cs="Times New Roman"/>
+          <w:color w:val="000000" w:themeColor="text1"/>
+          <w:sz w:val="20"/>
+          <w:szCs w:val="20"/>
+          <w:lang w:val="en-US"/>
+        </w:rPr>
+        <w:t xml:space="preserve"> specific </w:t>
+      </w:r>
+      <w:r>
+        <w:rPr>
+          <w:rFonts w:ascii="Times New Roman" w:eastAsia="Times New Roman" w:hAnsi="Times New Roman" w:cs="Times New Roman"/>
+          <w:color w:val="000000" w:themeColor="text1"/>
+          <w:sz w:val="20"/>
+          <w:szCs w:val="20"/>
+          <w:lang w:val="en-US"/>
+        </w:rPr>
+        <w:t>indication of unread messages.</w:t>
+      </w:r>
+    </w:p>
+    <w:p>
+      <w:pPr>
+        <w:spacing w:before="80" w:line="240" w:lineRule="auto"/>
+        <w:ind w:left="1440"/>
+        <w:jc w:val="both"/>
+        <w:rPr>
+          <w:rFonts w:ascii="Times New Roman" w:eastAsia="Times New Roman" w:hAnsi="Times New Roman" w:cs="Times New Roman"/>
+          <w:color w:val="000000" w:themeColor="text1"/>
+          <w:sz w:val="20"/>
+          <w:szCs w:val="20"/>
+          <w:lang w:val="en-US"/>
+        </w:rPr>
+      </w:pPr>
+      <w:r>
+        <w:rPr>
+          <w:rFonts w:ascii="Times New Roman" w:eastAsia="Times New Roman" w:hAnsi="Times New Roman" w:cs="Times New Roman"/>
+          <w:color w:val="000000" w:themeColor="text1"/>
+          <w:sz w:val="20"/>
+          <w:szCs w:val="20"/>
+          <w:lang w:val="en-US"/>
+        </w:rPr>
+        <w:t>3.2.1.4 The client interface shall provide a chat view that displays message history in the selected chat, including sender username and message content.</w:t>
+      </w:r>
+    </w:p>
+    <w:p>
+      <w:pPr>
+        <w:spacing w:before="80" w:line="240" w:lineRule="auto"/>
+        <w:ind w:left="1440"/>
+        <w:jc w:val="both"/>
+        <w:rPr>
+          <w:rFonts w:ascii="Times New Roman" w:eastAsia="Times New Roman" w:hAnsi="Times New Roman" w:cs="Times New Roman"/>
+          <w:color w:val="000000" w:themeColor="text1"/>
+          <w:sz w:val="20"/>
+          <w:szCs w:val="20"/>
+          <w:lang w:val="en-US"/>
+        </w:rPr>
+      </w:pPr>
+      <w:r>
+        <w:rPr>
+          <w:rFonts w:ascii="Times New Roman" w:eastAsia="Times New Roman" w:hAnsi="Times New Roman" w:cs="Times New Roman"/>
+          <w:color w:val="000000" w:themeColor="text1"/>
+          <w:sz w:val="20"/>
+          <w:szCs w:val="20"/>
+          <w:lang w:val="en-US"/>
+        </w:rPr>
+        <w:t>3.2.1.5 The client interface shall provide a message input box and send action for transmitting messages to the server.</w:t>
+      </w:r>
+    </w:p>
+    <w:p>
+      <w:pPr>
+        <w:spacing w:before="80" w:line="240" w:lineRule="auto"/>
+        <w:ind w:left="1440"/>
+        <w:jc w:val="both"/>
+        <w:rPr>
+          <w:rFonts w:ascii="Times New Roman" w:eastAsia="Times New Roman" w:hAnsi="Times New Roman" w:cs="Times New Roman"/>
+          <w:color w:val="000000" w:themeColor="text1"/>
+          <w:sz w:val="20"/>
+          <w:szCs w:val="20"/>
+          <w:lang w:val="en-US"/>
+        </w:rPr>
+      </w:pPr>
+      <w:r>
+        <w:rPr>
+          <w:rFonts w:ascii="Times New Roman" w:eastAsia="Times New Roman" w:hAnsi="Times New Roman" w:cs="Times New Roman"/>
+          <w:color w:val="000000" w:themeColor="text1"/>
+          <w:sz w:val="20"/>
+          <w:szCs w:val="20"/>
+          <w:lang w:val="en-US"/>
+        </w:rPr>
+        <w:t>3.2.1.6 The client interface shall provide a logout function that ends the session and returns the user to the login menu.</w:t>
+      </w:r>
+    </w:p>
+    <w:p>
+      <w:pPr>
+        <w:spacing w:before="80" w:line="240" w:lineRule="auto"/>
+        <w:ind w:left="720"/>
+        <w:jc w:val="both"/>
+        <w:rPr>
+          <w:rFonts w:ascii="Times New Roman" w:eastAsia="Times New Roman" w:hAnsi="Times New Roman" w:cs="Times New Roman"/>
+          <w:b/>
+          <w:bCs/>
+          <w:color w:val="000000" w:themeColor="text1"/>
+          <w:sz w:val="24"/>
+          <w:szCs w:val="24"/>
+          <w:lang w:val="en-US"/>
+        </w:rPr>
+      </w:pPr>
+      <w:r>
+        <w:rPr>
+          <w:rFonts w:ascii="Times New Roman" w:eastAsia="Times New Roman" w:hAnsi="Times New Roman" w:cs="Times New Roman"/>
+          <w:b/>
+          <w:bCs/>
+          <w:color w:val="000000" w:themeColor="text1"/>
+          <w:sz w:val="20"/>
+          <w:szCs w:val="20"/>
+          <w:lang w:val="en-US"/>
+        </w:rPr>
+        <w:t xml:space="preserve">  </w:t>
+      </w:r>
+      <w:r>
+        <w:rPr>
+          <w:rFonts w:ascii="Times New Roman" w:eastAsia="Times New Roman" w:hAnsi="Times New Roman" w:cs="Times New Roman"/>
+          <w:b/>
+          <w:bCs/>
+          <w:color w:val="000000" w:themeColor="text1"/>
+          <w:sz w:val="24"/>
+          <w:szCs w:val="24"/>
+          <w:lang w:val="en-US"/>
+        </w:rPr>
+        <w:t>3.2.2 Network Communication Interface</w:t>
+      </w:r>
+    </w:p>
+    <w:p>
+      <w:pPr>
+        <w:spacing w:before="80" w:line="240" w:lineRule="auto"/>
+        <w:ind w:left="1440"/>
+        <w:jc w:val="both"/>
+        <w:rPr>
+          <w:rFonts w:ascii="Times New Roman" w:eastAsia="Times New Roman" w:hAnsi="Times New Roman" w:cs="Times New Roman"/>
+          <w:color w:val="000000" w:themeColor="text1"/>
+          <w:sz w:val="20"/>
+          <w:szCs w:val="20"/>
+          <w:lang w:val="en-US"/>
+        </w:rPr>
+      </w:pPr>
+      <w:r>
+        <w:rPr>
+          <w:rFonts w:ascii="Times New Roman" w:eastAsia="Times New Roman" w:hAnsi="Times New Roman" w:cs="Times New Roman"/>
+          <w:color w:val="000000" w:themeColor="text1"/>
+          <w:sz w:val="20"/>
+          <w:szCs w:val="20"/>
+          <w:lang w:val="en-US"/>
+        </w:rPr>
+        <w:t xml:space="preserve">3.2.2.1 All communication between the client and the communication service module shall use TCP/IP. </w:t>
+      </w:r>
+    </w:p>
+    <w:p>
+      <w:pPr>
+        <w:spacing w:before="80" w:line="240" w:lineRule="auto"/>
+        <w:ind w:left="1440"/>
+        <w:jc w:val="both"/>
+        <w:rPr>
+          <w:rFonts w:ascii="Times New Roman" w:eastAsia="Times New Roman" w:hAnsi="Times New Roman" w:cs="Times New Roman"/>
+          <w:color w:val="000000" w:themeColor="text1"/>
+          <w:sz w:val="20"/>
+          <w:szCs w:val="20"/>
+          <w:lang w:val="en-US"/>
+        </w:rPr>
+      </w:pPr>
+      <w:r>
+        <w:rPr>
+          <w:rFonts w:ascii="Times New Roman" w:eastAsia="Times New Roman" w:hAnsi="Times New Roman" w:cs="Times New Roman"/>
+          <w:color w:val="000000" w:themeColor="text1"/>
+          <w:sz w:val="20"/>
+          <w:szCs w:val="20"/>
+          <w:lang w:val="en-US"/>
+        </w:rPr>
+        <w:t>3.2.2.2 The system shall support a request/response messaging interface for chat creation, message sending, and message retrieval.</w:t>
+      </w:r>
+    </w:p>
+    <w:p>
+      <w:pPr>
+        <w:spacing w:before="80" w:line="240" w:lineRule="auto"/>
+        <w:ind w:left="1440"/>
+        <w:jc w:val="both"/>
+        <w:rPr>
+          <w:rFonts w:ascii="Times New Roman" w:eastAsia="Times New Roman" w:hAnsi="Times New Roman" w:cs="Times New Roman"/>
+          <w:color w:val="000000" w:themeColor="text1"/>
+          <w:sz w:val="20"/>
+          <w:szCs w:val="20"/>
+          <w:lang w:val="en-US"/>
+        </w:rPr>
+      </w:pPr>
+      <w:r>
+        <w:rPr>
+          <w:rFonts w:ascii="Times New Roman" w:eastAsia="Times New Roman" w:hAnsi="Times New Roman" w:cs="Times New Roman"/>
+          <w:color w:val="000000" w:themeColor="text1"/>
+          <w:sz w:val="20"/>
+          <w:szCs w:val="20"/>
+          <w:lang w:val="en-US"/>
+        </w:rPr>
+        <w:t>3.2.2.3 The system shall support server-to-client notifications for events including: new message received and unread message indicators.</w:t>
+      </w:r>
+    </w:p>
+    <w:p>
+      <w:pPr>
+        <w:spacing w:before="80" w:line="240" w:lineRule="auto"/>
+        <w:ind w:left="1440"/>
+        <w:jc w:val="both"/>
+        <w:rPr>
+          <w:rFonts w:ascii="Times New Roman" w:eastAsia="Times New Roman" w:hAnsi="Times New Roman" w:cs="Times New Roman"/>
+          <w:color w:val="000000" w:themeColor="text1"/>
+          <w:sz w:val="20"/>
+          <w:szCs w:val="20"/>
+          <w:lang w:val="en-US"/>
+        </w:rPr>
+      </w:pPr>
+      <w:r>
+        <w:rPr>
+          <w:rFonts w:ascii="Times New Roman" w:eastAsia="Times New Roman" w:hAnsi="Times New Roman" w:cs="Times New Roman"/>
+          <w:color w:val="000000" w:themeColor="text1"/>
+          <w:sz w:val="20"/>
+          <w:szCs w:val="20"/>
+          <w:lang w:val="en-US"/>
+        </w:rPr>
+        <w:t>3.2.2.</w:t>
+      </w:r>
+      <w:r>
+        <w:rPr>
+          <w:rFonts w:ascii="Times New Roman" w:eastAsia="Times New Roman" w:hAnsi="Times New Roman" w:cs="Times New Roman"/>
+          <w:color w:val="000000" w:themeColor="text1"/>
+          <w:sz w:val="20"/>
+          <w:szCs w:val="20"/>
+          <w:lang w:val="en-US"/>
+        </w:rPr>
+        <w:t>4</w:t>
+      </w:r>
+      <w:r>
+        <w:rPr>
+          <w:rFonts w:ascii="Times New Roman" w:eastAsia="Times New Roman" w:hAnsi="Times New Roman" w:cs="Times New Roman"/>
+          <w:color w:val="000000" w:themeColor="text1"/>
+          <w:sz w:val="20"/>
+          <w:szCs w:val="20"/>
+          <w:lang w:val="en-US"/>
+        </w:rPr>
+        <w:t xml:space="preserve"> The system shall detect and handle client disconnections and reconnections</w:t>
+      </w:r>
+      <w:r>
+        <w:rPr>
+          <w:rFonts w:ascii="Times New Roman" w:eastAsia="Times New Roman" w:hAnsi="Times New Roman" w:cs="Times New Roman"/>
+          <w:color w:val="000000" w:themeColor="text1"/>
+          <w:sz w:val="20"/>
+          <w:szCs w:val="20"/>
+          <w:lang w:val="en-US"/>
+        </w:rPr>
+        <w:t>.</w:t>
+      </w:r>
+    </w:p>
+    <w:p>
+      <w:pPr>
+        <w:spacing w:before="80" w:line="240" w:lineRule="auto"/>
+        <w:ind w:left="720"/>
+        <w:jc w:val="both"/>
+        <w:rPr>
+          <w:rFonts w:ascii="Times New Roman" w:eastAsia="Times New Roman" w:hAnsi="Times New Roman" w:cs="Times New Roman"/>
+          <w:b/>
+          <w:bCs/>
+          <w:color w:val="000000" w:themeColor="text1"/>
+          <w:sz w:val="24"/>
+          <w:szCs w:val="24"/>
+          <w:lang w:val="en-US"/>
+        </w:rPr>
+      </w:pPr>
+      <w:r>
+        <w:rPr>
+          <w:rFonts w:ascii="Times New Roman" w:eastAsia="Times New Roman" w:hAnsi="Times New Roman" w:cs="Times New Roman"/>
+          <w:b/>
+          <w:bCs/>
+          <w:color w:val="000000" w:themeColor="text1"/>
+          <w:sz w:val="24"/>
+          <w:szCs w:val="24"/>
+          <w:lang w:val="en-US"/>
+        </w:rPr>
+        <w:t xml:space="preserve"> 3.2.3 Storage Interface (File-Based)</w:t>
+      </w:r>
+    </w:p>
+    <w:p>
+      <w:pPr>
+        <w:spacing w:before="80" w:line="240" w:lineRule="auto"/>
+        <w:ind w:left="1440"/>
+        <w:jc w:val="both"/>
+        <w:rPr>
+          <w:rFonts w:ascii="Times New Roman" w:eastAsia="Times New Roman" w:hAnsi="Times New Roman" w:cs="Times New Roman"/>
+          <w:color w:val="000000" w:themeColor="text1"/>
+          <w:sz w:val="20"/>
+          <w:szCs w:val="20"/>
+          <w:lang w:val="en-US"/>
+        </w:rPr>
+      </w:pPr>
+      <w:r>
+        <w:rPr>
+          <w:rFonts w:ascii="Times New Roman" w:eastAsia="Times New Roman" w:hAnsi="Times New Roman" w:cs="Times New Roman"/>
+          <w:color w:val="000000" w:themeColor="text1"/>
+          <w:sz w:val="20"/>
+          <w:szCs w:val="20"/>
+          <w:lang w:val="en-US"/>
+        </w:rPr>
+        <w:t xml:space="preserve">3.2.3.1 The Communication Service Module shall store message history in a persistent document/file format (no database). </w:t>
+      </w:r>
+    </w:p>
+    <w:p>
+      <w:pPr>
+        <w:spacing w:before="80" w:line="240" w:lineRule="auto"/>
+        <w:ind w:left="1440"/>
+        <w:jc w:val="both"/>
+        <w:rPr>
+          <w:rFonts w:ascii="Times New Roman" w:eastAsia="Times New Roman" w:hAnsi="Times New Roman" w:cs="Times New Roman"/>
+          <w:color w:val="000000" w:themeColor="text1"/>
+          <w:sz w:val="20"/>
+          <w:szCs w:val="20"/>
+          <w:lang w:val="en-US"/>
+        </w:rPr>
+      </w:pPr>
+      <w:r>
+        <w:rPr>
+          <w:rFonts w:ascii="Times New Roman" w:eastAsia="Times New Roman" w:hAnsi="Times New Roman" w:cs="Times New Roman"/>
+          <w:color w:val="000000" w:themeColor="text1"/>
+          <w:sz w:val="20"/>
+          <w:szCs w:val="20"/>
+          <w:lang w:val="en-US"/>
+        </w:rPr>
+        <w:t xml:space="preserve">3.2.3.2 The system shall write stored messages in a format that preserves message ordering within each conversation. </w:t>
+      </w:r>
+    </w:p>
+    <w:p>
+      <w:pPr>
+        <w:spacing w:before="80" w:line="240" w:lineRule="auto"/>
+        <w:ind w:left="1440"/>
+        <w:jc w:val="both"/>
+        <w:rPr>
+          <w:rFonts w:ascii="Times New Roman" w:eastAsia="Times New Roman" w:hAnsi="Times New Roman" w:cs="Times New Roman"/>
+          <w:color w:val="000000" w:themeColor="text1"/>
+          <w:sz w:val="20"/>
+          <w:szCs w:val="20"/>
+          <w:lang w:val="en-US"/>
+        </w:rPr>
+      </w:pPr>
+      <w:r>
+        <w:rPr>
+          <w:rFonts w:ascii="Times New Roman" w:eastAsia="Times New Roman" w:hAnsi="Times New Roman" w:cs="Times New Roman"/>
+          <w:color w:val="000000" w:themeColor="text1"/>
+          <w:sz w:val="20"/>
+          <w:szCs w:val="20"/>
+          <w:lang w:val="en-US"/>
+        </w:rPr>
+        <w:t>3.2.3.3 The storage format shall include the following fields per message:</w:t>
+      </w:r>
+      <w:r>
+        <w:rPr>
+          <w:rFonts w:ascii="Times New Roman" w:eastAsia="Times New Roman" w:hAnsi="Times New Roman" w:cs="Times New Roman"/>
+          <w:color w:val="000000" w:themeColor="text1"/>
+          <w:sz w:val="20"/>
+          <w:szCs w:val="20"/>
+          <w:lang w:val="en-US"/>
         </w:rPr>
         <w:t xml:space="preserve"> </w:t>
       </w:r>
       <w:r>
         <w:rPr>
           <w:rFonts w:ascii="Times New Roman" w:eastAsia="Times New Roman" w:hAnsi="Times New Roman" w:cs="Times New Roman"/>
-          <w:color w:val="7030A0"/>
-          <w:sz w:val="20"/>
-          <w:szCs w:val="20"/>
-        </w:rPr>
-        <w:t>the following fields: student id, course id, term id, action. Where “action” is whether the student has added or dropped the course. The file will be exported nightly and will contain new transactions only. </w:t>
-      </w:r>
-    </w:p>
-    <w:p>
-      <w:pPr>
-        <w:pStyle w:val="2"/>
+          <w:color w:val="000000" w:themeColor="text1"/>
+          <w:sz w:val="20"/>
+          <w:szCs w:val="20"/>
+          <w:lang w:val="en-US"/>
+        </w:rPr>
+        <w:t>sender username, timestamp, and message content.</w:t>
+      </w:r>
+    </w:p>
+    <w:p>
+      <w:pPr>
+        <w:spacing w:before="80" w:line="240" w:lineRule="auto"/>
+        <w:ind w:left="1440"/>
+        <w:jc w:val="both"/>
+        <w:rPr>
+          <w:rFonts w:ascii="Times New Roman" w:eastAsia="Times New Roman" w:hAnsi="Times New Roman" w:cs="Times New Roman"/>
+          <w:color w:val="000000" w:themeColor="text1"/>
+          <w:sz w:val="20"/>
+          <w:szCs w:val="20"/>
+          <w:lang w:val="en-US"/>
+        </w:rPr>
+      </w:pPr>
+      <w:r>
+        <w:rPr>
+          <w:rFonts w:ascii="Times New Roman" w:eastAsia="Times New Roman" w:hAnsi="Times New Roman" w:cs="Times New Roman"/>
+          <w:color w:val="000000" w:themeColor="text1"/>
+          <w:sz w:val="20"/>
+          <w:szCs w:val="20"/>
+          <w:lang w:val="en-US"/>
+        </w:rPr>
+        <w:t xml:space="preserve">3.2.3.4 The system shall support offline message storage such that messages sent while a user is offline are available upon the user’s next login. </w:t>
+      </w:r>
+    </w:p>
+    <w:p>
+      <w:pPr>
+        <w:spacing w:before="80" w:line="240" w:lineRule="auto"/>
+        <w:ind w:firstLine="720"/>
+        <w:jc w:val="both"/>
+        <w:rPr>
+          <w:rFonts w:ascii="Times New Roman" w:eastAsia="Times New Roman" w:hAnsi="Times New Roman" w:cs="Times New Roman"/>
+          <w:b/>
+          <w:bCs/>
+          <w:color w:val="000000" w:themeColor="text1"/>
+          <w:sz w:val="24"/>
+          <w:szCs w:val="24"/>
+          <w:lang w:val="en-US"/>
+        </w:rPr>
+      </w:pPr>
+      <w:r>
+        <w:rPr>
+          <w:rFonts w:ascii="Times New Roman" w:eastAsia="Times New Roman" w:hAnsi="Times New Roman" w:cs="Times New Roman"/>
+          <w:b/>
+          <w:bCs/>
+          <w:color w:val="000000" w:themeColor="text1"/>
+          <w:sz w:val="20"/>
+          <w:szCs w:val="20"/>
+          <w:lang w:val="en-US"/>
+        </w:rPr>
+        <w:t xml:space="preserve">  </w:t>
+      </w:r>
+      <w:r>
+        <w:rPr>
+          <w:rFonts w:ascii="Times New Roman" w:eastAsia="Times New Roman" w:hAnsi="Times New Roman" w:cs="Times New Roman"/>
+          <w:b/>
+          <w:bCs/>
+          <w:color w:val="000000" w:themeColor="text1"/>
+          <w:sz w:val="24"/>
+          <w:szCs w:val="24"/>
+          <w:lang w:val="en-US"/>
+        </w:rPr>
+        <w:t>3.2.4 IT Module Interface</w:t>
+      </w:r>
+    </w:p>
+    <w:p>
+      <w:pPr>
+        <w:spacing w:before="80" w:line="240" w:lineRule="auto"/>
+        <w:ind w:left="1440"/>
+        <w:jc w:val="both"/>
+        <w:rPr>
+          <w:rFonts w:ascii="Times New Roman" w:eastAsia="Times New Roman" w:hAnsi="Times New Roman" w:cs="Times New Roman"/>
+          <w:color w:val="000000" w:themeColor="text1"/>
+          <w:sz w:val="20"/>
+          <w:szCs w:val="20"/>
+          <w:lang w:val="en-US"/>
+        </w:rPr>
+      </w:pPr>
+      <w:r>
+        <w:rPr>
+          <w:rFonts w:ascii="Times New Roman" w:eastAsia="Times New Roman" w:hAnsi="Times New Roman" w:cs="Times New Roman"/>
+          <w:color w:val="000000" w:themeColor="text1"/>
+          <w:sz w:val="20"/>
+          <w:szCs w:val="20"/>
+          <w:lang w:val="en-US"/>
+        </w:rPr>
+        <w:t xml:space="preserve">3.2.4.1 The system shall provide an IT interface that allows an IT user to view all conversations. </w:t>
+      </w:r>
+    </w:p>
+    <w:p>
+      <w:pPr>
+        <w:spacing w:before="80" w:line="240" w:lineRule="auto"/>
+        <w:ind w:left="1440"/>
+        <w:jc w:val="both"/>
+        <w:rPr>
+          <w:rFonts w:ascii="Times New Roman" w:eastAsia="Times New Roman" w:hAnsi="Times New Roman" w:cs="Times New Roman"/>
+          <w:color w:val="000000" w:themeColor="text1"/>
+          <w:sz w:val="20"/>
+          <w:szCs w:val="20"/>
+          <w:lang w:val="en-US"/>
+        </w:rPr>
+      </w:pPr>
+      <w:r>
+        <w:rPr>
+          <w:rFonts w:ascii="Times New Roman" w:eastAsia="Times New Roman" w:hAnsi="Times New Roman" w:cs="Times New Roman"/>
+          <w:color w:val="000000" w:themeColor="text1"/>
+          <w:sz w:val="20"/>
+          <w:szCs w:val="20"/>
+          <w:lang w:val="en-US"/>
+        </w:rPr>
+        <w:t>3.2.4.2 The IT interface shall provide the ability to select a conversation and view its message history in chronological order.</w:t>
+      </w:r>
+    </w:p>
+    <w:p>
+      <w:pPr>
+        <w:spacing w:before="80" w:line="240" w:lineRule="auto"/>
+        <w:ind w:left="1440"/>
+        <w:jc w:val="both"/>
+        <w:rPr>
+          <w:rFonts w:ascii="Times New Roman" w:eastAsia="Times New Roman" w:hAnsi="Times New Roman" w:cs="Times New Roman"/>
+          <w:color w:val="000000" w:themeColor="text1"/>
+          <w:sz w:val="20"/>
+          <w:szCs w:val="20"/>
+          <w:lang w:val="en-US"/>
+        </w:rPr>
+      </w:pPr>
+      <w:r>
+        <w:rPr>
+          <w:rFonts w:ascii="Times New Roman" w:eastAsia="Times New Roman" w:hAnsi="Times New Roman" w:cs="Times New Roman"/>
+          <w:color w:val="000000" w:themeColor="text1"/>
+          <w:sz w:val="20"/>
+          <w:szCs w:val="20"/>
+          <w:lang w:val="en-US"/>
+        </w:rPr>
+        <w:t>3.2.4.3 Access to the IT interface shall be restricted to authorized IT staff accounts.</w:t>
+      </w:r>
+    </w:p>
+    <w:p>
+      <w:pPr>
+        <w:ind w:left="2160"/>
+        <w:rPr>
+          <w:color w:val="000000" w:themeColor="text1"/>
+        </w:rPr>
+      </w:pPr>
+    </w:p>
+    <w:p>
+      <w:pPr>
+        <w:pStyle w:val="Heading2"/>
         <w:keepLines w:val="0"/>
         <w:numPr>
           <w:ilvl w:val="1"/>
@@ -6820,7 +7418,9 @@
           <w:szCs w:val="24"/>
         </w:rPr>
       </w:pPr>
+      <w:bookmarkStart w:id="14" w:name="kix.ju87p62dhkgz" w:colFirst="0" w:colLast="0"/>
       <w:bookmarkStart w:id="15" w:name="_jcui53jib2ip" w:colFirst="0" w:colLast="0"/>
+      <w:bookmarkEnd w:id="14"/>
       <w:bookmarkEnd w:id="15"/>
       <w:r>
         <w:rPr>
@@ -6830,12 +7430,13 @@
           <w:sz w:val="24"/>
           <w:szCs w:val="24"/>
         </w:rPr>
+        <w:lastRenderedPageBreak/>
         <w:t>Internal Interface Requirements</w:t>
       </w:r>
     </w:p>
     <w:p>
       <w:pPr>
-        <w:pStyle w:val="a6"/>
+        <w:pStyle w:val="ListParagraph"/>
         <w:ind w:left="720" w:firstLineChars="0" w:firstLine="720"/>
         <w:rPr>
           <w:rFonts w:ascii="Times New Roman" w:hAnsi="Times New Roman" w:cs="Times New Roman"/>
@@ -6854,7 +7455,7 @@
     </w:p>
     <w:p>
       <w:pPr>
-        <w:pStyle w:val="a6"/>
+        <w:pStyle w:val="ListParagraph"/>
         <w:ind w:left="720" w:firstLineChars="0" w:firstLine="720"/>
         <w:rPr>
           <w:rFonts w:ascii="Times New Roman" w:hAnsi="Times New Roman" w:cs="Times New Roman"/>
@@ -6883,7 +7484,7 @@
     </w:p>
     <w:p>
       <w:pPr>
-        <w:pStyle w:val="a6"/>
+        <w:pStyle w:val="ListParagraph"/>
         <w:ind w:left="720" w:firstLineChars="0" w:firstLine="720"/>
         <w:rPr>
           <w:rFonts w:ascii="Times New Roman" w:hAnsi="Times New Roman" w:cs="Times New Roman"/>
@@ -6922,7 +7523,7 @@
     </w:p>
     <w:p>
       <w:pPr>
-        <w:pStyle w:val="a6"/>
+        <w:pStyle w:val="ListParagraph"/>
         <w:ind w:left="720" w:firstLineChars="0" w:firstLine="720"/>
         <w:rPr>
           <w:rFonts w:ascii="Times New Roman" w:hAnsi="Times New Roman" w:cs="Times New Roman"/>
@@ -6961,7 +7562,7 @@
     </w:p>
     <w:p>
       <w:pPr>
-        <w:pStyle w:val="a6"/>
+        <w:pStyle w:val="ListParagraph"/>
         <w:ind w:left="720" w:firstLineChars="0" w:firstLine="720"/>
         <w:rPr>
           <w:rFonts w:ascii="Times New Roman" w:hAnsi="Times New Roman" w:cs="Times New Roman"/>
@@ -6982,7 +7583,7 @@
     </w:p>
     <w:p>
       <w:pPr>
-        <w:pStyle w:val="a6"/>
+        <w:pStyle w:val="ListParagraph"/>
         <w:ind w:left="720" w:firstLineChars="0" w:firstLine="720"/>
         <w:rPr>
           <w:rFonts w:ascii="Times New Roman" w:hAnsi="Times New Roman" w:cs="Times New Roman"/>
@@ -7021,7 +7622,7 @@
     </w:p>
     <w:p>
       <w:pPr>
-        <w:pStyle w:val="a6"/>
+        <w:pStyle w:val="ListParagraph"/>
         <w:ind w:left="720" w:firstLineChars="0" w:firstLine="720"/>
         <w:rPr>
           <w:rFonts w:ascii="Times New Roman" w:hAnsi="Times New Roman" w:cs="Times New Roman"/>
@@ -7060,7 +7661,7 @@
     </w:p>
     <w:p>
       <w:pPr>
-        <w:pStyle w:val="a6"/>
+        <w:pStyle w:val="ListParagraph"/>
         <w:ind w:left="720" w:firstLineChars="0" w:firstLine="720"/>
         <w:rPr>
           <w:rFonts w:ascii="Times New Roman" w:hAnsi="Times New Roman" w:cs="Times New Roman"/>
@@ -7127,7 +7728,7 @@
     </w:p>
     <w:p>
       <w:pPr>
-        <w:pStyle w:val="1"/>
+        <w:pStyle w:val="Heading1"/>
         <w:keepLines w:val="0"/>
         <w:pageBreakBefore/>
         <w:pBdr>
@@ -7162,7 +7763,7 @@
     </w:p>
     <w:p>
       <w:pPr>
-        <w:pStyle w:val="2"/>
+        <w:pStyle w:val="Heading2"/>
         <w:keepLines w:val="0"/>
         <w:numPr>
           <w:ilvl w:val="1"/>
@@ -7606,7 +8207,7 @@
     </w:p>
     <w:p>
       <w:pPr>
-        <w:pStyle w:val="2"/>
+        <w:pStyle w:val="Heading2"/>
         <w:keepLines w:val="0"/>
         <w:numPr>
           <w:ilvl w:val="1"/>
@@ -7766,25 +8367,7 @@
           <w:color w:val="000000" w:themeColor="text1"/>
           <w:lang w:eastAsia="zh-CN"/>
         </w:rPr>
-        <w:t xml:space="preserve"> be able to operate on </w:t>
-      </w:r>
-      <w:proofErr w:type="gramStart"/>
-      <w:r>
-        <w:rPr>
-          <w:rFonts w:hint="eastAsia"/>
-          <w:color w:val="000000" w:themeColor="text1"/>
-          <w:lang w:eastAsia="zh-CN"/>
-        </w:rPr>
-        <w:t>standard</w:t>
-      </w:r>
-      <w:proofErr w:type="gramEnd"/>
-      <w:r>
-        <w:rPr>
-          <w:rFonts w:hint="eastAsia"/>
-          <w:color w:val="000000" w:themeColor="text1"/>
-          <w:lang w:eastAsia="zh-CN"/>
-        </w:rPr>
-        <w:t xml:space="preserve"> operating system (Windows, Linux, MacOS)</w:t>
+        <w:t xml:space="preserve"> be able to operate on standard operating system (Windows, Linux, MacOS)</w:t>
       </w:r>
     </w:p>
     <w:p>
@@ -7859,7 +8442,7 @@
     </w:p>
     <w:p>
       <w:pPr>
-        <w:pStyle w:val="2"/>
+        <w:pStyle w:val="Heading2"/>
         <w:keepLines w:val="0"/>
         <w:numPr>
           <w:ilvl w:val="1"/>
@@ -8019,29 +8602,7 @@
           <w:szCs w:val="20"/>
           <w:lang w:eastAsia="zh-CN"/>
         </w:rPr>
-        <w:t xml:space="preserve"> maintain performance with </w:t>
-      </w:r>
-      <w:proofErr w:type="gramStart"/>
-      <w:r>
-        <w:rPr>
-          <w:rFonts w:ascii="Times New Roman" w:hAnsi="Times New Roman" w:cs="Times New Roman" w:hint="eastAsia"/>
-          <w:color w:val="000000" w:themeColor="text1"/>
-          <w:sz w:val="20"/>
-          <w:szCs w:val="20"/>
-          <w:lang w:eastAsia="zh-CN"/>
-        </w:rPr>
-        <w:t>increasing</w:t>
-      </w:r>
-      <w:proofErr w:type="gramEnd"/>
-      <w:r>
-        <w:rPr>
-          <w:rFonts w:ascii="Times New Roman" w:hAnsi="Times New Roman" w:cs="Times New Roman" w:hint="eastAsia"/>
-          <w:color w:val="000000" w:themeColor="text1"/>
-          <w:sz w:val="20"/>
-          <w:szCs w:val="20"/>
-          <w:lang w:eastAsia="zh-CN"/>
-        </w:rPr>
-        <w:t xml:space="preserve"> number of chats and messages.</w:t>
+        <w:t xml:space="preserve"> maintain performance with increasing number of chats and messages.</w:t>
       </w:r>
     </w:p>
     <w:p>
@@ -8184,44 +8745,8 @@
           <w:szCs w:val="20"/>
           <w:lang w:eastAsia="zh-CN"/>
         </w:rPr>
-        <w:t xml:space="preserve">he interface </w:t>
-      </w:r>
-      <w:proofErr w:type="gramStart"/>
-      <w:r>
-        <w:rPr>
-          <w:rFonts w:ascii="Times New Roman" w:hAnsi="Times New Roman" w:cs="Times New Roman" w:hint="eastAsia"/>
-          <w:color w:val="000000" w:themeColor="text1"/>
-          <w:sz w:val="20"/>
-          <w:szCs w:val="20"/>
-          <w:lang w:eastAsia="zh-CN"/>
-        </w:rPr>
-        <w:t>shall</w:t>
-      </w:r>
-      <w:proofErr w:type="gramEnd"/>
-      <w:r>
-        <w:rPr>
-          <w:rFonts w:ascii="Times New Roman" w:hAnsi="Times New Roman" w:cs="Times New Roman" w:hint="eastAsia"/>
-          <w:color w:val="000000" w:themeColor="text1"/>
-          <w:sz w:val="20"/>
-          <w:szCs w:val="20"/>
-          <w:lang w:eastAsia="zh-CN"/>
-        </w:rPr>
-        <w:t xml:space="preserve"> be intuitive and consistent.</w:t>
-      </w:r>
-    </w:p>
-    <w:p>
-      <w:pPr>
-        <w:pStyle w:val="2"/>
-        <w:keepLines w:val="0"/>
-        <w:spacing w:before="240" w:after="60" w:line="240" w:lineRule="auto"/>
-        <w:ind w:left="1440"/>
-        <w:rPr>
-          <w:rFonts w:ascii="Times New Roman" w:eastAsia="Times New Roman" w:hAnsi="Times New Roman" w:cs="Times New Roman" w:hint="eastAsia"/>
-          <w:color w:val="7030A0"/>
-          <w:sz w:val="20"/>
-          <w:szCs w:val="20"/>
-        </w:rPr>
-      </w:pPr>
+        <w:t>he interface shall be intuitive and consistent.</w:t>
+      </w:r>
     </w:p>
     <w:sectPr>
       <w:headerReference w:type="default" r:id="rId8"/>
@@ -8408,7 +8933,7 @@
   <w:abstractNum w:abstractNumId="1" w15:restartNumberingAfterBreak="0">
     <w:nsid w:val="00FB4FD5"/>
     <w:multiLevelType w:val="multilevel"/>
-    <w:tmpl w:val="F8E2B066"/>
+    <w:tmpl w:val="AFA4B394"/>
     <w:lvl w:ilvl="0">
       <w:start w:val="1"/>
       <w:numFmt w:val="decimal"/>
@@ -8442,9 +8967,9 @@
         <w:ind w:left="1980" w:hanging="360"/>
       </w:pPr>
       <w:rPr>
-        <w:rFonts w:ascii="Times New Roman" w:eastAsia="Arial" w:hAnsi="Times New Roman" w:cs="Times New Roman" w:hint="default"/>
-        <w:b w:val="0"/>
-        <w:bCs w:val="0"/>
+        <w:rFonts w:ascii="Arial" w:eastAsia="Arial" w:hAnsi="Arial" w:cs="Arial"/>
+        <w:b/>
+        <w:bCs/>
         <w:u w:val="none"/>
       </w:rPr>
     </w:lvl>
@@ -9350,7 +9875,7 @@
   <w:docDefaults>
     <w:rPrDefault>
       <w:rPr>
-        <w:rFonts w:ascii="Arial" w:eastAsiaTheme="minorEastAsia" w:hAnsi="Arial" w:cs="Arial"/>
+        <w:rFonts w:ascii="Arial" w:eastAsia="Arial" w:hAnsi="Arial" w:cs="Arial"/>
         <w:sz w:val="22"/>
         <w:szCs w:val="22"/>
         <w:lang w:val="en" w:eastAsia="en-US" w:bidi="ar-SA"/>
@@ -9740,14 +10265,14 @@
     <w:lsdException w:name="Unresolved Mention" w:semiHidden="1" w:unhideWhenUsed="1"/>
     <w:lsdException w:name="Smart Link" w:semiHidden="1" w:unhideWhenUsed="1"/>
   </w:latentStyles>
-  <w:style w:type="paragraph" w:default="1" w:styleId="a">
+  <w:style w:type="paragraph" w:default="1" w:styleId="Normal">
     <w:name w:val="Normal"/>
     <w:qFormat/>
   </w:style>
-  <w:style w:type="paragraph" w:styleId="1">
+  <w:style w:type="paragraph" w:styleId="Heading1">
     <w:name w:val="heading 1"/>
-    <w:basedOn w:val="a"/>
-    <w:next w:val="a"/>
+    <w:basedOn w:val="Normal"/>
+    <w:next w:val="Normal"/>
     <w:uiPriority w:val="9"/>
     <w:qFormat/>
     <w:pPr>
@@ -9761,11 +10286,10 @@
       <w:szCs w:val="40"/>
     </w:rPr>
   </w:style>
-  <w:style w:type="paragraph" w:styleId="2">
+  <w:style w:type="paragraph" w:styleId="Heading2">
     <w:name w:val="heading 2"/>
-    <w:basedOn w:val="a"/>
-    <w:next w:val="a"/>
-    <w:link w:val="20"/>
+    <w:basedOn w:val="Normal"/>
+    <w:next w:val="Normal"/>
     <w:uiPriority w:val="9"/>
     <w:unhideWhenUsed/>
     <w:qFormat/>
@@ -9780,10 +10304,10 @@
       <w:szCs w:val="32"/>
     </w:rPr>
   </w:style>
-  <w:style w:type="paragraph" w:styleId="3">
+  <w:style w:type="paragraph" w:styleId="Heading3">
     <w:name w:val="heading 3"/>
-    <w:basedOn w:val="a"/>
-    <w:next w:val="a"/>
+    <w:basedOn w:val="Normal"/>
+    <w:next w:val="Normal"/>
     <w:uiPriority w:val="9"/>
     <w:unhideWhenUsed/>
     <w:qFormat/>
@@ -9799,10 +10323,10 @@
       <w:szCs w:val="28"/>
     </w:rPr>
   </w:style>
-  <w:style w:type="paragraph" w:styleId="4">
+  <w:style w:type="paragraph" w:styleId="Heading4">
     <w:name w:val="heading 4"/>
-    <w:basedOn w:val="a"/>
-    <w:next w:val="a"/>
+    <w:basedOn w:val="Normal"/>
+    <w:next w:val="Normal"/>
     <w:uiPriority w:val="9"/>
     <w:semiHidden/>
     <w:unhideWhenUsed/>
@@ -9819,10 +10343,10 @@
       <w:szCs w:val="24"/>
     </w:rPr>
   </w:style>
-  <w:style w:type="paragraph" w:styleId="5">
+  <w:style w:type="paragraph" w:styleId="Heading5">
     <w:name w:val="heading 5"/>
-    <w:basedOn w:val="a"/>
-    <w:next w:val="a"/>
+    <w:basedOn w:val="Normal"/>
+    <w:next w:val="Normal"/>
     <w:uiPriority w:val="9"/>
     <w:semiHidden/>
     <w:unhideWhenUsed/>
@@ -9837,10 +10361,10 @@
       <w:color w:val="666666"/>
     </w:rPr>
   </w:style>
-  <w:style w:type="paragraph" w:styleId="6">
+  <w:style w:type="paragraph" w:styleId="Heading6">
     <w:name w:val="heading 6"/>
-    <w:basedOn w:val="a"/>
-    <w:next w:val="a"/>
+    <w:basedOn w:val="Normal"/>
+    <w:next w:val="Normal"/>
     <w:uiPriority w:val="9"/>
     <w:semiHidden/>
     <w:unhideWhenUsed/>
@@ -9857,13 +10381,12 @@
       <w:color w:val="666666"/>
     </w:rPr>
   </w:style>
-  <w:style w:type="character" w:default="1" w:styleId="a0">
+  <w:style w:type="character" w:default="1" w:styleId="DefaultParagraphFont">
     <w:name w:val="Default Paragraph Font"/>
     <w:uiPriority w:val="1"/>
-    <w:semiHidden/>
     <w:unhideWhenUsed/>
   </w:style>
-  <w:style w:type="table" w:default="1" w:styleId="a1">
+  <w:style w:type="table" w:default="1" w:styleId="TableNormal">
     <w:name w:val="Normal Table"/>
     <w:uiPriority w:val="99"/>
     <w:semiHidden/>
@@ -9878,13 +10401,13 @@
       </w:tblCellMar>
     </w:tblPr>
   </w:style>
-  <w:style w:type="numbering" w:default="1" w:styleId="a2">
+  <w:style w:type="numbering" w:default="1" w:styleId="NoList">
     <w:name w:val="No List"/>
     <w:uiPriority w:val="99"/>
     <w:semiHidden/>
     <w:unhideWhenUsed/>
   </w:style>
-  <w:style w:type="table" w:customStyle="1" w:styleId="TableNormal">
+  <w:style w:type="table" w:customStyle="1" w:styleId="TableNormal0">
     <w:name w:val="TableNormal"/>
     <w:tblPr>
       <w:tblCellMar>
@@ -9895,10 +10418,10 @@
       </w:tblCellMar>
     </w:tblPr>
   </w:style>
-  <w:style w:type="paragraph" w:styleId="a3">
+  <w:style w:type="paragraph" w:styleId="Title">
     <w:name w:val="Title"/>
-    <w:basedOn w:val="a"/>
-    <w:next w:val="a"/>
+    <w:basedOn w:val="Normal"/>
+    <w:next w:val="Normal"/>
     <w:uiPriority w:val="10"/>
     <w:qFormat/>
     <w:pPr>
@@ -9911,10 +10434,10 @@
       <w:szCs w:val="52"/>
     </w:rPr>
   </w:style>
-  <w:style w:type="paragraph" w:styleId="a4">
+  <w:style w:type="paragraph" w:styleId="Subtitle">
     <w:name w:val="Subtitle"/>
-    <w:basedOn w:val="a"/>
-    <w:next w:val="a"/>
+    <w:basedOn w:val="Normal"/>
+    <w:next w:val="Normal"/>
     <w:uiPriority w:val="11"/>
     <w:qFormat/>
     <w:pPr>
@@ -9928,8 +10451,8 @@
       <w:szCs w:val="30"/>
     </w:rPr>
   </w:style>
-  <w:style w:type="table" w:customStyle="1" w:styleId="a5">
-    <w:basedOn w:val="TableNormal"/>
+  <w:style w:type="table" w:customStyle="1" w:styleId="a">
+    <w:basedOn w:val="TableNormal0"/>
     <w:tblPr>
       <w:tblStyleRowBandSize w:val="1"/>
       <w:tblStyleColBandSize w:val="1"/>
@@ -9942,8 +10465,8 @@
   </w:style>
   <w:style w:type="paragraph" w:styleId="TOC1">
     <w:name w:val="toc 1"/>
-    <w:basedOn w:val="a"/>
-    <w:next w:val="a"/>
+    <w:basedOn w:val="Normal"/>
+    <w:next w:val="Normal"/>
     <w:rsid w:val="00DD3EFC"/>
     <w:pPr>
       <w:tabs>
@@ -9963,8 +10486,8 @@
   </w:style>
   <w:style w:type="paragraph" w:styleId="TOC2">
     <w:name w:val="toc 2"/>
-    <w:basedOn w:val="a"/>
-    <w:next w:val="a"/>
+    <w:basedOn w:val="Normal"/>
+    <w:next w:val="Normal"/>
     <w:rsid w:val="00DD3EFC"/>
     <w:pPr>
       <w:tabs>
@@ -9982,26 +10505,18 @@
       <w:lang w:val="en-US" w:eastAsia="zh-CN"/>
     </w:rPr>
   </w:style>
-  <w:style w:type="character" w:customStyle="1" w:styleId="20">
-    <w:name w:val="标题 2 字符"/>
-    <w:basedOn w:val="a0"/>
-    <w:link w:val="2"/>
-    <w:uiPriority w:val="9"/>
-    <w:rsid w:val="004C44BC"/>
-    <w:rPr>
-      <w:sz w:val="32"/>
-      <w:szCs w:val="32"/>
-    </w:rPr>
-  </w:style>
-  <w:style w:type="paragraph" w:styleId="a6">
+  <w:style w:type="paragraph" w:styleId="ListParagraph">
     <w:name w:val="List Paragraph"/>
-    <w:basedOn w:val="a"/>
+    <w:basedOn w:val="Normal"/>
     <w:uiPriority w:val="34"/>
     <w:qFormat/>
-    <w:rsid w:val="004C44BC"/>
+    <w:rsid w:val="00127F60"/>
     <w:pPr>
       <w:ind w:firstLineChars="200" w:firstLine="420"/>
     </w:pPr>
+    <w:rPr>
+      <w:rFonts w:eastAsiaTheme="minorEastAsia"/>
+    </w:rPr>
   </w:style>
 </w:styles>
 </file>

--- a/Communications SRS.docx
+++ b/Communications SRS.docx
@@ -180,7 +180,7 @@
     </w:p>
     <w:tbl>
       <w:tblPr>
-        <w:tblStyle w:val="a5"/>
+        <w:tblStyle w:val="a"/>
         <w:tblW w:w="8745" w:type="dxa"/>
         <w:tblInd w:w="0" w:type="dxa"/>
         <w:tblBorders>
@@ -699,6 +699,15 @@
               </w:rPr>
               <w:t xml:space="preserve"> </w:t>
             </w:r>
+            <w:r>
+              <w:rPr>
+                <w:rFonts w:ascii="Times New Roman" w:eastAsia="Times New Roman" w:hAnsi="Times New Roman" w:cs="Times New Roman"/>
+                <w:sz w:val="20"/>
+                <w:szCs w:val="20"/>
+                <w:u w:val="single"/>
+              </w:rPr>
+              <w:t>2/25/2026</w:t>
+            </w:r>
           </w:p>
         </w:tc>
         <w:tc>
@@ -769,6 +778,14 @@
               </w:rPr>
               <w:t xml:space="preserve"> </w:t>
             </w:r>
+            <w:r>
+              <w:rPr>
+                <w:rFonts w:ascii="Times New Roman" w:eastAsia="Times New Roman" w:hAnsi="Times New Roman" w:cs="Times New Roman"/>
+                <w:sz w:val="20"/>
+                <w:szCs w:val="20"/>
+              </w:rPr>
+              <w:t>Added the User Login Module</w:t>
+            </w:r>
           </w:p>
         </w:tc>
         <w:tc>
@@ -789,6 +806,9 @@
           </w:tcPr>
           <w:p>
             <w:pPr>
+              <w:tabs>
+                <w:tab w:val="center" w:pos="1085"/>
+              </w:tabs>
               <w:spacing w:before="40" w:after="40"/>
               <w:ind w:left="-120"/>
               <w:rPr>
@@ -804,6 +824,14 @@
                 <w:szCs w:val="20"/>
               </w:rPr>
               <w:t xml:space="preserve"> </w:t>
+            </w:r>
+            <w:r>
+              <w:rPr>
+                <w:rFonts w:ascii="Times New Roman" w:eastAsia="Times New Roman" w:hAnsi="Times New Roman" w:cs="Times New Roman"/>
+                <w:sz w:val="20"/>
+                <w:szCs w:val="20"/>
+              </w:rPr>
+              <w:t>Gary Alvarado</w:t>
             </w:r>
           </w:p>
         </w:tc>
@@ -847,6 +875,15 @@
               </w:rPr>
               <w:t xml:space="preserve"> </w:t>
             </w:r>
+            <w:r>
+              <w:rPr>
+                <w:rFonts w:ascii="Times New Roman" w:eastAsia="Times New Roman" w:hAnsi="Times New Roman" w:cs="Times New Roman"/>
+                <w:sz w:val="20"/>
+                <w:szCs w:val="20"/>
+                <w:u w:val="single"/>
+              </w:rPr>
+              <w:t>3/2/2026</w:t>
+            </w:r>
           </w:p>
         </w:tc>
         <w:tc>
@@ -917,6 +954,14 @@
               </w:rPr>
               <w:t xml:space="preserve"> </w:t>
             </w:r>
+            <w:r>
+              <w:rPr>
+                <w:rFonts w:ascii="Times New Roman" w:eastAsia="Times New Roman" w:hAnsi="Times New Roman" w:cs="Times New Roman"/>
+                <w:sz w:val="20"/>
+                <w:szCs w:val="20"/>
+              </w:rPr>
+              <w:t>Expanded sections 1 &amp; 2</w:t>
+            </w:r>
           </w:p>
         </w:tc>
         <w:tc>
@@ -952,6 +997,14 @@
                 <w:szCs w:val="20"/>
               </w:rPr>
               <w:t xml:space="preserve"> </w:t>
+            </w:r>
+            <w:r>
+              <w:rPr>
+                <w:rFonts w:ascii="Times New Roman" w:eastAsia="Times New Roman" w:hAnsi="Times New Roman" w:cs="Times New Roman"/>
+                <w:sz w:val="20"/>
+                <w:szCs w:val="20"/>
+              </w:rPr>
+              <w:t>Gary Alvarado</w:t>
             </w:r>
           </w:p>
         </w:tc>
@@ -4241,7 +4294,7 @@
     </w:sdt>
     <w:p>
       <w:pPr>
-        <w:pStyle w:val="1"/>
+        <w:pStyle w:val="Heading1"/>
         <w:keepLines w:val="0"/>
         <w:pageBreakBefore/>
         <w:numPr>
@@ -4299,7 +4352,7 @@
     </w:p>
     <w:p>
       <w:pPr>
-        <w:pStyle w:val="2"/>
+        <w:pStyle w:val="Heading2"/>
         <w:keepLines w:val="0"/>
         <w:numPr>
           <w:ilvl w:val="1"/>
@@ -4349,7 +4402,7 @@
     </w:p>
     <w:p>
       <w:pPr>
-        <w:pStyle w:val="2"/>
+        <w:pStyle w:val="Heading2"/>
         <w:keepLines w:val="0"/>
         <w:numPr>
           <w:ilvl w:val="1"/>
@@ -4379,29 +4432,213 @@
     </w:p>
     <w:p>
       <w:pPr>
+        <w:pStyle w:val="ListParagraph"/>
         <w:spacing w:before="80" w:line="240" w:lineRule="auto"/>
-        <w:ind w:left="720" w:firstLine="720"/>
+        <w:ind w:left="720" w:firstLineChars="0" w:firstLine="720"/>
         <w:jc w:val="both"/>
         <w:rPr>
           <w:rFonts w:ascii="Times New Roman" w:eastAsia="Times New Roman" w:hAnsi="Times New Roman" w:cs="Times New Roman"/>
-          <w:color w:val="7030A0"/>
-          <w:sz w:val="20"/>
-          <w:szCs w:val="20"/>
-        </w:rPr>
-      </w:pPr>
-      <w:r>
-        <w:rPr>
-          <w:rFonts w:ascii="Times New Roman" w:eastAsia="Times New Roman" w:hAnsi="Times New Roman" w:cs="Times New Roman"/>
-          <w:color w:val="7030A0"/>
-          <w:sz w:val="20"/>
-          <w:szCs w:val="20"/>
-        </w:rPr>
-        <w:t>List any acronyms, terms etc. that need to be defined.</w:t>
-      </w:r>
-    </w:p>
-    <w:p>
-      <w:pPr>
-        <w:pStyle w:val="2"/>
+          <w:sz w:val="20"/>
+          <w:szCs w:val="20"/>
+        </w:rPr>
+      </w:pPr>
+      <w:bookmarkStart w:id="3" w:name="_69bf2eprpi8q" w:colFirst="0" w:colLast="0"/>
+      <w:bookmarkEnd w:id="3"/>
+      <w:r>
+        <w:rPr>
+          <w:rFonts w:ascii="Times New Roman" w:eastAsia="Times New Roman" w:hAnsi="Times New Roman" w:cs="Times New Roman"/>
+          <w:sz w:val="20"/>
+          <w:szCs w:val="20"/>
+        </w:rPr>
+        <w:t>1.2.1</w:t>
+      </w:r>
+      <w:r>
+        <w:rPr>
+          <w:rFonts w:ascii="Times New Roman" w:eastAsia="Times New Roman" w:hAnsi="Times New Roman" w:cs="Times New Roman"/>
+          <w:sz w:val="20"/>
+          <w:szCs w:val="20"/>
+        </w:rPr>
+        <w:tab/>
+      </w:r>
+      <w:r>
+        <w:rPr>
+          <w:rFonts w:ascii="Times New Roman" w:eastAsia="Times New Roman" w:hAnsi="Times New Roman" w:cs="Times New Roman"/>
+          <w:sz w:val="20"/>
+          <w:szCs w:val="20"/>
+        </w:rPr>
+        <w:t>User Login Module</w:t>
+      </w:r>
+      <w:r>
+        <w:rPr>
+          <w:rFonts w:ascii="Times New Roman" w:eastAsia="Times New Roman" w:hAnsi="Times New Roman" w:cs="Times New Roman"/>
+          <w:sz w:val="20"/>
+          <w:szCs w:val="20"/>
+        </w:rPr>
+        <w:t xml:space="preserve"> - ULM</w:t>
+      </w:r>
+    </w:p>
+    <w:p>
+      <w:pPr>
+        <w:pStyle w:val="ListParagraph"/>
+        <w:spacing w:before="80" w:line="240" w:lineRule="auto"/>
+        <w:ind w:left="720" w:firstLineChars="0" w:firstLine="720"/>
+        <w:jc w:val="both"/>
+        <w:rPr>
+          <w:rFonts w:ascii="Times New Roman" w:eastAsia="Times New Roman" w:hAnsi="Times New Roman" w:cs="Times New Roman"/>
+          <w:sz w:val="20"/>
+          <w:szCs w:val="20"/>
+        </w:rPr>
+      </w:pPr>
+      <w:r>
+        <w:rPr>
+          <w:rFonts w:ascii="Times New Roman" w:eastAsia="Times New Roman" w:hAnsi="Times New Roman" w:cs="Times New Roman"/>
+          <w:sz w:val="20"/>
+          <w:szCs w:val="20"/>
+        </w:rPr>
+        <w:t>1.2.</w:t>
+      </w:r>
+      <w:r>
+        <w:rPr>
+          <w:rFonts w:ascii="Times New Roman" w:eastAsia="Times New Roman" w:hAnsi="Times New Roman" w:cs="Times New Roman"/>
+          <w:sz w:val="20"/>
+          <w:szCs w:val="20"/>
+        </w:rPr>
+        <w:t>2</w:t>
+      </w:r>
+      <w:r>
+        <w:rPr>
+          <w:rFonts w:ascii="Times New Roman" w:eastAsia="Times New Roman" w:hAnsi="Times New Roman" w:cs="Times New Roman"/>
+          <w:sz w:val="20"/>
+          <w:szCs w:val="20"/>
+        </w:rPr>
+        <w:tab/>
+      </w:r>
+      <w:r>
+        <w:rPr>
+          <w:rFonts w:ascii="Times New Roman" w:eastAsia="Times New Roman" w:hAnsi="Times New Roman" w:cs="Times New Roman"/>
+          <w:sz w:val="20"/>
+          <w:szCs w:val="20"/>
+        </w:rPr>
+        <w:t>Client Module</w:t>
+      </w:r>
+      <w:r>
+        <w:rPr>
+          <w:rFonts w:ascii="Times New Roman" w:eastAsia="Times New Roman" w:hAnsi="Times New Roman" w:cs="Times New Roman"/>
+          <w:sz w:val="20"/>
+          <w:szCs w:val="20"/>
+        </w:rPr>
+        <w:t xml:space="preserve"> - CM</w:t>
+      </w:r>
+    </w:p>
+    <w:p>
+      <w:pPr>
+        <w:pStyle w:val="ListParagraph"/>
+        <w:spacing w:before="80" w:line="240" w:lineRule="auto"/>
+        <w:ind w:left="720" w:firstLineChars="0" w:firstLine="720"/>
+        <w:jc w:val="both"/>
+        <w:rPr>
+          <w:rFonts w:ascii="Times New Roman" w:eastAsia="Times New Roman" w:hAnsi="Times New Roman" w:cs="Times New Roman"/>
+          <w:sz w:val="20"/>
+          <w:szCs w:val="20"/>
+        </w:rPr>
+      </w:pPr>
+      <w:r>
+        <w:rPr>
+          <w:rFonts w:ascii="Times New Roman" w:eastAsia="Times New Roman" w:hAnsi="Times New Roman" w:cs="Times New Roman"/>
+          <w:sz w:val="20"/>
+          <w:szCs w:val="20"/>
+        </w:rPr>
+        <w:t>1.2.</w:t>
+      </w:r>
+      <w:r>
+        <w:rPr>
+          <w:rFonts w:ascii="Times New Roman" w:eastAsia="Times New Roman" w:hAnsi="Times New Roman" w:cs="Times New Roman"/>
+          <w:sz w:val="20"/>
+          <w:szCs w:val="20"/>
+        </w:rPr>
+        <w:t>3</w:t>
+      </w:r>
+      <w:r>
+        <w:rPr>
+          <w:rFonts w:ascii="Times New Roman" w:eastAsia="Times New Roman" w:hAnsi="Times New Roman" w:cs="Times New Roman"/>
+          <w:sz w:val="20"/>
+          <w:szCs w:val="20"/>
+        </w:rPr>
+        <w:tab/>
+      </w:r>
+      <w:r>
+        <w:rPr>
+          <w:rFonts w:ascii="Times New Roman" w:eastAsia="Times New Roman" w:hAnsi="Times New Roman" w:cs="Times New Roman"/>
+          <w:sz w:val="20"/>
+          <w:szCs w:val="20"/>
+        </w:rPr>
+        <w:t>IT module</w:t>
+      </w:r>
+      <w:r>
+        <w:rPr>
+          <w:rFonts w:ascii="Times New Roman" w:eastAsia="Times New Roman" w:hAnsi="Times New Roman" w:cs="Times New Roman"/>
+          <w:sz w:val="20"/>
+          <w:szCs w:val="20"/>
+        </w:rPr>
+        <w:t xml:space="preserve"> - IM</w:t>
+      </w:r>
+    </w:p>
+    <w:p>
+      <w:pPr>
+        <w:pStyle w:val="ListParagraph"/>
+        <w:spacing w:before="80" w:line="240" w:lineRule="auto"/>
+        <w:ind w:left="720" w:firstLineChars="0" w:firstLine="720"/>
+        <w:jc w:val="both"/>
+        <w:rPr>
+          <w:rFonts w:ascii="Times New Roman" w:eastAsia="Times New Roman" w:hAnsi="Times New Roman" w:cs="Times New Roman"/>
+          <w:sz w:val="20"/>
+          <w:szCs w:val="20"/>
+        </w:rPr>
+      </w:pPr>
+      <w:r>
+        <w:rPr>
+          <w:rFonts w:ascii="Times New Roman" w:eastAsia="Times New Roman" w:hAnsi="Times New Roman" w:cs="Times New Roman"/>
+          <w:sz w:val="20"/>
+          <w:szCs w:val="20"/>
+        </w:rPr>
+        <w:t>1.2.</w:t>
+      </w:r>
+      <w:r>
+        <w:rPr>
+          <w:rFonts w:ascii="Times New Roman" w:eastAsia="Times New Roman" w:hAnsi="Times New Roman" w:cs="Times New Roman"/>
+          <w:sz w:val="20"/>
+          <w:szCs w:val="20"/>
+        </w:rPr>
+        <w:t>4</w:t>
+      </w:r>
+      <w:r>
+        <w:rPr>
+          <w:rFonts w:ascii="Times New Roman" w:eastAsia="Times New Roman" w:hAnsi="Times New Roman" w:cs="Times New Roman"/>
+          <w:sz w:val="20"/>
+          <w:szCs w:val="20"/>
+        </w:rPr>
+        <w:tab/>
+      </w:r>
+      <w:r>
+        <w:rPr>
+          <w:rFonts w:ascii="Times New Roman" w:eastAsia="Times New Roman" w:hAnsi="Times New Roman" w:cs="Times New Roman"/>
+          <w:sz w:val="20"/>
+          <w:szCs w:val="20"/>
+        </w:rPr>
+        <w:t>Communication Server Module</w:t>
+      </w:r>
+      <w:r>
+        <w:rPr>
+          <w:rFonts w:ascii="Times New Roman" w:eastAsia="Times New Roman" w:hAnsi="Times New Roman" w:cs="Times New Roman"/>
+          <w:sz w:val="20"/>
+          <w:szCs w:val="20"/>
+        </w:rPr>
+        <w:t xml:space="preserve"> - CSM</w:t>
+      </w:r>
+    </w:p>
+    <w:p>
+      <w:pPr>
+        <w:pStyle w:val="Heading2"/>
         <w:keepLines w:val="0"/>
         <w:numPr>
           <w:ilvl w:val="1"/>
@@ -4416,8 +4653,6 @@
           <w:szCs w:val="24"/>
         </w:rPr>
       </w:pPr>
-      <w:bookmarkStart w:id="3" w:name="_69bf2eprpi8q" w:colFirst="0" w:colLast="0"/>
-      <w:bookmarkEnd w:id="3"/>
       <w:r>
         <w:rPr>
           <w:rFonts w:ascii="Times New Roman" w:eastAsia="Times New Roman" w:hAnsi="Times New Roman" w:cs="Times New Roman"/>
@@ -4536,7 +4771,7 @@
     </w:p>
     <w:p>
       <w:pPr>
-        <w:pStyle w:val="2"/>
+        <w:pStyle w:val="Heading2"/>
         <w:keepLines w:val="0"/>
         <w:numPr>
           <w:ilvl w:val="1"/>
@@ -4585,7 +4820,737 @@
     </w:p>
     <w:p>
       <w:pPr>
-        <w:pStyle w:val="1"/>
+        <w:pStyle w:val="Heading1"/>
+        <w:keepLines w:val="0"/>
+        <w:pageBreakBefore/>
+        <w:numPr>
+          <w:ilvl w:val="0"/>
+          <w:numId w:val="1"/>
+        </w:numPr>
+        <w:pBdr>
+          <w:top w:val="single" w:sz="12" w:space="1" w:color="000000"/>
+          <w:left w:val="single" w:sz="12" w:space="0" w:color="000000"/>
+          <w:bottom w:val="single" w:sz="12" w:space="1" w:color="000000"/>
+          <w:right w:val="single" w:sz="12" w:space="1" w:color="000000"/>
+        </w:pBdr>
+        <w:spacing w:before="0" w:after="60" w:line="240" w:lineRule="auto"/>
+        <w:rPr>
+          <w:rFonts w:ascii="Times New Roman" w:eastAsia="Times New Roman" w:hAnsi="Times New Roman" w:cs="Times New Roman"/>
+          <w:b/>
+          <w:bCs/>
+          <w:sz w:val="36"/>
+          <w:szCs w:val="36"/>
+        </w:rPr>
+      </w:pPr>
+      <w:bookmarkStart w:id="5" w:name="_i989over2jdo" w:colFirst="0" w:colLast="0"/>
+      <w:bookmarkEnd w:id="5"/>
+      <w:r>
+        <w:rPr>
+          <w:rFonts w:ascii="Times New Roman" w:eastAsia="Times New Roman" w:hAnsi="Times New Roman" w:cs="Times New Roman"/>
+          <w:b/>
+          <w:bCs/>
+          <w:sz w:val="36"/>
+          <w:szCs w:val="36"/>
+        </w:rPr>
+        <w:lastRenderedPageBreak/>
+        <w:t>Overall Description</w:t>
+      </w:r>
+    </w:p>
+    <w:p>
+      <w:pPr>
+        <w:pStyle w:val="Heading2"/>
+        <w:keepLines w:val="0"/>
+        <w:numPr>
+          <w:ilvl w:val="1"/>
+          <w:numId w:val="1"/>
+        </w:numPr>
+        <w:spacing w:before="240" w:after="60" w:line="240" w:lineRule="auto"/>
+        <w:rPr>
+          <w:rFonts w:ascii="Times New Roman" w:eastAsia="Times New Roman" w:hAnsi="Times New Roman" w:cs="Times New Roman"/>
+          <w:b/>
+          <w:bCs/>
+          <w:sz w:val="24"/>
+          <w:szCs w:val="24"/>
+        </w:rPr>
+      </w:pPr>
+      <w:bookmarkStart w:id="6" w:name="_tr5q4aypoopp" w:colFirst="0" w:colLast="0"/>
+      <w:bookmarkEnd w:id="6"/>
+      <w:r>
+        <w:rPr>
+          <w:rFonts w:ascii="Times New Roman" w:eastAsia="Times New Roman" w:hAnsi="Times New Roman" w:cs="Times New Roman"/>
+          <w:b/>
+          <w:bCs/>
+          <w:sz w:val="24"/>
+          <w:szCs w:val="24"/>
+        </w:rPr>
+        <w:t>Product Perspective</w:t>
+      </w:r>
+    </w:p>
+    <w:p>
+      <w:pPr>
+        <w:ind w:left="1440"/>
+        <w:rPr>
+          <w:rFonts w:ascii="Times New Roman" w:eastAsia="Times New Roman" w:hAnsi="Times New Roman" w:cs="Times New Roman"/>
+          <w:sz w:val="20"/>
+          <w:szCs w:val="20"/>
+        </w:rPr>
+      </w:pPr>
+      <w:r>
+        <w:rPr>
+          <w:rFonts w:ascii="Times New Roman" w:eastAsia="Times New Roman" w:hAnsi="Times New Roman" w:cs="Times New Roman"/>
+          <w:sz w:val="20"/>
+          <w:szCs w:val="20"/>
+        </w:rPr>
+        <w:t xml:space="preserve">This product is a real-time communication </w:t>
+      </w:r>
+      <w:r>
+        <w:rPr>
+          <w:rFonts w:ascii="Times New Roman" w:eastAsia="Times New Roman" w:hAnsi="Times New Roman" w:cs="Times New Roman"/>
+          <w:sz w:val="20"/>
+          <w:szCs w:val="20"/>
+        </w:rPr>
+        <w:t xml:space="preserve">system that runs on a client to server connection. The product allows authenticated users to reach the server and send messages through TCP/IP networking connections. Ultimately the product should be able to support a large number of concurrent users with message history being stored in a data handling file. The system does not rely on external databases making it less optimized for retaining large storage of history data. </w:t>
+      </w:r>
+    </w:p>
+    <w:p>
+      <w:pPr>
+        <w:pStyle w:val="Heading2"/>
+        <w:keepLines w:val="0"/>
+        <w:numPr>
+          <w:ilvl w:val="1"/>
+          <w:numId w:val="1"/>
+        </w:numPr>
+        <w:spacing w:before="240" w:after="60" w:line="240" w:lineRule="auto"/>
+        <w:rPr>
+          <w:rFonts w:ascii="Times New Roman" w:eastAsia="Times New Roman" w:hAnsi="Times New Roman" w:cs="Times New Roman"/>
+          <w:b/>
+          <w:bCs/>
+          <w:sz w:val="24"/>
+          <w:szCs w:val="24"/>
+        </w:rPr>
+      </w:pPr>
+      <w:bookmarkStart w:id="7" w:name="_58cqszhmf3kk" w:colFirst="0" w:colLast="0"/>
+      <w:bookmarkEnd w:id="7"/>
+      <w:r>
+        <w:rPr>
+          <w:rFonts w:ascii="Times New Roman" w:eastAsia="Times New Roman" w:hAnsi="Times New Roman" w:cs="Times New Roman"/>
+          <w:b/>
+          <w:bCs/>
+          <w:sz w:val="24"/>
+          <w:szCs w:val="24"/>
+        </w:rPr>
+        <w:t>Product Architecture</w:t>
+      </w:r>
+    </w:p>
+    <w:p>
+      <w:pPr>
+        <w:spacing w:before="80" w:line="240" w:lineRule="auto"/>
+        <w:ind w:left="1440"/>
+        <w:jc w:val="both"/>
+        <w:rPr>
+          <w:rFonts w:ascii="Times New Roman" w:eastAsia="Times New Roman" w:hAnsi="Times New Roman" w:cs="Times New Roman"/>
+          <w:sz w:val="20"/>
+          <w:szCs w:val="20"/>
+        </w:rPr>
+      </w:pPr>
+      <w:r>
+        <w:rPr>
+          <w:rFonts w:ascii="Times New Roman" w:eastAsia="Times New Roman" w:hAnsi="Times New Roman" w:cs="Times New Roman"/>
+          <w:sz w:val="20"/>
+          <w:szCs w:val="20"/>
+        </w:rPr>
+        <w:t xml:space="preserve">The system will be organized into </w:t>
+      </w:r>
+      <w:r>
+        <w:rPr>
+          <w:rFonts w:ascii="Times New Roman" w:eastAsia="Times New Roman" w:hAnsi="Times New Roman" w:cs="Times New Roman"/>
+          <w:sz w:val="20"/>
+          <w:szCs w:val="20"/>
+        </w:rPr>
+        <w:t>4</w:t>
+      </w:r>
+      <w:r>
+        <w:rPr>
+          <w:rFonts w:ascii="Times New Roman" w:eastAsia="Times New Roman" w:hAnsi="Times New Roman" w:cs="Times New Roman"/>
+          <w:sz w:val="20"/>
+          <w:szCs w:val="20"/>
+        </w:rPr>
+        <w:t xml:space="preserve"> major modules:</w:t>
+      </w:r>
+      <w:r>
+        <w:rPr>
+          <w:rFonts w:ascii="Times New Roman" w:eastAsia="Times New Roman" w:hAnsi="Times New Roman" w:cs="Times New Roman"/>
+          <w:sz w:val="20"/>
+          <w:szCs w:val="20"/>
+        </w:rPr>
+        <w:t xml:space="preserve"> User Login Module,</w:t>
+      </w:r>
+      <w:r>
+        <w:rPr>
+          <w:rFonts w:ascii="Times New Roman" w:eastAsia="Times New Roman" w:hAnsi="Times New Roman" w:cs="Times New Roman"/>
+          <w:sz w:val="20"/>
+          <w:szCs w:val="20"/>
+        </w:rPr>
+        <w:t xml:space="preserve"> Client </w:t>
+      </w:r>
+      <w:r>
+        <w:rPr>
+          <w:rFonts w:ascii="Times New Roman" w:eastAsia="Times New Roman" w:hAnsi="Times New Roman" w:cs="Times New Roman"/>
+          <w:sz w:val="20"/>
+          <w:szCs w:val="20"/>
+        </w:rPr>
+        <w:t>M</w:t>
+      </w:r>
+      <w:r>
+        <w:rPr>
+          <w:rFonts w:ascii="Times New Roman" w:eastAsia="Times New Roman" w:hAnsi="Times New Roman" w:cs="Times New Roman"/>
+          <w:sz w:val="20"/>
+          <w:szCs w:val="20"/>
+        </w:rPr>
+        <w:t xml:space="preserve">odule, IT module, and </w:t>
+      </w:r>
+      <w:r>
+        <w:rPr>
+          <w:rFonts w:ascii="Times New Roman" w:eastAsia="Times New Roman" w:hAnsi="Times New Roman" w:cs="Times New Roman"/>
+          <w:sz w:val="20"/>
+          <w:szCs w:val="20"/>
+        </w:rPr>
+        <w:t>the Communication Server Module.</w:t>
+      </w:r>
+    </w:p>
+    <w:p>
+      <w:pPr>
+        <w:spacing w:before="80" w:line="240" w:lineRule="auto"/>
+        <w:ind w:left="1440"/>
+        <w:jc w:val="both"/>
+        <w:rPr>
+          <w:rFonts w:ascii="Times New Roman" w:eastAsia="Times New Roman" w:hAnsi="Times New Roman" w:cs="Times New Roman"/>
+          <w:sz w:val="20"/>
+          <w:szCs w:val="20"/>
+        </w:rPr>
+      </w:pPr>
+      <w:r>
+        <w:rPr>
+          <w:rFonts w:ascii="Times New Roman" w:eastAsia="Times New Roman" w:hAnsi="Times New Roman" w:cs="Times New Roman"/>
+          <w:sz w:val="20"/>
+          <w:szCs w:val="20"/>
+        </w:rPr>
+        <w:t>Note: System architecture should follow standard OO design practices.</w:t>
+      </w:r>
+    </w:p>
+    <w:p>
+      <w:pPr>
+        <w:spacing w:before="80" w:line="240" w:lineRule="auto"/>
+        <w:ind w:left="1440"/>
+        <w:jc w:val="both"/>
+        <w:rPr>
+          <w:rFonts w:ascii="Times New Roman" w:eastAsia="Times New Roman" w:hAnsi="Times New Roman" w:cs="Times New Roman"/>
+          <w:sz w:val="20"/>
+          <w:szCs w:val="20"/>
+        </w:rPr>
+      </w:pPr>
+      <w:r>
+        <w:rPr>
+          <w:rFonts w:ascii="Times New Roman" w:eastAsia="Times New Roman" w:hAnsi="Times New Roman" w:cs="Times New Roman"/>
+          <w:sz w:val="20"/>
+          <w:szCs w:val="20"/>
+        </w:rPr>
+        <w:t xml:space="preserve">The system will be designed so that the </w:t>
+      </w:r>
+      <w:r>
+        <w:rPr>
+          <w:rFonts w:ascii="Times New Roman" w:eastAsia="Times New Roman" w:hAnsi="Times New Roman" w:cs="Times New Roman"/>
+          <w:sz w:val="20"/>
+          <w:szCs w:val="20"/>
+        </w:rPr>
+        <w:t xml:space="preserve">ULM </w:t>
+      </w:r>
+      <w:r>
+        <w:rPr>
+          <w:rFonts w:ascii="Times New Roman" w:eastAsia="Times New Roman" w:hAnsi="Times New Roman" w:cs="Times New Roman"/>
+          <w:sz w:val="20"/>
+          <w:szCs w:val="20"/>
+        </w:rPr>
+        <w:t xml:space="preserve">is responsible for determining which user is assigned access to the </w:t>
+      </w:r>
+      <w:r>
+        <w:rPr>
+          <w:rFonts w:ascii="Times New Roman" w:eastAsia="Times New Roman" w:hAnsi="Times New Roman" w:cs="Times New Roman"/>
+          <w:sz w:val="20"/>
+          <w:szCs w:val="20"/>
+        </w:rPr>
+        <w:t>CM</w:t>
+      </w:r>
+      <w:r>
+        <w:rPr>
+          <w:rFonts w:ascii="Times New Roman" w:eastAsia="Times New Roman" w:hAnsi="Times New Roman" w:cs="Times New Roman"/>
+          <w:sz w:val="20"/>
+          <w:szCs w:val="20"/>
+        </w:rPr>
+        <w:t xml:space="preserve"> and I</w:t>
+      </w:r>
+      <w:r>
+        <w:rPr>
+          <w:rFonts w:ascii="Times New Roman" w:eastAsia="Times New Roman" w:hAnsi="Times New Roman" w:cs="Times New Roman"/>
+          <w:sz w:val="20"/>
+          <w:szCs w:val="20"/>
+        </w:rPr>
+        <w:t>M</w:t>
+      </w:r>
+      <w:r>
+        <w:rPr>
+          <w:rFonts w:ascii="Times New Roman" w:eastAsia="Times New Roman" w:hAnsi="Times New Roman" w:cs="Times New Roman"/>
+          <w:sz w:val="20"/>
+          <w:szCs w:val="20"/>
+        </w:rPr>
+        <w:t xml:space="preserve">. Once that has been determined the </w:t>
+      </w:r>
+      <w:r>
+        <w:rPr>
+          <w:rFonts w:ascii="Times New Roman" w:eastAsia="Times New Roman" w:hAnsi="Times New Roman" w:cs="Times New Roman"/>
+          <w:sz w:val="20"/>
+          <w:szCs w:val="20"/>
+        </w:rPr>
+        <w:t xml:space="preserve">CM </w:t>
+      </w:r>
+      <w:r>
+        <w:rPr>
+          <w:rFonts w:ascii="Times New Roman" w:eastAsia="Times New Roman" w:hAnsi="Times New Roman" w:cs="Times New Roman"/>
+          <w:sz w:val="20"/>
+          <w:szCs w:val="20"/>
+        </w:rPr>
+        <w:t xml:space="preserve">and </w:t>
+      </w:r>
+      <w:r>
+        <w:rPr>
+          <w:rFonts w:ascii="Times New Roman" w:eastAsia="Times New Roman" w:hAnsi="Times New Roman" w:cs="Times New Roman"/>
+          <w:sz w:val="20"/>
+          <w:szCs w:val="20"/>
+        </w:rPr>
+        <w:t xml:space="preserve">IM </w:t>
+      </w:r>
+      <w:r>
+        <w:rPr>
+          <w:rFonts w:ascii="Times New Roman" w:eastAsia="Times New Roman" w:hAnsi="Times New Roman" w:cs="Times New Roman"/>
+          <w:sz w:val="20"/>
+          <w:szCs w:val="20"/>
+        </w:rPr>
+        <w:t xml:space="preserve">will be directly connected to </w:t>
+      </w:r>
+      <w:r>
+        <w:rPr>
+          <w:rFonts w:ascii="Times New Roman" w:eastAsia="Times New Roman" w:hAnsi="Times New Roman" w:cs="Times New Roman"/>
+          <w:sz w:val="20"/>
+          <w:szCs w:val="20"/>
+        </w:rPr>
+        <w:t xml:space="preserve">CSM </w:t>
+      </w:r>
+      <w:r>
+        <w:rPr>
+          <w:rFonts w:ascii="Times New Roman" w:eastAsia="Times New Roman" w:hAnsi="Times New Roman" w:cs="Times New Roman"/>
+          <w:sz w:val="20"/>
+          <w:szCs w:val="20"/>
+        </w:rPr>
+        <w:t xml:space="preserve">granting access to messaging services, along with respective </w:t>
+      </w:r>
+      <w:r>
+        <w:rPr>
+          <w:rFonts w:ascii="Times New Roman" w:eastAsia="Times New Roman" w:hAnsi="Times New Roman" w:cs="Times New Roman"/>
+          <w:sz w:val="20"/>
+          <w:szCs w:val="20"/>
+        </w:rPr>
+        <w:t xml:space="preserve">CM </w:t>
+      </w:r>
+      <w:r>
+        <w:rPr>
+          <w:rFonts w:ascii="Times New Roman" w:eastAsia="Times New Roman" w:hAnsi="Times New Roman" w:cs="Times New Roman"/>
+          <w:sz w:val="20"/>
+          <w:szCs w:val="20"/>
+        </w:rPr>
+        <w:t xml:space="preserve">and </w:t>
+      </w:r>
+      <w:r>
+        <w:rPr>
+          <w:rFonts w:ascii="Times New Roman" w:eastAsia="Times New Roman" w:hAnsi="Times New Roman" w:cs="Times New Roman"/>
+          <w:sz w:val="20"/>
+          <w:szCs w:val="20"/>
+        </w:rPr>
+        <w:t xml:space="preserve">IM </w:t>
+      </w:r>
+      <w:r>
+        <w:rPr>
+          <w:rFonts w:ascii="Times New Roman" w:eastAsia="Times New Roman" w:hAnsi="Times New Roman" w:cs="Times New Roman"/>
+          <w:sz w:val="20"/>
+          <w:szCs w:val="20"/>
+        </w:rPr>
+        <w:t>permissions. The CSM provides the main functionality behind the products design.</w:t>
+      </w:r>
+    </w:p>
+    <w:p>
+      <w:pPr>
+        <w:pStyle w:val="Heading2"/>
+        <w:keepLines w:val="0"/>
+        <w:numPr>
+          <w:ilvl w:val="1"/>
+          <w:numId w:val="1"/>
+        </w:numPr>
+        <w:spacing w:before="240" w:after="60" w:line="240" w:lineRule="auto"/>
+        <w:rPr>
+          <w:rFonts w:ascii="Times New Roman" w:eastAsia="Times New Roman" w:hAnsi="Times New Roman" w:cs="Times New Roman"/>
+          <w:b/>
+          <w:bCs/>
+          <w:sz w:val="24"/>
+          <w:szCs w:val="24"/>
+        </w:rPr>
+      </w:pPr>
+      <w:bookmarkStart w:id="8" w:name="_m57bpuqzd5f7" w:colFirst="0" w:colLast="0"/>
+      <w:bookmarkEnd w:id="8"/>
+      <w:r>
+        <w:rPr>
+          <w:rFonts w:ascii="Times New Roman" w:eastAsia="Times New Roman" w:hAnsi="Times New Roman" w:cs="Times New Roman"/>
+          <w:b/>
+          <w:bCs/>
+          <w:sz w:val="24"/>
+          <w:szCs w:val="24"/>
+        </w:rPr>
+        <w:t>Product Functionality/Features</w:t>
+      </w:r>
+    </w:p>
+    <w:p>
+      <w:pPr>
+        <w:spacing w:line="240" w:lineRule="auto"/>
+        <w:ind w:left="1440"/>
+        <w:rPr>
+          <w:rFonts w:ascii="Times New Roman" w:eastAsia="Times New Roman" w:hAnsi="Times New Roman" w:cs="Times New Roman"/>
+          <w:sz w:val="20"/>
+          <w:szCs w:val="20"/>
+        </w:rPr>
+      </w:pPr>
+      <w:r>
+        <w:rPr>
+          <w:rFonts w:ascii="Times New Roman" w:eastAsia="Times New Roman" w:hAnsi="Times New Roman" w:cs="Times New Roman"/>
+          <w:sz w:val="20"/>
+          <w:szCs w:val="20"/>
+        </w:rPr>
+        <w:t>The high-level features of the system are as follows (see section 3 of this document for more detailed requirements that address these features):</w:t>
+      </w:r>
+    </w:p>
+    <w:p>
+      <w:pPr>
+        <w:spacing w:line="240" w:lineRule="auto"/>
+        <w:ind w:left="1440"/>
+        <w:rPr>
+          <w:rFonts w:ascii="Times New Roman" w:eastAsia="Times New Roman" w:hAnsi="Times New Roman" w:cs="Times New Roman"/>
+          <w:sz w:val="20"/>
+          <w:szCs w:val="20"/>
+        </w:rPr>
+      </w:pPr>
+    </w:p>
+    <w:p>
+      <w:pPr>
+        <w:spacing w:line="240" w:lineRule="auto"/>
+        <w:ind w:left="1440"/>
+        <w:rPr>
+          <w:rFonts w:ascii="Times New Roman" w:eastAsia="Times New Roman" w:hAnsi="Times New Roman" w:cs="Times New Roman"/>
+          <w:sz w:val="20"/>
+          <w:szCs w:val="20"/>
+        </w:rPr>
+      </w:pPr>
+      <w:r>
+        <w:rPr>
+          <w:rFonts w:ascii="Times New Roman" w:eastAsia="Times New Roman" w:hAnsi="Times New Roman" w:cs="Times New Roman"/>
+          <w:sz w:val="20"/>
+          <w:szCs w:val="20"/>
+        </w:rPr>
+        <w:t>1.User account management</w:t>
+      </w:r>
+    </w:p>
+    <w:p>
+      <w:pPr>
+        <w:spacing w:line="240" w:lineRule="auto"/>
+        <w:ind w:left="1440"/>
+        <w:rPr>
+          <w:rFonts w:ascii="Times New Roman" w:eastAsia="Times New Roman" w:hAnsi="Times New Roman" w:cs="Times New Roman"/>
+          <w:sz w:val="20"/>
+          <w:szCs w:val="20"/>
+        </w:rPr>
+      </w:pPr>
+      <w:r>
+        <w:rPr>
+          <w:rFonts w:ascii="Times New Roman" w:eastAsia="Times New Roman" w:hAnsi="Times New Roman" w:cs="Times New Roman"/>
+          <w:sz w:val="20"/>
+          <w:szCs w:val="20"/>
+        </w:rPr>
+        <w:t>2.Real-time text messaging</w:t>
+      </w:r>
+    </w:p>
+    <w:p>
+      <w:pPr>
+        <w:spacing w:line="240" w:lineRule="auto"/>
+        <w:ind w:left="1440"/>
+        <w:rPr>
+          <w:rFonts w:ascii="Times New Roman" w:eastAsia="Times New Roman" w:hAnsi="Times New Roman" w:cs="Times New Roman"/>
+          <w:sz w:val="20"/>
+          <w:szCs w:val="20"/>
+        </w:rPr>
+      </w:pPr>
+      <w:r>
+        <w:rPr>
+          <w:rFonts w:ascii="Times New Roman" w:eastAsia="Times New Roman" w:hAnsi="Times New Roman" w:cs="Times New Roman"/>
+          <w:sz w:val="20"/>
+          <w:szCs w:val="20"/>
+        </w:rPr>
+        <w:t>3.group communication</w:t>
+      </w:r>
+    </w:p>
+    <w:p>
+      <w:pPr>
+        <w:spacing w:line="240" w:lineRule="auto"/>
+        <w:ind w:left="1440"/>
+        <w:rPr>
+          <w:rFonts w:ascii="Times New Roman" w:eastAsia="Times New Roman" w:hAnsi="Times New Roman" w:cs="Times New Roman"/>
+          <w:sz w:val="20"/>
+          <w:szCs w:val="20"/>
+        </w:rPr>
+      </w:pPr>
+      <w:r>
+        <w:rPr>
+          <w:rFonts w:ascii="Times New Roman" w:eastAsia="Times New Roman" w:hAnsi="Times New Roman" w:cs="Times New Roman"/>
+          <w:sz w:val="20"/>
+          <w:szCs w:val="20"/>
+        </w:rPr>
+        <w:t>4.inquire history message</w:t>
+      </w:r>
+    </w:p>
+    <w:p>
+      <w:pPr>
+        <w:pStyle w:val="Heading2"/>
+        <w:keepLines w:val="0"/>
+        <w:numPr>
+          <w:ilvl w:val="1"/>
+          <w:numId w:val="1"/>
+        </w:numPr>
+        <w:spacing w:before="240" w:after="60" w:line="240" w:lineRule="auto"/>
+        <w:rPr>
+          <w:rFonts w:ascii="Times New Roman" w:eastAsia="Times New Roman" w:hAnsi="Times New Roman" w:cs="Times New Roman"/>
+          <w:b/>
+          <w:bCs/>
+          <w:sz w:val="24"/>
+          <w:szCs w:val="24"/>
+        </w:rPr>
+      </w:pPr>
+      <w:bookmarkStart w:id="9" w:name="_65pluhgrf7bn" w:colFirst="0" w:colLast="0"/>
+      <w:bookmarkEnd w:id="9"/>
+      <w:r>
+        <w:rPr>
+          <w:rFonts w:ascii="Times New Roman" w:eastAsia="Times New Roman" w:hAnsi="Times New Roman" w:cs="Times New Roman"/>
+          <w:b/>
+          <w:bCs/>
+          <w:sz w:val="24"/>
+          <w:szCs w:val="24"/>
+        </w:rPr>
+        <w:t>Constraints</w:t>
+      </w:r>
+    </w:p>
+    <w:p>
+      <w:pPr>
+        <w:spacing w:before="80" w:line="240" w:lineRule="auto"/>
+        <w:ind w:left="1440"/>
+        <w:jc w:val="both"/>
+        <w:rPr>
+          <w:rFonts w:ascii="Times New Roman" w:eastAsia="Times New Roman" w:hAnsi="Times New Roman" w:cs="Times New Roman"/>
+          <w:sz w:val="20"/>
+          <w:szCs w:val="20"/>
+        </w:rPr>
+      </w:pPr>
+      <w:r>
+        <w:rPr>
+          <w:rFonts w:ascii="Times New Roman" w:eastAsia="Times New Roman" w:hAnsi="Times New Roman" w:cs="Times New Roman"/>
+          <w:sz w:val="20"/>
+          <w:szCs w:val="20"/>
+        </w:rPr>
+        <w:t>1.Application must be developed based on Java</w:t>
+      </w:r>
+    </w:p>
+    <w:p>
+      <w:pPr>
+        <w:spacing w:before="80" w:line="240" w:lineRule="auto"/>
+        <w:ind w:left="1440"/>
+        <w:jc w:val="both"/>
+        <w:rPr>
+          <w:rFonts w:ascii="Times New Roman" w:eastAsia="Times New Roman" w:hAnsi="Times New Roman" w:cs="Times New Roman"/>
+          <w:sz w:val="20"/>
+          <w:szCs w:val="20"/>
+        </w:rPr>
+      </w:pPr>
+      <w:r>
+        <w:rPr>
+          <w:rFonts w:ascii="Times New Roman" w:eastAsia="Times New Roman" w:hAnsi="Times New Roman" w:cs="Times New Roman"/>
+          <w:sz w:val="20"/>
+          <w:szCs w:val="20"/>
+        </w:rPr>
+        <w:t>2</w:t>
+      </w:r>
+      <w:hyperlink r:id="rId7">
+        <w:r>
+          <w:rPr>
+            <w:rFonts w:ascii="Times New Roman" w:eastAsia="Times New Roman" w:hAnsi="Times New Roman" w:cs="Times New Roman"/>
+            <w:color w:val="1155CC"/>
+            <w:sz w:val="20"/>
+            <w:szCs w:val="20"/>
+            <w:u w:val="single"/>
+          </w:rPr>
+          <w:t>.</w:t>
+        </w:r>
+      </w:hyperlink>
+      <w:r>
+        <w:rPr>
+          <w:rFonts w:ascii="Times New Roman" w:eastAsia="Times New Roman" w:hAnsi="Times New Roman" w:cs="Times New Roman"/>
+          <w:sz w:val="20"/>
+          <w:szCs w:val="20"/>
+        </w:rPr>
+        <w:t xml:space="preserve"> No database, no extra and external dependencies </w:t>
+      </w:r>
+    </w:p>
+    <w:p>
+      <w:pPr>
+        <w:spacing w:before="80" w:line="240" w:lineRule="auto"/>
+        <w:ind w:left="1440"/>
+        <w:jc w:val="both"/>
+        <w:rPr>
+          <w:rFonts w:ascii="Times New Roman" w:eastAsia="Times New Roman" w:hAnsi="Times New Roman" w:cs="Times New Roman"/>
+          <w:sz w:val="20"/>
+          <w:szCs w:val="20"/>
+        </w:rPr>
+      </w:pPr>
+      <w:r>
+        <w:rPr>
+          <w:rFonts w:ascii="Times New Roman" w:eastAsia="Times New Roman" w:hAnsi="Times New Roman" w:cs="Times New Roman"/>
+          <w:sz w:val="20"/>
+          <w:szCs w:val="20"/>
+        </w:rPr>
+        <w:t xml:space="preserve">3. Application response time under normal network condition shall be less than 3 seconds </w:t>
+      </w:r>
+    </w:p>
+    <w:p>
+      <w:pPr>
+        <w:spacing w:before="80" w:line="240" w:lineRule="auto"/>
+        <w:ind w:left="1440"/>
+        <w:jc w:val="both"/>
+        <w:rPr>
+          <w:rFonts w:ascii="Times New Roman" w:eastAsia="Times New Roman" w:hAnsi="Times New Roman" w:cs="Times New Roman"/>
+          <w:sz w:val="20"/>
+          <w:szCs w:val="20"/>
+        </w:rPr>
+      </w:pPr>
+      <w:r>
+        <w:rPr>
+          <w:rFonts w:ascii="Times New Roman" w:eastAsia="Times New Roman" w:hAnsi="Times New Roman" w:cs="Times New Roman"/>
+          <w:sz w:val="20"/>
+          <w:szCs w:val="20"/>
+        </w:rPr>
+        <w:t>4. The system follows standard object-oriented design principle</w:t>
+      </w:r>
+    </w:p>
+    <w:p>
+      <w:pPr>
+        <w:pStyle w:val="Heading2"/>
+        <w:keepLines w:val="0"/>
+        <w:numPr>
+          <w:ilvl w:val="1"/>
+          <w:numId w:val="1"/>
+        </w:numPr>
+        <w:spacing w:before="240" w:after="60" w:line="240" w:lineRule="auto"/>
+        <w:rPr>
+          <w:rFonts w:ascii="Times New Roman" w:eastAsia="Times New Roman" w:hAnsi="Times New Roman" w:cs="Times New Roman"/>
+          <w:b/>
+          <w:bCs/>
+          <w:sz w:val="24"/>
+          <w:szCs w:val="24"/>
+        </w:rPr>
+      </w:pPr>
+      <w:bookmarkStart w:id="10" w:name="_8u2uwv3arghl" w:colFirst="0" w:colLast="0"/>
+      <w:bookmarkEnd w:id="10"/>
+      <w:r>
+        <w:rPr>
+          <w:rFonts w:ascii="Times New Roman" w:eastAsia="Times New Roman" w:hAnsi="Times New Roman" w:cs="Times New Roman"/>
+          <w:b/>
+          <w:bCs/>
+          <w:sz w:val="24"/>
+          <w:szCs w:val="24"/>
+        </w:rPr>
+        <w:t>Assumptions and Dependencies</w:t>
+      </w:r>
+    </w:p>
+    <w:p>
+      <w:pPr>
+        <w:spacing w:before="80" w:line="240" w:lineRule="auto"/>
+        <w:ind w:left="1440"/>
+        <w:jc w:val="both"/>
+        <w:rPr>
+          <w:rFonts w:ascii="Times New Roman" w:eastAsia="Times New Roman" w:hAnsi="Times New Roman" w:cs="Times New Roman"/>
+          <w:sz w:val="20"/>
+          <w:szCs w:val="20"/>
+        </w:rPr>
+      </w:pPr>
+      <w:r>
+        <w:rPr>
+          <w:rFonts w:ascii="Times New Roman" w:eastAsia="Times New Roman" w:hAnsi="Times New Roman" w:cs="Times New Roman"/>
+          <w:sz w:val="20"/>
+          <w:szCs w:val="20"/>
+        </w:rPr>
+        <w:t>List appropriate assumptions</w:t>
+      </w:r>
+    </w:p>
+    <w:p>
+      <w:pPr>
+        <w:numPr>
+          <w:ilvl w:val="0"/>
+          <w:numId w:val="6"/>
+        </w:numPr>
+        <w:spacing w:before="80" w:line="240" w:lineRule="auto"/>
+        <w:jc w:val="both"/>
+        <w:rPr>
+          <w:rFonts w:ascii="Times New Roman" w:eastAsia="Times New Roman" w:hAnsi="Times New Roman" w:cs="Times New Roman"/>
+          <w:sz w:val="20"/>
+          <w:szCs w:val="20"/>
+        </w:rPr>
+      </w:pPr>
+      <w:r>
+        <w:rPr>
+          <w:rFonts w:ascii="Times New Roman" w:eastAsia="Times New Roman" w:hAnsi="Times New Roman" w:cs="Times New Roman"/>
+          <w:sz w:val="20"/>
+          <w:szCs w:val="20"/>
+        </w:rPr>
+        <w:t>It is assumed that there is no maximum number of users at a given time</w:t>
+      </w:r>
+    </w:p>
+    <w:p>
+      <w:pPr>
+        <w:numPr>
+          <w:ilvl w:val="0"/>
+          <w:numId w:val="6"/>
+        </w:numPr>
+        <w:spacing w:line="240" w:lineRule="auto"/>
+        <w:jc w:val="both"/>
+        <w:rPr>
+          <w:rFonts w:ascii="Times New Roman" w:eastAsia="Times New Roman" w:hAnsi="Times New Roman" w:cs="Times New Roman"/>
+          <w:sz w:val="20"/>
+          <w:szCs w:val="20"/>
+        </w:rPr>
+      </w:pPr>
+      <w:r>
+        <w:rPr>
+          <w:rFonts w:ascii="Times New Roman" w:eastAsia="Times New Roman" w:hAnsi="Times New Roman" w:cs="Times New Roman"/>
+          <w:sz w:val="20"/>
+          <w:szCs w:val="20"/>
+        </w:rPr>
+        <w:t>It is assumed that there are no databases, libraries, frameworks, or other technologies.</w:t>
+      </w:r>
+    </w:p>
+    <w:p>
+      <w:pPr>
+        <w:pStyle w:val="Heading1"/>
         <w:keepLines w:val="0"/>
         <w:pageBreakBefore/>
         <w:numPr>
@@ -4607,8 +5572,8 @@
           <w:szCs w:val="36"/>
         </w:rPr>
       </w:pPr>
-      <w:bookmarkStart w:id="5" w:name="_i989over2jdo" w:colFirst="0" w:colLast="0"/>
-      <w:bookmarkEnd w:id="5"/>
+      <w:bookmarkStart w:id="11" w:name="_n0ro1thuqbjg" w:colFirst="0" w:colLast="0"/>
+      <w:bookmarkEnd w:id="11"/>
       <w:r>
         <w:rPr>
           <w:rFonts w:ascii="Times New Roman" w:eastAsia="Times New Roman" w:hAnsi="Times New Roman" w:cs="Times New Roman"/>
@@ -4618,12 +5583,12 @@
           <w:szCs w:val="36"/>
         </w:rPr>
         <w:lastRenderedPageBreak/>
-        <w:t>Overall Description</w:t>
-      </w:r>
-    </w:p>
-    <w:p>
-      <w:pPr>
-        <w:pStyle w:val="2"/>
+        <w:t>Specific Requirements</w:t>
+      </w:r>
+    </w:p>
+    <w:p>
+      <w:pPr>
+        <w:pStyle w:val="Heading2"/>
         <w:keepLines w:val="0"/>
         <w:numPr>
           <w:ilvl w:val="1"/>
@@ -4638,8 +5603,8 @@
           <w:szCs w:val="24"/>
         </w:rPr>
       </w:pPr>
-      <w:bookmarkStart w:id="6" w:name="_tr5q4aypoopp" w:colFirst="0" w:colLast="0"/>
-      <w:bookmarkEnd w:id="6"/>
+      <w:bookmarkStart w:id="12" w:name="_x3wh1d70zc57" w:colFirst="0" w:colLast="0"/>
+      <w:bookmarkEnd w:id="12"/>
       <w:r>
         <w:rPr>
           <w:rFonts w:ascii="Times New Roman" w:eastAsia="Times New Roman" w:hAnsi="Times New Roman" w:cs="Times New Roman"/>
@@ -4648,30 +5613,12 @@
           <w:sz w:val="24"/>
           <w:szCs w:val="24"/>
         </w:rPr>
-        <w:t>Product Perspective</w:t>
-      </w:r>
-    </w:p>
-    <w:p>
-      <w:pPr>
-        <w:ind w:left="1440"/>
-        <w:rPr>
-          <w:rFonts w:ascii="Times New Roman" w:eastAsia="Times New Roman" w:hAnsi="Times New Roman" w:cs="Times New Roman"/>
-          <w:sz w:val="20"/>
-          <w:szCs w:val="20"/>
-        </w:rPr>
-      </w:pPr>
-      <w:r>
-        <w:rPr>
-          <w:rFonts w:ascii="Times New Roman" w:eastAsia="Times New Roman" w:hAnsi="Times New Roman" w:cs="Times New Roman"/>
-          <w:sz w:val="20"/>
-          <w:szCs w:val="20"/>
-        </w:rPr>
-        <w:t>This product is a real-time communication application designed for individuals and teams to send message, create group chats.</w:t>
-      </w:r>
-    </w:p>
-    <w:p>
-      <w:pPr>
-        <w:pStyle w:val="2"/>
+        <w:t>Functional Requirements</w:t>
+      </w:r>
+    </w:p>
+    <w:p>
+      <w:pPr>
+        <w:pStyle w:val="Heading3"/>
         <w:keepLines w:val="0"/>
         <w:numPr>
           <w:ilvl w:val="1"/>
@@ -4680,14 +5627,279 @@
         <w:spacing w:before="240" w:after="60" w:line="240" w:lineRule="auto"/>
         <w:rPr>
           <w:rFonts w:ascii="Times New Roman" w:eastAsia="Times New Roman" w:hAnsi="Times New Roman" w:cs="Times New Roman"/>
+          <w:sz w:val="24"/>
+          <w:szCs w:val="24"/>
+        </w:rPr>
+      </w:pPr>
+      <w:r>
+        <w:rPr>
+          <w:rFonts w:ascii="Times New Roman" w:eastAsia="Times New Roman" w:hAnsi="Times New Roman" w:cs="Times New Roman"/>
+          <w:b/>
+          <w:bCs/>
+          <w:color w:val="000000"/>
+          <w:sz w:val="24"/>
+          <w:szCs w:val="24"/>
+        </w:rPr>
+        <w:t>Common Requirements:</w:t>
+      </w:r>
+    </w:p>
+    <w:p>
+      <w:pPr>
+        <w:numPr>
+          <w:ilvl w:val="2"/>
+          <w:numId w:val="1"/>
+        </w:numPr>
+        <w:rPr>
+          <w:sz w:val="20"/>
+          <w:szCs w:val="20"/>
+        </w:rPr>
+      </w:pPr>
+      <w:r>
+        <w:rPr>
+          <w:rFonts w:ascii="Times New Roman" w:eastAsia="Times New Roman" w:hAnsi="Times New Roman" w:cs="Times New Roman"/>
+          <w:sz w:val="20"/>
+          <w:szCs w:val="20"/>
+        </w:rPr>
+        <w:t>Each User account must have a unique ID, Username and password which can be used to log in. User name and password both are alphanumeric strings between 6 and 20 characters in length.</w:t>
+      </w:r>
+    </w:p>
+    <w:p>
+      <w:pPr>
+        <w:numPr>
+          <w:ilvl w:val="2"/>
+          <w:numId w:val="1"/>
+        </w:numPr>
+        <w:tabs>
+          <w:tab w:val="right" w:pos="2880"/>
+        </w:tabs>
+        <w:rPr>
+          <w:sz w:val="20"/>
+          <w:szCs w:val="20"/>
+        </w:rPr>
+      </w:pPr>
+      <w:r>
+        <w:rPr>
+          <w:rFonts w:ascii="Times New Roman" w:eastAsia="Times New Roman" w:hAnsi="Times New Roman" w:cs="Times New Roman"/>
+          <w:sz w:val="20"/>
+          <w:szCs w:val="20"/>
+        </w:rPr>
+        <w:t>All communications between client and server will use TCP/IP</w:t>
+      </w:r>
+    </w:p>
+    <w:p>
+      <w:pPr>
+        <w:numPr>
+          <w:ilvl w:val="2"/>
+          <w:numId w:val="1"/>
+        </w:numPr>
+        <w:rPr>
+          <w:sz w:val="20"/>
+          <w:szCs w:val="20"/>
+        </w:rPr>
+      </w:pPr>
+      <w:r>
+        <w:rPr>
+          <w:rFonts w:ascii="Times New Roman" w:eastAsia="Times New Roman" w:hAnsi="Times New Roman" w:cs="Times New Roman"/>
+          <w:sz w:val="20"/>
+          <w:szCs w:val="20"/>
+        </w:rPr>
+        <w:t xml:space="preserve"> The application is required to provide instructions on how to use it.</w:t>
+      </w:r>
+    </w:p>
+    <w:p>
+      <w:pPr>
+        <w:numPr>
+          <w:ilvl w:val="1"/>
+          <w:numId w:val="1"/>
+        </w:numPr>
+        <w:rPr>
+          <w:rFonts w:ascii="Times New Roman" w:eastAsia="Times New Roman" w:hAnsi="Times New Roman" w:cs="Times New Roman"/>
+        </w:rPr>
+      </w:pPr>
+      <w:r>
+        <w:rPr>
+          <w:rFonts w:ascii="Times New Roman" w:eastAsia="Times New Roman" w:hAnsi="Times New Roman" w:cs="Times New Roman"/>
           <w:b/>
           <w:bCs/>
           <w:sz w:val="24"/>
           <w:szCs w:val="24"/>
         </w:rPr>
-      </w:pPr>
-      <w:bookmarkStart w:id="7" w:name="_58cqszhmf3kk" w:colFirst="0" w:colLast="0"/>
-      <w:bookmarkEnd w:id="7"/>
+        <w:t>User Login Module Requirements:</w:t>
+      </w:r>
+    </w:p>
+    <w:p>
+      <w:pPr>
+        <w:numPr>
+          <w:ilvl w:val="2"/>
+          <w:numId w:val="1"/>
+        </w:numPr>
+        <w:rPr>
+          <w:rFonts w:ascii="Times New Roman" w:hAnsi="Times New Roman" w:cs="Times New Roman"/>
+          <w:sz w:val="20"/>
+          <w:szCs w:val="20"/>
+        </w:rPr>
+      </w:pPr>
+      <w:r>
+        <w:rPr>
+          <w:rFonts w:ascii="Times New Roman" w:hAnsi="Times New Roman" w:cs="Times New Roman"/>
+          <w:sz w:val="20"/>
+          <w:szCs w:val="20"/>
+        </w:rPr>
+        <w:t>The Login Module (</w:t>
+      </w:r>
+      <w:r>
+        <w:rPr>
+          <w:rFonts w:ascii="Times New Roman" w:hAnsi="Times New Roman" w:cs="Times New Roman"/>
+          <w:sz w:val="20"/>
+          <w:szCs w:val="20"/>
+        </w:rPr>
+        <w:t>L</w:t>
+      </w:r>
+      <w:r>
+        <w:rPr>
+          <w:rFonts w:ascii="Times New Roman" w:hAnsi="Times New Roman" w:cs="Times New Roman"/>
+          <w:sz w:val="20"/>
+          <w:szCs w:val="20"/>
+        </w:rPr>
+        <w:t>M) contains a login menu to allow users to log into the communications app. This menu is displayed upon loading the client, (?) unless the server notes the user as currently logged in on that client.</w:t>
+      </w:r>
+    </w:p>
+    <w:p>
+      <w:pPr>
+        <w:numPr>
+          <w:ilvl w:val="2"/>
+          <w:numId w:val="1"/>
+        </w:numPr>
+        <w:rPr>
+          <w:rFonts w:ascii="Times New Roman" w:hAnsi="Times New Roman" w:cs="Times New Roman"/>
+          <w:sz w:val="20"/>
+          <w:szCs w:val="20"/>
+        </w:rPr>
+      </w:pPr>
+      <w:r>
+        <w:rPr>
+          <w:rFonts w:ascii="Times New Roman" w:hAnsi="Times New Roman" w:cs="Times New Roman"/>
+          <w:sz w:val="20"/>
+          <w:szCs w:val="20"/>
+        </w:rPr>
+        <w:t>Users can log into their account through the login menu by entering a valid username and password.</w:t>
+      </w:r>
+    </w:p>
+    <w:p>
+      <w:pPr>
+        <w:numPr>
+          <w:ilvl w:val="2"/>
+          <w:numId w:val="1"/>
+        </w:numPr>
+        <w:rPr>
+          <w:rFonts w:ascii="Times New Roman" w:hAnsi="Times New Roman" w:cs="Times New Roman"/>
+          <w:sz w:val="20"/>
+          <w:szCs w:val="20"/>
+        </w:rPr>
+      </w:pPr>
+      <w:r>
+        <w:rPr>
+          <w:rFonts w:ascii="Times New Roman" w:hAnsi="Times New Roman" w:cs="Times New Roman"/>
+          <w:sz w:val="20"/>
+          <w:szCs w:val="20"/>
+        </w:rPr>
+        <w:t>After a user presses login, the client will send the entered username and password to the server to be authenticated</w:t>
+      </w:r>
+    </w:p>
+    <w:p>
+      <w:pPr>
+        <w:numPr>
+          <w:ilvl w:val="2"/>
+          <w:numId w:val="1"/>
+        </w:numPr>
+        <w:rPr>
+          <w:rFonts w:ascii="Times New Roman" w:hAnsi="Times New Roman" w:cs="Times New Roman"/>
+          <w:sz w:val="20"/>
+          <w:szCs w:val="20"/>
+        </w:rPr>
+      </w:pPr>
+      <w:r>
+        <w:rPr>
+          <w:rFonts w:ascii="Times New Roman" w:hAnsi="Times New Roman" w:cs="Times New Roman"/>
+          <w:sz w:val="20"/>
+          <w:szCs w:val="20"/>
+        </w:rPr>
+        <w:t>During the authorization process the user’s role is determined.</w:t>
+      </w:r>
+    </w:p>
+    <w:p>
+      <w:pPr>
+        <w:numPr>
+          <w:ilvl w:val="2"/>
+          <w:numId w:val="1"/>
+        </w:numPr>
+        <w:rPr>
+          <w:rFonts w:ascii="Times New Roman" w:hAnsi="Times New Roman" w:cs="Times New Roman"/>
+          <w:sz w:val="20"/>
+          <w:szCs w:val="20"/>
+        </w:rPr>
+      </w:pPr>
+      <w:r>
+        <w:rPr>
+          <w:rFonts w:ascii="Times New Roman" w:hAnsi="Times New Roman" w:cs="Times New Roman"/>
+          <w:sz w:val="20"/>
+          <w:szCs w:val="20"/>
+        </w:rPr>
+        <w:t xml:space="preserve">On a successful login, the user will be directed to their respective role’s user interface </w:t>
+      </w:r>
+    </w:p>
+    <w:p>
+      <w:pPr>
+        <w:numPr>
+          <w:ilvl w:val="2"/>
+          <w:numId w:val="1"/>
+        </w:numPr>
+        <w:rPr>
+          <w:rFonts w:ascii="Times New Roman" w:hAnsi="Times New Roman" w:cs="Times New Roman"/>
+          <w:sz w:val="20"/>
+          <w:szCs w:val="20"/>
+        </w:rPr>
+      </w:pPr>
+      <w:r>
+        <w:rPr>
+          <w:rFonts w:ascii="Times New Roman" w:hAnsi="Times New Roman" w:cs="Times New Roman"/>
+          <w:sz w:val="20"/>
+          <w:szCs w:val="20"/>
+        </w:rPr>
+        <w:t>On a failed login, the user will be prompted to re-enter their username and password</w:t>
+      </w:r>
+    </w:p>
+    <w:p>
+      <w:pPr>
+        <w:numPr>
+          <w:ilvl w:val="2"/>
+          <w:numId w:val="1"/>
+        </w:numPr>
+        <w:rPr>
+          <w:rFonts w:ascii="Times New Roman" w:hAnsi="Times New Roman" w:cs="Times New Roman"/>
+          <w:sz w:val="20"/>
+          <w:szCs w:val="20"/>
+        </w:rPr>
+      </w:pPr>
+      <w:r>
+        <w:rPr>
+          <w:rFonts w:ascii="Times New Roman" w:hAnsi="Times New Roman" w:cs="Times New Roman"/>
+          <w:sz w:val="20"/>
+          <w:szCs w:val="20"/>
+        </w:rPr>
+        <w:t>(?) The user can select remember this username. After a successful login, the login menu will contain the username by default, with the checkbox already checked</w:t>
+      </w:r>
+    </w:p>
+    <w:p>
+      <w:pPr>
+        <w:numPr>
+          <w:ilvl w:val="1"/>
+          <w:numId w:val="1"/>
+        </w:numPr>
+        <w:rPr>
+          <w:rFonts w:ascii="Times New Roman" w:eastAsia="Times New Roman" w:hAnsi="Times New Roman" w:cs="Times New Roman"/>
+        </w:rPr>
+      </w:pPr>
       <w:r>
         <w:rPr>
           <w:rFonts w:ascii="Times New Roman" w:eastAsia="Times New Roman" w:hAnsi="Times New Roman" w:cs="Times New Roman"/>
@@ -4696,70 +5908,661 @@
           <w:sz w:val="24"/>
           <w:szCs w:val="24"/>
         </w:rPr>
-        <w:t>Product Architecture</w:t>
-      </w:r>
-    </w:p>
-    <w:p>
-      <w:pPr>
-        <w:spacing w:before="80" w:line="240" w:lineRule="auto"/>
-        <w:ind w:left="1440"/>
-        <w:jc w:val="both"/>
-        <w:rPr>
-          <w:rFonts w:ascii="Times New Roman" w:eastAsia="Times New Roman" w:hAnsi="Times New Roman" w:cs="Times New Roman"/>
-          <w:sz w:val="20"/>
-          <w:szCs w:val="20"/>
-        </w:rPr>
-      </w:pPr>
-      <w:r>
-        <w:rPr>
-          <w:rFonts w:ascii="Times New Roman" w:eastAsia="Times New Roman" w:hAnsi="Times New Roman" w:cs="Times New Roman"/>
-          <w:sz w:val="20"/>
-          <w:szCs w:val="20"/>
-        </w:rPr>
-        <w:t xml:space="preserve">The system will be organized into 3 major modules: the Client application module, the IT module, and the communication </w:t>
-      </w:r>
-      <w:proofErr w:type="gramStart"/>
-      <w:r>
-        <w:rPr>
-          <w:rFonts w:ascii="Times New Roman" w:eastAsia="Times New Roman" w:hAnsi="Times New Roman" w:cs="Times New Roman"/>
-          <w:sz w:val="20"/>
-          <w:szCs w:val="20"/>
-        </w:rPr>
-        <w:t>service  module</w:t>
-      </w:r>
-      <w:proofErr w:type="gramEnd"/>
-      <w:r>
-        <w:rPr>
-          <w:rFonts w:ascii="Times New Roman" w:eastAsia="Times New Roman" w:hAnsi="Times New Roman" w:cs="Times New Roman"/>
-          <w:sz w:val="20"/>
-          <w:szCs w:val="20"/>
-        </w:rPr>
-        <w:t>.</w:t>
-      </w:r>
-    </w:p>
-    <w:p>
-      <w:pPr>
-        <w:spacing w:before="80" w:line="240" w:lineRule="auto"/>
-        <w:ind w:left="1440"/>
-        <w:jc w:val="both"/>
-        <w:rPr>
-          <w:rFonts w:ascii="Times New Roman" w:eastAsia="Times New Roman" w:hAnsi="Times New Roman" w:cs="Times New Roman"/>
-          <w:sz w:val="20"/>
-          <w:szCs w:val="20"/>
-        </w:rPr>
-      </w:pPr>
-      <w:r>
-        <w:rPr>
-          <w:rFonts w:ascii="Times New Roman" w:eastAsia="Times New Roman" w:hAnsi="Times New Roman" w:cs="Times New Roman"/>
-          <w:sz w:val="20"/>
-          <w:szCs w:val="20"/>
-        </w:rPr>
-        <w:t>Note: System architecture should follow standard OO design practices.</w:t>
-      </w:r>
-    </w:p>
-    <w:p>
-      <w:pPr>
-        <w:pStyle w:val="2"/>
+        <w:t>Client Module Requirements:</w:t>
+      </w:r>
+    </w:p>
+    <w:p>
+      <w:pPr>
+        <w:numPr>
+          <w:ilvl w:val="2"/>
+          <w:numId w:val="1"/>
+        </w:numPr>
+        <w:rPr>
+          <w:rFonts w:ascii="Times New Roman" w:hAnsi="Times New Roman" w:cs="Times New Roman"/>
+          <w:sz w:val="20"/>
+          <w:szCs w:val="20"/>
+        </w:rPr>
+      </w:pPr>
+      <w:r>
+        <w:rPr>
+          <w:rFonts w:ascii="Times New Roman" w:hAnsi="Times New Roman" w:cs="Times New Roman"/>
+          <w:sz w:val="20"/>
+          <w:szCs w:val="20"/>
+        </w:rPr>
+        <w:t>The C</w:t>
+      </w:r>
+      <w:r>
+        <w:rPr>
+          <w:rFonts w:ascii="Times New Roman" w:hAnsi="Times New Roman" w:cs="Times New Roman"/>
+          <w:sz w:val="20"/>
+          <w:szCs w:val="20"/>
+        </w:rPr>
+        <w:t xml:space="preserve">lient </w:t>
+      </w:r>
+      <w:r>
+        <w:rPr>
+          <w:rFonts w:ascii="Times New Roman" w:hAnsi="Times New Roman" w:cs="Times New Roman"/>
+          <w:sz w:val="20"/>
+          <w:szCs w:val="20"/>
+        </w:rPr>
+        <w:t>M</w:t>
+      </w:r>
+      <w:r>
+        <w:rPr>
+          <w:rFonts w:ascii="Times New Roman" w:hAnsi="Times New Roman" w:cs="Times New Roman"/>
+          <w:sz w:val="20"/>
+          <w:szCs w:val="20"/>
+        </w:rPr>
+        <w:t>odule (CM)</w:t>
+      </w:r>
+      <w:r>
+        <w:rPr>
+          <w:rFonts w:ascii="Times New Roman" w:hAnsi="Times New Roman" w:cs="Times New Roman"/>
+          <w:sz w:val="20"/>
+          <w:szCs w:val="20"/>
+        </w:rPr>
+        <w:t xml:space="preserve"> contains a communications menu to allow users to communicate with other users. This menu is displayed upon loading the client (?) only when the server notes the user as currently logged in on that client.</w:t>
+      </w:r>
+    </w:p>
+    <w:p>
+      <w:pPr>
+        <w:numPr>
+          <w:ilvl w:val="2"/>
+          <w:numId w:val="1"/>
+        </w:numPr>
+        <w:rPr>
+          <w:rFonts w:ascii="Times New Roman" w:hAnsi="Times New Roman" w:cs="Times New Roman"/>
+          <w:sz w:val="20"/>
+          <w:szCs w:val="20"/>
+        </w:rPr>
+      </w:pPr>
+      <w:r>
+        <w:rPr>
+          <w:rFonts w:ascii="Times New Roman" w:hAnsi="Times New Roman" w:cs="Times New Roman"/>
+          <w:sz w:val="20"/>
+          <w:szCs w:val="20"/>
+        </w:rPr>
+        <w:t>The CM must be able to secure a connection to send and receive signals from the CSM</w:t>
+      </w:r>
+    </w:p>
+    <w:p>
+      <w:pPr>
+        <w:numPr>
+          <w:ilvl w:val="2"/>
+          <w:numId w:val="1"/>
+        </w:numPr>
+        <w:rPr>
+          <w:rFonts w:ascii="Times New Roman" w:hAnsi="Times New Roman" w:cs="Times New Roman"/>
+          <w:sz w:val="20"/>
+          <w:szCs w:val="20"/>
+        </w:rPr>
+      </w:pPr>
+      <w:r>
+        <w:rPr>
+          <w:rFonts w:ascii="Times New Roman" w:hAnsi="Times New Roman" w:cs="Times New Roman"/>
+          <w:sz w:val="20"/>
+          <w:szCs w:val="20"/>
+        </w:rPr>
+        <w:t>The communications menu contains a list of</w:t>
+      </w:r>
+      <w:r>
+        <w:rPr>
+          <w:rFonts w:ascii="Times New Roman" w:hAnsi="Times New Roman" w:cs="Times New Roman"/>
+          <w:sz w:val="20"/>
+          <w:szCs w:val="20"/>
+        </w:rPr>
+        <w:t xml:space="preserve"> chats the user is </w:t>
+      </w:r>
+      <w:r>
+        <w:rPr>
+          <w:rFonts w:ascii="Times New Roman" w:hAnsi="Times New Roman" w:cs="Times New Roman"/>
+          <w:sz w:val="20"/>
+          <w:szCs w:val="20"/>
+        </w:rPr>
+        <w:t>a part of</w:t>
+      </w:r>
+    </w:p>
+    <w:p>
+      <w:pPr>
+        <w:numPr>
+          <w:ilvl w:val="2"/>
+          <w:numId w:val="1"/>
+        </w:numPr>
+        <w:rPr>
+          <w:rFonts w:ascii="Times New Roman" w:hAnsi="Times New Roman" w:cs="Times New Roman"/>
+          <w:sz w:val="20"/>
+          <w:szCs w:val="20"/>
+        </w:rPr>
+      </w:pPr>
+      <w:r>
+        <w:rPr>
+          <w:rFonts w:ascii="Times New Roman" w:hAnsi="Times New Roman" w:cs="Times New Roman"/>
+          <w:sz w:val="20"/>
+          <w:szCs w:val="20"/>
+        </w:rPr>
+        <w:t>The user can select any chat in this list to open it (see section 3.1.2.3)</w:t>
+      </w:r>
+    </w:p>
+    <w:p>
+      <w:pPr>
+        <w:numPr>
+          <w:ilvl w:val="2"/>
+          <w:numId w:val="1"/>
+        </w:numPr>
+        <w:rPr>
+          <w:rFonts w:ascii="Times New Roman" w:hAnsi="Times New Roman" w:cs="Times New Roman"/>
+          <w:sz w:val="20"/>
+          <w:szCs w:val="20"/>
+        </w:rPr>
+      </w:pPr>
+      <w:r>
+        <w:rPr>
+          <w:rFonts w:ascii="Times New Roman" w:hAnsi="Times New Roman" w:cs="Times New Roman"/>
+          <w:sz w:val="20"/>
+          <w:szCs w:val="20"/>
+        </w:rPr>
+        <w:t>Each chat in this list indicates if it contains unread messages</w:t>
+      </w:r>
+    </w:p>
+    <w:p>
+      <w:pPr>
+        <w:numPr>
+          <w:ilvl w:val="2"/>
+          <w:numId w:val="1"/>
+        </w:numPr>
+        <w:rPr>
+          <w:rFonts w:ascii="Times New Roman" w:hAnsi="Times New Roman" w:cs="Times New Roman"/>
+          <w:sz w:val="20"/>
+          <w:szCs w:val="20"/>
+        </w:rPr>
+      </w:pPr>
+      <w:r>
+        <w:rPr>
+          <w:rFonts w:ascii="Times New Roman" w:hAnsi="Times New Roman" w:cs="Times New Roman"/>
+          <w:sz w:val="20"/>
+          <w:szCs w:val="20"/>
+        </w:rPr>
+        <w:t>(?) The list is ordered from the one with the</w:t>
+      </w:r>
+      <w:r>
+        <w:rPr>
+          <w:rFonts w:ascii="Times New Roman" w:hAnsi="Times New Roman" w:cs="Times New Roman"/>
+          <w:sz w:val="20"/>
+          <w:szCs w:val="20"/>
+        </w:rPr>
+        <w:t xml:space="preserve"> most recent date contained in the most recent message or creation date</w:t>
+      </w:r>
+      <w:r>
+        <w:rPr>
+          <w:rFonts w:ascii="Times New Roman" w:hAnsi="Times New Roman" w:cs="Times New Roman"/>
+          <w:sz w:val="20"/>
+          <w:szCs w:val="20"/>
+        </w:rPr>
+        <w:t xml:space="preserve">, to the one </w:t>
+      </w:r>
+      <w:r>
+        <w:rPr>
+          <w:rFonts w:ascii="Times New Roman" w:hAnsi="Times New Roman" w:cs="Times New Roman"/>
+          <w:sz w:val="20"/>
+          <w:szCs w:val="20"/>
+        </w:rPr>
+        <w:t>that is the oldest</w:t>
+      </w:r>
+      <w:r>
+        <w:rPr>
+          <w:rFonts w:ascii="Times New Roman" w:hAnsi="Times New Roman" w:cs="Times New Roman"/>
+          <w:sz w:val="20"/>
+          <w:szCs w:val="20"/>
+        </w:rPr>
+        <w:t>. Chats can be pinned to the top of this list</w:t>
+      </w:r>
+    </w:p>
+    <w:p>
+      <w:pPr>
+        <w:numPr>
+          <w:ilvl w:val="2"/>
+          <w:numId w:val="1"/>
+        </w:numPr>
+        <w:rPr>
+          <w:rFonts w:ascii="Times New Roman" w:hAnsi="Times New Roman" w:cs="Times New Roman"/>
+          <w:sz w:val="20"/>
+          <w:szCs w:val="20"/>
+        </w:rPr>
+      </w:pPr>
+      <w:r>
+        <w:rPr>
+          <w:rFonts w:ascii="Times New Roman" w:hAnsi="Times New Roman" w:cs="Times New Roman"/>
+          <w:sz w:val="20"/>
+          <w:szCs w:val="20"/>
+        </w:rPr>
+        <w:t>The server can signal to the client if this list needs to be updated, and in turn the client will update it, displaying the most up to date information</w:t>
+      </w:r>
+    </w:p>
+    <w:p>
+      <w:pPr>
+        <w:numPr>
+          <w:ilvl w:val="2"/>
+          <w:numId w:val="1"/>
+        </w:numPr>
+        <w:rPr>
+          <w:rFonts w:ascii="Times New Roman" w:hAnsi="Times New Roman" w:cs="Times New Roman"/>
+          <w:sz w:val="20"/>
+          <w:szCs w:val="20"/>
+        </w:rPr>
+      </w:pPr>
+      <w:r>
+        <w:rPr>
+          <w:rFonts w:ascii="Times New Roman" w:hAnsi="Times New Roman" w:cs="Times New Roman"/>
+          <w:sz w:val="20"/>
+          <w:szCs w:val="20"/>
+        </w:rPr>
+        <w:t>The communications menu contains a new chat button, which creates a chat between you, and the users specified.</w:t>
+      </w:r>
+    </w:p>
+    <w:p>
+      <w:pPr>
+        <w:numPr>
+          <w:ilvl w:val="2"/>
+          <w:numId w:val="1"/>
+        </w:numPr>
+        <w:rPr>
+          <w:rFonts w:ascii="Times New Roman" w:hAnsi="Times New Roman" w:cs="Times New Roman"/>
+          <w:sz w:val="20"/>
+          <w:szCs w:val="20"/>
+        </w:rPr>
+      </w:pPr>
+      <w:r>
+        <w:rPr>
+          <w:rFonts w:ascii="Times New Roman" w:hAnsi="Times New Roman" w:cs="Times New Roman"/>
+          <w:sz w:val="20"/>
+          <w:szCs w:val="20"/>
+        </w:rPr>
+        <w:t>Only inputting 1 user</w:t>
+      </w:r>
+      <w:r>
+        <w:rPr>
+          <w:rFonts w:ascii="Times New Roman" w:hAnsi="Times New Roman" w:cs="Times New Roman"/>
+          <w:sz w:val="20"/>
+          <w:szCs w:val="20"/>
+        </w:rPr>
+        <w:t>name</w:t>
+      </w:r>
+      <w:r>
+        <w:rPr>
+          <w:rFonts w:ascii="Times New Roman" w:hAnsi="Times New Roman" w:cs="Times New Roman"/>
+          <w:sz w:val="20"/>
+          <w:szCs w:val="20"/>
+        </w:rPr>
+        <w:t xml:space="preserve"> </w:t>
+      </w:r>
+      <w:r>
+        <w:rPr>
+          <w:rFonts w:ascii="Times New Roman" w:hAnsi="Times New Roman" w:cs="Times New Roman"/>
+          <w:sz w:val="20"/>
+          <w:szCs w:val="20"/>
+        </w:rPr>
+        <w:t>defaults the chat’s designation as a private message chat. A user can select for the chat to be a group chat, designating it as a group message chat</w:t>
+      </w:r>
+    </w:p>
+    <w:p>
+      <w:pPr>
+        <w:numPr>
+          <w:ilvl w:val="2"/>
+          <w:numId w:val="1"/>
+        </w:numPr>
+        <w:rPr>
+          <w:rFonts w:ascii="Times New Roman" w:hAnsi="Times New Roman" w:cs="Times New Roman"/>
+          <w:sz w:val="20"/>
+          <w:szCs w:val="20"/>
+        </w:rPr>
+      </w:pPr>
+      <w:r>
+        <w:rPr>
+          <w:rFonts w:ascii="Times New Roman" w:hAnsi="Times New Roman" w:cs="Times New Roman"/>
+          <w:sz w:val="20"/>
+          <w:szCs w:val="20"/>
+        </w:rPr>
+        <w:t>Inputting multiple usernames defaults the chat’s designation as a group message chat. This cannot be designated as anything other than a group message chat</w:t>
+      </w:r>
+    </w:p>
+    <w:p>
+      <w:pPr>
+        <w:numPr>
+          <w:ilvl w:val="2"/>
+          <w:numId w:val="1"/>
+        </w:numPr>
+        <w:rPr>
+          <w:rFonts w:ascii="Times New Roman" w:hAnsi="Times New Roman" w:cs="Times New Roman"/>
+          <w:sz w:val="20"/>
+          <w:szCs w:val="20"/>
+        </w:rPr>
+      </w:pPr>
+      <w:r>
+        <w:rPr>
+          <w:rFonts w:ascii="Times New Roman" w:hAnsi="Times New Roman" w:cs="Times New Roman"/>
+          <w:sz w:val="20"/>
+          <w:szCs w:val="20"/>
+        </w:rPr>
+        <w:t>Upon creating the new chat, the client will send the request to the server, creating the chat.</w:t>
+      </w:r>
+    </w:p>
+    <w:p>
+      <w:pPr>
+        <w:numPr>
+          <w:ilvl w:val="2"/>
+          <w:numId w:val="1"/>
+        </w:numPr>
+        <w:rPr>
+          <w:rFonts w:ascii="Times New Roman" w:hAnsi="Times New Roman" w:cs="Times New Roman"/>
+          <w:sz w:val="20"/>
+          <w:szCs w:val="20"/>
+        </w:rPr>
+      </w:pPr>
+      <w:r>
+        <w:rPr>
+          <w:rFonts w:ascii="Times New Roman" w:hAnsi="Times New Roman" w:cs="Times New Roman"/>
+          <w:sz w:val="20"/>
+          <w:szCs w:val="20"/>
+        </w:rPr>
+        <w:t xml:space="preserve">The communications menu </w:t>
+      </w:r>
+      <w:r>
+        <w:rPr>
+          <w:rFonts w:ascii="Times New Roman" w:hAnsi="Times New Roman" w:cs="Times New Roman"/>
+          <w:sz w:val="20"/>
+          <w:szCs w:val="20"/>
+        </w:rPr>
+        <w:t>contains a profile button, displaying the user’s username, and a button to logout of the account</w:t>
+      </w:r>
+    </w:p>
+    <w:p>
+      <w:pPr>
+        <w:numPr>
+          <w:ilvl w:val="2"/>
+          <w:numId w:val="1"/>
+        </w:numPr>
+        <w:rPr>
+          <w:rFonts w:ascii="Times New Roman" w:hAnsi="Times New Roman" w:cs="Times New Roman"/>
+          <w:sz w:val="20"/>
+          <w:szCs w:val="20"/>
+        </w:rPr>
+      </w:pPr>
+      <w:r>
+        <w:rPr>
+          <w:rFonts w:ascii="Times New Roman" w:hAnsi="Times New Roman" w:cs="Times New Roman"/>
+          <w:sz w:val="20"/>
+          <w:szCs w:val="20"/>
+        </w:rPr>
+        <w:t>The logout button re-directs to the login menu upon being selected</w:t>
+      </w:r>
+    </w:p>
+    <w:p>
+      <w:pPr>
+        <w:numPr>
+          <w:ilvl w:val="2"/>
+          <w:numId w:val="1"/>
+        </w:numPr>
+        <w:rPr>
+          <w:rFonts w:ascii="Times New Roman" w:hAnsi="Times New Roman" w:cs="Times New Roman"/>
+          <w:sz w:val="20"/>
+          <w:szCs w:val="20"/>
+        </w:rPr>
+      </w:pPr>
+      <w:r>
+        <w:rPr>
+          <w:rFonts w:ascii="Times New Roman" w:hAnsi="Times New Roman" w:cs="Times New Roman"/>
+          <w:sz w:val="20"/>
+          <w:szCs w:val="20"/>
+        </w:rPr>
+        <w:lastRenderedPageBreak/>
+        <w:t>The communications menu contains a chat menu, displaying a specific chat, selected from the list of chats the user is involved in (see section 3.1.2.2.1)</w:t>
+      </w:r>
+    </w:p>
+    <w:p>
+      <w:pPr>
+        <w:numPr>
+          <w:ilvl w:val="2"/>
+          <w:numId w:val="1"/>
+        </w:numPr>
+        <w:rPr>
+          <w:rFonts w:ascii="Times New Roman" w:hAnsi="Times New Roman" w:cs="Times New Roman"/>
+          <w:sz w:val="20"/>
+          <w:szCs w:val="20"/>
+        </w:rPr>
+      </w:pPr>
+      <w:r>
+        <w:rPr>
+          <w:rFonts w:ascii="Times New Roman" w:hAnsi="Times New Roman" w:cs="Times New Roman"/>
+          <w:sz w:val="20"/>
+          <w:szCs w:val="20"/>
+        </w:rPr>
+        <w:t>The chat selected must be designated as a private or a group chat.</w:t>
+      </w:r>
+    </w:p>
+    <w:p>
+      <w:pPr>
+        <w:numPr>
+          <w:ilvl w:val="2"/>
+          <w:numId w:val="1"/>
+        </w:numPr>
+        <w:rPr>
+          <w:rFonts w:ascii="Times New Roman" w:hAnsi="Times New Roman" w:cs="Times New Roman"/>
+          <w:sz w:val="20"/>
+          <w:szCs w:val="20"/>
+        </w:rPr>
+      </w:pPr>
+      <w:r>
+        <w:rPr>
+          <w:rFonts w:ascii="Times New Roman" w:hAnsi="Times New Roman" w:cs="Times New Roman"/>
+          <w:sz w:val="20"/>
+          <w:szCs w:val="20"/>
+        </w:rPr>
+        <w:t>In this menu, the user can see a scrollable view of all messages previously sent in the chat.</w:t>
+      </w:r>
+    </w:p>
+    <w:p>
+      <w:pPr>
+        <w:numPr>
+          <w:ilvl w:val="2"/>
+          <w:numId w:val="1"/>
+        </w:numPr>
+        <w:rPr>
+          <w:rFonts w:ascii="Times New Roman" w:hAnsi="Times New Roman" w:cs="Times New Roman"/>
+          <w:sz w:val="20"/>
+          <w:szCs w:val="20"/>
+        </w:rPr>
+      </w:pPr>
+      <w:r>
+        <w:rPr>
+          <w:rFonts w:ascii="Times New Roman" w:hAnsi="Times New Roman" w:cs="Times New Roman"/>
+          <w:sz w:val="20"/>
+          <w:szCs w:val="20"/>
+        </w:rPr>
+        <w:t>Each message displays the username of the sender, and the message sent</w:t>
+      </w:r>
+    </w:p>
+    <w:p>
+      <w:pPr>
+        <w:numPr>
+          <w:ilvl w:val="2"/>
+          <w:numId w:val="1"/>
+        </w:numPr>
+        <w:rPr>
+          <w:rFonts w:ascii="Times New Roman" w:hAnsi="Times New Roman" w:cs="Times New Roman"/>
+          <w:sz w:val="20"/>
+          <w:szCs w:val="20"/>
+        </w:rPr>
+      </w:pPr>
+      <w:r>
+        <w:rPr>
+          <w:rFonts w:ascii="Times New Roman" w:hAnsi="Times New Roman" w:cs="Times New Roman"/>
+          <w:sz w:val="20"/>
+          <w:szCs w:val="20"/>
+        </w:rPr>
+        <w:t>Messages sent while the user was offline are indicated, and the client signals to the server that the user has seen these messages</w:t>
+      </w:r>
+    </w:p>
+    <w:p>
+      <w:pPr>
+        <w:numPr>
+          <w:ilvl w:val="2"/>
+          <w:numId w:val="1"/>
+        </w:numPr>
+        <w:rPr>
+          <w:rFonts w:ascii="Times New Roman" w:hAnsi="Times New Roman" w:cs="Times New Roman"/>
+          <w:sz w:val="20"/>
+          <w:szCs w:val="20"/>
+        </w:rPr>
+      </w:pPr>
+      <w:r>
+        <w:rPr>
+          <w:rFonts w:ascii="Times New Roman" w:hAnsi="Times New Roman" w:cs="Times New Roman"/>
+          <w:sz w:val="20"/>
+          <w:szCs w:val="20"/>
+        </w:rPr>
+        <w:t>Whenever a new message is sent from the server, this view is updated, displaying the new message at the forefront</w:t>
+      </w:r>
+    </w:p>
+    <w:p>
+      <w:pPr>
+        <w:numPr>
+          <w:ilvl w:val="2"/>
+          <w:numId w:val="1"/>
+        </w:numPr>
+        <w:rPr>
+          <w:rFonts w:ascii="Times New Roman" w:hAnsi="Times New Roman" w:cs="Times New Roman"/>
+          <w:sz w:val="20"/>
+          <w:szCs w:val="20"/>
+        </w:rPr>
+      </w:pPr>
+      <w:r>
+        <w:rPr>
+          <w:rFonts w:ascii="Times New Roman" w:hAnsi="Times New Roman" w:cs="Times New Roman"/>
+          <w:sz w:val="20"/>
+          <w:szCs w:val="20"/>
+        </w:rPr>
+        <w:t>The chat menu contains a message box allowing the user to write a message, and a button to send it.</w:t>
+      </w:r>
+    </w:p>
+    <w:p>
+      <w:pPr>
+        <w:numPr>
+          <w:ilvl w:val="2"/>
+          <w:numId w:val="1"/>
+        </w:numPr>
+        <w:rPr>
+          <w:rFonts w:ascii="Times New Roman" w:hAnsi="Times New Roman" w:cs="Times New Roman"/>
+          <w:sz w:val="20"/>
+          <w:szCs w:val="20"/>
+        </w:rPr>
+      </w:pPr>
+      <w:r>
+        <w:rPr>
+          <w:rFonts w:ascii="Times New Roman" w:hAnsi="Times New Roman" w:cs="Times New Roman"/>
+          <w:sz w:val="20"/>
+          <w:szCs w:val="20"/>
+        </w:rPr>
+        <w:t xml:space="preserve">When a message is sent, it is sent to the server to update the client of </w:t>
+      </w:r>
+      <w:r>
+        <w:rPr>
+          <w:rFonts w:ascii="Times New Roman" w:hAnsi="Times New Roman" w:cs="Times New Roman"/>
+          <w:sz w:val="20"/>
+          <w:szCs w:val="20"/>
+        </w:rPr>
+        <w:t xml:space="preserve">online </w:t>
+      </w:r>
+      <w:r>
+        <w:rPr>
+          <w:rFonts w:ascii="Times New Roman" w:hAnsi="Times New Roman" w:cs="Times New Roman"/>
+          <w:sz w:val="20"/>
+          <w:szCs w:val="20"/>
+        </w:rPr>
+        <w:t xml:space="preserve">users </w:t>
+      </w:r>
+      <w:r>
+        <w:rPr>
+          <w:rFonts w:ascii="Times New Roman" w:hAnsi="Times New Roman" w:cs="Times New Roman"/>
+          <w:sz w:val="20"/>
+          <w:szCs w:val="20"/>
+        </w:rPr>
+        <w:t>involved in the chat</w:t>
+      </w:r>
+    </w:p>
+    <w:p>
+      <w:pPr>
+        <w:numPr>
+          <w:ilvl w:val="2"/>
+          <w:numId w:val="1"/>
+        </w:numPr>
+        <w:rPr>
+          <w:rFonts w:ascii="Times New Roman" w:hAnsi="Times New Roman" w:cs="Times New Roman"/>
+          <w:sz w:val="20"/>
+          <w:szCs w:val="20"/>
+        </w:rPr>
+      </w:pPr>
+      <w:r>
+        <w:rPr>
+          <w:rFonts w:ascii="Times New Roman" w:hAnsi="Times New Roman" w:cs="Times New Roman"/>
+          <w:sz w:val="20"/>
+          <w:szCs w:val="20"/>
+        </w:rPr>
+        <w:t>When a message is sent, the date and time stamp at that moment is sent to the server ensure messages are displayed in order</w:t>
+      </w:r>
+      <w:r>
+        <w:rPr>
+          <w:rFonts w:ascii="Times New Roman" w:hAnsi="Times New Roman" w:cs="Times New Roman"/>
+          <w:sz w:val="20"/>
+          <w:szCs w:val="20"/>
+        </w:rPr>
+        <w:t xml:space="preserve"> (? Should this be a time stamp when the message is sent or the server receives it?)</w:t>
+      </w:r>
+    </w:p>
+    <w:p>
+      <w:pPr>
+        <w:numPr>
+          <w:ilvl w:val="2"/>
+          <w:numId w:val="1"/>
+        </w:numPr>
+        <w:rPr>
+          <w:rFonts w:ascii="Times New Roman" w:hAnsi="Times New Roman" w:cs="Times New Roman"/>
+          <w:sz w:val="20"/>
+          <w:szCs w:val="20"/>
+        </w:rPr>
+      </w:pPr>
+      <w:r>
+        <w:rPr>
+          <w:rFonts w:ascii="Times New Roman" w:hAnsi="Times New Roman" w:cs="Times New Roman"/>
+          <w:sz w:val="20"/>
+          <w:szCs w:val="20"/>
+        </w:rPr>
+        <w:t>The chat menu displays all users involved with the chat, also indicating if this is a group chat or private chat</w:t>
+      </w:r>
+    </w:p>
+    <w:p>
+      <w:pPr>
+        <w:numPr>
+          <w:ilvl w:val="2"/>
+          <w:numId w:val="1"/>
+        </w:numPr>
+        <w:rPr>
+          <w:rFonts w:ascii="Times New Roman" w:hAnsi="Times New Roman" w:cs="Times New Roman"/>
+          <w:sz w:val="20"/>
+          <w:szCs w:val="20"/>
+        </w:rPr>
+      </w:pPr>
+      <w:r>
+        <w:rPr>
+          <w:rFonts w:ascii="Times New Roman" w:hAnsi="Times New Roman" w:cs="Times New Roman"/>
+          <w:sz w:val="20"/>
+          <w:szCs w:val="20"/>
+        </w:rPr>
+        <w:t>Group chats have an extra button available to the chat creator to invite users. The user can enter in usernames here to invite users to the chat. Upon finishing, the client signals to the server to update the group chat.</w:t>
+      </w:r>
+    </w:p>
+    <w:p>
+      <w:pPr>
+        <w:pStyle w:val="Heading3"/>
         <w:keepLines w:val="0"/>
         <w:numPr>
           <w:ilvl w:val="1"/>
@@ -4770,132 +6573,182 @@
           <w:rFonts w:ascii="Times New Roman" w:eastAsia="Times New Roman" w:hAnsi="Times New Roman" w:cs="Times New Roman"/>
           <w:b/>
           <w:bCs/>
+          <w:color w:val="000000"/>
           <w:sz w:val="24"/>
           <w:szCs w:val="24"/>
         </w:rPr>
       </w:pPr>
-      <w:bookmarkStart w:id="8" w:name="_m57bpuqzd5f7" w:colFirst="0" w:colLast="0"/>
-      <w:bookmarkEnd w:id="8"/>
       <w:r>
         <w:rPr>
           <w:rFonts w:ascii="Times New Roman" w:eastAsia="Times New Roman" w:hAnsi="Times New Roman" w:cs="Times New Roman"/>
           <w:b/>
           <w:bCs/>
+          <w:color w:val="000000"/>
           <w:sz w:val="24"/>
           <w:szCs w:val="24"/>
         </w:rPr>
-        <w:t>Product Functionality/Features</w:t>
-      </w:r>
-    </w:p>
-    <w:p>
-      <w:pPr>
-        <w:spacing w:line="240" w:lineRule="auto"/>
-        <w:ind w:left="1440"/>
-        <w:rPr>
-          <w:rFonts w:ascii="Times New Roman" w:eastAsia="Times New Roman" w:hAnsi="Times New Roman" w:cs="Times New Roman"/>
-          <w:sz w:val="20"/>
-          <w:szCs w:val="20"/>
-        </w:rPr>
-      </w:pPr>
-      <w:r>
-        <w:rPr>
-          <w:rFonts w:ascii="Times New Roman" w:eastAsia="Times New Roman" w:hAnsi="Times New Roman" w:cs="Times New Roman"/>
-          <w:sz w:val="20"/>
-          <w:szCs w:val="20"/>
-        </w:rPr>
-        <w:t>The high-level features of the system are as follows (see section 3 of this document for more detailed requirements that address these features):</w:t>
-      </w:r>
-    </w:p>
-    <w:p>
-      <w:pPr>
-        <w:spacing w:line="240" w:lineRule="auto"/>
-        <w:ind w:left="1440"/>
-        <w:rPr>
-          <w:rFonts w:ascii="Times New Roman" w:eastAsia="Times New Roman" w:hAnsi="Times New Roman" w:cs="Times New Roman"/>
-          <w:sz w:val="20"/>
-          <w:szCs w:val="20"/>
-        </w:rPr>
-      </w:pPr>
-    </w:p>
-    <w:p>
-      <w:pPr>
-        <w:spacing w:line="240" w:lineRule="auto"/>
-        <w:ind w:left="1440"/>
-        <w:rPr>
-          <w:rFonts w:ascii="Times New Roman" w:eastAsia="Times New Roman" w:hAnsi="Times New Roman" w:cs="Times New Roman"/>
-          <w:sz w:val="20"/>
-          <w:szCs w:val="20"/>
-        </w:rPr>
-      </w:pPr>
-      <w:r>
-        <w:rPr>
-          <w:rFonts w:ascii="Times New Roman" w:eastAsia="Times New Roman" w:hAnsi="Times New Roman" w:cs="Times New Roman"/>
-          <w:sz w:val="20"/>
-          <w:szCs w:val="20"/>
-        </w:rPr>
-        <w:t>1.User account management</w:t>
-      </w:r>
-    </w:p>
-    <w:p>
-      <w:pPr>
-        <w:spacing w:line="240" w:lineRule="auto"/>
-        <w:ind w:left="1440"/>
-        <w:rPr>
-          <w:rFonts w:ascii="Times New Roman" w:eastAsia="Times New Roman" w:hAnsi="Times New Roman" w:cs="Times New Roman"/>
-          <w:sz w:val="20"/>
-          <w:szCs w:val="20"/>
-        </w:rPr>
-      </w:pPr>
-      <w:r>
-        <w:rPr>
-          <w:rFonts w:ascii="Times New Roman" w:eastAsia="Times New Roman" w:hAnsi="Times New Roman" w:cs="Times New Roman"/>
-          <w:sz w:val="20"/>
-          <w:szCs w:val="20"/>
-        </w:rPr>
-        <w:t>2.Real-time text messaging</w:t>
-      </w:r>
-    </w:p>
-    <w:p>
-      <w:pPr>
-        <w:spacing w:line="240" w:lineRule="auto"/>
-        <w:ind w:left="1440"/>
-        <w:rPr>
-          <w:rFonts w:ascii="Times New Roman" w:eastAsia="Times New Roman" w:hAnsi="Times New Roman" w:cs="Times New Roman"/>
-          <w:sz w:val="20"/>
-          <w:szCs w:val="20"/>
-        </w:rPr>
-      </w:pPr>
-      <w:r>
-        <w:rPr>
-          <w:rFonts w:ascii="Times New Roman" w:eastAsia="Times New Roman" w:hAnsi="Times New Roman" w:cs="Times New Roman"/>
-          <w:sz w:val="20"/>
-          <w:szCs w:val="20"/>
-        </w:rPr>
-        <w:t>3.group communication</w:t>
-      </w:r>
-    </w:p>
-    <w:p>
-      <w:pPr>
-        <w:spacing w:line="240" w:lineRule="auto"/>
-        <w:ind w:left="1440"/>
-        <w:rPr>
-          <w:rFonts w:ascii="Times New Roman" w:eastAsia="Times New Roman" w:hAnsi="Times New Roman" w:cs="Times New Roman"/>
-          <w:sz w:val="20"/>
-          <w:szCs w:val="20"/>
-        </w:rPr>
-      </w:pPr>
-      <w:r>
-        <w:rPr>
-          <w:rFonts w:ascii="Times New Roman" w:eastAsia="Times New Roman" w:hAnsi="Times New Roman" w:cs="Times New Roman"/>
-          <w:sz w:val="20"/>
-          <w:szCs w:val="20"/>
-        </w:rPr>
-        <w:t>4.inquire history message</w:t>
-      </w:r>
-    </w:p>
-    <w:p>
-      <w:pPr>
-        <w:pStyle w:val="2"/>
+        <w:t>IT Module Requirements:</w:t>
+      </w:r>
+    </w:p>
+    <w:p>
+      <w:pPr>
+        <w:numPr>
+          <w:ilvl w:val="2"/>
+          <w:numId w:val="1"/>
+        </w:numPr>
+        <w:rPr>
+          <w:sz w:val="20"/>
+          <w:szCs w:val="20"/>
+        </w:rPr>
+      </w:pPr>
+      <w:r>
+        <w:rPr>
+          <w:rFonts w:ascii="Times New Roman" w:hAnsi="Times New Roman" w:cs="Times New Roman"/>
+          <w:sz w:val="20"/>
+          <w:szCs w:val="20"/>
+        </w:rPr>
+        <w:t xml:space="preserve">IT has the same permissions as the </w:t>
+      </w:r>
+      <w:r>
+        <w:rPr>
+          <w:rFonts w:ascii="Times New Roman" w:hAnsi="Times New Roman" w:cs="Times New Roman"/>
+          <w:sz w:val="20"/>
+          <w:szCs w:val="20"/>
+        </w:rPr>
+        <w:t>client</w:t>
+      </w:r>
+    </w:p>
+    <w:p>
+      <w:pPr>
+        <w:numPr>
+          <w:ilvl w:val="2"/>
+          <w:numId w:val="1"/>
+        </w:numPr>
+        <w:rPr>
+          <w:sz w:val="20"/>
+          <w:szCs w:val="20"/>
+        </w:rPr>
+      </w:pPr>
+      <w:r>
+        <w:rPr>
+          <w:rFonts w:ascii="Times New Roman" w:eastAsia="Times New Roman" w:hAnsi="Times New Roman" w:cs="Times New Roman"/>
+          <w:sz w:val="20"/>
+          <w:szCs w:val="20"/>
+        </w:rPr>
+        <w:t>All conversations should be viewable by the IT user</w:t>
+      </w:r>
+    </w:p>
+    <w:p>
+      <w:pPr>
+        <w:numPr>
+          <w:ilvl w:val="2"/>
+          <w:numId w:val="1"/>
+        </w:numPr>
+        <w:rPr>
+          <w:sz w:val="20"/>
+          <w:szCs w:val="20"/>
+        </w:rPr>
+      </w:pPr>
+      <w:r>
+        <w:rPr>
+          <w:rFonts w:ascii="Times New Roman" w:eastAsia="Times New Roman" w:hAnsi="Times New Roman" w:cs="Times New Roman"/>
+          <w:sz w:val="20"/>
+          <w:szCs w:val="20"/>
+        </w:rPr>
+        <w:t>Additional IT interface</w:t>
+      </w:r>
+    </w:p>
+    <w:p>
+      <w:pPr>
+        <w:numPr>
+          <w:ilvl w:val="2"/>
+          <w:numId w:val="1"/>
+        </w:numPr>
+        <w:rPr>
+          <w:sz w:val="20"/>
+          <w:szCs w:val="20"/>
+        </w:rPr>
+      </w:pPr>
+      <w:r>
+        <w:rPr>
+          <w:rFonts w:ascii="Times New Roman" w:eastAsia="Times New Roman" w:hAnsi="Times New Roman" w:cs="Times New Roman"/>
+          <w:sz w:val="20"/>
+          <w:szCs w:val="20"/>
+        </w:rPr>
+        <w:t>IT has access to database information (file)</w:t>
+      </w:r>
+    </w:p>
+    <w:p>
+      <w:pPr>
+        <w:numPr>
+          <w:ilvl w:val="2"/>
+          <w:numId w:val="1"/>
+        </w:numPr>
+        <w:rPr>
+          <w:sz w:val="20"/>
+          <w:szCs w:val="20"/>
+        </w:rPr>
+      </w:pPr>
+      <w:r>
+        <w:rPr>
+          <w:rFonts w:ascii="Times New Roman" w:eastAsia="Times New Roman" w:hAnsi="Times New Roman" w:cs="Times New Roman"/>
+          <w:sz w:val="20"/>
+          <w:szCs w:val="20"/>
+        </w:rPr>
+        <w:t>IT should be able to access user chats</w:t>
+      </w:r>
+    </w:p>
+    <w:p>
+      <w:pPr>
+        <w:numPr>
+          <w:ilvl w:val="2"/>
+          <w:numId w:val="1"/>
+        </w:numPr>
+        <w:rPr>
+          <w:sz w:val="20"/>
+          <w:szCs w:val="20"/>
+        </w:rPr>
+      </w:pPr>
+      <w:r>
+        <w:rPr>
+          <w:rFonts w:ascii="Times New Roman" w:eastAsia="Times New Roman" w:hAnsi="Times New Roman" w:cs="Times New Roman"/>
+          <w:sz w:val="20"/>
+          <w:szCs w:val="20"/>
+        </w:rPr>
+        <w:t>IT should be able to access chat logs</w:t>
+      </w:r>
+    </w:p>
+    <w:p>
+      <w:pPr>
+        <w:numPr>
+          <w:ilvl w:val="2"/>
+          <w:numId w:val="1"/>
+        </w:numPr>
+        <w:rPr>
+          <w:sz w:val="20"/>
+          <w:szCs w:val="20"/>
+        </w:rPr>
+      </w:pPr>
+      <w:r>
+        <w:rPr>
+          <w:rFonts w:ascii="Times New Roman" w:eastAsia="Times New Roman" w:hAnsi="Times New Roman" w:cs="Times New Roman"/>
+          <w:sz w:val="20"/>
+          <w:szCs w:val="20"/>
+        </w:rPr>
+        <w:t>IT</w:t>
+      </w:r>
+      <w:r>
+        <w:rPr>
+          <w:rFonts w:ascii="Times New Roman" w:eastAsia="Times New Roman" w:hAnsi="Times New Roman" w:cs="Times New Roman"/>
+          <w:sz w:val="20"/>
+          <w:szCs w:val="20"/>
+        </w:rPr>
+        <w:t xml:space="preserve"> has a clickable button that has presents them their user interface</w:t>
+      </w:r>
+    </w:p>
+    <w:p>
+      <w:pPr>
+        <w:pStyle w:val="Heading3"/>
         <w:keepLines w:val="0"/>
         <w:numPr>
           <w:ilvl w:val="1"/>
@@ -4906,126 +6759,376 @@
           <w:rFonts w:ascii="Times New Roman" w:eastAsia="Times New Roman" w:hAnsi="Times New Roman" w:cs="Times New Roman"/>
           <w:b/>
           <w:bCs/>
+          <w:color w:val="000000"/>
           <w:sz w:val="24"/>
           <w:szCs w:val="24"/>
         </w:rPr>
       </w:pPr>
-      <w:bookmarkStart w:id="9" w:name="_65pluhgrf7bn" w:colFirst="0" w:colLast="0"/>
-      <w:bookmarkEnd w:id="9"/>
       <w:r>
         <w:rPr>
           <w:rFonts w:ascii="Times New Roman" w:eastAsia="Times New Roman" w:hAnsi="Times New Roman" w:cs="Times New Roman"/>
           <w:b/>
           <w:bCs/>
+          <w:color w:val="000000"/>
           <w:sz w:val="24"/>
           <w:szCs w:val="24"/>
         </w:rPr>
-        <w:t>Constraints</w:t>
-      </w:r>
-    </w:p>
-    <w:p>
-      <w:pPr>
-        <w:spacing w:before="80" w:line="240" w:lineRule="auto"/>
-        <w:ind w:left="1440"/>
-        <w:jc w:val="both"/>
-        <w:rPr>
-          <w:rFonts w:ascii="Times New Roman" w:eastAsia="Times New Roman" w:hAnsi="Times New Roman" w:cs="Times New Roman"/>
-          <w:sz w:val="20"/>
-          <w:szCs w:val="20"/>
-        </w:rPr>
-      </w:pPr>
-      <w:r>
-        <w:rPr>
-          <w:rFonts w:ascii="Times New Roman" w:eastAsia="Times New Roman" w:hAnsi="Times New Roman" w:cs="Times New Roman"/>
-          <w:sz w:val="20"/>
-          <w:szCs w:val="20"/>
-        </w:rPr>
-        <w:t>1.Application must be developed based on Java</w:t>
-      </w:r>
-    </w:p>
-    <w:p>
-      <w:pPr>
-        <w:spacing w:before="80" w:line="240" w:lineRule="auto"/>
-        <w:ind w:left="1440"/>
-        <w:jc w:val="both"/>
-        <w:rPr>
-          <w:rFonts w:ascii="Times New Roman" w:eastAsia="Times New Roman" w:hAnsi="Times New Roman" w:cs="Times New Roman"/>
-          <w:sz w:val="20"/>
-          <w:szCs w:val="20"/>
-        </w:rPr>
-      </w:pPr>
-      <w:r>
-        <w:rPr>
-          <w:rFonts w:ascii="Times New Roman" w:eastAsia="Times New Roman" w:hAnsi="Times New Roman" w:cs="Times New Roman"/>
-          <w:sz w:val="20"/>
-          <w:szCs w:val="20"/>
-        </w:rPr>
-        <w:t>2</w:t>
-      </w:r>
-      <w:hyperlink r:id="rId7">
-        <w:r>
-          <w:rPr>
-            <w:rFonts w:ascii="Times New Roman" w:eastAsia="Times New Roman" w:hAnsi="Times New Roman" w:cs="Times New Roman"/>
-            <w:color w:val="1155CC"/>
-            <w:sz w:val="20"/>
-            <w:szCs w:val="20"/>
-            <w:u w:val="single"/>
-          </w:rPr>
-          <w:t>.</w:t>
-        </w:r>
-      </w:hyperlink>
-      <w:r>
-        <w:rPr>
-          <w:rFonts w:ascii="Times New Roman" w:eastAsia="Times New Roman" w:hAnsi="Times New Roman" w:cs="Times New Roman"/>
-          <w:sz w:val="20"/>
-          <w:szCs w:val="20"/>
-        </w:rPr>
-        <w:t xml:space="preserve"> No database, no extra and external dependencies </w:t>
-      </w:r>
-    </w:p>
-    <w:p>
-      <w:pPr>
-        <w:spacing w:before="80" w:line="240" w:lineRule="auto"/>
-        <w:ind w:left="1440"/>
-        <w:jc w:val="both"/>
-        <w:rPr>
-          <w:rFonts w:ascii="Times New Roman" w:eastAsia="Times New Roman" w:hAnsi="Times New Roman" w:cs="Times New Roman"/>
-          <w:sz w:val="20"/>
-          <w:szCs w:val="20"/>
-        </w:rPr>
-      </w:pPr>
-      <w:r>
-        <w:rPr>
-          <w:rFonts w:ascii="Times New Roman" w:eastAsia="Times New Roman" w:hAnsi="Times New Roman" w:cs="Times New Roman"/>
-          <w:sz w:val="20"/>
-          <w:szCs w:val="20"/>
-        </w:rPr>
-        <w:t xml:space="preserve">3. Application response time under normal network condition shall be less than 3 seconds </w:t>
-      </w:r>
-    </w:p>
-    <w:p>
-      <w:pPr>
-        <w:spacing w:before="80" w:line="240" w:lineRule="auto"/>
-        <w:ind w:left="1440"/>
-        <w:jc w:val="both"/>
-        <w:rPr>
-          <w:rFonts w:ascii="Times New Roman" w:eastAsia="Times New Roman" w:hAnsi="Times New Roman" w:cs="Times New Roman"/>
-          <w:sz w:val="20"/>
-          <w:szCs w:val="20"/>
-        </w:rPr>
-      </w:pPr>
-      <w:r>
-        <w:rPr>
-          <w:rFonts w:ascii="Times New Roman" w:eastAsia="Times New Roman" w:hAnsi="Times New Roman" w:cs="Times New Roman"/>
-          <w:sz w:val="20"/>
-          <w:szCs w:val="20"/>
-        </w:rPr>
-        <w:t>4. The system follows standard object-oriented design principle</w:t>
-      </w:r>
-    </w:p>
-    <w:p>
-      <w:pPr>
-        <w:pStyle w:val="2"/>
+        <w:t>Communication</w:t>
+      </w:r>
+      <w:r>
+        <w:rPr>
+          <w:rFonts w:ascii="Times New Roman" w:eastAsia="Times New Roman" w:hAnsi="Times New Roman" w:cs="Times New Roman"/>
+          <w:b/>
+          <w:bCs/>
+          <w:color w:val="000000"/>
+          <w:sz w:val="24"/>
+          <w:szCs w:val="24"/>
+        </w:rPr>
+        <w:t>s</w:t>
+      </w:r>
+      <w:r>
+        <w:rPr>
+          <w:rFonts w:ascii="Times New Roman" w:eastAsia="Times New Roman" w:hAnsi="Times New Roman" w:cs="Times New Roman"/>
+          <w:b/>
+          <w:bCs/>
+          <w:color w:val="000000"/>
+          <w:sz w:val="24"/>
+          <w:szCs w:val="24"/>
+        </w:rPr>
+        <w:t xml:space="preserve"> </w:t>
+      </w:r>
+      <w:r>
+        <w:rPr>
+          <w:rFonts w:ascii="Times New Roman" w:eastAsia="Times New Roman" w:hAnsi="Times New Roman" w:cs="Times New Roman"/>
+          <w:b/>
+          <w:bCs/>
+          <w:color w:val="000000"/>
+          <w:sz w:val="24"/>
+          <w:szCs w:val="24"/>
+        </w:rPr>
+        <w:t>Server</w:t>
+      </w:r>
+      <w:r>
+        <w:rPr>
+          <w:rFonts w:ascii="Times New Roman" w:eastAsia="Times New Roman" w:hAnsi="Times New Roman" w:cs="Times New Roman"/>
+          <w:b/>
+          <w:bCs/>
+          <w:color w:val="000000"/>
+          <w:sz w:val="24"/>
+          <w:szCs w:val="24"/>
+        </w:rPr>
+        <w:t xml:space="preserve"> Module Requirements:</w:t>
+      </w:r>
+      <w:r>
+        <w:rPr>
+          <w:rFonts w:ascii="Times New Roman" w:eastAsia="Times New Roman" w:hAnsi="Times New Roman" w:cs="Times New Roman"/>
+          <w:b/>
+          <w:bCs/>
+          <w:color w:val="000000"/>
+          <w:sz w:val="24"/>
+          <w:szCs w:val="24"/>
+        </w:rPr>
+        <w:tab/>
+      </w:r>
+    </w:p>
+    <w:p>
+      <w:pPr>
+        <w:numPr>
+          <w:ilvl w:val="2"/>
+          <w:numId w:val="1"/>
+        </w:numPr>
+        <w:rPr>
+          <w:sz w:val="20"/>
+          <w:szCs w:val="20"/>
+        </w:rPr>
+      </w:pPr>
+      <w:r>
+        <w:rPr>
+          <w:rFonts w:ascii="Times New Roman" w:eastAsia="Times New Roman" w:hAnsi="Times New Roman" w:cs="Times New Roman"/>
+          <w:sz w:val="20"/>
+          <w:szCs w:val="20"/>
+        </w:rPr>
+        <w:t xml:space="preserve">The Communications Server Module (CSM) </w:t>
+      </w:r>
+      <w:r>
+        <w:rPr>
+          <w:rFonts w:ascii="Times New Roman" w:eastAsia="Times New Roman" w:hAnsi="Times New Roman" w:cs="Times New Roman"/>
+          <w:sz w:val="20"/>
+          <w:szCs w:val="20"/>
+        </w:rPr>
+        <w:t>can store messages locally to in text files</w:t>
+      </w:r>
+    </w:p>
+    <w:p>
+      <w:pPr>
+        <w:numPr>
+          <w:ilvl w:val="2"/>
+          <w:numId w:val="1"/>
+        </w:numPr>
+        <w:rPr>
+          <w:sz w:val="20"/>
+          <w:szCs w:val="20"/>
+        </w:rPr>
+      </w:pPr>
+      <w:r>
+        <w:rPr>
+          <w:rFonts w:ascii="Times New Roman" w:eastAsia="Times New Roman" w:hAnsi="Times New Roman" w:cs="Times New Roman"/>
+          <w:sz w:val="20"/>
+          <w:szCs w:val="20"/>
+        </w:rPr>
+        <w:t>The format of these files will be comma-separated with the following fields: User ID, Username, Message, date and time stam</w:t>
+      </w:r>
+      <w:r>
+        <w:rPr>
+          <w:rFonts w:ascii="Times New Roman" w:eastAsia="Times New Roman" w:hAnsi="Times New Roman" w:cs="Times New Roman"/>
+          <w:sz w:val="20"/>
+          <w:szCs w:val="20"/>
+        </w:rPr>
+        <w:t>p.</w:t>
+      </w:r>
+    </w:p>
+    <w:p>
+      <w:pPr>
+        <w:numPr>
+          <w:ilvl w:val="2"/>
+          <w:numId w:val="1"/>
+        </w:numPr>
+        <w:rPr>
+          <w:sz w:val="20"/>
+          <w:szCs w:val="20"/>
+        </w:rPr>
+      </w:pPr>
+      <w:r>
+        <w:rPr>
+          <w:rFonts w:ascii="Times New Roman" w:eastAsia="Times New Roman" w:hAnsi="Times New Roman" w:cs="Times New Roman"/>
+          <w:sz w:val="20"/>
+          <w:szCs w:val="20"/>
+        </w:rPr>
+        <w:t>The CSM must be able to secure a connection to the LM, the CM, and the IM</w:t>
+      </w:r>
+    </w:p>
+    <w:p>
+      <w:pPr>
+        <w:numPr>
+          <w:ilvl w:val="2"/>
+          <w:numId w:val="1"/>
+        </w:numPr>
+        <w:rPr>
+          <w:sz w:val="20"/>
+          <w:szCs w:val="20"/>
+        </w:rPr>
+      </w:pPr>
+      <w:r>
+        <w:rPr>
+          <w:rFonts w:ascii="Times New Roman" w:eastAsia="Times New Roman" w:hAnsi="Times New Roman" w:cs="Times New Roman"/>
+          <w:sz w:val="20"/>
+          <w:szCs w:val="20"/>
+        </w:rPr>
+        <w:t xml:space="preserve">The CSM must be able to </w:t>
+      </w:r>
+      <w:proofErr w:type="spellStart"/>
+      <w:r>
+        <w:rPr>
+          <w:rFonts w:ascii="Times New Roman" w:eastAsia="Times New Roman" w:hAnsi="Times New Roman" w:cs="Times New Roman"/>
+          <w:sz w:val="20"/>
+          <w:szCs w:val="20"/>
+        </w:rPr>
+        <w:t>conncurrently</w:t>
+      </w:r>
+      <w:proofErr w:type="spellEnd"/>
+      <w:r>
+        <w:rPr>
+          <w:rFonts w:ascii="Times New Roman" w:eastAsia="Times New Roman" w:hAnsi="Times New Roman" w:cs="Times New Roman"/>
+          <w:sz w:val="20"/>
+          <w:szCs w:val="20"/>
+        </w:rPr>
+        <w:t xml:space="preserve"> support multiple LM’s, CM’s, and IM’s</w:t>
+      </w:r>
+    </w:p>
+    <w:p>
+      <w:pPr>
+        <w:numPr>
+          <w:ilvl w:val="2"/>
+          <w:numId w:val="1"/>
+        </w:numPr>
+        <w:rPr>
+          <w:sz w:val="20"/>
+          <w:szCs w:val="20"/>
+        </w:rPr>
+      </w:pPr>
+      <w:r>
+        <w:rPr>
+          <w:rFonts w:ascii="Times New Roman" w:eastAsia="Times New Roman" w:hAnsi="Times New Roman" w:cs="Times New Roman"/>
+          <w:sz w:val="20"/>
+          <w:szCs w:val="20"/>
+        </w:rPr>
+        <w:t>(?) The CSM stores usernames and passwords for account authentications, to be compared with usernames and passwords sent from the LM</w:t>
+      </w:r>
+    </w:p>
+    <w:p>
+      <w:pPr>
+        <w:numPr>
+          <w:ilvl w:val="2"/>
+          <w:numId w:val="1"/>
+        </w:numPr>
+        <w:rPr>
+          <w:sz w:val="20"/>
+          <w:szCs w:val="20"/>
+        </w:rPr>
+      </w:pPr>
+      <w:r>
+        <w:rPr>
+          <w:rFonts w:ascii="Times New Roman" w:eastAsia="Times New Roman" w:hAnsi="Times New Roman" w:cs="Times New Roman"/>
+          <w:sz w:val="20"/>
+          <w:szCs w:val="20"/>
+        </w:rPr>
+        <w:t>Upon succeeding or failing authentication, the CSM will signal so to the LM.</w:t>
+      </w:r>
+    </w:p>
+    <w:p>
+      <w:pPr>
+        <w:numPr>
+          <w:ilvl w:val="2"/>
+          <w:numId w:val="1"/>
+        </w:numPr>
+        <w:rPr>
+          <w:sz w:val="20"/>
+          <w:szCs w:val="20"/>
+        </w:rPr>
+      </w:pPr>
+      <w:r>
+        <w:rPr>
+          <w:rFonts w:ascii="Times New Roman" w:eastAsia="Times New Roman" w:hAnsi="Times New Roman" w:cs="Times New Roman"/>
+          <w:sz w:val="20"/>
+          <w:szCs w:val="20"/>
+        </w:rPr>
+        <w:t>Upon succeeding authentications, the CSM marks the user as online</w:t>
+      </w:r>
+    </w:p>
+    <w:p>
+      <w:pPr>
+        <w:numPr>
+          <w:ilvl w:val="2"/>
+          <w:numId w:val="1"/>
+        </w:numPr>
+        <w:rPr>
+          <w:sz w:val="20"/>
+          <w:szCs w:val="20"/>
+        </w:rPr>
+      </w:pPr>
+      <w:r>
+        <w:rPr>
+          <w:rFonts w:ascii="Times New Roman" w:eastAsia="Times New Roman" w:hAnsi="Times New Roman" w:cs="Times New Roman"/>
+          <w:sz w:val="20"/>
+          <w:szCs w:val="20"/>
+        </w:rPr>
+        <w:t>The CSM must send the messages to be displayed by the CM in the chronological order of their date and time stamps.</w:t>
+      </w:r>
+    </w:p>
+    <w:p>
+      <w:pPr>
+        <w:numPr>
+          <w:ilvl w:val="2"/>
+          <w:numId w:val="1"/>
+        </w:numPr>
+        <w:rPr>
+          <w:sz w:val="20"/>
+          <w:szCs w:val="20"/>
+        </w:rPr>
+      </w:pPr>
+      <w:r>
+        <w:rPr>
+          <w:rFonts w:ascii="Times New Roman" w:eastAsia="Times New Roman" w:hAnsi="Times New Roman" w:cs="Times New Roman"/>
+          <w:sz w:val="20"/>
+          <w:szCs w:val="20"/>
+        </w:rPr>
+        <w:t>The CSM must send to the CM the most up to date list of chats for the online user. This will be updated if the CSM receives a message that would change that status.</w:t>
+      </w:r>
+    </w:p>
+    <w:p>
+      <w:pPr>
+        <w:numPr>
+          <w:ilvl w:val="2"/>
+          <w:numId w:val="1"/>
+        </w:numPr>
+        <w:rPr>
+          <w:sz w:val="20"/>
+          <w:szCs w:val="20"/>
+        </w:rPr>
+      </w:pPr>
+      <w:r>
+        <w:rPr>
+          <w:rFonts w:ascii="Times New Roman" w:eastAsia="Times New Roman" w:hAnsi="Times New Roman" w:cs="Times New Roman"/>
+          <w:sz w:val="20"/>
+          <w:szCs w:val="20"/>
+        </w:rPr>
+        <w:t>The CSM must store all messages</w:t>
+      </w:r>
+    </w:p>
+    <w:p>
+      <w:pPr>
+        <w:numPr>
+          <w:ilvl w:val="2"/>
+          <w:numId w:val="1"/>
+        </w:numPr>
+        <w:rPr>
+          <w:sz w:val="20"/>
+          <w:szCs w:val="20"/>
+        </w:rPr>
+      </w:pPr>
+      <w:r>
+        <w:rPr>
+          <w:rFonts w:ascii="Times New Roman" w:eastAsia="Times New Roman" w:hAnsi="Times New Roman" w:cs="Times New Roman"/>
+          <w:sz w:val="20"/>
+          <w:szCs w:val="20"/>
+        </w:rPr>
+        <w:t>The CSM must keep track of messages that were sent to a user while they were offline, to ensure the user is displayed unseen messages in the CM</w:t>
+      </w:r>
+    </w:p>
+    <w:p>
+      <w:pPr>
+        <w:numPr>
+          <w:ilvl w:val="2"/>
+          <w:numId w:val="1"/>
+        </w:numPr>
+        <w:rPr>
+          <w:sz w:val="20"/>
+          <w:szCs w:val="20"/>
+        </w:rPr>
+      </w:pPr>
+      <w:r>
+        <w:rPr>
+          <w:rFonts w:ascii="Times New Roman" w:eastAsia="Times New Roman" w:hAnsi="Times New Roman" w:cs="Times New Roman"/>
+          <w:sz w:val="20"/>
+          <w:szCs w:val="20"/>
+        </w:rPr>
+        <w:lastRenderedPageBreak/>
+        <w:t>The CSM can send the message logs on request by the IM</w:t>
+      </w:r>
+    </w:p>
+    <w:p>
+      <w:pPr>
+        <w:numPr>
+          <w:ilvl w:val="2"/>
+          <w:numId w:val="1"/>
+        </w:numPr>
+        <w:rPr>
+          <w:sz w:val="20"/>
+          <w:szCs w:val="20"/>
+        </w:rPr>
+      </w:pPr>
+      <w:r>
+        <w:rPr>
+          <w:rFonts w:ascii="Times New Roman" w:eastAsia="Times New Roman" w:hAnsi="Times New Roman" w:cs="Times New Roman"/>
+          <w:sz w:val="20"/>
+          <w:szCs w:val="20"/>
+        </w:rPr>
+        <w:t>Upon a user logging out, the CM will signal to the CSM in which the CSM marks the user as offline.</w:t>
+      </w:r>
+    </w:p>
+    <w:p>
+      <w:pPr>
+        <w:pStyle w:val="Heading2"/>
         <w:keepLines w:val="0"/>
         <w:numPr>
           <w:ilvl w:val="1"/>
@@ -5040,8 +7143,8 @@
           <w:szCs w:val="24"/>
         </w:rPr>
       </w:pPr>
-      <w:bookmarkStart w:id="10" w:name="_8u2uwv3arghl" w:colFirst="0" w:colLast="0"/>
-      <w:bookmarkEnd w:id="10"/>
+      <w:bookmarkStart w:id="13" w:name="_aisagml9gc" w:colFirst="0" w:colLast="0"/>
+      <w:bookmarkEnd w:id="13"/>
       <w:r>
         <w:rPr>
           <w:rFonts w:ascii="Times New Roman" w:eastAsia="Times New Roman" w:hAnsi="Times New Roman" w:cs="Times New Roman"/>
@@ -5050,116 +7153,624 @@
           <w:sz w:val="24"/>
           <w:szCs w:val="24"/>
         </w:rPr>
-        <w:t>Assumptions and Dependencies</w:t>
-      </w:r>
-    </w:p>
-    <w:p>
-      <w:pPr>
-        <w:spacing w:before="80" w:line="240" w:lineRule="auto"/>
-        <w:ind w:left="1440"/>
-        <w:jc w:val="both"/>
-        <w:rPr>
-          <w:rFonts w:ascii="Times New Roman" w:eastAsia="Times New Roman" w:hAnsi="Times New Roman" w:cs="Times New Roman"/>
-          <w:sz w:val="20"/>
-          <w:szCs w:val="20"/>
-        </w:rPr>
-      </w:pPr>
-      <w:r>
-        <w:rPr>
-          <w:rFonts w:ascii="Times New Roman" w:eastAsia="Times New Roman" w:hAnsi="Times New Roman" w:cs="Times New Roman"/>
-          <w:sz w:val="20"/>
-          <w:szCs w:val="20"/>
-        </w:rPr>
-        <w:t>List appropriate assumptions</w:t>
-      </w:r>
-    </w:p>
-    <w:p>
-      <w:pPr>
+        <w:t>External Interface Requirements</w:t>
+      </w:r>
+    </w:p>
+    <w:p>
+      <w:pPr>
+        <w:pStyle w:val="ListParagraph"/>
         <w:numPr>
-          <w:ilvl w:val="0"/>
-          <w:numId w:val="6"/>
+          <w:ilvl w:val="2"/>
+          <w:numId w:val="1"/>
         </w:numPr>
         <w:spacing w:before="80" w:line="240" w:lineRule="auto"/>
+        <w:ind w:firstLineChars="0"/>
         <w:jc w:val="both"/>
         <w:rPr>
           <w:rFonts w:ascii="Times New Roman" w:eastAsia="Times New Roman" w:hAnsi="Times New Roman" w:cs="Times New Roman"/>
-          <w:sz w:val="20"/>
-          <w:szCs w:val="20"/>
-        </w:rPr>
-      </w:pPr>
-      <w:r>
-        <w:rPr>
-          <w:rFonts w:ascii="Times New Roman" w:eastAsia="Times New Roman" w:hAnsi="Times New Roman" w:cs="Times New Roman"/>
-          <w:sz w:val="20"/>
-          <w:szCs w:val="20"/>
-        </w:rPr>
-        <w:t>It is assumed that there is no maximum number of users at a given time</w:t>
-      </w:r>
-    </w:p>
-    <w:p>
-      <w:pPr>
+          <w:color w:val="000000" w:themeColor="text1"/>
+          <w:sz w:val="20"/>
+          <w:szCs w:val="20"/>
+          <w:lang w:val="en-US"/>
+        </w:rPr>
+      </w:pPr>
+      <w:r>
+        <w:rPr>
+          <w:rFonts w:ascii="Times New Roman" w:eastAsia="Times New Roman" w:hAnsi="Times New Roman" w:cs="Times New Roman"/>
+          <w:color w:val="000000" w:themeColor="text1"/>
+          <w:sz w:val="20"/>
+          <w:szCs w:val="20"/>
+        </w:rPr>
+        <w:t>This section specifies the external interfaces between the Communications System and external entities, including client devices, network protocols, and persistent storage file</w:t>
+      </w:r>
+      <w:r>
+        <w:rPr>
+          <w:rFonts w:ascii="Times New Roman" w:eastAsia="Times New Roman" w:hAnsi="Times New Roman" w:cs="Times New Roman"/>
+          <w:color w:val="000000" w:themeColor="text1"/>
+          <w:sz w:val="20"/>
+          <w:szCs w:val="20"/>
+          <w:lang w:val="en-US"/>
+        </w:rPr>
+        <w:t xml:space="preserve">     </w:t>
+      </w:r>
+    </w:p>
+    <w:p>
+      <w:pPr>
+        <w:pStyle w:val="ListParagraph"/>
         <w:numPr>
-          <w:ilvl w:val="0"/>
-          <w:numId w:val="6"/>
-        </w:numPr>
-        <w:spacing w:line="240" w:lineRule="auto"/>
-        <w:jc w:val="both"/>
-        <w:rPr>
-          <w:rFonts w:ascii="Times New Roman" w:eastAsia="Times New Roman" w:hAnsi="Times New Roman" w:cs="Times New Roman"/>
-          <w:sz w:val="20"/>
-          <w:szCs w:val="20"/>
-        </w:rPr>
-      </w:pPr>
-      <w:r>
-        <w:rPr>
-          <w:rFonts w:ascii="Times New Roman" w:eastAsia="Times New Roman" w:hAnsi="Times New Roman" w:cs="Times New Roman"/>
-          <w:sz w:val="20"/>
-          <w:szCs w:val="20"/>
-        </w:rPr>
-        <w:t>It is assumed that there are no databases, libraries, frameworks, or other technologies.</w:t>
-      </w:r>
-    </w:p>
-    <w:p>
-      <w:pPr>
-        <w:pStyle w:val="1"/>
-        <w:keepLines w:val="0"/>
-        <w:pageBreakBefore/>
-        <w:numPr>
-          <w:ilvl w:val="0"/>
+          <w:ilvl w:val="2"/>
           <w:numId w:val="1"/>
         </w:numPr>
-        <w:pBdr>
-          <w:top w:val="single" w:sz="12" w:space="1" w:color="000000"/>
-          <w:left w:val="single" w:sz="12" w:space="1" w:color="000000"/>
-          <w:bottom w:val="single" w:sz="12" w:space="1" w:color="000000"/>
-          <w:right w:val="single" w:sz="12" w:space="1" w:color="000000"/>
-        </w:pBdr>
-        <w:spacing w:before="0" w:after="60" w:line="240" w:lineRule="auto"/>
-        <w:rPr>
-          <w:rFonts w:ascii="Times New Roman" w:eastAsia="Times New Roman" w:hAnsi="Times New Roman" w:cs="Times New Roman"/>
-          <w:b/>
-          <w:bCs/>
-          <w:sz w:val="36"/>
-          <w:szCs w:val="36"/>
-        </w:rPr>
-      </w:pPr>
-      <w:bookmarkStart w:id="11" w:name="_n0ro1thuqbjg" w:colFirst="0" w:colLast="0"/>
-      <w:bookmarkEnd w:id="11"/>
-      <w:r>
-        <w:rPr>
-          <w:rFonts w:ascii="Times New Roman" w:eastAsia="Times New Roman" w:hAnsi="Times New Roman" w:cs="Times New Roman"/>
-          <w:b/>
-          <w:bCs/>
-          <w:sz w:val="36"/>
-          <w:szCs w:val="36"/>
-        </w:rPr>
-        <w:lastRenderedPageBreak/>
-        <w:t>Specific Requirements</w:t>
-      </w:r>
-    </w:p>
-    <w:p>
-      <w:pPr>
-        <w:pStyle w:val="2"/>
+        <w:spacing w:before="80" w:line="240" w:lineRule="auto"/>
+        <w:ind w:firstLineChars="0"/>
+        <w:jc w:val="both"/>
+        <w:rPr>
+          <w:rFonts w:ascii="Times New Roman" w:eastAsia="Times New Roman" w:hAnsi="Times New Roman" w:cs="Times New Roman"/>
+          <w:color w:val="000000" w:themeColor="text1"/>
+          <w:sz w:val="20"/>
+          <w:szCs w:val="20"/>
+          <w:lang w:val="en-US"/>
+        </w:rPr>
+      </w:pPr>
+      <w:r>
+        <w:rPr>
+          <w:rFonts w:ascii="Times New Roman" w:eastAsia="Times New Roman" w:hAnsi="Times New Roman" w:cs="Times New Roman"/>
+          <w:color w:val="000000" w:themeColor="text1"/>
+          <w:sz w:val="20"/>
+          <w:szCs w:val="20"/>
+          <w:lang w:val="en-US"/>
+        </w:rPr>
+        <w:t>Client Application User Interface</w:t>
+      </w:r>
+      <w:r>
+        <w:rPr>
+          <w:rFonts w:ascii="Times New Roman" w:eastAsia="Times New Roman" w:hAnsi="Times New Roman" w:cs="Times New Roman"/>
+          <w:color w:val="000000" w:themeColor="text1"/>
+          <w:sz w:val="20"/>
+          <w:szCs w:val="20"/>
+          <w:lang w:val="en-US"/>
+        </w:rPr>
+        <w:t xml:space="preserve">: </w:t>
+      </w:r>
+      <w:r>
+        <w:rPr>
+          <w:rFonts w:ascii="Times New Roman" w:eastAsia="Times New Roman" w:hAnsi="Times New Roman" w:cs="Times New Roman"/>
+          <w:color w:val="000000" w:themeColor="text1"/>
+          <w:sz w:val="20"/>
+          <w:szCs w:val="20"/>
+          <w:lang w:val="en-US"/>
+        </w:rPr>
+        <w:t>The system shall provide a text-based user interface for the Client Module to support login, chat selection, message viewing, and message sending.</w:t>
+      </w:r>
+    </w:p>
+    <w:p>
+      <w:pPr>
+        <w:pStyle w:val="ListParagraph"/>
+        <w:numPr>
+          <w:ilvl w:val="2"/>
+          <w:numId w:val="1"/>
+        </w:numPr>
+        <w:spacing w:before="80" w:line="240" w:lineRule="auto"/>
+        <w:ind w:firstLineChars="0"/>
+        <w:jc w:val="both"/>
+        <w:rPr>
+          <w:rFonts w:ascii="Times New Roman" w:eastAsia="Times New Roman" w:hAnsi="Times New Roman" w:cs="Times New Roman"/>
+          <w:color w:val="000000" w:themeColor="text1"/>
+          <w:sz w:val="20"/>
+          <w:szCs w:val="20"/>
+          <w:lang w:val="en-US"/>
+        </w:rPr>
+      </w:pPr>
+      <w:r>
+        <w:rPr>
+          <w:rFonts w:ascii="Times New Roman" w:eastAsia="Times New Roman" w:hAnsi="Times New Roman" w:cs="Times New Roman"/>
+          <w:color w:val="000000" w:themeColor="text1"/>
+          <w:sz w:val="20"/>
+          <w:szCs w:val="20"/>
+          <w:lang w:val="en-US"/>
+        </w:rPr>
+        <w:t>The client interface shall display a login menu that accepts username and password input and displays login success or failure feedback.</w:t>
+      </w:r>
+    </w:p>
+    <w:p>
+      <w:pPr>
+        <w:pStyle w:val="ListParagraph"/>
+        <w:numPr>
+          <w:ilvl w:val="2"/>
+          <w:numId w:val="1"/>
+        </w:numPr>
+        <w:spacing w:before="80" w:line="240" w:lineRule="auto"/>
+        <w:ind w:firstLineChars="0"/>
+        <w:jc w:val="both"/>
+        <w:rPr>
+          <w:rFonts w:ascii="Times New Roman" w:eastAsia="Times New Roman" w:hAnsi="Times New Roman" w:cs="Times New Roman"/>
+          <w:color w:val="000000" w:themeColor="text1"/>
+          <w:sz w:val="20"/>
+          <w:szCs w:val="20"/>
+          <w:lang w:val="en-US"/>
+        </w:rPr>
+      </w:pPr>
+      <w:r>
+        <w:rPr>
+          <w:rFonts w:ascii="Times New Roman" w:eastAsia="Times New Roman" w:hAnsi="Times New Roman" w:cs="Times New Roman"/>
+          <w:color w:val="000000" w:themeColor="text1"/>
+          <w:sz w:val="20"/>
+          <w:szCs w:val="20"/>
+          <w:lang w:val="en-US"/>
+        </w:rPr>
+        <w:t>The client interface shall provide a communications menu that displays a list of chats the user is a member of, including a specific indication of unread messages.</w:t>
+      </w:r>
+    </w:p>
+    <w:p>
+      <w:pPr>
+        <w:pStyle w:val="ListParagraph"/>
+        <w:numPr>
+          <w:ilvl w:val="2"/>
+          <w:numId w:val="1"/>
+        </w:numPr>
+        <w:spacing w:before="80" w:line="240" w:lineRule="auto"/>
+        <w:ind w:firstLineChars="0"/>
+        <w:jc w:val="both"/>
+        <w:rPr>
+          <w:rFonts w:ascii="Times New Roman" w:eastAsia="Times New Roman" w:hAnsi="Times New Roman" w:cs="Times New Roman"/>
+          <w:color w:val="000000" w:themeColor="text1"/>
+          <w:sz w:val="20"/>
+          <w:szCs w:val="20"/>
+          <w:lang w:val="en-US"/>
+        </w:rPr>
+      </w:pPr>
+      <w:r>
+        <w:rPr>
+          <w:rFonts w:ascii="Times New Roman" w:eastAsia="Times New Roman" w:hAnsi="Times New Roman" w:cs="Times New Roman"/>
+          <w:color w:val="000000" w:themeColor="text1"/>
+          <w:sz w:val="20"/>
+          <w:szCs w:val="20"/>
+          <w:lang w:val="en-US"/>
+        </w:rPr>
+        <w:t>The client interface shall provide a chat view that displays message history in the selected chat, including sender username and message content.</w:t>
+      </w:r>
+    </w:p>
+    <w:p>
+      <w:pPr>
+        <w:pStyle w:val="ListParagraph"/>
+        <w:numPr>
+          <w:ilvl w:val="2"/>
+          <w:numId w:val="1"/>
+        </w:numPr>
+        <w:spacing w:before="80" w:line="240" w:lineRule="auto"/>
+        <w:ind w:firstLineChars="0"/>
+        <w:jc w:val="both"/>
+        <w:rPr>
+          <w:rFonts w:ascii="Times New Roman" w:eastAsia="Times New Roman" w:hAnsi="Times New Roman" w:cs="Times New Roman"/>
+          <w:color w:val="000000" w:themeColor="text1"/>
+          <w:sz w:val="20"/>
+          <w:szCs w:val="20"/>
+          <w:lang w:val="en-US"/>
+        </w:rPr>
+      </w:pPr>
+      <w:r>
+        <w:rPr>
+          <w:rFonts w:ascii="Times New Roman" w:eastAsia="Times New Roman" w:hAnsi="Times New Roman" w:cs="Times New Roman"/>
+          <w:color w:val="000000" w:themeColor="text1"/>
+          <w:sz w:val="20"/>
+          <w:szCs w:val="20"/>
+          <w:lang w:val="en-US"/>
+        </w:rPr>
+        <w:t>The client interface shall provide a message input box and send action for transmitting messages to the server.</w:t>
+      </w:r>
+    </w:p>
+    <w:p>
+      <w:pPr>
+        <w:pStyle w:val="ListParagraph"/>
+        <w:numPr>
+          <w:ilvl w:val="2"/>
+          <w:numId w:val="1"/>
+        </w:numPr>
+        <w:spacing w:before="80" w:line="240" w:lineRule="auto"/>
+        <w:ind w:firstLineChars="0"/>
+        <w:jc w:val="both"/>
+        <w:rPr>
+          <w:rFonts w:ascii="Times New Roman" w:eastAsia="Times New Roman" w:hAnsi="Times New Roman" w:cs="Times New Roman"/>
+          <w:color w:val="000000" w:themeColor="text1"/>
+          <w:sz w:val="20"/>
+          <w:szCs w:val="20"/>
+          <w:lang w:val="en-US"/>
+        </w:rPr>
+      </w:pPr>
+      <w:r>
+        <w:rPr>
+          <w:rFonts w:ascii="Times New Roman" w:eastAsia="Times New Roman" w:hAnsi="Times New Roman" w:cs="Times New Roman"/>
+          <w:color w:val="000000" w:themeColor="text1"/>
+          <w:sz w:val="20"/>
+          <w:szCs w:val="20"/>
+          <w:lang w:val="en-US"/>
+        </w:rPr>
+        <w:t>The client interface shall provide a logout function that ends the session and returns the user to the login menu.</w:t>
+      </w:r>
+    </w:p>
+    <w:p>
+      <w:pPr>
+        <w:pStyle w:val="ListParagraph"/>
+        <w:numPr>
+          <w:ilvl w:val="2"/>
+          <w:numId w:val="1"/>
+        </w:numPr>
+        <w:spacing w:before="80" w:line="240" w:lineRule="auto"/>
+        <w:ind w:firstLineChars="0"/>
+        <w:jc w:val="both"/>
+        <w:rPr>
+          <w:rFonts w:ascii="Times New Roman" w:eastAsia="Times New Roman" w:hAnsi="Times New Roman" w:cs="Times New Roman"/>
+          <w:color w:val="000000" w:themeColor="text1"/>
+          <w:sz w:val="20"/>
+          <w:szCs w:val="20"/>
+          <w:lang w:val="en-US"/>
+        </w:rPr>
+      </w:pPr>
+      <w:r>
+        <w:rPr>
+          <w:rFonts w:ascii="Times New Roman" w:eastAsia="Times New Roman" w:hAnsi="Times New Roman" w:cs="Times New Roman"/>
+          <w:color w:val="000000" w:themeColor="text1"/>
+          <w:sz w:val="20"/>
+          <w:szCs w:val="20"/>
+          <w:lang w:val="en-US"/>
+        </w:rPr>
+        <w:t>Network Communication Interface</w:t>
+      </w:r>
+      <w:r>
+        <w:rPr>
+          <w:rFonts w:ascii="Times New Roman" w:eastAsia="Times New Roman" w:hAnsi="Times New Roman" w:cs="Times New Roman"/>
+          <w:color w:val="000000" w:themeColor="text1"/>
+          <w:sz w:val="20"/>
+          <w:szCs w:val="20"/>
+          <w:lang w:val="en-US"/>
+        </w:rPr>
+        <w:t xml:space="preserve">: </w:t>
+      </w:r>
+      <w:r>
+        <w:rPr>
+          <w:rFonts w:ascii="Times New Roman" w:eastAsia="Times New Roman" w:hAnsi="Times New Roman" w:cs="Times New Roman"/>
+          <w:color w:val="000000" w:themeColor="text1"/>
+          <w:sz w:val="20"/>
+          <w:szCs w:val="20"/>
+          <w:lang w:val="en-US"/>
+        </w:rPr>
+        <w:t xml:space="preserve">All communication between the client and the communication service module shall use TCP/IP. </w:t>
+      </w:r>
+    </w:p>
+    <w:p>
+      <w:pPr>
+        <w:pStyle w:val="ListParagraph"/>
+        <w:numPr>
+          <w:ilvl w:val="2"/>
+          <w:numId w:val="1"/>
+        </w:numPr>
+        <w:spacing w:before="80" w:line="240" w:lineRule="auto"/>
+        <w:ind w:firstLineChars="0"/>
+        <w:jc w:val="both"/>
+        <w:rPr>
+          <w:rFonts w:ascii="Times New Roman" w:eastAsia="Times New Roman" w:hAnsi="Times New Roman" w:cs="Times New Roman"/>
+          <w:color w:val="000000" w:themeColor="text1"/>
+          <w:sz w:val="20"/>
+          <w:szCs w:val="20"/>
+          <w:lang w:val="en-US"/>
+        </w:rPr>
+      </w:pPr>
+      <w:r>
+        <w:rPr>
+          <w:rFonts w:ascii="Times New Roman" w:eastAsia="Times New Roman" w:hAnsi="Times New Roman" w:cs="Times New Roman"/>
+          <w:color w:val="000000" w:themeColor="text1"/>
+          <w:sz w:val="20"/>
+          <w:szCs w:val="20"/>
+          <w:lang w:val="en-US"/>
+        </w:rPr>
+        <w:t>The system shall support a request/response messaging interface for chat creation, message sending, and message retrieval.</w:t>
+      </w:r>
+    </w:p>
+    <w:p>
+      <w:pPr>
+        <w:pStyle w:val="ListParagraph"/>
+        <w:numPr>
+          <w:ilvl w:val="2"/>
+          <w:numId w:val="1"/>
+        </w:numPr>
+        <w:spacing w:before="80" w:line="240" w:lineRule="auto"/>
+        <w:ind w:firstLineChars="0"/>
+        <w:jc w:val="both"/>
+        <w:rPr>
+          <w:rFonts w:ascii="Times New Roman" w:eastAsia="Times New Roman" w:hAnsi="Times New Roman" w:cs="Times New Roman"/>
+          <w:color w:val="000000" w:themeColor="text1"/>
+          <w:sz w:val="20"/>
+          <w:szCs w:val="20"/>
+          <w:lang w:val="en-US"/>
+        </w:rPr>
+      </w:pPr>
+      <w:r>
+        <w:rPr>
+          <w:rFonts w:ascii="Times New Roman" w:eastAsia="Times New Roman" w:hAnsi="Times New Roman" w:cs="Times New Roman"/>
+          <w:color w:val="000000" w:themeColor="text1"/>
+          <w:sz w:val="20"/>
+          <w:szCs w:val="20"/>
+          <w:lang w:val="en-US"/>
+        </w:rPr>
+        <w:t>The system shall support server-to-client notifications for events including: new message received and unread message indicators.</w:t>
+      </w:r>
+    </w:p>
+    <w:p>
+      <w:pPr>
+        <w:pStyle w:val="ListParagraph"/>
+        <w:numPr>
+          <w:ilvl w:val="2"/>
+          <w:numId w:val="1"/>
+        </w:numPr>
+        <w:spacing w:before="80" w:line="240" w:lineRule="auto"/>
+        <w:ind w:firstLineChars="0"/>
+        <w:jc w:val="both"/>
+        <w:rPr>
+          <w:rFonts w:ascii="Times New Roman" w:eastAsia="Times New Roman" w:hAnsi="Times New Roman" w:cs="Times New Roman"/>
+          <w:color w:val="000000" w:themeColor="text1"/>
+          <w:sz w:val="20"/>
+          <w:szCs w:val="20"/>
+          <w:lang w:val="en-US"/>
+        </w:rPr>
+      </w:pPr>
+      <w:r>
+        <w:rPr>
+          <w:rFonts w:ascii="Times New Roman" w:eastAsia="Times New Roman" w:hAnsi="Times New Roman" w:cs="Times New Roman"/>
+          <w:color w:val="000000" w:themeColor="text1"/>
+          <w:sz w:val="20"/>
+          <w:szCs w:val="20"/>
+          <w:lang w:val="en-US"/>
+        </w:rPr>
+        <w:t>The system shall detect and handle client disconnections and reconnections.</w:t>
+      </w:r>
+    </w:p>
+    <w:p>
+      <w:pPr>
+        <w:pStyle w:val="ListParagraph"/>
+        <w:numPr>
+          <w:ilvl w:val="2"/>
+          <w:numId w:val="1"/>
+        </w:numPr>
+        <w:spacing w:before="80" w:line="240" w:lineRule="auto"/>
+        <w:ind w:firstLineChars="0"/>
+        <w:jc w:val="both"/>
+        <w:rPr>
+          <w:rFonts w:ascii="Times New Roman" w:eastAsia="Times New Roman" w:hAnsi="Times New Roman" w:cs="Times New Roman"/>
+          <w:color w:val="000000" w:themeColor="text1"/>
+          <w:sz w:val="20"/>
+          <w:szCs w:val="20"/>
+          <w:lang w:val="en-US"/>
+        </w:rPr>
+      </w:pPr>
+      <w:r>
+        <w:rPr>
+          <w:rFonts w:ascii="Times New Roman" w:eastAsia="Times New Roman" w:hAnsi="Times New Roman" w:cs="Times New Roman"/>
+          <w:color w:val="000000" w:themeColor="text1"/>
+          <w:sz w:val="20"/>
+          <w:szCs w:val="20"/>
+          <w:lang w:val="en-US"/>
+        </w:rPr>
+        <w:t>Storage Interface (File-Based)</w:t>
+      </w:r>
+      <w:r>
+        <w:rPr>
+          <w:rFonts w:ascii="Times New Roman" w:eastAsia="Times New Roman" w:hAnsi="Times New Roman" w:cs="Times New Roman"/>
+          <w:color w:val="000000" w:themeColor="text1"/>
+          <w:sz w:val="20"/>
+          <w:szCs w:val="20"/>
+          <w:lang w:val="en-US"/>
+        </w:rPr>
+        <w:t xml:space="preserve">: </w:t>
+      </w:r>
+      <w:r>
+        <w:rPr>
+          <w:rFonts w:ascii="Times New Roman" w:eastAsia="Times New Roman" w:hAnsi="Times New Roman" w:cs="Times New Roman"/>
+          <w:color w:val="000000" w:themeColor="text1"/>
+          <w:sz w:val="20"/>
+          <w:szCs w:val="20"/>
+          <w:lang w:val="en-US"/>
+        </w:rPr>
+        <w:t xml:space="preserve">The Communication Service Module shall store message history in a persistent document/file format (no database). </w:t>
+      </w:r>
+    </w:p>
+    <w:p>
+      <w:pPr>
+        <w:pStyle w:val="ListParagraph"/>
+        <w:numPr>
+          <w:ilvl w:val="2"/>
+          <w:numId w:val="1"/>
+        </w:numPr>
+        <w:spacing w:before="80" w:line="240" w:lineRule="auto"/>
+        <w:ind w:firstLineChars="0"/>
+        <w:jc w:val="both"/>
+        <w:rPr>
+          <w:rFonts w:ascii="Times New Roman" w:eastAsia="Times New Roman" w:hAnsi="Times New Roman" w:cs="Times New Roman"/>
+          <w:color w:val="000000" w:themeColor="text1"/>
+          <w:sz w:val="20"/>
+          <w:szCs w:val="20"/>
+          <w:lang w:val="en-US"/>
+        </w:rPr>
+      </w:pPr>
+      <w:r>
+        <w:rPr>
+          <w:rFonts w:ascii="Times New Roman" w:eastAsia="Times New Roman" w:hAnsi="Times New Roman" w:cs="Times New Roman"/>
+          <w:color w:val="000000" w:themeColor="text1"/>
+          <w:sz w:val="20"/>
+          <w:szCs w:val="20"/>
+          <w:lang w:val="en-US"/>
+        </w:rPr>
+        <w:t xml:space="preserve">The system shall write stored messages in a format that preserves message ordering within each conversation. </w:t>
+      </w:r>
+    </w:p>
+    <w:p>
+      <w:pPr>
+        <w:pStyle w:val="ListParagraph"/>
+        <w:numPr>
+          <w:ilvl w:val="2"/>
+          <w:numId w:val="1"/>
+        </w:numPr>
+        <w:spacing w:before="80" w:line="240" w:lineRule="auto"/>
+        <w:ind w:firstLineChars="0"/>
+        <w:jc w:val="both"/>
+        <w:rPr>
+          <w:rFonts w:ascii="Times New Roman" w:eastAsia="Times New Roman" w:hAnsi="Times New Roman" w:cs="Times New Roman"/>
+          <w:color w:val="000000" w:themeColor="text1"/>
+          <w:sz w:val="20"/>
+          <w:szCs w:val="20"/>
+          <w:lang w:val="en-US"/>
+        </w:rPr>
+      </w:pPr>
+      <w:r>
+        <w:rPr>
+          <w:rFonts w:ascii="Times New Roman" w:eastAsia="Times New Roman" w:hAnsi="Times New Roman" w:cs="Times New Roman"/>
+          <w:color w:val="000000" w:themeColor="text1"/>
+          <w:sz w:val="20"/>
+          <w:szCs w:val="20"/>
+          <w:lang w:val="en-US"/>
+        </w:rPr>
+        <w:t>The storage format shall include the following fields per message: sender username, timestamp, and message content.</w:t>
+      </w:r>
+    </w:p>
+    <w:p>
+      <w:pPr>
+        <w:pStyle w:val="ListParagraph"/>
+        <w:numPr>
+          <w:ilvl w:val="2"/>
+          <w:numId w:val="1"/>
+        </w:numPr>
+        <w:spacing w:before="80" w:line="240" w:lineRule="auto"/>
+        <w:ind w:firstLineChars="0"/>
+        <w:jc w:val="both"/>
+        <w:rPr>
+          <w:rFonts w:ascii="Times New Roman" w:eastAsia="Times New Roman" w:hAnsi="Times New Roman" w:cs="Times New Roman"/>
+          <w:color w:val="000000" w:themeColor="text1"/>
+          <w:sz w:val="20"/>
+          <w:szCs w:val="20"/>
+          <w:lang w:val="en-US"/>
+        </w:rPr>
+      </w:pPr>
+      <w:r>
+        <w:rPr>
+          <w:rFonts w:ascii="Times New Roman" w:eastAsia="Times New Roman" w:hAnsi="Times New Roman" w:cs="Times New Roman"/>
+          <w:color w:val="000000" w:themeColor="text1"/>
+          <w:sz w:val="20"/>
+          <w:szCs w:val="20"/>
+          <w:lang w:val="en-US"/>
+        </w:rPr>
+        <w:t xml:space="preserve">The system shall support offline message storage such that messages sent while a user is offline are available upon the user’s next login. </w:t>
+      </w:r>
+    </w:p>
+    <w:p>
+      <w:pPr>
+        <w:pStyle w:val="ListParagraph"/>
+        <w:numPr>
+          <w:ilvl w:val="2"/>
+          <w:numId w:val="1"/>
+        </w:numPr>
+        <w:spacing w:before="80" w:line="240" w:lineRule="auto"/>
+        <w:ind w:firstLineChars="0"/>
+        <w:jc w:val="both"/>
+        <w:rPr>
+          <w:rFonts w:ascii="Times New Roman" w:eastAsia="Times New Roman" w:hAnsi="Times New Roman" w:cs="Times New Roman"/>
+          <w:color w:val="000000" w:themeColor="text1"/>
+          <w:sz w:val="20"/>
+          <w:szCs w:val="20"/>
+          <w:lang w:val="en-US"/>
+        </w:rPr>
+      </w:pPr>
+      <w:r>
+        <w:rPr>
+          <w:rFonts w:ascii="Times New Roman" w:eastAsia="Times New Roman" w:hAnsi="Times New Roman" w:cs="Times New Roman"/>
+          <w:color w:val="000000" w:themeColor="text1"/>
+          <w:sz w:val="20"/>
+          <w:szCs w:val="20"/>
+          <w:lang w:val="en-US"/>
+        </w:rPr>
+        <w:t>IT Interface</w:t>
+      </w:r>
+      <w:r>
+        <w:rPr>
+          <w:rFonts w:ascii="Times New Roman" w:eastAsia="Times New Roman" w:hAnsi="Times New Roman" w:cs="Times New Roman"/>
+          <w:color w:val="000000" w:themeColor="text1"/>
+          <w:sz w:val="20"/>
+          <w:szCs w:val="20"/>
+          <w:lang w:val="en-US"/>
+        </w:rPr>
+        <w:t xml:space="preserve">: </w:t>
+      </w:r>
+      <w:r>
+        <w:rPr>
+          <w:rFonts w:ascii="Times New Roman" w:eastAsia="Times New Roman" w:hAnsi="Times New Roman" w:cs="Times New Roman"/>
+          <w:color w:val="000000" w:themeColor="text1"/>
+          <w:sz w:val="20"/>
+          <w:szCs w:val="20"/>
+          <w:lang w:val="en-US"/>
+        </w:rPr>
+        <w:t xml:space="preserve">The system shall provide an IT interface that allows an IT user to view all conversations. </w:t>
+      </w:r>
+    </w:p>
+    <w:p>
+      <w:pPr>
+        <w:pStyle w:val="ListParagraph"/>
+        <w:numPr>
+          <w:ilvl w:val="2"/>
+          <w:numId w:val="1"/>
+        </w:numPr>
+        <w:spacing w:before="80" w:line="240" w:lineRule="auto"/>
+        <w:ind w:firstLineChars="0"/>
+        <w:jc w:val="both"/>
+        <w:rPr>
+          <w:rFonts w:ascii="Times New Roman" w:eastAsia="Times New Roman" w:hAnsi="Times New Roman" w:cs="Times New Roman"/>
+          <w:color w:val="000000" w:themeColor="text1"/>
+          <w:sz w:val="20"/>
+          <w:szCs w:val="20"/>
+          <w:lang w:val="en-US"/>
+        </w:rPr>
+      </w:pPr>
+      <w:r>
+        <w:rPr>
+          <w:rFonts w:ascii="Times New Roman" w:eastAsia="Times New Roman" w:hAnsi="Times New Roman" w:cs="Times New Roman"/>
+          <w:color w:val="000000" w:themeColor="text1"/>
+          <w:sz w:val="20"/>
+          <w:szCs w:val="20"/>
+          <w:lang w:val="en-US"/>
+        </w:rPr>
+        <w:t>The IT interface shall provide the ability to select a conversation and view its message history in chronological order.</w:t>
+      </w:r>
+    </w:p>
+    <w:p>
+      <w:pPr>
+        <w:pStyle w:val="ListParagraph"/>
+        <w:numPr>
+          <w:ilvl w:val="2"/>
+          <w:numId w:val="1"/>
+        </w:numPr>
+        <w:spacing w:before="80" w:line="240" w:lineRule="auto"/>
+        <w:ind w:firstLineChars="0"/>
+        <w:jc w:val="both"/>
+        <w:rPr>
+          <w:rFonts w:ascii="Times New Roman" w:eastAsia="Times New Roman" w:hAnsi="Times New Roman" w:cs="Times New Roman"/>
+          <w:color w:val="000000" w:themeColor="text1"/>
+          <w:sz w:val="20"/>
+          <w:szCs w:val="20"/>
+          <w:lang w:val="en-US"/>
+        </w:rPr>
+      </w:pPr>
+      <w:r>
+        <w:rPr>
+          <w:rFonts w:ascii="Times New Roman" w:eastAsia="Times New Roman" w:hAnsi="Times New Roman" w:cs="Times New Roman"/>
+          <w:color w:val="000000" w:themeColor="text1"/>
+          <w:sz w:val="20"/>
+          <w:szCs w:val="20"/>
+          <w:lang w:val="en-US"/>
+        </w:rPr>
+        <w:t>Access to the IT interface shall be restricted to authorized IT staff accounts.</w:t>
+      </w:r>
+    </w:p>
+    <w:p/>
+    <w:p>
+      <w:pPr>
+        <w:pStyle w:val="Heading2"/>
         <w:keepLines w:val="0"/>
         <w:numPr>
           <w:ilvl w:val="1"/>
@@ -5174,8 +7785,10 @@
           <w:szCs w:val="24"/>
         </w:rPr>
       </w:pPr>
-      <w:bookmarkStart w:id="12" w:name="_x3wh1d70zc57" w:colFirst="0" w:colLast="0"/>
-      <w:bookmarkEnd w:id="12"/>
+      <w:bookmarkStart w:id="14" w:name="kix.ju87p62dhkgz" w:colFirst="0" w:colLast="0"/>
+      <w:bookmarkStart w:id="15" w:name="_jcui53jib2ip" w:colFirst="0" w:colLast="0"/>
+      <w:bookmarkEnd w:id="14"/>
+      <w:bookmarkEnd w:id="15"/>
       <w:r>
         <w:rPr>
           <w:rFonts w:ascii="Times New Roman" w:eastAsia="Times New Roman" w:hAnsi="Times New Roman" w:cs="Times New Roman"/>
@@ -5184,1917 +7797,232 @@
           <w:sz w:val="24"/>
           <w:szCs w:val="24"/>
         </w:rPr>
-        <w:t>Functional Requirements</w:t>
-      </w:r>
-    </w:p>
-    <w:p>
-      <w:pPr>
-        <w:pStyle w:val="3"/>
-        <w:keepLines w:val="0"/>
-        <w:numPr>
-          <w:ilvl w:val="1"/>
-          <w:numId w:val="1"/>
-        </w:numPr>
-        <w:spacing w:before="240" w:after="60" w:line="240" w:lineRule="auto"/>
-        <w:rPr>
-          <w:rFonts w:ascii="Times New Roman" w:eastAsia="Times New Roman" w:hAnsi="Times New Roman" w:cs="Times New Roman"/>
-          <w:sz w:val="24"/>
-          <w:szCs w:val="24"/>
-        </w:rPr>
-      </w:pPr>
-      <w:r>
-        <w:rPr>
-          <w:rFonts w:ascii="Times New Roman" w:eastAsia="Times New Roman" w:hAnsi="Times New Roman" w:cs="Times New Roman"/>
-          <w:b/>
-          <w:bCs/>
-          <w:color w:val="000000"/>
-          <w:sz w:val="24"/>
-          <w:szCs w:val="24"/>
-        </w:rPr>
-        <w:t>Common Requirements:</w:t>
-      </w:r>
-    </w:p>
-    <w:p>
-      <w:pPr>
-        <w:numPr>
-          <w:ilvl w:val="3"/>
-          <w:numId w:val="1"/>
-        </w:numPr>
-        <w:rPr>
-          <w:sz w:val="20"/>
-          <w:szCs w:val="20"/>
-        </w:rPr>
-      </w:pPr>
-      <w:r>
-        <w:rPr>
-          <w:rFonts w:ascii="Times New Roman" w:eastAsia="Times New Roman" w:hAnsi="Times New Roman" w:cs="Times New Roman"/>
-          <w:sz w:val="20"/>
-          <w:szCs w:val="20"/>
-        </w:rPr>
-        <w:t>Each User account must have a unique ID, Username and password which can be used to log in. User name and password both are alphanumeric strings between 6 and 20 characters in length.</w:t>
-      </w:r>
-    </w:p>
-    <w:p>
-      <w:pPr>
-        <w:numPr>
-          <w:ilvl w:val="3"/>
-          <w:numId w:val="1"/>
-        </w:numPr>
-        <w:tabs>
-          <w:tab w:val="right" w:pos="2880"/>
-        </w:tabs>
-        <w:rPr>
-          <w:sz w:val="20"/>
-          <w:szCs w:val="20"/>
-        </w:rPr>
-      </w:pPr>
-      <w:r>
-        <w:rPr>
-          <w:rFonts w:ascii="Times New Roman" w:eastAsia="Times New Roman" w:hAnsi="Times New Roman" w:cs="Times New Roman"/>
-          <w:sz w:val="20"/>
-          <w:szCs w:val="20"/>
-        </w:rPr>
-        <w:t>All communications between client and server will use TCP/IP</w:t>
-      </w:r>
-    </w:p>
-    <w:p>
-      <w:pPr>
-        <w:numPr>
-          <w:ilvl w:val="3"/>
-          <w:numId w:val="1"/>
-        </w:numPr>
-        <w:rPr>
-          <w:sz w:val="20"/>
-          <w:szCs w:val="20"/>
-        </w:rPr>
-      </w:pPr>
-      <w:r>
-        <w:rPr>
-          <w:rFonts w:ascii="Times New Roman" w:eastAsia="Times New Roman" w:hAnsi="Times New Roman" w:cs="Times New Roman"/>
-          <w:sz w:val="20"/>
-          <w:szCs w:val="20"/>
-        </w:rPr>
-        <w:t xml:space="preserve"> The application is required to provide instructions on how to use it.</w:t>
-      </w:r>
-    </w:p>
-    <w:p>
-      <w:pPr>
-        <w:numPr>
-          <w:ilvl w:val="1"/>
-          <w:numId w:val="1"/>
-        </w:numPr>
-        <w:rPr>
-          <w:rFonts w:ascii="Times New Roman" w:eastAsia="Times New Roman" w:hAnsi="Times New Roman" w:cs="Times New Roman"/>
-        </w:rPr>
-      </w:pPr>
-      <w:r>
-        <w:rPr>
-          <w:rFonts w:ascii="Times New Roman" w:eastAsia="Times New Roman" w:hAnsi="Times New Roman" w:cs="Times New Roman"/>
-          <w:b/>
-          <w:bCs/>
-          <w:sz w:val="24"/>
-          <w:szCs w:val="24"/>
-        </w:rPr>
-        <w:t>User Login Module Requirements:</w:t>
-      </w:r>
-    </w:p>
-    <w:p>
-      <w:pPr>
-        <w:numPr>
-          <w:ilvl w:val="3"/>
-          <w:numId w:val="1"/>
-        </w:numPr>
-        <w:rPr>
-          <w:rFonts w:ascii="Times New Roman" w:hAnsi="Times New Roman" w:cs="Times New Roman"/>
-          <w:sz w:val="20"/>
-          <w:szCs w:val="20"/>
-        </w:rPr>
-      </w:pPr>
-      <w:r>
-        <w:rPr>
-          <w:rFonts w:ascii="Times New Roman" w:hAnsi="Times New Roman" w:cs="Times New Roman"/>
-          <w:sz w:val="20"/>
-          <w:szCs w:val="20"/>
-        </w:rPr>
-        <w:t>The Login Module (</w:t>
-      </w:r>
-      <w:r>
-        <w:rPr>
-          <w:rFonts w:ascii="Times New Roman" w:hAnsi="Times New Roman" w:cs="Times New Roman"/>
-          <w:sz w:val="20"/>
-          <w:szCs w:val="20"/>
-        </w:rPr>
-        <w:t>L</w:t>
-      </w:r>
-      <w:r>
-        <w:rPr>
-          <w:rFonts w:ascii="Times New Roman" w:hAnsi="Times New Roman" w:cs="Times New Roman"/>
-          <w:sz w:val="20"/>
-          <w:szCs w:val="20"/>
-        </w:rPr>
-        <w:t>M) contains a login menu to allow users to log into the communications app. This menu is displayed upon loading the client, (?) unless the server notes the user as currently logged in on that client.</w:t>
-      </w:r>
-    </w:p>
-    <w:p>
-      <w:pPr>
-        <w:numPr>
-          <w:ilvl w:val="3"/>
-          <w:numId w:val="1"/>
-        </w:numPr>
-        <w:rPr>
-          <w:rFonts w:ascii="Times New Roman" w:hAnsi="Times New Roman" w:cs="Times New Roman"/>
-          <w:sz w:val="20"/>
-          <w:szCs w:val="20"/>
-        </w:rPr>
-      </w:pPr>
-      <w:r>
-        <w:rPr>
-          <w:rFonts w:ascii="Times New Roman" w:hAnsi="Times New Roman" w:cs="Times New Roman"/>
-          <w:sz w:val="20"/>
-          <w:szCs w:val="20"/>
-        </w:rPr>
-        <w:t>Users can log into their account through the login menu by entering a valid username and password.</w:t>
-      </w:r>
-    </w:p>
-    <w:p>
-      <w:pPr>
-        <w:numPr>
-          <w:ilvl w:val="3"/>
-          <w:numId w:val="1"/>
-        </w:numPr>
-        <w:rPr>
-          <w:rFonts w:ascii="Times New Roman" w:hAnsi="Times New Roman" w:cs="Times New Roman"/>
-          <w:sz w:val="20"/>
-          <w:szCs w:val="20"/>
-        </w:rPr>
-      </w:pPr>
-      <w:r>
-        <w:rPr>
-          <w:rFonts w:ascii="Times New Roman" w:hAnsi="Times New Roman" w:cs="Times New Roman"/>
-          <w:sz w:val="20"/>
-          <w:szCs w:val="20"/>
-        </w:rPr>
-        <w:t>After a user presses login, the client will send the entered username and password to the server to be authenticated</w:t>
-      </w:r>
-    </w:p>
-    <w:p>
-      <w:pPr>
-        <w:numPr>
-          <w:ilvl w:val="3"/>
-          <w:numId w:val="1"/>
-        </w:numPr>
-        <w:rPr>
-          <w:rFonts w:ascii="Times New Roman" w:hAnsi="Times New Roman" w:cs="Times New Roman"/>
-          <w:sz w:val="20"/>
-          <w:szCs w:val="20"/>
-        </w:rPr>
-      </w:pPr>
-      <w:r>
-        <w:rPr>
-          <w:rFonts w:ascii="Times New Roman" w:hAnsi="Times New Roman" w:cs="Times New Roman"/>
-          <w:sz w:val="20"/>
-          <w:szCs w:val="20"/>
-        </w:rPr>
-        <w:t>During the authorization process the user’s role is determined.</w:t>
-      </w:r>
-    </w:p>
-    <w:p>
-      <w:pPr>
-        <w:numPr>
-          <w:ilvl w:val="3"/>
-          <w:numId w:val="1"/>
-        </w:numPr>
-        <w:rPr>
-          <w:rFonts w:ascii="Times New Roman" w:hAnsi="Times New Roman" w:cs="Times New Roman"/>
-          <w:sz w:val="20"/>
-          <w:szCs w:val="20"/>
-        </w:rPr>
-      </w:pPr>
-      <w:r>
-        <w:rPr>
-          <w:rFonts w:ascii="Times New Roman" w:hAnsi="Times New Roman" w:cs="Times New Roman"/>
-          <w:sz w:val="20"/>
-          <w:szCs w:val="20"/>
-        </w:rPr>
-        <w:t xml:space="preserve">On a successful login, the user will be directed to their respective role’s user interface </w:t>
-      </w:r>
-    </w:p>
-    <w:p>
-      <w:pPr>
-        <w:numPr>
-          <w:ilvl w:val="3"/>
-          <w:numId w:val="1"/>
-        </w:numPr>
-        <w:rPr>
-          <w:rFonts w:ascii="Times New Roman" w:hAnsi="Times New Roman" w:cs="Times New Roman"/>
-          <w:sz w:val="20"/>
-          <w:szCs w:val="20"/>
-        </w:rPr>
-      </w:pPr>
-      <w:r>
-        <w:rPr>
-          <w:rFonts w:ascii="Times New Roman" w:hAnsi="Times New Roman" w:cs="Times New Roman"/>
-          <w:sz w:val="20"/>
-          <w:szCs w:val="20"/>
-        </w:rPr>
-        <w:t>On a failed login, the user will be prompted to re-enter their username and password</w:t>
-      </w:r>
-    </w:p>
-    <w:p>
-      <w:pPr>
-        <w:numPr>
-          <w:ilvl w:val="3"/>
-          <w:numId w:val="1"/>
-        </w:numPr>
-        <w:rPr>
-          <w:rFonts w:ascii="Times New Roman" w:hAnsi="Times New Roman" w:cs="Times New Roman"/>
-          <w:sz w:val="20"/>
-          <w:szCs w:val="20"/>
-        </w:rPr>
-      </w:pPr>
-      <w:r>
-        <w:rPr>
-          <w:rFonts w:ascii="Times New Roman" w:hAnsi="Times New Roman" w:cs="Times New Roman"/>
-          <w:sz w:val="20"/>
-          <w:szCs w:val="20"/>
-        </w:rPr>
-        <w:t>(?) The user can select remember this username. After a successful login, the login menu will contain the username by default, with the checkbox already checked</w:t>
-      </w:r>
-    </w:p>
-    <w:p>
-      <w:pPr>
-        <w:numPr>
-          <w:ilvl w:val="1"/>
-          <w:numId w:val="1"/>
-        </w:numPr>
-        <w:rPr>
-          <w:rFonts w:ascii="Times New Roman" w:eastAsia="Times New Roman" w:hAnsi="Times New Roman" w:cs="Times New Roman"/>
-        </w:rPr>
-      </w:pPr>
-      <w:r>
-        <w:rPr>
-          <w:rFonts w:ascii="Times New Roman" w:eastAsia="Times New Roman" w:hAnsi="Times New Roman" w:cs="Times New Roman"/>
-          <w:b/>
-          <w:bCs/>
-          <w:sz w:val="24"/>
-          <w:szCs w:val="24"/>
-        </w:rPr>
-        <w:t>Client Module Requirements:</w:t>
-      </w:r>
-    </w:p>
-    <w:p>
-      <w:pPr>
-        <w:numPr>
-          <w:ilvl w:val="3"/>
-          <w:numId w:val="1"/>
-        </w:numPr>
-        <w:rPr>
-          <w:rFonts w:ascii="Times New Roman" w:hAnsi="Times New Roman" w:cs="Times New Roman"/>
-          <w:sz w:val="20"/>
-          <w:szCs w:val="20"/>
-        </w:rPr>
-      </w:pPr>
-      <w:r>
-        <w:rPr>
-          <w:rFonts w:ascii="Times New Roman" w:hAnsi="Times New Roman" w:cs="Times New Roman"/>
-          <w:sz w:val="20"/>
-          <w:szCs w:val="20"/>
-        </w:rPr>
-        <w:t>The C</w:t>
-      </w:r>
-      <w:r>
-        <w:rPr>
-          <w:rFonts w:ascii="Times New Roman" w:hAnsi="Times New Roman" w:cs="Times New Roman"/>
-          <w:sz w:val="20"/>
-          <w:szCs w:val="20"/>
-        </w:rPr>
-        <w:t xml:space="preserve">lient </w:t>
-      </w:r>
-      <w:r>
-        <w:rPr>
-          <w:rFonts w:ascii="Times New Roman" w:hAnsi="Times New Roman" w:cs="Times New Roman"/>
-          <w:sz w:val="20"/>
-          <w:szCs w:val="20"/>
-        </w:rPr>
-        <w:t>M</w:t>
-      </w:r>
-      <w:r>
-        <w:rPr>
-          <w:rFonts w:ascii="Times New Roman" w:hAnsi="Times New Roman" w:cs="Times New Roman"/>
-          <w:sz w:val="20"/>
-          <w:szCs w:val="20"/>
-        </w:rPr>
-        <w:t>odule (CM)</w:t>
-      </w:r>
-      <w:r>
-        <w:rPr>
-          <w:rFonts w:ascii="Times New Roman" w:hAnsi="Times New Roman" w:cs="Times New Roman"/>
-          <w:sz w:val="20"/>
-          <w:szCs w:val="20"/>
-        </w:rPr>
-        <w:t xml:space="preserve"> contains a communications menu to allow users to communicate with other users. This menu is displayed upon loading the client (?) only when the server notes the user as currently logged in on that client.</w:t>
-      </w:r>
-    </w:p>
-    <w:p>
-      <w:pPr>
-        <w:numPr>
-          <w:ilvl w:val="3"/>
-          <w:numId w:val="1"/>
-        </w:numPr>
-        <w:rPr>
-          <w:rFonts w:ascii="Times New Roman" w:hAnsi="Times New Roman" w:cs="Times New Roman"/>
-          <w:sz w:val="20"/>
-          <w:szCs w:val="20"/>
-        </w:rPr>
-      </w:pPr>
-      <w:r>
-        <w:rPr>
-          <w:rFonts w:ascii="Times New Roman" w:hAnsi="Times New Roman" w:cs="Times New Roman"/>
-          <w:sz w:val="20"/>
-          <w:szCs w:val="20"/>
-        </w:rPr>
-        <w:t>The CM must be able to secure a connection to send and receive signals from the CSM</w:t>
-      </w:r>
-    </w:p>
-    <w:p>
-      <w:pPr>
-        <w:numPr>
-          <w:ilvl w:val="3"/>
-          <w:numId w:val="1"/>
-        </w:numPr>
-        <w:rPr>
-          <w:rFonts w:ascii="Times New Roman" w:hAnsi="Times New Roman" w:cs="Times New Roman"/>
-          <w:sz w:val="20"/>
-          <w:szCs w:val="20"/>
-        </w:rPr>
-      </w:pPr>
-      <w:r>
-        <w:rPr>
-          <w:rFonts w:ascii="Times New Roman" w:hAnsi="Times New Roman" w:cs="Times New Roman"/>
-          <w:sz w:val="20"/>
-          <w:szCs w:val="20"/>
-        </w:rPr>
-        <w:t>The communications menu contains a list of</w:t>
-      </w:r>
-      <w:r>
-        <w:rPr>
-          <w:rFonts w:ascii="Times New Roman" w:hAnsi="Times New Roman" w:cs="Times New Roman"/>
-          <w:sz w:val="20"/>
-          <w:szCs w:val="20"/>
-        </w:rPr>
-        <w:t xml:space="preserve"> chats the user is </w:t>
-      </w:r>
-      <w:r>
-        <w:rPr>
-          <w:rFonts w:ascii="Times New Roman" w:hAnsi="Times New Roman" w:cs="Times New Roman"/>
-          <w:sz w:val="20"/>
-          <w:szCs w:val="20"/>
-        </w:rPr>
-        <w:t>a part of</w:t>
-      </w:r>
-    </w:p>
-    <w:p>
-      <w:pPr>
-        <w:numPr>
-          <w:ilvl w:val="3"/>
-          <w:numId w:val="1"/>
-        </w:numPr>
-        <w:rPr>
-          <w:rFonts w:ascii="Times New Roman" w:hAnsi="Times New Roman" w:cs="Times New Roman"/>
-          <w:sz w:val="20"/>
-          <w:szCs w:val="20"/>
-        </w:rPr>
-      </w:pPr>
-      <w:r>
-        <w:rPr>
-          <w:rFonts w:ascii="Times New Roman" w:hAnsi="Times New Roman" w:cs="Times New Roman"/>
-          <w:sz w:val="20"/>
-          <w:szCs w:val="20"/>
-        </w:rPr>
-        <w:t>The user can select any chat in this list to open it (see section 3.1.2.3)</w:t>
-      </w:r>
-    </w:p>
-    <w:p>
-      <w:pPr>
-        <w:numPr>
-          <w:ilvl w:val="3"/>
-          <w:numId w:val="1"/>
-        </w:numPr>
-        <w:rPr>
-          <w:rFonts w:ascii="Times New Roman" w:hAnsi="Times New Roman" w:cs="Times New Roman"/>
-          <w:sz w:val="20"/>
-          <w:szCs w:val="20"/>
-        </w:rPr>
-      </w:pPr>
-      <w:r>
-        <w:rPr>
-          <w:rFonts w:ascii="Times New Roman" w:hAnsi="Times New Roman" w:cs="Times New Roman"/>
-          <w:sz w:val="20"/>
-          <w:szCs w:val="20"/>
-        </w:rPr>
-        <w:t>Each chat in this list indicates if it contains unread messages</w:t>
-      </w:r>
-    </w:p>
-    <w:p>
-      <w:pPr>
-        <w:numPr>
-          <w:ilvl w:val="3"/>
-          <w:numId w:val="1"/>
-        </w:numPr>
-        <w:rPr>
-          <w:rFonts w:ascii="Times New Roman" w:hAnsi="Times New Roman" w:cs="Times New Roman"/>
-          <w:sz w:val="20"/>
-          <w:szCs w:val="20"/>
-        </w:rPr>
-      </w:pPr>
-      <w:r>
-        <w:rPr>
-          <w:rFonts w:ascii="Times New Roman" w:hAnsi="Times New Roman" w:cs="Times New Roman"/>
-          <w:sz w:val="20"/>
-          <w:szCs w:val="20"/>
-        </w:rPr>
-        <w:t>(?) The list is ordered from the one with the</w:t>
-      </w:r>
-      <w:r>
-        <w:rPr>
-          <w:rFonts w:ascii="Times New Roman" w:hAnsi="Times New Roman" w:cs="Times New Roman"/>
-          <w:sz w:val="20"/>
-          <w:szCs w:val="20"/>
-        </w:rPr>
-        <w:t xml:space="preserve"> most recent date contained in the most recent message or creation date</w:t>
-      </w:r>
-      <w:r>
-        <w:rPr>
-          <w:rFonts w:ascii="Times New Roman" w:hAnsi="Times New Roman" w:cs="Times New Roman"/>
-          <w:sz w:val="20"/>
-          <w:szCs w:val="20"/>
-        </w:rPr>
-        <w:t xml:space="preserve">, to the one </w:t>
-      </w:r>
-      <w:r>
-        <w:rPr>
-          <w:rFonts w:ascii="Times New Roman" w:hAnsi="Times New Roman" w:cs="Times New Roman"/>
-          <w:sz w:val="20"/>
-          <w:szCs w:val="20"/>
-        </w:rPr>
-        <w:t>that is the oldest</w:t>
-      </w:r>
-      <w:r>
-        <w:rPr>
-          <w:rFonts w:ascii="Times New Roman" w:hAnsi="Times New Roman" w:cs="Times New Roman"/>
-          <w:sz w:val="20"/>
-          <w:szCs w:val="20"/>
-        </w:rPr>
-        <w:t>. Chats can be pinned to the top of this list</w:t>
-      </w:r>
-    </w:p>
-    <w:p>
-      <w:pPr>
-        <w:numPr>
-          <w:ilvl w:val="3"/>
-          <w:numId w:val="1"/>
-        </w:numPr>
-        <w:rPr>
-          <w:rFonts w:ascii="Times New Roman" w:hAnsi="Times New Roman" w:cs="Times New Roman"/>
-          <w:sz w:val="20"/>
-          <w:szCs w:val="20"/>
-        </w:rPr>
-      </w:pPr>
-      <w:r>
-        <w:rPr>
-          <w:rFonts w:ascii="Times New Roman" w:hAnsi="Times New Roman" w:cs="Times New Roman"/>
-          <w:sz w:val="20"/>
-          <w:szCs w:val="20"/>
-        </w:rPr>
-        <w:t>The server can signal to the client if this list needs to be updated, and in turn the client will update it, displaying the most up to date information</w:t>
-      </w:r>
-    </w:p>
-    <w:p>
-      <w:pPr>
-        <w:numPr>
-          <w:ilvl w:val="3"/>
-          <w:numId w:val="1"/>
-        </w:numPr>
-        <w:rPr>
-          <w:rFonts w:ascii="Times New Roman" w:hAnsi="Times New Roman" w:cs="Times New Roman"/>
-          <w:sz w:val="20"/>
-          <w:szCs w:val="20"/>
-        </w:rPr>
-      </w:pPr>
-      <w:r>
-        <w:rPr>
-          <w:rFonts w:ascii="Times New Roman" w:hAnsi="Times New Roman" w:cs="Times New Roman"/>
-          <w:sz w:val="20"/>
-          <w:szCs w:val="20"/>
-        </w:rPr>
-        <w:t>The communications menu contains a new chat button, which creates a chat between you, and the users specified.</w:t>
-      </w:r>
-    </w:p>
-    <w:p>
-      <w:pPr>
-        <w:numPr>
-          <w:ilvl w:val="3"/>
-          <w:numId w:val="1"/>
-        </w:numPr>
-        <w:rPr>
-          <w:rFonts w:ascii="Times New Roman" w:hAnsi="Times New Roman" w:cs="Times New Roman"/>
-          <w:sz w:val="20"/>
-          <w:szCs w:val="20"/>
-        </w:rPr>
-      </w:pPr>
-      <w:r>
-        <w:rPr>
-          <w:rFonts w:ascii="Times New Roman" w:hAnsi="Times New Roman" w:cs="Times New Roman"/>
-          <w:sz w:val="20"/>
-          <w:szCs w:val="20"/>
-        </w:rPr>
-        <w:t>Only inputting 1 user</w:t>
-      </w:r>
-      <w:r>
-        <w:rPr>
-          <w:rFonts w:ascii="Times New Roman" w:hAnsi="Times New Roman" w:cs="Times New Roman"/>
-          <w:sz w:val="20"/>
-          <w:szCs w:val="20"/>
-        </w:rPr>
-        <w:t>name</w:t>
-      </w:r>
-      <w:r>
-        <w:rPr>
-          <w:rFonts w:ascii="Times New Roman" w:hAnsi="Times New Roman" w:cs="Times New Roman"/>
-          <w:sz w:val="20"/>
-          <w:szCs w:val="20"/>
-        </w:rPr>
-        <w:t xml:space="preserve"> </w:t>
-      </w:r>
-      <w:r>
-        <w:rPr>
-          <w:rFonts w:ascii="Times New Roman" w:hAnsi="Times New Roman" w:cs="Times New Roman"/>
-          <w:sz w:val="20"/>
-          <w:szCs w:val="20"/>
-        </w:rPr>
-        <w:t>defaults the chat’s designation as a private message chat. A user can select for the chat to be a group chat, designating it as a group message chat</w:t>
-      </w:r>
-    </w:p>
-    <w:p>
-      <w:pPr>
-        <w:numPr>
-          <w:ilvl w:val="3"/>
-          <w:numId w:val="1"/>
-        </w:numPr>
-        <w:rPr>
-          <w:rFonts w:ascii="Times New Roman" w:hAnsi="Times New Roman" w:cs="Times New Roman"/>
-          <w:sz w:val="20"/>
-          <w:szCs w:val="20"/>
-        </w:rPr>
-      </w:pPr>
-      <w:r>
-        <w:rPr>
-          <w:rFonts w:ascii="Times New Roman" w:hAnsi="Times New Roman" w:cs="Times New Roman"/>
-          <w:sz w:val="20"/>
-          <w:szCs w:val="20"/>
-        </w:rPr>
-        <w:t>Inputting multiple usernames defaults the chat’s designation as a group message chat. This cannot be designated as anything other than a group message chat</w:t>
-      </w:r>
-    </w:p>
-    <w:p>
-      <w:pPr>
-        <w:numPr>
-          <w:ilvl w:val="3"/>
-          <w:numId w:val="1"/>
-        </w:numPr>
-        <w:rPr>
-          <w:rFonts w:ascii="Times New Roman" w:hAnsi="Times New Roman" w:cs="Times New Roman"/>
-          <w:sz w:val="20"/>
-          <w:szCs w:val="20"/>
-        </w:rPr>
-      </w:pPr>
-      <w:r>
-        <w:rPr>
-          <w:rFonts w:ascii="Times New Roman" w:hAnsi="Times New Roman" w:cs="Times New Roman"/>
-          <w:sz w:val="20"/>
-          <w:szCs w:val="20"/>
-        </w:rPr>
-        <w:t>Upon creating the new chat, the client will send the request to the server, creating the chat.</w:t>
-      </w:r>
-    </w:p>
-    <w:p>
-      <w:pPr>
-        <w:numPr>
-          <w:ilvl w:val="3"/>
-          <w:numId w:val="1"/>
-        </w:numPr>
-        <w:rPr>
-          <w:rFonts w:ascii="Times New Roman" w:hAnsi="Times New Roman" w:cs="Times New Roman"/>
-          <w:sz w:val="20"/>
-          <w:szCs w:val="20"/>
-        </w:rPr>
-      </w:pPr>
-      <w:r>
-        <w:rPr>
-          <w:rFonts w:ascii="Times New Roman" w:hAnsi="Times New Roman" w:cs="Times New Roman"/>
-          <w:sz w:val="20"/>
-          <w:szCs w:val="20"/>
-        </w:rPr>
-        <w:t xml:space="preserve">The communications menu </w:t>
-      </w:r>
-      <w:r>
-        <w:rPr>
-          <w:rFonts w:ascii="Times New Roman" w:hAnsi="Times New Roman" w:cs="Times New Roman"/>
-          <w:sz w:val="20"/>
-          <w:szCs w:val="20"/>
-        </w:rPr>
-        <w:t>contains a profile button, displaying the user’s username, and a button to logout of the account</w:t>
-      </w:r>
-    </w:p>
-    <w:p>
-      <w:pPr>
-        <w:numPr>
-          <w:ilvl w:val="3"/>
-          <w:numId w:val="1"/>
-        </w:numPr>
-        <w:rPr>
-          <w:rFonts w:ascii="Times New Roman" w:hAnsi="Times New Roman" w:cs="Times New Roman"/>
-          <w:sz w:val="20"/>
-          <w:szCs w:val="20"/>
-        </w:rPr>
-      </w:pPr>
-      <w:r>
-        <w:rPr>
-          <w:rFonts w:ascii="Times New Roman" w:hAnsi="Times New Roman" w:cs="Times New Roman"/>
-          <w:sz w:val="20"/>
-          <w:szCs w:val="20"/>
-        </w:rPr>
-        <w:t>The logout button re-directs to the login menu upon being selected</w:t>
-      </w:r>
-    </w:p>
-    <w:p>
-      <w:pPr>
-        <w:numPr>
-          <w:ilvl w:val="3"/>
-          <w:numId w:val="1"/>
-        </w:numPr>
-        <w:rPr>
-          <w:rFonts w:ascii="Times New Roman" w:hAnsi="Times New Roman" w:cs="Times New Roman"/>
-          <w:sz w:val="20"/>
-          <w:szCs w:val="20"/>
-        </w:rPr>
-      </w:pPr>
-      <w:r>
-        <w:rPr>
-          <w:rFonts w:ascii="Times New Roman" w:hAnsi="Times New Roman" w:cs="Times New Roman"/>
-          <w:sz w:val="20"/>
-          <w:szCs w:val="20"/>
-        </w:rPr>
-        <w:lastRenderedPageBreak/>
-        <w:t>The communications menu contains a chat menu, displaying a specific chat, selected from the list of chats the user is involved in (see section 3.1.2.2.1)</w:t>
-      </w:r>
-    </w:p>
-    <w:p>
-      <w:pPr>
-        <w:numPr>
-          <w:ilvl w:val="3"/>
-          <w:numId w:val="1"/>
-        </w:numPr>
-        <w:rPr>
-          <w:rFonts w:ascii="Times New Roman" w:hAnsi="Times New Roman" w:cs="Times New Roman"/>
-          <w:sz w:val="20"/>
-          <w:szCs w:val="20"/>
-        </w:rPr>
-      </w:pPr>
-      <w:r>
-        <w:rPr>
-          <w:rFonts w:ascii="Times New Roman" w:hAnsi="Times New Roman" w:cs="Times New Roman"/>
-          <w:sz w:val="20"/>
-          <w:szCs w:val="20"/>
-        </w:rPr>
-        <w:t>The chat selected must be designated as a private or a group chat.</w:t>
-      </w:r>
-    </w:p>
-    <w:p>
-      <w:pPr>
-        <w:numPr>
-          <w:ilvl w:val="3"/>
-          <w:numId w:val="1"/>
-        </w:numPr>
-        <w:rPr>
-          <w:rFonts w:ascii="Times New Roman" w:hAnsi="Times New Roman" w:cs="Times New Roman"/>
-          <w:sz w:val="20"/>
-          <w:szCs w:val="20"/>
-        </w:rPr>
-      </w:pPr>
-      <w:r>
-        <w:rPr>
-          <w:rFonts w:ascii="Times New Roman" w:hAnsi="Times New Roman" w:cs="Times New Roman"/>
-          <w:sz w:val="20"/>
-          <w:szCs w:val="20"/>
-        </w:rPr>
-        <w:t>In this menu, the user can see a scrollable view of all messages previously sent in the chat.</w:t>
-      </w:r>
-    </w:p>
-    <w:p>
-      <w:pPr>
-        <w:numPr>
-          <w:ilvl w:val="3"/>
-          <w:numId w:val="1"/>
-        </w:numPr>
-        <w:rPr>
-          <w:rFonts w:ascii="Times New Roman" w:hAnsi="Times New Roman" w:cs="Times New Roman"/>
-          <w:sz w:val="20"/>
-          <w:szCs w:val="20"/>
-        </w:rPr>
-      </w:pPr>
-      <w:r>
-        <w:rPr>
-          <w:rFonts w:ascii="Times New Roman" w:hAnsi="Times New Roman" w:cs="Times New Roman"/>
-          <w:sz w:val="20"/>
-          <w:szCs w:val="20"/>
-        </w:rPr>
-        <w:t>Each message displays the username of the sender, and the message sent</w:t>
-      </w:r>
-    </w:p>
-    <w:p>
-      <w:pPr>
-        <w:numPr>
-          <w:ilvl w:val="3"/>
-          <w:numId w:val="1"/>
-        </w:numPr>
-        <w:rPr>
-          <w:rFonts w:ascii="Times New Roman" w:hAnsi="Times New Roman" w:cs="Times New Roman"/>
-          <w:sz w:val="20"/>
-          <w:szCs w:val="20"/>
-        </w:rPr>
-      </w:pPr>
-      <w:r>
-        <w:rPr>
-          <w:rFonts w:ascii="Times New Roman" w:hAnsi="Times New Roman" w:cs="Times New Roman"/>
-          <w:sz w:val="20"/>
-          <w:szCs w:val="20"/>
-        </w:rPr>
-        <w:t>Messages sent while the user was offline are indicated, and the client signals to the server that the user has seen these messages</w:t>
-      </w:r>
-    </w:p>
-    <w:p>
-      <w:pPr>
-        <w:numPr>
-          <w:ilvl w:val="3"/>
-          <w:numId w:val="1"/>
-        </w:numPr>
-        <w:rPr>
-          <w:rFonts w:ascii="Times New Roman" w:hAnsi="Times New Roman" w:cs="Times New Roman"/>
-          <w:sz w:val="20"/>
-          <w:szCs w:val="20"/>
-        </w:rPr>
-      </w:pPr>
-      <w:r>
-        <w:rPr>
-          <w:rFonts w:ascii="Times New Roman" w:hAnsi="Times New Roman" w:cs="Times New Roman"/>
-          <w:sz w:val="20"/>
-          <w:szCs w:val="20"/>
-        </w:rPr>
-        <w:t>Whenever a new message is sent from the server, this view is updated, displaying the new message at the forefront</w:t>
-      </w:r>
-    </w:p>
-    <w:p>
-      <w:pPr>
-        <w:numPr>
-          <w:ilvl w:val="3"/>
-          <w:numId w:val="1"/>
-        </w:numPr>
-        <w:rPr>
-          <w:rFonts w:ascii="Times New Roman" w:hAnsi="Times New Roman" w:cs="Times New Roman"/>
-          <w:sz w:val="20"/>
-          <w:szCs w:val="20"/>
-        </w:rPr>
-      </w:pPr>
-      <w:r>
-        <w:rPr>
-          <w:rFonts w:ascii="Times New Roman" w:hAnsi="Times New Roman" w:cs="Times New Roman"/>
-          <w:sz w:val="20"/>
-          <w:szCs w:val="20"/>
-        </w:rPr>
-        <w:t>The chat menu contains a message box allowing the user to write a message, and a button to send it.</w:t>
-      </w:r>
-    </w:p>
-    <w:p>
-      <w:pPr>
-        <w:numPr>
-          <w:ilvl w:val="3"/>
-          <w:numId w:val="1"/>
-        </w:numPr>
-        <w:rPr>
-          <w:rFonts w:ascii="Times New Roman" w:hAnsi="Times New Roman" w:cs="Times New Roman"/>
-          <w:sz w:val="20"/>
-          <w:szCs w:val="20"/>
-        </w:rPr>
-      </w:pPr>
-      <w:r>
-        <w:rPr>
-          <w:rFonts w:ascii="Times New Roman" w:hAnsi="Times New Roman" w:cs="Times New Roman"/>
-          <w:sz w:val="20"/>
-          <w:szCs w:val="20"/>
-        </w:rPr>
-        <w:t xml:space="preserve">When a message is sent, it is sent to the server to update the client of </w:t>
-      </w:r>
-      <w:r>
-        <w:rPr>
-          <w:rFonts w:ascii="Times New Roman" w:hAnsi="Times New Roman" w:cs="Times New Roman"/>
-          <w:sz w:val="20"/>
-          <w:szCs w:val="20"/>
-        </w:rPr>
-        <w:t xml:space="preserve">online </w:t>
-      </w:r>
-      <w:r>
-        <w:rPr>
-          <w:rFonts w:ascii="Times New Roman" w:hAnsi="Times New Roman" w:cs="Times New Roman"/>
-          <w:sz w:val="20"/>
-          <w:szCs w:val="20"/>
-        </w:rPr>
-        <w:t xml:space="preserve">users </w:t>
-      </w:r>
-      <w:r>
-        <w:rPr>
-          <w:rFonts w:ascii="Times New Roman" w:hAnsi="Times New Roman" w:cs="Times New Roman"/>
-          <w:sz w:val="20"/>
-          <w:szCs w:val="20"/>
-        </w:rPr>
-        <w:t>involved in the chat</w:t>
-      </w:r>
-    </w:p>
-    <w:p>
-      <w:pPr>
-        <w:numPr>
-          <w:ilvl w:val="3"/>
-          <w:numId w:val="1"/>
-        </w:numPr>
-        <w:rPr>
-          <w:rFonts w:ascii="Times New Roman" w:hAnsi="Times New Roman" w:cs="Times New Roman"/>
-          <w:sz w:val="20"/>
-          <w:szCs w:val="20"/>
-        </w:rPr>
-      </w:pPr>
-      <w:r>
-        <w:rPr>
-          <w:rFonts w:ascii="Times New Roman" w:hAnsi="Times New Roman" w:cs="Times New Roman"/>
-          <w:sz w:val="20"/>
-          <w:szCs w:val="20"/>
-        </w:rPr>
-        <w:t>When a message is sent, the date and time stamp at that moment is sent to the server ensure messages are displayed in order</w:t>
-      </w:r>
-      <w:r>
-        <w:rPr>
-          <w:rFonts w:ascii="Times New Roman" w:hAnsi="Times New Roman" w:cs="Times New Roman"/>
-          <w:sz w:val="20"/>
-          <w:szCs w:val="20"/>
-        </w:rPr>
-        <w:t xml:space="preserve"> (? Should this be a time stamp when the message is sent or the server receives it?)</w:t>
-      </w:r>
-    </w:p>
-    <w:p>
-      <w:pPr>
-        <w:numPr>
-          <w:ilvl w:val="3"/>
-          <w:numId w:val="1"/>
-        </w:numPr>
-        <w:rPr>
-          <w:rFonts w:ascii="Times New Roman" w:hAnsi="Times New Roman" w:cs="Times New Roman"/>
-          <w:sz w:val="20"/>
-          <w:szCs w:val="20"/>
-        </w:rPr>
-      </w:pPr>
-      <w:r>
-        <w:rPr>
-          <w:rFonts w:ascii="Times New Roman" w:hAnsi="Times New Roman" w:cs="Times New Roman"/>
-          <w:sz w:val="20"/>
-          <w:szCs w:val="20"/>
-        </w:rPr>
-        <w:t>The chat menu displays all users involved with the chat, also indicating if this is a group chat or private chat</w:t>
-      </w:r>
-    </w:p>
-    <w:p>
-      <w:pPr>
-        <w:numPr>
-          <w:ilvl w:val="3"/>
-          <w:numId w:val="1"/>
-        </w:numPr>
-        <w:rPr>
-          <w:rFonts w:ascii="Times New Roman" w:hAnsi="Times New Roman" w:cs="Times New Roman"/>
-          <w:sz w:val="20"/>
-          <w:szCs w:val="20"/>
-        </w:rPr>
-      </w:pPr>
-      <w:r>
-        <w:rPr>
-          <w:rFonts w:ascii="Times New Roman" w:hAnsi="Times New Roman" w:cs="Times New Roman"/>
-          <w:sz w:val="20"/>
-          <w:szCs w:val="20"/>
-        </w:rPr>
-        <w:t>Group chats have an extra button available to the chat creator to invite users. The user can enter in usernames here to invite users to the chat. Upon finishing, the client signals to the server to update the group chat.</w:t>
-      </w:r>
-    </w:p>
-    <w:p>
-      <w:pPr>
-        <w:pStyle w:val="3"/>
-        <w:keepLines w:val="0"/>
+        <w:t>Internal Interface Requirements</w:t>
+      </w:r>
+    </w:p>
+    <w:p>
+      <w:pPr>
+        <w:pStyle w:val="ListParagraph"/>
         <w:numPr>
           <w:ilvl w:val="2"/>
           <w:numId w:val="1"/>
         </w:numPr>
-        <w:spacing w:before="240" w:after="60" w:line="240" w:lineRule="auto"/>
-        <w:rPr>
-          <w:rFonts w:ascii="Times New Roman" w:eastAsia="Times New Roman" w:hAnsi="Times New Roman" w:cs="Times New Roman"/>
-          <w:b/>
-          <w:bCs/>
-          <w:color w:val="000000"/>
-          <w:sz w:val="24"/>
-          <w:szCs w:val="24"/>
-        </w:rPr>
-      </w:pPr>
-      <w:r>
-        <w:rPr>
-          <w:rFonts w:ascii="Times New Roman" w:eastAsia="Times New Roman" w:hAnsi="Times New Roman" w:cs="Times New Roman"/>
-          <w:b/>
-          <w:bCs/>
-          <w:color w:val="000000"/>
-          <w:sz w:val="24"/>
-          <w:szCs w:val="24"/>
-        </w:rPr>
-        <w:t>IT Module Requirements:</w:t>
-      </w:r>
-    </w:p>
-    <w:p>
-      <w:pPr>
-        <w:numPr>
-          <w:ilvl w:val="3"/>
-          <w:numId w:val="1"/>
-        </w:numPr>
-        <w:rPr>
-          <w:sz w:val="20"/>
-          <w:szCs w:val="20"/>
-        </w:rPr>
-      </w:pPr>
-      <w:r>
-        <w:rPr>
-          <w:rFonts w:ascii="Times New Roman" w:hAnsi="Times New Roman" w:cs="Times New Roman"/>
-          <w:sz w:val="20"/>
-          <w:szCs w:val="20"/>
-        </w:rPr>
-        <w:t xml:space="preserve">IT has the same permissions as the </w:t>
-      </w:r>
-      <w:r>
-        <w:rPr>
-          <w:rFonts w:ascii="Times New Roman" w:hAnsi="Times New Roman" w:cs="Times New Roman"/>
-          <w:sz w:val="20"/>
-          <w:szCs w:val="20"/>
-        </w:rPr>
-        <w:t>client</w:t>
-      </w:r>
-    </w:p>
-    <w:p>
-      <w:pPr>
-        <w:numPr>
-          <w:ilvl w:val="3"/>
-          <w:numId w:val="1"/>
-        </w:numPr>
-        <w:rPr>
-          <w:sz w:val="20"/>
-          <w:szCs w:val="20"/>
-        </w:rPr>
-      </w:pPr>
-      <w:r>
-        <w:rPr>
-          <w:rFonts w:ascii="Times New Roman" w:eastAsia="Times New Roman" w:hAnsi="Times New Roman" w:cs="Times New Roman"/>
-          <w:sz w:val="20"/>
-          <w:szCs w:val="20"/>
-        </w:rPr>
-        <w:t>All conversations should be viewable by the IT user</w:t>
-      </w:r>
-    </w:p>
-    <w:p>
-      <w:pPr>
-        <w:numPr>
-          <w:ilvl w:val="3"/>
-          <w:numId w:val="1"/>
-        </w:numPr>
-        <w:rPr>
-          <w:sz w:val="20"/>
-          <w:szCs w:val="20"/>
-        </w:rPr>
-      </w:pPr>
-      <w:r>
-        <w:rPr>
-          <w:rFonts w:ascii="Times New Roman" w:eastAsia="Times New Roman" w:hAnsi="Times New Roman" w:cs="Times New Roman"/>
-          <w:sz w:val="20"/>
-          <w:szCs w:val="20"/>
-        </w:rPr>
-        <w:t>Additional IT interface</w:t>
-      </w:r>
-    </w:p>
-    <w:p>
-      <w:pPr>
-        <w:numPr>
-          <w:ilvl w:val="3"/>
-          <w:numId w:val="1"/>
-        </w:numPr>
-        <w:rPr>
-          <w:sz w:val="20"/>
-          <w:szCs w:val="20"/>
-        </w:rPr>
-      </w:pPr>
-      <w:r>
-        <w:rPr>
-          <w:rFonts w:ascii="Times New Roman" w:eastAsia="Times New Roman" w:hAnsi="Times New Roman" w:cs="Times New Roman"/>
-          <w:sz w:val="20"/>
-          <w:szCs w:val="20"/>
-        </w:rPr>
-        <w:t>IT has access to database information (file)</w:t>
-      </w:r>
-    </w:p>
-    <w:p>
-      <w:pPr>
-        <w:numPr>
-          <w:ilvl w:val="3"/>
-          <w:numId w:val="1"/>
-        </w:numPr>
-        <w:rPr>
-          <w:sz w:val="20"/>
-          <w:szCs w:val="20"/>
-        </w:rPr>
-      </w:pPr>
-      <w:r>
-        <w:rPr>
-          <w:rFonts w:ascii="Times New Roman" w:eastAsia="Times New Roman" w:hAnsi="Times New Roman" w:cs="Times New Roman"/>
-          <w:sz w:val="20"/>
-          <w:szCs w:val="20"/>
-        </w:rPr>
-        <w:t>IT should be able to access user chats</w:t>
-      </w:r>
-    </w:p>
-    <w:p>
-      <w:pPr>
-        <w:numPr>
-          <w:ilvl w:val="3"/>
-          <w:numId w:val="1"/>
-        </w:numPr>
-        <w:rPr>
-          <w:sz w:val="20"/>
-          <w:szCs w:val="20"/>
-        </w:rPr>
-      </w:pPr>
-      <w:r>
-        <w:rPr>
-          <w:rFonts w:ascii="Times New Roman" w:eastAsia="Times New Roman" w:hAnsi="Times New Roman" w:cs="Times New Roman"/>
-          <w:sz w:val="20"/>
-          <w:szCs w:val="20"/>
-        </w:rPr>
-        <w:t>IT should be able to access chat logs</w:t>
-      </w:r>
-    </w:p>
-    <w:p>
-      <w:pPr>
-        <w:numPr>
-          <w:ilvl w:val="3"/>
-          <w:numId w:val="1"/>
-        </w:numPr>
-        <w:rPr>
-          <w:sz w:val="20"/>
-          <w:szCs w:val="20"/>
-        </w:rPr>
-      </w:pPr>
-      <w:r>
-        <w:rPr>
-          <w:rFonts w:ascii="Times New Roman" w:eastAsia="Times New Roman" w:hAnsi="Times New Roman" w:cs="Times New Roman"/>
-          <w:sz w:val="20"/>
-          <w:szCs w:val="20"/>
-        </w:rPr>
-        <w:t>IT</w:t>
-      </w:r>
-      <w:r>
-        <w:rPr>
-          <w:rFonts w:ascii="Times New Roman" w:eastAsia="Times New Roman" w:hAnsi="Times New Roman" w:cs="Times New Roman"/>
-          <w:sz w:val="20"/>
-          <w:szCs w:val="20"/>
-        </w:rPr>
-        <w:t xml:space="preserve"> has a clickable button that has presents them their user interface</w:t>
-      </w:r>
-    </w:p>
-    <w:p>
-      <w:pPr>
-        <w:pStyle w:val="3"/>
-        <w:keepLines w:val="0"/>
+        <w:ind w:firstLineChars="0"/>
+        <w:rPr>
+          <w:rFonts w:ascii="Times New Roman" w:hAnsi="Times New Roman" w:cs="Times New Roman"/>
+          <w:sz w:val="20"/>
+          <w:szCs w:val="20"/>
+        </w:rPr>
+      </w:pPr>
+      <w:r>
+        <w:rPr>
+          <w:rFonts w:ascii="Times New Roman" w:hAnsi="Times New Roman" w:cs="Times New Roman"/>
+          <w:sz w:val="20"/>
+          <w:szCs w:val="20"/>
+        </w:rPr>
+        <w:t xml:space="preserve">The communication service module shall provide </w:t>
+      </w:r>
+      <w:r>
+        <w:rPr>
+          <w:rFonts w:ascii="Times New Roman" w:hAnsi="Times New Roman" w:cs="Times New Roman"/>
+          <w:sz w:val="20"/>
+          <w:szCs w:val="20"/>
+        </w:rPr>
+        <w:t>internal service interfaces to the Client module and the IT module</w:t>
+      </w:r>
+      <w:r>
+        <w:rPr>
+          <w:rFonts w:ascii="Times New Roman" w:hAnsi="Times New Roman" w:cs="Times New Roman"/>
+          <w:sz w:val="20"/>
+          <w:szCs w:val="20"/>
+        </w:rPr>
+        <w:t>.</w:t>
+      </w:r>
+    </w:p>
+    <w:p>
+      <w:pPr>
+        <w:pStyle w:val="ListParagraph"/>
         <w:numPr>
           <w:ilvl w:val="2"/>
           <w:numId w:val="1"/>
         </w:numPr>
-        <w:spacing w:before="240" w:after="60" w:line="240" w:lineRule="auto"/>
-        <w:rPr>
-          <w:rFonts w:ascii="Times New Roman" w:eastAsia="Times New Roman" w:hAnsi="Times New Roman" w:cs="Times New Roman"/>
-          <w:b/>
-          <w:bCs/>
-          <w:color w:val="000000"/>
-          <w:sz w:val="24"/>
-          <w:szCs w:val="24"/>
-        </w:rPr>
-      </w:pPr>
-      <w:r>
-        <w:rPr>
-          <w:rFonts w:ascii="Times New Roman" w:eastAsia="Times New Roman" w:hAnsi="Times New Roman" w:cs="Times New Roman"/>
-          <w:b/>
-          <w:bCs/>
-          <w:color w:val="000000"/>
-          <w:sz w:val="24"/>
-          <w:szCs w:val="24"/>
-        </w:rPr>
-        <w:t>Communication</w:t>
-      </w:r>
-      <w:r>
-        <w:rPr>
-          <w:rFonts w:ascii="Times New Roman" w:eastAsia="Times New Roman" w:hAnsi="Times New Roman" w:cs="Times New Roman"/>
-          <w:b/>
-          <w:bCs/>
-          <w:color w:val="000000"/>
-          <w:sz w:val="24"/>
-          <w:szCs w:val="24"/>
-        </w:rPr>
-        <w:t>s</w:t>
-      </w:r>
-      <w:r>
-        <w:rPr>
-          <w:rFonts w:ascii="Times New Roman" w:eastAsia="Times New Roman" w:hAnsi="Times New Roman" w:cs="Times New Roman"/>
-          <w:b/>
-          <w:bCs/>
-          <w:color w:val="000000"/>
-          <w:sz w:val="24"/>
-          <w:szCs w:val="24"/>
-        </w:rPr>
-        <w:t xml:space="preserve"> </w:t>
-      </w:r>
-      <w:r>
-        <w:rPr>
-          <w:rFonts w:ascii="Times New Roman" w:eastAsia="Times New Roman" w:hAnsi="Times New Roman" w:cs="Times New Roman"/>
-          <w:b/>
-          <w:bCs/>
-          <w:color w:val="000000"/>
-          <w:sz w:val="24"/>
-          <w:szCs w:val="24"/>
-        </w:rPr>
-        <w:t>Server</w:t>
-      </w:r>
-      <w:r>
-        <w:rPr>
-          <w:rFonts w:ascii="Times New Roman" w:eastAsia="Times New Roman" w:hAnsi="Times New Roman" w:cs="Times New Roman"/>
-          <w:b/>
-          <w:bCs/>
-          <w:color w:val="000000"/>
-          <w:sz w:val="24"/>
-          <w:szCs w:val="24"/>
-        </w:rPr>
-        <w:t xml:space="preserve"> Module Requirements:</w:t>
-      </w:r>
-    </w:p>
-    <w:p>
-      <w:pPr>
+        <w:ind w:firstLineChars="0"/>
+        <w:rPr>
+          <w:rFonts w:ascii="Times New Roman" w:hAnsi="Times New Roman" w:cs="Times New Roman"/>
+          <w:sz w:val="20"/>
+          <w:szCs w:val="20"/>
+        </w:rPr>
+      </w:pPr>
+      <w:r>
+        <w:rPr>
+          <w:rFonts w:ascii="Times New Roman" w:hAnsi="Times New Roman" w:cs="Times New Roman"/>
+          <w:sz w:val="20"/>
+          <w:szCs w:val="20"/>
+        </w:rPr>
+        <w:t>The Communication service module shall provide username and password validation, return authentication and associated user session information.</w:t>
+      </w:r>
+    </w:p>
+    <w:p>
+      <w:pPr>
+        <w:pStyle w:val="ListParagraph"/>
         <w:numPr>
-          <w:ilvl w:val="3"/>
+          <w:ilvl w:val="2"/>
           <w:numId w:val="1"/>
         </w:numPr>
-        <w:rPr>
-          <w:sz w:val="20"/>
-          <w:szCs w:val="20"/>
-        </w:rPr>
-      </w:pPr>
-      <w:r>
-        <w:rPr>
-          <w:rFonts w:ascii="Times New Roman" w:eastAsia="Times New Roman" w:hAnsi="Times New Roman" w:cs="Times New Roman"/>
-          <w:sz w:val="20"/>
-          <w:szCs w:val="20"/>
-        </w:rPr>
-        <w:t xml:space="preserve">The Communications Server Module (CSM) </w:t>
-      </w:r>
-      <w:r>
-        <w:rPr>
-          <w:rFonts w:ascii="Times New Roman" w:eastAsia="Times New Roman" w:hAnsi="Times New Roman" w:cs="Times New Roman"/>
-          <w:sz w:val="20"/>
-          <w:szCs w:val="20"/>
-        </w:rPr>
-        <w:t>can store messages locally to in text files</w:t>
-      </w:r>
-    </w:p>
-    <w:p>
-      <w:pPr>
+        <w:ind w:firstLineChars="0"/>
+        <w:rPr>
+          <w:rFonts w:ascii="Times New Roman" w:hAnsi="Times New Roman" w:cs="Times New Roman"/>
+          <w:sz w:val="20"/>
+          <w:szCs w:val="20"/>
+        </w:rPr>
+      </w:pPr>
+      <w:r>
+        <w:rPr>
+          <w:rFonts w:ascii="Times New Roman" w:hAnsi="Times New Roman" w:cs="Times New Roman"/>
+          <w:sz w:val="20"/>
+          <w:szCs w:val="20"/>
+        </w:rPr>
+        <w:lastRenderedPageBreak/>
+        <w:t>The Communication service module shall provide username and password validation, return authentication and associated user session information.</w:t>
+      </w:r>
+    </w:p>
+    <w:p>
+      <w:pPr>
+        <w:pStyle w:val="ListParagraph"/>
         <w:numPr>
-          <w:ilvl w:val="3"/>
+          <w:ilvl w:val="2"/>
           <w:numId w:val="1"/>
         </w:numPr>
-        <w:rPr>
-          <w:sz w:val="20"/>
-          <w:szCs w:val="20"/>
-        </w:rPr>
-      </w:pPr>
-      <w:r>
-        <w:rPr>
-          <w:rFonts w:ascii="Times New Roman" w:eastAsia="Times New Roman" w:hAnsi="Times New Roman" w:cs="Times New Roman"/>
-          <w:sz w:val="20"/>
-          <w:szCs w:val="20"/>
-        </w:rPr>
-        <w:t>The format of these files will be comma-separated with the following fields: User ID, Username, Message, date and time stam</w:t>
-      </w:r>
-      <w:r>
-        <w:rPr>
-          <w:rFonts w:ascii="Times New Roman" w:eastAsia="Times New Roman" w:hAnsi="Times New Roman" w:cs="Times New Roman"/>
-          <w:sz w:val="20"/>
-          <w:szCs w:val="20"/>
-        </w:rPr>
-        <w:t>p.</w:t>
-      </w:r>
-    </w:p>
-    <w:p>
-      <w:pPr>
+        <w:ind w:firstLineChars="0"/>
+        <w:rPr>
+          <w:rFonts w:ascii="Times New Roman" w:hAnsi="Times New Roman" w:cs="Times New Roman"/>
+          <w:sz w:val="20"/>
+          <w:szCs w:val="20"/>
+        </w:rPr>
+      </w:pPr>
+      <w:r>
+        <w:rPr>
+          <w:rFonts w:ascii="Times New Roman" w:hAnsi="Times New Roman" w:cs="Times New Roman"/>
+          <w:sz w:val="20"/>
+          <w:szCs w:val="20"/>
+        </w:rPr>
+        <w:t>The Communication service module shall provide a service to create private chats, group chats, add users to groups chats, retrieve user chat list.</w:t>
+      </w:r>
+    </w:p>
+    <w:p>
+      <w:pPr>
+        <w:pStyle w:val="ListParagraph"/>
         <w:numPr>
-          <w:ilvl w:val="3"/>
+          <w:ilvl w:val="2"/>
           <w:numId w:val="1"/>
         </w:numPr>
-        <w:rPr>
-          <w:sz w:val="20"/>
-          <w:szCs w:val="20"/>
-        </w:rPr>
-      </w:pPr>
-      <w:r>
-        <w:rPr>
-          <w:rFonts w:ascii="Times New Roman" w:eastAsia="Times New Roman" w:hAnsi="Times New Roman" w:cs="Times New Roman"/>
-          <w:sz w:val="20"/>
-          <w:szCs w:val="20"/>
-        </w:rPr>
-        <w:t>The CSM must be able to secure a connection to the LM, the CM, and the IM</w:t>
-      </w:r>
-    </w:p>
-    <w:p>
-      <w:pPr>
+        <w:ind w:firstLineChars="0"/>
+        <w:rPr>
+          <w:rFonts w:ascii="Times New Roman" w:hAnsi="Times New Roman" w:cs="Times New Roman"/>
+          <w:sz w:val="20"/>
+          <w:szCs w:val="20"/>
+        </w:rPr>
+      </w:pPr>
+      <w:r>
+        <w:rPr>
+          <w:rFonts w:ascii="Times New Roman" w:hAnsi="Times New Roman" w:cs="Times New Roman"/>
+          <w:sz w:val="20"/>
+          <w:szCs w:val="20"/>
+        </w:rPr>
+        <w:t>The Communication service module shall provide a method to submit a message to a chat, store the message, maintain message order within the conversation and broadcast message to online users.</w:t>
+      </w:r>
+    </w:p>
+    <w:p>
+      <w:pPr>
+        <w:pStyle w:val="ListParagraph"/>
         <w:numPr>
-          <w:ilvl w:val="3"/>
+          <w:ilvl w:val="2"/>
           <w:numId w:val="1"/>
         </w:numPr>
-        <w:rPr>
-          <w:sz w:val="20"/>
-          <w:szCs w:val="20"/>
-        </w:rPr>
-      </w:pPr>
-      <w:r>
-        <w:rPr>
-          <w:rFonts w:ascii="Times New Roman" w:eastAsia="Times New Roman" w:hAnsi="Times New Roman" w:cs="Times New Roman"/>
-          <w:sz w:val="20"/>
-          <w:szCs w:val="20"/>
-        </w:rPr>
-        <w:t xml:space="preserve">The CSM must be able to </w:t>
-      </w:r>
-      <w:proofErr w:type="spellStart"/>
-      <w:r>
-        <w:rPr>
-          <w:rFonts w:ascii="Times New Roman" w:eastAsia="Times New Roman" w:hAnsi="Times New Roman" w:cs="Times New Roman"/>
-          <w:sz w:val="20"/>
-          <w:szCs w:val="20"/>
-        </w:rPr>
-        <w:t>conncurrently</w:t>
-      </w:r>
-      <w:proofErr w:type="spellEnd"/>
-      <w:r>
-        <w:rPr>
-          <w:rFonts w:ascii="Times New Roman" w:eastAsia="Times New Roman" w:hAnsi="Times New Roman" w:cs="Times New Roman"/>
-          <w:sz w:val="20"/>
-          <w:szCs w:val="20"/>
-        </w:rPr>
-        <w:t xml:space="preserve"> support multiple LM’s, CM’s, and IM’s</w:t>
-      </w:r>
-    </w:p>
-    <w:p>
-      <w:pPr>
+        <w:ind w:firstLineChars="0"/>
+        <w:rPr>
+          <w:rFonts w:ascii="Times New Roman" w:hAnsi="Times New Roman" w:cs="Times New Roman"/>
+          <w:sz w:val="20"/>
+          <w:szCs w:val="20"/>
+        </w:rPr>
+      </w:pPr>
+      <w:r>
+        <w:rPr>
+          <w:rFonts w:ascii="Times New Roman" w:hAnsi="Times New Roman" w:cs="Times New Roman"/>
+          <w:sz w:val="20"/>
+          <w:szCs w:val="20"/>
+        </w:rPr>
+        <w:t>The Communication service module shall provide a method to retrieve message history, retrieve unread message, mark message as read.</w:t>
+      </w:r>
+    </w:p>
+    <w:p>
+      <w:pPr>
+        <w:pStyle w:val="ListParagraph"/>
         <w:numPr>
-          <w:ilvl w:val="3"/>
+          <w:ilvl w:val="2"/>
           <w:numId w:val="1"/>
         </w:numPr>
-        <w:rPr>
-          <w:sz w:val="20"/>
-          <w:szCs w:val="20"/>
-        </w:rPr>
-      </w:pPr>
-      <w:r>
-        <w:rPr>
-          <w:rFonts w:ascii="Times New Roman" w:eastAsia="Times New Roman" w:hAnsi="Times New Roman" w:cs="Times New Roman"/>
-          <w:sz w:val="20"/>
-          <w:szCs w:val="20"/>
-        </w:rPr>
-        <w:t>(?) The CSM stores usernames and passwords for account authentications, to be compared with usernames and passwords sent from the LM</w:t>
-      </w:r>
-    </w:p>
-    <w:p>
-      <w:pPr>
+        <w:ind w:firstLineChars="0"/>
+        <w:rPr>
+          <w:rFonts w:ascii="Times New Roman" w:hAnsi="Times New Roman" w:cs="Times New Roman"/>
+          <w:sz w:val="20"/>
+          <w:szCs w:val="20"/>
+        </w:rPr>
+      </w:pPr>
+      <w:r>
+        <w:rPr>
+          <w:rFonts w:ascii="Times New Roman" w:hAnsi="Times New Roman" w:cs="Times New Roman"/>
+          <w:sz w:val="20"/>
+          <w:szCs w:val="20"/>
+        </w:rPr>
+        <w:t>The Communication Service module shall notify Client module when new message is received, user is invited to a group chat.</w:t>
+      </w:r>
+    </w:p>
+    <w:p>
+      <w:pPr>
+        <w:pStyle w:val="ListParagraph"/>
         <w:numPr>
-          <w:ilvl w:val="3"/>
+          <w:ilvl w:val="2"/>
           <w:numId w:val="1"/>
         </w:numPr>
-        <w:rPr>
-          <w:sz w:val="20"/>
-          <w:szCs w:val="20"/>
-        </w:rPr>
-      </w:pPr>
-      <w:r>
-        <w:rPr>
-          <w:rFonts w:ascii="Times New Roman" w:eastAsia="Times New Roman" w:hAnsi="Times New Roman" w:cs="Times New Roman"/>
-          <w:sz w:val="20"/>
-          <w:szCs w:val="20"/>
-        </w:rPr>
-        <w:t>Upon succeeding or failing authentication, the CSM will signal so to the LM.</w:t>
-      </w:r>
-    </w:p>
-    <w:p>
-      <w:pPr>
+        <w:ind w:firstLineChars="0"/>
+        <w:rPr>
+          <w:rFonts w:ascii="Times New Roman" w:hAnsi="Times New Roman" w:cs="Times New Roman"/>
+          <w:sz w:val="20"/>
+          <w:szCs w:val="20"/>
+        </w:rPr>
+      </w:pPr>
+      <w:r>
+        <w:rPr>
+          <w:rFonts w:ascii="Times New Roman" w:hAnsi="Times New Roman" w:cs="Times New Roman"/>
+          <w:sz w:val="20"/>
+          <w:szCs w:val="20"/>
+        </w:rPr>
+        <w:t>The Communication service module shall provide internal access to the IT module to allow viewing all conversation, all users, message history by user, and message history by chat.</w:t>
+      </w:r>
+    </w:p>
+    <w:p>
+      <w:pPr>
+        <w:pStyle w:val="ListParagraph"/>
         <w:numPr>
-          <w:ilvl w:val="3"/>
+          <w:ilvl w:val="2"/>
           <w:numId w:val="1"/>
         </w:numPr>
-        <w:rPr>
-          <w:sz w:val="20"/>
-          <w:szCs w:val="20"/>
-        </w:rPr>
-      </w:pPr>
-      <w:r>
-        <w:rPr>
-          <w:rFonts w:ascii="Times New Roman" w:eastAsia="Times New Roman" w:hAnsi="Times New Roman" w:cs="Times New Roman"/>
-          <w:sz w:val="20"/>
-          <w:szCs w:val="20"/>
-        </w:rPr>
-        <w:t>Upon succeeding authentications, the CSM marks the user as online</w:t>
-      </w:r>
-    </w:p>
-    <w:p>
-      <w:pPr>
-        <w:numPr>
-          <w:ilvl w:val="3"/>
-          <w:numId w:val="1"/>
-        </w:numPr>
-        <w:rPr>
-          <w:sz w:val="20"/>
-          <w:szCs w:val="20"/>
-        </w:rPr>
-      </w:pPr>
-      <w:r>
-        <w:rPr>
-          <w:rFonts w:ascii="Times New Roman" w:eastAsia="Times New Roman" w:hAnsi="Times New Roman" w:cs="Times New Roman"/>
-          <w:sz w:val="20"/>
-          <w:szCs w:val="20"/>
-        </w:rPr>
-        <w:t>The CSM must send the messages to be displayed by the CM in the chronological order of their date and time stamps.</w:t>
-      </w:r>
-    </w:p>
-    <w:p>
-      <w:pPr>
-        <w:numPr>
-          <w:ilvl w:val="3"/>
-          <w:numId w:val="1"/>
-        </w:numPr>
-        <w:rPr>
-          <w:sz w:val="20"/>
-          <w:szCs w:val="20"/>
-        </w:rPr>
-      </w:pPr>
-      <w:r>
-        <w:rPr>
-          <w:rFonts w:ascii="Times New Roman" w:eastAsia="Times New Roman" w:hAnsi="Times New Roman" w:cs="Times New Roman"/>
-          <w:sz w:val="20"/>
-          <w:szCs w:val="20"/>
-        </w:rPr>
-        <w:t>The CSM must send to the CM the most up to date list of chats for the online user. This will be updated if the CSM receives a message that would change that status.</w:t>
-      </w:r>
-    </w:p>
-    <w:p>
-      <w:pPr>
-        <w:numPr>
-          <w:ilvl w:val="3"/>
-          <w:numId w:val="1"/>
-        </w:numPr>
-        <w:rPr>
-          <w:sz w:val="20"/>
-          <w:szCs w:val="20"/>
-        </w:rPr>
-      </w:pPr>
-      <w:r>
-        <w:rPr>
-          <w:rFonts w:ascii="Times New Roman" w:eastAsia="Times New Roman" w:hAnsi="Times New Roman" w:cs="Times New Roman"/>
-          <w:sz w:val="20"/>
-          <w:szCs w:val="20"/>
-        </w:rPr>
-        <w:t>The CSM must store all messages</w:t>
-      </w:r>
-    </w:p>
-    <w:p>
-      <w:pPr>
-        <w:numPr>
-          <w:ilvl w:val="3"/>
-          <w:numId w:val="1"/>
-        </w:numPr>
-        <w:rPr>
-          <w:sz w:val="20"/>
-          <w:szCs w:val="20"/>
-        </w:rPr>
-      </w:pPr>
-      <w:r>
-        <w:rPr>
-          <w:rFonts w:ascii="Times New Roman" w:eastAsia="Times New Roman" w:hAnsi="Times New Roman" w:cs="Times New Roman"/>
-          <w:sz w:val="20"/>
-          <w:szCs w:val="20"/>
-        </w:rPr>
-        <w:lastRenderedPageBreak/>
-        <w:t>The CSM must keep track of messages that were sent to a user while they were offline, to ensure the user is displayed unseen messages in the CM</w:t>
-      </w:r>
-    </w:p>
-    <w:p>
-      <w:pPr>
-        <w:numPr>
-          <w:ilvl w:val="3"/>
-          <w:numId w:val="1"/>
-        </w:numPr>
-        <w:rPr>
-          <w:sz w:val="20"/>
-          <w:szCs w:val="20"/>
-        </w:rPr>
-      </w:pPr>
-      <w:r>
-        <w:rPr>
-          <w:rFonts w:ascii="Times New Roman" w:eastAsia="Times New Roman" w:hAnsi="Times New Roman" w:cs="Times New Roman"/>
-          <w:sz w:val="20"/>
-          <w:szCs w:val="20"/>
-        </w:rPr>
-        <w:t>The CSM can send the message logs on request by the IM</w:t>
-      </w:r>
-    </w:p>
-    <w:p>
-      <w:pPr>
-        <w:numPr>
-          <w:ilvl w:val="3"/>
-          <w:numId w:val="1"/>
-        </w:numPr>
-        <w:rPr>
-          <w:sz w:val="20"/>
-          <w:szCs w:val="20"/>
-        </w:rPr>
-      </w:pPr>
-      <w:r>
-        <w:rPr>
-          <w:rFonts w:ascii="Times New Roman" w:eastAsia="Times New Roman" w:hAnsi="Times New Roman" w:cs="Times New Roman"/>
-          <w:sz w:val="20"/>
-          <w:szCs w:val="20"/>
-        </w:rPr>
-        <w:t>Upon a user logging out, the CM will signal to the CSM in which the CSM marks the user as offline.</w:t>
-      </w:r>
-    </w:p>
-    <w:p>
-      <w:pPr>
-        <w:pStyle w:val="2"/>
-        <w:keepLines w:val="0"/>
-        <w:numPr>
-          <w:ilvl w:val="1"/>
-          <w:numId w:val="1"/>
-        </w:numPr>
-        <w:spacing w:before="240" w:after="60" w:line="240" w:lineRule="auto"/>
-        <w:rPr>
-          <w:rFonts w:ascii="Times New Roman" w:eastAsia="Times New Roman" w:hAnsi="Times New Roman" w:cs="Times New Roman"/>
-          <w:b/>
-          <w:bCs/>
-          <w:sz w:val="24"/>
-          <w:szCs w:val="24"/>
-        </w:rPr>
-      </w:pPr>
-      <w:bookmarkStart w:id="13" w:name="_aisagml9gc" w:colFirst="0" w:colLast="0"/>
-      <w:bookmarkEnd w:id="13"/>
-      <w:r>
-        <w:rPr>
-          <w:rFonts w:ascii="Times New Roman" w:eastAsia="Times New Roman" w:hAnsi="Times New Roman" w:cs="Times New Roman"/>
-          <w:b/>
-          <w:bCs/>
-          <w:sz w:val="24"/>
-          <w:szCs w:val="24"/>
-        </w:rPr>
-        <w:t>External Interface Requirements</w:t>
-      </w:r>
-    </w:p>
-    <w:p>
-      <w:pPr>
-        <w:spacing w:before="80" w:line="240" w:lineRule="auto"/>
-        <w:ind w:left="1440"/>
-        <w:jc w:val="both"/>
-        <w:rPr>
-          <w:rFonts w:ascii="Times New Roman" w:eastAsia="Times New Roman" w:hAnsi="Times New Roman" w:cs="Times New Roman"/>
-          <w:color w:val="7030A0"/>
-          <w:sz w:val="20"/>
-          <w:szCs w:val="20"/>
-        </w:rPr>
-      </w:pPr>
-      <w:bookmarkStart w:id="14" w:name="kix.ju87p62dhkgz" w:colFirst="0" w:colLast="0"/>
-      <w:bookmarkEnd w:id="14"/>
-      <w:r>
-        <w:rPr>
-          <w:rFonts w:ascii="Times New Roman" w:eastAsia="Times New Roman" w:hAnsi="Times New Roman" w:cs="Times New Roman"/>
-          <w:color w:val="7030A0"/>
-          <w:sz w:val="20"/>
-          <w:szCs w:val="20"/>
-        </w:rPr>
-        <w:t xml:space="preserve">Provide module specific requirements as appropriate. </w:t>
-      </w:r>
-    </w:p>
-    <w:p>
-      <w:pPr>
-        <w:spacing w:before="80" w:line="240" w:lineRule="auto"/>
-        <w:ind w:left="1440"/>
-        <w:jc w:val="both"/>
-        <w:rPr>
-          <w:rFonts w:ascii="Times New Roman" w:eastAsia="Times New Roman" w:hAnsi="Times New Roman" w:cs="Times New Roman"/>
-          <w:color w:val="7030A0"/>
-          <w:sz w:val="20"/>
-          <w:szCs w:val="20"/>
-        </w:rPr>
-      </w:pPr>
-      <w:r>
-        <w:rPr>
-          <w:rFonts w:ascii="Times New Roman" w:eastAsia="Times New Roman" w:hAnsi="Times New Roman" w:cs="Times New Roman"/>
-          <w:color w:val="7030A0"/>
-          <w:sz w:val="20"/>
-          <w:szCs w:val="20"/>
-        </w:rPr>
-        <w:t>Example:</w:t>
-      </w:r>
-    </w:p>
-    <w:p>
-      <w:pPr>
-        <w:spacing w:before="80" w:line="240" w:lineRule="auto"/>
-        <w:ind w:left="1440"/>
-        <w:jc w:val="both"/>
-        <w:rPr>
-          <w:rFonts w:ascii="Times New Roman" w:eastAsia="Times New Roman" w:hAnsi="Times New Roman" w:cs="Times New Roman"/>
-          <w:color w:val="7030A0"/>
-          <w:sz w:val="20"/>
-          <w:szCs w:val="20"/>
-        </w:rPr>
-      </w:pPr>
-      <w:r>
-        <w:rPr>
-          <w:rFonts w:ascii="Times New Roman" w:eastAsia="Times New Roman" w:hAnsi="Times New Roman" w:cs="Times New Roman"/>
-          <w:color w:val="7030A0"/>
-          <w:sz w:val="20"/>
-          <w:szCs w:val="20"/>
-        </w:rPr>
-        <w:t>3.2.1 The system must provide an interface to the University billing system administered by the Bursar’s office so that students can be automatically billed for the courses in which they have enrolled. The interface is to be in a comma-separated text file containing</w:t>
-      </w:r>
-      <w:r>
-        <w:rPr>
-          <w:rFonts w:ascii="Times New Roman" w:eastAsia="Times New Roman" w:hAnsi="Times New Roman" w:cs="Times New Roman"/>
-          <w:color w:val="800000"/>
-          <w:sz w:val="20"/>
-          <w:szCs w:val="20"/>
-          <w:u w:val="single"/>
-        </w:rPr>
-        <w:t xml:space="preserve"> </w:t>
-      </w:r>
-      <w:r>
-        <w:rPr>
-          <w:rFonts w:ascii="Times New Roman" w:eastAsia="Times New Roman" w:hAnsi="Times New Roman" w:cs="Times New Roman"/>
-          <w:color w:val="7030A0"/>
-          <w:sz w:val="20"/>
-          <w:szCs w:val="20"/>
-        </w:rPr>
-        <w:t>the following fields: student id, course id, term id, action. Where “action” is whether the student has added or dropped the course. The file will be exported nightly and will contain new transactions only. </w:t>
-      </w:r>
-    </w:p>
-    <w:p>
-      <w:pPr>
-        <w:pStyle w:val="2"/>
-        <w:keepLines w:val="0"/>
-        <w:numPr>
-          <w:ilvl w:val="1"/>
-          <w:numId w:val="1"/>
-        </w:numPr>
-        <w:spacing w:before="240" w:after="60" w:line="240" w:lineRule="auto"/>
-        <w:rPr>
-          <w:rFonts w:ascii="Times New Roman" w:eastAsia="Times New Roman" w:hAnsi="Times New Roman" w:cs="Times New Roman"/>
-          <w:b/>
-          <w:bCs/>
-          <w:sz w:val="24"/>
-          <w:szCs w:val="24"/>
-        </w:rPr>
-      </w:pPr>
-      <w:bookmarkStart w:id="15" w:name="_jcui53jib2ip" w:colFirst="0" w:colLast="0"/>
-      <w:bookmarkEnd w:id="15"/>
-      <w:r>
-        <w:rPr>
-          <w:rFonts w:ascii="Times New Roman" w:eastAsia="Times New Roman" w:hAnsi="Times New Roman" w:cs="Times New Roman"/>
-          <w:b/>
-          <w:bCs/>
-          <w:sz w:val="24"/>
-          <w:szCs w:val="24"/>
-        </w:rPr>
-        <w:t>Internal Interface Requirements</w:t>
-      </w:r>
-    </w:p>
-    <w:p>
-      <w:pPr>
-        <w:pStyle w:val="a6"/>
-        <w:ind w:left="720" w:firstLineChars="0" w:firstLine="720"/>
-        <w:rPr>
-          <w:rFonts w:ascii="Times New Roman" w:hAnsi="Times New Roman" w:cs="Times New Roman"/>
-          <w:sz w:val="20"/>
-          <w:szCs w:val="20"/>
-        </w:rPr>
-      </w:pPr>
-      <w:r>
-        <w:rPr>
-          <w:rFonts w:ascii="Times New Roman" w:hAnsi="Times New Roman" w:cs="Times New Roman"/>
-          <w:sz w:val="20"/>
-          <w:szCs w:val="20"/>
-        </w:rPr>
-        <w:t>The Communication service module shall provide internal service interfaces to the Client module and the IT module</w:t>
-      </w:r>
-    </w:p>
-    <w:p>
-      <w:pPr>
-        <w:pStyle w:val="a6"/>
-        <w:ind w:left="720" w:firstLineChars="0" w:firstLine="720"/>
-        <w:rPr>
-          <w:rFonts w:ascii="Times New Roman" w:hAnsi="Times New Roman" w:cs="Times New Roman"/>
-          <w:sz w:val="20"/>
-          <w:szCs w:val="20"/>
-          <w:lang w:eastAsia="zh-CN"/>
-        </w:rPr>
-      </w:pPr>
-      <w:r>
-        <w:rPr>
-          <w:rFonts w:ascii="Times New Roman" w:hAnsi="Times New Roman" w:cs="Times New Roman"/>
-          <w:sz w:val="20"/>
-          <w:szCs w:val="20"/>
-        </w:rPr>
-        <w:t xml:space="preserve">The Communication </w:t>
-      </w:r>
-      <w:r>
-        <w:rPr>
-          <w:rFonts w:ascii="Times New Roman" w:hAnsi="Times New Roman" w:cs="Times New Roman" w:hint="eastAsia"/>
-          <w:sz w:val="20"/>
-          <w:szCs w:val="20"/>
-          <w:lang w:eastAsia="zh-CN"/>
-        </w:rPr>
-        <w:t>service module shall provide username and password validation, return authentication and associated user session information.</w:t>
-      </w:r>
-    </w:p>
-    <w:p>
-      <w:pPr>
-        <w:pStyle w:val="a6"/>
-        <w:ind w:left="720" w:firstLineChars="0" w:firstLine="720"/>
-        <w:rPr>
-          <w:rFonts w:ascii="Times New Roman" w:hAnsi="Times New Roman" w:cs="Times New Roman"/>
-          <w:sz w:val="20"/>
-          <w:szCs w:val="20"/>
-          <w:lang w:eastAsia="zh-CN"/>
-        </w:rPr>
-      </w:pPr>
-      <w:r>
-        <w:rPr>
-          <w:rFonts w:ascii="Times New Roman" w:hAnsi="Times New Roman" w:cs="Times New Roman" w:hint="eastAsia"/>
-          <w:sz w:val="20"/>
-          <w:szCs w:val="20"/>
-          <w:lang w:eastAsia="zh-CN"/>
-        </w:rPr>
-        <w:t xml:space="preserve">The Communication service module shall provide </w:t>
-      </w:r>
-      <w:r>
-        <w:rPr>
-          <w:rFonts w:ascii="Times New Roman" w:hAnsi="Times New Roman" w:cs="Times New Roman"/>
-          <w:sz w:val="20"/>
-          <w:szCs w:val="20"/>
-          <w:lang w:eastAsia="zh-CN"/>
-        </w:rPr>
-        <w:t>a service</w:t>
-      </w:r>
-      <w:r>
-        <w:rPr>
-          <w:rFonts w:ascii="Times New Roman" w:hAnsi="Times New Roman" w:cs="Times New Roman" w:hint="eastAsia"/>
-          <w:sz w:val="20"/>
-          <w:szCs w:val="20"/>
-          <w:lang w:eastAsia="zh-CN"/>
-        </w:rPr>
-        <w:t xml:space="preserve"> to create private chats, group chats, add users to groups chats, retrieve user chat list.</w:t>
-      </w:r>
-    </w:p>
-    <w:p>
-      <w:pPr>
-        <w:pStyle w:val="a6"/>
-        <w:ind w:left="720" w:firstLineChars="0" w:firstLine="720"/>
-        <w:rPr>
-          <w:rFonts w:ascii="Times New Roman" w:hAnsi="Times New Roman" w:cs="Times New Roman"/>
-          <w:sz w:val="20"/>
-          <w:szCs w:val="20"/>
-          <w:lang w:eastAsia="zh-CN"/>
-        </w:rPr>
-      </w:pPr>
-      <w:r>
-        <w:rPr>
-          <w:rFonts w:ascii="Times New Roman" w:hAnsi="Times New Roman" w:cs="Times New Roman" w:hint="eastAsia"/>
-          <w:sz w:val="20"/>
-          <w:szCs w:val="20"/>
-          <w:lang w:eastAsia="zh-CN"/>
-        </w:rPr>
-        <w:t xml:space="preserve">The Communication service module shall provide a method to submit a message </w:t>
-      </w:r>
-      <w:r>
-        <w:rPr>
-          <w:rFonts w:ascii="Times New Roman" w:hAnsi="Times New Roman" w:cs="Times New Roman"/>
-          <w:sz w:val="20"/>
-          <w:szCs w:val="20"/>
-          <w:lang w:eastAsia="zh-CN"/>
-        </w:rPr>
-        <w:t>to a</w:t>
-      </w:r>
-      <w:r>
-        <w:rPr>
-          <w:rFonts w:ascii="Times New Roman" w:hAnsi="Times New Roman" w:cs="Times New Roman" w:hint="eastAsia"/>
-          <w:sz w:val="20"/>
-          <w:szCs w:val="20"/>
-          <w:lang w:eastAsia="zh-CN"/>
-        </w:rPr>
-        <w:t xml:space="preserve"> chat, store the message, maintain message order within the conversation and broadcast message to online users.</w:t>
-      </w:r>
-    </w:p>
-    <w:p>
-      <w:pPr>
-        <w:pStyle w:val="a6"/>
-        <w:ind w:left="720" w:firstLineChars="0" w:firstLine="720"/>
-        <w:rPr>
-          <w:rFonts w:ascii="Times New Roman" w:hAnsi="Times New Roman" w:cs="Times New Roman"/>
-          <w:sz w:val="20"/>
-          <w:szCs w:val="20"/>
-          <w:lang w:eastAsia="zh-CN"/>
-        </w:rPr>
-      </w:pPr>
-      <w:r>
-        <w:rPr>
-          <w:rFonts w:ascii="Times New Roman" w:hAnsi="Times New Roman" w:cs="Times New Roman" w:hint="eastAsia"/>
-          <w:sz w:val="20"/>
-          <w:szCs w:val="20"/>
-          <w:lang w:eastAsia="zh-CN"/>
-        </w:rPr>
-        <w:t xml:space="preserve">The Communication service module shall provide a method to retrieve message history, retrieve unread message, mark message as read. </w:t>
-      </w:r>
-    </w:p>
-    <w:p>
-      <w:pPr>
-        <w:pStyle w:val="a6"/>
-        <w:ind w:left="720" w:firstLineChars="0" w:firstLine="720"/>
-        <w:rPr>
-          <w:rFonts w:ascii="Times New Roman" w:hAnsi="Times New Roman" w:cs="Times New Roman"/>
-          <w:sz w:val="20"/>
-          <w:szCs w:val="20"/>
-          <w:lang w:eastAsia="zh-CN"/>
-        </w:rPr>
-      </w:pPr>
-      <w:r>
-        <w:rPr>
-          <w:rFonts w:ascii="Times New Roman" w:hAnsi="Times New Roman" w:cs="Times New Roman" w:hint="eastAsia"/>
-          <w:sz w:val="20"/>
-          <w:szCs w:val="20"/>
-          <w:lang w:eastAsia="zh-CN"/>
-        </w:rPr>
-        <w:t xml:space="preserve">The Communication Service module shall notify Client module when new message </w:t>
-      </w:r>
-      <w:r>
-        <w:rPr>
-          <w:rFonts w:ascii="Times New Roman" w:hAnsi="Times New Roman" w:cs="Times New Roman"/>
-          <w:sz w:val="20"/>
-          <w:szCs w:val="20"/>
-          <w:lang w:eastAsia="zh-CN"/>
-        </w:rPr>
-        <w:t>is received</w:t>
-      </w:r>
-      <w:r>
-        <w:rPr>
-          <w:rFonts w:ascii="Times New Roman" w:hAnsi="Times New Roman" w:cs="Times New Roman" w:hint="eastAsia"/>
-          <w:sz w:val="20"/>
-          <w:szCs w:val="20"/>
-          <w:lang w:eastAsia="zh-CN"/>
-        </w:rPr>
-        <w:t>, user is invited to a group chat.</w:t>
-      </w:r>
-    </w:p>
-    <w:p>
-      <w:pPr>
-        <w:pStyle w:val="a6"/>
-        <w:ind w:left="720" w:firstLineChars="0" w:firstLine="720"/>
-        <w:rPr>
-          <w:rFonts w:ascii="Times New Roman" w:hAnsi="Times New Roman" w:cs="Times New Roman"/>
-          <w:sz w:val="20"/>
-          <w:szCs w:val="20"/>
-          <w:lang w:eastAsia="zh-CN"/>
-        </w:rPr>
-      </w:pPr>
-      <w:r>
-        <w:rPr>
-          <w:rFonts w:ascii="Times New Roman" w:hAnsi="Times New Roman" w:cs="Times New Roman" w:hint="eastAsia"/>
-          <w:sz w:val="20"/>
-          <w:szCs w:val="20"/>
-          <w:lang w:eastAsia="zh-CN"/>
-        </w:rPr>
-        <w:t xml:space="preserve">The Communication service module shall provide internal access to the IT module to allow viewing all conversation, all users, message history by user, </w:t>
-      </w:r>
-      <w:r>
-        <w:rPr>
-          <w:rFonts w:ascii="Times New Roman" w:hAnsi="Times New Roman" w:cs="Times New Roman"/>
-          <w:sz w:val="20"/>
-          <w:szCs w:val="20"/>
-          <w:lang w:eastAsia="zh-CN"/>
-        </w:rPr>
-        <w:t>and</w:t>
-      </w:r>
-      <w:r>
-        <w:rPr>
-          <w:rFonts w:ascii="Times New Roman" w:hAnsi="Times New Roman" w:cs="Times New Roman" w:hint="eastAsia"/>
-          <w:sz w:val="20"/>
-          <w:szCs w:val="20"/>
-          <w:lang w:eastAsia="zh-CN"/>
-        </w:rPr>
-        <w:t xml:space="preserve"> message history by chat.</w:t>
-      </w:r>
-    </w:p>
-    <w:p>
-      <w:pPr>
-        <w:pStyle w:val="a6"/>
-        <w:ind w:left="720" w:firstLineChars="0" w:firstLine="720"/>
-        <w:rPr>
-          <w:rFonts w:ascii="Times New Roman" w:hAnsi="Times New Roman" w:cs="Times New Roman"/>
-          <w:sz w:val="20"/>
-          <w:szCs w:val="20"/>
-          <w:lang w:eastAsia="zh-CN"/>
-        </w:rPr>
-      </w:pPr>
-      <w:r>
-        <w:rPr>
-          <w:rFonts w:ascii="Times New Roman" w:hAnsi="Times New Roman" w:cs="Times New Roman" w:hint="eastAsia"/>
-          <w:sz w:val="20"/>
-          <w:szCs w:val="20"/>
-          <w:lang w:eastAsia="zh-CN"/>
-        </w:rPr>
-        <w:t xml:space="preserve">All messages shall be stored in structured </w:t>
-      </w:r>
-      <w:r>
-        <w:rPr>
-          <w:rFonts w:ascii="Times New Roman" w:hAnsi="Times New Roman" w:cs="Times New Roman"/>
-          <w:sz w:val="20"/>
-          <w:szCs w:val="20"/>
-          <w:lang w:eastAsia="zh-CN"/>
-        </w:rPr>
-        <w:t>documents</w:t>
-      </w:r>
-      <w:r>
-        <w:rPr>
-          <w:rFonts w:ascii="Times New Roman" w:hAnsi="Times New Roman" w:cs="Times New Roman" w:hint="eastAsia"/>
-          <w:sz w:val="20"/>
-          <w:szCs w:val="20"/>
-          <w:lang w:eastAsia="zh-CN"/>
-        </w:rPr>
-        <w:t>.</w:t>
+        <w:ind w:firstLineChars="0"/>
+        <w:rPr>
+          <w:rFonts w:ascii="Times New Roman" w:hAnsi="Times New Roman" w:cs="Times New Roman"/>
+          <w:sz w:val="20"/>
+          <w:szCs w:val="20"/>
+        </w:rPr>
+      </w:pPr>
+      <w:r>
+        <w:rPr>
+          <w:rFonts w:ascii="Times New Roman" w:hAnsi="Times New Roman" w:cs="Times New Roman"/>
+          <w:sz w:val="20"/>
+          <w:szCs w:val="20"/>
+          <w:lang w:eastAsia="zh-CN"/>
+        </w:rPr>
+        <w:t>All messages shall be stored in structured documents.</w:t>
       </w:r>
     </w:p>
     <w:p>
@@ -7127,7 +8055,7 @@
     </w:p>
     <w:p>
       <w:pPr>
-        <w:pStyle w:val="1"/>
+        <w:pStyle w:val="Heading1"/>
         <w:keepLines w:val="0"/>
         <w:pageBreakBefore/>
         <w:pBdr>
@@ -7162,7 +8090,7 @@
     </w:p>
     <w:p>
       <w:pPr>
-        <w:pStyle w:val="2"/>
+        <w:pStyle w:val="Heading2"/>
         <w:keepLines w:val="0"/>
         <w:numPr>
           <w:ilvl w:val="1"/>
@@ -7193,17 +8121,45 @@
     <w:p>
       <w:pPr>
         <w:spacing w:line="240" w:lineRule="auto"/>
-        <w:ind w:left="1440" w:firstLine="720"/>
-        <w:rPr>
-          <w:rFonts w:ascii="Times New Roman" w:hAnsi="Times New Roman" w:cs="Times New Roman"/>
-          <w:color w:val="000000" w:themeColor="text1"/>
-          <w:sz w:val="20"/>
-          <w:szCs w:val="20"/>
-          <w:lang w:eastAsia="zh-CN"/>
-        </w:rPr>
-      </w:pPr>
-      <w:bookmarkStart w:id="18" w:name="kix.fo7pbnaolupp" w:colFirst="0" w:colLast="0"/>
-      <w:bookmarkEnd w:id="18"/>
+        <w:ind w:left="1440"/>
+        <w:rPr>
+          <w:rFonts w:ascii="Times New Roman" w:hAnsi="Times New Roman" w:cs="Times New Roman"/>
+          <w:color w:val="000000" w:themeColor="text1"/>
+          <w:sz w:val="20"/>
+          <w:szCs w:val="20"/>
+          <w:lang w:eastAsia="zh-CN"/>
+        </w:rPr>
+      </w:pPr>
+      <w:r>
+        <w:rPr>
+          <w:rFonts w:ascii="Times New Roman" w:hAnsi="Times New Roman" w:cs="Times New Roman"/>
+          <w:color w:val="000000" w:themeColor="text1"/>
+          <w:sz w:val="20"/>
+          <w:szCs w:val="20"/>
+          <w:lang w:eastAsia="zh-CN"/>
+        </w:rPr>
+        <w:t>4.1.1</w:t>
+      </w:r>
+      <w:r>
+        <w:rPr>
+          <w:rFonts w:ascii="Times New Roman" w:hAnsi="Times New Roman" w:cs="Times New Roman"/>
+          <w:color w:val="000000" w:themeColor="text1"/>
+          <w:sz w:val="20"/>
+          <w:szCs w:val="20"/>
+          <w:lang w:eastAsia="zh-CN"/>
+        </w:rPr>
+        <w:t>.</w:t>
+      </w:r>
+      <w:r>
+        <w:rPr>
+          <w:rFonts w:ascii="Times New Roman" w:hAnsi="Times New Roman" w:cs="Times New Roman"/>
+          <w:color w:val="000000" w:themeColor="text1"/>
+          <w:sz w:val="20"/>
+          <w:szCs w:val="20"/>
+          <w:lang w:eastAsia="zh-CN"/>
+        </w:rPr>
+        <w:tab/>
+      </w:r>
       <w:r>
         <w:rPr>
           <w:rFonts w:ascii="Times New Roman" w:hAnsi="Times New Roman" w:cs="Times New Roman" w:hint="eastAsia"/>
@@ -7212,17 +8168,40 @@
           <w:szCs w:val="20"/>
           <w:lang w:eastAsia="zh-CN"/>
         </w:rPr>
-        <w:t xml:space="preserve">User passwords shall not be </w:t>
-      </w:r>
-      <w:r>
-        <w:rPr>
-          <w:rFonts w:ascii="Times New Roman" w:hAnsi="Times New Roman" w:cs="Times New Roman"/>
-          <w:color w:val="000000" w:themeColor="text1"/>
-          <w:sz w:val="20"/>
-          <w:szCs w:val="20"/>
-          <w:lang w:eastAsia="zh-CN"/>
-        </w:rPr>
-        <w:t>stored</w:t>
+        <w:t xml:space="preserve">Authentication must be done before accessing any communication function. </w:t>
+      </w:r>
+    </w:p>
+    <w:p>
+      <w:pPr>
+        <w:spacing w:line="240" w:lineRule="auto"/>
+        <w:ind w:left="1440"/>
+        <w:rPr>
+          <w:rFonts w:ascii="Times New Roman" w:hAnsi="Times New Roman" w:cs="Times New Roman"/>
+          <w:color w:val="000000" w:themeColor="text1"/>
+          <w:sz w:val="20"/>
+          <w:szCs w:val="20"/>
+          <w:lang w:eastAsia="zh-CN"/>
+        </w:rPr>
+      </w:pPr>
+      <w:r>
+        <w:rPr>
+          <w:rFonts w:ascii="Times New Roman" w:hAnsi="Times New Roman" w:cs="Times New Roman"/>
+          <w:color w:val="000000" w:themeColor="text1"/>
+          <w:sz w:val="20"/>
+          <w:szCs w:val="20"/>
+          <w:lang w:eastAsia="zh-CN"/>
+        </w:rPr>
+        <w:t>4.1.2.</w:t>
+      </w:r>
+      <w:r>
+        <w:rPr>
+          <w:rFonts w:ascii="Times New Roman" w:hAnsi="Times New Roman" w:cs="Times New Roman"/>
+          <w:color w:val="000000" w:themeColor="text1"/>
+          <w:sz w:val="20"/>
+          <w:szCs w:val="20"/>
+          <w:lang w:eastAsia="zh-CN"/>
+        </w:rPr>
+        <w:tab/>
       </w:r>
       <w:r>
         <w:rPr>
@@ -7232,21 +8211,41 @@
           <w:szCs w:val="20"/>
           <w:lang w:eastAsia="zh-CN"/>
         </w:rPr>
-        <w:t xml:space="preserve"> at a specific document.</w:t>
+        <w:t xml:space="preserve">The system shall prevent unauthorized access to chats. </w:t>
       </w:r>
     </w:p>
     <w:p>
       <w:pPr>
         <w:spacing w:line="240" w:lineRule="auto"/>
-        <w:ind w:left="1440" w:firstLine="720"/>
-        <w:rPr>
-          <w:rFonts w:ascii="Times New Roman" w:hAnsi="Times New Roman" w:cs="Times New Roman"/>
-          <w:color w:val="000000" w:themeColor="text1"/>
-          <w:sz w:val="20"/>
-          <w:szCs w:val="20"/>
-          <w:lang w:eastAsia="zh-CN"/>
-        </w:rPr>
-      </w:pPr>
+        <w:ind w:left="720" w:firstLine="720"/>
+        <w:rPr>
+          <w:rFonts w:ascii="Times New Roman" w:hAnsi="Times New Roman" w:cs="Times New Roman"/>
+          <w:color w:val="000000" w:themeColor="text1"/>
+          <w:sz w:val="20"/>
+          <w:szCs w:val="20"/>
+          <w:lang w:eastAsia="zh-CN"/>
+        </w:rPr>
+      </w:pPr>
+      <w:r>
+        <w:rPr>
+          <w:rFonts w:ascii="Times New Roman" w:hAnsi="Times New Roman" w:cs="Times New Roman"/>
+          <w:color w:val="000000" w:themeColor="text1"/>
+          <w:sz w:val="20"/>
+          <w:szCs w:val="20"/>
+          <w:lang w:eastAsia="zh-CN"/>
+        </w:rPr>
+        <w:t>4.1.3.</w:t>
+      </w:r>
+      <w:r>
+        <w:rPr>
+          <w:rFonts w:ascii="Times New Roman" w:hAnsi="Times New Roman" w:cs="Times New Roman"/>
+          <w:color w:val="000000" w:themeColor="text1"/>
+          <w:sz w:val="20"/>
+          <w:szCs w:val="20"/>
+          <w:lang w:eastAsia="zh-CN"/>
+        </w:rPr>
+        <w:tab/>
+      </w:r>
       <w:r>
         <w:rPr>
           <w:rFonts w:ascii="Times New Roman" w:hAnsi="Times New Roman" w:cs="Times New Roman" w:hint="eastAsia"/>
@@ -7261,15 +8260,35 @@
     <w:p>
       <w:pPr>
         <w:spacing w:line="240" w:lineRule="auto"/>
-        <w:ind w:left="1440" w:firstLine="720"/>
-        <w:rPr>
-          <w:rFonts w:ascii="Times New Roman" w:hAnsi="Times New Roman" w:cs="Times New Roman"/>
-          <w:color w:val="000000" w:themeColor="text1"/>
-          <w:sz w:val="20"/>
-          <w:szCs w:val="20"/>
-          <w:lang w:eastAsia="zh-CN"/>
-        </w:rPr>
-      </w:pPr>
+        <w:ind w:left="720" w:firstLine="720"/>
+        <w:rPr>
+          <w:rFonts w:ascii="Times New Roman" w:hAnsi="Times New Roman" w:cs="Times New Roman"/>
+          <w:color w:val="000000" w:themeColor="text1"/>
+          <w:sz w:val="20"/>
+          <w:szCs w:val="20"/>
+          <w:lang w:eastAsia="zh-CN"/>
+        </w:rPr>
+      </w:pPr>
+      <w:r>
+        <w:rPr>
+          <w:rFonts w:ascii="Times New Roman" w:hAnsi="Times New Roman" w:cs="Times New Roman"/>
+          <w:color w:val="000000" w:themeColor="text1"/>
+          <w:sz w:val="20"/>
+          <w:szCs w:val="20"/>
+          <w:lang w:eastAsia="zh-CN"/>
+        </w:rPr>
+        <w:t>4.1.4.</w:t>
+      </w:r>
+      <w:r>
+        <w:rPr>
+          <w:rFonts w:ascii="Times New Roman" w:hAnsi="Times New Roman" w:cs="Times New Roman"/>
+          <w:color w:val="000000" w:themeColor="text1"/>
+          <w:sz w:val="20"/>
+          <w:szCs w:val="20"/>
+          <w:lang w:eastAsia="zh-CN"/>
+        </w:rPr>
+        <w:tab/>
+      </w:r>
       <w:r>
         <w:rPr>
           <w:rFonts w:ascii="Times New Roman" w:hAnsi="Times New Roman" w:cs="Times New Roman" w:hint="eastAsia"/>
@@ -7284,14 +8303,25 @@
     <w:p>
       <w:pPr>
         <w:spacing w:line="240" w:lineRule="auto"/>
-        <w:rPr>
-          <w:rFonts w:ascii="Times New Roman" w:hAnsi="Times New Roman" w:cs="Times New Roman"/>
-          <w:color w:val="000000" w:themeColor="text1"/>
-          <w:sz w:val="20"/>
-          <w:szCs w:val="20"/>
-          <w:lang w:eastAsia="zh-CN"/>
-        </w:rPr>
-      </w:pPr>
+        <w:ind w:left="720" w:firstLine="720"/>
+        <w:rPr>
+          <w:rFonts w:ascii="Times New Roman" w:hAnsi="Times New Roman" w:cs="Times New Roman"/>
+          <w:color w:val="000000" w:themeColor="text1"/>
+          <w:sz w:val="20"/>
+          <w:szCs w:val="20"/>
+          <w:lang w:eastAsia="zh-CN"/>
+        </w:rPr>
+      </w:pPr>
+      <w:r>
+        <w:rPr>
+          <w:rFonts w:ascii="Times New Roman" w:hAnsi="Times New Roman" w:cs="Times New Roman"/>
+          <w:color w:val="000000" w:themeColor="text1"/>
+          <w:sz w:val="20"/>
+          <w:szCs w:val="20"/>
+          <w:lang w:eastAsia="zh-CN"/>
+        </w:rPr>
+        <w:t>4.1.5.</w:t>
+      </w:r>
       <w:r>
         <w:rPr>
           <w:rFonts w:ascii="Times New Roman" w:hAnsi="Times New Roman" w:cs="Times New Roman"/>
@@ -7304,6 +8334,16 @@
       </w:r>
       <w:r>
         <w:rPr>
+          <w:rFonts w:ascii="Times New Roman" w:hAnsi="Times New Roman" w:cs="Times New Roman" w:hint="eastAsia"/>
+          <w:color w:val="000000" w:themeColor="text1"/>
+          <w:sz w:val="20"/>
+          <w:szCs w:val="20"/>
+          <w:lang w:eastAsia="zh-CN"/>
+        </w:rPr>
+        <w:t>All communication between client and server shall be via TCP/IP.</w:t>
+      </w:r>
+      <w:r>
+        <w:rPr>
           <w:rFonts w:ascii="Times New Roman" w:hAnsi="Times New Roman" w:cs="Times New Roman"/>
           <w:color w:val="000000" w:themeColor="text1"/>
           <w:sz w:val="20"/>
@@ -7324,13 +8364,75 @@
       </w:r>
       <w:r>
         <w:rPr>
+          <w:rFonts w:ascii="Times New Roman" w:hAnsi="Times New Roman" w:cs="Times New Roman"/>
+          <w:color w:val="000000" w:themeColor="text1"/>
+          <w:sz w:val="20"/>
+          <w:szCs w:val="20"/>
+          <w:lang w:eastAsia="zh-CN"/>
+        </w:rPr>
+        <w:tab/>
+      </w:r>
+    </w:p>
+    <w:p>
+      <w:pPr>
+        <w:spacing w:line="240" w:lineRule="auto"/>
+        <w:rPr>
+          <w:rFonts w:ascii="Times New Roman" w:hAnsi="Times New Roman" w:cs="Times New Roman"/>
+          <w:color w:val="000000" w:themeColor="text1"/>
+          <w:sz w:val="20"/>
+          <w:szCs w:val="20"/>
+          <w:lang w:eastAsia="zh-CN"/>
+        </w:rPr>
+      </w:pPr>
+      <w:r>
+        <w:rPr>
+          <w:rFonts w:ascii="Times New Roman" w:hAnsi="Times New Roman" w:cs="Times New Roman"/>
+          <w:color w:val="000000" w:themeColor="text1"/>
+          <w:sz w:val="20"/>
+          <w:szCs w:val="20"/>
+          <w:lang w:eastAsia="zh-CN"/>
+        </w:rPr>
+        <w:tab/>
+      </w:r>
+      <w:r>
+        <w:rPr>
+          <w:rFonts w:ascii="Times New Roman" w:hAnsi="Times New Roman" w:cs="Times New Roman"/>
+          <w:color w:val="000000" w:themeColor="text1"/>
+          <w:sz w:val="20"/>
+          <w:szCs w:val="20"/>
+          <w:lang w:eastAsia="zh-CN"/>
+        </w:rPr>
+        <w:tab/>
+      </w:r>
+      <w:r>
+        <w:rPr>
+          <w:rFonts w:ascii="Times New Roman" w:hAnsi="Times New Roman" w:cs="Times New Roman"/>
+          <w:color w:val="000000" w:themeColor="text1"/>
+          <w:sz w:val="20"/>
+          <w:szCs w:val="20"/>
+          <w:lang w:eastAsia="zh-CN"/>
+        </w:rPr>
+        <w:t>4.1.6.</w:t>
+      </w:r>
+      <w:r>
+        <w:rPr>
+          <w:rFonts w:ascii="Times New Roman" w:hAnsi="Times New Roman" w:cs="Times New Roman"/>
+          <w:color w:val="000000" w:themeColor="text1"/>
+          <w:sz w:val="20"/>
+          <w:szCs w:val="20"/>
+          <w:lang w:eastAsia="zh-CN"/>
+        </w:rPr>
+        <w:tab/>
+      </w:r>
+      <w:r>
+        <w:rPr>
           <w:rFonts w:ascii="Times New Roman" w:hAnsi="Times New Roman" w:cs="Times New Roman" w:hint="eastAsia"/>
           <w:color w:val="000000" w:themeColor="text1"/>
           <w:sz w:val="20"/>
           <w:szCs w:val="20"/>
           <w:lang w:eastAsia="zh-CN"/>
         </w:rPr>
-        <w:t>All communication between client and server shall be via TCP/IP.</w:t>
+        <w:t>Users shall only view conversation in which they are participants.</w:t>
       </w:r>
     </w:p>
     <w:p>
@@ -7372,6 +8474,16 @@
           <w:szCs w:val="20"/>
           <w:lang w:eastAsia="zh-CN"/>
         </w:rPr>
+        <w:t>4.1.7.</w:t>
+      </w:r>
+      <w:r>
+        <w:rPr>
+          <w:rFonts w:ascii="Times New Roman" w:hAnsi="Times New Roman" w:cs="Times New Roman"/>
+          <w:color w:val="000000" w:themeColor="text1"/>
+          <w:sz w:val="20"/>
+          <w:szCs w:val="20"/>
+          <w:lang w:eastAsia="zh-CN"/>
+        </w:rPr>
         <w:tab/>
       </w:r>
       <w:r>
@@ -7382,7 +8494,7 @@
           <w:szCs w:val="20"/>
           <w:lang w:eastAsia="zh-CN"/>
         </w:rPr>
-        <w:t>Users shall only view conversation in which they are participants.</w:t>
+        <w:t>IT users shall be able to view all conversation.</w:t>
       </w:r>
     </w:p>
     <w:p>
@@ -7424,49 +8536,7 @@
           <w:szCs w:val="20"/>
           <w:lang w:eastAsia="zh-CN"/>
         </w:rPr>
-        <w:tab/>
-      </w:r>
-      <w:r>
-        <w:rPr>
-          <w:rFonts w:ascii="Times New Roman" w:hAnsi="Times New Roman" w:cs="Times New Roman" w:hint="eastAsia"/>
-          <w:color w:val="000000" w:themeColor="text1"/>
-          <w:sz w:val="20"/>
-          <w:szCs w:val="20"/>
-          <w:lang w:eastAsia="zh-CN"/>
-        </w:rPr>
-        <w:t>IT users shall be able to view all conversation.</w:t>
-      </w:r>
-    </w:p>
-    <w:p>
-      <w:pPr>
-        <w:spacing w:line="240" w:lineRule="auto"/>
-        <w:rPr>
-          <w:rFonts w:ascii="Times New Roman" w:hAnsi="Times New Roman" w:cs="Times New Roman"/>
-          <w:color w:val="000000" w:themeColor="text1"/>
-          <w:sz w:val="20"/>
-          <w:szCs w:val="20"/>
-          <w:lang w:eastAsia="zh-CN"/>
-        </w:rPr>
-      </w:pPr>
-      <w:r>
-        <w:rPr>
-          <w:rFonts w:ascii="Times New Roman" w:hAnsi="Times New Roman" w:cs="Times New Roman"/>
-          <w:color w:val="000000" w:themeColor="text1"/>
-          <w:sz w:val="20"/>
-          <w:szCs w:val="20"/>
-          <w:lang w:eastAsia="zh-CN"/>
-        </w:rPr>
-        <w:tab/>
-      </w:r>
-      <w:r>
-        <w:rPr>
-          <w:rFonts w:ascii="Times New Roman" w:hAnsi="Times New Roman" w:cs="Times New Roman"/>
-          <w:color w:val="000000" w:themeColor="text1"/>
-          <w:sz w:val="20"/>
-          <w:szCs w:val="20"/>
-          <w:lang w:eastAsia="zh-CN"/>
-        </w:rPr>
-        <w:tab/>
+        <w:t>4.1.8.</w:t>
       </w:r>
       <w:r>
         <w:rPr>
@@ -7529,6 +8599,16 @@
           <w:szCs w:val="20"/>
           <w:lang w:eastAsia="zh-CN"/>
         </w:rPr>
+        <w:t>4.1.9.</w:t>
+      </w:r>
+      <w:r>
+        <w:rPr>
+          <w:rFonts w:ascii="Times New Roman" w:hAnsi="Times New Roman" w:cs="Times New Roman"/>
+          <w:color w:val="000000" w:themeColor="text1"/>
+          <w:sz w:val="20"/>
+          <w:szCs w:val="20"/>
+          <w:lang w:eastAsia="zh-CN"/>
+        </w:rPr>
         <w:tab/>
       </w:r>
       <w:r>
@@ -7606,7 +8686,7 @@
     </w:p>
     <w:p>
       <w:pPr>
-        <w:pStyle w:val="2"/>
+        <w:pStyle w:val="Heading2"/>
         <w:keepLines w:val="0"/>
         <w:numPr>
           <w:ilvl w:val="1"/>
@@ -7622,8 +8702,8 @@
           <w:lang w:eastAsia="zh-CN"/>
         </w:rPr>
       </w:pPr>
-      <w:bookmarkStart w:id="19" w:name="_4yj8k4bg0hqt" w:colFirst="0" w:colLast="0"/>
-      <w:bookmarkEnd w:id="19"/>
+      <w:bookmarkStart w:id="18" w:name="_4yj8k4bg0hqt" w:colFirst="0" w:colLast="0"/>
+      <w:bookmarkEnd w:id="18"/>
       <w:r>
         <w:rPr>
           <w:rFonts w:ascii="Times New Roman" w:eastAsia="Times New Roman" w:hAnsi="Times New Roman" w:cs="Times New Roman"/>
@@ -7637,168 +8717,209 @@
     </w:p>
     <w:p>
       <w:pPr>
-        <w:ind w:left="2160"/>
-        <w:rPr>
-          <w:color w:val="000000" w:themeColor="text1"/>
-          <w:lang w:eastAsia="zh-CN"/>
-        </w:rPr>
-      </w:pPr>
-      <w:r>
-        <w:rPr>
-          <w:rFonts w:hint="eastAsia"/>
-          <w:color w:val="000000" w:themeColor="text1"/>
-          <w:lang w:eastAsia="zh-CN"/>
-        </w:rPr>
-        <w:t xml:space="preserve">The system </w:t>
-      </w:r>
-      <w:proofErr w:type="gramStart"/>
-      <w:r>
-        <w:rPr>
-          <w:rFonts w:hint="eastAsia"/>
-          <w:color w:val="000000" w:themeColor="text1"/>
-          <w:lang w:eastAsia="zh-CN"/>
-        </w:rPr>
-        <w:t>shall</w:t>
-      </w:r>
-      <w:proofErr w:type="gramEnd"/>
-      <w:r>
-        <w:rPr>
-          <w:rFonts w:hint="eastAsia"/>
-          <w:color w:val="000000" w:themeColor="text1"/>
-          <w:lang w:eastAsia="zh-CN"/>
-        </w:rPr>
-        <w:t xml:space="preserve"> be developed and implemented by using Java.</w:t>
-      </w:r>
-    </w:p>
-    <w:p>
-      <w:pPr>
-        <w:ind w:left="2160"/>
-        <w:rPr>
-          <w:color w:val="000000" w:themeColor="text1"/>
-          <w:lang w:eastAsia="zh-CN"/>
-        </w:rPr>
-      </w:pPr>
-      <w:r>
-        <w:rPr>
-          <w:rFonts w:hint="eastAsia"/>
-          <w:color w:val="000000" w:themeColor="text1"/>
-          <w:lang w:eastAsia="zh-CN"/>
-        </w:rPr>
-        <w:t xml:space="preserve">Any database systems shall be </w:t>
-      </w:r>
-      <w:r>
-        <w:rPr>
-          <w:color w:val="000000" w:themeColor="text1"/>
-          <w:lang w:eastAsia="zh-CN"/>
-        </w:rPr>
-        <w:t>prohibit</w:t>
-      </w:r>
-      <w:r>
-        <w:rPr>
-          <w:rFonts w:hint="eastAsia"/>
-          <w:color w:val="000000" w:themeColor="text1"/>
-          <w:lang w:eastAsia="zh-CN"/>
-        </w:rPr>
-        <w:t>ed.</w:t>
-      </w:r>
-    </w:p>
-    <w:p>
-      <w:pPr>
-        <w:ind w:left="2160"/>
-        <w:rPr>
-          <w:color w:val="000000" w:themeColor="text1"/>
-          <w:lang w:eastAsia="zh-CN"/>
-        </w:rPr>
-      </w:pPr>
-      <w:r>
-        <w:rPr>
-          <w:rFonts w:hint="eastAsia"/>
-          <w:color w:val="000000" w:themeColor="text1"/>
-          <w:lang w:eastAsia="zh-CN"/>
-        </w:rPr>
-        <w:t xml:space="preserve">The system shall not </w:t>
-      </w:r>
-      <w:r>
-        <w:rPr>
-          <w:color w:val="000000" w:themeColor="text1"/>
-          <w:lang w:eastAsia="zh-CN"/>
-        </w:rPr>
-        <w:t>use</w:t>
-      </w:r>
-      <w:r>
-        <w:rPr>
-          <w:rFonts w:hint="eastAsia"/>
-          <w:color w:val="000000" w:themeColor="text1"/>
-          <w:lang w:eastAsia="zh-CN"/>
-        </w:rPr>
-        <w:t xml:space="preserve"> any encryption technology. </w:t>
-      </w:r>
-    </w:p>
-    <w:p>
-      <w:pPr>
-        <w:ind w:left="1440" w:firstLine="720"/>
-        <w:rPr>
-          <w:color w:val="000000" w:themeColor="text1"/>
-          <w:lang w:eastAsia="zh-CN"/>
-        </w:rPr>
-      </w:pPr>
-      <w:r>
-        <w:rPr>
-          <w:rFonts w:hint="eastAsia"/>
-          <w:color w:val="000000" w:themeColor="text1"/>
-          <w:lang w:eastAsia="zh-CN"/>
-        </w:rPr>
-        <w:t xml:space="preserve">The system </w:t>
-      </w:r>
-      <w:proofErr w:type="gramStart"/>
-      <w:r>
-        <w:rPr>
-          <w:rFonts w:hint="eastAsia"/>
-          <w:color w:val="000000" w:themeColor="text1"/>
-          <w:lang w:eastAsia="zh-CN"/>
-        </w:rPr>
-        <w:t>shall</w:t>
-      </w:r>
-      <w:proofErr w:type="gramEnd"/>
-      <w:r>
-        <w:rPr>
-          <w:rFonts w:hint="eastAsia"/>
-          <w:color w:val="000000" w:themeColor="text1"/>
-          <w:lang w:eastAsia="zh-CN"/>
-        </w:rPr>
-        <w:t xml:space="preserve"> be able to operate on </w:t>
-      </w:r>
-      <w:proofErr w:type="gramStart"/>
-      <w:r>
-        <w:rPr>
-          <w:rFonts w:hint="eastAsia"/>
-          <w:color w:val="000000" w:themeColor="text1"/>
-          <w:lang w:eastAsia="zh-CN"/>
-        </w:rPr>
-        <w:t>standard</w:t>
-      </w:r>
-      <w:proofErr w:type="gramEnd"/>
-      <w:r>
-        <w:rPr>
-          <w:rFonts w:hint="eastAsia"/>
-          <w:color w:val="000000" w:themeColor="text1"/>
-          <w:lang w:eastAsia="zh-CN"/>
-        </w:rPr>
-        <w:t xml:space="preserve"> operating system (Windows, Linux, MacOS)</w:t>
-      </w:r>
-    </w:p>
-    <w:p>
-      <w:pPr>
-        <w:ind w:left="1440" w:firstLine="720"/>
-        <w:rPr>
-          <w:color w:val="000000" w:themeColor="text1"/>
-          <w:lang w:eastAsia="zh-CN"/>
-        </w:rPr>
-      </w:pPr>
-      <w:r>
-        <w:rPr>
-          <w:rFonts w:hint="eastAsia"/>
-          <w:color w:val="000000" w:themeColor="text1"/>
+        <w:ind w:left="1440"/>
+        <w:rPr>
+          <w:rFonts w:ascii="Times New Roman" w:hAnsi="Times New Roman" w:cs="Times New Roman"/>
+          <w:color w:val="000000" w:themeColor="text1"/>
+          <w:sz w:val="20"/>
+          <w:szCs w:val="20"/>
+          <w:lang w:eastAsia="zh-CN"/>
+        </w:rPr>
+      </w:pPr>
+      <w:r>
+        <w:rPr>
+          <w:rFonts w:ascii="Times New Roman" w:hAnsi="Times New Roman" w:cs="Times New Roman"/>
+          <w:color w:val="000000" w:themeColor="text1"/>
+          <w:sz w:val="20"/>
+          <w:szCs w:val="20"/>
+          <w:lang w:eastAsia="zh-CN"/>
+        </w:rPr>
+        <w:t>4.2.1.</w:t>
+      </w:r>
+      <w:r>
+        <w:rPr>
+          <w:rFonts w:ascii="Times New Roman" w:hAnsi="Times New Roman" w:cs="Times New Roman"/>
+          <w:color w:val="000000" w:themeColor="text1"/>
+          <w:sz w:val="20"/>
+          <w:szCs w:val="20"/>
+          <w:lang w:eastAsia="zh-CN"/>
+        </w:rPr>
+        <w:tab/>
+      </w:r>
+      <w:r>
+        <w:rPr>
+          <w:rFonts w:ascii="Times New Roman" w:hAnsi="Times New Roman" w:cs="Times New Roman"/>
+          <w:color w:val="000000" w:themeColor="text1"/>
+          <w:sz w:val="20"/>
+          <w:szCs w:val="20"/>
+          <w:lang w:eastAsia="zh-CN"/>
+        </w:rPr>
+        <w:t>The system shall be developed and implemented by using Java.</w:t>
+      </w:r>
+    </w:p>
+    <w:p>
+      <w:pPr>
+        <w:ind w:left="1440"/>
+        <w:rPr>
+          <w:rFonts w:ascii="Times New Roman" w:hAnsi="Times New Roman" w:cs="Times New Roman"/>
+          <w:color w:val="000000" w:themeColor="text1"/>
+          <w:sz w:val="20"/>
+          <w:szCs w:val="20"/>
+          <w:lang w:eastAsia="zh-CN"/>
+        </w:rPr>
+      </w:pPr>
+      <w:r>
+        <w:rPr>
+          <w:rFonts w:ascii="Times New Roman" w:hAnsi="Times New Roman" w:cs="Times New Roman"/>
+          <w:color w:val="000000" w:themeColor="text1"/>
+          <w:sz w:val="20"/>
+          <w:szCs w:val="20"/>
+          <w:lang w:eastAsia="zh-CN"/>
+        </w:rPr>
+        <w:t>4.2.2.</w:t>
+      </w:r>
+      <w:r>
+        <w:rPr>
+          <w:rFonts w:ascii="Times New Roman" w:hAnsi="Times New Roman" w:cs="Times New Roman"/>
+          <w:color w:val="000000" w:themeColor="text1"/>
+          <w:sz w:val="20"/>
+          <w:szCs w:val="20"/>
+          <w:lang w:eastAsia="zh-CN"/>
+        </w:rPr>
+        <w:tab/>
+      </w:r>
+      <w:r>
+        <w:rPr>
+          <w:rFonts w:ascii="Times New Roman" w:hAnsi="Times New Roman" w:cs="Times New Roman"/>
+          <w:color w:val="000000" w:themeColor="text1"/>
+          <w:sz w:val="20"/>
+          <w:szCs w:val="20"/>
+          <w:lang w:eastAsia="zh-CN"/>
+        </w:rPr>
+        <w:t>Any database systems shall be prohibited.</w:t>
+      </w:r>
+    </w:p>
+    <w:p>
+      <w:pPr>
+        <w:ind w:left="1440"/>
+        <w:rPr>
+          <w:rFonts w:ascii="Times New Roman" w:hAnsi="Times New Roman" w:cs="Times New Roman"/>
+          <w:color w:val="000000" w:themeColor="text1"/>
+          <w:sz w:val="20"/>
+          <w:szCs w:val="20"/>
+          <w:lang w:eastAsia="zh-CN"/>
+        </w:rPr>
+      </w:pPr>
+      <w:r>
+        <w:rPr>
+          <w:rFonts w:ascii="Times New Roman" w:hAnsi="Times New Roman" w:cs="Times New Roman"/>
+          <w:color w:val="000000" w:themeColor="text1"/>
+          <w:sz w:val="20"/>
+          <w:szCs w:val="20"/>
+          <w:lang w:eastAsia="zh-CN"/>
+        </w:rPr>
+        <w:t>4.2.3.</w:t>
+      </w:r>
+      <w:r>
+        <w:rPr>
+          <w:rFonts w:ascii="Times New Roman" w:hAnsi="Times New Roman" w:cs="Times New Roman"/>
+          <w:color w:val="000000" w:themeColor="text1"/>
+          <w:sz w:val="20"/>
+          <w:szCs w:val="20"/>
+          <w:lang w:eastAsia="zh-CN"/>
+        </w:rPr>
+        <w:tab/>
+      </w:r>
+      <w:r>
+        <w:rPr>
+          <w:rFonts w:ascii="Times New Roman" w:hAnsi="Times New Roman" w:cs="Times New Roman"/>
+          <w:color w:val="000000" w:themeColor="text1"/>
+          <w:sz w:val="20"/>
+          <w:szCs w:val="20"/>
+          <w:lang w:eastAsia="zh-CN"/>
+        </w:rPr>
+        <w:t xml:space="preserve">The system shall not use any encryption technology. </w:t>
+      </w:r>
+    </w:p>
+    <w:p>
+      <w:pPr>
+        <w:ind w:left="2160" w:hanging="720"/>
+        <w:rPr>
+          <w:rFonts w:ascii="Times New Roman" w:hAnsi="Times New Roman" w:cs="Times New Roman"/>
+          <w:color w:val="000000" w:themeColor="text1"/>
+          <w:sz w:val="20"/>
+          <w:szCs w:val="20"/>
+          <w:lang w:eastAsia="zh-CN"/>
+        </w:rPr>
+      </w:pPr>
+      <w:r>
+        <w:rPr>
+          <w:rFonts w:ascii="Times New Roman" w:hAnsi="Times New Roman" w:cs="Times New Roman"/>
+          <w:color w:val="000000" w:themeColor="text1"/>
+          <w:sz w:val="20"/>
+          <w:szCs w:val="20"/>
+          <w:lang w:eastAsia="zh-CN"/>
+        </w:rPr>
+        <w:t>4.2.4.</w:t>
+      </w:r>
+      <w:r>
+        <w:rPr>
+          <w:rFonts w:ascii="Times New Roman" w:hAnsi="Times New Roman" w:cs="Times New Roman"/>
+          <w:color w:val="000000" w:themeColor="text1"/>
+          <w:sz w:val="20"/>
+          <w:szCs w:val="20"/>
+          <w:lang w:eastAsia="zh-CN"/>
+        </w:rPr>
+        <w:tab/>
+      </w:r>
+      <w:r>
+        <w:rPr>
+          <w:rFonts w:ascii="Times New Roman" w:hAnsi="Times New Roman" w:cs="Times New Roman"/>
+          <w:color w:val="000000" w:themeColor="text1"/>
+          <w:sz w:val="20"/>
+          <w:szCs w:val="20"/>
+          <w:lang w:eastAsia="zh-CN"/>
+        </w:rPr>
+        <w:t>The system shall be able to operate on standard operating system (Windows, Linux, MacOS)</w:t>
+      </w:r>
+    </w:p>
+    <w:p>
+      <w:pPr>
+        <w:ind w:left="1440"/>
+        <w:rPr>
+          <w:rFonts w:ascii="Times New Roman" w:hAnsi="Times New Roman" w:cs="Times New Roman"/>
+          <w:color w:val="000000" w:themeColor="text1"/>
+          <w:sz w:val="20"/>
+          <w:szCs w:val="20"/>
+          <w:lang w:eastAsia="zh-CN"/>
+        </w:rPr>
+      </w:pPr>
+      <w:r>
+        <w:rPr>
+          <w:rFonts w:ascii="Times New Roman" w:hAnsi="Times New Roman" w:cs="Times New Roman"/>
+          <w:color w:val="000000" w:themeColor="text1"/>
+          <w:sz w:val="20"/>
+          <w:szCs w:val="20"/>
+          <w:lang w:eastAsia="zh-CN"/>
+        </w:rPr>
+        <w:t>4.2.5.</w:t>
+      </w:r>
+      <w:r>
+        <w:rPr>
+          <w:rFonts w:ascii="Times New Roman" w:hAnsi="Times New Roman" w:cs="Times New Roman"/>
+          <w:color w:val="000000" w:themeColor="text1"/>
+          <w:sz w:val="20"/>
+          <w:szCs w:val="20"/>
+          <w:lang w:eastAsia="zh-CN"/>
+        </w:rPr>
+        <w:tab/>
+      </w:r>
+      <w:r>
+        <w:rPr>
+          <w:rFonts w:ascii="Times New Roman" w:hAnsi="Times New Roman" w:cs="Times New Roman"/>
+          <w:color w:val="000000" w:themeColor="text1"/>
+          <w:sz w:val="20"/>
+          <w:szCs w:val="20"/>
           <w:lang w:eastAsia="zh-CN"/>
         </w:rPr>
         <w:t>The system shall Operate in TCP/IP network environments.</w:t>
@@ -7806,34 +8927,44 @@
     </w:p>
     <w:p>
       <w:pPr>
-        <w:ind w:left="1440" w:firstLine="720"/>
-        <w:rPr>
-          <w:color w:val="000000" w:themeColor="text1"/>
-          <w:lang w:eastAsia="zh-CN"/>
-        </w:rPr>
-      </w:pPr>
-      <w:r>
-        <w:rPr>
-          <w:rFonts w:hint="eastAsia"/>
-          <w:color w:val="000000" w:themeColor="text1"/>
-          <w:lang w:eastAsia="zh-CN"/>
-        </w:rPr>
-        <w:t xml:space="preserve">Client and server </w:t>
-      </w:r>
-      <w:r>
-        <w:rPr>
-          <w:color w:val="000000" w:themeColor="text1"/>
-          <w:lang w:eastAsia="zh-CN"/>
-        </w:rPr>
-        <w:t>systems</w:t>
-      </w:r>
-      <w:r>
-        <w:rPr>
-          <w:rFonts w:hint="eastAsia"/>
-          <w:color w:val="000000" w:themeColor="text1"/>
-          <w:lang w:eastAsia="zh-CN"/>
-        </w:rPr>
-        <w:t xml:space="preserve"> must support TCP/IP networking.</w:t>
+        <w:ind w:left="1440"/>
+        <w:rPr>
+          <w:rFonts w:ascii="Times New Roman" w:hAnsi="Times New Roman" w:cs="Times New Roman"/>
+          <w:color w:val="000000" w:themeColor="text1"/>
+          <w:sz w:val="20"/>
+          <w:szCs w:val="20"/>
+          <w:lang w:eastAsia="zh-CN"/>
+        </w:rPr>
+      </w:pPr>
+      <w:r>
+        <w:rPr>
+          <w:rFonts w:ascii="Times New Roman" w:hAnsi="Times New Roman" w:cs="Times New Roman"/>
+          <w:color w:val="000000" w:themeColor="text1"/>
+          <w:sz w:val="20"/>
+          <w:szCs w:val="20"/>
+          <w:lang w:eastAsia="zh-CN"/>
+        </w:rPr>
+        <w:t>4.2.6.</w:t>
+      </w:r>
+      <w:r>
+        <w:rPr>
+          <w:rFonts w:ascii="Times New Roman" w:hAnsi="Times New Roman" w:cs="Times New Roman"/>
+          <w:color w:val="000000" w:themeColor="text1"/>
+          <w:sz w:val="20"/>
+          <w:szCs w:val="20"/>
+          <w:lang w:eastAsia="zh-CN"/>
+        </w:rPr>
+        <w:tab/>
+      </w:r>
+      <w:r>
+        <w:rPr>
+          <w:rFonts w:ascii="Times New Roman" w:hAnsi="Times New Roman" w:cs="Times New Roman"/>
+          <w:color w:val="000000" w:themeColor="text1"/>
+          <w:sz w:val="20"/>
+          <w:szCs w:val="20"/>
+          <w:lang w:eastAsia="zh-CN"/>
+        </w:rPr>
+        <w:t>Client and server systems must support TCP/IP networking.</w:t>
       </w:r>
     </w:p>
     <w:p>
@@ -7859,7 +8990,7 @@
     </w:p>
     <w:p>
       <w:pPr>
-        <w:pStyle w:val="2"/>
+        <w:pStyle w:val="Heading2"/>
         <w:keepLines w:val="0"/>
         <w:numPr>
           <w:ilvl w:val="1"/>
@@ -7899,17 +9030,37 @@
     <w:p>
       <w:pPr>
         <w:spacing w:line="240" w:lineRule="auto"/>
-        <w:ind w:left="2160"/>
-        <w:rPr>
-          <w:rFonts w:ascii="Times New Roman" w:hAnsi="Times New Roman" w:cs="Times New Roman"/>
-          <w:color w:val="000000" w:themeColor="text1"/>
-          <w:sz w:val="20"/>
-          <w:szCs w:val="20"/>
-          <w:lang w:eastAsia="zh-CN"/>
-        </w:rPr>
-      </w:pPr>
-      <w:bookmarkStart w:id="20" w:name="kix.i9jxjlbd62ai" w:colFirst="0" w:colLast="0"/>
-      <w:bookmarkEnd w:id="20"/>
+        <w:ind w:left="1440"/>
+        <w:rPr>
+          <w:rFonts w:ascii="Times New Roman" w:hAnsi="Times New Roman" w:cs="Times New Roman"/>
+          <w:color w:val="000000" w:themeColor="text1"/>
+          <w:sz w:val="20"/>
+          <w:szCs w:val="20"/>
+          <w:lang w:eastAsia="zh-CN"/>
+        </w:rPr>
+      </w:pPr>
+      <w:bookmarkStart w:id="19" w:name="kix.i9jxjlbd62ai" w:colFirst="0" w:colLast="0"/>
+      <w:bookmarkEnd w:id="19"/>
+      <w:r>
+        <w:rPr>
+          <w:rFonts w:ascii="Times New Roman" w:hAnsi="Times New Roman" w:cs="Times New Roman"/>
+          <w:color w:val="000000" w:themeColor="text1"/>
+          <w:sz w:val="20"/>
+          <w:szCs w:val="20"/>
+          <w:lang w:eastAsia="zh-CN"/>
+        </w:rPr>
+        <w:t>4.3.1</w:t>
+      </w:r>
+      <w:r>
+        <w:rPr>
+          <w:rFonts w:ascii="Times New Roman" w:hAnsi="Times New Roman" w:cs="Times New Roman"/>
+          <w:color w:val="000000" w:themeColor="text1"/>
+          <w:sz w:val="20"/>
+          <w:szCs w:val="20"/>
+          <w:lang w:eastAsia="zh-CN"/>
+        </w:rPr>
+        <w:tab/>
+      </w:r>
       <w:r>
         <w:rPr>
           <w:rFonts w:ascii="Times New Roman" w:hAnsi="Times New Roman" w:cs="Times New Roman" w:hint="eastAsia"/>
@@ -7924,15 +9075,45 @@
     <w:p>
       <w:pPr>
         <w:spacing w:line="240" w:lineRule="auto"/>
-        <w:ind w:left="2160"/>
-        <w:rPr>
-          <w:rFonts w:ascii="Times New Roman" w:hAnsi="Times New Roman" w:cs="Times New Roman"/>
-          <w:color w:val="000000" w:themeColor="text1"/>
-          <w:sz w:val="20"/>
-          <w:szCs w:val="20"/>
-          <w:lang w:eastAsia="zh-CN"/>
-        </w:rPr>
-      </w:pPr>
+        <w:ind w:left="1440"/>
+        <w:rPr>
+          <w:rFonts w:ascii="Times New Roman" w:hAnsi="Times New Roman" w:cs="Times New Roman"/>
+          <w:color w:val="000000" w:themeColor="text1"/>
+          <w:sz w:val="20"/>
+          <w:szCs w:val="20"/>
+          <w:lang w:eastAsia="zh-CN"/>
+        </w:rPr>
+      </w:pPr>
+      <w:r>
+        <w:rPr>
+          <w:rFonts w:ascii="Times New Roman" w:hAnsi="Times New Roman" w:cs="Times New Roman"/>
+          <w:color w:val="000000" w:themeColor="text1"/>
+          <w:sz w:val="20"/>
+          <w:szCs w:val="20"/>
+          <w:lang w:eastAsia="zh-CN"/>
+        </w:rPr>
+        <w:t>4.3.</w:t>
+      </w:r>
+      <w:r>
+        <w:rPr>
+          <w:rFonts w:ascii="Times New Roman" w:hAnsi="Times New Roman" w:cs="Times New Roman"/>
+          <w:color w:val="000000" w:themeColor="text1"/>
+          <w:sz w:val="20"/>
+          <w:szCs w:val="20"/>
+          <w:lang w:eastAsia="zh-CN"/>
+        </w:rPr>
+        <w:t>2</w:t>
+      </w:r>
+      <w:r>
+        <w:rPr>
+          <w:rFonts w:ascii="Times New Roman" w:hAnsi="Times New Roman" w:cs="Times New Roman"/>
+          <w:color w:val="000000" w:themeColor="text1"/>
+          <w:sz w:val="20"/>
+          <w:szCs w:val="20"/>
+          <w:lang w:eastAsia="zh-CN"/>
+        </w:rPr>
+        <w:tab/>
+      </w:r>
       <w:r>
         <w:rPr>
           <w:rFonts w:ascii="Times New Roman" w:hAnsi="Times New Roman" w:cs="Times New Roman" w:hint="eastAsia"/>
@@ -7947,15 +9128,45 @@
     <w:p>
       <w:pPr>
         <w:spacing w:line="240" w:lineRule="auto"/>
-        <w:ind w:left="2160"/>
-        <w:rPr>
-          <w:rFonts w:ascii="Times New Roman" w:hAnsi="Times New Roman" w:cs="Times New Roman"/>
-          <w:color w:val="000000" w:themeColor="text1"/>
-          <w:sz w:val="20"/>
-          <w:szCs w:val="20"/>
-          <w:lang w:eastAsia="zh-CN"/>
-        </w:rPr>
-      </w:pPr>
+        <w:ind w:left="1440"/>
+        <w:rPr>
+          <w:rFonts w:ascii="Times New Roman" w:hAnsi="Times New Roman" w:cs="Times New Roman"/>
+          <w:color w:val="000000" w:themeColor="text1"/>
+          <w:sz w:val="20"/>
+          <w:szCs w:val="20"/>
+          <w:lang w:eastAsia="zh-CN"/>
+        </w:rPr>
+      </w:pPr>
+      <w:r>
+        <w:rPr>
+          <w:rFonts w:ascii="Times New Roman" w:hAnsi="Times New Roman" w:cs="Times New Roman"/>
+          <w:color w:val="000000" w:themeColor="text1"/>
+          <w:sz w:val="20"/>
+          <w:szCs w:val="20"/>
+          <w:lang w:eastAsia="zh-CN"/>
+        </w:rPr>
+        <w:t>4.3.</w:t>
+      </w:r>
+      <w:r>
+        <w:rPr>
+          <w:rFonts w:ascii="Times New Roman" w:hAnsi="Times New Roman" w:cs="Times New Roman"/>
+          <w:color w:val="000000" w:themeColor="text1"/>
+          <w:sz w:val="20"/>
+          <w:szCs w:val="20"/>
+          <w:lang w:eastAsia="zh-CN"/>
+        </w:rPr>
+        <w:t>3</w:t>
+      </w:r>
+      <w:r>
+        <w:rPr>
+          <w:rFonts w:ascii="Times New Roman" w:hAnsi="Times New Roman" w:cs="Times New Roman"/>
+          <w:color w:val="000000" w:themeColor="text1"/>
+          <w:sz w:val="20"/>
+          <w:szCs w:val="20"/>
+          <w:lang w:eastAsia="zh-CN"/>
+        </w:rPr>
+        <w:tab/>
+      </w:r>
       <w:r>
         <w:rPr>
           <w:rFonts w:ascii="Times New Roman" w:hAnsi="Times New Roman" w:cs="Times New Roman"/>
@@ -7980,15 +9191,45 @@
     <w:p>
       <w:pPr>
         <w:spacing w:line="240" w:lineRule="auto"/>
-        <w:ind w:left="2160"/>
-        <w:rPr>
-          <w:rFonts w:ascii="Times New Roman" w:hAnsi="Times New Roman" w:cs="Times New Roman"/>
-          <w:color w:val="000000" w:themeColor="text1"/>
-          <w:sz w:val="20"/>
-          <w:szCs w:val="20"/>
-          <w:lang w:eastAsia="zh-CN"/>
-        </w:rPr>
-      </w:pPr>
+        <w:ind w:left="1440"/>
+        <w:rPr>
+          <w:rFonts w:ascii="Times New Roman" w:hAnsi="Times New Roman" w:cs="Times New Roman"/>
+          <w:color w:val="000000" w:themeColor="text1"/>
+          <w:sz w:val="20"/>
+          <w:szCs w:val="20"/>
+          <w:lang w:eastAsia="zh-CN"/>
+        </w:rPr>
+      </w:pPr>
+      <w:r>
+        <w:rPr>
+          <w:rFonts w:ascii="Times New Roman" w:hAnsi="Times New Roman" w:cs="Times New Roman"/>
+          <w:color w:val="000000" w:themeColor="text1"/>
+          <w:sz w:val="20"/>
+          <w:szCs w:val="20"/>
+          <w:lang w:eastAsia="zh-CN"/>
+        </w:rPr>
+        <w:t>4.3.</w:t>
+      </w:r>
+      <w:r>
+        <w:rPr>
+          <w:rFonts w:ascii="Times New Roman" w:hAnsi="Times New Roman" w:cs="Times New Roman"/>
+          <w:color w:val="000000" w:themeColor="text1"/>
+          <w:sz w:val="20"/>
+          <w:szCs w:val="20"/>
+          <w:lang w:eastAsia="zh-CN"/>
+        </w:rPr>
+        <w:t>4</w:t>
+      </w:r>
+      <w:r>
+        <w:rPr>
+          <w:rFonts w:ascii="Times New Roman" w:hAnsi="Times New Roman" w:cs="Times New Roman"/>
+          <w:color w:val="000000" w:themeColor="text1"/>
+          <w:sz w:val="20"/>
+          <w:szCs w:val="20"/>
+          <w:lang w:eastAsia="zh-CN"/>
+        </w:rPr>
+        <w:tab/>
+      </w:r>
       <w:r>
         <w:rPr>
           <w:rFonts w:ascii="Times New Roman" w:hAnsi="Times New Roman" w:cs="Times New Roman" w:hint="eastAsia"/>
@@ -7997,9 +9238,51 @@
           <w:szCs w:val="20"/>
           <w:lang w:eastAsia="zh-CN"/>
         </w:rPr>
-        <w:t xml:space="preserve">The system </w:t>
-      </w:r>
-      <w:proofErr w:type="gramStart"/>
+        <w:t>The system shall maintain performance with increasing number of chats and messages.</w:t>
+      </w:r>
+    </w:p>
+    <w:p>
+      <w:pPr>
+        <w:spacing w:line="240" w:lineRule="auto"/>
+        <w:ind w:left="1440"/>
+        <w:rPr>
+          <w:rFonts w:ascii="Times New Roman" w:hAnsi="Times New Roman" w:cs="Times New Roman"/>
+          <w:color w:val="000000" w:themeColor="text1"/>
+          <w:sz w:val="20"/>
+          <w:szCs w:val="20"/>
+          <w:lang w:eastAsia="zh-CN"/>
+        </w:rPr>
+      </w:pPr>
+      <w:r>
+        <w:rPr>
+          <w:rFonts w:ascii="Times New Roman" w:hAnsi="Times New Roman" w:cs="Times New Roman"/>
+          <w:color w:val="000000" w:themeColor="text1"/>
+          <w:sz w:val="20"/>
+          <w:szCs w:val="20"/>
+          <w:lang w:eastAsia="zh-CN"/>
+        </w:rPr>
+        <w:t>4.3.</w:t>
+      </w:r>
+      <w:r>
+        <w:rPr>
+          <w:rFonts w:ascii="Times New Roman" w:hAnsi="Times New Roman" w:cs="Times New Roman"/>
+          <w:color w:val="000000" w:themeColor="text1"/>
+          <w:sz w:val="20"/>
+          <w:szCs w:val="20"/>
+          <w:lang w:eastAsia="zh-CN"/>
+        </w:rPr>
+        <w:t>5</w:t>
+      </w:r>
+      <w:r>
+        <w:rPr>
+          <w:rFonts w:ascii="Times New Roman" w:hAnsi="Times New Roman" w:cs="Times New Roman"/>
+          <w:color w:val="000000" w:themeColor="text1"/>
+          <w:sz w:val="20"/>
+          <w:szCs w:val="20"/>
+          <w:lang w:eastAsia="zh-CN"/>
+        </w:rPr>
+        <w:tab/>
+      </w:r>
       <w:r>
         <w:rPr>
           <w:rFonts w:ascii="Times New Roman" w:hAnsi="Times New Roman" w:cs="Times New Roman" w:hint="eastAsia"/>
@@ -8008,9 +9291,18 @@
           <w:szCs w:val="20"/>
           <w:lang w:eastAsia="zh-CN"/>
         </w:rPr>
-        <w:t>shall</w:t>
-      </w:r>
-      <w:proofErr w:type="gramEnd"/>
+        <w:t xml:space="preserve">The system shall reserve </w:t>
+      </w:r>
+      <w:r>
+        <w:rPr>
+          <w:rFonts w:ascii="Times New Roman" w:hAnsi="Times New Roman" w:cs="Times New Roman"/>
+          <w:color w:val="000000" w:themeColor="text1"/>
+          <w:sz w:val="20"/>
+          <w:szCs w:val="20"/>
+          <w:lang w:eastAsia="zh-CN"/>
+        </w:rPr>
+        <w:t>messages</w:t>
+      </w:r>
       <w:r>
         <w:rPr>
           <w:rFonts w:ascii="Times New Roman" w:hAnsi="Times New Roman" w:cs="Times New Roman" w:hint="eastAsia"/>
@@ -8019,9 +9311,51 @@
           <w:szCs w:val="20"/>
           <w:lang w:eastAsia="zh-CN"/>
         </w:rPr>
-        <w:t xml:space="preserve"> maintain performance with </w:t>
-      </w:r>
-      <w:proofErr w:type="gramStart"/>
+        <w:t xml:space="preserve"> even if the server restart.</w:t>
+      </w:r>
+    </w:p>
+    <w:p>
+      <w:pPr>
+        <w:spacing w:line="240" w:lineRule="auto"/>
+        <w:ind w:left="1440"/>
+        <w:rPr>
+          <w:rFonts w:ascii="Times New Roman" w:hAnsi="Times New Roman" w:cs="Times New Roman"/>
+          <w:color w:val="000000" w:themeColor="text1"/>
+          <w:sz w:val="20"/>
+          <w:szCs w:val="20"/>
+          <w:lang w:eastAsia="zh-CN"/>
+        </w:rPr>
+      </w:pPr>
+      <w:r>
+        <w:rPr>
+          <w:rFonts w:ascii="Times New Roman" w:hAnsi="Times New Roman" w:cs="Times New Roman"/>
+          <w:color w:val="000000" w:themeColor="text1"/>
+          <w:sz w:val="20"/>
+          <w:szCs w:val="20"/>
+          <w:lang w:eastAsia="zh-CN"/>
+        </w:rPr>
+        <w:t>4.3.</w:t>
+      </w:r>
+      <w:r>
+        <w:rPr>
+          <w:rFonts w:ascii="Times New Roman" w:hAnsi="Times New Roman" w:cs="Times New Roman"/>
+          <w:color w:val="000000" w:themeColor="text1"/>
+          <w:sz w:val="20"/>
+          <w:szCs w:val="20"/>
+          <w:lang w:eastAsia="zh-CN"/>
+        </w:rPr>
+        <w:t>6</w:t>
+      </w:r>
+      <w:r>
+        <w:rPr>
+          <w:rFonts w:ascii="Times New Roman" w:hAnsi="Times New Roman" w:cs="Times New Roman"/>
+          <w:color w:val="000000" w:themeColor="text1"/>
+          <w:sz w:val="20"/>
+          <w:szCs w:val="20"/>
+          <w:lang w:eastAsia="zh-CN"/>
+        </w:rPr>
+        <w:tab/>
+      </w:r>
       <w:r>
         <w:rPr>
           <w:rFonts w:ascii="Times New Roman" w:hAnsi="Times New Roman" w:cs="Times New Roman" w:hint="eastAsia"/>
@@ -8030,9 +9364,61 @@
           <w:szCs w:val="20"/>
           <w:lang w:eastAsia="zh-CN"/>
         </w:rPr>
-        <w:t>increasing</w:t>
-      </w:r>
-      <w:proofErr w:type="gramEnd"/>
+        <w:t>The system shall provide detailed instructions for users.</w:t>
+      </w:r>
+    </w:p>
+    <w:p>
+      <w:pPr>
+        <w:spacing w:line="240" w:lineRule="auto"/>
+        <w:ind w:left="1440"/>
+        <w:rPr>
+          <w:rFonts w:ascii="Times New Roman" w:hAnsi="Times New Roman" w:cs="Times New Roman"/>
+          <w:color w:val="000000" w:themeColor="text1"/>
+          <w:sz w:val="20"/>
+          <w:szCs w:val="20"/>
+          <w:lang w:eastAsia="zh-CN"/>
+        </w:rPr>
+      </w:pPr>
+      <w:r>
+        <w:rPr>
+          <w:rFonts w:ascii="Times New Roman" w:hAnsi="Times New Roman" w:cs="Times New Roman"/>
+          <w:color w:val="000000" w:themeColor="text1"/>
+          <w:sz w:val="20"/>
+          <w:szCs w:val="20"/>
+          <w:lang w:eastAsia="zh-CN"/>
+        </w:rPr>
+        <w:t>4.3.</w:t>
+      </w:r>
+      <w:r>
+        <w:rPr>
+          <w:rFonts w:ascii="Times New Roman" w:hAnsi="Times New Roman" w:cs="Times New Roman"/>
+          <w:color w:val="000000" w:themeColor="text1"/>
+          <w:sz w:val="20"/>
+          <w:szCs w:val="20"/>
+          <w:lang w:eastAsia="zh-CN"/>
+        </w:rPr>
+        <w:t>7</w:t>
+      </w:r>
+      <w:r>
+        <w:rPr>
+          <w:rFonts w:ascii="Times New Roman" w:hAnsi="Times New Roman" w:cs="Times New Roman"/>
+          <w:color w:val="000000" w:themeColor="text1"/>
+          <w:sz w:val="20"/>
+          <w:szCs w:val="20"/>
+          <w:lang w:eastAsia="zh-CN"/>
+        </w:rPr>
+        <w:tab/>
+      </w:r>
+      <w:r>
+        <w:rPr>
+          <w:rFonts w:ascii="Times New Roman" w:hAnsi="Times New Roman" w:cs="Times New Roman"/>
+          <w:color w:val="000000" w:themeColor="text1"/>
+          <w:sz w:val="20"/>
+          <w:szCs w:val="20"/>
+          <w:lang w:eastAsia="zh-CN"/>
+        </w:rPr>
+        <w:t>T</w:t>
+      </w:r>
       <w:r>
         <w:rPr>
           <w:rFonts w:ascii="Times New Roman" w:hAnsi="Times New Roman" w:cs="Times New Roman" w:hint="eastAsia"/>
@@ -8041,182 +9427,17 @@
           <w:szCs w:val="20"/>
           <w:lang w:eastAsia="zh-CN"/>
         </w:rPr>
-        <w:t xml:space="preserve"> number of chats and messages.</w:t>
-      </w:r>
-    </w:p>
-    <w:p>
-      <w:pPr>
-        <w:spacing w:line="240" w:lineRule="auto"/>
-        <w:ind w:left="2160"/>
-        <w:rPr>
-          <w:rFonts w:ascii="Times New Roman" w:hAnsi="Times New Roman" w:cs="Times New Roman"/>
-          <w:color w:val="000000" w:themeColor="text1"/>
-          <w:sz w:val="20"/>
-          <w:szCs w:val="20"/>
-          <w:lang w:eastAsia="zh-CN"/>
-        </w:rPr>
-      </w:pPr>
-      <w:r>
-        <w:rPr>
-          <w:rFonts w:ascii="Times New Roman" w:hAnsi="Times New Roman" w:cs="Times New Roman" w:hint="eastAsia"/>
-          <w:color w:val="000000" w:themeColor="text1"/>
-          <w:sz w:val="20"/>
-          <w:szCs w:val="20"/>
-          <w:lang w:eastAsia="zh-CN"/>
-        </w:rPr>
-        <w:t xml:space="preserve">The system shall reserve </w:t>
-      </w:r>
-      <w:r>
-        <w:rPr>
-          <w:rFonts w:ascii="Times New Roman" w:hAnsi="Times New Roman" w:cs="Times New Roman"/>
-          <w:color w:val="000000" w:themeColor="text1"/>
-          <w:sz w:val="20"/>
-          <w:szCs w:val="20"/>
-          <w:lang w:eastAsia="zh-CN"/>
-        </w:rPr>
-        <w:t>messages</w:t>
-      </w:r>
-      <w:r>
-        <w:rPr>
-          <w:rFonts w:ascii="Times New Roman" w:hAnsi="Times New Roman" w:cs="Times New Roman" w:hint="eastAsia"/>
-          <w:color w:val="000000" w:themeColor="text1"/>
-          <w:sz w:val="20"/>
-          <w:szCs w:val="20"/>
-          <w:lang w:eastAsia="zh-CN"/>
-        </w:rPr>
-        <w:t xml:space="preserve"> even if the server </w:t>
-      </w:r>
-      <w:proofErr w:type="gramStart"/>
-      <w:r>
-        <w:rPr>
-          <w:rFonts w:ascii="Times New Roman" w:hAnsi="Times New Roman" w:cs="Times New Roman" w:hint="eastAsia"/>
-          <w:color w:val="000000" w:themeColor="text1"/>
-          <w:sz w:val="20"/>
-          <w:szCs w:val="20"/>
-          <w:lang w:eastAsia="zh-CN"/>
-        </w:rPr>
-        <w:t>restart</w:t>
-      </w:r>
-      <w:proofErr w:type="gramEnd"/>
-      <w:r>
-        <w:rPr>
-          <w:rFonts w:ascii="Times New Roman" w:hAnsi="Times New Roman" w:cs="Times New Roman" w:hint="eastAsia"/>
-          <w:color w:val="000000" w:themeColor="text1"/>
-          <w:sz w:val="20"/>
-          <w:szCs w:val="20"/>
-          <w:lang w:eastAsia="zh-CN"/>
-        </w:rPr>
-        <w:t>.</w:t>
-      </w:r>
-    </w:p>
-    <w:p>
-      <w:pPr>
-        <w:spacing w:line="240" w:lineRule="auto"/>
-        <w:ind w:left="2160"/>
-        <w:rPr>
-          <w:rFonts w:ascii="Times New Roman" w:hAnsi="Times New Roman" w:cs="Times New Roman"/>
-          <w:color w:val="000000" w:themeColor="text1"/>
-          <w:sz w:val="20"/>
-          <w:szCs w:val="20"/>
-          <w:lang w:eastAsia="zh-CN"/>
-        </w:rPr>
-      </w:pPr>
-      <w:r>
-        <w:rPr>
-          <w:rFonts w:ascii="Times New Roman" w:hAnsi="Times New Roman" w:cs="Times New Roman" w:hint="eastAsia"/>
-          <w:color w:val="000000" w:themeColor="text1"/>
-          <w:sz w:val="20"/>
-          <w:szCs w:val="20"/>
-          <w:lang w:eastAsia="zh-CN"/>
-        </w:rPr>
-        <w:t xml:space="preserve">The system </w:t>
-      </w:r>
-      <w:proofErr w:type="gramStart"/>
-      <w:r>
-        <w:rPr>
-          <w:rFonts w:ascii="Times New Roman" w:hAnsi="Times New Roman" w:cs="Times New Roman" w:hint="eastAsia"/>
-          <w:color w:val="000000" w:themeColor="text1"/>
-          <w:sz w:val="20"/>
-          <w:szCs w:val="20"/>
-          <w:lang w:eastAsia="zh-CN"/>
-        </w:rPr>
-        <w:t>shall</w:t>
-      </w:r>
-      <w:proofErr w:type="gramEnd"/>
-      <w:r>
-        <w:rPr>
-          <w:rFonts w:ascii="Times New Roman" w:hAnsi="Times New Roman" w:cs="Times New Roman" w:hint="eastAsia"/>
-          <w:color w:val="000000" w:themeColor="text1"/>
-          <w:sz w:val="20"/>
-          <w:szCs w:val="20"/>
-          <w:lang w:eastAsia="zh-CN"/>
-        </w:rPr>
-        <w:t xml:space="preserve"> provide detailed instructions for users.</w:t>
-      </w:r>
-    </w:p>
-    <w:p>
-      <w:pPr>
-        <w:spacing w:line="240" w:lineRule="auto"/>
-        <w:ind w:left="2160"/>
-        <w:rPr>
-          <w:rFonts w:ascii="Times New Roman" w:hAnsi="Times New Roman" w:cs="Times New Roman"/>
-          <w:color w:val="000000" w:themeColor="text1"/>
-          <w:sz w:val="20"/>
-          <w:szCs w:val="20"/>
-          <w:lang w:eastAsia="zh-CN"/>
-        </w:rPr>
-      </w:pPr>
-      <w:r>
-        <w:rPr>
-          <w:rFonts w:ascii="Times New Roman" w:hAnsi="Times New Roman" w:cs="Times New Roman"/>
-          <w:color w:val="000000" w:themeColor="text1"/>
-          <w:sz w:val="20"/>
-          <w:szCs w:val="20"/>
-          <w:lang w:eastAsia="zh-CN"/>
-        </w:rPr>
-        <w:t>T</w:t>
-      </w:r>
-      <w:r>
-        <w:rPr>
-          <w:rFonts w:ascii="Times New Roman" w:hAnsi="Times New Roman" w:cs="Times New Roman" w:hint="eastAsia"/>
-          <w:color w:val="000000" w:themeColor="text1"/>
-          <w:sz w:val="20"/>
-          <w:szCs w:val="20"/>
-          <w:lang w:eastAsia="zh-CN"/>
-        </w:rPr>
-        <w:t xml:space="preserve">he interface </w:t>
-      </w:r>
-      <w:proofErr w:type="gramStart"/>
-      <w:r>
-        <w:rPr>
-          <w:rFonts w:ascii="Times New Roman" w:hAnsi="Times New Roman" w:cs="Times New Roman" w:hint="eastAsia"/>
-          <w:color w:val="000000" w:themeColor="text1"/>
-          <w:sz w:val="20"/>
-          <w:szCs w:val="20"/>
-          <w:lang w:eastAsia="zh-CN"/>
-        </w:rPr>
-        <w:t>shall</w:t>
-      </w:r>
-      <w:proofErr w:type="gramEnd"/>
-      <w:r>
-        <w:rPr>
-          <w:rFonts w:ascii="Times New Roman" w:hAnsi="Times New Roman" w:cs="Times New Roman" w:hint="eastAsia"/>
-          <w:color w:val="000000" w:themeColor="text1"/>
-          <w:sz w:val="20"/>
-          <w:szCs w:val="20"/>
-          <w:lang w:eastAsia="zh-CN"/>
-        </w:rPr>
-        <w:t xml:space="preserve"> be intuitive and consistent.</w:t>
-      </w:r>
-    </w:p>
-    <w:p>
-      <w:pPr>
-        <w:pStyle w:val="2"/>
+        <w:t>he interface shall be intuitive and consistent.</w:t>
+      </w:r>
+    </w:p>
+    <w:p>
+      <w:pPr>
+        <w:pStyle w:val="Heading2"/>
         <w:keepLines w:val="0"/>
         <w:spacing w:before="240" w:after="60" w:line="240" w:lineRule="auto"/>
         <w:ind w:left="1440"/>
         <w:rPr>
-          <w:rFonts w:ascii="Times New Roman" w:eastAsia="Times New Roman" w:hAnsi="Times New Roman" w:cs="Times New Roman" w:hint="eastAsia"/>
+          <w:rFonts w:ascii="Times New Roman" w:eastAsia="Times New Roman" w:hAnsi="Times New Roman" w:cs="Times New Roman"/>
           <w:color w:val="7030A0"/>
           <w:sz w:val="20"/>
           <w:szCs w:val="20"/>
@@ -8408,7 +9629,7 @@
   <w:abstractNum w:abstractNumId="1" w15:restartNumberingAfterBreak="0">
     <w:nsid w:val="00FB4FD5"/>
     <w:multiLevelType w:val="multilevel"/>
-    <w:tmpl w:val="F8E2B066"/>
+    <w:tmpl w:val="BF360218"/>
     <w:lvl w:ilvl="0">
       <w:start w:val="1"/>
       <w:numFmt w:val="decimal"/>
@@ -8430,6 +9651,8 @@
         <w:ind w:left="1440" w:hanging="720"/>
       </w:pPr>
       <w:rPr>
+        <w:b/>
+        <w:bCs/>
         <w:u w:val="none"/>
       </w:rPr>
     </w:lvl>
@@ -8527,7 +9750,7 @@
   <w:abstractNum w:abstractNumId="2" w15:restartNumberingAfterBreak="0">
     <w:nsid w:val="189E11D8"/>
     <w:multiLevelType w:val="multilevel"/>
-    <w:tmpl w:val="962EEDFC"/>
+    <w:tmpl w:val="BE2E93D4"/>
     <w:lvl w:ilvl="0">
       <w:start w:val="1"/>
       <w:numFmt w:val="decimal"/>
@@ -8537,30 +9760,33 @@
         <w:ind w:left="720" w:hanging="720"/>
       </w:pPr>
       <w:rPr>
+        <w:rFonts w:hint="default"/>
         <w:u w:val="none"/>
       </w:rPr>
     </w:lvl>
     <w:lvl w:ilvl="1">
       <w:start w:val="1"/>
       <w:numFmt w:val="decimal"/>
-      <w:lvlText w:val="%1.%2."/>
+      <w:lvlText w:val="4.%2."/>
       <w:lvlJc w:val="left"/>
       <w:pPr>
         <w:ind w:left="1440" w:hanging="720"/>
       </w:pPr>
       <w:rPr>
+        <w:rFonts w:hint="default"/>
         <w:u w:val="none"/>
       </w:rPr>
     </w:lvl>
     <w:lvl w:ilvl="2">
       <w:start w:val="1"/>
       <w:numFmt w:val="decimal"/>
-      <w:lvlText w:val="%1.%2.%3."/>
+      <w:lvlText w:val="4.%2.%3."/>
       <w:lvlJc w:val="left"/>
       <w:pPr>
         <w:ind w:left="2160" w:hanging="720"/>
       </w:pPr>
       <w:rPr>
+        <w:rFonts w:hint="default"/>
         <w:u w:val="none"/>
       </w:rPr>
     </w:lvl>
@@ -8573,6 +9799,7 @@
         <w:ind w:left="2880" w:hanging="720"/>
       </w:pPr>
       <w:rPr>
+        <w:rFonts w:hint="default"/>
         <w:u w:val="none"/>
       </w:rPr>
     </w:lvl>
@@ -8585,6 +9812,7 @@
         <w:ind w:left="3600" w:hanging="720"/>
       </w:pPr>
       <w:rPr>
+        <w:rFonts w:hint="default"/>
         <w:u w:val="none"/>
       </w:rPr>
     </w:lvl>
@@ -8597,6 +9825,7 @@
         <w:ind w:left="4320" w:hanging="720"/>
       </w:pPr>
       <w:rPr>
+        <w:rFonts w:hint="default"/>
         <w:u w:val="none"/>
       </w:rPr>
     </w:lvl>
@@ -8609,6 +9838,7 @@
         <w:ind w:left="5040" w:hanging="720"/>
       </w:pPr>
       <w:rPr>
+        <w:rFonts w:hint="default"/>
         <w:u w:val="none"/>
       </w:rPr>
     </w:lvl>
@@ -8621,6 +9851,7 @@
         <w:ind w:left="5760" w:hanging="720"/>
       </w:pPr>
       <w:rPr>
+        <w:rFonts w:hint="default"/>
         <w:u w:val="none"/>
       </w:rPr>
     </w:lvl>
@@ -8633,6 +9864,7 @@
         <w:ind w:left="6480" w:hanging="720"/>
       </w:pPr>
       <w:rPr>
+        <w:rFonts w:hint="default"/>
         <w:u w:val="none"/>
       </w:rPr>
     </w:lvl>
@@ -9740,14 +10972,15 @@
     <w:lsdException w:name="Unresolved Mention" w:semiHidden="1" w:unhideWhenUsed="1"/>
     <w:lsdException w:name="Smart Link" w:semiHidden="1" w:unhideWhenUsed="1"/>
   </w:latentStyles>
-  <w:style w:type="paragraph" w:default="1" w:styleId="a">
+  <w:style w:type="paragraph" w:default="1" w:styleId="Normal">
     <w:name w:val="Normal"/>
     <w:qFormat/>
+    <w:rsid w:val="00455915"/>
   </w:style>
-  <w:style w:type="paragraph" w:styleId="1">
+  <w:style w:type="paragraph" w:styleId="Heading1">
     <w:name w:val="heading 1"/>
-    <w:basedOn w:val="a"/>
-    <w:next w:val="a"/>
+    <w:basedOn w:val="Normal"/>
+    <w:next w:val="Normal"/>
     <w:uiPriority w:val="9"/>
     <w:qFormat/>
     <w:pPr>
@@ -9761,11 +10994,11 @@
       <w:szCs w:val="40"/>
     </w:rPr>
   </w:style>
-  <w:style w:type="paragraph" w:styleId="2">
+  <w:style w:type="paragraph" w:styleId="Heading2">
     <w:name w:val="heading 2"/>
-    <w:basedOn w:val="a"/>
-    <w:next w:val="a"/>
-    <w:link w:val="20"/>
+    <w:basedOn w:val="Normal"/>
+    <w:next w:val="Normal"/>
+    <w:link w:val="Heading2Char"/>
     <w:uiPriority w:val="9"/>
     <w:unhideWhenUsed/>
     <w:qFormat/>
@@ -9780,10 +11013,10 @@
       <w:szCs w:val="32"/>
     </w:rPr>
   </w:style>
-  <w:style w:type="paragraph" w:styleId="3">
+  <w:style w:type="paragraph" w:styleId="Heading3">
     <w:name w:val="heading 3"/>
-    <w:basedOn w:val="a"/>
-    <w:next w:val="a"/>
+    <w:basedOn w:val="Normal"/>
+    <w:next w:val="Normal"/>
     <w:uiPriority w:val="9"/>
     <w:unhideWhenUsed/>
     <w:qFormat/>
@@ -9799,10 +11032,10 @@
       <w:szCs w:val="28"/>
     </w:rPr>
   </w:style>
-  <w:style w:type="paragraph" w:styleId="4">
+  <w:style w:type="paragraph" w:styleId="Heading4">
     <w:name w:val="heading 4"/>
-    <w:basedOn w:val="a"/>
-    <w:next w:val="a"/>
+    <w:basedOn w:val="Normal"/>
+    <w:next w:val="Normal"/>
     <w:uiPriority w:val="9"/>
     <w:semiHidden/>
     <w:unhideWhenUsed/>
@@ -9819,10 +11052,10 @@
       <w:szCs w:val="24"/>
     </w:rPr>
   </w:style>
-  <w:style w:type="paragraph" w:styleId="5">
+  <w:style w:type="paragraph" w:styleId="Heading5">
     <w:name w:val="heading 5"/>
-    <w:basedOn w:val="a"/>
-    <w:next w:val="a"/>
+    <w:basedOn w:val="Normal"/>
+    <w:next w:val="Normal"/>
     <w:uiPriority w:val="9"/>
     <w:semiHidden/>
     <w:unhideWhenUsed/>
@@ -9837,10 +11070,10 @@
       <w:color w:val="666666"/>
     </w:rPr>
   </w:style>
-  <w:style w:type="paragraph" w:styleId="6">
+  <w:style w:type="paragraph" w:styleId="Heading6">
     <w:name w:val="heading 6"/>
-    <w:basedOn w:val="a"/>
-    <w:next w:val="a"/>
+    <w:basedOn w:val="Normal"/>
+    <w:next w:val="Normal"/>
     <w:uiPriority w:val="9"/>
     <w:semiHidden/>
     <w:unhideWhenUsed/>
@@ -9857,13 +11090,12 @@
       <w:color w:val="666666"/>
     </w:rPr>
   </w:style>
-  <w:style w:type="character" w:default="1" w:styleId="a0">
+  <w:style w:type="character" w:default="1" w:styleId="DefaultParagraphFont">
     <w:name w:val="Default Paragraph Font"/>
     <w:uiPriority w:val="1"/>
-    <w:semiHidden/>
     <w:unhideWhenUsed/>
   </w:style>
-  <w:style w:type="table" w:default="1" w:styleId="a1">
+  <w:style w:type="table" w:default="1" w:styleId="TableNormal">
     <w:name w:val="Normal Table"/>
     <w:uiPriority w:val="99"/>
     <w:semiHidden/>
@@ -9878,13 +11110,13 @@
       </w:tblCellMar>
     </w:tblPr>
   </w:style>
-  <w:style w:type="numbering" w:default="1" w:styleId="a2">
+  <w:style w:type="numbering" w:default="1" w:styleId="NoList">
     <w:name w:val="No List"/>
     <w:uiPriority w:val="99"/>
     <w:semiHidden/>
     <w:unhideWhenUsed/>
   </w:style>
-  <w:style w:type="table" w:customStyle="1" w:styleId="TableNormal">
+  <w:style w:type="table" w:customStyle="1" w:styleId="TableNormal0">
     <w:name w:val="TableNormal"/>
     <w:tblPr>
       <w:tblCellMar>
@@ -9895,10 +11127,10 @@
       </w:tblCellMar>
     </w:tblPr>
   </w:style>
-  <w:style w:type="paragraph" w:styleId="a3">
+  <w:style w:type="paragraph" w:styleId="Title">
     <w:name w:val="Title"/>
-    <w:basedOn w:val="a"/>
-    <w:next w:val="a"/>
+    <w:basedOn w:val="Normal"/>
+    <w:next w:val="Normal"/>
     <w:uiPriority w:val="10"/>
     <w:qFormat/>
     <w:pPr>
@@ -9911,10 +11143,10 @@
       <w:szCs w:val="52"/>
     </w:rPr>
   </w:style>
-  <w:style w:type="paragraph" w:styleId="a4">
+  <w:style w:type="paragraph" w:styleId="Subtitle">
     <w:name w:val="Subtitle"/>
-    <w:basedOn w:val="a"/>
-    <w:next w:val="a"/>
+    <w:basedOn w:val="Normal"/>
+    <w:next w:val="Normal"/>
     <w:uiPriority w:val="11"/>
     <w:qFormat/>
     <w:pPr>
@@ -9928,8 +11160,8 @@
       <w:szCs w:val="30"/>
     </w:rPr>
   </w:style>
-  <w:style w:type="table" w:customStyle="1" w:styleId="a5">
-    <w:basedOn w:val="TableNormal"/>
+  <w:style w:type="table" w:customStyle="1" w:styleId="a">
+    <w:basedOn w:val="TableNormal0"/>
     <w:tblPr>
       <w:tblStyleRowBandSize w:val="1"/>
       <w:tblStyleColBandSize w:val="1"/>
@@ -9942,8 +11174,8 @@
   </w:style>
   <w:style w:type="paragraph" w:styleId="TOC1">
     <w:name w:val="toc 1"/>
-    <w:basedOn w:val="a"/>
-    <w:next w:val="a"/>
+    <w:basedOn w:val="Normal"/>
+    <w:next w:val="Normal"/>
     <w:rsid w:val="00DD3EFC"/>
     <w:pPr>
       <w:tabs>
@@ -9963,8 +11195,8 @@
   </w:style>
   <w:style w:type="paragraph" w:styleId="TOC2">
     <w:name w:val="toc 2"/>
-    <w:basedOn w:val="a"/>
-    <w:next w:val="a"/>
+    <w:basedOn w:val="Normal"/>
+    <w:next w:val="Normal"/>
     <w:rsid w:val="00DD3EFC"/>
     <w:pPr>
       <w:tabs>
@@ -9982,10 +11214,10 @@
       <w:lang w:val="en-US" w:eastAsia="zh-CN"/>
     </w:rPr>
   </w:style>
-  <w:style w:type="character" w:customStyle="1" w:styleId="20">
-    <w:name w:val="标题 2 字符"/>
-    <w:basedOn w:val="a0"/>
-    <w:link w:val="2"/>
+  <w:style w:type="character" w:customStyle="1" w:styleId="Heading2Char">
+    <w:name w:val="Heading 2 Char"/>
+    <w:basedOn w:val="DefaultParagraphFont"/>
+    <w:link w:val="Heading2"/>
     <w:uiPriority w:val="9"/>
     <w:rsid w:val="004C44BC"/>
     <w:rPr>
@@ -9993,9 +11225,9 @@
       <w:szCs w:val="32"/>
     </w:rPr>
   </w:style>
-  <w:style w:type="paragraph" w:styleId="a6">
+  <w:style w:type="paragraph" w:styleId="ListParagraph">
     <w:name w:val="List Paragraph"/>
-    <w:basedOn w:val="a"/>
+    <w:basedOn w:val="Normal"/>
     <w:uiPriority w:val="34"/>
     <w:qFormat/>
     <w:rsid w:val="004C44BC"/>

--- a/Communications SRS.docx
+++ b/Communications SRS.docx
@@ -4495,15 +4495,7 @@
           <w:sz w:val="20"/>
           <w:szCs w:val="20"/>
         </w:rPr>
-        <w:t>1.2.</w:t>
-      </w:r>
-      <w:r>
-        <w:rPr>
-          <w:rFonts w:ascii="Times New Roman" w:eastAsia="Times New Roman" w:hAnsi="Times New Roman" w:cs="Times New Roman"/>
-          <w:sz w:val="20"/>
-          <w:szCs w:val="20"/>
-        </w:rPr>
-        <w:t>2</w:t>
+        <w:t>1.2.2</w:t>
       </w:r>
       <w:r>
         <w:rPr>
@@ -4548,15 +4540,7 @@
           <w:sz w:val="20"/>
           <w:szCs w:val="20"/>
         </w:rPr>
-        <w:t>1.2.</w:t>
-      </w:r>
-      <w:r>
-        <w:rPr>
-          <w:rFonts w:ascii="Times New Roman" w:eastAsia="Times New Roman" w:hAnsi="Times New Roman" w:cs="Times New Roman"/>
-          <w:sz w:val="20"/>
-          <w:szCs w:val="20"/>
-        </w:rPr>
-        <w:t>3</w:t>
+        <w:t>1.2.3</w:t>
       </w:r>
       <w:r>
         <w:rPr>
@@ -4601,15 +4585,7 @@
           <w:sz w:val="20"/>
           <w:szCs w:val="20"/>
         </w:rPr>
-        <w:t>1.2.</w:t>
-      </w:r>
-      <w:r>
-        <w:rPr>
-          <w:rFonts w:ascii="Times New Roman" w:eastAsia="Times New Roman" w:hAnsi="Times New Roman" w:cs="Times New Roman"/>
-          <w:sz w:val="20"/>
-          <w:szCs w:val="20"/>
-        </w:rPr>
-        <w:t>4</w:t>
+        <w:t>1.2.4</w:t>
       </w:r>
       <w:r>
         <w:rPr>
@@ -5583,54 +5559,36 @@
           <w:szCs w:val="36"/>
         </w:rPr>
         <w:lastRenderedPageBreak/>
-        <w:t>Specific Requirements</w:t>
-      </w:r>
-    </w:p>
-    <w:p>
-      <w:pPr>
-        <w:pStyle w:val="Heading2"/>
-        <w:keepLines w:val="0"/>
-        <w:numPr>
-          <w:ilvl w:val="1"/>
-          <w:numId w:val="1"/>
-        </w:numPr>
-        <w:spacing w:before="240" w:after="60" w:line="240" w:lineRule="auto"/>
+        <w:t>Functional</w:t>
+      </w:r>
+      <w:r>
         <w:rPr>
           <w:rFonts w:ascii="Times New Roman" w:eastAsia="Times New Roman" w:hAnsi="Times New Roman" w:cs="Times New Roman"/>
           <w:b/>
           <w:bCs/>
+          <w:sz w:val="36"/>
+          <w:szCs w:val="36"/>
+        </w:rPr>
+        <w:t xml:space="preserve"> Requirements</w:t>
+      </w:r>
+    </w:p>
+    <w:p>
+      <w:pPr>
+        <w:pStyle w:val="Heading3"/>
+        <w:keepLines w:val="0"/>
+        <w:numPr>
+          <w:ilvl w:val="1"/>
+          <w:numId w:val="1"/>
+        </w:numPr>
+        <w:spacing w:before="240" w:after="60" w:line="240" w:lineRule="auto"/>
+        <w:rPr>
+          <w:rFonts w:ascii="Times New Roman" w:eastAsia="Times New Roman" w:hAnsi="Times New Roman" w:cs="Times New Roman"/>
           <w:sz w:val="24"/>
           <w:szCs w:val="24"/>
         </w:rPr>
       </w:pPr>
       <w:bookmarkStart w:id="12" w:name="_x3wh1d70zc57" w:colFirst="0" w:colLast="0"/>
       <w:bookmarkEnd w:id="12"/>
-      <w:r>
-        <w:rPr>
-          <w:rFonts w:ascii="Times New Roman" w:eastAsia="Times New Roman" w:hAnsi="Times New Roman" w:cs="Times New Roman"/>
-          <w:b/>
-          <w:bCs/>
-          <w:sz w:val="24"/>
-          <w:szCs w:val="24"/>
-        </w:rPr>
-        <w:t>Functional Requirements</w:t>
-      </w:r>
-    </w:p>
-    <w:p>
-      <w:pPr>
-        <w:pStyle w:val="Heading3"/>
-        <w:keepLines w:val="0"/>
-        <w:numPr>
-          <w:ilvl w:val="1"/>
-          <w:numId w:val="1"/>
-        </w:numPr>
-        <w:spacing w:before="240" w:after="60" w:line="240" w:lineRule="auto"/>
-        <w:rPr>
-          <w:rFonts w:ascii="Times New Roman" w:eastAsia="Times New Roman" w:hAnsi="Times New Roman" w:cs="Times New Roman"/>
-          <w:sz w:val="24"/>
-          <w:szCs w:val="24"/>
-        </w:rPr>
-      </w:pPr>
       <w:r>
         <w:rPr>
           <w:rFonts w:ascii="Times New Roman" w:eastAsia="Times New Roman" w:hAnsi="Times New Roman" w:cs="Times New Roman"/>
@@ -6314,49 +6272,49 @@
           <w:sz w:val="20"/>
           <w:szCs w:val="20"/>
         </w:rPr>
+        <w:t>The communications menu contains a chat menu, displaying a specific chat, selected from the list of chats the user is involved in (see section 3.1.2.2.1)</w:t>
+      </w:r>
+    </w:p>
+    <w:p>
+      <w:pPr>
+        <w:numPr>
+          <w:ilvl w:val="2"/>
+          <w:numId w:val="1"/>
+        </w:numPr>
+        <w:rPr>
+          <w:rFonts w:ascii="Times New Roman" w:hAnsi="Times New Roman" w:cs="Times New Roman"/>
+          <w:sz w:val="20"/>
+          <w:szCs w:val="20"/>
+        </w:rPr>
+      </w:pPr>
+      <w:r>
+        <w:rPr>
+          <w:rFonts w:ascii="Times New Roman" w:hAnsi="Times New Roman" w:cs="Times New Roman"/>
+          <w:sz w:val="20"/>
+          <w:szCs w:val="20"/>
+        </w:rPr>
+        <w:t>The chat selected must be designated as a private or a group chat.</w:t>
+      </w:r>
+    </w:p>
+    <w:p>
+      <w:pPr>
+        <w:numPr>
+          <w:ilvl w:val="2"/>
+          <w:numId w:val="1"/>
+        </w:numPr>
+        <w:rPr>
+          <w:rFonts w:ascii="Times New Roman" w:hAnsi="Times New Roman" w:cs="Times New Roman"/>
+          <w:sz w:val="20"/>
+          <w:szCs w:val="20"/>
+        </w:rPr>
+      </w:pPr>
+      <w:r>
+        <w:rPr>
+          <w:rFonts w:ascii="Times New Roman" w:hAnsi="Times New Roman" w:cs="Times New Roman"/>
+          <w:sz w:val="20"/>
+          <w:szCs w:val="20"/>
+        </w:rPr>
         <w:lastRenderedPageBreak/>
-        <w:t>The communications menu contains a chat menu, displaying a specific chat, selected from the list of chats the user is involved in (see section 3.1.2.2.1)</w:t>
-      </w:r>
-    </w:p>
-    <w:p>
-      <w:pPr>
-        <w:numPr>
-          <w:ilvl w:val="2"/>
-          <w:numId w:val="1"/>
-        </w:numPr>
-        <w:rPr>
-          <w:rFonts w:ascii="Times New Roman" w:hAnsi="Times New Roman" w:cs="Times New Roman"/>
-          <w:sz w:val="20"/>
-          <w:szCs w:val="20"/>
-        </w:rPr>
-      </w:pPr>
-      <w:r>
-        <w:rPr>
-          <w:rFonts w:ascii="Times New Roman" w:hAnsi="Times New Roman" w:cs="Times New Roman"/>
-          <w:sz w:val="20"/>
-          <w:szCs w:val="20"/>
-        </w:rPr>
-        <w:t>The chat selected must be designated as a private or a group chat.</w:t>
-      </w:r>
-    </w:p>
-    <w:p>
-      <w:pPr>
-        <w:numPr>
-          <w:ilvl w:val="2"/>
-          <w:numId w:val="1"/>
-        </w:numPr>
-        <w:rPr>
-          <w:rFonts w:ascii="Times New Roman" w:hAnsi="Times New Roman" w:cs="Times New Roman"/>
-          <w:sz w:val="20"/>
-          <w:szCs w:val="20"/>
-        </w:rPr>
-      </w:pPr>
-      <w:r>
-        <w:rPr>
-          <w:rFonts w:ascii="Times New Roman" w:hAnsi="Times New Roman" w:cs="Times New Roman"/>
-          <w:sz w:val="20"/>
-          <w:szCs w:val="20"/>
-        </w:rPr>
         <w:t>In this menu, the user can see a scrollable view of all messages previously sent in the chat.</w:t>
       </w:r>
     </w:p>
@@ -6597,25 +6555,18 @@
           <w:numId w:val="1"/>
         </w:numPr>
         <w:rPr>
-          <w:sz w:val="20"/>
-          <w:szCs w:val="20"/>
-        </w:rPr>
-      </w:pPr>
-      <w:r>
-        <w:rPr>
-          <w:rFonts w:ascii="Times New Roman" w:hAnsi="Times New Roman" w:cs="Times New Roman"/>
-          <w:sz w:val="20"/>
-          <w:szCs w:val="20"/>
-        </w:rPr>
-        <w:t xml:space="preserve">IT has the same permissions as the </w:t>
-      </w:r>
-      <w:r>
-        <w:rPr>
-          <w:rFonts w:ascii="Times New Roman" w:hAnsi="Times New Roman" w:cs="Times New Roman"/>
-          <w:sz w:val="20"/>
-          <w:szCs w:val="20"/>
-        </w:rPr>
-        <w:t>client</w:t>
+          <w:rFonts w:ascii="Times New Roman" w:hAnsi="Times New Roman" w:cs="Times New Roman"/>
+          <w:sz w:val="20"/>
+          <w:szCs w:val="20"/>
+        </w:rPr>
+      </w:pPr>
+      <w:r>
+        <w:rPr>
+          <w:rFonts w:ascii="Times New Roman" w:hAnsi="Times New Roman" w:cs="Times New Roman"/>
+          <w:sz w:val="20"/>
+          <w:szCs w:val="20"/>
+        </w:rPr>
+        <w:t xml:space="preserve">The IT Module contains a login menu that is displayed upon opening the application, unless the server indicates the IT user is already logged in. </w:t>
       </w:r>
     </w:p>
     <w:p>
@@ -6625,17 +6576,18 @@
           <w:numId w:val="1"/>
         </w:numPr>
         <w:rPr>
-          <w:sz w:val="20"/>
-          <w:szCs w:val="20"/>
-        </w:rPr>
-      </w:pPr>
-      <w:r>
-        <w:rPr>
-          <w:rFonts w:ascii="Times New Roman" w:eastAsia="Times New Roman" w:hAnsi="Times New Roman" w:cs="Times New Roman"/>
-          <w:sz w:val="20"/>
-          <w:szCs w:val="20"/>
-        </w:rPr>
-        <w:t>All conversations should be viewable by the IT user</w:t>
+          <w:rFonts w:ascii="Times New Roman" w:hAnsi="Times New Roman" w:cs="Times New Roman"/>
+          <w:sz w:val="20"/>
+          <w:szCs w:val="20"/>
+        </w:rPr>
+      </w:pPr>
+      <w:r>
+        <w:rPr>
+          <w:rFonts w:ascii="Times New Roman" w:hAnsi="Times New Roman" w:cs="Times New Roman"/>
+          <w:sz w:val="20"/>
+          <w:szCs w:val="20"/>
+        </w:rPr>
+        <w:t>The IT user can log in using a valid IT username and password</w:t>
       </w:r>
     </w:p>
     <w:p>
@@ -6645,17 +6597,18 @@
           <w:numId w:val="1"/>
         </w:numPr>
         <w:rPr>
-          <w:sz w:val="20"/>
-          <w:szCs w:val="20"/>
-        </w:rPr>
-      </w:pPr>
-      <w:r>
-        <w:rPr>
-          <w:rFonts w:ascii="Times New Roman" w:eastAsia="Times New Roman" w:hAnsi="Times New Roman" w:cs="Times New Roman"/>
-          <w:sz w:val="20"/>
-          <w:szCs w:val="20"/>
-        </w:rPr>
-        <w:t>Additional IT interface</w:t>
+          <w:rFonts w:ascii="Times New Roman" w:hAnsi="Times New Roman" w:cs="Times New Roman"/>
+          <w:sz w:val="20"/>
+          <w:szCs w:val="20"/>
+        </w:rPr>
+      </w:pPr>
+      <w:r>
+        <w:rPr>
+          <w:rFonts w:ascii="Times New Roman" w:hAnsi="Times New Roman" w:cs="Times New Roman"/>
+          <w:sz w:val="20"/>
+          <w:szCs w:val="20"/>
+        </w:rPr>
+        <w:t>On successful IT login, the IT user is directed to the IT audit menu</w:t>
       </w:r>
     </w:p>
     <w:p>
@@ -6665,17 +6618,18 @@
           <w:numId w:val="1"/>
         </w:numPr>
         <w:rPr>
-          <w:sz w:val="20"/>
-          <w:szCs w:val="20"/>
-        </w:rPr>
-      </w:pPr>
-      <w:r>
-        <w:rPr>
-          <w:rFonts w:ascii="Times New Roman" w:eastAsia="Times New Roman" w:hAnsi="Times New Roman" w:cs="Times New Roman"/>
-          <w:sz w:val="20"/>
-          <w:szCs w:val="20"/>
-        </w:rPr>
-        <w:t>IT has access to database information (file)</w:t>
+          <w:rFonts w:ascii="Times New Roman" w:hAnsi="Times New Roman" w:cs="Times New Roman"/>
+          <w:sz w:val="20"/>
+          <w:szCs w:val="20"/>
+        </w:rPr>
+      </w:pPr>
+      <w:r>
+        <w:rPr>
+          <w:rFonts w:ascii="Times New Roman" w:hAnsi="Times New Roman" w:cs="Times New Roman"/>
+          <w:sz w:val="20"/>
+          <w:szCs w:val="20"/>
+        </w:rPr>
+        <w:t>On a failed login, the IT user is prompted to re-enter their username and password</w:t>
       </w:r>
     </w:p>
     <w:p>
@@ -6685,17 +6639,19 @@
           <w:numId w:val="1"/>
         </w:numPr>
         <w:rPr>
-          <w:sz w:val="20"/>
-          <w:szCs w:val="20"/>
-        </w:rPr>
-      </w:pPr>
-      <w:r>
-        <w:rPr>
-          <w:rFonts w:ascii="Times New Roman" w:eastAsia="Times New Roman" w:hAnsi="Times New Roman" w:cs="Times New Roman"/>
-          <w:sz w:val="20"/>
-          <w:szCs w:val="20"/>
-        </w:rPr>
-        <w:t>IT should be able to access user chats</w:t>
+          <w:rFonts w:ascii="Times New Roman" w:hAnsi="Times New Roman" w:cs="Times New Roman"/>
+          <w:sz w:val="20"/>
+          <w:szCs w:val="20"/>
+        </w:rPr>
+      </w:pPr>
+      <w:r>
+        <w:rPr>
+          <w:rFonts w:ascii="Times New Roman" w:hAnsi="Times New Roman" w:cs="Times New Roman"/>
+          <w:color w:val="000000"/>
+          <w:sz w:val="20"/>
+          <w:szCs w:val="20"/>
+        </w:rPr>
+        <w:t>The IT Module supports all features available in the Client Module (CM).</w:t>
       </w:r>
     </w:p>
     <w:p>
@@ -6705,17 +6661,19 @@
           <w:numId w:val="1"/>
         </w:numPr>
         <w:rPr>
-          <w:sz w:val="20"/>
-          <w:szCs w:val="20"/>
-        </w:rPr>
-      </w:pPr>
-      <w:r>
-        <w:rPr>
-          <w:rFonts w:ascii="Times New Roman" w:eastAsia="Times New Roman" w:hAnsi="Times New Roman" w:cs="Times New Roman"/>
-          <w:sz w:val="20"/>
-          <w:szCs w:val="20"/>
-        </w:rPr>
-        <w:t>IT should be able to access chat logs</w:t>
+          <w:rFonts w:ascii="Times New Roman" w:hAnsi="Times New Roman" w:cs="Times New Roman"/>
+          <w:sz w:val="20"/>
+          <w:szCs w:val="20"/>
+        </w:rPr>
+      </w:pPr>
+      <w:r>
+        <w:rPr>
+          <w:rFonts w:ascii="Times New Roman" w:hAnsi="Times New Roman" w:cs="Times New Roman"/>
+          <w:color w:val="000000"/>
+          <w:sz w:val="20"/>
+          <w:szCs w:val="20"/>
+        </w:rPr>
+        <w:t>Each chat in the standard chat list indicates whether it contains unread messages</w:t>
       </w:r>
     </w:p>
     <w:p>
@@ -6725,25 +6683,493 @@
           <w:numId w:val="1"/>
         </w:numPr>
         <w:rPr>
-          <w:sz w:val="20"/>
-          <w:szCs w:val="20"/>
-        </w:rPr>
-      </w:pPr>
-      <w:r>
-        <w:rPr>
-          <w:rFonts w:ascii="Times New Roman" w:eastAsia="Times New Roman" w:hAnsi="Times New Roman" w:cs="Times New Roman"/>
-          <w:sz w:val="20"/>
-          <w:szCs w:val="20"/>
-        </w:rPr>
-        <w:t>IT</w:t>
-      </w:r>
-      <w:r>
-        <w:rPr>
-          <w:rFonts w:ascii="Times New Roman" w:eastAsia="Times New Roman" w:hAnsi="Times New Roman" w:cs="Times New Roman"/>
-          <w:sz w:val="20"/>
-          <w:szCs w:val="20"/>
-        </w:rPr>
-        <w:t xml:space="preserve"> has a clickable button that has presents them their user interface</w:t>
+          <w:rFonts w:ascii="Times New Roman" w:hAnsi="Times New Roman" w:cs="Times New Roman"/>
+          <w:sz w:val="20"/>
+          <w:szCs w:val="20"/>
+        </w:rPr>
+      </w:pPr>
+      <w:r>
+        <w:rPr>
+          <w:rFonts w:ascii="Times New Roman" w:hAnsi="Times New Roman" w:cs="Times New Roman"/>
+          <w:color w:val="000000"/>
+          <w:sz w:val="20"/>
+          <w:szCs w:val="20"/>
+        </w:rPr>
+        <w:t>The chat list is ordered from most recent activity to oldest activity</w:t>
+      </w:r>
+    </w:p>
+    <w:p>
+      <w:pPr>
+        <w:numPr>
+          <w:ilvl w:val="2"/>
+          <w:numId w:val="1"/>
+        </w:numPr>
+        <w:rPr>
+          <w:rFonts w:ascii="Times New Roman" w:hAnsi="Times New Roman" w:cs="Times New Roman"/>
+          <w:sz w:val="20"/>
+          <w:szCs w:val="20"/>
+        </w:rPr>
+      </w:pPr>
+      <w:r>
+        <w:rPr>
+          <w:rFonts w:ascii="Times New Roman" w:hAnsi="Times New Roman" w:cs="Times New Roman"/>
+          <w:color w:val="000000"/>
+          <w:sz w:val="20"/>
+          <w:szCs w:val="20"/>
+        </w:rPr>
+        <w:t>The IT user can create a new chat by entering one or more usernames</w:t>
+      </w:r>
+    </w:p>
+    <w:p>
+      <w:pPr>
+        <w:numPr>
+          <w:ilvl w:val="2"/>
+          <w:numId w:val="1"/>
+        </w:numPr>
+        <w:rPr>
+          <w:rFonts w:ascii="Times New Roman" w:hAnsi="Times New Roman" w:cs="Times New Roman"/>
+          <w:sz w:val="20"/>
+          <w:szCs w:val="20"/>
+        </w:rPr>
+      </w:pPr>
+      <w:r>
+        <w:rPr>
+          <w:rFonts w:ascii="Times New Roman" w:hAnsi="Times New Roman" w:cs="Times New Roman"/>
+          <w:color w:val="000000"/>
+          <w:sz w:val="20"/>
+          <w:szCs w:val="20"/>
+        </w:rPr>
+        <w:t>If exactly one username is entered, the chat defaults to a private message chat unless the IT user designates it as a group chat</w:t>
+      </w:r>
+    </w:p>
+    <w:p>
+      <w:pPr>
+        <w:numPr>
+          <w:ilvl w:val="2"/>
+          <w:numId w:val="1"/>
+        </w:numPr>
+        <w:rPr>
+          <w:rFonts w:ascii="Times New Roman" w:hAnsi="Times New Roman" w:cs="Times New Roman"/>
+          <w:sz w:val="20"/>
+          <w:szCs w:val="20"/>
+        </w:rPr>
+      </w:pPr>
+      <w:r>
+        <w:rPr>
+          <w:rFonts w:ascii="Times New Roman" w:hAnsi="Times New Roman" w:cs="Times New Roman"/>
+          <w:color w:val="000000"/>
+          <w:sz w:val="20"/>
+          <w:szCs w:val="20"/>
+        </w:rPr>
+        <w:t>If multiple usernames are entered, the chat defaults to a group chat and cannot be designated as a private message chat</w:t>
+      </w:r>
+    </w:p>
+    <w:p>
+      <w:pPr>
+        <w:numPr>
+          <w:ilvl w:val="2"/>
+          <w:numId w:val="1"/>
+        </w:numPr>
+        <w:rPr>
+          <w:rFonts w:ascii="Times New Roman" w:hAnsi="Times New Roman" w:cs="Times New Roman"/>
+          <w:sz w:val="20"/>
+          <w:szCs w:val="20"/>
+        </w:rPr>
+      </w:pPr>
+      <w:r>
+        <w:rPr>
+          <w:rFonts w:ascii="Times New Roman" w:hAnsi="Times New Roman" w:cs="Times New Roman"/>
+          <w:color w:val="000000"/>
+          <w:sz w:val="20"/>
+          <w:szCs w:val="20"/>
+        </w:rPr>
+        <w:t>Upon creating a new chat, the IT client sends the request to the server, and the server creates the chat</w:t>
+      </w:r>
+    </w:p>
+    <w:p>
+      <w:pPr>
+        <w:numPr>
+          <w:ilvl w:val="2"/>
+          <w:numId w:val="1"/>
+        </w:numPr>
+        <w:rPr>
+          <w:rFonts w:ascii="Times New Roman" w:hAnsi="Times New Roman" w:cs="Times New Roman"/>
+          <w:sz w:val="20"/>
+          <w:szCs w:val="20"/>
+        </w:rPr>
+      </w:pPr>
+      <w:r>
+        <w:rPr>
+          <w:rFonts w:ascii="Times New Roman" w:hAnsi="Times New Roman" w:cs="Times New Roman"/>
+          <w:color w:val="000000"/>
+          <w:sz w:val="20"/>
+          <w:szCs w:val="20"/>
+        </w:rPr>
+        <w:t>The IT user can open any chat they are involved in and view messages in a scrollable view</w:t>
+      </w:r>
+    </w:p>
+    <w:p>
+      <w:pPr>
+        <w:numPr>
+          <w:ilvl w:val="2"/>
+          <w:numId w:val="1"/>
+        </w:numPr>
+        <w:rPr>
+          <w:rFonts w:ascii="Times New Roman" w:hAnsi="Times New Roman" w:cs="Times New Roman"/>
+          <w:sz w:val="20"/>
+          <w:szCs w:val="20"/>
+        </w:rPr>
+      </w:pPr>
+      <w:r>
+        <w:rPr>
+          <w:rFonts w:ascii="Times New Roman" w:hAnsi="Times New Roman" w:cs="Times New Roman"/>
+          <w:color w:val="000000"/>
+          <w:sz w:val="20"/>
+          <w:szCs w:val="20"/>
+        </w:rPr>
+        <w:t>The IT user can send messages in any chat they are involved in using a message box and send button</w:t>
+      </w:r>
+    </w:p>
+    <w:p>
+      <w:pPr>
+        <w:numPr>
+          <w:ilvl w:val="2"/>
+          <w:numId w:val="1"/>
+        </w:numPr>
+        <w:rPr>
+          <w:rFonts w:ascii="Times New Roman" w:hAnsi="Times New Roman" w:cs="Times New Roman"/>
+          <w:sz w:val="20"/>
+          <w:szCs w:val="20"/>
+        </w:rPr>
+      </w:pPr>
+      <w:r>
+        <w:rPr>
+          <w:rFonts w:ascii="Times New Roman" w:hAnsi="Times New Roman" w:cs="Times New Roman"/>
+          <w:color w:val="000000"/>
+          <w:sz w:val="20"/>
+          <w:szCs w:val="20"/>
+        </w:rPr>
+        <w:t>When the IT user sends a message, the message is sending t the server and delivered to online users in that chat</w:t>
+      </w:r>
+    </w:p>
+    <w:p>
+      <w:pPr>
+        <w:numPr>
+          <w:ilvl w:val="2"/>
+          <w:numId w:val="1"/>
+        </w:numPr>
+        <w:rPr>
+          <w:rFonts w:ascii="Times New Roman" w:hAnsi="Times New Roman" w:cs="Times New Roman"/>
+          <w:sz w:val="20"/>
+          <w:szCs w:val="20"/>
+        </w:rPr>
+      </w:pPr>
+      <w:r>
+        <w:rPr>
+          <w:rFonts w:ascii="Times New Roman" w:hAnsi="Times New Roman" w:cs="Times New Roman"/>
+          <w:color w:val="000000"/>
+          <w:sz w:val="20"/>
+          <w:szCs w:val="20"/>
+        </w:rPr>
+        <w:t>The chat menu displays the users involved in the chat and indicates whether the chat is private or group</w:t>
+      </w:r>
+    </w:p>
+    <w:p>
+      <w:pPr>
+        <w:numPr>
+          <w:ilvl w:val="2"/>
+          <w:numId w:val="1"/>
+        </w:numPr>
+        <w:rPr>
+          <w:rFonts w:ascii="Times New Roman" w:hAnsi="Times New Roman" w:cs="Times New Roman"/>
+          <w:sz w:val="20"/>
+          <w:szCs w:val="20"/>
+        </w:rPr>
+      </w:pPr>
+      <w:r>
+        <w:rPr>
+          <w:rFonts w:ascii="Times New Roman" w:hAnsi="Times New Roman" w:cs="Times New Roman"/>
+          <w:color w:val="000000"/>
+          <w:sz w:val="20"/>
+          <w:szCs w:val="20"/>
+        </w:rPr>
+        <w:t xml:space="preserve">IT user will have a profile button that displays the IT username. </w:t>
+      </w:r>
+    </w:p>
+    <w:p>
+      <w:pPr>
+        <w:numPr>
+          <w:ilvl w:val="2"/>
+          <w:numId w:val="1"/>
+        </w:numPr>
+        <w:rPr>
+          <w:rFonts w:ascii="Times New Roman" w:hAnsi="Times New Roman" w:cs="Times New Roman"/>
+          <w:sz w:val="20"/>
+          <w:szCs w:val="20"/>
+        </w:rPr>
+      </w:pPr>
+      <w:r>
+        <w:rPr>
+          <w:rFonts w:ascii="Times New Roman" w:hAnsi="Times New Roman" w:cs="Times New Roman"/>
+          <w:color w:val="000000"/>
+          <w:sz w:val="20"/>
+          <w:szCs w:val="20"/>
+        </w:rPr>
+        <w:t xml:space="preserve">The profile page will provide a log out button </w:t>
+      </w:r>
+    </w:p>
+    <w:p>
+      <w:pPr>
+        <w:numPr>
+          <w:ilvl w:val="2"/>
+          <w:numId w:val="1"/>
+        </w:numPr>
+        <w:rPr>
+          <w:rFonts w:ascii="Times New Roman" w:hAnsi="Times New Roman" w:cs="Times New Roman"/>
+          <w:sz w:val="20"/>
+          <w:szCs w:val="20"/>
+        </w:rPr>
+      </w:pPr>
+      <w:r>
+        <w:rPr>
+          <w:rFonts w:ascii="Times New Roman" w:hAnsi="Times New Roman" w:cs="Times New Roman"/>
+          <w:color w:val="000000"/>
+          <w:sz w:val="20"/>
+          <w:szCs w:val="20"/>
+        </w:rPr>
+        <w:t xml:space="preserve">When the IT user log out, they will be return to the login menu, and the server ends the session </w:t>
+      </w:r>
+    </w:p>
+    <w:p>
+      <w:pPr>
+        <w:numPr>
+          <w:ilvl w:val="2"/>
+          <w:numId w:val="1"/>
+        </w:numPr>
+        <w:rPr>
+          <w:rFonts w:ascii="Times New Roman" w:hAnsi="Times New Roman" w:cs="Times New Roman"/>
+          <w:sz w:val="20"/>
+          <w:szCs w:val="20"/>
+        </w:rPr>
+      </w:pPr>
+      <w:r>
+        <w:rPr>
+          <w:rFonts w:ascii="Times New Roman" w:hAnsi="Times New Roman" w:cs="Times New Roman"/>
+          <w:sz w:val="20"/>
+          <w:szCs w:val="20"/>
+        </w:rPr>
+        <w:t>The IT module provided an Audit view that allows the IT user to review other users’ conversation in read-only mode</w:t>
+      </w:r>
+    </w:p>
+    <w:p>
+      <w:pPr>
+        <w:numPr>
+          <w:ilvl w:val="2"/>
+          <w:numId w:val="1"/>
+        </w:numPr>
+        <w:rPr>
+          <w:rFonts w:ascii="Times New Roman" w:hAnsi="Times New Roman" w:cs="Times New Roman"/>
+          <w:sz w:val="20"/>
+          <w:szCs w:val="20"/>
+        </w:rPr>
+      </w:pPr>
+      <w:r>
+        <w:rPr>
+          <w:rFonts w:ascii="Times New Roman" w:hAnsi="Times New Roman" w:cs="Times New Roman"/>
+          <w:sz w:val="20"/>
+          <w:szCs w:val="20"/>
+        </w:rPr>
+        <w:lastRenderedPageBreak/>
+        <w:t>When Change View is selected, the application displays a User List screen</w:t>
+      </w:r>
+    </w:p>
+    <w:p>
+      <w:pPr>
+        <w:numPr>
+          <w:ilvl w:val="2"/>
+          <w:numId w:val="1"/>
+        </w:numPr>
+        <w:rPr>
+          <w:rFonts w:ascii="Times New Roman" w:hAnsi="Times New Roman" w:cs="Times New Roman"/>
+          <w:sz w:val="20"/>
+          <w:szCs w:val="20"/>
+        </w:rPr>
+      </w:pPr>
+      <w:r>
+        <w:rPr>
+          <w:rFonts w:ascii="Times New Roman" w:hAnsi="Times New Roman" w:cs="Times New Roman"/>
+          <w:sz w:val="20"/>
+          <w:szCs w:val="20"/>
+        </w:rPr>
+        <w:t>The user list screen displays a list of available users retrieved from the server</w:t>
+      </w:r>
+    </w:p>
+    <w:p>
+      <w:pPr>
+        <w:numPr>
+          <w:ilvl w:val="2"/>
+          <w:numId w:val="1"/>
+        </w:numPr>
+        <w:rPr>
+          <w:rFonts w:ascii="Times New Roman" w:hAnsi="Times New Roman" w:cs="Times New Roman"/>
+          <w:sz w:val="20"/>
+          <w:szCs w:val="20"/>
+        </w:rPr>
+      </w:pPr>
+      <w:r>
+        <w:rPr>
+          <w:rFonts w:ascii="Times New Roman" w:hAnsi="Times New Roman" w:cs="Times New Roman"/>
+          <w:sz w:val="20"/>
+          <w:szCs w:val="20"/>
+        </w:rPr>
+        <w:t xml:space="preserve">The user list screen includes a search bar that allows the IT user to search users by username </w:t>
+      </w:r>
+    </w:p>
+    <w:p>
+      <w:pPr>
+        <w:numPr>
+          <w:ilvl w:val="2"/>
+          <w:numId w:val="1"/>
+        </w:numPr>
+        <w:rPr>
+          <w:rFonts w:ascii="Times New Roman" w:hAnsi="Times New Roman" w:cs="Times New Roman"/>
+          <w:sz w:val="20"/>
+          <w:szCs w:val="20"/>
+        </w:rPr>
+      </w:pPr>
+      <w:r>
+        <w:rPr>
+          <w:rFonts w:ascii="Times New Roman" w:hAnsi="Times New Roman" w:cs="Times New Roman"/>
+          <w:sz w:val="20"/>
+          <w:szCs w:val="20"/>
+        </w:rPr>
+        <w:t>The IT user can select user either by searching and selecting from results or selecting directly from the displayed list.</w:t>
+      </w:r>
+    </w:p>
+    <w:p>
+      <w:pPr>
+        <w:numPr>
+          <w:ilvl w:val="2"/>
+          <w:numId w:val="1"/>
+        </w:numPr>
+        <w:rPr>
+          <w:rFonts w:ascii="Times New Roman" w:hAnsi="Times New Roman" w:cs="Times New Roman"/>
+          <w:sz w:val="20"/>
+          <w:szCs w:val="20"/>
+        </w:rPr>
+      </w:pPr>
+      <w:r>
+        <w:rPr>
+          <w:rFonts w:ascii="Times New Roman" w:hAnsi="Times New Roman" w:cs="Times New Roman"/>
+          <w:sz w:val="20"/>
+          <w:szCs w:val="20"/>
+        </w:rPr>
+        <w:t>When the IT user selects a user, the application enters Audit Mode for that selected user and displays the selected user Chat List</w:t>
+      </w:r>
+    </w:p>
+    <w:p>
+      <w:pPr>
+        <w:numPr>
+          <w:ilvl w:val="2"/>
+          <w:numId w:val="1"/>
+        </w:numPr>
+        <w:rPr>
+          <w:rFonts w:ascii="Times New Roman" w:hAnsi="Times New Roman" w:cs="Times New Roman"/>
+          <w:sz w:val="20"/>
+          <w:szCs w:val="20"/>
+        </w:rPr>
+      </w:pPr>
+      <w:r>
+        <w:rPr>
+          <w:rFonts w:ascii="Times New Roman" w:hAnsi="Times New Roman" w:cs="Times New Roman"/>
+          <w:sz w:val="20"/>
+          <w:szCs w:val="20"/>
+        </w:rPr>
+        <w:t>In Audit Mode, when a chat is opened, the IT user can view the full message history for that chat in a scrollable view.</w:t>
+      </w:r>
+    </w:p>
+    <w:p>
+      <w:pPr>
+        <w:numPr>
+          <w:ilvl w:val="2"/>
+          <w:numId w:val="1"/>
+        </w:numPr>
+        <w:rPr>
+          <w:rFonts w:ascii="Times New Roman" w:hAnsi="Times New Roman" w:cs="Times New Roman"/>
+          <w:sz w:val="20"/>
+          <w:szCs w:val="20"/>
+        </w:rPr>
+      </w:pPr>
+      <w:r>
+        <w:rPr>
+          <w:rFonts w:ascii="Times New Roman" w:hAnsi="Times New Roman" w:cs="Times New Roman"/>
+          <w:sz w:val="20"/>
+          <w:szCs w:val="20"/>
+        </w:rPr>
+        <w:t>The IT user can view message from both private chats and group chats</w:t>
+      </w:r>
+    </w:p>
+    <w:p>
+      <w:pPr>
+        <w:numPr>
+          <w:ilvl w:val="2"/>
+          <w:numId w:val="1"/>
+        </w:numPr>
+        <w:rPr>
+          <w:rFonts w:ascii="Times New Roman" w:hAnsi="Times New Roman" w:cs="Times New Roman"/>
+          <w:sz w:val="20"/>
+          <w:szCs w:val="20"/>
+        </w:rPr>
+      </w:pPr>
+      <w:r>
+        <w:rPr>
+          <w:rFonts w:ascii="Times New Roman" w:hAnsi="Times New Roman" w:cs="Times New Roman"/>
+          <w:sz w:val="20"/>
+          <w:szCs w:val="20"/>
+        </w:rPr>
+        <w:t>In Audit Mode, the IT user is not permitted to send, delete, or edit any chats</w:t>
+      </w:r>
+    </w:p>
+    <w:p>
+      <w:pPr>
+        <w:numPr>
+          <w:ilvl w:val="2"/>
+          <w:numId w:val="1"/>
+        </w:numPr>
+        <w:rPr>
+          <w:rFonts w:ascii="Times New Roman" w:hAnsi="Times New Roman" w:cs="Times New Roman"/>
+          <w:sz w:val="20"/>
+          <w:szCs w:val="20"/>
+        </w:rPr>
+      </w:pPr>
+      <w:r>
+        <w:rPr>
+          <w:rFonts w:ascii="Times New Roman" w:hAnsi="Times New Roman" w:cs="Times New Roman"/>
+          <w:sz w:val="20"/>
+          <w:szCs w:val="20"/>
+        </w:rPr>
+        <w:t>In Audit Mode, the application visually indicates that the IT user is viewing chats as another user</w:t>
+      </w:r>
+    </w:p>
+    <w:p>
+      <w:pPr>
+        <w:numPr>
+          <w:ilvl w:val="2"/>
+          <w:numId w:val="1"/>
+        </w:numPr>
+        <w:rPr>
+          <w:rFonts w:ascii="Times New Roman" w:hAnsi="Times New Roman" w:cs="Times New Roman"/>
+          <w:sz w:val="20"/>
+          <w:szCs w:val="20"/>
+        </w:rPr>
+      </w:pPr>
+      <w:r>
+        <w:rPr>
+          <w:rFonts w:ascii="Times New Roman" w:hAnsi="Times New Roman" w:cs="Times New Roman"/>
+          <w:sz w:val="20"/>
+          <w:szCs w:val="20"/>
+        </w:rPr>
+        <w:t>The IT user can exit Audit Mode by selecting Change View and selecting their user</w:t>
       </w:r>
     </w:p>
     <w:p>
@@ -7102,7 +7528,6 @@
           <w:sz w:val="20"/>
           <w:szCs w:val="20"/>
         </w:rPr>
-        <w:lastRenderedPageBreak/>
         <w:t>The CSM can send the message logs on request by the IM</w:t>
       </w:r>
     </w:p>
@@ -7356,6 +7781,7 @@
           <w:szCs w:val="20"/>
           <w:lang w:val="en-US"/>
         </w:rPr>
+        <w:lastRenderedPageBreak/>
         <w:t>The client interface shall provide a message input box and send action for transmitting messages to the server.</w:t>
       </w:r>
     </w:p>
@@ -7820,23 +8246,7 @@
           <w:sz w:val="20"/>
           <w:szCs w:val="20"/>
         </w:rPr>
-        <w:t xml:space="preserve">The communication service module shall provide </w:t>
-      </w:r>
-      <w:r>
-        <w:rPr>
-          <w:rFonts w:ascii="Times New Roman" w:hAnsi="Times New Roman" w:cs="Times New Roman"/>
-          <w:sz w:val="20"/>
-          <w:szCs w:val="20"/>
-        </w:rPr>
-        <w:t>internal service interfaces to the Client module and the IT module</w:t>
-      </w:r>
-      <w:r>
-        <w:rPr>
-          <w:rFonts w:ascii="Times New Roman" w:hAnsi="Times New Roman" w:cs="Times New Roman"/>
-          <w:sz w:val="20"/>
-          <w:szCs w:val="20"/>
-        </w:rPr>
-        <w:t>.</w:t>
+        <w:t>The communication service module shall provide internal service interfaces to the Client module and the IT module.</w:t>
       </w:r>
     </w:p>
     <w:p>
@@ -7882,7 +8292,6 @@
           <w:sz w:val="20"/>
           <w:szCs w:val="20"/>
         </w:rPr>
-        <w:lastRenderedPageBreak/>
         <w:t>The Communication service module shall provide username and password validation, return authentication and associated user session information.</w:t>
       </w:r>
     </w:p>
@@ -9092,17 +9501,7 @@
           <w:szCs w:val="20"/>
           <w:lang w:eastAsia="zh-CN"/>
         </w:rPr>
-        <w:t>4.3.</w:t>
-      </w:r>
-      <w:r>
-        <w:rPr>
-          <w:rFonts w:ascii="Times New Roman" w:hAnsi="Times New Roman" w:cs="Times New Roman"/>
-          <w:color w:val="000000" w:themeColor="text1"/>
-          <w:sz w:val="20"/>
-          <w:szCs w:val="20"/>
-          <w:lang w:eastAsia="zh-CN"/>
-        </w:rPr>
-        <w:t>2</w:t>
+        <w:t>4.3.2</w:t>
       </w:r>
       <w:r>
         <w:rPr>
@@ -9145,17 +9544,7 @@
           <w:szCs w:val="20"/>
           <w:lang w:eastAsia="zh-CN"/>
         </w:rPr>
-        <w:t>4.3.</w:t>
-      </w:r>
-      <w:r>
-        <w:rPr>
-          <w:rFonts w:ascii="Times New Roman" w:hAnsi="Times New Roman" w:cs="Times New Roman"/>
-          <w:color w:val="000000" w:themeColor="text1"/>
-          <w:sz w:val="20"/>
-          <w:szCs w:val="20"/>
-          <w:lang w:eastAsia="zh-CN"/>
-        </w:rPr>
-        <w:t>3</w:t>
+        <w:t>4.3.3</w:t>
       </w:r>
       <w:r>
         <w:rPr>
@@ -9208,17 +9597,7 @@
           <w:szCs w:val="20"/>
           <w:lang w:eastAsia="zh-CN"/>
         </w:rPr>
-        <w:t>4.3.</w:t>
-      </w:r>
-      <w:r>
-        <w:rPr>
-          <w:rFonts w:ascii="Times New Roman" w:hAnsi="Times New Roman" w:cs="Times New Roman"/>
-          <w:color w:val="000000" w:themeColor="text1"/>
-          <w:sz w:val="20"/>
-          <w:szCs w:val="20"/>
-          <w:lang w:eastAsia="zh-CN"/>
-        </w:rPr>
-        <w:t>4</w:t>
+        <w:t>4.3.4</w:t>
       </w:r>
       <w:r>
         <w:rPr>
@@ -9261,17 +9640,7 @@
           <w:szCs w:val="20"/>
           <w:lang w:eastAsia="zh-CN"/>
         </w:rPr>
-        <w:t>4.3.</w:t>
-      </w:r>
-      <w:r>
-        <w:rPr>
-          <w:rFonts w:ascii="Times New Roman" w:hAnsi="Times New Roman" w:cs="Times New Roman"/>
-          <w:color w:val="000000" w:themeColor="text1"/>
-          <w:sz w:val="20"/>
-          <w:szCs w:val="20"/>
-          <w:lang w:eastAsia="zh-CN"/>
-        </w:rPr>
-        <w:t>5</w:t>
+        <w:t>4.3.5</w:t>
       </w:r>
       <w:r>
         <w:rPr>
@@ -9334,17 +9703,7 @@
           <w:szCs w:val="20"/>
           <w:lang w:eastAsia="zh-CN"/>
         </w:rPr>
-        <w:t>4.3.</w:t>
-      </w:r>
-      <w:r>
-        <w:rPr>
-          <w:rFonts w:ascii="Times New Roman" w:hAnsi="Times New Roman" w:cs="Times New Roman"/>
-          <w:color w:val="000000" w:themeColor="text1"/>
-          <w:sz w:val="20"/>
-          <w:szCs w:val="20"/>
-          <w:lang w:eastAsia="zh-CN"/>
-        </w:rPr>
-        <w:t>6</w:t>
+        <w:t>4.3.6</w:t>
       </w:r>
       <w:r>
         <w:rPr>
@@ -9387,17 +9746,7 @@
           <w:szCs w:val="20"/>
           <w:lang w:eastAsia="zh-CN"/>
         </w:rPr>
-        <w:t>4.3.</w:t>
-      </w:r>
-      <w:r>
-        <w:rPr>
-          <w:rFonts w:ascii="Times New Roman" w:hAnsi="Times New Roman" w:cs="Times New Roman"/>
-          <w:color w:val="000000" w:themeColor="text1"/>
-          <w:sz w:val="20"/>
-          <w:szCs w:val="20"/>
-          <w:lang w:eastAsia="zh-CN"/>
-        </w:rPr>
-        <w:t>7</w:t>
+        <w:t>4.3.7</w:t>
       </w:r>
       <w:r>
         <w:rPr>
@@ -11093,6 +11442,7 @@
   <w:style w:type="character" w:default="1" w:styleId="DefaultParagraphFont">
     <w:name w:val="Default Paragraph Font"/>
     <w:uiPriority w:val="1"/>
+    <w:semiHidden/>
     <w:unhideWhenUsed/>
   </w:style>
   <w:style w:type="table" w:default="1" w:styleId="TableNormal">

--- a/Communications SRS.docx
+++ b/Communications SRS.docx
@@ -180,7 +180,7 @@
     </w:p>
     <w:tbl>
       <w:tblPr>
-        <w:tblStyle w:val="a"/>
+        <w:tblStyle w:val="a5"/>
         <w:tblW w:w="8745" w:type="dxa"/>
         <w:tblInd w:w="0" w:type="dxa"/>
         <w:tblBorders>
@@ -4294,7 +4294,7 @@
     </w:sdt>
     <w:p>
       <w:pPr>
-        <w:pStyle w:val="Heading1"/>
+        <w:pStyle w:val="1"/>
         <w:keepLines w:val="0"/>
         <w:pageBreakBefore/>
         <w:numPr>
@@ -4352,7 +4352,7 @@
     </w:p>
     <w:p>
       <w:pPr>
-        <w:pStyle w:val="Heading2"/>
+        <w:pStyle w:val="2"/>
         <w:keepLines w:val="0"/>
         <w:numPr>
           <w:ilvl w:val="1"/>
@@ -4402,7 +4402,7 @@
     </w:p>
     <w:p>
       <w:pPr>
-        <w:pStyle w:val="Heading2"/>
+        <w:pStyle w:val="2"/>
         <w:keepLines w:val="0"/>
         <w:numPr>
           <w:ilvl w:val="1"/>
@@ -4432,7 +4432,7 @@
     </w:p>
     <w:p>
       <w:pPr>
-        <w:pStyle w:val="ListParagraph"/>
+        <w:pStyle w:val="a6"/>
         <w:spacing w:before="80" w:line="240" w:lineRule="auto"/>
         <w:ind w:left="720" w:firstLineChars="0" w:firstLine="720"/>
         <w:jc w:val="both"/>
@@ -4479,7 +4479,7 @@
     </w:p>
     <w:p>
       <w:pPr>
-        <w:pStyle w:val="ListParagraph"/>
+        <w:pStyle w:val="a6"/>
         <w:spacing w:before="80" w:line="240" w:lineRule="auto"/>
         <w:ind w:left="720" w:firstLineChars="0" w:firstLine="720"/>
         <w:jc w:val="both"/>
@@ -4524,7 +4524,7 @@
     </w:p>
     <w:p>
       <w:pPr>
-        <w:pStyle w:val="ListParagraph"/>
+        <w:pStyle w:val="a6"/>
         <w:spacing w:before="80" w:line="240" w:lineRule="auto"/>
         <w:ind w:left="720" w:firstLineChars="0" w:firstLine="720"/>
         <w:jc w:val="both"/>
@@ -4569,7 +4569,7 @@
     </w:p>
     <w:p>
       <w:pPr>
-        <w:pStyle w:val="ListParagraph"/>
+        <w:pStyle w:val="a6"/>
         <w:spacing w:before="80" w:line="240" w:lineRule="auto"/>
         <w:ind w:left="720" w:firstLineChars="0" w:firstLine="720"/>
         <w:jc w:val="both"/>
@@ -4614,7 +4614,7 @@
     </w:p>
     <w:p>
       <w:pPr>
-        <w:pStyle w:val="Heading2"/>
+        <w:pStyle w:val="2"/>
         <w:keepLines w:val="0"/>
         <w:numPr>
           <w:ilvl w:val="1"/>
@@ -4747,7 +4747,7 @@
     </w:p>
     <w:p>
       <w:pPr>
-        <w:pStyle w:val="Heading2"/>
+        <w:pStyle w:val="2"/>
         <w:keepLines w:val="0"/>
         <w:numPr>
           <w:ilvl w:val="1"/>
@@ -4796,7 +4796,7 @@
     </w:p>
     <w:p>
       <w:pPr>
-        <w:pStyle w:val="Heading1"/>
+        <w:pStyle w:val="1"/>
         <w:keepLines w:val="0"/>
         <w:pageBreakBefore/>
         <w:numPr>
@@ -4834,7 +4834,7 @@
     </w:p>
     <w:p>
       <w:pPr>
-        <w:pStyle w:val="Heading2"/>
+        <w:pStyle w:val="2"/>
         <w:keepLines w:val="0"/>
         <w:numPr>
           <w:ilvl w:val="1"/>
@@ -4890,7 +4890,7 @@
     </w:p>
     <w:p>
       <w:pPr>
-        <w:pStyle w:val="Heading2"/>
+        <w:pStyle w:val="2"/>
         <w:keepLines w:val="0"/>
         <w:numPr>
           <w:ilvl w:val="1"/>
@@ -5164,7 +5164,7 @@
     </w:p>
     <w:p>
       <w:pPr>
-        <w:pStyle w:val="Heading2"/>
+        <w:pStyle w:val="2"/>
         <w:keepLines w:val="0"/>
         <w:numPr>
           <w:ilvl w:val="1"/>
@@ -5300,7 +5300,7 @@
     </w:p>
     <w:p>
       <w:pPr>
-        <w:pStyle w:val="Heading2"/>
+        <w:pStyle w:val="2"/>
         <w:keepLines w:val="0"/>
         <w:numPr>
           <w:ilvl w:val="1"/>
@@ -5430,7 +5430,7 @@
     </w:p>
     <w:p>
       <w:pPr>
-        <w:pStyle w:val="Heading2"/>
+        <w:pStyle w:val="2"/>
         <w:keepLines w:val="0"/>
         <w:numPr>
           <w:ilvl w:val="1"/>
@@ -5526,7 +5526,7 @@
     </w:p>
     <w:p>
       <w:pPr>
-        <w:pStyle w:val="Heading1"/>
+        <w:pStyle w:val="1"/>
         <w:keepLines w:val="0"/>
         <w:pageBreakBefore/>
         <w:numPr>
@@ -5564,7 +5564,7 @@
     </w:p>
     <w:p>
       <w:pPr>
-        <w:pStyle w:val="Heading3"/>
+        <w:pStyle w:val="3"/>
         <w:keepLines w:val="0"/>
         <w:numPr>
           <w:ilvl w:val="1"/>
@@ -6587,7 +6587,7 @@
     </w:p>
     <w:p>
       <w:pPr>
-        <w:pStyle w:val="Heading3"/>
+        <w:pStyle w:val="3"/>
         <w:keepLines w:val="0"/>
         <w:numPr>
           <w:ilvl w:val="1"/>
@@ -6899,7 +6899,7 @@
     </w:p>
     <w:p>
       <w:pPr>
-        <w:pStyle w:val="Heading3"/>
+        <w:pStyle w:val="3"/>
         <w:keepLines w:val="0"/>
         <w:numPr>
           <w:ilvl w:val="1"/>
@@ -7277,7 +7277,7 @@
     </w:p>
     <w:p>
       <w:pPr>
-        <w:pStyle w:val="Heading2"/>
+        <w:pStyle w:val="2"/>
         <w:keepLines w:val="0"/>
         <w:numPr>
           <w:ilvl w:val="1"/>
@@ -7307,7 +7307,7 @@
     </w:p>
     <w:p>
       <w:pPr>
-        <w:pStyle w:val="ListParagraph"/>
+        <w:pStyle w:val="a6"/>
         <w:numPr>
           <w:ilvl w:val="2"/>
           <w:numId w:val="1"/>
@@ -7345,7 +7345,7 @@
     </w:p>
     <w:p>
       <w:pPr>
-        <w:pStyle w:val="ListParagraph"/>
+        <w:pStyle w:val="a6"/>
         <w:numPr>
           <w:ilvl w:val="2"/>
           <w:numId w:val="1"/>
@@ -7394,7 +7394,7 @@
     </w:p>
     <w:p>
       <w:pPr>
-        <w:pStyle w:val="ListParagraph"/>
+        <w:pStyle w:val="a6"/>
         <w:numPr>
           <w:ilvl w:val="2"/>
           <w:numId w:val="1"/>
@@ -7423,7 +7423,7 @@
     </w:p>
     <w:p>
       <w:pPr>
-        <w:pStyle w:val="ListParagraph"/>
+        <w:pStyle w:val="a6"/>
         <w:numPr>
           <w:ilvl w:val="2"/>
           <w:numId w:val="1"/>
@@ -7452,7 +7452,7 @@
     </w:p>
     <w:p>
       <w:pPr>
-        <w:pStyle w:val="ListParagraph"/>
+        <w:pStyle w:val="a6"/>
         <w:numPr>
           <w:ilvl w:val="2"/>
           <w:numId w:val="1"/>
@@ -7481,7 +7481,7 @@
     </w:p>
     <w:p>
       <w:pPr>
-        <w:pStyle w:val="ListParagraph"/>
+        <w:pStyle w:val="a6"/>
         <w:numPr>
           <w:ilvl w:val="2"/>
           <w:numId w:val="1"/>
@@ -7510,7 +7510,7 @@
     </w:p>
     <w:p>
       <w:pPr>
-        <w:pStyle w:val="ListParagraph"/>
+        <w:pStyle w:val="a6"/>
         <w:numPr>
           <w:ilvl w:val="2"/>
           <w:numId w:val="1"/>
@@ -7539,7 +7539,7 @@
     </w:p>
     <w:p>
       <w:pPr>
-        <w:pStyle w:val="ListParagraph"/>
+        <w:pStyle w:val="a6"/>
         <w:numPr>
           <w:ilvl w:val="2"/>
           <w:numId w:val="1"/>
@@ -7588,7 +7588,7 @@
     </w:p>
     <w:p>
       <w:pPr>
-        <w:pStyle w:val="ListParagraph"/>
+        <w:pStyle w:val="a6"/>
         <w:numPr>
           <w:ilvl w:val="2"/>
           <w:numId w:val="1"/>
@@ -7617,7 +7617,7 @@
     </w:p>
     <w:p>
       <w:pPr>
-        <w:pStyle w:val="ListParagraph"/>
+        <w:pStyle w:val="a6"/>
         <w:numPr>
           <w:ilvl w:val="2"/>
           <w:numId w:val="1"/>
@@ -7646,7 +7646,7 @@
     </w:p>
     <w:p>
       <w:pPr>
-        <w:pStyle w:val="ListParagraph"/>
+        <w:pStyle w:val="a6"/>
         <w:numPr>
           <w:ilvl w:val="2"/>
           <w:numId w:val="1"/>
@@ -7675,7 +7675,7 @@
     </w:p>
     <w:p>
       <w:pPr>
-        <w:pStyle w:val="ListParagraph"/>
+        <w:pStyle w:val="a6"/>
         <w:numPr>
           <w:ilvl w:val="2"/>
           <w:numId w:val="1"/>
@@ -7724,7 +7724,7 @@
     </w:p>
     <w:p>
       <w:pPr>
-        <w:pStyle w:val="ListParagraph"/>
+        <w:pStyle w:val="a6"/>
         <w:numPr>
           <w:ilvl w:val="2"/>
           <w:numId w:val="1"/>
@@ -7753,7 +7753,7 @@
     </w:p>
     <w:p>
       <w:pPr>
-        <w:pStyle w:val="ListParagraph"/>
+        <w:pStyle w:val="a6"/>
         <w:numPr>
           <w:ilvl w:val="2"/>
           <w:numId w:val="1"/>
@@ -7782,7 +7782,7 @@
     </w:p>
     <w:p>
       <w:pPr>
-        <w:pStyle w:val="ListParagraph"/>
+        <w:pStyle w:val="a6"/>
         <w:numPr>
           <w:ilvl w:val="2"/>
           <w:numId w:val="1"/>
@@ -7811,7 +7811,7 @@
     </w:p>
     <w:p>
       <w:pPr>
-        <w:pStyle w:val="ListParagraph"/>
+        <w:pStyle w:val="a6"/>
         <w:numPr>
           <w:ilvl w:val="2"/>
           <w:numId w:val="1"/>
@@ -7860,7 +7860,7 @@
     </w:p>
     <w:p>
       <w:pPr>
-        <w:pStyle w:val="ListParagraph"/>
+        <w:pStyle w:val="a6"/>
         <w:numPr>
           <w:ilvl w:val="2"/>
           <w:numId w:val="1"/>
@@ -7889,7 +7889,7 @@
     </w:p>
     <w:p>
       <w:pPr>
-        <w:pStyle w:val="ListParagraph"/>
+        <w:pStyle w:val="a6"/>
         <w:numPr>
           <w:ilvl w:val="2"/>
           <w:numId w:val="1"/>
@@ -7919,7 +7919,7 @@
     <w:p/>
     <w:p>
       <w:pPr>
-        <w:pStyle w:val="Heading2"/>
+        <w:pStyle w:val="2"/>
         <w:keepLines w:val="0"/>
         <w:numPr>
           <w:ilvl w:val="1"/>
@@ -7951,7 +7951,7 @@
     </w:p>
     <w:p>
       <w:pPr>
-        <w:pStyle w:val="ListParagraph"/>
+        <w:pStyle w:val="a6"/>
         <w:numPr>
           <w:ilvl w:val="2"/>
           <w:numId w:val="1"/>
@@ -7969,12 +7969,59 @@
           <w:sz w:val="20"/>
           <w:szCs w:val="20"/>
         </w:rPr>
-        <w:t>The communication service module shall provide internal service interfaces to the Client module and the IT module.</w:t>
-      </w:r>
-    </w:p>
-    <w:p>
-      <w:pPr>
-        <w:pStyle w:val="ListParagraph"/>
+        <w:t>The communication</w:t>
+      </w:r>
+      <w:r>
+        <w:rPr>
+          <w:rFonts w:ascii="Times New Roman" w:hAnsi="Times New Roman" w:cs="Times New Roman" w:hint="eastAsia"/>
+          <w:sz w:val="20"/>
+          <w:szCs w:val="20"/>
+          <w:lang w:eastAsia="zh-CN"/>
+        </w:rPr>
+        <w:t xml:space="preserve"> </w:t>
+      </w:r>
+      <w:r>
+        <w:rPr>
+          <w:rFonts w:ascii="Times New Roman" w:hAnsi="Times New Roman" w:cs="Times New Roman"/>
+          <w:sz w:val="20"/>
+          <w:szCs w:val="20"/>
+          <w:lang w:eastAsia="zh-CN"/>
+        </w:rPr>
+        <w:t xml:space="preserve">server </w:t>
+      </w:r>
+      <w:proofErr w:type="gramStart"/>
+      <w:r>
+        <w:rPr>
+          <w:rFonts w:ascii="Times New Roman" w:hAnsi="Times New Roman" w:cs="Times New Roman"/>
+          <w:sz w:val="20"/>
+          <w:szCs w:val="20"/>
+          <w:lang w:eastAsia="zh-CN"/>
+        </w:rPr>
+        <w:t>module</w:t>
+      </w:r>
+      <w:r>
+        <w:rPr>
+          <w:rFonts w:ascii="Times New Roman" w:hAnsi="Times New Roman" w:cs="Times New Roman" w:hint="eastAsia"/>
+          <w:sz w:val="20"/>
+          <w:szCs w:val="20"/>
+          <w:lang w:eastAsia="zh-CN"/>
+        </w:rPr>
+        <w:t xml:space="preserve"> shall</w:t>
+      </w:r>
+      <w:proofErr w:type="gramEnd"/>
+      <w:r>
+        <w:rPr>
+          <w:rFonts w:ascii="Times New Roman" w:hAnsi="Times New Roman" w:cs="Times New Roman" w:hint="eastAsia"/>
+          <w:sz w:val="20"/>
+          <w:szCs w:val="20"/>
+          <w:lang w:eastAsia="zh-CN"/>
+        </w:rPr>
+        <w:t xml:space="preserve"> provide internal service interfaces for the login module, client module and IT module to request authentication, messaging and administrative access. </w:t>
+      </w:r>
+    </w:p>
+    <w:p>
+      <w:pPr>
+        <w:pStyle w:val="a6"/>
         <w:numPr>
           <w:ilvl w:val="2"/>
           <w:numId w:val="1"/>
@@ -7991,13 +8038,23 @@
           <w:rFonts w:ascii="Times New Roman" w:hAnsi="Times New Roman" w:cs="Times New Roman"/>
           <w:sz w:val="20"/>
           <w:szCs w:val="20"/>
-        </w:rPr>
-        <w:t>The Communication service module shall provide username and password validation, return authentication and associated user session information.</w:t>
-      </w:r>
-    </w:p>
-    <w:p>
-      <w:pPr>
-        <w:pStyle w:val="ListParagraph"/>
+          <w:lang w:eastAsia="zh-CN"/>
+        </w:rPr>
+        <w:t>T</w:t>
+      </w:r>
+      <w:r>
+        <w:rPr>
+          <w:rFonts w:ascii="Times New Roman" w:hAnsi="Times New Roman" w:cs="Times New Roman" w:hint="eastAsia"/>
+          <w:sz w:val="20"/>
+          <w:szCs w:val="20"/>
+          <w:lang w:eastAsia="zh-CN"/>
+        </w:rPr>
+        <w:t>he login module shall send authentication requests containing username and password to the communication server module.</w:t>
+      </w:r>
+    </w:p>
+    <w:p>
+      <w:pPr>
+        <w:pStyle w:val="a6"/>
         <w:numPr>
           <w:ilvl w:val="2"/>
           <w:numId w:val="1"/>
@@ -8014,13 +8071,41 @@
           <w:rFonts w:ascii="Times New Roman" w:hAnsi="Times New Roman" w:cs="Times New Roman"/>
           <w:sz w:val="20"/>
           <w:szCs w:val="20"/>
-        </w:rPr>
-        <w:t>The Communication service module shall provide username and password validation, return authentication and associated user session information.</w:t>
-      </w:r>
-    </w:p>
-    <w:p>
-      <w:pPr>
-        <w:pStyle w:val="ListParagraph"/>
+          <w:lang w:eastAsia="zh-CN"/>
+        </w:rPr>
+        <w:t>T</w:t>
+      </w:r>
+      <w:r>
+        <w:rPr>
+          <w:rFonts w:ascii="Times New Roman" w:hAnsi="Times New Roman" w:cs="Times New Roman" w:hint="eastAsia"/>
+          <w:sz w:val="20"/>
+          <w:szCs w:val="20"/>
+          <w:lang w:eastAsia="zh-CN"/>
+        </w:rPr>
+        <w:t xml:space="preserve">he communication server module shall validate authentication requests and return authentication </w:t>
+      </w:r>
+      <w:r>
+        <w:rPr>
+          <w:rFonts w:ascii="Times New Roman" w:hAnsi="Times New Roman" w:cs="Times New Roman"/>
+          <w:sz w:val="20"/>
+          <w:szCs w:val="20"/>
+          <w:lang w:eastAsia="zh-CN"/>
+        </w:rPr>
+        <w:t>results</w:t>
+      </w:r>
+      <w:r>
+        <w:rPr>
+          <w:rFonts w:ascii="Times New Roman" w:hAnsi="Times New Roman" w:cs="Times New Roman" w:hint="eastAsia"/>
+          <w:sz w:val="20"/>
+          <w:szCs w:val="20"/>
+          <w:lang w:eastAsia="zh-CN"/>
+        </w:rPr>
+        <w:t>.</w:t>
+      </w:r>
+    </w:p>
+    <w:p>
+      <w:pPr>
+        <w:pStyle w:val="a6"/>
         <w:numPr>
           <w:ilvl w:val="2"/>
           <w:numId w:val="1"/>
@@ -8037,13 +8122,32 @@
           <w:rFonts w:ascii="Times New Roman" w:hAnsi="Times New Roman" w:cs="Times New Roman"/>
           <w:sz w:val="20"/>
           <w:szCs w:val="20"/>
-        </w:rPr>
-        <w:t>The Communication service module shall provide a service to create private chats, group chats, add users to groups chats, retrieve user chat list.</w:t>
-      </w:r>
-    </w:p>
-    <w:p>
-      <w:pPr>
-        <w:pStyle w:val="ListParagraph"/>
+          <w:lang w:eastAsia="zh-CN"/>
+        </w:rPr>
+        <w:t>W</w:t>
+      </w:r>
+      <w:r>
+        <w:rPr>
+          <w:rFonts w:ascii="Times New Roman" w:hAnsi="Times New Roman" w:cs="Times New Roman" w:hint="eastAsia"/>
+          <w:sz w:val="20"/>
+          <w:szCs w:val="20"/>
+          <w:lang w:eastAsia="zh-CN"/>
+        </w:rPr>
+        <w:t>ith successful authentication the communication server module shall return the authenticated user role and session information to the requesting module.</w:t>
+      </w:r>
+      <w:r>
+        <w:rPr>
+          <w:rFonts w:ascii="Times New Roman" w:hAnsi="Times New Roman" w:cs="Times New Roman" w:hint="eastAsia"/>
+          <w:sz w:val="20"/>
+          <w:szCs w:val="20"/>
+          <w:lang w:eastAsia="zh-CN"/>
+        </w:rPr>
+        <w:t xml:space="preserve"> </w:t>
+      </w:r>
+    </w:p>
+    <w:p>
+      <w:pPr>
+        <w:pStyle w:val="a6"/>
         <w:numPr>
           <w:ilvl w:val="2"/>
           <w:numId w:val="1"/>
@@ -8061,12 +8165,95 @@
           <w:sz w:val="20"/>
           <w:szCs w:val="20"/>
         </w:rPr>
-        <w:t>The Communication service module shall provide a method to submit a message to a chat, store the message, maintain message order within the conversation and broadcast message to online users.</w:t>
-      </w:r>
-    </w:p>
-    <w:p>
-      <w:pPr>
-        <w:pStyle w:val="ListParagraph"/>
+        <w:t xml:space="preserve">The Communication </w:t>
+      </w:r>
+      <w:r>
+        <w:rPr>
+          <w:rFonts w:ascii="Times New Roman" w:hAnsi="Times New Roman" w:cs="Times New Roman" w:hint="eastAsia"/>
+          <w:sz w:val="20"/>
+          <w:szCs w:val="20"/>
+          <w:lang w:eastAsia="zh-CN"/>
+        </w:rPr>
+        <w:t>server</w:t>
+      </w:r>
+      <w:r>
+        <w:rPr>
+          <w:rFonts w:ascii="Times New Roman" w:hAnsi="Times New Roman" w:cs="Times New Roman"/>
+          <w:sz w:val="20"/>
+          <w:szCs w:val="20"/>
+        </w:rPr>
+        <w:t xml:space="preserve"> module shall provide </w:t>
+      </w:r>
+      <w:r>
+        <w:rPr>
+          <w:rFonts w:ascii="Times New Roman" w:hAnsi="Times New Roman" w:cs="Times New Roman" w:hint="eastAsia"/>
+          <w:sz w:val="20"/>
+          <w:szCs w:val="20"/>
+          <w:lang w:eastAsia="zh-CN"/>
+        </w:rPr>
+        <w:t xml:space="preserve">Client module </w:t>
+      </w:r>
+      <w:r>
+        <w:rPr>
+          <w:rFonts w:ascii="Times New Roman" w:hAnsi="Times New Roman" w:cs="Times New Roman"/>
+          <w:sz w:val="20"/>
+          <w:szCs w:val="20"/>
+        </w:rPr>
+        <w:t xml:space="preserve">service to create private chats, group chats, add users to </w:t>
+      </w:r>
+      <w:r>
+        <w:rPr>
+          <w:rFonts w:ascii="Times New Roman" w:hAnsi="Times New Roman" w:cs="Times New Roman"/>
+          <w:sz w:val="20"/>
+          <w:szCs w:val="20"/>
+        </w:rPr>
+        <w:t>group</w:t>
+      </w:r>
+      <w:r>
+        <w:rPr>
+          <w:rFonts w:ascii="Times New Roman" w:hAnsi="Times New Roman" w:cs="Times New Roman"/>
+          <w:sz w:val="20"/>
+          <w:szCs w:val="20"/>
+        </w:rPr>
+        <w:t xml:space="preserve"> chats</w:t>
+      </w:r>
+      <w:r>
+        <w:rPr>
+          <w:rFonts w:ascii="Times New Roman" w:hAnsi="Times New Roman" w:cs="Times New Roman"/>
+          <w:sz w:val="20"/>
+          <w:szCs w:val="20"/>
+        </w:rPr>
+        <w:t>, and retrieve</w:t>
+      </w:r>
+      <w:r>
+        <w:rPr>
+          <w:rFonts w:ascii="Times New Roman" w:hAnsi="Times New Roman" w:cs="Times New Roman"/>
+          <w:sz w:val="20"/>
+          <w:szCs w:val="20"/>
+        </w:rPr>
+        <w:t xml:space="preserve"> user chat list</w:t>
+      </w:r>
+      <w:r>
+        <w:rPr>
+          <w:rFonts w:ascii="Times New Roman" w:hAnsi="Times New Roman" w:cs="Times New Roman" w:hint="eastAsia"/>
+          <w:sz w:val="20"/>
+          <w:szCs w:val="20"/>
+          <w:lang w:eastAsia="zh-CN"/>
+        </w:rPr>
+        <w:t>s</w:t>
+      </w:r>
+      <w:r>
+        <w:rPr>
+          <w:rFonts w:ascii="Times New Roman" w:hAnsi="Times New Roman" w:cs="Times New Roman"/>
+          <w:sz w:val="20"/>
+          <w:szCs w:val="20"/>
+        </w:rPr>
+        <w:t>.</w:t>
+      </w:r>
+    </w:p>
+    <w:p>
+      <w:pPr>
+        <w:pStyle w:val="a6"/>
         <w:numPr>
           <w:ilvl w:val="2"/>
           <w:numId w:val="1"/>
@@ -8084,35 +8271,69 @@
           <w:sz w:val="20"/>
           <w:szCs w:val="20"/>
         </w:rPr>
-        <w:t>The Communication service module shall provide a method to retrieve message history, retrieve unread message, mark message as read.</w:t>
-      </w:r>
-    </w:p>
-    <w:p>
-      <w:pPr>
-        <w:pStyle w:val="ListParagraph"/>
+        <w:t xml:space="preserve">The Communication </w:t>
+      </w:r>
+      <w:r>
+        <w:rPr>
+          <w:rFonts w:ascii="Times New Roman" w:hAnsi="Times New Roman" w:cs="Times New Roman" w:hint="eastAsia"/>
+          <w:sz w:val="20"/>
+          <w:szCs w:val="20"/>
+          <w:lang w:eastAsia="zh-CN"/>
+        </w:rPr>
+        <w:t>server</w:t>
+      </w:r>
+      <w:r>
+        <w:rPr>
+          <w:rFonts w:ascii="Times New Roman" w:hAnsi="Times New Roman" w:cs="Times New Roman"/>
+          <w:sz w:val="20"/>
+          <w:szCs w:val="20"/>
+        </w:rPr>
+        <w:t xml:space="preserve"> module shall provide a method to submit a message to a chat, store the message, maintain message order within the conversation and broadcast message to online users.</w:t>
+      </w:r>
+    </w:p>
+    <w:p>
+      <w:pPr>
+        <w:pStyle w:val="a6"/>
         <w:numPr>
           <w:ilvl w:val="2"/>
           <w:numId w:val="1"/>
         </w:numPr>
         <w:ind w:firstLineChars="0"/>
         <w:rPr>
-          <w:rFonts w:ascii="Times New Roman" w:hAnsi="Times New Roman" w:cs="Times New Roman"/>
-          <w:sz w:val="20"/>
-          <w:szCs w:val="20"/>
-        </w:rPr>
-      </w:pPr>
-      <w:r>
-        <w:rPr>
-          <w:rFonts w:ascii="Times New Roman" w:hAnsi="Times New Roman" w:cs="Times New Roman"/>
-          <w:sz w:val="20"/>
-          <w:szCs w:val="20"/>
-        </w:rPr>
-        <w:t>The Communication Service module shall notify Client module when new message is received, user is invited to a group chat.</w:t>
-      </w:r>
-    </w:p>
-    <w:p>
-      <w:pPr>
-        <w:pStyle w:val="ListParagraph"/>
+          <w:rFonts w:ascii="Times New Roman" w:hAnsi="Times New Roman" w:cs="Times New Roman" w:hint="eastAsia"/>
+          <w:sz w:val="20"/>
+          <w:szCs w:val="20"/>
+        </w:rPr>
+      </w:pPr>
+      <w:r>
+        <w:rPr>
+          <w:rFonts w:ascii="Times New Roman" w:hAnsi="Times New Roman" w:cs="Times New Roman"/>
+          <w:sz w:val="20"/>
+          <w:szCs w:val="20"/>
+        </w:rPr>
+        <w:t xml:space="preserve">The Communication </w:t>
+      </w:r>
+      <w:r>
+        <w:rPr>
+          <w:rFonts w:ascii="Times New Roman" w:hAnsi="Times New Roman" w:cs="Times New Roman" w:hint="eastAsia"/>
+          <w:sz w:val="20"/>
+          <w:szCs w:val="20"/>
+          <w:lang w:eastAsia="zh-CN"/>
+        </w:rPr>
+        <w:t xml:space="preserve">server </w:t>
+      </w:r>
+      <w:r>
+        <w:rPr>
+          <w:rFonts w:ascii="Times New Roman" w:hAnsi="Times New Roman" w:cs="Times New Roman"/>
+          <w:sz w:val="20"/>
+          <w:szCs w:val="20"/>
+        </w:rPr>
+        <w:t>module shall provide a method to retrieve message history, retrieve unread message, mark message as read.</w:t>
+      </w:r>
+    </w:p>
+    <w:p>
+      <w:pPr>
+        <w:pStyle w:val="a6"/>
         <w:numPr>
           <w:ilvl w:val="2"/>
           <w:numId w:val="1"/>
@@ -8130,12 +8351,29 @@
           <w:sz w:val="20"/>
           <w:szCs w:val="20"/>
         </w:rPr>
-        <w:t>The Communication service module shall provide internal access to the IT module to allow viewing all conversation, all users, message history by user, and message history by chat.</w:t>
-      </w:r>
-    </w:p>
-    <w:p>
-      <w:pPr>
-        <w:pStyle w:val="ListParagraph"/>
+        <w:t xml:space="preserve">The Communication </w:t>
+      </w:r>
+      <w:r>
+        <w:rPr>
+          <w:rFonts w:ascii="Times New Roman" w:hAnsi="Times New Roman" w:cs="Times New Roman" w:hint="eastAsia"/>
+          <w:sz w:val="20"/>
+          <w:szCs w:val="20"/>
+          <w:lang w:eastAsia="zh-CN"/>
+        </w:rPr>
+        <w:t>server</w:t>
+      </w:r>
+      <w:r>
+        <w:rPr>
+          <w:rFonts w:ascii="Times New Roman" w:hAnsi="Times New Roman" w:cs="Times New Roman"/>
+          <w:sz w:val="20"/>
+          <w:szCs w:val="20"/>
+        </w:rPr>
+        <w:t xml:space="preserve"> module shall notify Client module when new message is received, user is invited to a group chat.</w:t>
+      </w:r>
+    </w:p>
+    <w:p>
+      <w:pPr>
+        <w:pStyle w:val="a6"/>
         <w:numPr>
           <w:ilvl w:val="2"/>
           <w:numId w:val="1"/>
@@ -8152,6 +8390,46 @@
           <w:rFonts w:ascii="Times New Roman" w:hAnsi="Times New Roman" w:cs="Times New Roman"/>
           <w:sz w:val="20"/>
           <w:szCs w:val="20"/>
+        </w:rPr>
+        <w:t xml:space="preserve">The Communication </w:t>
+      </w:r>
+      <w:r>
+        <w:rPr>
+          <w:rFonts w:ascii="Times New Roman" w:hAnsi="Times New Roman" w:cs="Times New Roman" w:hint="eastAsia"/>
+          <w:sz w:val="20"/>
+          <w:szCs w:val="20"/>
+          <w:lang w:eastAsia="zh-CN"/>
+        </w:rPr>
+        <w:t>server</w:t>
+      </w:r>
+      <w:r>
+        <w:rPr>
+          <w:rFonts w:ascii="Times New Roman" w:hAnsi="Times New Roman" w:cs="Times New Roman"/>
+          <w:sz w:val="20"/>
+          <w:szCs w:val="20"/>
+        </w:rPr>
+        <w:t xml:space="preserve"> module shall provide internal access to the IT module to allow viewing all conversation, all users, message history by user, and message history by chat.</w:t>
+      </w:r>
+    </w:p>
+    <w:p>
+      <w:pPr>
+        <w:pStyle w:val="a6"/>
+        <w:numPr>
+          <w:ilvl w:val="2"/>
+          <w:numId w:val="1"/>
+        </w:numPr>
+        <w:ind w:firstLineChars="0"/>
+        <w:rPr>
+          <w:rFonts w:ascii="Times New Roman" w:hAnsi="Times New Roman" w:cs="Times New Roman"/>
+          <w:sz w:val="20"/>
+          <w:szCs w:val="20"/>
+        </w:rPr>
+      </w:pPr>
+      <w:r>
+        <w:rPr>
+          <w:rFonts w:ascii="Times New Roman" w:hAnsi="Times New Roman" w:cs="Times New Roman"/>
+          <w:sz w:val="20"/>
+          <w:szCs w:val="20"/>
           <w:lang w:eastAsia="zh-CN"/>
         </w:rPr>
         <w:t>All messages shall be stored in structured documents.</w:t>
@@ -8159,35 +8437,126 @@
     </w:p>
     <w:p>
       <w:pPr>
-        <w:spacing w:line="240" w:lineRule="auto"/>
-        <w:ind w:left="1440"/>
-        <w:rPr>
-          <w:rFonts w:ascii="Times New Roman" w:eastAsia="Times New Roman" w:hAnsi="Times New Roman" w:cs="Times New Roman"/>
-          <w:b/>
-          <w:bCs/>
-          <w:color w:val="7030A0"/>
-          <w:sz w:val="20"/>
-          <w:szCs w:val="20"/>
-        </w:rPr>
-      </w:pPr>
-    </w:p>
-    <w:p>
-      <w:pPr>
-        <w:spacing w:line="240" w:lineRule="auto"/>
-        <w:ind w:left="1440"/>
-        <w:rPr>
-          <w:rFonts w:ascii="Times New Roman" w:eastAsia="Times New Roman" w:hAnsi="Times New Roman" w:cs="Times New Roman"/>
-          <w:b/>
-          <w:bCs/>
-          <w:color w:val="7030A0"/>
-          <w:sz w:val="20"/>
-          <w:szCs w:val="20"/>
-        </w:rPr>
-      </w:pPr>
-    </w:p>
-    <w:p>
-      <w:pPr>
-        <w:pStyle w:val="Heading1"/>
+        <w:pStyle w:val="a6"/>
+        <w:numPr>
+          <w:ilvl w:val="2"/>
+          <w:numId w:val="1"/>
+        </w:numPr>
+        <w:ind w:firstLineChars="0"/>
+        <w:rPr>
+          <w:rFonts w:ascii="Times New Roman" w:hAnsi="Times New Roman" w:cs="Times New Roman"/>
+          <w:sz w:val="20"/>
+          <w:szCs w:val="20"/>
+        </w:rPr>
+      </w:pPr>
+      <w:r>
+        <w:rPr>
+          <w:rFonts w:ascii="Times New Roman" w:hAnsi="Times New Roman" w:cs="Times New Roman"/>
+          <w:sz w:val="20"/>
+          <w:szCs w:val="20"/>
+          <w:lang w:eastAsia="zh-CN"/>
+        </w:rPr>
+        <w:t>T</w:t>
+      </w:r>
+      <w:r>
+        <w:rPr>
+          <w:rFonts w:ascii="Times New Roman" w:hAnsi="Times New Roman" w:cs="Times New Roman" w:hint="eastAsia"/>
+          <w:sz w:val="20"/>
+          <w:szCs w:val="20"/>
+          <w:lang w:eastAsia="zh-CN"/>
+        </w:rPr>
+        <w:t xml:space="preserve">he communication server module shall handle concurrent service </w:t>
+      </w:r>
+      <w:r>
+        <w:rPr>
+          <w:rFonts w:ascii="Times New Roman" w:hAnsi="Times New Roman" w:cs="Times New Roman"/>
+          <w:sz w:val="20"/>
+          <w:szCs w:val="20"/>
+          <w:lang w:eastAsia="zh-CN"/>
+        </w:rPr>
+        <w:t>requests</w:t>
+      </w:r>
+      <w:r>
+        <w:rPr>
+          <w:rFonts w:ascii="Times New Roman" w:hAnsi="Times New Roman" w:cs="Times New Roman" w:hint="eastAsia"/>
+          <w:sz w:val="20"/>
+          <w:szCs w:val="20"/>
+          <w:lang w:eastAsia="zh-CN"/>
+        </w:rPr>
+        <w:t xml:space="preserve"> from multiple Client modules and IT modules</w:t>
+      </w:r>
+    </w:p>
+    <w:p>
+      <w:pPr>
+        <w:pStyle w:val="a6"/>
+        <w:numPr>
+          <w:ilvl w:val="2"/>
+          <w:numId w:val="1"/>
+        </w:numPr>
+        <w:ind w:firstLineChars="0"/>
+        <w:rPr>
+          <w:rFonts w:ascii="Times New Roman" w:hAnsi="Times New Roman" w:cs="Times New Roman"/>
+          <w:sz w:val="20"/>
+          <w:szCs w:val="20"/>
+        </w:rPr>
+      </w:pPr>
+      <w:r>
+        <w:rPr>
+          <w:rFonts w:ascii="Times New Roman" w:hAnsi="Times New Roman" w:cs="Times New Roman" w:hint="eastAsia"/>
+          <w:sz w:val="20"/>
+          <w:szCs w:val="20"/>
+          <w:lang w:eastAsia="zh-CN"/>
+        </w:rPr>
+        <w:t xml:space="preserve">The communication server module shall provide the IT module with </w:t>
+      </w:r>
+      <w:proofErr w:type="gramStart"/>
+      <w:r>
+        <w:rPr>
+          <w:rFonts w:ascii="Times New Roman" w:hAnsi="Times New Roman" w:cs="Times New Roman" w:hint="eastAsia"/>
+          <w:sz w:val="20"/>
+          <w:szCs w:val="20"/>
+          <w:lang w:eastAsia="zh-CN"/>
+        </w:rPr>
+        <w:t>read</w:t>
+      </w:r>
+      <w:proofErr w:type="gramEnd"/>
+      <w:r>
+        <w:rPr>
+          <w:rFonts w:ascii="Times New Roman" w:hAnsi="Times New Roman" w:cs="Times New Roman" w:hint="eastAsia"/>
+          <w:sz w:val="20"/>
+          <w:szCs w:val="20"/>
+          <w:lang w:eastAsia="zh-CN"/>
+        </w:rPr>
+        <w:t>-only access interface.</w:t>
+      </w:r>
+    </w:p>
+    <w:p>
+      <w:pPr>
+        <w:pStyle w:val="a6"/>
+        <w:numPr>
+          <w:ilvl w:val="2"/>
+          <w:numId w:val="1"/>
+        </w:numPr>
+        <w:ind w:firstLineChars="0"/>
+        <w:rPr>
+          <w:rFonts w:ascii="Times New Roman" w:hAnsi="Times New Roman" w:cs="Times New Roman" w:hint="eastAsia"/>
+          <w:sz w:val="20"/>
+          <w:szCs w:val="20"/>
+        </w:rPr>
+      </w:pPr>
+      <w:r>
+        <w:rPr>
+          <w:rFonts w:ascii="Times New Roman" w:hAnsi="Times New Roman" w:cs="Times New Roman" w:hint="eastAsia"/>
+          <w:sz w:val="20"/>
+          <w:szCs w:val="20"/>
+          <w:lang w:eastAsia="zh-CN"/>
+        </w:rPr>
+        <w:t>All internal service interfaces between modules shall follow standard object-oriented interface design.</w:t>
+      </w:r>
+    </w:p>
+    <w:p>
+      <w:pPr>
+        <w:pStyle w:val="1"/>
         <w:keepLines w:val="0"/>
         <w:pageBreakBefore/>
         <w:pBdr>
@@ -8222,7 +8591,7 @@
     </w:p>
     <w:p>
       <w:pPr>
-        <w:pStyle w:val="Heading2"/>
+        <w:pStyle w:val="2"/>
         <w:keepLines w:val="0"/>
         <w:numPr>
           <w:ilvl w:val="1"/>
@@ -8818,7 +9187,7 @@
     </w:p>
     <w:p>
       <w:pPr>
-        <w:pStyle w:val="Heading2"/>
+        <w:pStyle w:val="2"/>
         <w:keepLines w:val="0"/>
         <w:numPr>
           <w:ilvl w:val="1"/>
@@ -9122,7 +9491,7 @@
     </w:p>
     <w:p>
       <w:pPr>
-        <w:pStyle w:val="Heading2"/>
+        <w:pStyle w:val="2"/>
         <w:keepLines w:val="0"/>
         <w:numPr>
           <w:ilvl w:val="1"/>
@@ -9504,7 +9873,7 @@
     </w:p>
     <w:p>
       <w:pPr>
-        <w:pStyle w:val="Heading2"/>
+        <w:pStyle w:val="2"/>
         <w:keepLines w:val="0"/>
         <w:spacing w:before="240" w:after="60" w:line="240" w:lineRule="auto"/>
         <w:ind w:left="1440"/>
@@ -9517,7 +9886,6 @@
       </w:pPr>
     </w:p>
     <w:sectPr>
-      <w:headerReference w:type="default" r:id="rId8"/>
       <w:pgSz w:w="12240" w:h="15840"/>
       <w:pgMar w:top="1440" w:right="1440" w:bottom="1440" w:left="1440" w:header="720" w:footer="720" w:gutter="0"/>
       <w:pgNumType w:start="1"/>
@@ -9575,12 +9943,6 @@
     </w:p>
   </w:footnote>
 </w:footnotes>
-</file>
-
-<file path=word/header1.xml><?xml version="1.0" encoding="utf-8"?>
-<w:hdr xmlns:wpc="http://schemas.microsoft.com/office/word/2010/wordprocessingCanvas" xmlns:cx="http://schemas.microsoft.com/office/drawing/2014/chartex" xmlns:cx1="http://schemas.microsoft.com/office/drawing/2015/9/8/chartex" xmlns:cx2="http://schemas.microsoft.com/office/drawing/2015/10/21/chartex" xmlns:cx3="http://schemas.microsoft.com/office/drawing/2016/5/9/chartex" xmlns:cx4="http://schemas.microsoft.com/office/drawing/2016/5/10/chartex" xmlns:cx5="http://schemas.microsoft.com/office/drawing/2016/5/11/chartex" xmlns:cx6="http://schemas.microsoft.com/office/drawing/2016/5/12/chartex" xmlns:cx7="http://schemas.microsoft.com/office/drawing/2016/5/13/chartex" xmlns:cx8="http://schemas.microsoft.com/office/drawing/2016/5/14/chartex" xmlns:mc="http://schemas.openxmlformats.org/markup-compatibility/2006" xmlns:aink="http://schemas.microsoft.com/office/drawing/2016/ink" xmlns:am3d="http://schemas.microsoft.com/office/drawing/2017/model3d" xmlns:o="urn:schemas-microsoft-com:office:office" xmlns:oel="http://schemas.microsoft.com/office/2019/extlst" xmlns:r="http://schemas.openxmlformats.org/officeDocument/2006/relationships" xmlns:m="http://schemas.openxmlformats.org/officeDocument/2006/math" xmlns:v="urn:schemas-microsoft-com:vml" xmlns:wp14="http://schemas.microsoft.com/office/word/2010/wordprocessingDrawing" xmlns:wp="http://schemas.openxmlformats.org/drawingml/2006/wordprocessingDrawing" xmlns:w10="urn:schemas-microsoft-com:office:word" xmlns:w="http://schemas.openxmlformats.org/wordprocessingml/2006/main" xmlns:w14="http://schemas.microsoft.com/office/word/2010/wordml" xmlns:w15="http://schemas.microsoft.com/office/word/2012/wordml" xmlns:w16cex="http://schemas.microsoft.com/office/word/2018/wordml/cex" xmlns:w16cid="http://schemas.microsoft.com/office/word/2016/wordml/cid" xmlns:w16="http://schemas.microsoft.com/office/word/2018/wordml" xmlns:w16du="http://schemas.microsoft.com/office/word/2023/wordml/word16du" xmlns:w16sdtdh="http://schemas.microsoft.com/office/word/2020/wordml/sdtdatahash" xmlns:w16sdtfl="http://schemas.microsoft.com/office/word/2024/wordml/sdtformatlock" xmlns:w16se="http://schemas.microsoft.com/office/word/2015/wordml/symex" xmlns:wpg="http://schemas.microsoft.com/office/word/2010/wordprocessingGroup" xmlns:wpi="http://schemas.microsoft.com/office/word/2010/wordprocessingInk" xmlns:wne="http://schemas.microsoft.com/office/word/2006/wordml" xmlns:wps="http://schemas.microsoft.com/office/word/2010/wordprocessingShape" mc:Ignorable="w14 w15 w16se w16cid w16 w16cex w16sdtdh w16sdtfl w16du wp14">
-  <w:p/>
-</w:hdr>
 </file>
 
 <file path=word/numbering.xml><?xml version="1.0" encoding="utf-8"?>
@@ -11044,15 +11406,15 @@
     <w:lsdException w:name="Unresolved Mention" w:semiHidden="1" w:unhideWhenUsed="1"/>
     <w:lsdException w:name="Smart Link" w:semiHidden="1" w:unhideWhenUsed="1"/>
   </w:latentStyles>
-  <w:style w:type="paragraph" w:default="1" w:styleId="Normal">
+  <w:style w:type="paragraph" w:default="1" w:styleId="a">
     <w:name w:val="Normal"/>
     <w:qFormat/>
     <w:rsid w:val="00455915"/>
   </w:style>
-  <w:style w:type="paragraph" w:styleId="Heading1">
+  <w:style w:type="paragraph" w:styleId="1">
     <w:name w:val="heading 1"/>
-    <w:basedOn w:val="Normal"/>
-    <w:next w:val="Normal"/>
+    <w:basedOn w:val="a"/>
+    <w:next w:val="a"/>
     <w:uiPriority w:val="9"/>
     <w:qFormat/>
     <w:pPr>
@@ -11066,11 +11428,11 @@
       <w:szCs w:val="40"/>
     </w:rPr>
   </w:style>
-  <w:style w:type="paragraph" w:styleId="Heading2">
+  <w:style w:type="paragraph" w:styleId="2">
     <w:name w:val="heading 2"/>
-    <w:basedOn w:val="Normal"/>
-    <w:next w:val="Normal"/>
-    <w:link w:val="Heading2Char"/>
+    <w:basedOn w:val="a"/>
+    <w:next w:val="a"/>
+    <w:link w:val="20"/>
     <w:uiPriority w:val="9"/>
     <w:unhideWhenUsed/>
     <w:qFormat/>
@@ -11085,10 +11447,10 @@
       <w:szCs w:val="32"/>
     </w:rPr>
   </w:style>
-  <w:style w:type="paragraph" w:styleId="Heading3">
+  <w:style w:type="paragraph" w:styleId="3">
     <w:name w:val="heading 3"/>
-    <w:basedOn w:val="Normal"/>
-    <w:next w:val="Normal"/>
+    <w:basedOn w:val="a"/>
+    <w:next w:val="a"/>
     <w:uiPriority w:val="9"/>
     <w:unhideWhenUsed/>
     <w:qFormat/>
@@ -11104,10 +11466,10 @@
       <w:szCs w:val="28"/>
     </w:rPr>
   </w:style>
-  <w:style w:type="paragraph" w:styleId="Heading4">
+  <w:style w:type="paragraph" w:styleId="4">
     <w:name w:val="heading 4"/>
-    <w:basedOn w:val="Normal"/>
-    <w:next w:val="Normal"/>
+    <w:basedOn w:val="a"/>
+    <w:next w:val="a"/>
     <w:uiPriority w:val="9"/>
     <w:semiHidden/>
     <w:unhideWhenUsed/>
@@ -11124,10 +11486,10 @@
       <w:szCs w:val="24"/>
     </w:rPr>
   </w:style>
-  <w:style w:type="paragraph" w:styleId="Heading5">
+  <w:style w:type="paragraph" w:styleId="5">
     <w:name w:val="heading 5"/>
-    <w:basedOn w:val="Normal"/>
-    <w:next w:val="Normal"/>
+    <w:basedOn w:val="a"/>
+    <w:next w:val="a"/>
     <w:uiPriority w:val="9"/>
     <w:semiHidden/>
     <w:unhideWhenUsed/>
@@ -11142,10 +11504,10 @@
       <w:color w:val="666666"/>
     </w:rPr>
   </w:style>
-  <w:style w:type="paragraph" w:styleId="Heading6">
+  <w:style w:type="paragraph" w:styleId="6">
     <w:name w:val="heading 6"/>
-    <w:basedOn w:val="Normal"/>
-    <w:next w:val="Normal"/>
+    <w:basedOn w:val="a"/>
+    <w:next w:val="a"/>
     <w:uiPriority w:val="9"/>
     <w:semiHidden/>
     <w:unhideWhenUsed/>
@@ -11162,13 +11524,13 @@
       <w:color w:val="666666"/>
     </w:rPr>
   </w:style>
-  <w:style w:type="character" w:default="1" w:styleId="DefaultParagraphFont">
+  <w:style w:type="character" w:default="1" w:styleId="a0">
     <w:name w:val="Default Paragraph Font"/>
     <w:uiPriority w:val="1"/>
     <w:semiHidden/>
     <w:unhideWhenUsed/>
   </w:style>
-  <w:style w:type="table" w:default="1" w:styleId="TableNormal">
+  <w:style w:type="table" w:default="1" w:styleId="a1">
     <w:name w:val="Normal Table"/>
     <w:uiPriority w:val="99"/>
     <w:semiHidden/>
@@ -11183,13 +11545,13 @@
       </w:tblCellMar>
     </w:tblPr>
   </w:style>
-  <w:style w:type="numbering" w:default="1" w:styleId="NoList">
+  <w:style w:type="numbering" w:default="1" w:styleId="a2">
     <w:name w:val="No List"/>
     <w:uiPriority w:val="99"/>
     <w:semiHidden/>
     <w:unhideWhenUsed/>
   </w:style>
-  <w:style w:type="table" w:customStyle="1" w:styleId="TableNormal0">
+  <w:style w:type="table" w:customStyle="1" w:styleId="TableNormal">
     <w:name w:val="TableNormal"/>
     <w:tblPr>
       <w:tblCellMar>
@@ -11200,10 +11562,10 @@
       </w:tblCellMar>
     </w:tblPr>
   </w:style>
-  <w:style w:type="paragraph" w:styleId="Title">
+  <w:style w:type="paragraph" w:styleId="a3">
     <w:name w:val="Title"/>
-    <w:basedOn w:val="Normal"/>
-    <w:next w:val="Normal"/>
+    <w:basedOn w:val="a"/>
+    <w:next w:val="a"/>
     <w:uiPriority w:val="10"/>
     <w:qFormat/>
     <w:pPr>
@@ -11216,10 +11578,10 @@
       <w:szCs w:val="52"/>
     </w:rPr>
   </w:style>
-  <w:style w:type="paragraph" w:styleId="Subtitle">
+  <w:style w:type="paragraph" w:styleId="a4">
     <w:name w:val="Subtitle"/>
-    <w:basedOn w:val="Normal"/>
-    <w:next w:val="Normal"/>
+    <w:basedOn w:val="a"/>
+    <w:next w:val="a"/>
     <w:uiPriority w:val="11"/>
     <w:qFormat/>
     <w:pPr>
@@ -11233,8 +11595,8 @@
       <w:szCs w:val="30"/>
     </w:rPr>
   </w:style>
-  <w:style w:type="table" w:customStyle="1" w:styleId="a">
-    <w:basedOn w:val="TableNormal0"/>
+  <w:style w:type="table" w:customStyle="1" w:styleId="a5">
+    <w:basedOn w:val="TableNormal"/>
     <w:tblPr>
       <w:tblStyleRowBandSize w:val="1"/>
       <w:tblStyleColBandSize w:val="1"/>
@@ -11247,8 +11609,8 @@
   </w:style>
   <w:style w:type="paragraph" w:styleId="TOC1">
     <w:name w:val="toc 1"/>
-    <w:basedOn w:val="Normal"/>
-    <w:next w:val="Normal"/>
+    <w:basedOn w:val="a"/>
+    <w:next w:val="a"/>
     <w:rsid w:val="00DD3EFC"/>
     <w:pPr>
       <w:tabs>
@@ -11268,8 +11630,8 @@
   </w:style>
   <w:style w:type="paragraph" w:styleId="TOC2">
     <w:name w:val="toc 2"/>
-    <w:basedOn w:val="Normal"/>
-    <w:next w:val="Normal"/>
+    <w:basedOn w:val="a"/>
+    <w:next w:val="a"/>
     <w:rsid w:val="00DD3EFC"/>
     <w:pPr>
       <w:tabs>
@@ -11287,10 +11649,10 @@
       <w:lang w:val="en-US" w:eastAsia="zh-CN"/>
     </w:rPr>
   </w:style>
-  <w:style w:type="character" w:customStyle="1" w:styleId="Heading2Char">
-    <w:name w:val="Heading 2 Char"/>
-    <w:basedOn w:val="DefaultParagraphFont"/>
-    <w:link w:val="Heading2"/>
+  <w:style w:type="character" w:customStyle="1" w:styleId="20">
+    <w:name w:val="标题 2 字符"/>
+    <w:basedOn w:val="a0"/>
+    <w:link w:val="2"/>
     <w:uiPriority w:val="9"/>
     <w:rsid w:val="004C44BC"/>
     <w:rPr>
@@ -11298,15 +11660,78 @@
       <w:szCs w:val="32"/>
     </w:rPr>
   </w:style>
-  <w:style w:type="paragraph" w:styleId="ListParagraph">
+  <w:style w:type="paragraph" w:styleId="a6">
     <w:name w:val="List Paragraph"/>
-    <w:basedOn w:val="Normal"/>
+    <w:basedOn w:val="a"/>
     <w:uiPriority w:val="34"/>
     <w:qFormat/>
     <w:rsid w:val="004C44BC"/>
     <w:pPr>
       <w:ind w:firstLineChars="200" w:firstLine="420"/>
     </w:pPr>
+  </w:style>
+  <w:style w:type="paragraph" w:styleId="a7">
+    <w:name w:val="header"/>
+    <w:basedOn w:val="a"/>
+    <w:link w:val="a8"/>
+    <w:uiPriority w:val="99"/>
+    <w:unhideWhenUsed/>
+    <w:rsid w:val="00EF7AE1"/>
+    <w:pPr>
+      <w:tabs>
+        <w:tab w:val="center" w:pos="4153"/>
+        <w:tab w:val="right" w:pos="8306"/>
+      </w:tabs>
+      <w:snapToGrid w:val="0"/>
+      <w:spacing w:line="240" w:lineRule="auto"/>
+      <w:jc w:val="center"/>
+    </w:pPr>
+    <w:rPr>
+      <w:sz w:val="18"/>
+      <w:szCs w:val="18"/>
+    </w:rPr>
+  </w:style>
+  <w:style w:type="character" w:customStyle="1" w:styleId="a8">
+    <w:name w:val="页眉 字符"/>
+    <w:basedOn w:val="a0"/>
+    <w:link w:val="a7"/>
+    <w:uiPriority w:val="99"/>
+    <w:rsid w:val="00EF7AE1"/>
+    <w:rPr>
+      <w:sz w:val="18"/>
+      <w:szCs w:val="18"/>
+    </w:rPr>
+  </w:style>
+  <w:style w:type="paragraph" w:styleId="a9">
+    <w:name w:val="footer"/>
+    <w:basedOn w:val="a"/>
+    <w:link w:val="aa"/>
+    <w:uiPriority w:val="99"/>
+    <w:unhideWhenUsed/>
+    <w:rsid w:val="00EF7AE1"/>
+    <w:pPr>
+      <w:tabs>
+        <w:tab w:val="center" w:pos="4153"/>
+        <w:tab w:val="right" w:pos="8306"/>
+      </w:tabs>
+      <w:snapToGrid w:val="0"/>
+      <w:spacing w:line="240" w:lineRule="auto"/>
+    </w:pPr>
+    <w:rPr>
+      <w:sz w:val="18"/>
+      <w:szCs w:val="18"/>
+    </w:rPr>
+  </w:style>
+  <w:style w:type="character" w:customStyle="1" w:styleId="aa">
+    <w:name w:val="页脚 字符"/>
+    <w:basedOn w:val="a0"/>
+    <w:link w:val="a9"/>
+    <w:uiPriority w:val="99"/>
+    <w:rsid w:val="00EF7AE1"/>
+    <w:rPr>
+      <w:sz w:val="18"/>
+      <w:szCs w:val="18"/>
+    </w:rPr>
   </w:style>
 </w:styles>
 </file>

--- a/Communications SRS.docx
+++ b/Communications SRS.docx
@@ -180,7 +180,7 @@
     </w:p>
     <w:tbl>
       <w:tblPr>
-        <w:tblStyle w:val="a5"/>
+        <w:tblStyle w:val="a"/>
         <w:tblW w:w="8745" w:type="dxa"/>
         <w:tblInd w:w="0" w:type="dxa"/>
         <w:tblBorders>
@@ -4294,7 +4294,7 @@
     </w:sdt>
     <w:p>
       <w:pPr>
-        <w:pStyle w:val="1"/>
+        <w:pStyle w:val="Heading1"/>
         <w:keepLines w:val="0"/>
         <w:pageBreakBefore/>
         <w:numPr>
@@ -4352,7 +4352,7 @@
     </w:p>
     <w:p>
       <w:pPr>
-        <w:pStyle w:val="2"/>
+        <w:pStyle w:val="Heading2"/>
         <w:keepLines w:val="0"/>
         <w:numPr>
           <w:ilvl w:val="1"/>
@@ -4402,7 +4402,7 @@
     </w:p>
     <w:p>
       <w:pPr>
-        <w:pStyle w:val="2"/>
+        <w:pStyle w:val="Heading2"/>
         <w:keepLines w:val="0"/>
         <w:numPr>
           <w:ilvl w:val="1"/>
@@ -4432,7 +4432,7 @@
     </w:p>
     <w:p>
       <w:pPr>
-        <w:pStyle w:val="a6"/>
+        <w:pStyle w:val="ListParagraph"/>
         <w:spacing w:before="80" w:line="240" w:lineRule="auto"/>
         <w:ind w:left="720" w:firstLineChars="0" w:firstLine="720"/>
         <w:jc w:val="both"/>
@@ -4479,7 +4479,7 @@
     </w:p>
     <w:p>
       <w:pPr>
-        <w:pStyle w:val="a6"/>
+        <w:pStyle w:val="ListParagraph"/>
         <w:spacing w:before="80" w:line="240" w:lineRule="auto"/>
         <w:ind w:left="720" w:firstLineChars="0" w:firstLine="720"/>
         <w:jc w:val="both"/>
@@ -4524,7 +4524,7 @@
     </w:p>
     <w:p>
       <w:pPr>
-        <w:pStyle w:val="a6"/>
+        <w:pStyle w:val="ListParagraph"/>
         <w:spacing w:before="80" w:line="240" w:lineRule="auto"/>
         <w:ind w:left="720" w:firstLineChars="0" w:firstLine="720"/>
         <w:jc w:val="both"/>
@@ -4569,7 +4569,7 @@
     </w:p>
     <w:p>
       <w:pPr>
-        <w:pStyle w:val="a6"/>
+        <w:pStyle w:val="ListParagraph"/>
         <w:spacing w:before="80" w:line="240" w:lineRule="auto"/>
         <w:ind w:left="720" w:firstLineChars="0" w:firstLine="720"/>
         <w:jc w:val="both"/>
@@ -4614,7 +4614,7 @@
     </w:p>
     <w:p>
       <w:pPr>
-        <w:pStyle w:val="2"/>
+        <w:pStyle w:val="Heading2"/>
         <w:keepLines w:val="0"/>
         <w:numPr>
           <w:ilvl w:val="1"/>
@@ -4747,7 +4747,7 @@
     </w:p>
     <w:p>
       <w:pPr>
-        <w:pStyle w:val="2"/>
+        <w:pStyle w:val="Heading2"/>
         <w:keepLines w:val="0"/>
         <w:numPr>
           <w:ilvl w:val="1"/>
@@ -4793,10 +4793,26 @@
         </w:rPr>
         <w:t xml:space="preserve">Scalable, text only communications system designed to sustain sending messages between multiple users. These messages can be sent synchronously and asynchronously in group chats or private chats. Users will be limited to access to messages that only correspond to them, and all messages will be viewable by IT staff. </w:t>
       </w:r>
-    </w:p>
-    <w:p>
-      <w:pPr>
-        <w:pStyle w:val="1"/>
+      <w:r>
+        <w:rPr>
+          <w:rFonts w:ascii="Times New Roman" w:eastAsia="Times New Roman" w:hAnsi="Times New Roman" w:cs="Times New Roman"/>
+          <w:sz w:val="20"/>
+          <w:szCs w:val="20"/>
+        </w:rPr>
+        <w:t>Users and IT staff interact with the system through the provided GUI</w:t>
+      </w:r>
+      <w:r>
+        <w:rPr>
+          <w:rFonts w:ascii="Times New Roman" w:eastAsia="Times New Roman" w:hAnsi="Times New Roman" w:cs="Times New Roman"/>
+          <w:sz w:val="20"/>
+          <w:szCs w:val="20"/>
+        </w:rPr>
+        <w:t>.</w:t>
+      </w:r>
+    </w:p>
+    <w:p>
+      <w:pPr>
+        <w:pStyle w:val="Heading1"/>
         <w:keepLines w:val="0"/>
         <w:pageBreakBefore/>
         <w:numPr>
@@ -4834,7 +4850,7 @@
     </w:p>
     <w:p>
       <w:pPr>
-        <w:pStyle w:val="2"/>
+        <w:pStyle w:val="Heading2"/>
         <w:keepLines w:val="0"/>
         <w:numPr>
           <w:ilvl w:val="1"/>
@@ -4890,7 +4906,7 @@
     </w:p>
     <w:p>
       <w:pPr>
-        <w:pStyle w:val="2"/>
+        <w:pStyle w:val="Heading2"/>
         <w:keepLines w:val="0"/>
         <w:numPr>
           <w:ilvl w:val="1"/>
@@ -5011,7 +5027,135 @@
           <w:sz w:val="20"/>
           <w:szCs w:val="20"/>
         </w:rPr>
-        <w:t>Note: System architecture should follow standard OO design practices.</w:t>
+        <w:t xml:space="preserve">The system will be designed so that the </w:t>
+      </w:r>
+      <w:r>
+        <w:rPr>
+          <w:rFonts w:ascii="Times New Roman" w:eastAsia="Times New Roman" w:hAnsi="Times New Roman" w:cs="Times New Roman"/>
+          <w:sz w:val="20"/>
+          <w:szCs w:val="20"/>
+        </w:rPr>
+        <w:t xml:space="preserve">ULM </w:t>
+      </w:r>
+      <w:r>
+        <w:rPr>
+          <w:rFonts w:ascii="Times New Roman" w:eastAsia="Times New Roman" w:hAnsi="Times New Roman" w:cs="Times New Roman"/>
+          <w:sz w:val="20"/>
+          <w:szCs w:val="20"/>
+        </w:rPr>
+        <w:t xml:space="preserve">is responsible for determining which user is assigned access to the </w:t>
+      </w:r>
+      <w:r>
+        <w:rPr>
+          <w:rFonts w:ascii="Times New Roman" w:eastAsia="Times New Roman" w:hAnsi="Times New Roman" w:cs="Times New Roman"/>
+          <w:sz w:val="20"/>
+          <w:szCs w:val="20"/>
+        </w:rPr>
+        <w:t>CM</w:t>
+      </w:r>
+      <w:r>
+        <w:rPr>
+          <w:rFonts w:ascii="Times New Roman" w:eastAsia="Times New Roman" w:hAnsi="Times New Roman" w:cs="Times New Roman"/>
+          <w:sz w:val="20"/>
+          <w:szCs w:val="20"/>
+        </w:rPr>
+        <w:t xml:space="preserve"> and I</w:t>
+      </w:r>
+      <w:r>
+        <w:rPr>
+          <w:rFonts w:ascii="Times New Roman" w:eastAsia="Times New Roman" w:hAnsi="Times New Roman" w:cs="Times New Roman"/>
+          <w:sz w:val="20"/>
+          <w:szCs w:val="20"/>
+        </w:rPr>
+        <w:t>M</w:t>
+      </w:r>
+      <w:r>
+        <w:rPr>
+          <w:rFonts w:ascii="Times New Roman" w:eastAsia="Times New Roman" w:hAnsi="Times New Roman" w:cs="Times New Roman"/>
+          <w:sz w:val="20"/>
+          <w:szCs w:val="20"/>
+        </w:rPr>
+        <w:t xml:space="preserve">. Once that has been determined the </w:t>
+      </w:r>
+      <w:r>
+        <w:rPr>
+          <w:rFonts w:ascii="Times New Roman" w:eastAsia="Times New Roman" w:hAnsi="Times New Roman" w:cs="Times New Roman"/>
+          <w:sz w:val="20"/>
+          <w:szCs w:val="20"/>
+        </w:rPr>
+        <w:t xml:space="preserve">CM </w:t>
+      </w:r>
+      <w:r>
+        <w:rPr>
+          <w:rFonts w:ascii="Times New Roman" w:eastAsia="Times New Roman" w:hAnsi="Times New Roman" w:cs="Times New Roman"/>
+          <w:sz w:val="20"/>
+          <w:szCs w:val="20"/>
+        </w:rPr>
+        <w:t xml:space="preserve">and </w:t>
+      </w:r>
+      <w:r>
+        <w:rPr>
+          <w:rFonts w:ascii="Times New Roman" w:eastAsia="Times New Roman" w:hAnsi="Times New Roman" w:cs="Times New Roman"/>
+          <w:sz w:val="20"/>
+          <w:szCs w:val="20"/>
+        </w:rPr>
+        <w:t xml:space="preserve">IM </w:t>
+      </w:r>
+      <w:r>
+        <w:rPr>
+          <w:rFonts w:ascii="Times New Roman" w:eastAsia="Times New Roman" w:hAnsi="Times New Roman" w:cs="Times New Roman"/>
+          <w:sz w:val="20"/>
+          <w:szCs w:val="20"/>
+        </w:rPr>
+        <w:t xml:space="preserve">will be directly connected to </w:t>
+      </w:r>
+      <w:r>
+        <w:rPr>
+          <w:rFonts w:ascii="Times New Roman" w:eastAsia="Times New Roman" w:hAnsi="Times New Roman" w:cs="Times New Roman"/>
+          <w:sz w:val="20"/>
+          <w:szCs w:val="20"/>
+        </w:rPr>
+        <w:t xml:space="preserve">CSM </w:t>
+      </w:r>
+      <w:r>
+        <w:rPr>
+          <w:rFonts w:ascii="Times New Roman" w:eastAsia="Times New Roman" w:hAnsi="Times New Roman" w:cs="Times New Roman"/>
+          <w:sz w:val="20"/>
+          <w:szCs w:val="20"/>
+        </w:rPr>
+        <w:t xml:space="preserve">granting access to messaging services, along with respective </w:t>
+      </w:r>
+      <w:r>
+        <w:rPr>
+          <w:rFonts w:ascii="Times New Roman" w:eastAsia="Times New Roman" w:hAnsi="Times New Roman" w:cs="Times New Roman"/>
+          <w:sz w:val="20"/>
+          <w:szCs w:val="20"/>
+        </w:rPr>
+        <w:t xml:space="preserve">CM </w:t>
+      </w:r>
+      <w:r>
+        <w:rPr>
+          <w:rFonts w:ascii="Times New Roman" w:eastAsia="Times New Roman" w:hAnsi="Times New Roman" w:cs="Times New Roman"/>
+          <w:sz w:val="20"/>
+          <w:szCs w:val="20"/>
+        </w:rPr>
+        <w:t xml:space="preserve">and </w:t>
+      </w:r>
+      <w:r>
+        <w:rPr>
+          <w:rFonts w:ascii="Times New Roman" w:eastAsia="Times New Roman" w:hAnsi="Times New Roman" w:cs="Times New Roman"/>
+          <w:sz w:val="20"/>
+          <w:szCs w:val="20"/>
+        </w:rPr>
+        <w:t xml:space="preserve">IM </w:t>
+      </w:r>
+      <w:r>
+        <w:rPr>
+          <w:rFonts w:ascii="Times New Roman" w:eastAsia="Times New Roman" w:hAnsi="Times New Roman" w:cs="Times New Roman"/>
+          <w:sz w:val="20"/>
+          <w:szCs w:val="20"/>
+        </w:rPr>
+        <w:t>permissions. The CSM provides the main functionality behind the products design.</w:t>
       </w:r>
     </w:p>
     <w:p>
@@ -5031,140 +5175,12 @@
           <w:sz w:val="20"/>
           <w:szCs w:val="20"/>
         </w:rPr>
-        <w:t xml:space="preserve">The system will be designed so that the </w:t>
-      </w:r>
-      <w:r>
-        <w:rPr>
-          <w:rFonts w:ascii="Times New Roman" w:eastAsia="Times New Roman" w:hAnsi="Times New Roman" w:cs="Times New Roman"/>
-          <w:sz w:val="20"/>
-          <w:szCs w:val="20"/>
-        </w:rPr>
-        <w:t xml:space="preserve">ULM </w:t>
-      </w:r>
-      <w:r>
-        <w:rPr>
-          <w:rFonts w:ascii="Times New Roman" w:eastAsia="Times New Roman" w:hAnsi="Times New Roman" w:cs="Times New Roman"/>
-          <w:sz w:val="20"/>
-          <w:szCs w:val="20"/>
-        </w:rPr>
-        <w:t xml:space="preserve">is responsible for determining which user is assigned access to the </w:t>
-      </w:r>
-      <w:r>
-        <w:rPr>
-          <w:rFonts w:ascii="Times New Roman" w:eastAsia="Times New Roman" w:hAnsi="Times New Roman" w:cs="Times New Roman"/>
-          <w:sz w:val="20"/>
-          <w:szCs w:val="20"/>
-        </w:rPr>
-        <w:t>CM</w:t>
-      </w:r>
-      <w:r>
-        <w:rPr>
-          <w:rFonts w:ascii="Times New Roman" w:eastAsia="Times New Roman" w:hAnsi="Times New Roman" w:cs="Times New Roman"/>
-          <w:sz w:val="20"/>
-          <w:szCs w:val="20"/>
-        </w:rPr>
-        <w:t xml:space="preserve"> and I</w:t>
-      </w:r>
-      <w:r>
-        <w:rPr>
-          <w:rFonts w:ascii="Times New Roman" w:eastAsia="Times New Roman" w:hAnsi="Times New Roman" w:cs="Times New Roman"/>
-          <w:sz w:val="20"/>
-          <w:szCs w:val="20"/>
-        </w:rPr>
-        <w:t>M</w:t>
-      </w:r>
-      <w:r>
-        <w:rPr>
-          <w:rFonts w:ascii="Times New Roman" w:eastAsia="Times New Roman" w:hAnsi="Times New Roman" w:cs="Times New Roman"/>
-          <w:sz w:val="20"/>
-          <w:szCs w:val="20"/>
-        </w:rPr>
-        <w:t xml:space="preserve">. Once that has been determined the </w:t>
-      </w:r>
-      <w:r>
-        <w:rPr>
-          <w:rFonts w:ascii="Times New Roman" w:eastAsia="Times New Roman" w:hAnsi="Times New Roman" w:cs="Times New Roman"/>
-          <w:sz w:val="20"/>
-          <w:szCs w:val="20"/>
-        </w:rPr>
-        <w:t xml:space="preserve">CM </w:t>
-      </w:r>
-      <w:r>
-        <w:rPr>
-          <w:rFonts w:ascii="Times New Roman" w:eastAsia="Times New Roman" w:hAnsi="Times New Roman" w:cs="Times New Roman"/>
-          <w:sz w:val="20"/>
-          <w:szCs w:val="20"/>
-        </w:rPr>
-        <w:t xml:space="preserve">and </w:t>
-      </w:r>
-      <w:r>
-        <w:rPr>
-          <w:rFonts w:ascii="Times New Roman" w:eastAsia="Times New Roman" w:hAnsi="Times New Roman" w:cs="Times New Roman"/>
-          <w:sz w:val="20"/>
-          <w:szCs w:val="20"/>
-        </w:rPr>
-        <w:t xml:space="preserve">IM </w:t>
-      </w:r>
-      <w:r>
-        <w:rPr>
-          <w:rFonts w:ascii="Times New Roman" w:eastAsia="Times New Roman" w:hAnsi="Times New Roman" w:cs="Times New Roman"/>
-          <w:sz w:val="20"/>
-          <w:szCs w:val="20"/>
-        </w:rPr>
-        <w:t xml:space="preserve">will be directly connected to </w:t>
-      </w:r>
-      <w:r>
-        <w:rPr>
-          <w:rFonts w:ascii="Times New Roman" w:eastAsia="Times New Roman" w:hAnsi="Times New Roman" w:cs="Times New Roman"/>
-          <w:sz w:val="20"/>
-          <w:szCs w:val="20"/>
-        </w:rPr>
-        <w:t xml:space="preserve">CSM </w:t>
-      </w:r>
-      <w:r>
-        <w:rPr>
-          <w:rFonts w:ascii="Times New Roman" w:eastAsia="Times New Roman" w:hAnsi="Times New Roman" w:cs="Times New Roman"/>
-          <w:sz w:val="20"/>
-          <w:szCs w:val="20"/>
-        </w:rPr>
-        <w:t xml:space="preserve">granting access to messaging services, along with respective </w:t>
-      </w:r>
-      <w:r>
-        <w:rPr>
-          <w:rFonts w:ascii="Times New Roman" w:eastAsia="Times New Roman" w:hAnsi="Times New Roman" w:cs="Times New Roman"/>
-          <w:sz w:val="20"/>
-          <w:szCs w:val="20"/>
-        </w:rPr>
-        <w:t xml:space="preserve">CM </w:t>
-      </w:r>
-      <w:r>
-        <w:rPr>
-          <w:rFonts w:ascii="Times New Roman" w:eastAsia="Times New Roman" w:hAnsi="Times New Roman" w:cs="Times New Roman"/>
-          <w:sz w:val="20"/>
-          <w:szCs w:val="20"/>
-        </w:rPr>
-        <w:t xml:space="preserve">and </w:t>
-      </w:r>
-      <w:r>
-        <w:rPr>
-          <w:rFonts w:ascii="Times New Roman" w:eastAsia="Times New Roman" w:hAnsi="Times New Roman" w:cs="Times New Roman"/>
-          <w:sz w:val="20"/>
-          <w:szCs w:val="20"/>
-        </w:rPr>
-        <w:t xml:space="preserve">IM </w:t>
-      </w:r>
-      <w:r>
-        <w:rPr>
-          <w:rFonts w:ascii="Times New Roman" w:eastAsia="Times New Roman" w:hAnsi="Times New Roman" w:cs="Times New Roman"/>
-          <w:sz w:val="20"/>
-          <w:szCs w:val="20"/>
-        </w:rPr>
-        <w:t>permissions. The CSM provides the main functionality behind the products design.</w:t>
-      </w:r>
-    </w:p>
-    <w:p>
-      <w:pPr>
-        <w:pStyle w:val="2"/>
+        <w:t>The system architecture will be modeled using UML diagrams</w:t>
+      </w:r>
+    </w:p>
+    <w:p>
+      <w:pPr>
+        <w:pStyle w:val="Heading2"/>
         <w:keepLines w:val="0"/>
         <w:numPr>
           <w:ilvl w:val="1"/>
@@ -5179,8 +5195,6 @@
           <w:szCs w:val="24"/>
         </w:rPr>
       </w:pPr>
-      <w:bookmarkStart w:id="8" w:name="_m57bpuqzd5f7" w:colFirst="0" w:colLast="0"/>
-      <w:bookmarkEnd w:id="8"/>
       <w:r>
         <w:rPr>
           <w:rFonts w:ascii="Times New Roman" w:eastAsia="Times New Roman" w:hAnsi="Times New Roman" w:cs="Times New Roman"/>
@@ -5300,7 +5314,7 @@
     </w:p>
     <w:p>
       <w:pPr>
-        <w:pStyle w:val="2"/>
+        <w:pStyle w:val="Heading2"/>
         <w:keepLines w:val="0"/>
         <w:numPr>
           <w:ilvl w:val="1"/>
@@ -5315,8 +5329,8 @@
           <w:szCs w:val="24"/>
         </w:rPr>
       </w:pPr>
-      <w:bookmarkStart w:id="9" w:name="_65pluhgrf7bn" w:colFirst="0" w:colLast="0"/>
-      <w:bookmarkEnd w:id="9"/>
+      <w:bookmarkStart w:id="8" w:name="_65pluhgrf7bn" w:colFirst="0" w:colLast="0"/>
+      <w:bookmarkEnd w:id="8"/>
       <w:r>
         <w:rPr>
           <w:rFonts w:ascii="Times New Roman" w:eastAsia="Times New Roman" w:hAnsi="Times New Roman" w:cs="Times New Roman"/>
@@ -5331,7 +5345,7 @@
     <w:p>
       <w:pPr>
         <w:spacing w:before="80" w:line="240" w:lineRule="auto"/>
-        <w:ind w:left="1440"/>
+        <w:ind w:left="720" w:firstLine="720"/>
         <w:jc w:val="both"/>
         <w:rPr>
           <w:rFonts w:ascii="Times New Roman" w:eastAsia="Times New Roman" w:hAnsi="Times New Roman" w:cs="Times New Roman"/>
@@ -5345,7 +5359,15 @@
           <w:sz w:val="20"/>
           <w:szCs w:val="20"/>
         </w:rPr>
-        <w:t>1.Application must be developed based on Java</w:t>
+        <w:t>1. A</w:t>
+      </w:r>
+      <w:r>
+        <w:rPr>
+          <w:rFonts w:ascii="Times New Roman" w:eastAsia="Times New Roman" w:hAnsi="Times New Roman" w:cs="Times New Roman"/>
+          <w:sz w:val="20"/>
+          <w:szCs w:val="20"/>
+        </w:rPr>
+        <w:t>pplication must be developed based on Java</w:t>
       </w:r>
     </w:p>
     <w:p>
@@ -5385,7 +5407,31 @@
           <w:sz w:val="20"/>
           <w:szCs w:val="20"/>
         </w:rPr>
-        <w:t xml:space="preserve"> No database, no extra and external dependencies </w:t>
+        <w:t xml:space="preserve"> </w:t>
+      </w:r>
+      <w:r>
+        <w:rPr>
+          <w:rFonts w:ascii="Times New Roman" w:eastAsia="Times New Roman" w:hAnsi="Times New Roman" w:cs="Times New Roman"/>
+          <w:sz w:val="20"/>
+          <w:szCs w:val="20"/>
+        </w:rPr>
+        <w:t xml:space="preserve">The system will not be using </w:t>
+      </w:r>
+      <w:r>
+        <w:rPr>
+          <w:rFonts w:ascii="Times New Roman" w:eastAsia="Times New Roman" w:hAnsi="Times New Roman" w:cs="Times New Roman"/>
+          <w:sz w:val="20"/>
+          <w:szCs w:val="20"/>
+        </w:rPr>
+        <w:t>databases, libraries, frameworks, or other technologies.</w:t>
+      </w:r>
+      <w:r>
+        <w:rPr>
+          <w:rFonts w:ascii="Times New Roman" w:eastAsia="Times New Roman" w:hAnsi="Times New Roman" w:cs="Times New Roman"/>
+          <w:sz w:val="20"/>
+          <w:szCs w:val="20"/>
+        </w:rPr>
+        <w:t xml:space="preserve"> </w:t>
       </w:r>
     </w:p>
     <w:p>
@@ -5405,32 +5451,20 @@
           <w:sz w:val="20"/>
           <w:szCs w:val="20"/>
         </w:rPr>
-        <w:t xml:space="preserve">3. Application response time under normal network condition shall be less than 3 seconds </w:t>
-      </w:r>
-    </w:p>
-    <w:p>
-      <w:pPr>
-        <w:spacing w:before="80" w:line="240" w:lineRule="auto"/>
-        <w:ind w:left="1440"/>
-        <w:jc w:val="both"/>
-        <w:rPr>
-          <w:rFonts w:ascii="Times New Roman" w:eastAsia="Times New Roman" w:hAnsi="Times New Roman" w:cs="Times New Roman"/>
-          <w:sz w:val="20"/>
-          <w:szCs w:val="20"/>
-        </w:rPr>
-      </w:pPr>
-      <w:r>
-        <w:rPr>
-          <w:rFonts w:ascii="Times New Roman" w:eastAsia="Times New Roman" w:hAnsi="Times New Roman" w:cs="Times New Roman"/>
-          <w:sz w:val="20"/>
-          <w:szCs w:val="20"/>
-        </w:rPr>
-        <w:t>4. The system follows standard object-oriented design principle</w:t>
-      </w:r>
-    </w:p>
-    <w:p>
-      <w:pPr>
-        <w:pStyle w:val="2"/>
+        <w:t>3</w:t>
+      </w:r>
+      <w:r>
+        <w:rPr>
+          <w:rFonts w:ascii="Times New Roman" w:eastAsia="Times New Roman" w:hAnsi="Times New Roman" w:cs="Times New Roman"/>
+          <w:sz w:val="20"/>
+          <w:szCs w:val="20"/>
+        </w:rPr>
+        <w:t>. The system follows standard object-oriented design principle</w:t>
+      </w:r>
+    </w:p>
+    <w:p>
+      <w:pPr>
+        <w:pStyle w:val="Heading2"/>
         <w:keepLines w:val="0"/>
         <w:numPr>
           <w:ilvl w:val="1"/>
@@ -5445,8 +5479,8 @@
           <w:szCs w:val="24"/>
         </w:rPr>
       </w:pPr>
-      <w:bookmarkStart w:id="10" w:name="_8u2uwv3arghl" w:colFirst="0" w:colLast="0"/>
-      <w:bookmarkEnd w:id="10"/>
+      <w:bookmarkStart w:id="9" w:name="_8u2uwv3arghl" w:colFirst="0" w:colLast="0"/>
+      <w:bookmarkEnd w:id="9"/>
       <w:r>
         <w:rPr>
           <w:rFonts w:ascii="Times New Roman" w:eastAsia="Times New Roman" w:hAnsi="Times New Roman" w:cs="Times New Roman"/>
@@ -5521,12 +5555,12 @@
           <w:sz w:val="20"/>
           <w:szCs w:val="20"/>
         </w:rPr>
-        <w:t>It is assumed that there are no databases, libraries, frameworks, or other technologies.</w:t>
-      </w:r>
-    </w:p>
-    <w:p>
-      <w:pPr>
-        <w:pStyle w:val="1"/>
+        <w:t>The hardware running the system is able to support it</w:t>
+      </w:r>
+    </w:p>
+    <w:p>
+      <w:pPr>
+        <w:pStyle w:val="Heading1"/>
         <w:keepLines w:val="0"/>
         <w:pageBreakBefore/>
         <w:numPr>
@@ -5548,8 +5582,8 @@
           <w:szCs w:val="36"/>
         </w:rPr>
       </w:pPr>
-      <w:bookmarkStart w:id="11" w:name="_n0ro1thuqbjg" w:colFirst="0" w:colLast="0"/>
-      <w:bookmarkEnd w:id="11"/>
+      <w:bookmarkStart w:id="10" w:name="_n0ro1thuqbjg" w:colFirst="0" w:colLast="0"/>
+      <w:bookmarkEnd w:id="10"/>
       <w:r>
         <w:rPr>
           <w:rFonts w:ascii="Times New Roman" w:eastAsia="Times New Roman" w:hAnsi="Times New Roman" w:cs="Times New Roman"/>
@@ -5564,7 +5598,7 @@
     </w:p>
     <w:p>
       <w:pPr>
-        <w:pStyle w:val="3"/>
+        <w:pStyle w:val="Heading3"/>
         <w:keepLines w:val="0"/>
         <w:numPr>
           <w:ilvl w:val="1"/>
@@ -5577,8 +5611,8 @@
           <w:szCs w:val="24"/>
         </w:rPr>
       </w:pPr>
-      <w:bookmarkStart w:id="12" w:name="_x3wh1d70zc57" w:colFirst="0" w:colLast="0"/>
-      <w:bookmarkEnd w:id="12"/>
+      <w:bookmarkStart w:id="11" w:name="_x3wh1d70zc57" w:colFirst="0" w:colLast="0"/>
+      <w:bookmarkEnd w:id="11"/>
       <w:r>
         <w:rPr>
           <w:rFonts w:ascii="Times New Roman" w:eastAsia="Times New Roman" w:hAnsi="Times New Roman" w:cs="Times New Roman"/>
@@ -6587,7 +6621,7 @@
     </w:p>
     <w:p>
       <w:pPr>
-        <w:pStyle w:val="3"/>
+        <w:pStyle w:val="Heading3"/>
         <w:keepLines w:val="0"/>
         <w:numPr>
           <w:ilvl w:val="1"/>
@@ -6899,7 +6933,7 @@
     </w:p>
     <w:p>
       <w:pPr>
-        <w:pStyle w:val="3"/>
+        <w:pStyle w:val="Heading3"/>
         <w:keepLines w:val="0"/>
         <w:numPr>
           <w:ilvl w:val="1"/>
@@ -7277,7 +7311,7 @@
     </w:p>
     <w:p>
       <w:pPr>
-        <w:pStyle w:val="2"/>
+        <w:pStyle w:val="Heading2"/>
         <w:keepLines w:val="0"/>
         <w:numPr>
           <w:ilvl w:val="1"/>
@@ -7292,8 +7326,8 @@
           <w:szCs w:val="24"/>
         </w:rPr>
       </w:pPr>
-      <w:bookmarkStart w:id="13" w:name="_aisagml9gc" w:colFirst="0" w:colLast="0"/>
-      <w:bookmarkEnd w:id="13"/>
+      <w:bookmarkStart w:id="12" w:name="_aisagml9gc" w:colFirst="0" w:colLast="0"/>
+      <w:bookmarkEnd w:id="12"/>
       <w:r>
         <w:rPr>
           <w:rFonts w:ascii="Times New Roman" w:eastAsia="Times New Roman" w:hAnsi="Times New Roman" w:cs="Times New Roman"/>
@@ -7307,7 +7341,7 @@
     </w:p>
     <w:p>
       <w:pPr>
-        <w:pStyle w:val="a6"/>
+        <w:pStyle w:val="ListParagraph"/>
         <w:numPr>
           <w:ilvl w:val="2"/>
           <w:numId w:val="1"/>
@@ -7345,7 +7379,7 @@
     </w:p>
     <w:p>
       <w:pPr>
-        <w:pStyle w:val="a6"/>
+        <w:pStyle w:val="ListParagraph"/>
         <w:numPr>
           <w:ilvl w:val="2"/>
           <w:numId w:val="1"/>
@@ -7389,12 +7423,32 @@
           <w:szCs w:val="20"/>
           <w:lang w:val="en-US"/>
         </w:rPr>
-        <w:t>The system shall provide a text-based user interface for the Client Module to support login, chat selection, message viewing, and message sending.</w:t>
-      </w:r>
-    </w:p>
-    <w:p>
-      <w:pPr>
-        <w:pStyle w:val="a6"/>
+        <w:t xml:space="preserve">The system shall provide a </w:t>
+      </w:r>
+      <w:r>
+        <w:rPr>
+          <w:rFonts w:ascii="Times New Roman" w:eastAsia="Times New Roman" w:hAnsi="Times New Roman" w:cs="Times New Roman"/>
+          <w:color w:val="000000" w:themeColor="text1"/>
+          <w:sz w:val="20"/>
+          <w:szCs w:val="20"/>
+          <w:lang w:val="en-US"/>
+        </w:rPr>
+        <w:t>graphical</w:t>
+      </w:r>
+      <w:r>
+        <w:rPr>
+          <w:rFonts w:ascii="Times New Roman" w:eastAsia="Times New Roman" w:hAnsi="Times New Roman" w:cs="Times New Roman"/>
+          <w:color w:val="000000" w:themeColor="text1"/>
+          <w:sz w:val="20"/>
+          <w:szCs w:val="20"/>
+          <w:lang w:val="en-US"/>
+        </w:rPr>
+        <w:t xml:space="preserve"> user interface for the Client Module to support login, chat selection, message viewing, and message sending.</w:t>
+      </w:r>
+    </w:p>
+    <w:p>
+      <w:pPr>
+        <w:pStyle w:val="ListParagraph"/>
         <w:numPr>
           <w:ilvl w:val="2"/>
           <w:numId w:val="1"/>
@@ -7423,7 +7477,7 @@
     </w:p>
     <w:p>
       <w:pPr>
-        <w:pStyle w:val="a6"/>
+        <w:pStyle w:val="ListParagraph"/>
         <w:numPr>
           <w:ilvl w:val="2"/>
           <w:numId w:val="1"/>
@@ -7452,7 +7506,7 @@
     </w:p>
     <w:p>
       <w:pPr>
-        <w:pStyle w:val="a6"/>
+        <w:pStyle w:val="ListParagraph"/>
         <w:numPr>
           <w:ilvl w:val="2"/>
           <w:numId w:val="1"/>
@@ -7481,7 +7535,7 @@
     </w:p>
     <w:p>
       <w:pPr>
-        <w:pStyle w:val="a6"/>
+        <w:pStyle w:val="ListParagraph"/>
         <w:numPr>
           <w:ilvl w:val="2"/>
           <w:numId w:val="1"/>
@@ -7510,7 +7564,7 @@
     </w:p>
     <w:p>
       <w:pPr>
-        <w:pStyle w:val="a6"/>
+        <w:pStyle w:val="ListParagraph"/>
         <w:numPr>
           <w:ilvl w:val="2"/>
           <w:numId w:val="1"/>
@@ -7539,7 +7593,7 @@
     </w:p>
     <w:p>
       <w:pPr>
-        <w:pStyle w:val="a6"/>
+        <w:pStyle w:val="ListParagraph"/>
         <w:numPr>
           <w:ilvl w:val="2"/>
           <w:numId w:val="1"/>
@@ -7588,7 +7642,7 @@
     </w:p>
     <w:p>
       <w:pPr>
-        <w:pStyle w:val="a6"/>
+        <w:pStyle w:val="ListParagraph"/>
         <w:numPr>
           <w:ilvl w:val="2"/>
           <w:numId w:val="1"/>
@@ -7617,7 +7671,7 @@
     </w:p>
     <w:p>
       <w:pPr>
-        <w:pStyle w:val="a6"/>
+        <w:pStyle w:val="ListParagraph"/>
         <w:numPr>
           <w:ilvl w:val="2"/>
           <w:numId w:val="1"/>
@@ -7646,7 +7700,7 @@
     </w:p>
     <w:p>
       <w:pPr>
-        <w:pStyle w:val="a6"/>
+        <w:pStyle w:val="ListParagraph"/>
         <w:numPr>
           <w:ilvl w:val="2"/>
           <w:numId w:val="1"/>
@@ -7675,7 +7729,7 @@
     </w:p>
     <w:p>
       <w:pPr>
-        <w:pStyle w:val="a6"/>
+        <w:pStyle w:val="ListParagraph"/>
         <w:numPr>
           <w:ilvl w:val="2"/>
           <w:numId w:val="1"/>
@@ -7724,7 +7778,7 @@
     </w:p>
     <w:p>
       <w:pPr>
-        <w:pStyle w:val="a6"/>
+        <w:pStyle w:val="ListParagraph"/>
         <w:numPr>
           <w:ilvl w:val="2"/>
           <w:numId w:val="1"/>
@@ -7753,7 +7807,7 @@
     </w:p>
     <w:p>
       <w:pPr>
-        <w:pStyle w:val="a6"/>
+        <w:pStyle w:val="ListParagraph"/>
         <w:numPr>
           <w:ilvl w:val="2"/>
           <w:numId w:val="1"/>
@@ -7782,7 +7836,7 @@
     </w:p>
     <w:p>
       <w:pPr>
-        <w:pStyle w:val="a6"/>
+        <w:pStyle w:val="ListParagraph"/>
         <w:numPr>
           <w:ilvl w:val="2"/>
           <w:numId w:val="1"/>
@@ -7811,115 +7865,7 @@
     </w:p>
     <w:p>
       <w:pPr>
-        <w:pStyle w:val="a6"/>
-        <w:numPr>
-          <w:ilvl w:val="2"/>
-          <w:numId w:val="1"/>
-        </w:numPr>
-        <w:spacing w:before="80" w:line="240" w:lineRule="auto"/>
-        <w:ind w:firstLineChars="0"/>
-        <w:jc w:val="both"/>
-        <w:rPr>
-          <w:rFonts w:ascii="Times New Roman" w:eastAsia="Times New Roman" w:hAnsi="Times New Roman" w:cs="Times New Roman"/>
-          <w:color w:val="000000" w:themeColor="text1"/>
-          <w:sz w:val="20"/>
-          <w:szCs w:val="20"/>
-          <w:lang w:val="en-US"/>
-        </w:rPr>
-      </w:pPr>
-      <w:r>
-        <w:rPr>
-          <w:rFonts w:ascii="Times New Roman" w:eastAsia="Times New Roman" w:hAnsi="Times New Roman" w:cs="Times New Roman"/>
-          <w:color w:val="000000" w:themeColor="text1"/>
-          <w:sz w:val="20"/>
-          <w:szCs w:val="20"/>
-          <w:lang w:val="en-US"/>
-        </w:rPr>
-        <w:t>IT Interface</w:t>
-      </w:r>
-      <w:r>
-        <w:rPr>
-          <w:rFonts w:ascii="Times New Roman" w:eastAsia="Times New Roman" w:hAnsi="Times New Roman" w:cs="Times New Roman"/>
-          <w:color w:val="000000" w:themeColor="text1"/>
-          <w:sz w:val="20"/>
-          <w:szCs w:val="20"/>
-          <w:lang w:val="en-US"/>
-        </w:rPr>
-        <w:t xml:space="preserve">: </w:t>
-      </w:r>
-      <w:r>
-        <w:rPr>
-          <w:rFonts w:ascii="Times New Roman" w:eastAsia="Times New Roman" w:hAnsi="Times New Roman" w:cs="Times New Roman"/>
-          <w:color w:val="000000" w:themeColor="text1"/>
-          <w:sz w:val="20"/>
-          <w:szCs w:val="20"/>
-          <w:lang w:val="en-US"/>
-        </w:rPr>
-        <w:t xml:space="preserve">The system shall provide an IT interface that allows an IT user to view all conversations. </w:t>
-      </w:r>
-    </w:p>
-    <w:p>
-      <w:pPr>
-        <w:pStyle w:val="a6"/>
-        <w:numPr>
-          <w:ilvl w:val="2"/>
-          <w:numId w:val="1"/>
-        </w:numPr>
-        <w:spacing w:before="80" w:line="240" w:lineRule="auto"/>
-        <w:ind w:firstLineChars="0"/>
-        <w:jc w:val="both"/>
-        <w:rPr>
-          <w:rFonts w:ascii="Times New Roman" w:eastAsia="Times New Roman" w:hAnsi="Times New Roman" w:cs="Times New Roman"/>
-          <w:color w:val="000000" w:themeColor="text1"/>
-          <w:sz w:val="20"/>
-          <w:szCs w:val="20"/>
-          <w:lang w:val="en-US"/>
-        </w:rPr>
-      </w:pPr>
-      <w:r>
-        <w:rPr>
-          <w:rFonts w:ascii="Times New Roman" w:eastAsia="Times New Roman" w:hAnsi="Times New Roman" w:cs="Times New Roman"/>
-          <w:color w:val="000000" w:themeColor="text1"/>
-          <w:sz w:val="20"/>
-          <w:szCs w:val="20"/>
-          <w:lang w:val="en-US"/>
-        </w:rPr>
-        <w:t>The IT interface shall provide the ability to select a conversation and view its message history in chronological order.</w:t>
-      </w:r>
-    </w:p>
-    <w:p>
-      <w:pPr>
-        <w:pStyle w:val="a6"/>
-        <w:numPr>
-          <w:ilvl w:val="2"/>
-          <w:numId w:val="1"/>
-        </w:numPr>
-        <w:spacing w:before="80" w:line="240" w:lineRule="auto"/>
-        <w:ind w:firstLineChars="0"/>
-        <w:jc w:val="both"/>
-        <w:rPr>
-          <w:rFonts w:ascii="Times New Roman" w:eastAsia="Times New Roman" w:hAnsi="Times New Roman" w:cs="Times New Roman"/>
-          <w:color w:val="000000" w:themeColor="text1"/>
-          <w:sz w:val="20"/>
-          <w:szCs w:val="20"/>
-          <w:lang w:val="en-US"/>
-        </w:rPr>
-      </w:pPr>
-      <w:r>
-        <w:rPr>
-          <w:rFonts w:ascii="Times New Roman" w:eastAsia="Times New Roman" w:hAnsi="Times New Roman" w:cs="Times New Roman"/>
-          <w:color w:val="000000" w:themeColor="text1"/>
-          <w:sz w:val="20"/>
-          <w:szCs w:val="20"/>
-          <w:lang w:val="en-US"/>
-        </w:rPr>
-        <w:t>Access to the IT interface shall be restricted to authorized IT staff accounts.</w:t>
-      </w:r>
-    </w:p>
-    <w:p/>
-    <w:p>
-      <w:pPr>
-        <w:pStyle w:val="2"/>
+        <w:pStyle w:val="Heading2"/>
         <w:keepLines w:val="0"/>
         <w:numPr>
           <w:ilvl w:val="1"/>
@@ -7934,10 +7880,10 @@
           <w:szCs w:val="24"/>
         </w:rPr>
       </w:pPr>
-      <w:bookmarkStart w:id="14" w:name="kix.ju87p62dhkgz" w:colFirst="0" w:colLast="0"/>
-      <w:bookmarkStart w:id="15" w:name="_jcui53jib2ip" w:colFirst="0" w:colLast="0"/>
+      <w:bookmarkStart w:id="13" w:name="kix.ju87p62dhkgz" w:colFirst="0" w:colLast="0"/>
+      <w:bookmarkStart w:id="14" w:name="_jcui53jib2ip" w:colFirst="0" w:colLast="0"/>
+      <w:bookmarkEnd w:id="13"/>
       <w:bookmarkEnd w:id="14"/>
-      <w:bookmarkEnd w:id="15"/>
       <w:r>
         <w:rPr>
           <w:rFonts w:ascii="Times New Roman" w:eastAsia="Times New Roman" w:hAnsi="Times New Roman" w:cs="Times New Roman"/>
@@ -7951,7 +7897,7 @@
     </w:p>
     <w:p>
       <w:pPr>
-        <w:pStyle w:val="a6"/>
+        <w:pStyle w:val="ListParagraph"/>
         <w:numPr>
           <w:ilvl w:val="2"/>
           <w:numId w:val="1"/>
@@ -7987,17 +7933,7 @@
           <w:szCs w:val="20"/>
           <w:lang w:eastAsia="zh-CN"/>
         </w:rPr>
-        <w:t xml:space="preserve">server </w:t>
-      </w:r>
-      <w:proofErr w:type="gramStart"/>
-      <w:r>
-        <w:rPr>
-          <w:rFonts w:ascii="Times New Roman" w:hAnsi="Times New Roman" w:cs="Times New Roman"/>
-          <w:sz w:val="20"/>
-          <w:szCs w:val="20"/>
-          <w:lang w:eastAsia="zh-CN"/>
-        </w:rPr>
-        <w:t>module</w:t>
+        <w:t>server module</w:t>
       </w:r>
       <w:r>
         <w:rPr>
@@ -8006,9 +7942,17 @@
           <w:szCs w:val="20"/>
           <w:lang w:eastAsia="zh-CN"/>
         </w:rPr>
-        <w:t xml:space="preserve"> shall</w:t>
-      </w:r>
-      <w:proofErr w:type="gramEnd"/>
+        <w:t xml:space="preserve"> shall provide internal service interfaces for the login module, client module and IT module to request </w:t>
+      </w:r>
+      <w:r>
+        <w:rPr>
+          <w:rFonts w:ascii="Times New Roman" w:hAnsi="Times New Roman" w:cs="Times New Roman"/>
+          <w:sz w:val="20"/>
+          <w:szCs w:val="20"/>
+          <w:lang w:eastAsia="zh-CN"/>
+        </w:rPr>
+        <w:t>login authentication</w:t>
+      </w:r>
       <w:r>
         <w:rPr>
           <w:rFonts w:ascii="Times New Roman" w:hAnsi="Times New Roman" w:cs="Times New Roman" w:hint="eastAsia"/>
@@ -8016,12 +7960,30 @@
           <w:szCs w:val="20"/>
           <w:lang w:eastAsia="zh-CN"/>
         </w:rPr>
-        <w:t xml:space="preserve"> provide internal service interfaces for the login module, client module and IT module to request authentication, messaging and administrative access. </w:t>
-      </w:r>
-    </w:p>
-    <w:p>
-      <w:pPr>
-        <w:pStyle w:val="a6"/>
+        <w:t xml:space="preserve">, messaging and </w:t>
+      </w:r>
+      <w:r>
+        <w:rPr>
+          <w:rFonts w:ascii="Times New Roman" w:hAnsi="Times New Roman" w:cs="Times New Roman"/>
+          <w:sz w:val="20"/>
+          <w:szCs w:val="20"/>
+          <w:lang w:eastAsia="zh-CN"/>
+        </w:rPr>
+        <w:t>IT</w:t>
+      </w:r>
+      <w:r>
+        <w:rPr>
+          <w:rFonts w:ascii="Times New Roman" w:hAnsi="Times New Roman" w:cs="Times New Roman" w:hint="eastAsia"/>
+          <w:sz w:val="20"/>
+          <w:szCs w:val="20"/>
+          <w:lang w:eastAsia="zh-CN"/>
+        </w:rPr>
+        <w:t xml:space="preserve"> access. </w:t>
+      </w:r>
+    </w:p>
+    <w:p>
+      <w:pPr>
+        <w:pStyle w:val="ListParagraph"/>
         <w:numPr>
           <w:ilvl w:val="2"/>
           <w:numId w:val="1"/>
@@ -8040,6 +8002,7 @@
           <w:szCs w:val="20"/>
           <w:lang w:eastAsia="zh-CN"/>
         </w:rPr>
+        <w:lastRenderedPageBreak/>
         <w:t>T</w:t>
       </w:r>
       <w:r>
@@ -8054,7 +8017,7 @@
     </w:p>
     <w:p>
       <w:pPr>
-        <w:pStyle w:val="a6"/>
+        <w:pStyle w:val="ListParagraph"/>
         <w:numPr>
           <w:ilvl w:val="2"/>
           <w:numId w:val="1"/>
@@ -8105,7 +8068,7 @@
     </w:p>
     <w:p>
       <w:pPr>
-        <w:pStyle w:val="a6"/>
+        <w:pStyle w:val="ListParagraph"/>
         <w:numPr>
           <w:ilvl w:val="2"/>
           <w:numId w:val="1"/>
@@ -8147,7 +8110,7 @@
     </w:p>
     <w:p>
       <w:pPr>
-        <w:pStyle w:val="a6"/>
+        <w:pStyle w:val="ListParagraph"/>
         <w:numPr>
           <w:ilvl w:val="2"/>
           <w:numId w:val="1"/>
@@ -8253,7 +8216,7 @@
     </w:p>
     <w:p>
       <w:pPr>
-        <w:pStyle w:val="a6"/>
+        <w:pStyle w:val="ListParagraph"/>
         <w:numPr>
           <w:ilvl w:val="2"/>
           <w:numId w:val="1"/>
@@ -8288,36 +8251,44 @@
           <w:sz w:val="20"/>
           <w:szCs w:val="20"/>
         </w:rPr>
-        <w:t xml:space="preserve"> module shall provide a method to submit a message to a chat, store the message, maintain message order within the conversation and broadcast message to online users.</w:t>
-      </w:r>
-    </w:p>
-    <w:p>
-      <w:pPr>
-        <w:pStyle w:val="a6"/>
+        <w:t xml:space="preserve"> module shall provide a method to submit a message to a chat</w:t>
+      </w:r>
+      <w:r>
+        <w:rPr>
+          <w:rFonts w:ascii="Times New Roman" w:hAnsi="Times New Roman" w:cs="Times New Roman"/>
+          <w:sz w:val="20"/>
+          <w:szCs w:val="20"/>
+        </w:rPr>
+        <w:t>.</w:t>
+      </w:r>
+    </w:p>
+    <w:p>
+      <w:pPr>
+        <w:pStyle w:val="ListParagraph"/>
         <w:numPr>
           <w:ilvl w:val="2"/>
           <w:numId w:val="1"/>
         </w:numPr>
         <w:ind w:firstLineChars="0"/>
         <w:rPr>
+          <w:rFonts w:ascii="Times New Roman" w:hAnsi="Times New Roman" w:cs="Times New Roman"/>
+          <w:sz w:val="20"/>
+          <w:szCs w:val="20"/>
+        </w:rPr>
+      </w:pPr>
+      <w:r>
+        <w:rPr>
+          <w:rFonts w:ascii="Times New Roman" w:hAnsi="Times New Roman" w:cs="Times New Roman"/>
+          <w:sz w:val="20"/>
+          <w:szCs w:val="20"/>
+        </w:rPr>
+        <w:t xml:space="preserve">The Communication </w:t>
+      </w:r>
+      <w:r>
+        <w:rPr>
           <w:rFonts w:ascii="Times New Roman" w:hAnsi="Times New Roman" w:cs="Times New Roman" w:hint="eastAsia"/>
           <w:sz w:val="20"/>
           <w:szCs w:val="20"/>
-        </w:rPr>
-      </w:pPr>
-      <w:r>
-        <w:rPr>
-          <w:rFonts w:ascii="Times New Roman" w:hAnsi="Times New Roman" w:cs="Times New Roman"/>
-          <w:sz w:val="20"/>
-          <w:szCs w:val="20"/>
-        </w:rPr>
-        <w:t xml:space="preserve">The Communication </w:t>
-      </w:r>
-      <w:r>
-        <w:rPr>
-          <w:rFonts w:ascii="Times New Roman" w:hAnsi="Times New Roman" w:cs="Times New Roman" w:hint="eastAsia"/>
-          <w:sz w:val="20"/>
-          <w:szCs w:val="20"/>
           <w:lang w:eastAsia="zh-CN"/>
         </w:rPr>
         <w:t xml:space="preserve">server </w:t>
@@ -8333,7 +8304,7 @@
     </w:p>
     <w:p>
       <w:pPr>
-        <w:pStyle w:val="a6"/>
+        <w:pStyle w:val="ListParagraph"/>
         <w:numPr>
           <w:ilvl w:val="2"/>
           <w:numId w:val="1"/>
@@ -8368,12 +8339,12 @@
           <w:sz w:val="20"/>
           <w:szCs w:val="20"/>
         </w:rPr>
-        <w:t xml:space="preserve"> module shall notify Client module when new message is received, user is invited to a group chat.</w:t>
-      </w:r>
-    </w:p>
-    <w:p>
-      <w:pPr>
-        <w:pStyle w:val="a6"/>
+        <w:t xml:space="preserve"> module shall notify Client module when new message is received</w:t>
+      </w:r>
+    </w:p>
+    <w:p>
+      <w:pPr>
+        <w:pStyle w:val="ListParagraph"/>
         <w:numPr>
           <w:ilvl w:val="2"/>
           <w:numId w:val="1"/>
@@ -8408,12 +8379,28 @@
           <w:sz w:val="20"/>
           <w:szCs w:val="20"/>
         </w:rPr>
-        <w:t xml:space="preserve"> module shall provide internal access to the IT module to allow viewing all conversation, all users, message history by user, and message history by chat.</w:t>
-      </w:r>
-    </w:p>
-    <w:p>
-      <w:pPr>
-        <w:pStyle w:val="a6"/>
+        <w:t xml:space="preserve"> module shall provide internal access to the IT module to allow viewing all conversation, all users, </w:t>
+      </w:r>
+      <w:r>
+        <w:rPr>
+          <w:rFonts w:ascii="Times New Roman" w:hAnsi="Times New Roman" w:cs="Times New Roman"/>
+          <w:sz w:val="20"/>
+          <w:szCs w:val="20"/>
+        </w:rPr>
+        <w:t xml:space="preserve">chat list </w:t>
+      </w:r>
+      <w:r>
+        <w:rPr>
+          <w:rFonts w:ascii="Times New Roman" w:hAnsi="Times New Roman" w:cs="Times New Roman"/>
+          <w:sz w:val="20"/>
+          <w:szCs w:val="20"/>
+        </w:rPr>
+        <w:t>by user, and message history by chat.</w:t>
+      </w:r>
+    </w:p>
+    <w:p>
+      <w:pPr>
+        <w:pStyle w:val="ListParagraph"/>
         <w:numPr>
           <w:ilvl w:val="2"/>
           <w:numId w:val="1"/>
@@ -8432,12 +8419,39 @@
           <w:szCs w:val="20"/>
           <w:lang w:eastAsia="zh-CN"/>
         </w:rPr>
-        <w:t>All messages shall be stored in structured documents.</w:t>
-      </w:r>
-    </w:p>
-    <w:p>
-      <w:pPr>
-        <w:pStyle w:val="a6"/>
+        <w:t>T</w:t>
+      </w:r>
+      <w:r>
+        <w:rPr>
+          <w:rFonts w:ascii="Times New Roman" w:hAnsi="Times New Roman" w:cs="Times New Roman" w:hint="eastAsia"/>
+          <w:sz w:val="20"/>
+          <w:szCs w:val="20"/>
+          <w:lang w:eastAsia="zh-CN"/>
+        </w:rPr>
+        <w:t xml:space="preserve">he communication server module shall handle concurrent service </w:t>
+      </w:r>
+      <w:r>
+        <w:rPr>
+          <w:rFonts w:ascii="Times New Roman" w:hAnsi="Times New Roman" w:cs="Times New Roman"/>
+          <w:sz w:val="20"/>
+          <w:szCs w:val="20"/>
+          <w:lang w:eastAsia="zh-CN"/>
+        </w:rPr>
+        <w:t>requests</w:t>
+      </w:r>
+      <w:r>
+        <w:rPr>
+          <w:rFonts w:ascii="Times New Roman" w:hAnsi="Times New Roman" w:cs="Times New Roman" w:hint="eastAsia"/>
+          <w:sz w:val="20"/>
+          <w:szCs w:val="20"/>
+          <w:lang w:eastAsia="zh-CN"/>
+        </w:rPr>
+        <w:t xml:space="preserve"> from multiple Client modules and IT modules</w:t>
+      </w:r>
+    </w:p>
+    <w:p>
+      <w:pPr>
+        <w:pStyle w:val="ListParagraph"/>
         <w:numPr>
           <w:ilvl w:val="2"/>
           <w:numId w:val="1"/>
@@ -8451,44 +8465,17 @@
       </w:pPr>
       <w:r>
         <w:rPr>
-          <w:rFonts w:ascii="Times New Roman" w:hAnsi="Times New Roman" w:cs="Times New Roman"/>
-          <w:sz w:val="20"/>
-          <w:szCs w:val="20"/>
-          <w:lang w:eastAsia="zh-CN"/>
-        </w:rPr>
-        <w:t>T</w:t>
-      </w:r>
-      <w:r>
-        <w:rPr>
           <w:rFonts w:ascii="Times New Roman" w:hAnsi="Times New Roman" w:cs="Times New Roman" w:hint="eastAsia"/>
           <w:sz w:val="20"/>
           <w:szCs w:val="20"/>
           <w:lang w:eastAsia="zh-CN"/>
         </w:rPr>
-        <w:t xml:space="preserve">he communication server module shall handle concurrent service </w:t>
-      </w:r>
-      <w:r>
-        <w:rPr>
-          <w:rFonts w:ascii="Times New Roman" w:hAnsi="Times New Roman" w:cs="Times New Roman"/>
-          <w:sz w:val="20"/>
-          <w:szCs w:val="20"/>
-          <w:lang w:eastAsia="zh-CN"/>
-        </w:rPr>
-        <w:t>requests</w:t>
-      </w:r>
-      <w:r>
-        <w:rPr>
-          <w:rFonts w:ascii="Times New Roman" w:hAnsi="Times New Roman" w:cs="Times New Roman" w:hint="eastAsia"/>
-          <w:sz w:val="20"/>
-          <w:szCs w:val="20"/>
-          <w:lang w:eastAsia="zh-CN"/>
-        </w:rPr>
-        <w:t xml:space="preserve"> from multiple Client modules and IT modules</w:t>
-      </w:r>
-    </w:p>
-    <w:p>
-      <w:pPr>
-        <w:pStyle w:val="a6"/>
+        <w:t>The communication server module shall provide the IT module with read-only access interface.</w:t>
+      </w:r>
+    </w:p>
+    <w:p>
+      <w:pPr>
+        <w:pStyle w:val="ListParagraph"/>
         <w:numPr>
           <w:ilvl w:val="2"/>
           <w:numId w:val="1"/>
@@ -8507,56 +8494,12 @@
           <w:szCs w:val="20"/>
           <w:lang w:eastAsia="zh-CN"/>
         </w:rPr>
-        <w:t xml:space="preserve">The communication server module shall provide the IT module with </w:t>
-      </w:r>
-      <w:proofErr w:type="gramStart"/>
-      <w:r>
-        <w:rPr>
-          <w:rFonts w:ascii="Times New Roman" w:hAnsi="Times New Roman" w:cs="Times New Roman" w:hint="eastAsia"/>
-          <w:sz w:val="20"/>
-          <w:szCs w:val="20"/>
-          <w:lang w:eastAsia="zh-CN"/>
-        </w:rPr>
-        <w:t>read</w:t>
-      </w:r>
-      <w:proofErr w:type="gramEnd"/>
-      <w:r>
-        <w:rPr>
-          <w:rFonts w:ascii="Times New Roman" w:hAnsi="Times New Roman" w:cs="Times New Roman" w:hint="eastAsia"/>
-          <w:sz w:val="20"/>
-          <w:szCs w:val="20"/>
-          <w:lang w:eastAsia="zh-CN"/>
-        </w:rPr>
-        <w:t>-only access interface.</w:t>
-      </w:r>
-    </w:p>
-    <w:p>
-      <w:pPr>
-        <w:pStyle w:val="a6"/>
-        <w:numPr>
-          <w:ilvl w:val="2"/>
-          <w:numId w:val="1"/>
-        </w:numPr>
-        <w:ind w:firstLineChars="0"/>
-        <w:rPr>
-          <w:rFonts w:ascii="Times New Roman" w:hAnsi="Times New Roman" w:cs="Times New Roman" w:hint="eastAsia"/>
-          <w:sz w:val="20"/>
-          <w:szCs w:val="20"/>
-        </w:rPr>
-      </w:pPr>
-      <w:r>
-        <w:rPr>
-          <w:rFonts w:ascii="Times New Roman" w:hAnsi="Times New Roman" w:cs="Times New Roman" w:hint="eastAsia"/>
-          <w:sz w:val="20"/>
-          <w:szCs w:val="20"/>
-          <w:lang w:eastAsia="zh-CN"/>
-        </w:rPr>
         <w:t>All internal service interfaces between modules shall follow standard object-oriented interface design.</w:t>
       </w:r>
     </w:p>
     <w:p>
       <w:pPr>
-        <w:pStyle w:val="1"/>
+        <w:pStyle w:val="Heading1"/>
         <w:keepLines w:val="0"/>
         <w:pageBreakBefore/>
         <w:pBdr>
@@ -8575,8 +8518,8 @@
           <w:szCs w:val="36"/>
         </w:rPr>
       </w:pPr>
-      <w:bookmarkStart w:id="16" w:name="_juiqqpas34oj" w:colFirst="0" w:colLast="0"/>
-      <w:bookmarkEnd w:id="16"/>
+      <w:bookmarkStart w:id="15" w:name="_juiqqpas34oj" w:colFirst="0" w:colLast="0"/>
+      <w:bookmarkEnd w:id="15"/>
       <w:r>
         <w:rPr>
           <w:rFonts w:ascii="Times New Roman" w:eastAsia="Times New Roman" w:hAnsi="Times New Roman" w:cs="Times New Roman"/>
@@ -8591,7 +8534,7 @@
     </w:p>
     <w:p>
       <w:pPr>
-        <w:pStyle w:val="2"/>
+        <w:pStyle w:val="Heading2"/>
         <w:keepLines w:val="0"/>
         <w:numPr>
           <w:ilvl w:val="1"/>
@@ -8606,8 +8549,8 @@
           <w:szCs w:val="24"/>
         </w:rPr>
       </w:pPr>
-      <w:bookmarkStart w:id="17" w:name="_tonrxsqyf8za" w:colFirst="0" w:colLast="0"/>
-      <w:bookmarkEnd w:id="17"/>
+      <w:bookmarkStart w:id="16" w:name="_tonrxsqyf8za" w:colFirst="0" w:colLast="0"/>
+      <w:bookmarkEnd w:id="16"/>
       <w:r>
         <w:rPr>
           <w:rFonts w:ascii="Times New Roman" w:eastAsia="Times New Roman" w:hAnsi="Times New Roman" w:cs="Times New Roman"/>
@@ -8639,17 +8582,7 @@
           <w:szCs w:val="20"/>
           <w:lang w:eastAsia="zh-CN"/>
         </w:rPr>
-        <w:t>4.1.1</w:t>
-      </w:r>
-      <w:r>
-        <w:rPr>
-          <w:rFonts w:ascii="Times New Roman" w:hAnsi="Times New Roman" w:cs="Times New Roman"/>
-          <w:color w:val="000000" w:themeColor="text1"/>
-          <w:sz w:val="20"/>
-          <w:szCs w:val="20"/>
-          <w:lang w:eastAsia="zh-CN"/>
-        </w:rPr>
-        <w:t>.</w:t>
+        <w:t>4.1.1.</w:t>
       </w:r>
       <w:r>
         <w:rPr>
@@ -8712,7 +8645,7 @@
           <w:szCs w:val="20"/>
           <w:lang w:eastAsia="zh-CN"/>
         </w:rPr>
-        <w:t xml:space="preserve">The system shall prevent unauthorized access to chats. </w:t>
+        <w:t xml:space="preserve">The system shall prevent unauthorized access to chats.  </w:t>
       </w:r>
     </w:p>
     <w:p>
@@ -8735,7 +8668,7 @@
           <w:szCs w:val="20"/>
           <w:lang w:eastAsia="zh-CN"/>
         </w:rPr>
-        <w:t>4.1.3.</w:t>
+        <w:t>4.1.5.</w:t>
       </w:r>
       <w:r>
         <w:rPr>
@@ -8755,31 +8688,50 @@
           <w:szCs w:val="20"/>
           <w:lang w:eastAsia="zh-CN"/>
         </w:rPr>
-        <w:t xml:space="preserve">Authentication must be done before accessing any communication function. </w:t>
+        <w:t>All communication between client and server shall be via TCP/IP.</w:t>
+      </w:r>
+      <w:r>
+        <w:rPr>
+          <w:rFonts w:ascii="Times New Roman" w:hAnsi="Times New Roman" w:cs="Times New Roman"/>
+          <w:color w:val="000000" w:themeColor="text1"/>
+          <w:sz w:val="20"/>
+          <w:szCs w:val="20"/>
+          <w:lang w:eastAsia="zh-CN"/>
+        </w:rPr>
+        <w:tab/>
+      </w:r>
+      <w:r>
+        <w:rPr>
+          <w:rFonts w:ascii="Times New Roman" w:hAnsi="Times New Roman" w:cs="Times New Roman"/>
+          <w:color w:val="000000" w:themeColor="text1"/>
+          <w:sz w:val="20"/>
+          <w:szCs w:val="20"/>
+          <w:lang w:eastAsia="zh-CN"/>
+        </w:rPr>
+        <w:tab/>
+      </w:r>
+      <w:r>
+        <w:rPr>
+          <w:rFonts w:ascii="Times New Roman" w:hAnsi="Times New Roman" w:cs="Times New Roman"/>
+          <w:color w:val="000000" w:themeColor="text1"/>
+          <w:sz w:val="20"/>
+          <w:szCs w:val="20"/>
+          <w:lang w:eastAsia="zh-CN"/>
+        </w:rPr>
+        <w:tab/>
       </w:r>
     </w:p>
     <w:p>
       <w:pPr>
         <w:spacing w:line="240" w:lineRule="auto"/>
-        <w:ind w:left="720" w:firstLine="720"/>
-        <w:rPr>
-          <w:rFonts w:ascii="Times New Roman" w:hAnsi="Times New Roman" w:cs="Times New Roman"/>
-          <w:color w:val="000000" w:themeColor="text1"/>
-          <w:sz w:val="20"/>
-          <w:szCs w:val="20"/>
-          <w:lang w:eastAsia="zh-CN"/>
-        </w:rPr>
-      </w:pPr>
-      <w:r>
-        <w:rPr>
-          <w:rFonts w:ascii="Times New Roman" w:hAnsi="Times New Roman" w:cs="Times New Roman"/>
-          <w:color w:val="000000" w:themeColor="text1"/>
-          <w:sz w:val="20"/>
-          <w:szCs w:val="20"/>
-          <w:lang w:eastAsia="zh-CN"/>
-        </w:rPr>
-        <w:t>4.1.4.</w:t>
-      </w:r>
+        <w:rPr>
+          <w:rFonts w:ascii="Times New Roman" w:hAnsi="Times New Roman" w:cs="Times New Roman"/>
+          <w:color w:val="000000" w:themeColor="text1"/>
+          <w:sz w:val="20"/>
+          <w:szCs w:val="20"/>
+          <w:lang w:eastAsia="zh-CN"/>
+        </w:rPr>
+      </w:pPr>
       <w:r>
         <w:rPr>
           <w:rFonts w:ascii="Times New Roman" w:hAnsi="Times New Roman" w:cs="Times New Roman"/>
@@ -8792,37 +8744,47 @@
       </w:r>
       <w:r>
         <w:rPr>
+          <w:rFonts w:ascii="Times New Roman" w:hAnsi="Times New Roman" w:cs="Times New Roman"/>
+          <w:color w:val="000000" w:themeColor="text1"/>
+          <w:sz w:val="20"/>
+          <w:szCs w:val="20"/>
+          <w:lang w:eastAsia="zh-CN"/>
+        </w:rPr>
+        <w:tab/>
+        <w:t>4.1.6.</w:t>
+      </w:r>
+      <w:r>
+        <w:rPr>
+          <w:rFonts w:ascii="Times New Roman" w:hAnsi="Times New Roman" w:cs="Times New Roman"/>
+          <w:color w:val="000000" w:themeColor="text1"/>
+          <w:sz w:val="20"/>
+          <w:szCs w:val="20"/>
+          <w:lang w:eastAsia="zh-CN"/>
+        </w:rPr>
+        <w:tab/>
+      </w:r>
+      <w:r>
+        <w:rPr>
           <w:rFonts w:ascii="Times New Roman" w:hAnsi="Times New Roman" w:cs="Times New Roman" w:hint="eastAsia"/>
           <w:color w:val="000000" w:themeColor="text1"/>
           <w:sz w:val="20"/>
           <w:szCs w:val="20"/>
           <w:lang w:eastAsia="zh-CN"/>
         </w:rPr>
-        <w:t xml:space="preserve">The system shall prevent unauthorized access to chats. </w:t>
+        <w:t>Users shall only view conversation in which they are participants.</w:t>
       </w:r>
     </w:p>
     <w:p>
       <w:pPr>
         <w:spacing w:line="240" w:lineRule="auto"/>
-        <w:ind w:left="720" w:firstLine="720"/>
-        <w:rPr>
-          <w:rFonts w:ascii="Times New Roman" w:hAnsi="Times New Roman" w:cs="Times New Roman"/>
-          <w:color w:val="000000" w:themeColor="text1"/>
-          <w:sz w:val="20"/>
-          <w:szCs w:val="20"/>
-          <w:lang w:eastAsia="zh-CN"/>
-        </w:rPr>
-      </w:pPr>
-      <w:r>
-        <w:rPr>
-          <w:rFonts w:ascii="Times New Roman" w:hAnsi="Times New Roman" w:cs="Times New Roman"/>
-          <w:color w:val="000000" w:themeColor="text1"/>
-          <w:sz w:val="20"/>
-          <w:szCs w:val="20"/>
-          <w:lang w:eastAsia="zh-CN"/>
-        </w:rPr>
-        <w:t>4.1.5.</w:t>
-      </w:r>
+        <w:rPr>
+          <w:rFonts w:ascii="Times New Roman" w:hAnsi="Times New Roman" w:cs="Times New Roman"/>
+          <w:color w:val="000000" w:themeColor="text1"/>
+          <w:sz w:val="20"/>
+          <w:szCs w:val="20"/>
+          <w:lang w:eastAsia="zh-CN"/>
+        </w:rPr>
+      </w:pPr>
       <w:r>
         <w:rPr>
           <w:rFonts w:ascii="Times New Roman" w:hAnsi="Times New Roman" w:cs="Times New Roman"/>
@@ -8835,14 +8797,47 @@
       </w:r>
       <w:r>
         <w:rPr>
+          <w:rFonts w:ascii="Times New Roman" w:hAnsi="Times New Roman" w:cs="Times New Roman"/>
+          <w:color w:val="000000" w:themeColor="text1"/>
+          <w:sz w:val="20"/>
+          <w:szCs w:val="20"/>
+          <w:lang w:eastAsia="zh-CN"/>
+        </w:rPr>
+        <w:tab/>
+        <w:t>4.1.7.</w:t>
+      </w:r>
+      <w:r>
+        <w:rPr>
+          <w:rFonts w:ascii="Times New Roman" w:hAnsi="Times New Roman" w:cs="Times New Roman"/>
+          <w:color w:val="000000" w:themeColor="text1"/>
+          <w:sz w:val="20"/>
+          <w:szCs w:val="20"/>
+          <w:lang w:eastAsia="zh-CN"/>
+        </w:rPr>
+        <w:tab/>
+      </w:r>
+      <w:r>
+        <w:rPr>
           <w:rFonts w:ascii="Times New Roman" w:hAnsi="Times New Roman" w:cs="Times New Roman" w:hint="eastAsia"/>
           <w:color w:val="000000" w:themeColor="text1"/>
           <w:sz w:val="20"/>
           <w:szCs w:val="20"/>
           <w:lang w:eastAsia="zh-CN"/>
         </w:rPr>
-        <w:t>All communication between client and server shall be via TCP/IP.</w:t>
-      </w:r>
+        <w:t>IT users shall be able to view all conversation.</w:t>
+      </w:r>
+    </w:p>
+    <w:p>
+      <w:pPr>
+        <w:spacing w:line="240" w:lineRule="auto"/>
+        <w:rPr>
+          <w:rFonts w:ascii="Times New Roman" w:hAnsi="Times New Roman" w:cs="Times New Roman"/>
+          <w:color w:val="000000" w:themeColor="text1"/>
+          <w:sz w:val="20"/>
+          <w:szCs w:val="20"/>
+          <w:lang w:eastAsia="zh-CN"/>
+        </w:rPr>
+      </w:pPr>
       <w:r>
         <w:rPr>
           <w:rFonts w:ascii="Times New Roman" w:hAnsi="Times New Roman" w:cs="Times New Roman"/>
@@ -8862,181 +8857,6 @@
           <w:lang w:eastAsia="zh-CN"/>
         </w:rPr>
         <w:tab/>
-      </w:r>
-      <w:r>
-        <w:rPr>
-          <w:rFonts w:ascii="Times New Roman" w:hAnsi="Times New Roman" w:cs="Times New Roman"/>
-          <w:color w:val="000000" w:themeColor="text1"/>
-          <w:sz w:val="20"/>
-          <w:szCs w:val="20"/>
-          <w:lang w:eastAsia="zh-CN"/>
-        </w:rPr>
-        <w:tab/>
-      </w:r>
-    </w:p>
-    <w:p>
-      <w:pPr>
-        <w:spacing w:line="240" w:lineRule="auto"/>
-        <w:rPr>
-          <w:rFonts w:ascii="Times New Roman" w:hAnsi="Times New Roman" w:cs="Times New Roman"/>
-          <w:color w:val="000000" w:themeColor="text1"/>
-          <w:sz w:val="20"/>
-          <w:szCs w:val="20"/>
-          <w:lang w:eastAsia="zh-CN"/>
-        </w:rPr>
-      </w:pPr>
-      <w:r>
-        <w:rPr>
-          <w:rFonts w:ascii="Times New Roman" w:hAnsi="Times New Roman" w:cs="Times New Roman"/>
-          <w:color w:val="000000" w:themeColor="text1"/>
-          <w:sz w:val="20"/>
-          <w:szCs w:val="20"/>
-          <w:lang w:eastAsia="zh-CN"/>
-        </w:rPr>
-        <w:tab/>
-      </w:r>
-      <w:r>
-        <w:rPr>
-          <w:rFonts w:ascii="Times New Roman" w:hAnsi="Times New Roman" w:cs="Times New Roman"/>
-          <w:color w:val="000000" w:themeColor="text1"/>
-          <w:sz w:val="20"/>
-          <w:szCs w:val="20"/>
-          <w:lang w:eastAsia="zh-CN"/>
-        </w:rPr>
-        <w:tab/>
-      </w:r>
-      <w:r>
-        <w:rPr>
-          <w:rFonts w:ascii="Times New Roman" w:hAnsi="Times New Roman" w:cs="Times New Roman"/>
-          <w:color w:val="000000" w:themeColor="text1"/>
-          <w:sz w:val="20"/>
-          <w:szCs w:val="20"/>
-          <w:lang w:eastAsia="zh-CN"/>
-        </w:rPr>
-        <w:t>4.1.6.</w:t>
-      </w:r>
-      <w:r>
-        <w:rPr>
-          <w:rFonts w:ascii="Times New Roman" w:hAnsi="Times New Roman" w:cs="Times New Roman"/>
-          <w:color w:val="000000" w:themeColor="text1"/>
-          <w:sz w:val="20"/>
-          <w:szCs w:val="20"/>
-          <w:lang w:eastAsia="zh-CN"/>
-        </w:rPr>
-        <w:tab/>
-      </w:r>
-      <w:r>
-        <w:rPr>
-          <w:rFonts w:ascii="Times New Roman" w:hAnsi="Times New Roman" w:cs="Times New Roman" w:hint="eastAsia"/>
-          <w:color w:val="000000" w:themeColor="text1"/>
-          <w:sz w:val="20"/>
-          <w:szCs w:val="20"/>
-          <w:lang w:eastAsia="zh-CN"/>
-        </w:rPr>
-        <w:t>Users shall only view conversation in which they are participants.</w:t>
-      </w:r>
-    </w:p>
-    <w:p>
-      <w:pPr>
-        <w:spacing w:line="240" w:lineRule="auto"/>
-        <w:rPr>
-          <w:rFonts w:ascii="Times New Roman" w:hAnsi="Times New Roman" w:cs="Times New Roman"/>
-          <w:color w:val="000000" w:themeColor="text1"/>
-          <w:sz w:val="20"/>
-          <w:szCs w:val="20"/>
-          <w:lang w:eastAsia="zh-CN"/>
-        </w:rPr>
-      </w:pPr>
-      <w:r>
-        <w:rPr>
-          <w:rFonts w:ascii="Times New Roman" w:hAnsi="Times New Roman" w:cs="Times New Roman"/>
-          <w:color w:val="000000" w:themeColor="text1"/>
-          <w:sz w:val="20"/>
-          <w:szCs w:val="20"/>
-          <w:lang w:eastAsia="zh-CN"/>
-        </w:rPr>
-        <w:tab/>
-      </w:r>
-      <w:r>
-        <w:rPr>
-          <w:rFonts w:ascii="Times New Roman" w:hAnsi="Times New Roman" w:cs="Times New Roman"/>
-          <w:color w:val="000000" w:themeColor="text1"/>
-          <w:sz w:val="20"/>
-          <w:szCs w:val="20"/>
-          <w:lang w:eastAsia="zh-CN"/>
-        </w:rPr>
-        <w:tab/>
-      </w:r>
-      <w:r>
-        <w:rPr>
-          <w:rFonts w:ascii="Times New Roman" w:hAnsi="Times New Roman" w:cs="Times New Roman"/>
-          <w:color w:val="000000" w:themeColor="text1"/>
-          <w:sz w:val="20"/>
-          <w:szCs w:val="20"/>
-          <w:lang w:eastAsia="zh-CN"/>
-        </w:rPr>
-        <w:t>4.1.7.</w:t>
-      </w:r>
-      <w:r>
-        <w:rPr>
-          <w:rFonts w:ascii="Times New Roman" w:hAnsi="Times New Roman" w:cs="Times New Roman"/>
-          <w:color w:val="000000" w:themeColor="text1"/>
-          <w:sz w:val="20"/>
-          <w:szCs w:val="20"/>
-          <w:lang w:eastAsia="zh-CN"/>
-        </w:rPr>
-        <w:tab/>
-      </w:r>
-      <w:r>
-        <w:rPr>
-          <w:rFonts w:ascii="Times New Roman" w:hAnsi="Times New Roman" w:cs="Times New Roman" w:hint="eastAsia"/>
-          <w:color w:val="000000" w:themeColor="text1"/>
-          <w:sz w:val="20"/>
-          <w:szCs w:val="20"/>
-          <w:lang w:eastAsia="zh-CN"/>
-        </w:rPr>
-        <w:t>IT users shall be able to view all conversation.</w:t>
-      </w:r>
-    </w:p>
-    <w:p>
-      <w:pPr>
-        <w:spacing w:line="240" w:lineRule="auto"/>
-        <w:rPr>
-          <w:rFonts w:ascii="Times New Roman" w:hAnsi="Times New Roman" w:cs="Times New Roman"/>
-          <w:color w:val="000000" w:themeColor="text1"/>
-          <w:sz w:val="20"/>
-          <w:szCs w:val="20"/>
-          <w:lang w:eastAsia="zh-CN"/>
-        </w:rPr>
-      </w:pPr>
-      <w:r>
-        <w:rPr>
-          <w:rFonts w:ascii="Times New Roman" w:hAnsi="Times New Roman" w:cs="Times New Roman"/>
-          <w:color w:val="000000" w:themeColor="text1"/>
-          <w:sz w:val="20"/>
-          <w:szCs w:val="20"/>
-          <w:lang w:eastAsia="zh-CN"/>
-        </w:rPr>
-        <w:tab/>
-      </w:r>
-      <w:r>
-        <w:rPr>
-          <w:rFonts w:ascii="Times New Roman" w:hAnsi="Times New Roman" w:cs="Times New Roman"/>
-          <w:color w:val="000000" w:themeColor="text1"/>
-          <w:sz w:val="20"/>
-          <w:szCs w:val="20"/>
-          <w:lang w:eastAsia="zh-CN"/>
-        </w:rPr>
-        <w:tab/>
-      </w:r>
-      <w:r>
-        <w:rPr>
-          <w:rFonts w:ascii="Times New Roman" w:hAnsi="Times New Roman" w:cs="Times New Roman"/>
-          <w:color w:val="000000" w:themeColor="text1"/>
-          <w:sz w:val="20"/>
-          <w:szCs w:val="20"/>
-          <w:lang w:eastAsia="zh-CN"/>
-        </w:rPr>
         <w:t>4.1.8.</w:t>
       </w:r>
       <w:r>
@@ -9091,15 +8911,6 @@
           <w:lang w:eastAsia="zh-CN"/>
         </w:rPr>
         <w:tab/>
-      </w:r>
-      <w:r>
-        <w:rPr>
-          <w:rFonts w:ascii="Times New Roman" w:hAnsi="Times New Roman" w:cs="Times New Roman"/>
-          <w:color w:val="000000" w:themeColor="text1"/>
-          <w:sz w:val="20"/>
-          <w:szCs w:val="20"/>
-          <w:lang w:eastAsia="zh-CN"/>
-        </w:rPr>
         <w:t>4.1.9.</w:t>
       </w:r>
       <w:r>
@@ -9187,7 +8998,7 @@
     </w:p>
     <w:p>
       <w:pPr>
-        <w:pStyle w:val="2"/>
+        <w:pStyle w:val="Heading2"/>
         <w:keepLines w:val="0"/>
         <w:numPr>
           <w:ilvl w:val="1"/>
@@ -9203,8 +9014,8 @@
           <w:lang w:eastAsia="zh-CN"/>
         </w:rPr>
       </w:pPr>
-      <w:bookmarkStart w:id="18" w:name="_4yj8k4bg0hqt" w:colFirst="0" w:colLast="0"/>
-      <w:bookmarkEnd w:id="18"/>
+      <w:bookmarkStart w:id="17" w:name="_4yj8k4bg0hqt" w:colFirst="0" w:colLast="0"/>
+      <w:bookmarkEnd w:id="17"/>
       <w:r>
         <w:rPr>
           <w:rFonts w:ascii="Times New Roman" w:eastAsia="Times New Roman" w:hAnsi="Times New Roman" w:cs="Times New Roman"/>
@@ -9246,15 +9057,6 @@
           <w:lang w:eastAsia="zh-CN"/>
         </w:rPr>
         <w:tab/>
-      </w:r>
-      <w:r>
-        <w:rPr>
-          <w:rFonts w:ascii="Times New Roman" w:hAnsi="Times New Roman" w:cs="Times New Roman"/>
-          <w:color w:val="000000" w:themeColor="text1"/>
-          <w:sz w:val="20"/>
-          <w:szCs w:val="20"/>
-          <w:lang w:eastAsia="zh-CN"/>
-        </w:rPr>
         <w:t>The system shall be developed and implemented by using Java.</w:t>
       </w:r>
     </w:p>
@@ -9288,15 +9090,6 @@
           <w:lang w:eastAsia="zh-CN"/>
         </w:rPr>
         <w:tab/>
-      </w:r>
-      <w:r>
-        <w:rPr>
-          <w:rFonts w:ascii="Times New Roman" w:hAnsi="Times New Roman" w:cs="Times New Roman"/>
-          <w:color w:val="000000" w:themeColor="text1"/>
-          <w:sz w:val="20"/>
-          <w:szCs w:val="20"/>
-          <w:lang w:eastAsia="zh-CN"/>
-        </w:rPr>
         <w:t>Any database systems shall be prohibited.</w:t>
       </w:r>
     </w:p>
@@ -9330,15 +9123,6 @@
           <w:lang w:eastAsia="zh-CN"/>
         </w:rPr>
         <w:tab/>
-      </w:r>
-      <w:r>
-        <w:rPr>
-          <w:rFonts w:ascii="Times New Roman" w:hAnsi="Times New Roman" w:cs="Times New Roman"/>
-          <w:color w:val="000000" w:themeColor="text1"/>
-          <w:sz w:val="20"/>
-          <w:szCs w:val="20"/>
-          <w:lang w:eastAsia="zh-CN"/>
-        </w:rPr>
         <w:t xml:space="preserve">The system shall not use any encryption technology. </w:t>
       </w:r>
     </w:p>
@@ -9372,15 +9156,6 @@
           <w:lang w:eastAsia="zh-CN"/>
         </w:rPr>
         <w:tab/>
-      </w:r>
-      <w:r>
-        <w:rPr>
-          <w:rFonts w:ascii="Times New Roman" w:hAnsi="Times New Roman" w:cs="Times New Roman"/>
-          <w:color w:val="000000" w:themeColor="text1"/>
-          <w:sz w:val="20"/>
-          <w:szCs w:val="20"/>
-          <w:lang w:eastAsia="zh-CN"/>
-        </w:rPr>
         <w:t>The system shall be able to operate on standard operating system (Windows, Linux, MacOS)</w:t>
       </w:r>
     </w:p>
@@ -9414,58 +9189,7 @@
           <w:lang w:eastAsia="zh-CN"/>
         </w:rPr>
         <w:tab/>
-      </w:r>
-      <w:r>
-        <w:rPr>
-          <w:rFonts w:ascii="Times New Roman" w:hAnsi="Times New Roman" w:cs="Times New Roman"/>
-          <w:color w:val="000000" w:themeColor="text1"/>
-          <w:sz w:val="20"/>
-          <w:szCs w:val="20"/>
-          <w:lang w:eastAsia="zh-CN"/>
-        </w:rPr>
         <w:t>The system shall Operate in TCP/IP network environments.</w:t>
-      </w:r>
-    </w:p>
-    <w:p>
-      <w:pPr>
-        <w:ind w:left="1440"/>
-        <w:rPr>
-          <w:rFonts w:ascii="Times New Roman" w:hAnsi="Times New Roman" w:cs="Times New Roman"/>
-          <w:color w:val="000000" w:themeColor="text1"/>
-          <w:sz w:val="20"/>
-          <w:szCs w:val="20"/>
-          <w:lang w:eastAsia="zh-CN"/>
-        </w:rPr>
-      </w:pPr>
-      <w:r>
-        <w:rPr>
-          <w:rFonts w:ascii="Times New Roman" w:hAnsi="Times New Roman" w:cs="Times New Roman"/>
-          <w:color w:val="000000" w:themeColor="text1"/>
-          <w:sz w:val="20"/>
-          <w:szCs w:val="20"/>
-          <w:lang w:eastAsia="zh-CN"/>
-        </w:rPr>
-        <w:t>4.2.6.</w:t>
-      </w:r>
-      <w:r>
-        <w:rPr>
-          <w:rFonts w:ascii="Times New Roman" w:hAnsi="Times New Roman" w:cs="Times New Roman"/>
-          <w:color w:val="000000" w:themeColor="text1"/>
-          <w:sz w:val="20"/>
-          <w:szCs w:val="20"/>
-          <w:lang w:eastAsia="zh-CN"/>
-        </w:rPr>
-        <w:tab/>
-      </w:r>
-      <w:r>
-        <w:rPr>
-          <w:rFonts w:ascii="Times New Roman" w:hAnsi="Times New Roman" w:cs="Times New Roman"/>
-          <w:color w:val="000000" w:themeColor="text1"/>
-          <w:sz w:val="20"/>
-          <w:szCs w:val="20"/>
-          <w:lang w:eastAsia="zh-CN"/>
-        </w:rPr>
-        <w:t>Client and server systems must support TCP/IP networking.</w:t>
       </w:r>
     </w:p>
     <w:p>
@@ -9491,7 +9215,7 @@
     </w:p>
     <w:p>
       <w:pPr>
-        <w:pStyle w:val="2"/>
+        <w:pStyle w:val="Heading2"/>
         <w:keepLines w:val="0"/>
         <w:numPr>
           <w:ilvl w:val="1"/>
@@ -9540,8 +9264,8 @@
           <w:lang w:eastAsia="zh-CN"/>
         </w:rPr>
       </w:pPr>
-      <w:bookmarkStart w:id="19" w:name="kix.i9jxjlbd62ai" w:colFirst="0" w:colLast="0"/>
-      <w:bookmarkEnd w:id="19"/>
+      <w:bookmarkStart w:id="18" w:name="kix.i9jxjlbd62ai" w:colFirst="0" w:colLast="0"/>
+      <w:bookmarkEnd w:id="18"/>
       <w:r>
         <w:rPr>
           <w:rFonts w:ascii="Times New Roman" w:hAnsi="Times New Roman" w:cs="Times New Roman"/>
@@ -9570,7 +9294,47 @@
           <w:szCs w:val="20"/>
           <w:lang w:eastAsia="zh-CN"/>
         </w:rPr>
-        <w:t>Login response time shall not exceed 3 seconds.</w:t>
+        <w:t xml:space="preserve">Login response time shall </w:t>
+      </w:r>
+      <w:r>
+        <w:rPr>
+          <w:rFonts w:ascii="Times New Roman" w:hAnsi="Times New Roman" w:cs="Times New Roman"/>
+          <w:color w:val="000000" w:themeColor="text1"/>
+          <w:sz w:val="20"/>
+          <w:szCs w:val="20"/>
+          <w:lang w:eastAsia="zh-CN"/>
+        </w:rPr>
+        <w:t xml:space="preserve">be within </w:t>
+      </w:r>
+      <w:r>
+        <w:rPr>
+          <w:rFonts w:ascii="Times New Roman" w:hAnsi="Times New Roman" w:cs="Times New Roman" w:hint="eastAsia"/>
+          <w:color w:val="000000" w:themeColor="text1"/>
+          <w:sz w:val="20"/>
+          <w:szCs w:val="20"/>
+          <w:lang w:eastAsia="zh-CN"/>
+        </w:rPr>
+        <w:t>3</w:t>
+      </w:r>
+      <w:r>
+        <w:rPr>
+          <w:rFonts w:ascii="Times New Roman" w:hAnsi="Times New Roman" w:cs="Times New Roman"/>
+          <w:color w:val="000000" w:themeColor="text1"/>
+          <w:sz w:val="20"/>
+          <w:szCs w:val="20"/>
+          <w:lang w:eastAsia="zh-CN"/>
+        </w:rPr>
+        <w:t>-5</w:t>
+      </w:r>
+      <w:r>
+        <w:rPr>
+          <w:rFonts w:ascii="Times New Roman" w:hAnsi="Times New Roman" w:cs="Times New Roman" w:hint="eastAsia"/>
+          <w:color w:val="000000" w:themeColor="text1"/>
+          <w:sz w:val="20"/>
+          <w:szCs w:val="20"/>
+          <w:lang w:eastAsia="zh-CN"/>
+        </w:rPr>
+        <w:t xml:space="preserve"> seconds.</w:t>
       </w:r>
     </w:p>
     <w:p>
@@ -9613,7 +9377,47 @@
           <w:szCs w:val="20"/>
           <w:lang w:eastAsia="zh-CN"/>
         </w:rPr>
-        <w:t>Message delivery time shall not exceed 3 seconds.</w:t>
+        <w:t xml:space="preserve">Message delivery time shall </w:t>
+      </w:r>
+      <w:r>
+        <w:rPr>
+          <w:rFonts w:ascii="Times New Roman" w:hAnsi="Times New Roman" w:cs="Times New Roman"/>
+          <w:color w:val="000000" w:themeColor="text1"/>
+          <w:sz w:val="20"/>
+          <w:szCs w:val="20"/>
+          <w:lang w:eastAsia="zh-CN"/>
+        </w:rPr>
+        <w:t xml:space="preserve">be within </w:t>
+      </w:r>
+      <w:r>
+        <w:rPr>
+          <w:rFonts w:ascii="Times New Roman" w:hAnsi="Times New Roman" w:cs="Times New Roman" w:hint="eastAsia"/>
+          <w:color w:val="000000" w:themeColor="text1"/>
+          <w:sz w:val="20"/>
+          <w:szCs w:val="20"/>
+          <w:lang w:eastAsia="zh-CN"/>
+        </w:rPr>
+        <w:t>3</w:t>
+      </w:r>
+      <w:r>
+        <w:rPr>
+          <w:rFonts w:ascii="Times New Roman" w:hAnsi="Times New Roman" w:cs="Times New Roman"/>
+          <w:color w:val="000000" w:themeColor="text1"/>
+          <w:sz w:val="20"/>
+          <w:szCs w:val="20"/>
+          <w:lang w:eastAsia="zh-CN"/>
+        </w:rPr>
+        <w:t>-5</w:t>
+      </w:r>
+      <w:r>
+        <w:rPr>
+          <w:rFonts w:ascii="Times New Roman" w:hAnsi="Times New Roman" w:cs="Times New Roman" w:hint="eastAsia"/>
+          <w:color w:val="000000" w:themeColor="text1"/>
+          <w:sz w:val="20"/>
+          <w:szCs w:val="20"/>
+          <w:lang w:eastAsia="zh-CN"/>
+        </w:rPr>
+        <w:t xml:space="preserve"> seconds.</w:t>
       </w:r>
     </w:p>
     <w:p>
@@ -9647,15 +9451,6 @@
           <w:lang w:eastAsia="zh-CN"/>
         </w:rPr>
         <w:tab/>
-      </w:r>
-      <w:r>
-        <w:rPr>
-          <w:rFonts w:ascii="Times New Roman" w:hAnsi="Times New Roman" w:cs="Times New Roman"/>
-          <w:color w:val="000000" w:themeColor="text1"/>
-          <w:sz w:val="20"/>
-          <w:szCs w:val="20"/>
-          <w:lang w:eastAsia="zh-CN"/>
-        </w:rPr>
         <w:t>C</w:t>
       </w:r>
       <w:r>
@@ -9666,7 +9461,47 @@
           <w:szCs w:val="20"/>
           <w:lang w:eastAsia="zh-CN"/>
         </w:rPr>
-        <w:t>hat list updates shall not exceed 3 seconds.</w:t>
+        <w:t xml:space="preserve">hat list updates shall </w:t>
+      </w:r>
+      <w:r>
+        <w:rPr>
+          <w:rFonts w:ascii="Times New Roman" w:hAnsi="Times New Roman" w:cs="Times New Roman"/>
+          <w:color w:val="000000" w:themeColor="text1"/>
+          <w:sz w:val="20"/>
+          <w:szCs w:val="20"/>
+          <w:lang w:eastAsia="zh-CN"/>
+        </w:rPr>
+        <w:t>be within</w:t>
+      </w:r>
+      <w:r>
+        <w:rPr>
+          <w:rFonts w:ascii="Times New Roman" w:hAnsi="Times New Roman" w:cs="Times New Roman" w:hint="eastAsia"/>
+          <w:color w:val="000000" w:themeColor="text1"/>
+          <w:sz w:val="20"/>
+          <w:szCs w:val="20"/>
+          <w:lang w:eastAsia="zh-CN"/>
+        </w:rPr>
+        <w:t xml:space="preserve"> 3</w:t>
+      </w:r>
+      <w:r>
+        <w:rPr>
+          <w:rFonts w:ascii="Times New Roman" w:hAnsi="Times New Roman" w:cs="Times New Roman"/>
+          <w:color w:val="000000" w:themeColor="text1"/>
+          <w:sz w:val="20"/>
+          <w:szCs w:val="20"/>
+          <w:lang w:eastAsia="zh-CN"/>
+        </w:rPr>
+        <w:t>-5</w:t>
+      </w:r>
+      <w:r>
+        <w:rPr>
+          <w:rFonts w:ascii="Times New Roman" w:hAnsi="Times New Roman" w:cs="Times New Roman" w:hint="eastAsia"/>
+          <w:color w:val="000000" w:themeColor="text1"/>
+          <w:sz w:val="20"/>
+          <w:szCs w:val="20"/>
+          <w:lang w:eastAsia="zh-CN"/>
+        </w:rPr>
+        <w:t xml:space="preserve"> seconds.</w:t>
       </w:r>
     </w:p>
     <w:p>
@@ -9709,7 +9544,17 @@
           <w:szCs w:val="20"/>
           <w:lang w:eastAsia="zh-CN"/>
         </w:rPr>
-        <w:t>The system shall maintain performance with increasing number of chats and messages.</w:t>
+        <w:t xml:space="preserve">The system shall </w:t>
+      </w:r>
+      <w:r>
+        <w:rPr>
+          <w:rFonts w:ascii="Times New Roman" w:hAnsi="Times New Roman" w:cs="Times New Roman"/>
+          <w:color w:val="000000" w:themeColor="text1"/>
+          <w:sz w:val="20"/>
+          <w:szCs w:val="20"/>
+          <w:lang w:eastAsia="zh-CN"/>
+        </w:rPr>
+        <w:t>be able to support as many chats and messages as the hardware allows</w:t>
       </w:r>
     </w:p>
     <w:p>
@@ -9795,7 +9640,7 @@
           <w:szCs w:val="20"/>
           <w:lang w:eastAsia="zh-CN"/>
         </w:rPr>
-        <w:t>4.3.6</w:t>
+        <w:t>4.3.7</w:t>
       </w:r>
       <w:r>
         <w:rPr>
@@ -9806,6 +9651,7 @@
           <w:lang w:eastAsia="zh-CN"/>
         </w:rPr>
         <w:tab/>
+        <w:t>T</w:t>
       </w:r>
       <w:r>
         <w:rPr>
@@ -9815,75 +9661,8 @@
           <w:szCs w:val="20"/>
           <w:lang w:eastAsia="zh-CN"/>
         </w:rPr>
-        <w:t>The system shall provide detailed instructions for users.</w:t>
-      </w:r>
-    </w:p>
-    <w:p>
-      <w:pPr>
-        <w:spacing w:line="240" w:lineRule="auto"/>
-        <w:ind w:left="1440"/>
-        <w:rPr>
-          <w:rFonts w:ascii="Times New Roman" w:hAnsi="Times New Roman" w:cs="Times New Roman"/>
-          <w:color w:val="000000" w:themeColor="text1"/>
-          <w:sz w:val="20"/>
-          <w:szCs w:val="20"/>
-          <w:lang w:eastAsia="zh-CN"/>
-        </w:rPr>
-      </w:pPr>
-      <w:r>
-        <w:rPr>
-          <w:rFonts w:ascii="Times New Roman" w:hAnsi="Times New Roman" w:cs="Times New Roman"/>
-          <w:color w:val="000000" w:themeColor="text1"/>
-          <w:sz w:val="20"/>
-          <w:szCs w:val="20"/>
-          <w:lang w:eastAsia="zh-CN"/>
-        </w:rPr>
-        <w:t>4.3.7</w:t>
-      </w:r>
-      <w:r>
-        <w:rPr>
-          <w:rFonts w:ascii="Times New Roman" w:hAnsi="Times New Roman" w:cs="Times New Roman"/>
-          <w:color w:val="000000" w:themeColor="text1"/>
-          <w:sz w:val="20"/>
-          <w:szCs w:val="20"/>
-          <w:lang w:eastAsia="zh-CN"/>
-        </w:rPr>
-        <w:tab/>
-      </w:r>
-      <w:r>
-        <w:rPr>
-          <w:rFonts w:ascii="Times New Roman" w:hAnsi="Times New Roman" w:cs="Times New Roman"/>
-          <w:color w:val="000000" w:themeColor="text1"/>
-          <w:sz w:val="20"/>
-          <w:szCs w:val="20"/>
-          <w:lang w:eastAsia="zh-CN"/>
-        </w:rPr>
-        <w:t>T</w:t>
-      </w:r>
-      <w:r>
-        <w:rPr>
-          <w:rFonts w:ascii="Times New Roman" w:hAnsi="Times New Roman" w:cs="Times New Roman" w:hint="eastAsia"/>
-          <w:color w:val="000000" w:themeColor="text1"/>
-          <w:sz w:val="20"/>
-          <w:szCs w:val="20"/>
-          <w:lang w:eastAsia="zh-CN"/>
-        </w:rPr>
         <w:t>he interface shall be intuitive and consistent.</w:t>
       </w:r>
-    </w:p>
-    <w:p>
-      <w:pPr>
-        <w:pStyle w:val="2"/>
-        <w:keepLines w:val="0"/>
-        <w:spacing w:before="240" w:after="60" w:line="240" w:lineRule="auto"/>
-        <w:ind w:left="1440"/>
-        <w:rPr>
-          <w:rFonts w:ascii="Times New Roman" w:eastAsia="Times New Roman" w:hAnsi="Times New Roman" w:cs="Times New Roman"/>
-          <w:color w:val="7030A0"/>
-          <w:sz w:val="20"/>
-          <w:szCs w:val="20"/>
-        </w:rPr>
-      </w:pPr>
     </w:p>
     <w:sectPr>
       <w:pgSz w:w="12240" w:h="15840"/>
@@ -10756,6 +10535,95 @@
     </w:lvl>
   </w:abstractNum>
   <w:abstractNum w:abstractNumId="7" w15:restartNumberingAfterBreak="0">
+    <w:nsid w:val="52084447"/>
+    <w:multiLevelType w:val="hybridMultilevel"/>
+    <w:tmpl w:val="36E679C0"/>
+    <w:lvl w:ilvl="0" w:tplc="928C7AD2">
+      <w:start w:val="1"/>
+      <w:numFmt w:val="decimal"/>
+      <w:lvlText w:val="%1."/>
+      <w:lvlJc w:val="left"/>
+      <w:pPr>
+        <w:ind w:left="1800" w:hanging="360"/>
+      </w:pPr>
+      <w:rPr>
+        <w:rFonts w:hint="default"/>
+      </w:rPr>
+    </w:lvl>
+    <w:lvl w:ilvl="1" w:tplc="04090019" w:tentative="1">
+      <w:start w:val="1"/>
+      <w:numFmt w:val="lowerLetter"/>
+      <w:lvlText w:val="%2."/>
+      <w:lvlJc w:val="left"/>
+      <w:pPr>
+        <w:ind w:left="2520" w:hanging="360"/>
+      </w:pPr>
+    </w:lvl>
+    <w:lvl w:ilvl="2" w:tplc="0409001B" w:tentative="1">
+      <w:start w:val="1"/>
+      <w:numFmt w:val="lowerRoman"/>
+      <w:lvlText w:val="%3."/>
+      <w:lvlJc w:val="right"/>
+      <w:pPr>
+        <w:ind w:left="3240" w:hanging="180"/>
+      </w:pPr>
+    </w:lvl>
+    <w:lvl w:ilvl="3" w:tplc="0409000F" w:tentative="1">
+      <w:start w:val="1"/>
+      <w:numFmt w:val="decimal"/>
+      <w:lvlText w:val="%4."/>
+      <w:lvlJc w:val="left"/>
+      <w:pPr>
+        <w:ind w:left="3960" w:hanging="360"/>
+      </w:pPr>
+    </w:lvl>
+    <w:lvl w:ilvl="4" w:tplc="04090019" w:tentative="1">
+      <w:start w:val="1"/>
+      <w:numFmt w:val="lowerLetter"/>
+      <w:lvlText w:val="%5."/>
+      <w:lvlJc w:val="left"/>
+      <w:pPr>
+        <w:ind w:left="4680" w:hanging="360"/>
+      </w:pPr>
+    </w:lvl>
+    <w:lvl w:ilvl="5" w:tplc="0409001B" w:tentative="1">
+      <w:start w:val="1"/>
+      <w:numFmt w:val="lowerRoman"/>
+      <w:lvlText w:val="%6."/>
+      <w:lvlJc w:val="right"/>
+      <w:pPr>
+        <w:ind w:left="5400" w:hanging="180"/>
+      </w:pPr>
+    </w:lvl>
+    <w:lvl w:ilvl="6" w:tplc="0409000F" w:tentative="1">
+      <w:start w:val="1"/>
+      <w:numFmt w:val="decimal"/>
+      <w:lvlText w:val="%7."/>
+      <w:lvlJc w:val="left"/>
+      <w:pPr>
+        <w:ind w:left="6120" w:hanging="360"/>
+      </w:pPr>
+    </w:lvl>
+    <w:lvl w:ilvl="7" w:tplc="04090019" w:tentative="1">
+      <w:start w:val="1"/>
+      <w:numFmt w:val="lowerLetter"/>
+      <w:lvlText w:val="%8."/>
+      <w:lvlJc w:val="left"/>
+      <w:pPr>
+        <w:ind w:left="6840" w:hanging="360"/>
+      </w:pPr>
+    </w:lvl>
+    <w:lvl w:ilvl="8" w:tplc="0409001B" w:tentative="1">
+      <w:start w:val="1"/>
+      <w:numFmt w:val="lowerRoman"/>
+      <w:lvlText w:val="%9."/>
+      <w:lvlJc w:val="right"/>
+      <w:pPr>
+        <w:ind w:left="7560" w:hanging="180"/>
+      </w:pPr>
+    </w:lvl>
+  </w:abstractNum>
+  <w:abstractNum w:abstractNumId="8" w15:restartNumberingAfterBreak="0">
     <w:nsid w:val="620512F4"/>
     <w:multiLevelType w:val="multilevel"/>
     <w:tmpl w:val="B4E43592"/>
@@ -10868,7 +10736,7 @@
       </w:rPr>
     </w:lvl>
   </w:abstractNum>
-  <w:abstractNum w:abstractNumId="8" w15:restartNumberingAfterBreak="0">
+  <w:abstractNum w:abstractNumId="9" w15:restartNumberingAfterBreak="0">
     <w:nsid w:val="7BAE030F"/>
     <w:multiLevelType w:val="multilevel"/>
     <w:tmpl w:val="034E2622"/>
@@ -10997,16 +10865,19 @@
     <w:abstractNumId w:val="0"/>
   </w:num>
   <w:num w:numId="6" w16cid:durableId="86925888">
-    <w:abstractNumId w:val="7"/>
+    <w:abstractNumId w:val="8"/>
   </w:num>
   <w:num w:numId="7" w16cid:durableId="1420370781">
-    <w:abstractNumId w:val="8"/>
+    <w:abstractNumId w:val="9"/>
   </w:num>
   <w:num w:numId="8" w16cid:durableId="671419338">
     <w:abstractNumId w:val="4"/>
   </w:num>
   <w:num w:numId="9" w16cid:durableId="1637223339">
     <w:abstractNumId w:val="2"/>
+  </w:num>
+  <w:num w:numId="10" w16cid:durableId="1401833087">
+    <w:abstractNumId w:val="7"/>
   </w:num>
 </w:numbering>
 </file>
@@ -11406,15 +11277,15 @@
     <w:lsdException w:name="Unresolved Mention" w:semiHidden="1" w:unhideWhenUsed="1"/>
     <w:lsdException w:name="Smart Link" w:semiHidden="1" w:unhideWhenUsed="1"/>
   </w:latentStyles>
-  <w:style w:type="paragraph" w:default="1" w:styleId="a">
+  <w:style w:type="paragraph" w:default="1" w:styleId="Normal">
     <w:name w:val="Normal"/>
     <w:qFormat/>
     <w:rsid w:val="00455915"/>
   </w:style>
-  <w:style w:type="paragraph" w:styleId="1">
+  <w:style w:type="paragraph" w:styleId="Heading1">
     <w:name w:val="heading 1"/>
-    <w:basedOn w:val="a"/>
-    <w:next w:val="a"/>
+    <w:basedOn w:val="Normal"/>
+    <w:next w:val="Normal"/>
     <w:uiPriority w:val="9"/>
     <w:qFormat/>
     <w:pPr>
@@ -11428,11 +11299,11 @@
       <w:szCs w:val="40"/>
     </w:rPr>
   </w:style>
-  <w:style w:type="paragraph" w:styleId="2">
+  <w:style w:type="paragraph" w:styleId="Heading2">
     <w:name w:val="heading 2"/>
-    <w:basedOn w:val="a"/>
-    <w:next w:val="a"/>
-    <w:link w:val="20"/>
+    <w:basedOn w:val="Normal"/>
+    <w:next w:val="Normal"/>
+    <w:link w:val="Heading2Char"/>
     <w:uiPriority w:val="9"/>
     <w:unhideWhenUsed/>
     <w:qFormat/>
@@ -11447,10 +11318,10 @@
       <w:szCs w:val="32"/>
     </w:rPr>
   </w:style>
-  <w:style w:type="paragraph" w:styleId="3">
+  <w:style w:type="paragraph" w:styleId="Heading3">
     <w:name w:val="heading 3"/>
-    <w:basedOn w:val="a"/>
-    <w:next w:val="a"/>
+    <w:basedOn w:val="Normal"/>
+    <w:next w:val="Normal"/>
     <w:uiPriority w:val="9"/>
     <w:unhideWhenUsed/>
     <w:qFormat/>
@@ -11466,10 +11337,10 @@
       <w:szCs w:val="28"/>
     </w:rPr>
   </w:style>
-  <w:style w:type="paragraph" w:styleId="4">
+  <w:style w:type="paragraph" w:styleId="Heading4">
     <w:name w:val="heading 4"/>
-    <w:basedOn w:val="a"/>
-    <w:next w:val="a"/>
+    <w:basedOn w:val="Normal"/>
+    <w:next w:val="Normal"/>
     <w:uiPriority w:val="9"/>
     <w:semiHidden/>
     <w:unhideWhenUsed/>
@@ -11486,10 +11357,10 @@
       <w:szCs w:val="24"/>
     </w:rPr>
   </w:style>
-  <w:style w:type="paragraph" w:styleId="5">
+  <w:style w:type="paragraph" w:styleId="Heading5">
     <w:name w:val="heading 5"/>
-    <w:basedOn w:val="a"/>
-    <w:next w:val="a"/>
+    <w:basedOn w:val="Normal"/>
+    <w:next w:val="Normal"/>
     <w:uiPriority w:val="9"/>
     <w:semiHidden/>
     <w:unhideWhenUsed/>
@@ -11504,10 +11375,10 @@
       <w:color w:val="666666"/>
     </w:rPr>
   </w:style>
-  <w:style w:type="paragraph" w:styleId="6">
+  <w:style w:type="paragraph" w:styleId="Heading6">
     <w:name w:val="heading 6"/>
-    <w:basedOn w:val="a"/>
-    <w:next w:val="a"/>
+    <w:basedOn w:val="Normal"/>
+    <w:next w:val="Normal"/>
     <w:uiPriority w:val="9"/>
     <w:semiHidden/>
     <w:unhideWhenUsed/>
@@ -11524,13 +11395,13 @@
       <w:color w:val="666666"/>
     </w:rPr>
   </w:style>
-  <w:style w:type="character" w:default="1" w:styleId="a0">
+  <w:style w:type="character" w:default="1" w:styleId="DefaultParagraphFont">
     <w:name w:val="Default Paragraph Font"/>
     <w:uiPriority w:val="1"/>
     <w:semiHidden/>
     <w:unhideWhenUsed/>
   </w:style>
-  <w:style w:type="table" w:default="1" w:styleId="a1">
+  <w:style w:type="table" w:default="1" w:styleId="TableNormal">
     <w:name w:val="Normal Table"/>
     <w:uiPriority w:val="99"/>
     <w:semiHidden/>
@@ -11545,13 +11416,13 @@
       </w:tblCellMar>
     </w:tblPr>
   </w:style>
-  <w:style w:type="numbering" w:default="1" w:styleId="a2">
+  <w:style w:type="numbering" w:default="1" w:styleId="NoList">
     <w:name w:val="No List"/>
     <w:uiPriority w:val="99"/>
     <w:semiHidden/>
     <w:unhideWhenUsed/>
   </w:style>
-  <w:style w:type="table" w:customStyle="1" w:styleId="TableNormal">
+  <w:style w:type="table" w:customStyle="1" w:styleId="TableNormal0">
     <w:name w:val="TableNormal"/>
     <w:tblPr>
       <w:tblCellMar>
@@ -11562,10 +11433,10 @@
       </w:tblCellMar>
     </w:tblPr>
   </w:style>
-  <w:style w:type="paragraph" w:styleId="a3">
+  <w:style w:type="paragraph" w:styleId="Title">
     <w:name w:val="Title"/>
-    <w:basedOn w:val="a"/>
-    <w:next w:val="a"/>
+    <w:basedOn w:val="Normal"/>
+    <w:next w:val="Normal"/>
     <w:uiPriority w:val="10"/>
     <w:qFormat/>
     <w:pPr>
@@ -11578,10 +11449,10 @@
       <w:szCs w:val="52"/>
     </w:rPr>
   </w:style>
-  <w:style w:type="paragraph" w:styleId="a4">
+  <w:style w:type="paragraph" w:styleId="Subtitle">
     <w:name w:val="Subtitle"/>
-    <w:basedOn w:val="a"/>
-    <w:next w:val="a"/>
+    <w:basedOn w:val="Normal"/>
+    <w:next w:val="Normal"/>
     <w:uiPriority w:val="11"/>
     <w:qFormat/>
     <w:pPr>
@@ -11595,8 +11466,8 @@
       <w:szCs w:val="30"/>
     </w:rPr>
   </w:style>
-  <w:style w:type="table" w:customStyle="1" w:styleId="a5">
-    <w:basedOn w:val="TableNormal"/>
+  <w:style w:type="table" w:customStyle="1" w:styleId="a">
+    <w:basedOn w:val="TableNormal0"/>
     <w:tblPr>
       <w:tblStyleRowBandSize w:val="1"/>
       <w:tblStyleColBandSize w:val="1"/>
@@ -11609,8 +11480,8 @@
   </w:style>
   <w:style w:type="paragraph" w:styleId="TOC1">
     <w:name w:val="toc 1"/>
-    <w:basedOn w:val="a"/>
-    <w:next w:val="a"/>
+    <w:basedOn w:val="Normal"/>
+    <w:next w:val="Normal"/>
     <w:rsid w:val="00DD3EFC"/>
     <w:pPr>
       <w:tabs>
@@ -11630,8 +11501,8 @@
   </w:style>
   <w:style w:type="paragraph" w:styleId="TOC2">
     <w:name w:val="toc 2"/>
-    <w:basedOn w:val="a"/>
-    <w:next w:val="a"/>
+    <w:basedOn w:val="Normal"/>
+    <w:next w:val="Normal"/>
     <w:rsid w:val="00DD3EFC"/>
     <w:pPr>
       <w:tabs>
@@ -11649,10 +11520,10 @@
       <w:lang w:val="en-US" w:eastAsia="zh-CN"/>
     </w:rPr>
   </w:style>
-  <w:style w:type="character" w:customStyle="1" w:styleId="20">
-    <w:name w:val="标题 2 字符"/>
-    <w:basedOn w:val="a0"/>
-    <w:link w:val="2"/>
+  <w:style w:type="character" w:customStyle="1" w:styleId="Heading2Char">
+    <w:name w:val="Heading 2 Char"/>
+    <w:basedOn w:val="DefaultParagraphFont"/>
+    <w:link w:val="Heading2"/>
     <w:uiPriority w:val="9"/>
     <w:rsid w:val="004C44BC"/>
     <w:rPr>
@@ -11660,9 +11531,9 @@
       <w:szCs w:val="32"/>
     </w:rPr>
   </w:style>
-  <w:style w:type="paragraph" w:styleId="a6">
+  <w:style w:type="paragraph" w:styleId="ListParagraph">
     <w:name w:val="List Paragraph"/>
-    <w:basedOn w:val="a"/>
+    <w:basedOn w:val="Normal"/>
     <w:uiPriority w:val="34"/>
     <w:qFormat/>
     <w:rsid w:val="004C44BC"/>
@@ -11670,10 +11541,10 @@
       <w:ind w:firstLineChars="200" w:firstLine="420"/>
     </w:pPr>
   </w:style>
-  <w:style w:type="paragraph" w:styleId="a7">
+  <w:style w:type="paragraph" w:styleId="Header">
     <w:name w:val="header"/>
-    <w:basedOn w:val="a"/>
-    <w:link w:val="a8"/>
+    <w:basedOn w:val="Normal"/>
+    <w:link w:val="HeaderChar"/>
     <w:uiPriority w:val="99"/>
     <w:unhideWhenUsed/>
     <w:rsid w:val="00EF7AE1"/>
@@ -11691,10 +11562,10 @@
       <w:szCs w:val="18"/>
     </w:rPr>
   </w:style>
-  <w:style w:type="character" w:customStyle="1" w:styleId="a8">
-    <w:name w:val="页眉 字符"/>
-    <w:basedOn w:val="a0"/>
-    <w:link w:val="a7"/>
+  <w:style w:type="character" w:customStyle="1" w:styleId="HeaderChar">
+    <w:name w:val="Header Char"/>
+    <w:basedOn w:val="DefaultParagraphFont"/>
+    <w:link w:val="Header"/>
     <w:uiPriority w:val="99"/>
     <w:rsid w:val="00EF7AE1"/>
     <w:rPr>
@@ -11702,10 +11573,10 @@
       <w:szCs w:val="18"/>
     </w:rPr>
   </w:style>
-  <w:style w:type="paragraph" w:styleId="a9">
+  <w:style w:type="paragraph" w:styleId="Footer">
     <w:name w:val="footer"/>
-    <w:basedOn w:val="a"/>
-    <w:link w:val="aa"/>
+    <w:basedOn w:val="Normal"/>
+    <w:link w:val="FooterChar"/>
     <w:uiPriority w:val="99"/>
     <w:unhideWhenUsed/>
     <w:rsid w:val="00EF7AE1"/>
@@ -11722,10 +11593,10 @@
       <w:szCs w:val="18"/>
     </w:rPr>
   </w:style>
-  <w:style w:type="character" w:customStyle="1" w:styleId="aa">
-    <w:name w:val="页脚 字符"/>
-    <w:basedOn w:val="a0"/>
-    <w:link w:val="a9"/>
+  <w:style w:type="character" w:customStyle="1" w:styleId="FooterChar">
+    <w:name w:val="Footer Char"/>
+    <w:basedOn w:val="DefaultParagraphFont"/>
+    <w:link w:val="Footer"/>
     <w:uiPriority w:val="99"/>
     <w:rsid w:val="00EF7AE1"/>
     <w:rPr>

--- a/Communications SRS.docx
+++ b/Communications SRS.docx
@@ -4799,15 +4799,7 @@
           <w:sz w:val="20"/>
           <w:szCs w:val="20"/>
         </w:rPr>
-        <w:t>Users and IT staff interact with the system through the provided GUI</w:t>
-      </w:r>
-      <w:r>
-        <w:rPr>
-          <w:rFonts w:ascii="Times New Roman" w:eastAsia="Times New Roman" w:hAnsi="Times New Roman" w:cs="Times New Roman"/>
-          <w:sz w:val="20"/>
-          <w:szCs w:val="20"/>
-        </w:rPr>
-        <w:t>.</w:t>
+        <w:t>Users and IT staff interact with the system through the provided GUI.</w:t>
       </w:r>
     </w:p>
     <w:p>
@@ -5451,15 +5443,7 @@
           <w:sz w:val="20"/>
           <w:szCs w:val="20"/>
         </w:rPr>
-        <w:t>3</w:t>
-      </w:r>
-      <w:r>
-        <w:rPr>
-          <w:rFonts w:ascii="Times New Roman" w:eastAsia="Times New Roman" w:hAnsi="Times New Roman" w:cs="Times New Roman"/>
-          <w:sz w:val="20"/>
-          <w:szCs w:val="20"/>
-        </w:rPr>
-        <w:t>. The system follows standard object-oriented design principle</w:t>
+        <w:t>3. The system follows standard object-oriented design principle</w:t>
       </w:r>
     </w:p>
     <w:p>
@@ -5981,7 +5965,23 @@
           <w:sz w:val="20"/>
           <w:szCs w:val="20"/>
         </w:rPr>
-        <w:t>The user can select any chat in this list to open it</w:t>
+        <w:t xml:space="preserve">The user can select any chat in </w:t>
+      </w:r>
+      <w:r>
+        <w:rPr>
+          <w:rFonts w:ascii="Times New Roman" w:hAnsi="Times New Roman" w:cs="Times New Roman"/>
+          <w:sz w:val="20"/>
+          <w:szCs w:val="20"/>
+        </w:rPr>
+        <w:t>chat list</w:t>
+      </w:r>
+      <w:r>
+        <w:rPr>
+          <w:rFonts w:ascii="Times New Roman" w:hAnsi="Times New Roman" w:cs="Times New Roman"/>
+          <w:sz w:val="20"/>
+          <w:szCs w:val="20"/>
+        </w:rPr>
+        <w:t xml:space="preserve"> to open it</w:t>
       </w:r>
     </w:p>
     <w:p>
@@ -6097,7 +6097,7 @@
           <w:sz w:val="20"/>
           <w:szCs w:val="20"/>
         </w:rPr>
-        <w:t>The communications menu contains a new chat button, which creates a chat between you, and the users specified.</w:t>
+        <w:t>The communications menu contains a new chat button, which creates a chat between you, and the users specified</w:t>
       </w:r>
     </w:p>
     <w:p>
@@ -7041,7 +7041,15 @@
           <w:sz w:val="20"/>
           <w:szCs w:val="20"/>
         </w:rPr>
-        <w:t>can store messages locally to in text files</w:t>
+        <w:t>must</w:t>
+      </w:r>
+      <w:r>
+        <w:rPr>
+          <w:rFonts w:ascii="Times New Roman" w:eastAsia="Times New Roman" w:hAnsi="Times New Roman" w:cs="Times New Roman"/>
+          <w:sz w:val="20"/>
+          <w:szCs w:val="20"/>
+        </w:rPr>
+        <w:t xml:space="preserve"> store messages locally in text files</w:t>
       </w:r>
     </w:p>
     <w:p>

--- a/Communications SRS.docx
+++ b/Communications SRS.docx
@@ -174,20 +174,15 @@
           <w:rFonts w:ascii="Times New Roman" w:eastAsia="Times New Roman" w:hAnsi="Times New Roman" w:cs="Times New Roman"/>
           <w:sz w:val="20"/>
           <w:szCs w:val="20"/>
+          <w:u w:val="single"/>
         </w:rPr>
         <w:t xml:space="preserve"> </w:t>
       </w:r>
     </w:p>
     <w:tbl>
       <w:tblPr>
-        <w:tblStyle w:val="a"/>
         <w:tblW w:w="8745" w:type="dxa"/>
-        <w:tblInd w:w="0" w:type="dxa"/>
         <w:tblBorders>
-          <w:top w:val="nil"/>
-          <w:left w:val="nil"/>
-          <w:bottom w:val="nil"/>
-          <w:right w:val="nil"/>
           <w:insideH w:val="nil"/>
           <w:insideV w:val="nil"/>
         </w:tblBorders>
@@ -211,6 +206,7 @@
               <w:top w:val="single" w:sz="8" w:space="0" w:color="000000"/>
               <w:left w:val="single" w:sz="8" w:space="0" w:color="000000"/>
               <w:bottom w:val="single" w:sz="8" w:space="0" w:color="000000"/>
+              <w:right w:val="nil"/>
             </w:tcBorders>
             <w:shd w:val="clear" w:color="auto" w:fill="E5E5E5"/>
             <w:tcMar>
@@ -219,6 +215,7 @@
               <w:bottom w:w="0" w:type="dxa"/>
               <w:right w:w="100" w:type="dxa"/>
             </w:tcMar>
+            <w:hideMark/>
           </w:tcPr>
           <w:p>
             <w:pPr>
@@ -251,6 +248,7 @@
               <w:top w:val="single" w:sz="8" w:space="0" w:color="000000"/>
               <w:left w:val="single" w:sz="8" w:space="0" w:color="000000"/>
               <w:bottom w:val="single" w:sz="8" w:space="0" w:color="000000"/>
+              <w:right w:val="nil"/>
             </w:tcBorders>
             <w:shd w:val="clear" w:color="auto" w:fill="E5E5E5"/>
             <w:tcMar>
@@ -259,6 +257,7 @@
               <w:bottom w:w="0" w:type="dxa"/>
               <w:right w:w="100" w:type="dxa"/>
             </w:tcMar>
+            <w:hideMark/>
           </w:tcPr>
           <w:p>
             <w:pPr>
@@ -291,6 +290,7 @@
               <w:top w:val="single" w:sz="8" w:space="0" w:color="000000"/>
               <w:left w:val="single" w:sz="8" w:space="0" w:color="000000"/>
               <w:bottom w:val="single" w:sz="8" w:space="0" w:color="000000"/>
+              <w:right w:val="nil"/>
             </w:tcBorders>
             <w:shd w:val="clear" w:color="auto" w:fill="E5E5E5"/>
             <w:tcMar>
@@ -299,6 +299,7 @@
               <w:bottom w:w="0" w:type="dxa"/>
               <w:right w:w="100" w:type="dxa"/>
             </w:tcMar>
+            <w:hideMark/>
           </w:tcPr>
           <w:p>
             <w:pPr>
@@ -340,6 +341,7 @@
               <w:bottom w:w="0" w:type="dxa"/>
               <w:right w:w="100" w:type="dxa"/>
             </w:tcMar>
+            <w:hideMark/>
           </w:tcPr>
           <w:p>
             <w:pPr>
@@ -374,8 +376,650 @@
           <w:tcPr>
             <w:tcW w:w="1455" w:type="dxa"/>
             <w:tcBorders>
+              <w:top w:val="nil"/>
               <w:left w:val="single" w:sz="8" w:space="0" w:color="000000"/>
               <w:bottom w:val="single" w:sz="8" w:space="0" w:color="000000"/>
+              <w:right w:val="nil"/>
+            </w:tcBorders>
+            <w:shd w:val="clear" w:color="auto" w:fill="E5E5E5"/>
+            <w:tcMar>
+              <w:top w:w="0" w:type="dxa"/>
+              <w:left w:w="100" w:type="dxa"/>
+              <w:bottom w:w="0" w:type="dxa"/>
+              <w:right w:w="100" w:type="dxa"/>
+            </w:tcMar>
+            <w:hideMark/>
+          </w:tcPr>
+          <w:p>
+            <w:pPr>
+              <w:spacing w:before="40" w:after="40"/>
+              <w:ind w:left="-120"/>
+              <w:rPr>
+                <w:rFonts w:ascii="Times New Roman" w:eastAsia="Times New Roman" w:hAnsi="Times New Roman" w:cs="Times New Roman"/>
+                <w:sz w:val="20"/>
+                <w:szCs w:val="20"/>
+              </w:rPr>
+            </w:pPr>
+            <w:r>
+              <w:rPr>
+                <w:rFonts w:ascii="Times New Roman" w:eastAsia="Times New Roman" w:hAnsi="Times New Roman" w:cs="Times New Roman"/>
+                <w:sz w:val="20"/>
+                <w:szCs w:val="20"/>
+              </w:rPr>
+              <w:t>02/11/2026</w:t>
+            </w:r>
+          </w:p>
+        </w:tc>
+        <w:tc>
+          <w:tcPr>
+            <w:tcW w:w="1245" w:type="dxa"/>
+            <w:tcBorders>
+              <w:top w:val="nil"/>
+              <w:left w:val="single" w:sz="8" w:space="0" w:color="000000"/>
+              <w:bottom w:val="single" w:sz="8" w:space="0" w:color="000000"/>
+              <w:right w:val="nil"/>
+            </w:tcBorders>
+            <w:shd w:val="clear" w:color="auto" w:fill="E5E5E5"/>
+            <w:tcMar>
+              <w:top w:w="0" w:type="dxa"/>
+              <w:left w:w="100" w:type="dxa"/>
+              <w:bottom w:w="0" w:type="dxa"/>
+              <w:right w:w="100" w:type="dxa"/>
+            </w:tcMar>
+            <w:hideMark/>
+          </w:tcPr>
+          <w:p>
+            <w:pPr>
+              <w:spacing w:before="40" w:after="40"/>
+              <w:ind w:left="-120"/>
+              <w:rPr>
+                <w:rFonts w:ascii="Times New Roman" w:eastAsia="Times New Roman" w:hAnsi="Times New Roman" w:cs="Times New Roman"/>
+                <w:sz w:val="20"/>
+                <w:szCs w:val="20"/>
+              </w:rPr>
+            </w:pPr>
+            <w:r>
+              <w:rPr>
+                <w:rFonts w:ascii="Times New Roman" w:eastAsia="Times New Roman" w:hAnsi="Times New Roman" w:cs="Times New Roman"/>
+                <w:sz w:val="20"/>
+                <w:szCs w:val="20"/>
+              </w:rPr>
+              <w:t>1.0</w:t>
+            </w:r>
+          </w:p>
+        </w:tc>
+        <w:tc>
+          <w:tcPr>
+            <w:tcW w:w="3555" w:type="dxa"/>
+            <w:tcBorders>
+              <w:top w:val="nil"/>
+              <w:left w:val="single" w:sz="8" w:space="0" w:color="000000"/>
+              <w:bottom w:val="single" w:sz="8" w:space="0" w:color="000000"/>
+              <w:right w:val="nil"/>
+            </w:tcBorders>
+            <w:shd w:val="clear" w:color="auto" w:fill="E5E5E5"/>
+            <w:tcMar>
+              <w:top w:w="0" w:type="dxa"/>
+              <w:left w:w="100" w:type="dxa"/>
+              <w:bottom w:w="0" w:type="dxa"/>
+              <w:right w:w="100" w:type="dxa"/>
+            </w:tcMar>
+            <w:hideMark/>
+          </w:tcPr>
+          <w:p>
+            <w:pPr>
+              <w:spacing w:before="40" w:after="40"/>
+              <w:ind w:left="-120"/>
+              <w:rPr>
+                <w:rFonts w:ascii="Times New Roman" w:eastAsia="Times New Roman" w:hAnsi="Times New Roman" w:cs="Times New Roman"/>
+                <w:sz w:val="20"/>
+                <w:szCs w:val="20"/>
+              </w:rPr>
+            </w:pPr>
+            <w:r>
+              <w:rPr>
+                <w:rFonts w:ascii="Times New Roman" w:eastAsia="Times New Roman" w:hAnsi="Times New Roman" w:cs="Times New Roman"/>
+                <w:sz w:val="20"/>
+                <w:szCs w:val="20"/>
+              </w:rPr>
+              <w:t>Initial Version</w:t>
+            </w:r>
+          </w:p>
+        </w:tc>
+        <w:tc>
+          <w:tcPr>
+            <w:tcW w:w="2490" w:type="dxa"/>
+            <w:tcBorders>
+              <w:top w:val="nil"/>
+              <w:left w:val="single" w:sz="8" w:space="0" w:color="000000"/>
+              <w:bottom w:val="single" w:sz="8" w:space="0" w:color="000000"/>
+              <w:right w:val="single" w:sz="8" w:space="0" w:color="000000"/>
+            </w:tcBorders>
+            <w:shd w:val="clear" w:color="auto" w:fill="E5E5E5"/>
+            <w:tcMar>
+              <w:top w:w="0" w:type="dxa"/>
+              <w:left w:w="100" w:type="dxa"/>
+              <w:bottom w:w="0" w:type="dxa"/>
+              <w:right w:w="100" w:type="dxa"/>
+            </w:tcMar>
+            <w:hideMark/>
+          </w:tcPr>
+          <w:p>
+            <w:pPr>
+              <w:spacing w:before="40" w:after="40"/>
+              <w:ind w:left="-120"/>
+              <w:rPr>
+                <w:rFonts w:ascii="Times New Roman" w:eastAsia="Times New Roman" w:hAnsi="Times New Roman" w:cs="Times New Roman"/>
+                <w:sz w:val="20"/>
+                <w:szCs w:val="20"/>
+              </w:rPr>
+            </w:pPr>
+            <w:r>
+              <w:rPr>
+                <w:rFonts w:ascii="Times New Roman" w:eastAsia="Times New Roman" w:hAnsi="Times New Roman" w:cs="Times New Roman"/>
+                <w:sz w:val="20"/>
+                <w:szCs w:val="20"/>
+              </w:rPr>
+              <w:t xml:space="preserve"> Everyone</w:t>
+            </w:r>
+          </w:p>
+        </w:tc>
+      </w:tr>
+      <w:tr>
+        <w:trPr>
+          <w:trHeight w:val="330"/>
+        </w:trPr>
+        <w:tc>
+          <w:tcPr>
+            <w:tcW w:w="1455" w:type="dxa"/>
+            <w:tcBorders>
+              <w:top w:val="nil"/>
+              <w:left w:val="single" w:sz="8" w:space="0" w:color="000000"/>
+              <w:bottom w:val="single" w:sz="8" w:space="0" w:color="000000"/>
+              <w:right w:val="nil"/>
+            </w:tcBorders>
+            <w:shd w:val="clear" w:color="auto" w:fill="E5E5E5"/>
+            <w:tcMar>
+              <w:top w:w="0" w:type="dxa"/>
+              <w:left w:w="100" w:type="dxa"/>
+              <w:bottom w:w="0" w:type="dxa"/>
+              <w:right w:w="100" w:type="dxa"/>
+            </w:tcMar>
+            <w:hideMark/>
+          </w:tcPr>
+          <w:p>
+            <w:pPr>
+              <w:spacing w:before="40" w:after="40"/>
+              <w:ind w:left="-120"/>
+              <w:rPr>
+                <w:rFonts w:ascii="Times New Roman" w:eastAsia="Times New Roman" w:hAnsi="Times New Roman" w:cs="Times New Roman"/>
+                <w:sz w:val="20"/>
+                <w:szCs w:val="20"/>
+              </w:rPr>
+            </w:pPr>
+            <w:r>
+              <w:rPr>
+                <w:rFonts w:ascii="Times New Roman" w:eastAsia="Times New Roman" w:hAnsi="Times New Roman" w:cs="Times New Roman"/>
+                <w:sz w:val="20"/>
+                <w:szCs w:val="20"/>
+                <w:u w:val="single"/>
+              </w:rPr>
+              <w:t xml:space="preserve"> </w:t>
+            </w:r>
+            <w:r>
+              <w:rPr>
+                <w:rFonts w:ascii="Times New Roman" w:eastAsia="Times New Roman" w:hAnsi="Times New Roman" w:cs="Times New Roman"/>
+                <w:sz w:val="20"/>
+                <w:szCs w:val="20"/>
+              </w:rPr>
+              <w:t>02/15/2026</w:t>
+            </w:r>
+          </w:p>
+        </w:tc>
+        <w:tc>
+          <w:tcPr>
+            <w:tcW w:w="1245" w:type="dxa"/>
+            <w:tcBorders>
+              <w:top w:val="nil"/>
+              <w:left w:val="single" w:sz="8" w:space="0" w:color="000000"/>
+              <w:bottom w:val="single" w:sz="8" w:space="0" w:color="000000"/>
+              <w:right w:val="nil"/>
+            </w:tcBorders>
+            <w:shd w:val="clear" w:color="auto" w:fill="E5E5E5"/>
+            <w:tcMar>
+              <w:top w:w="0" w:type="dxa"/>
+              <w:left w:w="100" w:type="dxa"/>
+              <w:bottom w:w="0" w:type="dxa"/>
+              <w:right w:w="100" w:type="dxa"/>
+            </w:tcMar>
+            <w:hideMark/>
+          </w:tcPr>
+          <w:p>
+            <w:pPr>
+              <w:spacing w:before="40" w:after="40"/>
+              <w:ind w:left="-120"/>
+              <w:rPr>
+                <w:rFonts w:ascii="Times New Roman" w:eastAsia="Times New Roman" w:hAnsi="Times New Roman" w:cs="Times New Roman"/>
+                <w:sz w:val="20"/>
+                <w:szCs w:val="20"/>
+              </w:rPr>
+            </w:pPr>
+            <w:r>
+              <w:rPr>
+                <w:rFonts w:ascii="Times New Roman" w:eastAsia="Times New Roman" w:hAnsi="Times New Roman" w:cs="Times New Roman"/>
+                <w:sz w:val="20"/>
+                <w:szCs w:val="20"/>
+              </w:rPr>
+              <w:t xml:space="preserve"> 1.1</w:t>
+            </w:r>
+          </w:p>
+        </w:tc>
+        <w:tc>
+          <w:tcPr>
+            <w:tcW w:w="3555" w:type="dxa"/>
+            <w:tcBorders>
+              <w:top w:val="nil"/>
+              <w:left w:val="single" w:sz="8" w:space="0" w:color="000000"/>
+              <w:bottom w:val="single" w:sz="8" w:space="0" w:color="000000"/>
+              <w:right w:val="nil"/>
+            </w:tcBorders>
+            <w:shd w:val="clear" w:color="auto" w:fill="E5E5E5"/>
+            <w:tcMar>
+              <w:top w:w="0" w:type="dxa"/>
+              <w:left w:w="100" w:type="dxa"/>
+              <w:bottom w:w="0" w:type="dxa"/>
+              <w:right w:w="100" w:type="dxa"/>
+            </w:tcMar>
+            <w:hideMark/>
+          </w:tcPr>
+          <w:p>
+            <w:pPr>
+              <w:spacing w:before="40" w:after="40"/>
+              <w:ind w:left="-120"/>
+              <w:rPr>
+                <w:rFonts w:ascii="Times New Roman" w:eastAsia="Times New Roman" w:hAnsi="Times New Roman" w:cs="Times New Roman"/>
+                <w:sz w:val="20"/>
+                <w:szCs w:val="20"/>
+              </w:rPr>
+            </w:pPr>
+            <w:r>
+              <w:rPr>
+                <w:rFonts w:ascii="Times New Roman" w:eastAsia="Times New Roman" w:hAnsi="Times New Roman" w:cs="Times New Roman"/>
+                <w:sz w:val="20"/>
+                <w:szCs w:val="20"/>
+              </w:rPr>
+              <w:t xml:space="preserve"> Fix format</w:t>
+            </w:r>
+          </w:p>
+        </w:tc>
+        <w:tc>
+          <w:tcPr>
+            <w:tcW w:w="2490" w:type="dxa"/>
+            <w:tcBorders>
+              <w:top w:val="nil"/>
+              <w:left w:val="single" w:sz="8" w:space="0" w:color="000000"/>
+              <w:bottom w:val="single" w:sz="8" w:space="0" w:color="000000"/>
+              <w:right w:val="single" w:sz="8" w:space="0" w:color="000000"/>
+            </w:tcBorders>
+            <w:shd w:val="clear" w:color="auto" w:fill="E5E5E5"/>
+            <w:tcMar>
+              <w:top w:w="0" w:type="dxa"/>
+              <w:left w:w="100" w:type="dxa"/>
+              <w:bottom w:w="0" w:type="dxa"/>
+              <w:right w:w="100" w:type="dxa"/>
+            </w:tcMar>
+            <w:hideMark/>
+          </w:tcPr>
+          <w:p>
+            <w:pPr>
+              <w:spacing w:before="40" w:after="40"/>
+              <w:ind w:left="-120"/>
+              <w:rPr>
+                <w:rFonts w:ascii="Times New Roman" w:eastAsia="Times New Roman" w:hAnsi="Times New Roman" w:cs="Times New Roman"/>
+                <w:sz w:val="20"/>
+                <w:szCs w:val="20"/>
+              </w:rPr>
+            </w:pPr>
+            <w:r>
+              <w:rPr>
+                <w:rFonts w:ascii="Times New Roman" w:eastAsia="Times New Roman" w:hAnsi="Times New Roman" w:cs="Times New Roman"/>
+                <w:sz w:val="20"/>
+                <w:szCs w:val="20"/>
+              </w:rPr>
+              <w:t xml:space="preserve"> Shea Pettit</w:t>
+            </w:r>
+          </w:p>
+        </w:tc>
+      </w:tr>
+      <w:tr>
+        <w:trPr>
+          <w:trHeight w:val="330"/>
+        </w:trPr>
+        <w:tc>
+          <w:tcPr>
+            <w:tcW w:w="1455" w:type="dxa"/>
+            <w:tcBorders>
+              <w:top w:val="nil"/>
+              <w:left w:val="single" w:sz="8" w:space="0" w:color="000000"/>
+              <w:bottom w:val="single" w:sz="8" w:space="0" w:color="000000"/>
+              <w:right w:val="nil"/>
+            </w:tcBorders>
+            <w:shd w:val="clear" w:color="auto" w:fill="E5E5E5"/>
+            <w:tcMar>
+              <w:top w:w="0" w:type="dxa"/>
+              <w:left w:w="100" w:type="dxa"/>
+              <w:bottom w:w="0" w:type="dxa"/>
+              <w:right w:w="100" w:type="dxa"/>
+            </w:tcMar>
+            <w:hideMark/>
+          </w:tcPr>
+          <w:p>
+            <w:pPr>
+              <w:spacing w:before="40" w:after="40"/>
+              <w:ind w:left="-120"/>
+              <w:rPr>
+                <w:rFonts w:ascii="Times New Roman" w:eastAsia="Times New Roman" w:hAnsi="Times New Roman" w:cs="Times New Roman"/>
+                <w:sz w:val="20"/>
+                <w:szCs w:val="20"/>
+              </w:rPr>
+            </w:pPr>
+            <w:r>
+              <w:rPr>
+                <w:rFonts w:ascii="Times New Roman" w:eastAsia="Times New Roman" w:hAnsi="Times New Roman" w:cs="Times New Roman"/>
+                <w:sz w:val="20"/>
+                <w:szCs w:val="20"/>
+              </w:rPr>
+              <w:t xml:space="preserve"> 02/23/2026</w:t>
+            </w:r>
+          </w:p>
+        </w:tc>
+        <w:tc>
+          <w:tcPr>
+            <w:tcW w:w="1245" w:type="dxa"/>
+            <w:tcBorders>
+              <w:top w:val="nil"/>
+              <w:left w:val="single" w:sz="8" w:space="0" w:color="000000"/>
+              <w:bottom w:val="single" w:sz="8" w:space="0" w:color="000000"/>
+              <w:right w:val="nil"/>
+            </w:tcBorders>
+            <w:shd w:val="clear" w:color="auto" w:fill="E5E5E5"/>
+            <w:tcMar>
+              <w:top w:w="0" w:type="dxa"/>
+              <w:left w:w="100" w:type="dxa"/>
+              <w:bottom w:w="0" w:type="dxa"/>
+              <w:right w:w="100" w:type="dxa"/>
+            </w:tcMar>
+            <w:hideMark/>
+          </w:tcPr>
+          <w:p>
+            <w:pPr>
+              <w:spacing w:before="40" w:after="40"/>
+              <w:ind w:left="-120"/>
+              <w:rPr>
+                <w:rFonts w:ascii="Times New Roman" w:eastAsia="Times New Roman" w:hAnsi="Times New Roman" w:cs="Times New Roman"/>
+                <w:sz w:val="20"/>
+                <w:szCs w:val="20"/>
+              </w:rPr>
+            </w:pPr>
+            <w:r>
+              <w:rPr>
+                <w:rFonts w:ascii="Times New Roman" w:eastAsia="Times New Roman" w:hAnsi="Times New Roman" w:cs="Times New Roman"/>
+                <w:sz w:val="20"/>
+                <w:szCs w:val="20"/>
+              </w:rPr>
+              <w:t xml:space="preserve"> 1.2</w:t>
+            </w:r>
+          </w:p>
+        </w:tc>
+        <w:tc>
+          <w:tcPr>
+            <w:tcW w:w="3555" w:type="dxa"/>
+            <w:tcBorders>
+              <w:top w:val="nil"/>
+              <w:left w:val="single" w:sz="8" w:space="0" w:color="000000"/>
+              <w:bottom w:val="single" w:sz="8" w:space="0" w:color="000000"/>
+              <w:right w:val="nil"/>
+            </w:tcBorders>
+            <w:shd w:val="clear" w:color="auto" w:fill="E5E5E5"/>
+            <w:tcMar>
+              <w:top w:w="0" w:type="dxa"/>
+              <w:left w:w="100" w:type="dxa"/>
+              <w:bottom w:w="0" w:type="dxa"/>
+              <w:right w:w="100" w:type="dxa"/>
+            </w:tcMar>
+            <w:hideMark/>
+          </w:tcPr>
+          <w:p>
+            <w:pPr>
+              <w:spacing w:before="40" w:after="40"/>
+              <w:ind w:left="-120"/>
+              <w:rPr>
+                <w:rFonts w:ascii="Times New Roman" w:eastAsia="Times New Roman" w:hAnsi="Times New Roman" w:cs="Times New Roman"/>
+                <w:sz w:val="20"/>
+                <w:szCs w:val="20"/>
+              </w:rPr>
+            </w:pPr>
+            <w:r>
+              <w:rPr>
+                <w:rFonts w:ascii="Times New Roman" w:eastAsia="Times New Roman" w:hAnsi="Times New Roman" w:cs="Times New Roman"/>
+                <w:sz w:val="20"/>
+                <w:szCs w:val="20"/>
+              </w:rPr>
+              <w:t xml:space="preserve"> Added Communication Module</w:t>
+            </w:r>
+          </w:p>
+        </w:tc>
+        <w:tc>
+          <w:tcPr>
+            <w:tcW w:w="2490" w:type="dxa"/>
+            <w:tcBorders>
+              <w:top w:val="nil"/>
+              <w:left w:val="single" w:sz="8" w:space="0" w:color="000000"/>
+              <w:bottom w:val="single" w:sz="8" w:space="0" w:color="000000"/>
+              <w:right w:val="single" w:sz="8" w:space="0" w:color="000000"/>
+            </w:tcBorders>
+            <w:shd w:val="clear" w:color="auto" w:fill="E5E5E5"/>
+            <w:tcMar>
+              <w:top w:w="0" w:type="dxa"/>
+              <w:left w:w="100" w:type="dxa"/>
+              <w:bottom w:w="0" w:type="dxa"/>
+              <w:right w:w="100" w:type="dxa"/>
+            </w:tcMar>
+            <w:hideMark/>
+          </w:tcPr>
+          <w:p>
+            <w:pPr>
+              <w:spacing w:before="40" w:after="40"/>
+              <w:ind w:left="-120"/>
+              <w:rPr>
+                <w:rFonts w:ascii="Times New Roman" w:eastAsia="Times New Roman" w:hAnsi="Times New Roman" w:cs="Times New Roman"/>
+                <w:sz w:val="20"/>
+                <w:szCs w:val="20"/>
+              </w:rPr>
+            </w:pPr>
+            <w:r>
+              <w:rPr>
+                <w:rFonts w:ascii="Times New Roman" w:eastAsia="Times New Roman" w:hAnsi="Times New Roman" w:cs="Times New Roman"/>
+                <w:sz w:val="20"/>
+                <w:szCs w:val="20"/>
+              </w:rPr>
+              <w:t xml:space="preserve"> Shea Pettit</w:t>
+            </w:r>
+          </w:p>
+        </w:tc>
+      </w:tr>
+      <w:tr>
+        <w:trPr>
+          <w:trHeight w:val="330"/>
+        </w:trPr>
+        <w:tc>
+          <w:tcPr>
+            <w:tcW w:w="1455" w:type="dxa"/>
+            <w:tcBorders>
+              <w:top w:val="nil"/>
+              <w:left w:val="single" w:sz="8" w:space="0" w:color="000000"/>
+              <w:bottom w:val="single" w:sz="8" w:space="0" w:color="000000"/>
+              <w:right w:val="nil"/>
+            </w:tcBorders>
+            <w:shd w:val="clear" w:color="auto" w:fill="E5E5E5"/>
+            <w:tcMar>
+              <w:top w:w="0" w:type="dxa"/>
+              <w:left w:w="100" w:type="dxa"/>
+              <w:bottom w:w="0" w:type="dxa"/>
+              <w:right w:w="100" w:type="dxa"/>
+            </w:tcMar>
+            <w:hideMark/>
+          </w:tcPr>
+          <w:p>
+            <w:pPr>
+              <w:spacing w:before="40" w:after="40"/>
+              <w:ind w:left="-120"/>
+              <w:rPr>
+                <w:rFonts w:ascii="Times New Roman" w:eastAsia="Times New Roman" w:hAnsi="Times New Roman" w:cs="Times New Roman"/>
+                <w:sz w:val="20"/>
+                <w:szCs w:val="20"/>
+              </w:rPr>
+            </w:pPr>
+            <w:r>
+              <w:rPr>
+                <w:rFonts w:ascii="Times New Roman" w:eastAsia="Times New Roman" w:hAnsi="Times New Roman" w:cs="Times New Roman"/>
+                <w:sz w:val="20"/>
+                <w:szCs w:val="20"/>
+              </w:rPr>
+              <w:t xml:space="preserve"> 2/25/2026</w:t>
+            </w:r>
+          </w:p>
+        </w:tc>
+        <w:tc>
+          <w:tcPr>
+            <w:tcW w:w="1245" w:type="dxa"/>
+            <w:tcBorders>
+              <w:top w:val="nil"/>
+              <w:left w:val="single" w:sz="8" w:space="0" w:color="000000"/>
+              <w:bottom w:val="single" w:sz="8" w:space="0" w:color="000000"/>
+              <w:right w:val="nil"/>
+            </w:tcBorders>
+            <w:shd w:val="clear" w:color="auto" w:fill="E5E5E5"/>
+            <w:tcMar>
+              <w:top w:w="0" w:type="dxa"/>
+              <w:left w:w="100" w:type="dxa"/>
+              <w:bottom w:w="0" w:type="dxa"/>
+              <w:right w:w="100" w:type="dxa"/>
+            </w:tcMar>
+            <w:hideMark/>
+          </w:tcPr>
+          <w:p>
+            <w:pPr>
+              <w:spacing w:before="40" w:after="40"/>
+              <w:ind w:left="-120"/>
+              <w:rPr>
+                <w:rFonts w:ascii="Times New Roman" w:eastAsia="Times New Roman" w:hAnsi="Times New Roman" w:cs="Times New Roman"/>
+                <w:sz w:val="20"/>
+                <w:szCs w:val="20"/>
+              </w:rPr>
+            </w:pPr>
+            <w:r>
+              <w:rPr>
+                <w:rFonts w:ascii="Times New Roman" w:eastAsia="Times New Roman" w:hAnsi="Times New Roman" w:cs="Times New Roman"/>
+                <w:sz w:val="20"/>
+                <w:szCs w:val="20"/>
+              </w:rPr>
+              <w:t xml:space="preserve"> 1.3</w:t>
+            </w:r>
+          </w:p>
+        </w:tc>
+        <w:tc>
+          <w:tcPr>
+            <w:tcW w:w="3555" w:type="dxa"/>
+            <w:tcBorders>
+              <w:top w:val="nil"/>
+              <w:left w:val="single" w:sz="8" w:space="0" w:color="000000"/>
+              <w:bottom w:val="single" w:sz="8" w:space="0" w:color="000000"/>
+              <w:right w:val="nil"/>
+            </w:tcBorders>
+            <w:shd w:val="clear" w:color="auto" w:fill="E5E5E5"/>
+            <w:tcMar>
+              <w:top w:w="0" w:type="dxa"/>
+              <w:left w:w="100" w:type="dxa"/>
+              <w:bottom w:w="0" w:type="dxa"/>
+              <w:right w:w="100" w:type="dxa"/>
+            </w:tcMar>
+            <w:hideMark/>
+          </w:tcPr>
+          <w:p>
+            <w:pPr>
+              <w:spacing w:before="40" w:after="40"/>
+              <w:ind w:left="-120"/>
+              <w:rPr>
+                <w:rFonts w:ascii="Times New Roman" w:eastAsia="Times New Roman" w:hAnsi="Times New Roman" w:cs="Times New Roman"/>
+                <w:sz w:val="20"/>
+                <w:szCs w:val="20"/>
+              </w:rPr>
+            </w:pPr>
+            <w:r>
+              <w:rPr>
+                <w:rFonts w:ascii="Times New Roman" w:eastAsia="Times New Roman" w:hAnsi="Times New Roman" w:cs="Times New Roman"/>
+                <w:sz w:val="20"/>
+                <w:szCs w:val="20"/>
+              </w:rPr>
+              <w:t xml:space="preserve"> Added the User Login Module</w:t>
+            </w:r>
+          </w:p>
+        </w:tc>
+        <w:tc>
+          <w:tcPr>
+            <w:tcW w:w="2490" w:type="dxa"/>
+            <w:tcBorders>
+              <w:top w:val="nil"/>
+              <w:left w:val="single" w:sz="8" w:space="0" w:color="000000"/>
+              <w:bottom w:val="single" w:sz="8" w:space="0" w:color="000000"/>
+              <w:right w:val="single" w:sz="8" w:space="0" w:color="000000"/>
+            </w:tcBorders>
+            <w:shd w:val="clear" w:color="auto" w:fill="E5E5E5"/>
+            <w:tcMar>
+              <w:top w:w="0" w:type="dxa"/>
+              <w:left w:w="100" w:type="dxa"/>
+              <w:bottom w:w="0" w:type="dxa"/>
+              <w:right w:w="100" w:type="dxa"/>
+            </w:tcMar>
+            <w:hideMark/>
+          </w:tcPr>
+          <w:p>
+            <w:pPr>
+              <w:tabs>
+                <w:tab w:val="center" w:pos="1085"/>
+              </w:tabs>
+              <w:spacing w:before="40" w:after="40"/>
+              <w:ind w:left="-120"/>
+              <w:rPr>
+                <w:rFonts w:ascii="Times New Roman" w:eastAsia="Times New Roman" w:hAnsi="Times New Roman" w:cs="Times New Roman"/>
+                <w:sz w:val="20"/>
+                <w:szCs w:val="20"/>
+              </w:rPr>
+            </w:pPr>
+            <w:r>
+              <w:rPr>
+                <w:rFonts w:ascii="Times New Roman" w:eastAsia="Times New Roman" w:hAnsi="Times New Roman" w:cs="Times New Roman"/>
+                <w:sz w:val="20"/>
+                <w:szCs w:val="20"/>
+              </w:rPr>
+              <w:t xml:space="preserve"> Gary Alvarado</w:t>
+            </w:r>
+          </w:p>
+        </w:tc>
+      </w:tr>
+      <w:tr>
+        <w:trPr>
+          <w:trHeight w:val="330"/>
+        </w:trPr>
+        <w:tc>
+          <w:tcPr>
+            <w:tcW w:w="1455" w:type="dxa"/>
+            <w:tcBorders>
+              <w:top w:val="nil"/>
+              <w:left w:val="single" w:sz="8" w:space="0" w:color="000000"/>
+              <w:bottom w:val="single" w:sz="8" w:space="0" w:color="000000"/>
+              <w:right w:val="nil"/>
             </w:tcBorders>
             <w:shd w:val="clear" w:color="auto" w:fill="E5E5E5"/>
             <w:tcMar>
@@ -401,7 +1045,7 @@
                 <w:sz w:val="20"/>
                 <w:szCs w:val="20"/>
               </w:rPr>
-              <w:t>02/11/2026</w:t>
+              <w:t xml:space="preserve"> 02/28/2026</w:t>
             </w:r>
           </w:p>
         </w:tc>
@@ -409,8 +1053,10 @@
           <w:tcPr>
             <w:tcW w:w="1245" w:type="dxa"/>
             <w:tcBorders>
+              <w:top w:val="nil"/>
               <w:left w:val="single" w:sz="8" w:space="0" w:color="000000"/>
               <w:bottom w:val="single" w:sz="8" w:space="0" w:color="000000"/>
+              <w:right w:val="nil"/>
             </w:tcBorders>
             <w:shd w:val="clear" w:color="auto" w:fill="E5E5E5"/>
             <w:tcMar>
@@ -436,7 +1082,7 @@
                 <w:sz w:val="20"/>
                 <w:szCs w:val="20"/>
               </w:rPr>
-              <w:t>1.0</w:t>
+              <w:t xml:space="preserve"> 1.4</w:t>
             </w:r>
           </w:p>
         </w:tc>
@@ -444,8 +1090,10 @@
           <w:tcPr>
             <w:tcW w:w="3555" w:type="dxa"/>
             <w:tcBorders>
+              <w:top w:val="nil"/>
               <w:left w:val="single" w:sz="8" w:space="0" w:color="000000"/>
               <w:bottom w:val="single" w:sz="8" w:space="0" w:color="000000"/>
+              <w:right w:val="nil"/>
             </w:tcBorders>
             <w:shd w:val="clear" w:color="auto" w:fill="E5E5E5"/>
             <w:tcMar>
@@ -471,7 +1119,7 @@
                 <w:sz w:val="20"/>
                 <w:szCs w:val="20"/>
               </w:rPr>
-              <w:t>Initial Version</w:t>
+              <w:t xml:space="preserve"> Added external interface</w:t>
             </w:r>
           </w:p>
         </w:tc>
@@ -479,319 +1127,7 @@
           <w:tcPr>
             <w:tcW w:w="2490" w:type="dxa"/>
             <w:tcBorders>
-              <w:left w:val="single" w:sz="8" w:space="0" w:color="000000"/>
-              <w:bottom w:val="single" w:sz="8" w:space="0" w:color="000000"/>
-              <w:right w:val="single" w:sz="8" w:space="0" w:color="000000"/>
-            </w:tcBorders>
-            <w:shd w:val="clear" w:color="auto" w:fill="E5E5E5"/>
-            <w:tcMar>
-              <w:top w:w="0" w:type="dxa"/>
-              <w:left w:w="100" w:type="dxa"/>
-              <w:bottom w:w="0" w:type="dxa"/>
-              <w:right w:w="100" w:type="dxa"/>
-            </w:tcMar>
-          </w:tcPr>
-          <w:p>
-            <w:pPr>
-              <w:spacing w:before="40" w:after="40"/>
-              <w:ind w:left="-120"/>
-              <w:rPr>
-                <w:rFonts w:ascii="Times New Roman" w:eastAsia="Times New Roman" w:hAnsi="Times New Roman" w:cs="Times New Roman"/>
-                <w:sz w:val="20"/>
-                <w:szCs w:val="20"/>
-              </w:rPr>
-            </w:pPr>
-            <w:r>
-              <w:rPr>
-                <w:rFonts w:ascii="Times New Roman" w:eastAsia="Times New Roman" w:hAnsi="Times New Roman" w:cs="Times New Roman"/>
-                <w:sz w:val="20"/>
-                <w:szCs w:val="20"/>
-              </w:rPr>
-              <w:t>Shea Pettit</w:t>
-            </w:r>
-          </w:p>
-        </w:tc>
-      </w:tr>
-      <w:tr>
-        <w:trPr>
-          <w:trHeight w:val="330"/>
-        </w:trPr>
-        <w:tc>
-          <w:tcPr>
-            <w:tcW w:w="1455" w:type="dxa"/>
-            <w:tcBorders>
-              <w:left w:val="single" w:sz="8" w:space="0" w:color="000000"/>
-              <w:bottom w:val="single" w:sz="8" w:space="0" w:color="000000"/>
-            </w:tcBorders>
-            <w:shd w:val="clear" w:color="auto" w:fill="E5E5E5"/>
-            <w:tcMar>
-              <w:top w:w="0" w:type="dxa"/>
-              <w:left w:w="100" w:type="dxa"/>
-              <w:bottom w:w="0" w:type="dxa"/>
-              <w:right w:w="100" w:type="dxa"/>
-            </w:tcMar>
-          </w:tcPr>
-          <w:p>
-            <w:pPr>
-              <w:spacing w:before="40" w:after="40"/>
-              <w:ind w:left="-120"/>
-              <w:rPr>
-                <w:rFonts w:ascii="Times New Roman" w:eastAsia="Times New Roman" w:hAnsi="Times New Roman" w:cs="Times New Roman"/>
-                <w:sz w:val="20"/>
-                <w:szCs w:val="20"/>
-                <w:u w:val="single"/>
-              </w:rPr>
-            </w:pPr>
-            <w:r>
-              <w:rPr>
-                <w:rFonts w:ascii="Times New Roman" w:eastAsia="Times New Roman" w:hAnsi="Times New Roman" w:cs="Times New Roman"/>
-                <w:sz w:val="20"/>
-                <w:szCs w:val="20"/>
-                <w:u w:val="single"/>
-              </w:rPr>
-              <w:t xml:space="preserve"> 02/13/2026</w:t>
-            </w:r>
-          </w:p>
-        </w:tc>
-        <w:tc>
-          <w:tcPr>
-            <w:tcW w:w="1245" w:type="dxa"/>
-            <w:tcBorders>
-              <w:left w:val="single" w:sz="8" w:space="0" w:color="000000"/>
-              <w:bottom w:val="single" w:sz="8" w:space="0" w:color="000000"/>
-            </w:tcBorders>
-            <w:shd w:val="clear" w:color="auto" w:fill="E5E5E5"/>
-            <w:tcMar>
-              <w:top w:w="0" w:type="dxa"/>
-              <w:left w:w="100" w:type="dxa"/>
-              <w:bottom w:w="0" w:type="dxa"/>
-              <w:right w:w="100" w:type="dxa"/>
-            </w:tcMar>
-          </w:tcPr>
-          <w:p>
-            <w:pPr>
-              <w:spacing w:before="40" w:after="40"/>
-              <w:ind w:left="-120"/>
-              <w:rPr>
-                <w:rFonts w:ascii="Times New Roman" w:eastAsia="Times New Roman" w:hAnsi="Times New Roman" w:cs="Times New Roman"/>
-                <w:sz w:val="20"/>
-                <w:szCs w:val="20"/>
-              </w:rPr>
-            </w:pPr>
-            <w:r>
-              <w:rPr>
-                <w:rFonts w:ascii="Times New Roman" w:eastAsia="Times New Roman" w:hAnsi="Times New Roman" w:cs="Times New Roman"/>
-                <w:sz w:val="20"/>
-                <w:szCs w:val="20"/>
-              </w:rPr>
-              <w:t xml:space="preserve"> </w:t>
-            </w:r>
-          </w:p>
-        </w:tc>
-        <w:tc>
-          <w:tcPr>
-            <w:tcW w:w="3555" w:type="dxa"/>
-            <w:tcBorders>
-              <w:left w:val="single" w:sz="8" w:space="0" w:color="000000"/>
-              <w:bottom w:val="single" w:sz="8" w:space="0" w:color="000000"/>
-            </w:tcBorders>
-            <w:shd w:val="clear" w:color="auto" w:fill="E5E5E5"/>
-            <w:tcMar>
-              <w:top w:w="0" w:type="dxa"/>
-              <w:left w:w="100" w:type="dxa"/>
-              <w:bottom w:w="0" w:type="dxa"/>
-              <w:right w:w="100" w:type="dxa"/>
-            </w:tcMar>
-          </w:tcPr>
-          <w:p>
-            <w:pPr>
-              <w:spacing w:before="40" w:after="40"/>
-              <w:ind w:left="-120"/>
-              <w:rPr>
-                <w:rFonts w:ascii="Times New Roman" w:eastAsia="Times New Roman" w:hAnsi="Times New Roman" w:cs="Times New Roman"/>
-                <w:sz w:val="20"/>
-                <w:szCs w:val="20"/>
-              </w:rPr>
-            </w:pPr>
-            <w:r>
-              <w:rPr>
-                <w:rFonts w:ascii="Times New Roman" w:eastAsia="Times New Roman" w:hAnsi="Times New Roman" w:cs="Times New Roman"/>
-                <w:sz w:val="20"/>
-                <w:szCs w:val="20"/>
-              </w:rPr>
-              <w:t xml:space="preserve"> Fix format, add use case</w:t>
-            </w:r>
-          </w:p>
-        </w:tc>
-        <w:tc>
-          <w:tcPr>
-            <w:tcW w:w="2490" w:type="dxa"/>
-            <w:tcBorders>
-              <w:left w:val="single" w:sz="8" w:space="0" w:color="000000"/>
-              <w:bottom w:val="single" w:sz="8" w:space="0" w:color="000000"/>
-              <w:right w:val="single" w:sz="8" w:space="0" w:color="000000"/>
-            </w:tcBorders>
-            <w:shd w:val="clear" w:color="auto" w:fill="E5E5E5"/>
-            <w:tcMar>
-              <w:top w:w="0" w:type="dxa"/>
-              <w:left w:w="100" w:type="dxa"/>
-              <w:bottom w:w="0" w:type="dxa"/>
-              <w:right w:w="100" w:type="dxa"/>
-            </w:tcMar>
-          </w:tcPr>
-          <w:p>
-            <w:pPr>
-              <w:spacing w:before="40" w:after="40"/>
-              <w:ind w:left="-120"/>
-              <w:rPr>
-                <w:rFonts w:ascii="Times New Roman" w:eastAsia="Times New Roman" w:hAnsi="Times New Roman" w:cs="Times New Roman"/>
-                <w:sz w:val="20"/>
-                <w:szCs w:val="20"/>
-              </w:rPr>
-            </w:pPr>
-            <w:r>
-              <w:rPr>
-                <w:rFonts w:ascii="Times New Roman" w:eastAsia="Times New Roman" w:hAnsi="Times New Roman" w:cs="Times New Roman"/>
-                <w:sz w:val="20"/>
-                <w:szCs w:val="20"/>
-              </w:rPr>
-              <w:t xml:space="preserve"> </w:t>
-            </w:r>
-          </w:p>
-        </w:tc>
-      </w:tr>
-      <w:tr>
-        <w:trPr>
-          <w:trHeight w:val="330"/>
-        </w:trPr>
-        <w:tc>
-          <w:tcPr>
-            <w:tcW w:w="1455" w:type="dxa"/>
-            <w:tcBorders>
-              <w:left w:val="single" w:sz="8" w:space="0" w:color="000000"/>
-              <w:bottom w:val="single" w:sz="8" w:space="0" w:color="000000"/>
-            </w:tcBorders>
-            <w:shd w:val="clear" w:color="auto" w:fill="E5E5E5"/>
-            <w:tcMar>
-              <w:top w:w="0" w:type="dxa"/>
-              <w:left w:w="100" w:type="dxa"/>
-              <w:bottom w:w="0" w:type="dxa"/>
-              <w:right w:w="100" w:type="dxa"/>
-            </w:tcMar>
-          </w:tcPr>
-          <w:p>
-            <w:pPr>
-              <w:spacing w:before="40" w:after="40"/>
-              <w:ind w:left="-120"/>
-              <w:rPr>
-                <w:rFonts w:ascii="Times New Roman" w:eastAsia="Times New Roman" w:hAnsi="Times New Roman" w:cs="Times New Roman"/>
-                <w:sz w:val="20"/>
-                <w:szCs w:val="20"/>
-                <w:u w:val="single"/>
-              </w:rPr>
-            </w:pPr>
-            <w:r>
-              <w:rPr>
-                <w:rFonts w:ascii="Times New Roman" w:eastAsia="Times New Roman" w:hAnsi="Times New Roman" w:cs="Times New Roman"/>
-                <w:sz w:val="20"/>
-                <w:szCs w:val="20"/>
-                <w:u w:val="single"/>
-              </w:rPr>
-              <w:t xml:space="preserve"> </w:t>
-            </w:r>
-            <w:r>
-              <w:rPr>
-                <w:rFonts w:ascii="Times New Roman" w:eastAsia="Times New Roman" w:hAnsi="Times New Roman" w:cs="Times New Roman"/>
-                <w:sz w:val="20"/>
-                <w:szCs w:val="20"/>
-                <w:u w:val="single"/>
-              </w:rPr>
-              <w:t>2/25/2026</w:t>
-            </w:r>
-          </w:p>
-        </w:tc>
-        <w:tc>
-          <w:tcPr>
-            <w:tcW w:w="1245" w:type="dxa"/>
-            <w:tcBorders>
-              <w:left w:val="single" w:sz="8" w:space="0" w:color="000000"/>
-              <w:bottom w:val="single" w:sz="8" w:space="0" w:color="000000"/>
-            </w:tcBorders>
-            <w:shd w:val="clear" w:color="auto" w:fill="E5E5E5"/>
-            <w:tcMar>
-              <w:top w:w="0" w:type="dxa"/>
-              <w:left w:w="100" w:type="dxa"/>
-              <w:bottom w:w="0" w:type="dxa"/>
-              <w:right w:w="100" w:type="dxa"/>
-            </w:tcMar>
-          </w:tcPr>
-          <w:p>
-            <w:pPr>
-              <w:spacing w:before="40" w:after="40"/>
-              <w:ind w:left="-120"/>
-              <w:rPr>
-                <w:rFonts w:ascii="Times New Roman" w:eastAsia="Times New Roman" w:hAnsi="Times New Roman" w:cs="Times New Roman"/>
-                <w:sz w:val="20"/>
-                <w:szCs w:val="20"/>
-              </w:rPr>
-            </w:pPr>
-            <w:r>
-              <w:rPr>
-                <w:rFonts w:ascii="Times New Roman" w:eastAsia="Times New Roman" w:hAnsi="Times New Roman" w:cs="Times New Roman"/>
-                <w:sz w:val="20"/>
-                <w:szCs w:val="20"/>
-              </w:rPr>
-              <w:t xml:space="preserve"> </w:t>
-            </w:r>
-          </w:p>
-        </w:tc>
-        <w:tc>
-          <w:tcPr>
-            <w:tcW w:w="3555" w:type="dxa"/>
-            <w:tcBorders>
-              <w:left w:val="single" w:sz="8" w:space="0" w:color="000000"/>
-              <w:bottom w:val="single" w:sz="8" w:space="0" w:color="000000"/>
-            </w:tcBorders>
-            <w:shd w:val="clear" w:color="auto" w:fill="E5E5E5"/>
-            <w:tcMar>
-              <w:top w:w="0" w:type="dxa"/>
-              <w:left w:w="100" w:type="dxa"/>
-              <w:bottom w:w="0" w:type="dxa"/>
-              <w:right w:w="100" w:type="dxa"/>
-            </w:tcMar>
-          </w:tcPr>
-          <w:p>
-            <w:pPr>
-              <w:spacing w:before="40" w:after="40"/>
-              <w:ind w:left="-120"/>
-              <w:rPr>
-                <w:rFonts w:ascii="Times New Roman" w:eastAsia="Times New Roman" w:hAnsi="Times New Roman" w:cs="Times New Roman"/>
-                <w:sz w:val="20"/>
-                <w:szCs w:val="20"/>
-              </w:rPr>
-            </w:pPr>
-            <w:r>
-              <w:rPr>
-                <w:rFonts w:ascii="Times New Roman" w:eastAsia="Times New Roman" w:hAnsi="Times New Roman" w:cs="Times New Roman"/>
-                <w:sz w:val="20"/>
-                <w:szCs w:val="20"/>
-              </w:rPr>
-              <w:t xml:space="preserve"> </w:t>
-            </w:r>
-            <w:r>
-              <w:rPr>
-                <w:rFonts w:ascii="Times New Roman" w:eastAsia="Times New Roman" w:hAnsi="Times New Roman" w:cs="Times New Roman"/>
-                <w:sz w:val="20"/>
-                <w:szCs w:val="20"/>
-              </w:rPr>
-              <w:t>Added the User Login Module</w:t>
-            </w:r>
-          </w:p>
-        </w:tc>
-        <w:tc>
-          <w:tcPr>
-            <w:tcW w:w="2490" w:type="dxa"/>
-            <w:tcBorders>
+              <w:top w:val="nil"/>
               <w:left w:val="single" w:sz="8" w:space="0" w:color="000000"/>
               <w:bottom w:val="single" w:sz="8" w:space="0" w:color="000000"/>
               <w:right w:val="single" w:sz="8" w:space="0" w:color="000000"/>
@@ -823,15 +1159,7 @@
                 <w:sz w:val="20"/>
                 <w:szCs w:val="20"/>
               </w:rPr>
-              <w:t xml:space="preserve"> </w:t>
-            </w:r>
-            <w:r>
-              <w:rPr>
-                <w:rFonts w:ascii="Times New Roman" w:eastAsia="Times New Roman" w:hAnsi="Times New Roman" w:cs="Times New Roman"/>
-                <w:sz w:val="20"/>
-                <w:szCs w:val="20"/>
-              </w:rPr>
-              <w:t>Gary Alvarado</w:t>
+              <w:t xml:space="preserve"> Shayan Khan</w:t>
             </w:r>
           </w:p>
         </w:tc>
@@ -844,8 +1172,10 @@
           <w:tcPr>
             <w:tcW w:w="1455" w:type="dxa"/>
             <w:tcBorders>
+              <w:top w:val="nil"/>
               <w:left w:val="single" w:sz="8" w:space="0" w:color="000000"/>
               <w:bottom w:val="single" w:sz="8" w:space="0" w:color="000000"/>
+              <w:right w:val="nil"/>
             </w:tcBorders>
             <w:shd w:val="clear" w:color="auto" w:fill="E5E5E5"/>
             <w:tcMar>
@@ -854,52 +1184,7 @@
               <w:bottom w:w="0" w:type="dxa"/>
               <w:right w:w="100" w:type="dxa"/>
             </w:tcMar>
-          </w:tcPr>
-          <w:p>
-            <w:pPr>
-              <w:spacing w:before="40" w:after="40"/>
-              <w:ind w:left="-120"/>
-              <w:rPr>
-                <w:rFonts w:ascii="Times New Roman" w:eastAsia="Times New Roman" w:hAnsi="Times New Roman" w:cs="Times New Roman"/>
-                <w:sz w:val="20"/>
-                <w:szCs w:val="20"/>
-                <w:u w:val="single"/>
-              </w:rPr>
-            </w:pPr>
-            <w:r>
-              <w:rPr>
-                <w:rFonts w:ascii="Times New Roman" w:eastAsia="Times New Roman" w:hAnsi="Times New Roman" w:cs="Times New Roman"/>
-                <w:sz w:val="20"/>
-                <w:szCs w:val="20"/>
-                <w:u w:val="single"/>
-              </w:rPr>
-              <w:t xml:space="preserve"> </w:t>
-            </w:r>
-            <w:r>
-              <w:rPr>
-                <w:rFonts w:ascii="Times New Roman" w:eastAsia="Times New Roman" w:hAnsi="Times New Roman" w:cs="Times New Roman"/>
-                <w:sz w:val="20"/>
-                <w:szCs w:val="20"/>
-                <w:u w:val="single"/>
-              </w:rPr>
-              <w:t>02/28/26</w:t>
-            </w:r>
-          </w:p>
-        </w:tc>
-        <w:tc>
-          <w:tcPr>
-            <w:tcW w:w="1245" w:type="dxa"/>
-            <w:tcBorders>
-              <w:left w:val="single" w:sz="8" w:space="0" w:color="000000"/>
-              <w:bottom w:val="single" w:sz="8" w:space="0" w:color="000000"/>
-            </w:tcBorders>
-            <w:shd w:val="clear" w:color="auto" w:fill="E5E5E5"/>
-            <w:tcMar>
-              <w:top w:w="0" w:type="dxa"/>
-              <w:left w:w="100" w:type="dxa"/>
-              <w:bottom w:w="0" w:type="dxa"/>
-              <w:right w:w="100" w:type="dxa"/>
-            </w:tcMar>
+            <w:hideMark/>
           </w:tcPr>
           <w:p>
             <w:pPr>
@@ -917,16 +1202,18 @@
                 <w:sz w:val="20"/>
                 <w:szCs w:val="20"/>
               </w:rPr>
-              <w:t xml:space="preserve"> </w:t>
+              <w:t xml:space="preserve"> 03/01/2026</w:t>
             </w:r>
           </w:p>
         </w:tc>
         <w:tc>
           <w:tcPr>
-            <w:tcW w:w="3555" w:type="dxa"/>
+            <w:tcW w:w="1245" w:type="dxa"/>
             <w:tcBorders>
+              <w:top w:val="nil"/>
               <w:left w:val="single" w:sz="8" w:space="0" w:color="000000"/>
               <w:bottom w:val="single" w:sz="8" w:space="0" w:color="000000"/>
+              <w:right w:val="nil"/>
             </w:tcBorders>
             <w:shd w:val="clear" w:color="auto" w:fill="E5E5E5"/>
             <w:tcMar>
@@ -935,6 +1222,7 @@
               <w:bottom w:w="0" w:type="dxa"/>
               <w:right w:w="100" w:type="dxa"/>
             </w:tcMar>
+            <w:hideMark/>
           </w:tcPr>
           <w:p>
             <w:pPr>
@@ -952,7 +1240,7 @@
                 <w:sz w:val="20"/>
                 <w:szCs w:val="20"/>
               </w:rPr>
-              <w:t xml:space="preserve"> </w:t>
+              <w:t xml:space="preserve"> 1.</w:t>
             </w:r>
             <w:r>
               <w:rPr>
@@ -960,17 +1248,18 @@
                 <w:sz w:val="20"/>
                 <w:szCs w:val="20"/>
               </w:rPr>
-              <w:t>Added external interface</w:t>
+              <w:t>5</w:t>
             </w:r>
           </w:p>
         </w:tc>
         <w:tc>
           <w:tcPr>
-            <w:tcW w:w="2490" w:type="dxa"/>
+            <w:tcW w:w="3555" w:type="dxa"/>
             <w:tcBorders>
+              <w:top w:val="nil"/>
               <w:left w:val="single" w:sz="8" w:space="0" w:color="000000"/>
               <w:bottom w:val="single" w:sz="8" w:space="0" w:color="000000"/>
-              <w:right w:val="single" w:sz="8" w:space="0" w:color="000000"/>
+              <w:right w:val="nil"/>
             </w:tcBorders>
             <w:shd w:val="clear" w:color="auto" w:fill="E5E5E5"/>
             <w:tcMar>
@@ -979,6 +1268,7 @@
               <w:bottom w:w="0" w:type="dxa"/>
               <w:right w:w="100" w:type="dxa"/>
             </w:tcMar>
+            <w:hideMark/>
           </w:tcPr>
           <w:p>
             <w:pPr>
@@ -996,15 +1286,48 @@
                 <w:sz w:val="20"/>
                 <w:szCs w:val="20"/>
               </w:rPr>
-              <w:t xml:space="preserve"> </w:t>
+              <w:t xml:space="preserve"> Added the Communication Server Module</w:t>
             </w:r>
+          </w:p>
+        </w:tc>
+        <w:tc>
+          <w:tcPr>
+            <w:tcW w:w="2490" w:type="dxa"/>
+            <w:tcBorders>
+              <w:top w:val="nil"/>
+              <w:left w:val="single" w:sz="8" w:space="0" w:color="000000"/>
+              <w:bottom w:val="single" w:sz="8" w:space="0" w:color="000000"/>
+              <w:right w:val="single" w:sz="8" w:space="0" w:color="000000"/>
+            </w:tcBorders>
+            <w:shd w:val="clear" w:color="auto" w:fill="E5E5E5"/>
+            <w:tcMar>
+              <w:top w:w="0" w:type="dxa"/>
+              <w:left w:w="100" w:type="dxa"/>
+              <w:bottom w:w="0" w:type="dxa"/>
+              <w:right w:w="100" w:type="dxa"/>
+            </w:tcMar>
+            <w:hideMark/>
+          </w:tcPr>
+          <w:p>
+            <w:pPr>
+              <w:tabs>
+                <w:tab w:val="center" w:pos="1085"/>
+              </w:tabs>
+              <w:spacing w:before="40" w:after="40"/>
+              <w:ind w:left="-120"/>
+              <w:rPr>
+                <w:rFonts w:ascii="Times New Roman" w:eastAsia="Times New Roman" w:hAnsi="Times New Roman" w:cs="Times New Roman"/>
+                <w:sz w:val="20"/>
+                <w:szCs w:val="20"/>
+              </w:rPr>
+            </w:pPr>
             <w:r>
               <w:rPr>
                 <w:rFonts w:ascii="Times New Roman" w:eastAsia="Times New Roman" w:hAnsi="Times New Roman" w:cs="Times New Roman"/>
                 <w:sz w:val="20"/>
                 <w:szCs w:val="20"/>
               </w:rPr>
-              <w:t>Shayan Khan</w:t>
+              <w:t xml:space="preserve"> Shea Pettit</w:t>
             </w:r>
           </w:p>
         </w:tc>
@@ -1017,8 +1340,10 @@
           <w:tcPr>
             <w:tcW w:w="1455" w:type="dxa"/>
             <w:tcBorders>
+              <w:top w:val="nil"/>
               <w:left w:val="single" w:sz="8" w:space="0" w:color="000000"/>
               <w:bottom w:val="single" w:sz="8" w:space="0" w:color="000000"/>
+              <w:right w:val="nil"/>
             </w:tcBorders>
             <w:shd w:val="clear" w:color="auto" w:fill="E5E5E5"/>
             <w:tcMar>
@@ -1027,52 +1352,7 @@
               <w:bottom w:w="0" w:type="dxa"/>
               <w:right w:w="100" w:type="dxa"/>
             </w:tcMar>
-          </w:tcPr>
-          <w:p>
-            <w:pPr>
-              <w:spacing w:before="40" w:after="40"/>
-              <w:ind w:left="-120"/>
-              <w:rPr>
-                <w:rFonts w:ascii="Times New Roman" w:eastAsia="Times New Roman" w:hAnsi="Times New Roman" w:cs="Times New Roman"/>
-                <w:sz w:val="20"/>
-                <w:szCs w:val="20"/>
-                <w:u w:val="single"/>
-              </w:rPr>
-            </w:pPr>
-            <w:r>
-              <w:rPr>
-                <w:rFonts w:ascii="Times New Roman" w:eastAsia="Times New Roman" w:hAnsi="Times New Roman" w:cs="Times New Roman"/>
-                <w:sz w:val="20"/>
-                <w:szCs w:val="20"/>
-                <w:u w:val="single"/>
-              </w:rPr>
-              <w:t xml:space="preserve"> </w:t>
-            </w:r>
-            <w:r>
-              <w:rPr>
-                <w:rFonts w:ascii="Times New Roman" w:eastAsia="Times New Roman" w:hAnsi="Times New Roman" w:cs="Times New Roman"/>
-                <w:sz w:val="20"/>
-                <w:szCs w:val="20"/>
-                <w:u w:val="single"/>
-              </w:rPr>
-              <w:t>3/2/2026</w:t>
-            </w:r>
-          </w:p>
-        </w:tc>
-        <w:tc>
-          <w:tcPr>
-            <w:tcW w:w="1245" w:type="dxa"/>
-            <w:tcBorders>
-              <w:left w:val="single" w:sz="8" w:space="0" w:color="000000"/>
-              <w:bottom w:val="single" w:sz="8" w:space="0" w:color="000000"/>
-            </w:tcBorders>
-            <w:shd w:val="clear" w:color="auto" w:fill="E5E5E5"/>
-            <w:tcMar>
-              <w:top w:w="0" w:type="dxa"/>
-              <w:left w:w="100" w:type="dxa"/>
-              <w:bottom w:w="0" w:type="dxa"/>
-              <w:right w:w="100" w:type="dxa"/>
-            </w:tcMar>
+            <w:hideMark/>
           </w:tcPr>
           <w:p>
             <w:pPr>
@@ -1090,16 +1370,18 @@
                 <w:sz w:val="20"/>
                 <w:szCs w:val="20"/>
               </w:rPr>
-              <w:t xml:space="preserve"> </w:t>
+              <w:t xml:space="preserve"> 3/2/2026</w:t>
             </w:r>
           </w:p>
         </w:tc>
         <w:tc>
           <w:tcPr>
-            <w:tcW w:w="3555" w:type="dxa"/>
+            <w:tcW w:w="1245" w:type="dxa"/>
             <w:tcBorders>
+              <w:top w:val="nil"/>
               <w:left w:val="single" w:sz="8" w:space="0" w:color="000000"/>
               <w:bottom w:val="single" w:sz="8" w:space="0" w:color="000000"/>
+              <w:right w:val="nil"/>
             </w:tcBorders>
             <w:shd w:val="clear" w:color="auto" w:fill="E5E5E5"/>
             <w:tcMar>
@@ -1108,6 +1390,7 @@
               <w:bottom w:w="0" w:type="dxa"/>
               <w:right w:w="100" w:type="dxa"/>
             </w:tcMar>
+            <w:hideMark/>
           </w:tcPr>
           <w:p>
             <w:pPr>
@@ -1125,7 +1408,7 @@
                 <w:sz w:val="20"/>
                 <w:szCs w:val="20"/>
               </w:rPr>
-              <w:t xml:space="preserve"> </w:t>
+              <w:t xml:space="preserve"> 1.</w:t>
             </w:r>
             <w:r>
               <w:rPr>
@@ -1133,17 +1416,18 @@
                 <w:sz w:val="20"/>
                 <w:szCs w:val="20"/>
               </w:rPr>
-              <w:t>Expanded sections 1 &amp; 2</w:t>
+              <w:t>6</w:t>
             </w:r>
           </w:p>
         </w:tc>
         <w:tc>
           <w:tcPr>
-            <w:tcW w:w="2490" w:type="dxa"/>
+            <w:tcW w:w="3555" w:type="dxa"/>
             <w:tcBorders>
+              <w:top w:val="nil"/>
               <w:left w:val="single" w:sz="8" w:space="0" w:color="000000"/>
               <w:bottom w:val="single" w:sz="8" w:space="0" w:color="000000"/>
-              <w:right w:val="single" w:sz="8" w:space="0" w:color="000000"/>
+              <w:right w:val="nil"/>
             </w:tcBorders>
             <w:shd w:val="clear" w:color="auto" w:fill="E5E5E5"/>
             <w:tcMar>
@@ -1152,6 +1436,7 @@
               <w:bottom w:w="0" w:type="dxa"/>
               <w:right w:w="100" w:type="dxa"/>
             </w:tcMar>
+            <w:hideMark/>
           </w:tcPr>
           <w:p>
             <w:pPr>
@@ -1169,29 +1454,18 @@
                 <w:sz w:val="20"/>
                 <w:szCs w:val="20"/>
               </w:rPr>
-              <w:t xml:space="preserve"> </w:t>
-            </w:r>
-            <w:r>
-              <w:rPr>
-                <w:rFonts w:ascii="Times New Roman" w:eastAsia="Times New Roman" w:hAnsi="Times New Roman" w:cs="Times New Roman"/>
-                <w:sz w:val="20"/>
-                <w:szCs w:val="20"/>
-              </w:rPr>
-              <w:t>Gary Alvarado</w:t>
+              <w:t xml:space="preserve"> Expanded sections 1 &amp; 2</w:t>
             </w:r>
           </w:p>
         </w:tc>
-      </w:tr>
-      <w:tr>
-        <w:trPr>
-          <w:trHeight w:val="330"/>
-        </w:trPr>
         <w:tc>
           <w:tcPr>
-            <w:tcW w:w="1455" w:type="dxa"/>
+            <w:tcW w:w="2490" w:type="dxa"/>
             <w:tcBorders>
+              <w:top w:val="nil"/>
               <w:left w:val="single" w:sz="8" w:space="0" w:color="000000"/>
               <w:bottom w:val="single" w:sz="8" w:space="0" w:color="000000"/>
+              <w:right w:val="single" w:sz="8" w:space="0" w:color="000000"/>
             </w:tcBorders>
             <w:shd w:val="clear" w:color="auto" w:fill="E5E5E5"/>
             <w:tcMar>
@@ -1200,43 +1474,7 @@
               <w:bottom w:w="0" w:type="dxa"/>
               <w:right w:w="100" w:type="dxa"/>
             </w:tcMar>
-          </w:tcPr>
-          <w:p>
-            <w:pPr>
-              <w:spacing w:before="40" w:after="40"/>
-              <w:ind w:left="-120"/>
-              <w:rPr>
-                <w:rFonts w:ascii="Times New Roman" w:eastAsia="Times New Roman" w:hAnsi="Times New Roman" w:cs="Times New Roman"/>
-                <w:sz w:val="20"/>
-                <w:szCs w:val="20"/>
-                <w:u w:val="single"/>
-              </w:rPr>
-            </w:pPr>
-            <w:r>
-              <w:rPr>
-                <w:rFonts w:ascii="Times New Roman" w:eastAsia="Times New Roman" w:hAnsi="Times New Roman" w:cs="Times New Roman"/>
-                <w:sz w:val="20"/>
-                <w:szCs w:val="20"/>
-                <w:u w:val="single"/>
-              </w:rPr>
-              <w:t xml:space="preserve"> </w:t>
-            </w:r>
-          </w:p>
-        </w:tc>
-        <w:tc>
-          <w:tcPr>
-            <w:tcW w:w="1245" w:type="dxa"/>
-            <w:tcBorders>
-              <w:left w:val="single" w:sz="8" w:space="0" w:color="000000"/>
-              <w:bottom w:val="single" w:sz="8" w:space="0" w:color="000000"/>
-            </w:tcBorders>
-            <w:shd w:val="clear" w:color="auto" w:fill="E5E5E5"/>
-            <w:tcMar>
-              <w:top w:w="0" w:type="dxa"/>
-              <w:left w:w="100" w:type="dxa"/>
-              <w:bottom w:w="0" w:type="dxa"/>
-              <w:right w:w="100" w:type="dxa"/>
-            </w:tcMar>
+            <w:hideMark/>
           </w:tcPr>
           <w:p>
             <w:pPr>
@@ -1254,16 +1492,23 @@
                 <w:sz w:val="20"/>
                 <w:szCs w:val="20"/>
               </w:rPr>
-              <w:t xml:space="preserve"> </w:t>
+              <w:t xml:space="preserve"> Gary Alvarado</w:t>
             </w:r>
           </w:p>
         </w:tc>
+      </w:tr>
+      <w:tr>
+        <w:trPr>
+          <w:trHeight w:val="330"/>
+        </w:trPr>
         <w:tc>
           <w:tcPr>
-            <w:tcW w:w="3555" w:type="dxa"/>
+            <w:tcW w:w="1455" w:type="dxa"/>
             <w:tcBorders>
+              <w:top w:val="nil"/>
               <w:left w:val="single" w:sz="8" w:space="0" w:color="000000"/>
               <w:bottom w:val="single" w:sz="8" w:space="0" w:color="000000"/>
+              <w:right w:val="nil"/>
             </w:tcBorders>
             <w:shd w:val="clear" w:color="auto" w:fill="E5E5E5"/>
             <w:tcMar>
@@ -1272,6 +1517,44 @@
               <w:bottom w:w="0" w:type="dxa"/>
               <w:right w:w="100" w:type="dxa"/>
             </w:tcMar>
+            <w:hideMark/>
+          </w:tcPr>
+          <w:p>
+            <w:pPr>
+              <w:spacing w:before="40" w:after="40"/>
+              <w:rPr>
+                <w:rFonts w:ascii="Times New Roman" w:eastAsia="Times New Roman" w:hAnsi="Times New Roman" w:cs="Times New Roman"/>
+                <w:sz w:val="20"/>
+                <w:szCs w:val="20"/>
+              </w:rPr>
+            </w:pPr>
+            <w:r>
+              <w:rPr>
+                <w:rFonts w:ascii="Times New Roman" w:eastAsia="Times New Roman" w:hAnsi="Times New Roman" w:cs="Times New Roman"/>
+                <w:sz w:val="20"/>
+                <w:szCs w:val="20"/>
+              </w:rPr>
+              <w:t>03/2/2026</w:t>
+            </w:r>
+          </w:p>
+        </w:tc>
+        <w:tc>
+          <w:tcPr>
+            <w:tcW w:w="1245" w:type="dxa"/>
+            <w:tcBorders>
+              <w:top w:val="nil"/>
+              <w:left w:val="single" w:sz="8" w:space="0" w:color="000000"/>
+              <w:bottom w:val="single" w:sz="8" w:space="0" w:color="000000"/>
+              <w:right w:val="nil"/>
+            </w:tcBorders>
+            <w:shd w:val="clear" w:color="auto" w:fill="E5E5E5"/>
+            <w:tcMar>
+              <w:top w:w="0" w:type="dxa"/>
+              <w:left w:w="100" w:type="dxa"/>
+              <w:bottom w:w="0" w:type="dxa"/>
+              <w:right w:w="100" w:type="dxa"/>
+            </w:tcMar>
+            <w:hideMark/>
           </w:tcPr>
           <w:p>
             <w:pPr>
@@ -1289,17 +1572,26 @@
                 <w:sz w:val="20"/>
                 <w:szCs w:val="20"/>
               </w:rPr>
-              <w:t xml:space="preserve"> </w:t>
+              <w:t xml:space="preserve"> 1.</w:t>
+            </w:r>
+            <w:r>
+              <w:rPr>
+                <w:rFonts w:ascii="Times New Roman" w:eastAsia="Times New Roman" w:hAnsi="Times New Roman" w:cs="Times New Roman"/>
+                <w:sz w:val="20"/>
+                <w:szCs w:val="20"/>
+              </w:rPr>
+              <w:t>7</w:t>
             </w:r>
           </w:p>
         </w:tc>
         <w:tc>
           <w:tcPr>
-            <w:tcW w:w="2490" w:type="dxa"/>
+            <w:tcW w:w="3555" w:type="dxa"/>
             <w:tcBorders>
+              <w:top w:val="nil"/>
               <w:left w:val="single" w:sz="8" w:space="0" w:color="000000"/>
               <w:bottom w:val="single" w:sz="8" w:space="0" w:color="000000"/>
-              <w:right w:val="single" w:sz="8" w:space="0" w:color="000000"/>
+              <w:right w:val="nil"/>
             </w:tcBorders>
             <w:shd w:val="clear" w:color="auto" w:fill="E5E5E5"/>
             <w:tcMar>
@@ -1308,6 +1600,7 @@
               <w:bottom w:w="0" w:type="dxa"/>
               <w:right w:w="100" w:type="dxa"/>
             </w:tcMar>
+            <w:hideMark/>
           </w:tcPr>
           <w:p>
             <w:pPr>
@@ -1325,21 +1618,18 @@
                 <w:sz w:val="20"/>
                 <w:szCs w:val="20"/>
               </w:rPr>
-              <w:t xml:space="preserve"> </w:t>
+              <w:t xml:space="preserve"> Added internal interface and non-functional</w:t>
             </w:r>
           </w:p>
         </w:tc>
-      </w:tr>
-      <w:tr>
-        <w:trPr>
-          <w:trHeight w:val="330"/>
-        </w:trPr>
         <w:tc>
           <w:tcPr>
-            <w:tcW w:w="1455" w:type="dxa"/>
+            <w:tcW w:w="2490" w:type="dxa"/>
             <w:tcBorders>
+              <w:top w:val="nil"/>
               <w:left w:val="single" w:sz="8" w:space="0" w:color="000000"/>
               <w:bottom w:val="single" w:sz="8" w:space="0" w:color="000000"/>
+              <w:right w:val="single" w:sz="8" w:space="0" w:color="000000"/>
             </w:tcBorders>
             <w:shd w:val="clear" w:color="auto" w:fill="E5E5E5"/>
             <w:tcMar>
@@ -1348,43 +1638,7 @@
               <w:bottom w:w="0" w:type="dxa"/>
               <w:right w:w="100" w:type="dxa"/>
             </w:tcMar>
-          </w:tcPr>
-          <w:p>
-            <w:pPr>
-              <w:spacing w:before="40" w:after="40"/>
-              <w:ind w:left="-120"/>
-              <w:rPr>
-                <w:rFonts w:ascii="Times New Roman" w:eastAsia="Times New Roman" w:hAnsi="Times New Roman" w:cs="Times New Roman"/>
-                <w:sz w:val="20"/>
-                <w:szCs w:val="20"/>
-                <w:u w:val="single"/>
-              </w:rPr>
-            </w:pPr>
-            <w:r>
-              <w:rPr>
-                <w:rFonts w:ascii="Times New Roman" w:eastAsia="Times New Roman" w:hAnsi="Times New Roman" w:cs="Times New Roman"/>
-                <w:sz w:val="20"/>
-                <w:szCs w:val="20"/>
-                <w:u w:val="single"/>
-              </w:rPr>
-              <w:t xml:space="preserve"> </w:t>
-            </w:r>
-          </w:p>
-        </w:tc>
-        <w:tc>
-          <w:tcPr>
-            <w:tcW w:w="1245" w:type="dxa"/>
-            <w:tcBorders>
-              <w:left w:val="single" w:sz="8" w:space="0" w:color="000000"/>
-              <w:bottom w:val="single" w:sz="8" w:space="0" w:color="000000"/>
-            </w:tcBorders>
-            <w:shd w:val="clear" w:color="auto" w:fill="E5E5E5"/>
-            <w:tcMar>
-              <w:top w:w="0" w:type="dxa"/>
-              <w:left w:w="100" w:type="dxa"/>
-              <w:bottom w:w="0" w:type="dxa"/>
-              <w:right w:w="100" w:type="dxa"/>
-            </w:tcMar>
+            <w:hideMark/>
           </w:tcPr>
           <w:p>
             <w:pPr>
@@ -1402,16 +1656,23 @@
                 <w:sz w:val="20"/>
                 <w:szCs w:val="20"/>
               </w:rPr>
-              <w:t xml:space="preserve"> </w:t>
+              <w:t xml:space="preserve">  Jiacheng Liang</w:t>
             </w:r>
           </w:p>
         </w:tc>
+      </w:tr>
+      <w:tr>
+        <w:trPr>
+          <w:trHeight w:val="330"/>
+        </w:trPr>
         <w:tc>
           <w:tcPr>
-            <w:tcW w:w="3555" w:type="dxa"/>
+            <w:tcW w:w="1455" w:type="dxa"/>
             <w:tcBorders>
+              <w:top w:val="nil"/>
               <w:left w:val="single" w:sz="8" w:space="0" w:color="000000"/>
               <w:bottom w:val="single" w:sz="8" w:space="0" w:color="000000"/>
+              <w:right w:val="nil"/>
             </w:tcBorders>
             <w:shd w:val="clear" w:color="auto" w:fill="E5E5E5"/>
             <w:tcMar>
@@ -1420,6 +1681,54 @@
               <w:bottom w:w="0" w:type="dxa"/>
               <w:right w:w="100" w:type="dxa"/>
             </w:tcMar>
+            <w:hideMark/>
+          </w:tcPr>
+          <w:p>
+            <w:pPr>
+              <w:spacing w:before="40" w:after="40"/>
+              <w:ind w:left="-120"/>
+              <w:rPr>
+                <w:rFonts w:ascii="Times New Roman" w:eastAsia="Times New Roman" w:hAnsi="Times New Roman" w:cs="Times New Roman"/>
+                <w:sz w:val="20"/>
+                <w:szCs w:val="20"/>
+              </w:rPr>
+            </w:pPr>
+            <w:r>
+              <w:rPr>
+                <w:rFonts w:ascii="Times New Roman" w:eastAsia="Times New Roman" w:hAnsi="Times New Roman" w:cs="Times New Roman"/>
+                <w:sz w:val="20"/>
+                <w:szCs w:val="20"/>
+                <w:u w:val="single"/>
+              </w:rPr>
+              <w:t xml:space="preserve"> </w:t>
+            </w:r>
+            <w:r>
+              <w:rPr>
+                <w:rFonts w:ascii="Times New Roman" w:eastAsia="Times New Roman" w:hAnsi="Times New Roman" w:cs="Times New Roman"/>
+                <w:sz w:val="20"/>
+                <w:szCs w:val="20"/>
+              </w:rPr>
+              <w:t>03/3/2026</w:t>
+            </w:r>
+          </w:p>
+        </w:tc>
+        <w:tc>
+          <w:tcPr>
+            <w:tcW w:w="1245" w:type="dxa"/>
+            <w:tcBorders>
+              <w:top w:val="nil"/>
+              <w:left w:val="single" w:sz="8" w:space="0" w:color="000000"/>
+              <w:bottom w:val="single" w:sz="8" w:space="0" w:color="000000"/>
+              <w:right w:val="nil"/>
+            </w:tcBorders>
+            <w:shd w:val="clear" w:color="auto" w:fill="E5E5E5"/>
+            <w:tcMar>
+              <w:top w:w="0" w:type="dxa"/>
+              <w:left w:w="100" w:type="dxa"/>
+              <w:bottom w:w="0" w:type="dxa"/>
+              <w:right w:w="100" w:type="dxa"/>
+            </w:tcMar>
+            <w:hideMark/>
           </w:tcPr>
           <w:p>
             <w:pPr>
@@ -1437,17 +1746,18 @@
                 <w:sz w:val="20"/>
                 <w:szCs w:val="20"/>
               </w:rPr>
-              <w:t xml:space="preserve"> </w:t>
+              <w:t xml:space="preserve"> 2.0</w:t>
             </w:r>
           </w:p>
         </w:tc>
         <w:tc>
           <w:tcPr>
-            <w:tcW w:w="2490" w:type="dxa"/>
+            <w:tcW w:w="3555" w:type="dxa"/>
             <w:tcBorders>
+              <w:top w:val="nil"/>
               <w:left w:val="single" w:sz="8" w:space="0" w:color="000000"/>
               <w:bottom w:val="single" w:sz="8" w:space="0" w:color="000000"/>
-              <w:right w:val="single" w:sz="8" w:space="0" w:color="000000"/>
+              <w:right w:val="nil"/>
             </w:tcBorders>
             <w:shd w:val="clear" w:color="auto" w:fill="E5E5E5"/>
             <w:tcMar>
@@ -1456,6 +1766,7 @@
               <w:bottom w:w="0" w:type="dxa"/>
               <w:right w:w="100" w:type="dxa"/>
             </w:tcMar>
+            <w:hideMark/>
           </w:tcPr>
           <w:p>
             <w:pPr>
@@ -1473,21 +1784,18 @@
                 <w:sz w:val="20"/>
                 <w:szCs w:val="20"/>
               </w:rPr>
-              <w:t xml:space="preserve"> </w:t>
+              <w:t xml:space="preserve"> Finalizing SRS requirements</w:t>
             </w:r>
           </w:p>
         </w:tc>
-      </w:tr>
-      <w:tr>
-        <w:trPr>
-          <w:trHeight w:val="330"/>
-        </w:trPr>
         <w:tc>
           <w:tcPr>
-            <w:tcW w:w="1455" w:type="dxa"/>
+            <w:tcW w:w="2490" w:type="dxa"/>
             <w:tcBorders>
+              <w:top w:val="nil"/>
               <w:left w:val="single" w:sz="8" w:space="0" w:color="000000"/>
               <w:bottom w:val="single" w:sz="8" w:space="0" w:color="000000"/>
+              <w:right w:val="single" w:sz="8" w:space="0" w:color="000000"/>
             </w:tcBorders>
             <w:shd w:val="clear" w:color="auto" w:fill="E5E5E5"/>
             <w:tcMar>
@@ -1496,43 +1804,7 @@
               <w:bottom w:w="0" w:type="dxa"/>
               <w:right w:w="100" w:type="dxa"/>
             </w:tcMar>
-          </w:tcPr>
-          <w:p>
-            <w:pPr>
-              <w:spacing w:before="40" w:after="40"/>
-              <w:ind w:left="-120"/>
-              <w:rPr>
-                <w:rFonts w:ascii="Times New Roman" w:eastAsia="Times New Roman" w:hAnsi="Times New Roman" w:cs="Times New Roman"/>
-                <w:sz w:val="20"/>
-                <w:szCs w:val="20"/>
-                <w:u w:val="single"/>
-              </w:rPr>
-            </w:pPr>
-            <w:r>
-              <w:rPr>
-                <w:rFonts w:ascii="Times New Roman" w:eastAsia="Times New Roman" w:hAnsi="Times New Roman" w:cs="Times New Roman"/>
-                <w:sz w:val="20"/>
-                <w:szCs w:val="20"/>
-                <w:u w:val="single"/>
-              </w:rPr>
-              <w:t xml:space="preserve"> </w:t>
-            </w:r>
-          </w:p>
-        </w:tc>
-        <w:tc>
-          <w:tcPr>
-            <w:tcW w:w="1245" w:type="dxa"/>
-            <w:tcBorders>
-              <w:left w:val="single" w:sz="8" w:space="0" w:color="000000"/>
-              <w:bottom w:val="single" w:sz="8" w:space="0" w:color="000000"/>
-            </w:tcBorders>
-            <w:shd w:val="clear" w:color="auto" w:fill="E5E5E5"/>
-            <w:tcMar>
-              <w:top w:w="0" w:type="dxa"/>
-              <w:left w:w="100" w:type="dxa"/>
-              <w:bottom w:w="0" w:type="dxa"/>
-              <w:right w:w="100" w:type="dxa"/>
-            </w:tcMar>
+            <w:hideMark/>
           </w:tcPr>
           <w:p>
             <w:pPr>
@@ -1550,16 +1822,23 @@
                 <w:sz w:val="20"/>
                 <w:szCs w:val="20"/>
               </w:rPr>
-              <w:t xml:space="preserve"> </w:t>
+              <w:t xml:space="preserve">  Everyone</w:t>
             </w:r>
           </w:p>
         </w:tc>
+      </w:tr>
+      <w:tr>
+        <w:trPr>
+          <w:trHeight w:val="330"/>
+        </w:trPr>
         <w:tc>
           <w:tcPr>
-            <w:tcW w:w="3555" w:type="dxa"/>
+            <w:tcW w:w="1455" w:type="dxa"/>
             <w:tcBorders>
+              <w:top w:val="nil"/>
               <w:left w:val="single" w:sz="8" w:space="0" w:color="000000"/>
               <w:bottom w:val="single" w:sz="8" w:space="0" w:color="000000"/>
+              <w:right w:val="nil"/>
             </w:tcBorders>
             <w:shd w:val="clear" w:color="auto" w:fill="E5E5E5"/>
             <w:tcMar>
@@ -1568,6 +1847,54 @@
               <w:bottom w:w="0" w:type="dxa"/>
               <w:right w:w="100" w:type="dxa"/>
             </w:tcMar>
+            <w:hideMark/>
+          </w:tcPr>
+          <w:p>
+            <w:pPr>
+              <w:spacing w:before="40" w:after="40"/>
+              <w:ind w:left="-120"/>
+              <w:rPr>
+                <w:rFonts w:ascii="Times New Roman" w:eastAsia="Times New Roman" w:hAnsi="Times New Roman" w:cs="Times New Roman"/>
+                <w:sz w:val="20"/>
+                <w:szCs w:val="20"/>
+              </w:rPr>
+            </w:pPr>
+            <w:r>
+              <w:rPr>
+                <w:rFonts w:ascii="Times New Roman" w:eastAsia="Times New Roman" w:hAnsi="Times New Roman" w:cs="Times New Roman"/>
+                <w:sz w:val="20"/>
+                <w:szCs w:val="20"/>
+                <w:u w:val="single"/>
+              </w:rPr>
+              <w:t xml:space="preserve"> </w:t>
+            </w:r>
+            <w:r>
+              <w:rPr>
+                <w:rFonts w:ascii="Times New Roman" w:eastAsia="Times New Roman" w:hAnsi="Times New Roman" w:cs="Times New Roman"/>
+                <w:sz w:val="20"/>
+                <w:szCs w:val="20"/>
+              </w:rPr>
+              <w:t>03/4/2026</w:t>
+            </w:r>
+          </w:p>
+        </w:tc>
+        <w:tc>
+          <w:tcPr>
+            <w:tcW w:w="1245" w:type="dxa"/>
+            <w:tcBorders>
+              <w:top w:val="nil"/>
+              <w:left w:val="single" w:sz="8" w:space="0" w:color="000000"/>
+              <w:bottom w:val="single" w:sz="8" w:space="0" w:color="000000"/>
+              <w:right w:val="nil"/>
+            </w:tcBorders>
+            <w:shd w:val="clear" w:color="auto" w:fill="E5E5E5"/>
+            <w:tcMar>
+              <w:top w:w="0" w:type="dxa"/>
+              <w:left w:w="100" w:type="dxa"/>
+              <w:bottom w:w="0" w:type="dxa"/>
+              <w:right w:w="100" w:type="dxa"/>
+            </w:tcMar>
+            <w:hideMark/>
           </w:tcPr>
           <w:p>
             <w:pPr>
@@ -1585,17 +1912,18 @@
                 <w:sz w:val="20"/>
                 <w:szCs w:val="20"/>
               </w:rPr>
-              <w:t xml:space="preserve"> </w:t>
+              <w:t xml:space="preserve"> 2.1</w:t>
             </w:r>
           </w:p>
         </w:tc>
         <w:tc>
           <w:tcPr>
-            <w:tcW w:w="2490" w:type="dxa"/>
+            <w:tcW w:w="3555" w:type="dxa"/>
             <w:tcBorders>
+              <w:top w:val="nil"/>
               <w:left w:val="single" w:sz="8" w:space="0" w:color="000000"/>
               <w:bottom w:val="single" w:sz="8" w:space="0" w:color="000000"/>
-              <w:right w:val="single" w:sz="8" w:space="0" w:color="000000"/>
+              <w:right w:val="nil"/>
             </w:tcBorders>
             <w:shd w:val="clear" w:color="auto" w:fill="E5E5E5"/>
             <w:tcMar>
@@ -1604,6 +1932,7 @@
               <w:bottom w:w="0" w:type="dxa"/>
               <w:right w:w="100" w:type="dxa"/>
             </w:tcMar>
+            <w:hideMark/>
           </w:tcPr>
           <w:p>
             <w:pPr>
@@ -1621,21 +1950,18 @@
                 <w:sz w:val="20"/>
                 <w:szCs w:val="20"/>
               </w:rPr>
-              <w:t xml:space="preserve"> </w:t>
+              <w:t xml:space="preserve"> Minor tweaks</w:t>
             </w:r>
           </w:p>
         </w:tc>
-      </w:tr>
-      <w:tr>
-        <w:trPr>
-          <w:trHeight w:val="330"/>
-        </w:trPr>
         <w:tc>
           <w:tcPr>
-            <w:tcW w:w="1455" w:type="dxa"/>
+            <w:tcW w:w="2490" w:type="dxa"/>
             <w:tcBorders>
+              <w:top w:val="nil"/>
               <w:left w:val="single" w:sz="8" w:space="0" w:color="000000"/>
               <w:bottom w:val="single" w:sz="8" w:space="0" w:color="000000"/>
+              <w:right w:val="single" w:sz="8" w:space="0" w:color="000000"/>
             </w:tcBorders>
             <w:shd w:val="clear" w:color="auto" w:fill="E5E5E5"/>
             <w:tcMar>
@@ -1644,43 +1970,7 @@
               <w:bottom w:w="0" w:type="dxa"/>
               <w:right w:w="100" w:type="dxa"/>
             </w:tcMar>
-          </w:tcPr>
-          <w:p>
-            <w:pPr>
-              <w:spacing w:before="40" w:after="40"/>
-              <w:ind w:left="-120"/>
-              <w:rPr>
-                <w:rFonts w:ascii="Times New Roman" w:eastAsia="Times New Roman" w:hAnsi="Times New Roman" w:cs="Times New Roman"/>
-                <w:sz w:val="20"/>
-                <w:szCs w:val="20"/>
-                <w:u w:val="single"/>
-              </w:rPr>
-            </w:pPr>
-            <w:r>
-              <w:rPr>
-                <w:rFonts w:ascii="Times New Roman" w:eastAsia="Times New Roman" w:hAnsi="Times New Roman" w:cs="Times New Roman"/>
-                <w:sz w:val="20"/>
-                <w:szCs w:val="20"/>
-                <w:u w:val="single"/>
-              </w:rPr>
-              <w:t xml:space="preserve"> </w:t>
-            </w:r>
-          </w:p>
-        </w:tc>
-        <w:tc>
-          <w:tcPr>
-            <w:tcW w:w="1245" w:type="dxa"/>
-            <w:tcBorders>
-              <w:left w:val="single" w:sz="8" w:space="0" w:color="000000"/>
-              <w:bottom w:val="single" w:sz="8" w:space="0" w:color="000000"/>
-            </w:tcBorders>
-            <w:shd w:val="clear" w:color="auto" w:fill="E5E5E5"/>
-            <w:tcMar>
-              <w:top w:w="0" w:type="dxa"/>
-              <w:left w:w="100" w:type="dxa"/>
-              <w:bottom w:w="0" w:type="dxa"/>
-              <w:right w:w="100" w:type="dxa"/>
-            </w:tcMar>
+            <w:hideMark/>
           </w:tcPr>
           <w:p>
             <w:pPr>
@@ -1698,1434 +1988,12 @@
                 <w:sz w:val="20"/>
                 <w:szCs w:val="20"/>
               </w:rPr>
-              <w:t xml:space="preserve"> </w:t>
-            </w:r>
-          </w:p>
-        </w:tc>
-        <w:tc>
-          <w:tcPr>
-            <w:tcW w:w="3555" w:type="dxa"/>
-            <w:tcBorders>
-              <w:left w:val="single" w:sz="8" w:space="0" w:color="000000"/>
-              <w:bottom w:val="single" w:sz="8" w:space="0" w:color="000000"/>
-            </w:tcBorders>
-            <w:shd w:val="clear" w:color="auto" w:fill="E5E5E5"/>
-            <w:tcMar>
-              <w:top w:w="0" w:type="dxa"/>
-              <w:left w:w="100" w:type="dxa"/>
-              <w:bottom w:w="0" w:type="dxa"/>
-              <w:right w:w="100" w:type="dxa"/>
-            </w:tcMar>
-          </w:tcPr>
-          <w:p>
-            <w:pPr>
-              <w:spacing w:before="40" w:after="40"/>
-              <w:ind w:left="-120"/>
-              <w:rPr>
-                <w:rFonts w:ascii="Times New Roman" w:eastAsia="Times New Roman" w:hAnsi="Times New Roman" w:cs="Times New Roman"/>
-                <w:sz w:val="20"/>
-                <w:szCs w:val="20"/>
-              </w:rPr>
-            </w:pPr>
-            <w:r>
-              <w:rPr>
-                <w:rFonts w:ascii="Times New Roman" w:eastAsia="Times New Roman" w:hAnsi="Times New Roman" w:cs="Times New Roman"/>
-                <w:sz w:val="20"/>
-                <w:szCs w:val="20"/>
-              </w:rPr>
-              <w:t xml:space="preserve"> </w:t>
-            </w:r>
-          </w:p>
-        </w:tc>
-        <w:tc>
-          <w:tcPr>
-            <w:tcW w:w="2490" w:type="dxa"/>
-            <w:tcBorders>
-              <w:left w:val="single" w:sz="8" w:space="0" w:color="000000"/>
-              <w:bottom w:val="single" w:sz="8" w:space="0" w:color="000000"/>
-              <w:right w:val="single" w:sz="8" w:space="0" w:color="000000"/>
-            </w:tcBorders>
-            <w:shd w:val="clear" w:color="auto" w:fill="E5E5E5"/>
-            <w:tcMar>
-              <w:top w:w="0" w:type="dxa"/>
-              <w:left w:w="100" w:type="dxa"/>
-              <w:bottom w:w="0" w:type="dxa"/>
-              <w:right w:w="100" w:type="dxa"/>
-            </w:tcMar>
-          </w:tcPr>
-          <w:p>
-            <w:pPr>
-              <w:spacing w:before="40" w:after="40"/>
-              <w:ind w:left="-120"/>
-              <w:rPr>
-                <w:rFonts w:ascii="Times New Roman" w:eastAsia="Times New Roman" w:hAnsi="Times New Roman" w:cs="Times New Roman"/>
-                <w:sz w:val="20"/>
-                <w:szCs w:val="20"/>
-              </w:rPr>
-            </w:pPr>
-            <w:r>
-              <w:rPr>
-                <w:rFonts w:ascii="Times New Roman" w:eastAsia="Times New Roman" w:hAnsi="Times New Roman" w:cs="Times New Roman"/>
-                <w:sz w:val="20"/>
-                <w:szCs w:val="20"/>
-              </w:rPr>
-              <w:t xml:space="preserve"> </w:t>
-            </w:r>
-          </w:p>
-        </w:tc>
-      </w:tr>
-      <w:tr>
-        <w:trPr>
-          <w:trHeight w:val="330"/>
-        </w:trPr>
-        <w:tc>
-          <w:tcPr>
-            <w:tcW w:w="1455" w:type="dxa"/>
-            <w:tcBorders>
-              <w:left w:val="single" w:sz="8" w:space="0" w:color="000000"/>
-              <w:bottom w:val="single" w:sz="8" w:space="0" w:color="000000"/>
-            </w:tcBorders>
-            <w:shd w:val="clear" w:color="auto" w:fill="E5E5E5"/>
-            <w:tcMar>
-              <w:top w:w="0" w:type="dxa"/>
-              <w:left w:w="100" w:type="dxa"/>
-              <w:bottom w:w="0" w:type="dxa"/>
-              <w:right w:w="100" w:type="dxa"/>
-            </w:tcMar>
-          </w:tcPr>
-          <w:p>
-            <w:pPr>
-              <w:spacing w:before="40" w:after="40"/>
-              <w:ind w:left="-120"/>
-              <w:rPr>
-                <w:rFonts w:ascii="Times New Roman" w:eastAsia="Times New Roman" w:hAnsi="Times New Roman" w:cs="Times New Roman"/>
-                <w:sz w:val="20"/>
-                <w:szCs w:val="20"/>
-                <w:u w:val="single"/>
-              </w:rPr>
-            </w:pPr>
-            <w:r>
-              <w:rPr>
-                <w:rFonts w:ascii="Times New Roman" w:eastAsia="Times New Roman" w:hAnsi="Times New Roman" w:cs="Times New Roman"/>
-                <w:sz w:val="20"/>
-                <w:szCs w:val="20"/>
-                <w:u w:val="single"/>
-              </w:rPr>
-              <w:t xml:space="preserve"> </w:t>
-            </w:r>
-          </w:p>
-        </w:tc>
-        <w:tc>
-          <w:tcPr>
-            <w:tcW w:w="1245" w:type="dxa"/>
-            <w:tcBorders>
-              <w:left w:val="single" w:sz="8" w:space="0" w:color="000000"/>
-              <w:bottom w:val="single" w:sz="8" w:space="0" w:color="000000"/>
-            </w:tcBorders>
-            <w:shd w:val="clear" w:color="auto" w:fill="E5E5E5"/>
-            <w:tcMar>
-              <w:top w:w="0" w:type="dxa"/>
-              <w:left w:w="100" w:type="dxa"/>
-              <w:bottom w:w="0" w:type="dxa"/>
-              <w:right w:w="100" w:type="dxa"/>
-            </w:tcMar>
-          </w:tcPr>
-          <w:p>
-            <w:pPr>
-              <w:spacing w:before="40" w:after="40"/>
-              <w:ind w:left="-120"/>
-              <w:rPr>
-                <w:rFonts w:ascii="Times New Roman" w:eastAsia="Times New Roman" w:hAnsi="Times New Roman" w:cs="Times New Roman"/>
-                <w:sz w:val="20"/>
-                <w:szCs w:val="20"/>
-              </w:rPr>
-            </w:pPr>
-            <w:r>
-              <w:rPr>
-                <w:rFonts w:ascii="Times New Roman" w:eastAsia="Times New Roman" w:hAnsi="Times New Roman" w:cs="Times New Roman"/>
-                <w:sz w:val="20"/>
-                <w:szCs w:val="20"/>
-              </w:rPr>
-              <w:t xml:space="preserve"> </w:t>
-            </w:r>
-          </w:p>
-        </w:tc>
-        <w:tc>
-          <w:tcPr>
-            <w:tcW w:w="3555" w:type="dxa"/>
-            <w:tcBorders>
-              <w:left w:val="single" w:sz="8" w:space="0" w:color="000000"/>
-              <w:bottom w:val="single" w:sz="8" w:space="0" w:color="000000"/>
-            </w:tcBorders>
-            <w:shd w:val="clear" w:color="auto" w:fill="E5E5E5"/>
-            <w:tcMar>
-              <w:top w:w="0" w:type="dxa"/>
-              <w:left w:w="100" w:type="dxa"/>
-              <w:bottom w:w="0" w:type="dxa"/>
-              <w:right w:w="100" w:type="dxa"/>
-            </w:tcMar>
-          </w:tcPr>
-          <w:p>
-            <w:pPr>
-              <w:spacing w:before="40" w:after="40"/>
-              <w:ind w:left="-120"/>
-              <w:rPr>
-                <w:rFonts w:ascii="Times New Roman" w:eastAsia="Times New Roman" w:hAnsi="Times New Roman" w:cs="Times New Roman"/>
-                <w:sz w:val="20"/>
-                <w:szCs w:val="20"/>
-              </w:rPr>
-            </w:pPr>
-            <w:r>
-              <w:rPr>
-                <w:rFonts w:ascii="Times New Roman" w:eastAsia="Times New Roman" w:hAnsi="Times New Roman" w:cs="Times New Roman"/>
-                <w:sz w:val="20"/>
-                <w:szCs w:val="20"/>
-              </w:rPr>
-              <w:t xml:space="preserve"> </w:t>
-            </w:r>
-          </w:p>
-        </w:tc>
-        <w:tc>
-          <w:tcPr>
-            <w:tcW w:w="2490" w:type="dxa"/>
-            <w:tcBorders>
-              <w:left w:val="single" w:sz="8" w:space="0" w:color="000000"/>
-              <w:bottom w:val="single" w:sz="8" w:space="0" w:color="000000"/>
-              <w:right w:val="single" w:sz="8" w:space="0" w:color="000000"/>
-            </w:tcBorders>
-            <w:shd w:val="clear" w:color="auto" w:fill="E5E5E5"/>
-            <w:tcMar>
-              <w:top w:w="0" w:type="dxa"/>
-              <w:left w:w="100" w:type="dxa"/>
-              <w:bottom w:w="0" w:type="dxa"/>
-              <w:right w:w="100" w:type="dxa"/>
-            </w:tcMar>
-          </w:tcPr>
-          <w:p>
-            <w:pPr>
-              <w:spacing w:before="40" w:after="40"/>
-              <w:ind w:left="-120"/>
-              <w:rPr>
-                <w:rFonts w:ascii="Times New Roman" w:eastAsia="Times New Roman" w:hAnsi="Times New Roman" w:cs="Times New Roman"/>
-                <w:sz w:val="20"/>
-                <w:szCs w:val="20"/>
-              </w:rPr>
-            </w:pPr>
-            <w:r>
-              <w:rPr>
-                <w:rFonts w:ascii="Times New Roman" w:eastAsia="Times New Roman" w:hAnsi="Times New Roman" w:cs="Times New Roman"/>
-                <w:sz w:val="20"/>
-                <w:szCs w:val="20"/>
-              </w:rPr>
-              <w:t xml:space="preserve"> </w:t>
-            </w:r>
-          </w:p>
-        </w:tc>
-      </w:tr>
-      <w:tr>
-        <w:trPr>
-          <w:trHeight w:val="330"/>
-        </w:trPr>
-        <w:tc>
-          <w:tcPr>
-            <w:tcW w:w="1455" w:type="dxa"/>
-            <w:tcBorders>
-              <w:left w:val="single" w:sz="8" w:space="0" w:color="000000"/>
-              <w:bottom w:val="single" w:sz="8" w:space="0" w:color="000000"/>
-            </w:tcBorders>
-            <w:shd w:val="clear" w:color="auto" w:fill="E5E5E5"/>
-            <w:tcMar>
-              <w:top w:w="0" w:type="dxa"/>
-              <w:left w:w="100" w:type="dxa"/>
-              <w:bottom w:w="0" w:type="dxa"/>
-              <w:right w:w="100" w:type="dxa"/>
-            </w:tcMar>
-          </w:tcPr>
-          <w:p>
-            <w:pPr>
-              <w:spacing w:before="40" w:after="40"/>
-              <w:ind w:left="-120"/>
-              <w:rPr>
-                <w:rFonts w:ascii="Times New Roman" w:eastAsia="Times New Roman" w:hAnsi="Times New Roman" w:cs="Times New Roman"/>
-                <w:sz w:val="20"/>
-                <w:szCs w:val="20"/>
-                <w:u w:val="single"/>
-              </w:rPr>
-            </w:pPr>
-            <w:r>
-              <w:rPr>
-                <w:rFonts w:ascii="Times New Roman" w:eastAsia="Times New Roman" w:hAnsi="Times New Roman" w:cs="Times New Roman"/>
-                <w:sz w:val="20"/>
-                <w:szCs w:val="20"/>
-                <w:u w:val="single"/>
-              </w:rPr>
-              <w:t xml:space="preserve"> </w:t>
-            </w:r>
-          </w:p>
-        </w:tc>
-        <w:tc>
-          <w:tcPr>
-            <w:tcW w:w="1245" w:type="dxa"/>
-            <w:tcBorders>
-              <w:left w:val="single" w:sz="8" w:space="0" w:color="000000"/>
-              <w:bottom w:val="single" w:sz="8" w:space="0" w:color="000000"/>
-            </w:tcBorders>
-            <w:shd w:val="clear" w:color="auto" w:fill="E5E5E5"/>
-            <w:tcMar>
-              <w:top w:w="0" w:type="dxa"/>
-              <w:left w:w="100" w:type="dxa"/>
-              <w:bottom w:w="0" w:type="dxa"/>
-              <w:right w:w="100" w:type="dxa"/>
-            </w:tcMar>
-          </w:tcPr>
-          <w:p>
-            <w:pPr>
-              <w:spacing w:before="40" w:after="40"/>
-              <w:ind w:left="-120"/>
-              <w:rPr>
-                <w:rFonts w:ascii="Times New Roman" w:eastAsia="Times New Roman" w:hAnsi="Times New Roman" w:cs="Times New Roman"/>
-                <w:sz w:val="20"/>
-                <w:szCs w:val="20"/>
-              </w:rPr>
-            </w:pPr>
-            <w:r>
-              <w:rPr>
-                <w:rFonts w:ascii="Times New Roman" w:eastAsia="Times New Roman" w:hAnsi="Times New Roman" w:cs="Times New Roman"/>
-                <w:sz w:val="20"/>
-                <w:szCs w:val="20"/>
-              </w:rPr>
-              <w:t xml:space="preserve"> </w:t>
-            </w:r>
-          </w:p>
-        </w:tc>
-        <w:tc>
-          <w:tcPr>
-            <w:tcW w:w="3555" w:type="dxa"/>
-            <w:tcBorders>
-              <w:left w:val="single" w:sz="8" w:space="0" w:color="000000"/>
-              <w:bottom w:val="single" w:sz="8" w:space="0" w:color="000000"/>
-            </w:tcBorders>
-            <w:shd w:val="clear" w:color="auto" w:fill="E5E5E5"/>
-            <w:tcMar>
-              <w:top w:w="0" w:type="dxa"/>
-              <w:left w:w="100" w:type="dxa"/>
-              <w:bottom w:w="0" w:type="dxa"/>
-              <w:right w:w="100" w:type="dxa"/>
-            </w:tcMar>
-          </w:tcPr>
-          <w:p>
-            <w:pPr>
-              <w:spacing w:before="40" w:after="40"/>
-              <w:ind w:left="-120"/>
-              <w:rPr>
-                <w:rFonts w:ascii="Times New Roman" w:eastAsia="Times New Roman" w:hAnsi="Times New Roman" w:cs="Times New Roman"/>
-                <w:sz w:val="20"/>
-                <w:szCs w:val="20"/>
-              </w:rPr>
-            </w:pPr>
-            <w:r>
-              <w:rPr>
-                <w:rFonts w:ascii="Times New Roman" w:eastAsia="Times New Roman" w:hAnsi="Times New Roman" w:cs="Times New Roman"/>
-                <w:sz w:val="20"/>
-                <w:szCs w:val="20"/>
-              </w:rPr>
-              <w:t xml:space="preserve"> </w:t>
-            </w:r>
-          </w:p>
-        </w:tc>
-        <w:tc>
-          <w:tcPr>
-            <w:tcW w:w="2490" w:type="dxa"/>
-            <w:tcBorders>
-              <w:left w:val="single" w:sz="8" w:space="0" w:color="000000"/>
-              <w:bottom w:val="single" w:sz="8" w:space="0" w:color="000000"/>
-              <w:right w:val="single" w:sz="8" w:space="0" w:color="000000"/>
-            </w:tcBorders>
-            <w:shd w:val="clear" w:color="auto" w:fill="E5E5E5"/>
-            <w:tcMar>
-              <w:top w:w="0" w:type="dxa"/>
-              <w:left w:w="100" w:type="dxa"/>
-              <w:bottom w:w="0" w:type="dxa"/>
-              <w:right w:w="100" w:type="dxa"/>
-            </w:tcMar>
-          </w:tcPr>
-          <w:p>
-            <w:pPr>
-              <w:spacing w:before="40" w:after="40"/>
-              <w:ind w:left="-120"/>
-              <w:rPr>
-                <w:rFonts w:ascii="Times New Roman" w:eastAsia="Times New Roman" w:hAnsi="Times New Roman" w:cs="Times New Roman"/>
-                <w:sz w:val="20"/>
-                <w:szCs w:val="20"/>
-              </w:rPr>
-            </w:pPr>
-            <w:r>
-              <w:rPr>
-                <w:rFonts w:ascii="Times New Roman" w:eastAsia="Times New Roman" w:hAnsi="Times New Roman" w:cs="Times New Roman"/>
-                <w:sz w:val="20"/>
-                <w:szCs w:val="20"/>
-              </w:rPr>
-              <w:t xml:space="preserve"> </w:t>
-            </w:r>
-          </w:p>
-        </w:tc>
-      </w:tr>
-      <w:tr>
-        <w:trPr>
-          <w:trHeight w:val="330"/>
-        </w:trPr>
-        <w:tc>
-          <w:tcPr>
-            <w:tcW w:w="1455" w:type="dxa"/>
-            <w:tcBorders>
-              <w:left w:val="single" w:sz="8" w:space="0" w:color="000000"/>
-              <w:bottom w:val="single" w:sz="8" w:space="0" w:color="000000"/>
-            </w:tcBorders>
-            <w:shd w:val="clear" w:color="auto" w:fill="E5E5E5"/>
-            <w:tcMar>
-              <w:top w:w="0" w:type="dxa"/>
-              <w:left w:w="100" w:type="dxa"/>
-              <w:bottom w:w="0" w:type="dxa"/>
-              <w:right w:w="100" w:type="dxa"/>
-            </w:tcMar>
-          </w:tcPr>
-          <w:p>
-            <w:pPr>
-              <w:spacing w:before="40" w:after="40"/>
-              <w:ind w:left="-120"/>
-              <w:rPr>
-                <w:rFonts w:ascii="Times New Roman" w:eastAsia="Times New Roman" w:hAnsi="Times New Roman" w:cs="Times New Roman"/>
-                <w:sz w:val="20"/>
-                <w:szCs w:val="20"/>
-                <w:u w:val="single"/>
-              </w:rPr>
-            </w:pPr>
-            <w:r>
-              <w:rPr>
-                <w:rFonts w:ascii="Times New Roman" w:eastAsia="Times New Roman" w:hAnsi="Times New Roman" w:cs="Times New Roman"/>
-                <w:sz w:val="20"/>
-                <w:szCs w:val="20"/>
-                <w:u w:val="single"/>
-              </w:rPr>
-              <w:t xml:space="preserve"> </w:t>
-            </w:r>
-          </w:p>
-        </w:tc>
-        <w:tc>
-          <w:tcPr>
-            <w:tcW w:w="1245" w:type="dxa"/>
-            <w:tcBorders>
-              <w:left w:val="single" w:sz="8" w:space="0" w:color="000000"/>
-              <w:bottom w:val="single" w:sz="8" w:space="0" w:color="000000"/>
-            </w:tcBorders>
-            <w:shd w:val="clear" w:color="auto" w:fill="E5E5E5"/>
-            <w:tcMar>
-              <w:top w:w="0" w:type="dxa"/>
-              <w:left w:w="100" w:type="dxa"/>
-              <w:bottom w:w="0" w:type="dxa"/>
-              <w:right w:w="100" w:type="dxa"/>
-            </w:tcMar>
-          </w:tcPr>
-          <w:p>
-            <w:pPr>
-              <w:spacing w:before="40" w:after="40"/>
-              <w:ind w:left="-120"/>
-              <w:rPr>
-                <w:rFonts w:ascii="Times New Roman" w:eastAsia="Times New Roman" w:hAnsi="Times New Roman" w:cs="Times New Roman"/>
-                <w:sz w:val="20"/>
-                <w:szCs w:val="20"/>
-              </w:rPr>
-            </w:pPr>
-            <w:r>
-              <w:rPr>
-                <w:rFonts w:ascii="Times New Roman" w:eastAsia="Times New Roman" w:hAnsi="Times New Roman" w:cs="Times New Roman"/>
-                <w:sz w:val="20"/>
-                <w:szCs w:val="20"/>
-              </w:rPr>
-              <w:t xml:space="preserve"> </w:t>
-            </w:r>
-          </w:p>
-        </w:tc>
-        <w:tc>
-          <w:tcPr>
-            <w:tcW w:w="3555" w:type="dxa"/>
-            <w:tcBorders>
-              <w:left w:val="single" w:sz="8" w:space="0" w:color="000000"/>
-              <w:bottom w:val="single" w:sz="8" w:space="0" w:color="000000"/>
-            </w:tcBorders>
-            <w:shd w:val="clear" w:color="auto" w:fill="E5E5E5"/>
-            <w:tcMar>
-              <w:top w:w="0" w:type="dxa"/>
-              <w:left w:w="100" w:type="dxa"/>
-              <w:bottom w:w="0" w:type="dxa"/>
-              <w:right w:w="100" w:type="dxa"/>
-            </w:tcMar>
-          </w:tcPr>
-          <w:p>
-            <w:pPr>
-              <w:spacing w:before="40" w:after="40"/>
-              <w:ind w:left="-120"/>
-              <w:rPr>
-                <w:rFonts w:ascii="Times New Roman" w:eastAsia="Times New Roman" w:hAnsi="Times New Roman" w:cs="Times New Roman"/>
-                <w:sz w:val="20"/>
-                <w:szCs w:val="20"/>
-              </w:rPr>
-            </w:pPr>
-            <w:r>
-              <w:rPr>
-                <w:rFonts w:ascii="Times New Roman" w:eastAsia="Times New Roman" w:hAnsi="Times New Roman" w:cs="Times New Roman"/>
-                <w:sz w:val="20"/>
-                <w:szCs w:val="20"/>
-              </w:rPr>
-              <w:t xml:space="preserve"> </w:t>
-            </w:r>
-          </w:p>
-        </w:tc>
-        <w:tc>
-          <w:tcPr>
-            <w:tcW w:w="2490" w:type="dxa"/>
-            <w:tcBorders>
-              <w:left w:val="single" w:sz="8" w:space="0" w:color="000000"/>
-              <w:bottom w:val="single" w:sz="8" w:space="0" w:color="000000"/>
-              <w:right w:val="single" w:sz="8" w:space="0" w:color="000000"/>
-            </w:tcBorders>
-            <w:shd w:val="clear" w:color="auto" w:fill="E5E5E5"/>
-            <w:tcMar>
-              <w:top w:w="0" w:type="dxa"/>
-              <w:left w:w="100" w:type="dxa"/>
-              <w:bottom w:w="0" w:type="dxa"/>
-              <w:right w:w="100" w:type="dxa"/>
-            </w:tcMar>
-          </w:tcPr>
-          <w:p>
-            <w:pPr>
-              <w:spacing w:before="40" w:after="40"/>
-              <w:ind w:left="-120"/>
-              <w:rPr>
-                <w:rFonts w:ascii="Times New Roman" w:eastAsia="Times New Roman" w:hAnsi="Times New Roman" w:cs="Times New Roman"/>
-                <w:sz w:val="20"/>
-                <w:szCs w:val="20"/>
-              </w:rPr>
-            </w:pPr>
-            <w:r>
-              <w:rPr>
-                <w:rFonts w:ascii="Times New Roman" w:eastAsia="Times New Roman" w:hAnsi="Times New Roman" w:cs="Times New Roman"/>
-                <w:sz w:val="20"/>
-                <w:szCs w:val="20"/>
-              </w:rPr>
-              <w:t xml:space="preserve"> </w:t>
-            </w:r>
-          </w:p>
-        </w:tc>
-      </w:tr>
-      <w:tr>
-        <w:trPr>
-          <w:trHeight w:val="330"/>
-        </w:trPr>
-        <w:tc>
-          <w:tcPr>
-            <w:tcW w:w="1455" w:type="dxa"/>
-            <w:tcBorders>
-              <w:left w:val="single" w:sz="8" w:space="0" w:color="000000"/>
-              <w:bottom w:val="single" w:sz="8" w:space="0" w:color="000000"/>
-            </w:tcBorders>
-            <w:shd w:val="clear" w:color="auto" w:fill="E5E5E5"/>
-            <w:tcMar>
-              <w:top w:w="0" w:type="dxa"/>
-              <w:left w:w="100" w:type="dxa"/>
-              <w:bottom w:w="0" w:type="dxa"/>
-              <w:right w:w="100" w:type="dxa"/>
-            </w:tcMar>
-          </w:tcPr>
-          <w:p>
-            <w:pPr>
-              <w:spacing w:before="40" w:after="40"/>
-              <w:ind w:left="-120"/>
-              <w:rPr>
-                <w:rFonts w:ascii="Times New Roman" w:eastAsia="Times New Roman" w:hAnsi="Times New Roman" w:cs="Times New Roman"/>
-                <w:sz w:val="20"/>
-                <w:szCs w:val="20"/>
-                <w:u w:val="single"/>
-              </w:rPr>
-            </w:pPr>
-            <w:r>
-              <w:rPr>
-                <w:rFonts w:ascii="Times New Roman" w:eastAsia="Times New Roman" w:hAnsi="Times New Roman" w:cs="Times New Roman"/>
-                <w:sz w:val="20"/>
-                <w:szCs w:val="20"/>
-                <w:u w:val="single"/>
-              </w:rPr>
-              <w:t xml:space="preserve"> </w:t>
-            </w:r>
-          </w:p>
-        </w:tc>
-        <w:tc>
-          <w:tcPr>
-            <w:tcW w:w="1245" w:type="dxa"/>
-            <w:tcBorders>
-              <w:left w:val="single" w:sz="8" w:space="0" w:color="000000"/>
-              <w:bottom w:val="single" w:sz="8" w:space="0" w:color="000000"/>
-            </w:tcBorders>
-            <w:shd w:val="clear" w:color="auto" w:fill="E5E5E5"/>
-            <w:tcMar>
-              <w:top w:w="0" w:type="dxa"/>
-              <w:left w:w="100" w:type="dxa"/>
-              <w:bottom w:w="0" w:type="dxa"/>
-              <w:right w:w="100" w:type="dxa"/>
-            </w:tcMar>
-          </w:tcPr>
-          <w:p>
-            <w:pPr>
-              <w:spacing w:before="40" w:after="40"/>
-              <w:ind w:left="-120"/>
-              <w:rPr>
-                <w:rFonts w:ascii="Times New Roman" w:eastAsia="Times New Roman" w:hAnsi="Times New Roman" w:cs="Times New Roman"/>
-                <w:sz w:val="20"/>
-                <w:szCs w:val="20"/>
-              </w:rPr>
-            </w:pPr>
-            <w:r>
-              <w:rPr>
-                <w:rFonts w:ascii="Times New Roman" w:eastAsia="Times New Roman" w:hAnsi="Times New Roman" w:cs="Times New Roman"/>
-                <w:sz w:val="20"/>
-                <w:szCs w:val="20"/>
-              </w:rPr>
-              <w:t xml:space="preserve"> </w:t>
-            </w:r>
-          </w:p>
-        </w:tc>
-        <w:tc>
-          <w:tcPr>
-            <w:tcW w:w="3555" w:type="dxa"/>
-            <w:tcBorders>
-              <w:left w:val="single" w:sz="8" w:space="0" w:color="000000"/>
-              <w:bottom w:val="single" w:sz="8" w:space="0" w:color="000000"/>
-            </w:tcBorders>
-            <w:shd w:val="clear" w:color="auto" w:fill="E5E5E5"/>
-            <w:tcMar>
-              <w:top w:w="0" w:type="dxa"/>
-              <w:left w:w="100" w:type="dxa"/>
-              <w:bottom w:w="0" w:type="dxa"/>
-              <w:right w:w="100" w:type="dxa"/>
-            </w:tcMar>
-          </w:tcPr>
-          <w:p>
-            <w:pPr>
-              <w:spacing w:before="40" w:after="40"/>
-              <w:ind w:left="-120"/>
-              <w:rPr>
-                <w:rFonts w:ascii="Times New Roman" w:eastAsia="Times New Roman" w:hAnsi="Times New Roman" w:cs="Times New Roman"/>
-                <w:sz w:val="20"/>
-                <w:szCs w:val="20"/>
-              </w:rPr>
-            </w:pPr>
-            <w:r>
-              <w:rPr>
-                <w:rFonts w:ascii="Times New Roman" w:eastAsia="Times New Roman" w:hAnsi="Times New Roman" w:cs="Times New Roman"/>
-                <w:sz w:val="20"/>
-                <w:szCs w:val="20"/>
-              </w:rPr>
-              <w:t xml:space="preserve"> </w:t>
-            </w:r>
-          </w:p>
-        </w:tc>
-        <w:tc>
-          <w:tcPr>
-            <w:tcW w:w="2490" w:type="dxa"/>
-            <w:tcBorders>
-              <w:left w:val="single" w:sz="8" w:space="0" w:color="000000"/>
-              <w:bottom w:val="single" w:sz="8" w:space="0" w:color="000000"/>
-              <w:right w:val="single" w:sz="8" w:space="0" w:color="000000"/>
-            </w:tcBorders>
-            <w:shd w:val="clear" w:color="auto" w:fill="E5E5E5"/>
-            <w:tcMar>
-              <w:top w:w="0" w:type="dxa"/>
-              <w:left w:w="100" w:type="dxa"/>
-              <w:bottom w:w="0" w:type="dxa"/>
-              <w:right w:w="100" w:type="dxa"/>
-            </w:tcMar>
-          </w:tcPr>
-          <w:p>
-            <w:pPr>
-              <w:spacing w:before="40" w:after="40"/>
-              <w:ind w:left="-120"/>
-              <w:rPr>
-                <w:rFonts w:ascii="Times New Roman" w:eastAsia="Times New Roman" w:hAnsi="Times New Roman" w:cs="Times New Roman"/>
-                <w:sz w:val="20"/>
-                <w:szCs w:val="20"/>
-              </w:rPr>
-            </w:pPr>
-            <w:r>
-              <w:rPr>
-                <w:rFonts w:ascii="Times New Roman" w:eastAsia="Times New Roman" w:hAnsi="Times New Roman" w:cs="Times New Roman"/>
-                <w:sz w:val="20"/>
-                <w:szCs w:val="20"/>
-              </w:rPr>
-              <w:t xml:space="preserve"> </w:t>
-            </w:r>
-          </w:p>
-        </w:tc>
-      </w:tr>
-      <w:tr>
-        <w:trPr>
-          <w:trHeight w:val="330"/>
-        </w:trPr>
-        <w:tc>
-          <w:tcPr>
-            <w:tcW w:w="1455" w:type="dxa"/>
-            <w:tcBorders>
-              <w:left w:val="single" w:sz="8" w:space="0" w:color="000000"/>
-              <w:bottom w:val="single" w:sz="8" w:space="0" w:color="000000"/>
-            </w:tcBorders>
-            <w:shd w:val="clear" w:color="auto" w:fill="E5E5E5"/>
-            <w:tcMar>
-              <w:top w:w="0" w:type="dxa"/>
-              <w:left w:w="100" w:type="dxa"/>
-              <w:bottom w:w="0" w:type="dxa"/>
-              <w:right w:w="100" w:type="dxa"/>
-            </w:tcMar>
-          </w:tcPr>
-          <w:p>
-            <w:pPr>
-              <w:spacing w:before="40" w:after="40"/>
-              <w:ind w:left="-120"/>
-              <w:rPr>
-                <w:rFonts w:ascii="Times New Roman" w:eastAsia="Times New Roman" w:hAnsi="Times New Roman" w:cs="Times New Roman"/>
-                <w:sz w:val="20"/>
-                <w:szCs w:val="20"/>
-                <w:u w:val="single"/>
-              </w:rPr>
-            </w:pPr>
-            <w:r>
-              <w:rPr>
-                <w:rFonts w:ascii="Times New Roman" w:eastAsia="Times New Roman" w:hAnsi="Times New Roman" w:cs="Times New Roman"/>
-                <w:sz w:val="20"/>
-                <w:szCs w:val="20"/>
-                <w:u w:val="single"/>
-              </w:rPr>
-              <w:t xml:space="preserve"> </w:t>
-            </w:r>
-          </w:p>
-        </w:tc>
-        <w:tc>
-          <w:tcPr>
-            <w:tcW w:w="1245" w:type="dxa"/>
-            <w:tcBorders>
-              <w:left w:val="single" w:sz="8" w:space="0" w:color="000000"/>
-              <w:bottom w:val="single" w:sz="8" w:space="0" w:color="000000"/>
-            </w:tcBorders>
-            <w:shd w:val="clear" w:color="auto" w:fill="E5E5E5"/>
-            <w:tcMar>
-              <w:top w:w="0" w:type="dxa"/>
-              <w:left w:w="100" w:type="dxa"/>
-              <w:bottom w:w="0" w:type="dxa"/>
-              <w:right w:w="100" w:type="dxa"/>
-            </w:tcMar>
-          </w:tcPr>
-          <w:p>
-            <w:pPr>
-              <w:spacing w:before="40" w:after="40"/>
-              <w:ind w:left="-120"/>
-              <w:rPr>
-                <w:rFonts w:ascii="Times New Roman" w:eastAsia="Times New Roman" w:hAnsi="Times New Roman" w:cs="Times New Roman"/>
-                <w:sz w:val="20"/>
-                <w:szCs w:val="20"/>
-              </w:rPr>
-            </w:pPr>
-            <w:r>
-              <w:rPr>
-                <w:rFonts w:ascii="Times New Roman" w:eastAsia="Times New Roman" w:hAnsi="Times New Roman" w:cs="Times New Roman"/>
-                <w:sz w:val="20"/>
-                <w:szCs w:val="20"/>
-              </w:rPr>
-              <w:t xml:space="preserve"> </w:t>
-            </w:r>
-          </w:p>
-        </w:tc>
-        <w:tc>
-          <w:tcPr>
-            <w:tcW w:w="3555" w:type="dxa"/>
-            <w:tcBorders>
-              <w:left w:val="single" w:sz="8" w:space="0" w:color="000000"/>
-              <w:bottom w:val="single" w:sz="8" w:space="0" w:color="000000"/>
-            </w:tcBorders>
-            <w:shd w:val="clear" w:color="auto" w:fill="E5E5E5"/>
-            <w:tcMar>
-              <w:top w:w="0" w:type="dxa"/>
-              <w:left w:w="100" w:type="dxa"/>
-              <w:bottom w:w="0" w:type="dxa"/>
-              <w:right w:w="100" w:type="dxa"/>
-            </w:tcMar>
-          </w:tcPr>
-          <w:p>
-            <w:pPr>
-              <w:spacing w:before="40" w:after="40"/>
-              <w:ind w:left="-120"/>
-              <w:rPr>
-                <w:rFonts w:ascii="Times New Roman" w:eastAsia="Times New Roman" w:hAnsi="Times New Roman" w:cs="Times New Roman"/>
-                <w:sz w:val="20"/>
-                <w:szCs w:val="20"/>
-              </w:rPr>
-            </w:pPr>
-            <w:r>
-              <w:rPr>
-                <w:rFonts w:ascii="Times New Roman" w:eastAsia="Times New Roman" w:hAnsi="Times New Roman" w:cs="Times New Roman"/>
-                <w:sz w:val="20"/>
-                <w:szCs w:val="20"/>
-              </w:rPr>
-              <w:t xml:space="preserve"> </w:t>
-            </w:r>
-          </w:p>
-        </w:tc>
-        <w:tc>
-          <w:tcPr>
-            <w:tcW w:w="2490" w:type="dxa"/>
-            <w:tcBorders>
-              <w:left w:val="single" w:sz="8" w:space="0" w:color="000000"/>
-              <w:bottom w:val="single" w:sz="8" w:space="0" w:color="000000"/>
-              <w:right w:val="single" w:sz="8" w:space="0" w:color="000000"/>
-            </w:tcBorders>
-            <w:shd w:val="clear" w:color="auto" w:fill="E5E5E5"/>
-            <w:tcMar>
-              <w:top w:w="0" w:type="dxa"/>
-              <w:left w:w="100" w:type="dxa"/>
-              <w:bottom w:w="0" w:type="dxa"/>
-              <w:right w:w="100" w:type="dxa"/>
-            </w:tcMar>
-          </w:tcPr>
-          <w:p>
-            <w:pPr>
-              <w:spacing w:before="40" w:after="40"/>
-              <w:ind w:left="-120"/>
-              <w:rPr>
-                <w:rFonts w:ascii="Times New Roman" w:eastAsia="Times New Roman" w:hAnsi="Times New Roman" w:cs="Times New Roman"/>
-                <w:sz w:val="20"/>
-                <w:szCs w:val="20"/>
-              </w:rPr>
-            </w:pPr>
-            <w:r>
-              <w:rPr>
-                <w:rFonts w:ascii="Times New Roman" w:eastAsia="Times New Roman" w:hAnsi="Times New Roman" w:cs="Times New Roman"/>
-                <w:sz w:val="20"/>
-                <w:szCs w:val="20"/>
-              </w:rPr>
-              <w:t xml:space="preserve"> </w:t>
-            </w:r>
-          </w:p>
-        </w:tc>
-      </w:tr>
-      <w:tr>
-        <w:trPr>
-          <w:trHeight w:val="330"/>
-        </w:trPr>
-        <w:tc>
-          <w:tcPr>
-            <w:tcW w:w="1455" w:type="dxa"/>
-            <w:tcBorders>
-              <w:left w:val="single" w:sz="8" w:space="0" w:color="000000"/>
-              <w:bottom w:val="single" w:sz="8" w:space="0" w:color="000000"/>
-            </w:tcBorders>
-            <w:shd w:val="clear" w:color="auto" w:fill="E5E5E5"/>
-            <w:tcMar>
-              <w:top w:w="0" w:type="dxa"/>
-              <w:left w:w="100" w:type="dxa"/>
-              <w:bottom w:w="0" w:type="dxa"/>
-              <w:right w:w="100" w:type="dxa"/>
-            </w:tcMar>
-          </w:tcPr>
-          <w:p>
-            <w:pPr>
-              <w:spacing w:before="40" w:after="40"/>
-              <w:ind w:left="-120"/>
-              <w:rPr>
-                <w:rFonts w:ascii="Times New Roman" w:eastAsia="Times New Roman" w:hAnsi="Times New Roman" w:cs="Times New Roman"/>
-                <w:sz w:val="20"/>
-                <w:szCs w:val="20"/>
-                <w:u w:val="single"/>
-              </w:rPr>
-            </w:pPr>
-            <w:r>
-              <w:rPr>
-                <w:rFonts w:ascii="Times New Roman" w:eastAsia="Times New Roman" w:hAnsi="Times New Roman" w:cs="Times New Roman"/>
-                <w:sz w:val="20"/>
-                <w:szCs w:val="20"/>
-                <w:u w:val="single"/>
-              </w:rPr>
-              <w:t xml:space="preserve"> </w:t>
-            </w:r>
-          </w:p>
-        </w:tc>
-        <w:tc>
-          <w:tcPr>
-            <w:tcW w:w="1245" w:type="dxa"/>
-            <w:tcBorders>
-              <w:left w:val="single" w:sz="8" w:space="0" w:color="000000"/>
-              <w:bottom w:val="single" w:sz="8" w:space="0" w:color="000000"/>
-            </w:tcBorders>
-            <w:shd w:val="clear" w:color="auto" w:fill="E5E5E5"/>
-            <w:tcMar>
-              <w:top w:w="0" w:type="dxa"/>
-              <w:left w:w="100" w:type="dxa"/>
-              <w:bottom w:w="0" w:type="dxa"/>
-              <w:right w:w="100" w:type="dxa"/>
-            </w:tcMar>
-          </w:tcPr>
-          <w:p>
-            <w:pPr>
-              <w:spacing w:before="40" w:after="40"/>
-              <w:ind w:left="-120"/>
-              <w:rPr>
-                <w:rFonts w:ascii="Times New Roman" w:eastAsia="Times New Roman" w:hAnsi="Times New Roman" w:cs="Times New Roman"/>
-                <w:sz w:val="20"/>
-                <w:szCs w:val="20"/>
-              </w:rPr>
-            </w:pPr>
-            <w:r>
-              <w:rPr>
-                <w:rFonts w:ascii="Times New Roman" w:eastAsia="Times New Roman" w:hAnsi="Times New Roman" w:cs="Times New Roman"/>
-                <w:sz w:val="20"/>
-                <w:szCs w:val="20"/>
-              </w:rPr>
-              <w:t xml:space="preserve"> </w:t>
-            </w:r>
-          </w:p>
-        </w:tc>
-        <w:tc>
-          <w:tcPr>
-            <w:tcW w:w="3555" w:type="dxa"/>
-            <w:tcBorders>
-              <w:left w:val="single" w:sz="8" w:space="0" w:color="000000"/>
-              <w:bottom w:val="single" w:sz="8" w:space="0" w:color="000000"/>
-            </w:tcBorders>
-            <w:shd w:val="clear" w:color="auto" w:fill="E5E5E5"/>
-            <w:tcMar>
-              <w:top w:w="0" w:type="dxa"/>
-              <w:left w:w="100" w:type="dxa"/>
-              <w:bottom w:w="0" w:type="dxa"/>
-              <w:right w:w="100" w:type="dxa"/>
-            </w:tcMar>
-          </w:tcPr>
-          <w:p>
-            <w:pPr>
-              <w:spacing w:before="40" w:after="40"/>
-              <w:ind w:left="-120"/>
-              <w:rPr>
-                <w:rFonts w:ascii="Times New Roman" w:eastAsia="Times New Roman" w:hAnsi="Times New Roman" w:cs="Times New Roman"/>
-                <w:sz w:val="20"/>
-                <w:szCs w:val="20"/>
-              </w:rPr>
-            </w:pPr>
-            <w:r>
-              <w:rPr>
-                <w:rFonts w:ascii="Times New Roman" w:eastAsia="Times New Roman" w:hAnsi="Times New Roman" w:cs="Times New Roman"/>
-                <w:sz w:val="20"/>
-                <w:szCs w:val="20"/>
-              </w:rPr>
-              <w:t xml:space="preserve"> </w:t>
-            </w:r>
-          </w:p>
-        </w:tc>
-        <w:tc>
-          <w:tcPr>
-            <w:tcW w:w="2490" w:type="dxa"/>
-            <w:tcBorders>
-              <w:left w:val="single" w:sz="8" w:space="0" w:color="000000"/>
-              <w:bottom w:val="single" w:sz="8" w:space="0" w:color="000000"/>
-              <w:right w:val="single" w:sz="8" w:space="0" w:color="000000"/>
-            </w:tcBorders>
-            <w:shd w:val="clear" w:color="auto" w:fill="E5E5E5"/>
-            <w:tcMar>
-              <w:top w:w="0" w:type="dxa"/>
-              <w:left w:w="100" w:type="dxa"/>
-              <w:bottom w:w="0" w:type="dxa"/>
-              <w:right w:w="100" w:type="dxa"/>
-            </w:tcMar>
-          </w:tcPr>
-          <w:p>
-            <w:pPr>
-              <w:spacing w:before="40" w:after="40"/>
-              <w:ind w:left="-120"/>
-              <w:rPr>
-                <w:rFonts w:ascii="Times New Roman" w:eastAsia="Times New Roman" w:hAnsi="Times New Roman" w:cs="Times New Roman"/>
-                <w:sz w:val="20"/>
-                <w:szCs w:val="20"/>
-              </w:rPr>
-            </w:pPr>
-            <w:r>
-              <w:rPr>
-                <w:rFonts w:ascii="Times New Roman" w:eastAsia="Times New Roman" w:hAnsi="Times New Roman" w:cs="Times New Roman"/>
-                <w:sz w:val="20"/>
-                <w:szCs w:val="20"/>
-              </w:rPr>
-              <w:t xml:space="preserve"> </w:t>
-            </w:r>
-          </w:p>
-        </w:tc>
-      </w:tr>
-      <w:tr>
-        <w:trPr>
-          <w:trHeight w:val="330"/>
-        </w:trPr>
-        <w:tc>
-          <w:tcPr>
-            <w:tcW w:w="1455" w:type="dxa"/>
-            <w:tcBorders>
-              <w:left w:val="single" w:sz="8" w:space="0" w:color="000000"/>
-              <w:bottom w:val="single" w:sz="8" w:space="0" w:color="000000"/>
-            </w:tcBorders>
-            <w:shd w:val="clear" w:color="auto" w:fill="E5E5E5"/>
-            <w:tcMar>
-              <w:top w:w="0" w:type="dxa"/>
-              <w:left w:w="100" w:type="dxa"/>
-              <w:bottom w:w="0" w:type="dxa"/>
-              <w:right w:w="100" w:type="dxa"/>
-            </w:tcMar>
-          </w:tcPr>
-          <w:p>
-            <w:pPr>
-              <w:spacing w:before="40" w:after="40"/>
-              <w:ind w:left="-120"/>
-              <w:rPr>
-                <w:rFonts w:ascii="Times New Roman" w:eastAsia="Times New Roman" w:hAnsi="Times New Roman" w:cs="Times New Roman"/>
-                <w:sz w:val="20"/>
-                <w:szCs w:val="20"/>
-                <w:u w:val="single"/>
-              </w:rPr>
-            </w:pPr>
-            <w:r>
-              <w:rPr>
-                <w:rFonts w:ascii="Times New Roman" w:eastAsia="Times New Roman" w:hAnsi="Times New Roman" w:cs="Times New Roman"/>
-                <w:sz w:val="20"/>
-                <w:szCs w:val="20"/>
-                <w:u w:val="single"/>
-              </w:rPr>
-              <w:t xml:space="preserve"> </w:t>
-            </w:r>
-          </w:p>
-        </w:tc>
-        <w:tc>
-          <w:tcPr>
-            <w:tcW w:w="1245" w:type="dxa"/>
-            <w:tcBorders>
-              <w:left w:val="single" w:sz="8" w:space="0" w:color="000000"/>
-              <w:bottom w:val="single" w:sz="8" w:space="0" w:color="000000"/>
-            </w:tcBorders>
-            <w:shd w:val="clear" w:color="auto" w:fill="E5E5E5"/>
-            <w:tcMar>
-              <w:top w:w="0" w:type="dxa"/>
-              <w:left w:w="100" w:type="dxa"/>
-              <w:bottom w:w="0" w:type="dxa"/>
-              <w:right w:w="100" w:type="dxa"/>
-            </w:tcMar>
-          </w:tcPr>
-          <w:p>
-            <w:pPr>
-              <w:spacing w:before="40" w:after="40"/>
-              <w:ind w:left="-120"/>
-              <w:rPr>
-                <w:rFonts w:ascii="Times New Roman" w:eastAsia="Times New Roman" w:hAnsi="Times New Roman" w:cs="Times New Roman"/>
-                <w:sz w:val="20"/>
-                <w:szCs w:val="20"/>
-              </w:rPr>
-            </w:pPr>
-            <w:r>
-              <w:rPr>
-                <w:rFonts w:ascii="Times New Roman" w:eastAsia="Times New Roman" w:hAnsi="Times New Roman" w:cs="Times New Roman"/>
-                <w:sz w:val="20"/>
-                <w:szCs w:val="20"/>
-              </w:rPr>
-              <w:t xml:space="preserve"> </w:t>
-            </w:r>
-          </w:p>
-        </w:tc>
-        <w:tc>
-          <w:tcPr>
-            <w:tcW w:w="3555" w:type="dxa"/>
-            <w:tcBorders>
-              <w:left w:val="single" w:sz="8" w:space="0" w:color="000000"/>
-              <w:bottom w:val="single" w:sz="8" w:space="0" w:color="000000"/>
-            </w:tcBorders>
-            <w:shd w:val="clear" w:color="auto" w:fill="E5E5E5"/>
-            <w:tcMar>
-              <w:top w:w="0" w:type="dxa"/>
-              <w:left w:w="100" w:type="dxa"/>
-              <w:bottom w:w="0" w:type="dxa"/>
-              <w:right w:w="100" w:type="dxa"/>
-            </w:tcMar>
-          </w:tcPr>
-          <w:p>
-            <w:pPr>
-              <w:spacing w:before="40" w:after="40"/>
-              <w:ind w:left="-120"/>
-              <w:rPr>
-                <w:rFonts w:ascii="Times New Roman" w:eastAsia="Times New Roman" w:hAnsi="Times New Roman" w:cs="Times New Roman"/>
-                <w:sz w:val="20"/>
-                <w:szCs w:val="20"/>
-              </w:rPr>
-            </w:pPr>
-            <w:r>
-              <w:rPr>
-                <w:rFonts w:ascii="Times New Roman" w:eastAsia="Times New Roman" w:hAnsi="Times New Roman" w:cs="Times New Roman"/>
-                <w:sz w:val="20"/>
-                <w:szCs w:val="20"/>
-              </w:rPr>
-              <w:t xml:space="preserve"> </w:t>
-            </w:r>
-          </w:p>
-        </w:tc>
-        <w:tc>
-          <w:tcPr>
-            <w:tcW w:w="2490" w:type="dxa"/>
-            <w:tcBorders>
-              <w:left w:val="single" w:sz="8" w:space="0" w:color="000000"/>
-              <w:bottom w:val="single" w:sz="8" w:space="0" w:color="000000"/>
-              <w:right w:val="single" w:sz="8" w:space="0" w:color="000000"/>
-            </w:tcBorders>
-            <w:shd w:val="clear" w:color="auto" w:fill="E5E5E5"/>
-            <w:tcMar>
-              <w:top w:w="0" w:type="dxa"/>
-              <w:left w:w="100" w:type="dxa"/>
-              <w:bottom w:w="0" w:type="dxa"/>
-              <w:right w:w="100" w:type="dxa"/>
-            </w:tcMar>
-          </w:tcPr>
-          <w:p>
-            <w:pPr>
-              <w:spacing w:before="40" w:after="40"/>
-              <w:ind w:left="-120"/>
-              <w:rPr>
-                <w:rFonts w:ascii="Times New Roman" w:eastAsia="Times New Roman" w:hAnsi="Times New Roman" w:cs="Times New Roman"/>
-                <w:sz w:val="20"/>
-                <w:szCs w:val="20"/>
-              </w:rPr>
-            </w:pPr>
-            <w:r>
-              <w:rPr>
-                <w:rFonts w:ascii="Times New Roman" w:eastAsia="Times New Roman" w:hAnsi="Times New Roman" w:cs="Times New Roman"/>
-                <w:sz w:val="20"/>
-                <w:szCs w:val="20"/>
-              </w:rPr>
-              <w:t xml:space="preserve"> </w:t>
-            </w:r>
-          </w:p>
-        </w:tc>
-      </w:tr>
-      <w:tr>
-        <w:trPr>
-          <w:trHeight w:val="330"/>
-        </w:trPr>
-        <w:tc>
-          <w:tcPr>
-            <w:tcW w:w="1455" w:type="dxa"/>
-            <w:tcBorders>
-              <w:left w:val="single" w:sz="8" w:space="0" w:color="000000"/>
-              <w:bottom w:val="single" w:sz="8" w:space="0" w:color="000000"/>
-            </w:tcBorders>
-            <w:shd w:val="clear" w:color="auto" w:fill="E5E5E5"/>
-            <w:tcMar>
-              <w:top w:w="0" w:type="dxa"/>
-              <w:left w:w="100" w:type="dxa"/>
-              <w:bottom w:w="0" w:type="dxa"/>
-              <w:right w:w="100" w:type="dxa"/>
-            </w:tcMar>
-          </w:tcPr>
-          <w:p>
-            <w:pPr>
-              <w:spacing w:before="40" w:after="40"/>
-              <w:ind w:left="-120"/>
-              <w:rPr>
-                <w:rFonts w:ascii="Times New Roman" w:eastAsia="Times New Roman" w:hAnsi="Times New Roman" w:cs="Times New Roman"/>
-                <w:sz w:val="20"/>
-                <w:szCs w:val="20"/>
-                <w:u w:val="single"/>
-              </w:rPr>
-            </w:pPr>
-            <w:r>
-              <w:rPr>
-                <w:rFonts w:ascii="Times New Roman" w:eastAsia="Times New Roman" w:hAnsi="Times New Roman" w:cs="Times New Roman"/>
-                <w:sz w:val="20"/>
-                <w:szCs w:val="20"/>
-                <w:u w:val="single"/>
-              </w:rPr>
-              <w:t xml:space="preserve"> </w:t>
-            </w:r>
-          </w:p>
-        </w:tc>
-        <w:tc>
-          <w:tcPr>
-            <w:tcW w:w="1245" w:type="dxa"/>
-            <w:tcBorders>
-              <w:left w:val="single" w:sz="8" w:space="0" w:color="000000"/>
-              <w:bottom w:val="single" w:sz="8" w:space="0" w:color="000000"/>
-            </w:tcBorders>
-            <w:shd w:val="clear" w:color="auto" w:fill="E5E5E5"/>
-            <w:tcMar>
-              <w:top w:w="0" w:type="dxa"/>
-              <w:left w:w="100" w:type="dxa"/>
-              <w:bottom w:w="0" w:type="dxa"/>
-              <w:right w:w="100" w:type="dxa"/>
-            </w:tcMar>
-          </w:tcPr>
-          <w:p>
-            <w:pPr>
-              <w:spacing w:before="40" w:after="40"/>
-              <w:ind w:left="-120"/>
-              <w:rPr>
-                <w:rFonts w:ascii="Times New Roman" w:eastAsia="Times New Roman" w:hAnsi="Times New Roman" w:cs="Times New Roman"/>
-                <w:sz w:val="20"/>
-                <w:szCs w:val="20"/>
-              </w:rPr>
-            </w:pPr>
-            <w:r>
-              <w:rPr>
-                <w:rFonts w:ascii="Times New Roman" w:eastAsia="Times New Roman" w:hAnsi="Times New Roman" w:cs="Times New Roman"/>
-                <w:sz w:val="20"/>
-                <w:szCs w:val="20"/>
-              </w:rPr>
-              <w:t xml:space="preserve"> </w:t>
-            </w:r>
-          </w:p>
-        </w:tc>
-        <w:tc>
-          <w:tcPr>
-            <w:tcW w:w="3555" w:type="dxa"/>
-            <w:tcBorders>
-              <w:left w:val="single" w:sz="8" w:space="0" w:color="000000"/>
-              <w:bottom w:val="single" w:sz="8" w:space="0" w:color="000000"/>
-            </w:tcBorders>
-            <w:shd w:val="clear" w:color="auto" w:fill="E5E5E5"/>
-            <w:tcMar>
-              <w:top w:w="0" w:type="dxa"/>
-              <w:left w:w="100" w:type="dxa"/>
-              <w:bottom w:w="0" w:type="dxa"/>
-              <w:right w:w="100" w:type="dxa"/>
-            </w:tcMar>
-          </w:tcPr>
-          <w:p>
-            <w:pPr>
-              <w:spacing w:before="40" w:after="40"/>
-              <w:ind w:left="-120"/>
-              <w:rPr>
-                <w:rFonts w:ascii="Times New Roman" w:eastAsia="Times New Roman" w:hAnsi="Times New Roman" w:cs="Times New Roman"/>
-                <w:sz w:val="20"/>
-                <w:szCs w:val="20"/>
-              </w:rPr>
-            </w:pPr>
-            <w:r>
-              <w:rPr>
-                <w:rFonts w:ascii="Times New Roman" w:eastAsia="Times New Roman" w:hAnsi="Times New Roman" w:cs="Times New Roman"/>
-                <w:sz w:val="20"/>
-                <w:szCs w:val="20"/>
-              </w:rPr>
-              <w:t xml:space="preserve"> </w:t>
-            </w:r>
-          </w:p>
-        </w:tc>
-        <w:tc>
-          <w:tcPr>
-            <w:tcW w:w="2490" w:type="dxa"/>
-            <w:tcBorders>
-              <w:left w:val="single" w:sz="8" w:space="0" w:color="000000"/>
-              <w:bottom w:val="single" w:sz="8" w:space="0" w:color="000000"/>
-              <w:right w:val="single" w:sz="8" w:space="0" w:color="000000"/>
-            </w:tcBorders>
-            <w:shd w:val="clear" w:color="auto" w:fill="E5E5E5"/>
-            <w:tcMar>
-              <w:top w:w="0" w:type="dxa"/>
-              <w:left w:w="100" w:type="dxa"/>
-              <w:bottom w:w="0" w:type="dxa"/>
-              <w:right w:w="100" w:type="dxa"/>
-            </w:tcMar>
-          </w:tcPr>
-          <w:p>
-            <w:pPr>
-              <w:spacing w:before="40" w:after="40"/>
-              <w:ind w:left="-120"/>
-              <w:rPr>
-                <w:rFonts w:ascii="Times New Roman" w:eastAsia="Times New Roman" w:hAnsi="Times New Roman" w:cs="Times New Roman"/>
-                <w:sz w:val="20"/>
-                <w:szCs w:val="20"/>
-              </w:rPr>
-            </w:pPr>
-            <w:r>
-              <w:rPr>
-                <w:rFonts w:ascii="Times New Roman" w:eastAsia="Times New Roman" w:hAnsi="Times New Roman" w:cs="Times New Roman"/>
-                <w:sz w:val="20"/>
-                <w:szCs w:val="20"/>
-              </w:rPr>
-              <w:t xml:space="preserve"> </w:t>
-            </w:r>
-          </w:p>
-        </w:tc>
-      </w:tr>
-      <w:tr>
-        <w:trPr>
-          <w:trHeight w:val="330"/>
-        </w:trPr>
-        <w:tc>
-          <w:tcPr>
-            <w:tcW w:w="1455" w:type="dxa"/>
-            <w:tcBorders>
-              <w:left w:val="single" w:sz="8" w:space="0" w:color="000000"/>
-              <w:bottom w:val="single" w:sz="8" w:space="0" w:color="000000"/>
-            </w:tcBorders>
-            <w:shd w:val="clear" w:color="auto" w:fill="E5E5E5"/>
-            <w:tcMar>
-              <w:top w:w="0" w:type="dxa"/>
-              <w:left w:w="100" w:type="dxa"/>
-              <w:bottom w:w="0" w:type="dxa"/>
-              <w:right w:w="100" w:type="dxa"/>
-            </w:tcMar>
-          </w:tcPr>
-          <w:p>
-            <w:pPr>
-              <w:spacing w:before="40" w:after="40"/>
-              <w:ind w:left="-120"/>
-              <w:rPr>
-                <w:rFonts w:ascii="Times New Roman" w:eastAsia="Times New Roman" w:hAnsi="Times New Roman" w:cs="Times New Roman"/>
-                <w:sz w:val="20"/>
-                <w:szCs w:val="20"/>
-                <w:u w:val="single"/>
-              </w:rPr>
-            </w:pPr>
-            <w:r>
-              <w:rPr>
-                <w:rFonts w:ascii="Times New Roman" w:eastAsia="Times New Roman" w:hAnsi="Times New Roman" w:cs="Times New Roman"/>
-                <w:sz w:val="20"/>
-                <w:szCs w:val="20"/>
-                <w:u w:val="single"/>
-              </w:rPr>
-              <w:t xml:space="preserve"> </w:t>
-            </w:r>
-          </w:p>
-        </w:tc>
-        <w:tc>
-          <w:tcPr>
-            <w:tcW w:w="1245" w:type="dxa"/>
-            <w:tcBorders>
-              <w:left w:val="single" w:sz="8" w:space="0" w:color="000000"/>
-              <w:bottom w:val="single" w:sz="8" w:space="0" w:color="000000"/>
-            </w:tcBorders>
-            <w:shd w:val="clear" w:color="auto" w:fill="E5E5E5"/>
-            <w:tcMar>
-              <w:top w:w="0" w:type="dxa"/>
-              <w:left w:w="100" w:type="dxa"/>
-              <w:bottom w:w="0" w:type="dxa"/>
-              <w:right w:w="100" w:type="dxa"/>
-            </w:tcMar>
-          </w:tcPr>
-          <w:p>
-            <w:pPr>
-              <w:spacing w:before="40" w:after="40"/>
-              <w:ind w:left="-120"/>
-              <w:rPr>
-                <w:rFonts w:ascii="Times New Roman" w:eastAsia="Times New Roman" w:hAnsi="Times New Roman" w:cs="Times New Roman"/>
-                <w:sz w:val="20"/>
-                <w:szCs w:val="20"/>
-              </w:rPr>
-            </w:pPr>
-            <w:r>
-              <w:rPr>
-                <w:rFonts w:ascii="Times New Roman" w:eastAsia="Times New Roman" w:hAnsi="Times New Roman" w:cs="Times New Roman"/>
-                <w:sz w:val="20"/>
-                <w:szCs w:val="20"/>
-              </w:rPr>
-              <w:t xml:space="preserve"> </w:t>
-            </w:r>
-          </w:p>
-        </w:tc>
-        <w:tc>
-          <w:tcPr>
-            <w:tcW w:w="3555" w:type="dxa"/>
-            <w:tcBorders>
-              <w:left w:val="single" w:sz="8" w:space="0" w:color="000000"/>
-              <w:bottom w:val="single" w:sz="8" w:space="0" w:color="000000"/>
-            </w:tcBorders>
-            <w:shd w:val="clear" w:color="auto" w:fill="E5E5E5"/>
-            <w:tcMar>
-              <w:top w:w="0" w:type="dxa"/>
-              <w:left w:w="100" w:type="dxa"/>
-              <w:bottom w:w="0" w:type="dxa"/>
-              <w:right w:w="100" w:type="dxa"/>
-            </w:tcMar>
-          </w:tcPr>
-          <w:p>
-            <w:pPr>
-              <w:spacing w:before="40" w:after="40"/>
-              <w:ind w:left="-120"/>
-              <w:rPr>
-                <w:rFonts w:ascii="Times New Roman" w:eastAsia="Times New Roman" w:hAnsi="Times New Roman" w:cs="Times New Roman"/>
-                <w:sz w:val="20"/>
-                <w:szCs w:val="20"/>
-              </w:rPr>
-            </w:pPr>
-            <w:r>
-              <w:rPr>
-                <w:rFonts w:ascii="Times New Roman" w:eastAsia="Times New Roman" w:hAnsi="Times New Roman" w:cs="Times New Roman"/>
-                <w:sz w:val="20"/>
-                <w:szCs w:val="20"/>
-              </w:rPr>
-              <w:t xml:space="preserve"> </w:t>
-            </w:r>
-          </w:p>
-        </w:tc>
-        <w:tc>
-          <w:tcPr>
-            <w:tcW w:w="2490" w:type="dxa"/>
-            <w:tcBorders>
-              <w:left w:val="single" w:sz="8" w:space="0" w:color="000000"/>
-              <w:bottom w:val="single" w:sz="8" w:space="0" w:color="000000"/>
-              <w:right w:val="single" w:sz="8" w:space="0" w:color="000000"/>
-            </w:tcBorders>
-            <w:shd w:val="clear" w:color="auto" w:fill="E5E5E5"/>
-            <w:tcMar>
-              <w:top w:w="0" w:type="dxa"/>
-              <w:left w:w="100" w:type="dxa"/>
-              <w:bottom w:w="0" w:type="dxa"/>
-              <w:right w:w="100" w:type="dxa"/>
-            </w:tcMar>
-          </w:tcPr>
-          <w:p>
-            <w:pPr>
-              <w:spacing w:before="40" w:after="40"/>
-              <w:ind w:left="-120"/>
-              <w:rPr>
-                <w:rFonts w:ascii="Times New Roman" w:eastAsia="Times New Roman" w:hAnsi="Times New Roman" w:cs="Times New Roman"/>
-                <w:sz w:val="20"/>
-                <w:szCs w:val="20"/>
-              </w:rPr>
-            </w:pPr>
-            <w:r>
-              <w:rPr>
-                <w:rFonts w:ascii="Times New Roman" w:eastAsia="Times New Roman" w:hAnsi="Times New Roman" w:cs="Times New Roman"/>
-                <w:sz w:val="20"/>
-                <w:szCs w:val="20"/>
-              </w:rPr>
-              <w:t xml:space="preserve"> </w:t>
+              <w:t xml:space="preserve"> Shea Pettit</w:t>
             </w:r>
           </w:p>
         </w:tc>
       </w:tr>
     </w:tbl>
-    <w:p>
-      <w:pPr>
-        <w:rPr>
-          <w:rFonts w:ascii="Times New Roman" w:eastAsia="Times New Roman" w:hAnsi="Times New Roman" w:cs="Times New Roman"/>
-          <w:sz w:val="20"/>
-          <w:szCs w:val="20"/>
-          <w:u w:val="single"/>
-        </w:rPr>
-      </w:pPr>
-      <w:r>
-        <w:rPr>
-          <w:rFonts w:ascii="Times New Roman" w:eastAsia="Times New Roman" w:hAnsi="Times New Roman" w:cs="Times New Roman"/>
-          <w:sz w:val="20"/>
-          <w:szCs w:val="20"/>
-          <w:u w:val="single"/>
-        </w:rPr>
-        <w:t xml:space="preserve"> </w:t>
-      </w:r>
-    </w:p>
     <w:p>
       <w:pPr>
         <w:rPr>

--- a/Communications SRS.docx
+++ b/Communications SRS.docx
@@ -805,7 +805,23 @@
                 <w:sz w:val="20"/>
                 <w:szCs w:val="20"/>
               </w:rPr>
-              <w:t xml:space="preserve"> Added Communication Module</w:t>
+              <w:t xml:space="preserve"> Added </w:t>
+            </w:r>
+            <w:r>
+              <w:rPr>
+                <w:rFonts w:ascii="Times New Roman" w:eastAsia="Times New Roman" w:hAnsi="Times New Roman" w:cs="Times New Roman"/>
+                <w:sz w:val="20"/>
+                <w:szCs w:val="20"/>
+              </w:rPr>
+              <w:t>Client</w:t>
+            </w:r>
+            <w:r>
+              <w:rPr>
+                <w:rFonts w:ascii="Times New Roman" w:eastAsia="Times New Roman" w:hAnsi="Times New Roman" w:cs="Times New Roman"/>
+                <w:sz w:val="20"/>
+                <w:szCs w:val="20"/>
+              </w:rPr>
+              <w:t xml:space="preserve"> Module</w:t>
             </w:r>
           </w:p>
         </w:tc>

--- a/Communications SRS.docx
+++ b/Communications SRS.docx
@@ -1386,7 +1386,23 @@
                 <w:sz w:val="20"/>
                 <w:szCs w:val="20"/>
               </w:rPr>
-              <w:t xml:space="preserve"> 3/2/2026</w:t>
+              <w:t xml:space="preserve"> </w:t>
+            </w:r>
+            <w:r>
+              <w:rPr>
+                <w:rFonts w:ascii="Times New Roman" w:eastAsia="Times New Roman" w:hAnsi="Times New Roman" w:cs="Times New Roman"/>
+                <w:sz w:val="20"/>
+                <w:szCs w:val="20"/>
+              </w:rPr>
+              <w:t>0</w:t>
+            </w:r>
+            <w:r>
+              <w:rPr>
+                <w:rFonts w:ascii="Times New Roman" w:eastAsia="Times New Roman" w:hAnsi="Times New Roman" w:cs="Times New Roman"/>
+                <w:sz w:val="20"/>
+                <w:szCs w:val="20"/>
+              </w:rPr>
+              <w:t>3/2/2026</w:t>
             </w:r>
           </w:p>
         </w:tc>
@@ -1533,6 +1549,177 @@
               <w:bottom w:w="0" w:type="dxa"/>
               <w:right w:w="100" w:type="dxa"/>
             </w:tcMar>
+          </w:tcPr>
+          <w:p>
+            <w:pPr>
+              <w:spacing w:before="40" w:after="40"/>
+              <w:ind w:left="-120"/>
+              <w:rPr>
+                <w:rFonts w:ascii="Times New Roman" w:eastAsia="Times New Roman" w:hAnsi="Times New Roman" w:cs="Times New Roman"/>
+                <w:sz w:val="20"/>
+                <w:szCs w:val="20"/>
+              </w:rPr>
+            </w:pPr>
+            <w:r>
+              <w:rPr>
+                <w:rFonts w:ascii="Times New Roman" w:eastAsia="Times New Roman" w:hAnsi="Times New Roman" w:cs="Times New Roman"/>
+                <w:sz w:val="20"/>
+                <w:szCs w:val="20"/>
+              </w:rPr>
+              <w:t xml:space="preserve"> 03/2/2026</w:t>
+            </w:r>
+          </w:p>
+        </w:tc>
+        <w:tc>
+          <w:tcPr>
+            <w:tcW w:w="1245" w:type="dxa"/>
+            <w:tcBorders>
+              <w:top w:val="nil"/>
+              <w:left w:val="single" w:sz="8" w:space="0" w:color="000000"/>
+              <w:bottom w:val="single" w:sz="8" w:space="0" w:color="000000"/>
+              <w:right w:val="nil"/>
+            </w:tcBorders>
+            <w:shd w:val="clear" w:color="auto" w:fill="E5E5E5"/>
+            <w:tcMar>
+              <w:top w:w="0" w:type="dxa"/>
+              <w:left w:w="100" w:type="dxa"/>
+              <w:bottom w:w="0" w:type="dxa"/>
+              <w:right w:w="100" w:type="dxa"/>
+            </w:tcMar>
+          </w:tcPr>
+          <w:p>
+            <w:pPr>
+              <w:spacing w:before="40" w:after="40"/>
+              <w:ind w:left="-120"/>
+              <w:rPr>
+                <w:rFonts w:ascii="Times New Roman" w:eastAsia="Times New Roman" w:hAnsi="Times New Roman" w:cs="Times New Roman"/>
+                <w:sz w:val="20"/>
+                <w:szCs w:val="20"/>
+              </w:rPr>
+            </w:pPr>
+            <w:r>
+              <w:rPr>
+                <w:rFonts w:ascii="Times New Roman" w:eastAsia="Times New Roman" w:hAnsi="Times New Roman" w:cs="Times New Roman"/>
+                <w:sz w:val="20"/>
+                <w:szCs w:val="20"/>
+              </w:rPr>
+              <w:t xml:space="preserve"> 1.7</w:t>
+            </w:r>
+          </w:p>
+        </w:tc>
+        <w:tc>
+          <w:tcPr>
+            <w:tcW w:w="3555" w:type="dxa"/>
+            <w:tcBorders>
+              <w:top w:val="nil"/>
+              <w:left w:val="single" w:sz="8" w:space="0" w:color="000000"/>
+              <w:bottom w:val="single" w:sz="8" w:space="0" w:color="000000"/>
+              <w:right w:val="nil"/>
+            </w:tcBorders>
+            <w:shd w:val="clear" w:color="auto" w:fill="E5E5E5"/>
+            <w:tcMar>
+              <w:top w:w="0" w:type="dxa"/>
+              <w:left w:w="100" w:type="dxa"/>
+              <w:bottom w:w="0" w:type="dxa"/>
+              <w:right w:w="100" w:type="dxa"/>
+            </w:tcMar>
+          </w:tcPr>
+          <w:p>
+            <w:pPr>
+              <w:spacing w:before="40" w:after="40"/>
+              <w:ind w:left="-120"/>
+              <w:rPr>
+                <w:rFonts w:ascii="Times New Roman" w:eastAsia="Times New Roman" w:hAnsi="Times New Roman" w:cs="Times New Roman"/>
+                <w:sz w:val="20"/>
+                <w:szCs w:val="20"/>
+              </w:rPr>
+            </w:pPr>
+            <w:r>
+              <w:rPr>
+                <w:rFonts w:ascii="Times New Roman" w:eastAsia="Times New Roman" w:hAnsi="Times New Roman" w:cs="Times New Roman"/>
+                <w:sz w:val="20"/>
+                <w:szCs w:val="20"/>
+              </w:rPr>
+              <w:t xml:space="preserve"> Added IT module</w:t>
+            </w:r>
+          </w:p>
+        </w:tc>
+        <w:tc>
+          <w:tcPr>
+            <w:tcW w:w="2490" w:type="dxa"/>
+            <w:tcBorders>
+              <w:top w:val="nil"/>
+              <w:left w:val="single" w:sz="8" w:space="0" w:color="000000"/>
+              <w:bottom w:val="single" w:sz="8" w:space="0" w:color="000000"/>
+              <w:right w:val="single" w:sz="8" w:space="0" w:color="000000"/>
+            </w:tcBorders>
+            <w:shd w:val="clear" w:color="auto" w:fill="E5E5E5"/>
+            <w:tcMar>
+              <w:top w:w="0" w:type="dxa"/>
+              <w:left w:w="100" w:type="dxa"/>
+              <w:bottom w:w="0" w:type="dxa"/>
+              <w:right w:w="100" w:type="dxa"/>
+            </w:tcMar>
+          </w:tcPr>
+          <w:p>
+            <w:pPr>
+              <w:spacing w:before="40" w:after="40"/>
+              <w:ind w:left="-120"/>
+              <w:rPr>
+                <w:rFonts w:ascii="Times New Roman" w:eastAsia="Times New Roman" w:hAnsi="Times New Roman" w:cs="Times New Roman"/>
+                <w:sz w:val="20"/>
+                <w:szCs w:val="20"/>
+              </w:rPr>
+            </w:pPr>
+            <w:r>
+              <w:rPr>
+                <w:rFonts w:ascii="Times New Roman" w:eastAsia="Times New Roman" w:hAnsi="Times New Roman" w:cs="Times New Roman"/>
+                <w:sz w:val="20"/>
+                <w:szCs w:val="20"/>
+              </w:rPr>
+              <w:t xml:space="preserve"> </w:t>
+            </w:r>
+            <w:proofErr w:type="spellStart"/>
+            <w:r>
+              <w:rPr>
+                <w:rFonts w:ascii="Times New Roman" w:eastAsia="Times New Roman" w:hAnsi="Times New Roman" w:cs="Times New Roman"/>
+                <w:sz w:val="20"/>
+                <w:szCs w:val="20"/>
+              </w:rPr>
+              <w:t>Mukshar</w:t>
+            </w:r>
+            <w:proofErr w:type="spellEnd"/>
+            <w:r>
+              <w:rPr>
+                <w:rFonts w:ascii="Times New Roman" w:eastAsia="Times New Roman" w:hAnsi="Times New Roman" w:cs="Times New Roman"/>
+                <w:sz w:val="20"/>
+                <w:szCs w:val="20"/>
+              </w:rPr>
+              <w:t xml:space="preserve"> Wah</w:t>
+            </w:r>
+          </w:p>
+        </w:tc>
+      </w:tr>
+      <w:tr>
+        <w:trPr>
+          <w:trHeight w:val="330"/>
+        </w:trPr>
+        <w:tc>
+          <w:tcPr>
+            <w:tcW w:w="1455" w:type="dxa"/>
+            <w:tcBorders>
+              <w:top w:val="nil"/>
+              <w:left w:val="single" w:sz="8" w:space="0" w:color="000000"/>
+              <w:bottom w:val="single" w:sz="8" w:space="0" w:color="000000"/>
+              <w:right w:val="nil"/>
+            </w:tcBorders>
+            <w:shd w:val="clear" w:color="auto" w:fill="E5E5E5"/>
+            <w:tcMar>
+              <w:top w:w="0" w:type="dxa"/>
+              <w:left w:w="100" w:type="dxa"/>
+              <w:bottom w:w="0" w:type="dxa"/>
+              <w:right w:w="100" w:type="dxa"/>
+            </w:tcMar>
             <w:hideMark/>
           </w:tcPr>
           <w:p>
@@ -1596,7 +1783,7 @@
                 <w:sz w:val="20"/>
                 <w:szCs w:val="20"/>
               </w:rPr>
-              <w:t>7</w:t>
+              <w:t>8</w:t>
             </w:r>
           </w:p>
         </w:tc>

--- a/Communications SRS.docx
+++ b/Communications SRS.docx
@@ -1256,15 +1256,7 @@
                 <w:sz w:val="20"/>
                 <w:szCs w:val="20"/>
               </w:rPr>
-              <w:t xml:space="preserve"> 1.</w:t>
-            </w:r>
-            <w:r>
-              <w:rPr>
-                <w:rFonts w:ascii="Times New Roman" w:eastAsia="Times New Roman" w:hAnsi="Times New Roman" w:cs="Times New Roman"/>
-                <w:sz w:val="20"/>
-                <w:szCs w:val="20"/>
-              </w:rPr>
-              <w:t>5</w:t>
+              <w:t xml:space="preserve"> 1.5</w:t>
             </w:r>
           </w:p>
         </w:tc>
@@ -1440,15 +1432,7 @@
                 <w:sz w:val="20"/>
                 <w:szCs w:val="20"/>
               </w:rPr>
-              <w:t xml:space="preserve"> 1.</w:t>
-            </w:r>
-            <w:r>
-              <w:rPr>
-                <w:rFonts w:ascii="Times New Roman" w:eastAsia="Times New Roman" w:hAnsi="Times New Roman" w:cs="Times New Roman"/>
-                <w:sz w:val="20"/>
-                <w:szCs w:val="20"/>
-              </w:rPr>
-              <w:t>6</w:t>
+              <w:t xml:space="preserve"> 1.6</w:t>
             </w:r>
           </w:p>
         </w:tc>
@@ -2153,7 +2137,23 @@
                 <w:sz w:val="20"/>
                 <w:szCs w:val="20"/>
               </w:rPr>
-              <w:t xml:space="preserve"> Minor tweaks</w:t>
+              <w:t xml:space="preserve"> </w:t>
+            </w:r>
+            <w:r>
+              <w:rPr>
+                <w:rFonts w:ascii="Times New Roman" w:eastAsia="Times New Roman" w:hAnsi="Times New Roman" w:cs="Times New Roman"/>
+                <w:sz w:val="20"/>
+                <w:szCs w:val="20"/>
+              </w:rPr>
+              <w:t>Finishing</w:t>
+            </w:r>
+            <w:r>
+              <w:rPr>
+                <w:rFonts w:ascii="Times New Roman" w:eastAsia="Times New Roman" w:hAnsi="Times New Roman" w:cs="Times New Roman"/>
+                <w:sz w:val="20"/>
+                <w:szCs w:val="20"/>
+              </w:rPr>
+              <w:t xml:space="preserve"> tweaks</w:t>
             </w:r>
           </w:p>
         </w:tc>
@@ -3738,24 +3738,31 @@
     </w:p>
     <w:p>
       <w:pPr>
-        <w:spacing w:before="80" w:line="240" w:lineRule="auto"/>
+        <w:spacing w:line="360" w:lineRule="auto"/>
         <w:ind w:left="1440"/>
-        <w:jc w:val="both"/>
-        <w:rPr>
-          <w:rFonts w:ascii="Times New Roman" w:eastAsia="Times New Roman" w:hAnsi="Times New Roman" w:cs="Times New Roman"/>
-          <w:color w:val="7030A0"/>
-          <w:sz w:val="20"/>
-          <w:szCs w:val="20"/>
-        </w:rPr>
-      </w:pPr>
-      <w:r>
-        <w:rPr>
-          <w:rFonts w:ascii="Times New Roman" w:eastAsia="Times New Roman" w:hAnsi="Times New Roman" w:cs="Times New Roman"/>
-          <w:color w:val="7030A0"/>
-          <w:sz w:val="20"/>
-          <w:szCs w:val="20"/>
-        </w:rPr>
-        <w:t>Use Case Specification Document</w:t>
+        <w:rPr>
+          <w:rFonts w:ascii="Times New Roman" w:eastAsia="Times New Roman" w:hAnsi="Times New Roman" w:cs="Times New Roman"/>
+          <w:sz w:val="20"/>
+          <w:szCs w:val="20"/>
+        </w:rPr>
+      </w:pPr>
+      <w:bookmarkStart w:id="4" w:name="_4x3tj4kkgp1f" w:colFirst="0" w:colLast="0"/>
+      <w:bookmarkEnd w:id="4"/>
+      <w:r>
+        <w:rPr>
+          <w:rFonts w:ascii="Times New Roman" w:eastAsia="Times New Roman" w:hAnsi="Times New Roman" w:cs="Times New Roman"/>
+          <w:sz w:val="20"/>
+          <w:szCs w:val="20"/>
+        </w:rPr>
+        <w:t xml:space="preserve">Use Case Specification Document </w:t>
+      </w:r>
+      <w:r>
+        <w:rPr>
+          <w:rFonts w:ascii="Times New Roman" w:eastAsia="Times New Roman" w:hAnsi="Times New Roman" w:cs="Times New Roman"/>
+          <w:sz w:val="20"/>
+          <w:szCs w:val="20"/>
+        </w:rPr>
+        <w:t>–</w:t>
       </w:r>
       <w:r>
         <w:rPr>
@@ -3768,77 +3775,67 @@
       <w:r>
         <w:rPr>
           <w:rFonts w:ascii="Times New Roman" w:eastAsia="Times New Roman" w:hAnsi="Times New Roman" w:cs="Times New Roman"/>
-          <w:color w:val="7030A0"/>
-          <w:sz w:val="20"/>
-          <w:szCs w:val="20"/>
-        </w:rPr>
-        <w:t>– Step 2 in assignment description</w:t>
-      </w:r>
-    </w:p>
-    <w:p>
-      <w:pPr>
-        <w:spacing w:before="80" w:line="240" w:lineRule="auto"/>
+          <w:sz w:val="20"/>
+          <w:szCs w:val="20"/>
+        </w:rPr>
+        <w:t>Use Case Specification pdf</w:t>
+      </w:r>
+    </w:p>
+    <w:p>
+      <w:pPr>
+        <w:spacing w:line="360" w:lineRule="auto"/>
         <w:ind w:left="1440"/>
-        <w:jc w:val="both"/>
-        <w:rPr>
-          <w:rFonts w:ascii="Times New Roman" w:eastAsia="Times New Roman" w:hAnsi="Times New Roman" w:cs="Times New Roman"/>
-          <w:color w:val="7030A0"/>
-          <w:sz w:val="20"/>
-          <w:szCs w:val="20"/>
-        </w:rPr>
-      </w:pPr>
-      <w:r>
-        <w:rPr>
-          <w:rFonts w:ascii="Times New Roman" w:eastAsia="Times New Roman" w:hAnsi="Times New Roman" w:cs="Times New Roman"/>
-          <w:color w:val="7030A0"/>
-          <w:sz w:val="20"/>
-          <w:szCs w:val="20"/>
-        </w:rPr>
-        <w:t>UML Use Case Diagrams Document – Step 3 in assignment description</w:t>
-      </w:r>
-    </w:p>
-    <w:p>
-      <w:pPr>
-        <w:spacing w:before="80" w:line="240" w:lineRule="auto"/>
+        <w:rPr>
+          <w:rFonts w:ascii="Times New Roman" w:eastAsia="Times New Roman" w:hAnsi="Times New Roman" w:cs="Times New Roman"/>
+          <w:sz w:val="20"/>
+          <w:szCs w:val="20"/>
+        </w:rPr>
+      </w:pPr>
+      <w:r>
+        <w:rPr>
+          <w:rFonts w:ascii="Times New Roman" w:eastAsia="Times New Roman" w:hAnsi="Times New Roman" w:cs="Times New Roman"/>
+          <w:sz w:val="20"/>
+          <w:szCs w:val="20"/>
+        </w:rPr>
+        <w:t>UML Use Case Diagram Document – Use Case Diagram pdf</w:t>
+      </w:r>
+    </w:p>
+    <w:p>
+      <w:pPr>
+        <w:spacing w:line="360" w:lineRule="auto"/>
         <w:ind w:left="1440"/>
-        <w:jc w:val="both"/>
-        <w:rPr>
-          <w:rFonts w:ascii="Times New Roman" w:eastAsia="Times New Roman" w:hAnsi="Times New Roman" w:cs="Times New Roman"/>
-          <w:color w:val="7030A0"/>
-          <w:sz w:val="20"/>
-          <w:szCs w:val="20"/>
-        </w:rPr>
-      </w:pPr>
-      <w:r>
-        <w:rPr>
-          <w:rFonts w:ascii="Times New Roman" w:eastAsia="Times New Roman" w:hAnsi="Times New Roman" w:cs="Times New Roman"/>
-          <w:color w:val="7030A0"/>
-          <w:sz w:val="20"/>
-          <w:szCs w:val="20"/>
-        </w:rPr>
-        <w:t>Class Diagrams – Step 5 in assignment description</w:t>
-      </w:r>
-    </w:p>
-    <w:p>
-      <w:pPr>
-        <w:spacing w:before="80" w:line="240" w:lineRule="auto"/>
+        <w:rPr>
+          <w:rFonts w:ascii="Times New Roman" w:eastAsia="Times New Roman" w:hAnsi="Times New Roman" w:cs="Times New Roman"/>
+          <w:sz w:val="20"/>
+          <w:szCs w:val="20"/>
+        </w:rPr>
+      </w:pPr>
+      <w:r>
+        <w:rPr>
+          <w:rFonts w:ascii="Times New Roman" w:eastAsia="Times New Roman" w:hAnsi="Times New Roman" w:cs="Times New Roman"/>
+          <w:sz w:val="20"/>
+          <w:szCs w:val="20"/>
+        </w:rPr>
+        <w:t>Class Diagram – Class Diagram pdf</w:t>
+      </w:r>
+    </w:p>
+    <w:p>
+      <w:pPr>
+        <w:spacing w:line="360" w:lineRule="auto"/>
         <w:ind w:left="1440"/>
-        <w:jc w:val="both"/>
-        <w:rPr>
-          <w:rFonts w:ascii="Times New Roman" w:eastAsia="Times New Roman" w:hAnsi="Times New Roman" w:cs="Times New Roman"/>
-          <w:color w:val="7030A0"/>
-          <w:sz w:val="20"/>
-          <w:szCs w:val="20"/>
-        </w:rPr>
-      </w:pPr>
-      <w:r>
-        <w:rPr>
-          <w:rFonts w:ascii="Times New Roman" w:eastAsia="Times New Roman" w:hAnsi="Times New Roman" w:cs="Times New Roman"/>
-          <w:color w:val="7030A0"/>
-          <w:sz w:val="20"/>
-          <w:szCs w:val="20"/>
-        </w:rPr>
-        <w:t>Sequence Diagrams – Step 6 in assignment description</w:t>
+        <w:rPr>
+          <w:rFonts w:ascii="Times New Roman" w:eastAsia="Times New Roman" w:hAnsi="Times New Roman" w:cs="Times New Roman"/>
+          <w:sz w:val="20"/>
+          <w:szCs w:val="20"/>
+        </w:rPr>
+      </w:pPr>
+      <w:r>
+        <w:rPr>
+          <w:rFonts w:ascii="Times New Roman" w:eastAsia="Times New Roman" w:hAnsi="Times New Roman" w:cs="Times New Roman"/>
+          <w:sz w:val="20"/>
+          <w:szCs w:val="20"/>
+        </w:rPr>
+        <w:t>Sequence Diagrams – Login Logout Sequence Diagram &amp; Message Sending Sequence Diagram pdfs</w:t>
       </w:r>
     </w:p>
     <w:p>
@@ -3858,8 +3855,6 @@
           <w:szCs w:val="24"/>
         </w:rPr>
       </w:pPr>
-      <w:bookmarkStart w:id="4" w:name="_4x3tj4kkgp1f" w:colFirst="0" w:colLast="0"/>
-      <w:bookmarkEnd w:id="4"/>
       <w:r>
         <w:rPr>
           <w:rFonts w:ascii="Times New Roman" w:eastAsia="Times New Roman" w:hAnsi="Times New Roman" w:cs="Times New Roman"/>
@@ -4340,7 +4335,31 @@
           <w:sz w:val="20"/>
           <w:szCs w:val="20"/>
         </w:rPr>
-        <w:t>1.User account management</w:t>
+        <w:t>1.</w:t>
+      </w:r>
+      <w:r>
+        <w:rPr>
+          <w:rFonts w:ascii="Times New Roman" w:eastAsia="Times New Roman" w:hAnsi="Times New Roman" w:cs="Times New Roman"/>
+          <w:sz w:val="20"/>
+          <w:szCs w:val="20"/>
+        </w:rPr>
+        <w:t xml:space="preserve"> </w:t>
+      </w:r>
+      <w:r>
+        <w:rPr>
+          <w:rFonts w:ascii="Times New Roman" w:eastAsia="Times New Roman" w:hAnsi="Times New Roman" w:cs="Times New Roman"/>
+          <w:sz w:val="20"/>
+          <w:szCs w:val="20"/>
+        </w:rPr>
+        <w:t xml:space="preserve">User account </w:t>
+      </w:r>
+      <w:r>
+        <w:rPr>
+          <w:rFonts w:ascii="Times New Roman" w:eastAsia="Times New Roman" w:hAnsi="Times New Roman" w:cs="Times New Roman"/>
+          <w:sz w:val="20"/>
+          <w:szCs w:val="20"/>
+        </w:rPr>
+        <w:t>authentication</w:t>
       </w:r>
     </w:p>
     <w:p>
@@ -4359,7 +4378,31 @@
           <w:sz w:val="20"/>
           <w:szCs w:val="20"/>
         </w:rPr>
-        <w:t>2.Real-time text messaging</w:t>
+        <w:t>2.</w:t>
+      </w:r>
+      <w:r>
+        <w:rPr>
+          <w:rFonts w:ascii="Times New Roman" w:eastAsia="Times New Roman" w:hAnsi="Times New Roman" w:cs="Times New Roman"/>
+          <w:sz w:val="20"/>
+          <w:szCs w:val="20"/>
+        </w:rPr>
+        <w:t xml:space="preserve"> </w:t>
+      </w:r>
+      <w:r>
+        <w:rPr>
+          <w:rFonts w:ascii="Times New Roman" w:eastAsia="Times New Roman" w:hAnsi="Times New Roman" w:cs="Times New Roman"/>
+          <w:sz w:val="20"/>
+          <w:szCs w:val="20"/>
+        </w:rPr>
+        <w:t>Real-time text messaging</w:t>
+      </w:r>
+      <w:r>
+        <w:rPr>
+          <w:rFonts w:ascii="Times New Roman" w:eastAsia="Times New Roman" w:hAnsi="Times New Roman" w:cs="Times New Roman"/>
+          <w:sz w:val="20"/>
+          <w:szCs w:val="20"/>
+        </w:rPr>
+        <w:t xml:space="preserve"> (Synchronous &amp; Asynchronous)</w:t>
       </w:r>
     </w:p>
     <w:p>
@@ -4378,7 +4421,15 @@
           <w:sz w:val="20"/>
           <w:szCs w:val="20"/>
         </w:rPr>
-        <w:t>3.group communication</w:t>
+        <w:t>3.</w:t>
+      </w:r>
+      <w:r>
+        <w:rPr>
+          <w:rFonts w:ascii="Times New Roman" w:eastAsia="Times New Roman" w:hAnsi="Times New Roman" w:cs="Times New Roman"/>
+          <w:sz w:val="20"/>
+          <w:szCs w:val="20"/>
+        </w:rPr>
+        <w:t xml:space="preserve"> One on one and group communication</w:t>
       </w:r>
     </w:p>
     <w:p>
@@ -4397,7 +4448,23 @@
           <w:sz w:val="20"/>
           <w:szCs w:val="20"/>
         </w:rPr>
-        <w:t>4.inquire history message</w:t>
+        <w:t>4.</w:t>
+      </w:r>
+      <w:r>
+        <w:rPr>
+          <w:rFonts w:ascii="Times New Roman" w:eastAsia="Times New Roman" w:hAnsi="Times New Roman" w:cs="Times New Roman"/>
+          <w:sz w:val="20"/>
+          <w:szCs w:val="20"/>
+        </w:rPr>
+        <w:t xml:space="preserve"> IT message log viewing</w:t>
+      </w:r>
+      <w:r>
+        <w:rPr>
+          <w:rFonts w:ascii="Times New Roman" w:eastAsia="Times New Roman" w:hAnsi="Times New Roman" w:cs="Times New Roman"/>
+          <w:sz w:val="20"/>
+          <w:szCs w:val="20"/>
+        </w:rPr>
+        <w:t xml:space="preserve"> &amp; exporting</w:t>
       </w:r>
     </w:p>
     <w:p>
@@ -4787,7 +4854,31 @@
           <w:sz w:val="20"/>
           <w:szCs w:val="20"/>
         </w:rPr>
-        <w:t>The Login Module (</w:t>
+        <w:t xml:space="preserve">The </w:t>
+      </w:r>
+      <w:r>
+        <w:rPr>
+          <w:rFonts w:ascii="Times New Roman" w:hAnsi="Times New Roman" w:cs="Times New Roman"/>
+          <w:sz w:val="20"/>
+          <w:szCs w:val="20"/>
+        </w:rPr>
+        <w:t xml:space="preserve">User </w:t>
+      </w:r>
+      <w:r>
+        <w:rPr>
+          <w:rFonts w:ascii="Times New Roman" w:hAnsi="Times New Roman" w:cs="Times New Roman"/>
+          <w:sz w:val="20"/>
+          <w:szCs w:val="20"/>
+        </w:rPr>
+        <w:t>Login Module (</w:t>
+      </w:r>
+      <w:r>
+        <w:rPr>
+          <w:rFonts w:ascii="Times New Roman" w:hAnsi="Times New Roman" w:cs="Times New Roman"/>
+          <w:sz w:val="20"/>
+          <w:szCs w:val="20"/>
+        </w:rPr>
+        <w:t>U</w:t>
       </w:r>
       <w:r>
         <w:rPr>
@@ -4803,7 +4894,23 @@
           <w:sz w:val="20"/>
           <w:szCs w:val="20"/>
         </w:rPr>
-        <w:t>M) contains a login menu to allow users to log into the communications app. This menu is displayed upon loading the client</w:t>
+        <w:t xml:space="preserve">M) contains a login menu to allow users to log into the communications </w:t>
+      </w:r>
+      <w:r>
+        <w:rPr>
+          <w:rFonts w:ascii="Times New Roman" w:hAnsi="Times New Roman" w:cs="Times New Roman"/>
+          <w:sz w:val="20"/>
+          <w:szCs w:val="20"/>
+        </w:rPr>
+        <w:t>system</w:t>
+      </w:r>
+      <w:r>
+        <w:rPr>
+          <w:rFonts w:ascii="Times New Roman" w:hAnsi="Times New Roman" w:cs="Times New Roman"/>
+          <w:sz w:val="20"/>
+          <w:szCs w:val="20"/>
+        </w:rPr>
+        <w:t>. This menu is displayed upon loading the client</w:t>
       </w:r>
     </w:p>
     <w:p>
@@ -4845,7 +4952,23 @@
           <w:sz w:val="20"/>
           <w:szCs w:val="20"/>
         </w:rPr>
-        <w:t>After a user presses login, the client will send the entered username and password to the server to be authenticated</w:t>
+        <w:t xml:space="preserve">After a user presses login, the client will send the entered username and password to the </w:t>
+      </w:r>
+      <w:r>
+        <w:rPr>
+          <w:rFonts w:ascii="Times New Roman" w:hAnsi="Times New Roman" w:cs="Times New Roman"/>
+          <w:sz w:val="20"/>
+          <w:szCs w:val="20"/>
+        </w:rPr>
+        <w:t>CSM</w:t>
+      </w:r>
+      <w:r>
+        <w:rPr>
+          <w:rFonts w:ascii="Times New Roman" w:hAnsi="Times New Roman" w:cs="Times New Roman"/>
+          <w:sz w:val="20"/>
+          <w:szCs w:val="20"/>
+        </w:rPr>
+        <w:t xml:space="preserve"> to be authenticated</w:t>
       </w:r>
     </w:p>
     <w:p>
@@ -5098,7 +5221,23 @@
           <w:sz w:val="20"/>
           <w:szCs w:val="20"/>
         </w:rPr>
-        <w:t>Each chat in this list indicates if it contains unread messages</w:t>
+        <w:t xml:space="preserve">Each chat in </w:t>
+      </w:r>
+      <w:r>
+        <w:rPr>
+          <w:rFonts w:ascii="Times New Roman" w:hAnsi="Times New Roman" w:cs="Times New Roman"/>
+          <w:sz w:val="20"/>
+          <w:szCs w:val="20"/>
+        </w:rPr>
+        <w:t>the chat</w:t>
+      </w:r>
+      <w:r>
+        <w:rPr>
+          <w:rFonts w:ascii="Times New Roman" w:hAnsi="Times New Roman" w:cs="Times New Roman"/>
+          <w:sz w:val="20"/>
+          <w:szCs w:val="20"/>
+        </w:rPr>
+        <w:t xml:space="preserve"> list indicates if it contains unread messages</w:t>
       </w:r>
     </w:p>
     <w:p>
@@ -5435,7 +5574,23 @@
           <w:sz w:val="20"/>
           <w:szCs w:val="20"/>
         </w:rPr>
-        <w:t>Messages sent while the user was offline are indicated, and the client signals to the server that the user has seen these messages</w:t>
+        <w:t>Chats containing messages</w:t>
+      </w:r>
+      <w:r>
+        <w:rPr>
+          <w:rFonts w:ascii="Times New Roman" w:hAnsi="Times New Roman" w:cs="Times New Roman"/>
+          <w:sz w:val="20"/>
+          <w:szCs w:val="20"/>
+        </w:rPr>
+        <w:t xml:space="preserve"> sent while the user was offline are indicated</w:t>
+      </w:r>
+      <w:r>
+        <w:rPr>
+          <w:rFonts w:ascii="Times New Roman" w:hAnsi="Times New Roman" w:cs="Times New Roman"/>
+          <w:sz w:val="20"/>
+          <w:szCs w:val="20"/>
+        </w:rPr>
+        <w:t xml:space="preserve"> as unread</w:t>
       </w:r>
     </w:p>
     <w:p>
@@ -5456,7 +5611,25 @@
           <w:sz w:val="20"/>
           <w:szCs w:val="20"/>
         </w:rPr>
-        <w:t>Whenever a new message is sent from the server, this view is updated, displaying the new message at the forefront</w:t>
+        <w:t xml:space="preserve">When the user’s client displays an unread </w:t>
+      </w:r>
+      <w:proofErr w:type="gramStart"/>
+      <w:r>
+        <w:rPr>
+          <w:rFonts w:ascii="Times New Roman" w:hAnsi="Times New Roman" w:cs="Times New Roman"/>
+          <w:sz w:val="20"/>
+          <w:szCs w:val="20"/>
+        </w:rPr>
+        <w:t>chat</w:t>
+      </w:r>
+      <w:proofErr w:type="gramEnd"/>
+      <w:r>
+        <w:rPr>
+          <w:rFonts w:ascii="Times New Roman" w:hAnsi="Times New Roman" w:cs="Times New Roman"/>
+          <w:sz w:val="20"/>
+          <w:szCs w:val="20"/>
+        </w:rPr>
+        <w:t xml:space="preserve"> it is no longer indicated as unread </w:t>
       </w:r>
     </w:p>
     <w:p>
@@ -5477,8 +5650,7 @@
           <w:sz w:val="20"/>
           <w:szCs w:val="20"/>
         </w:rPr>
-        <w:lastRenderedPageBreak/>
-        <w:t>The chat menu contains a message box allowing the user to write a message, and a button to send it.</w:t>
+        <w:t>Whenever a new message is sent from the server, this view is updated, displaying the new message at the forefront</w:t>
       </w:r>
     </w:p>
     <w:p>
@@ -5499,31 +5671,8 @@
           <w:sz w:val="20"/>
           <w:szCs w:val="20"/>
         </w:rPr>
-        <w:t xml:space="preserve">When a message is sent, it is sent to the server to update the client of </w:t>
-      </w:r>
-      <w:r>
-        <w:rPr>
-          <w:rFonts w:ascii="Times New Roman" w:hAnsi="Times New Roman" w:cs="Times New Roman"/>
-          <w:sz w:val="20"/>
-          <w:szCs w:val="20"/>
-        </w:rPr>
-        <w:t xml:space="preserve">online </w:t>
-      </w:r>
-      <w:r>
-        <w:rPr>
-          <w:rFonts w:ascii="Times New Roman" w:hAnsi="Times New Roman" w:cs="Times New Roman"/>
-          <w:sz w:val="20"/>
-          <w:szCs w:val="20"/>
-        </w:rPr>
-        <w:t xml:space="preserve">users </w:t>
-      </w:r>
-      <w:r>
-        <w:rPr>
-          <w:rFonts w:ascii="Times New Roman" w:hAnsi="Times New Roman" w:cs="Times New Roman"/>
-          <w:sz w:val="20"/>
-          <w:szCs w:val="20"/>
-        </w:rPr>
-        <w:t>involved in the chat</w:t>
+        <w:lastRenderedPageBreak/>
+        <w:t>The chat menu contains a message box allowing the user to write a message, and a button to send it.</w:t>
       </w:r>
     </w:p>
     <w:p>
@@ -5544,7 +5693,31 @@
           <w:sz w:val="20"/>
           <w:szCs w:val="20"/>
         </w:rPr>
-        <w:t>When a message is sent, the date and time stamp at that moment is sent to the server ensure messages are displayed in order</w:t>
+        <w:t xml:space="preserve">When a message is sent, it is sent to the server to update the client of </w:t>
+      </w:r>
+      <w:r>
+        <w:rPr>
+          <w:rFonts w:ascii="Times New Roman" w:hAnsi="Times New Roman" w:cs="Times New Roman"/>
+          <w:sz w:val="20"/>
+          <w:szCs w:val="20"/>
+        </w:rPr>
+        <w:t xml:space="preserve">online </w:t>
+      </w:r>
+      <w:r>
+        <w:rPr>
+          <w:rFonts w:ascii="Times New Roman" w:hAnsi="Times New Roman" w:cs="Times New Roman"/>
+          <w:sz w:val="20"/>
+          <w:szCs w:val="20"/>
+        </w:rPr>
+        <w:t xml:space="preserve">users </w:t>
+      </w:r>
+      <w:r>
+        <w:rPr>
+          <w:rFonts w:ascii="Times New Roman" w:hAnsi="Times New Roman" w:cs="Times New Roman"/>
+          <w:sz w:val="20"/>
+          <w:szCs w:val="20"/>
+        </w:rPr>
+        <w:t>involved in the chat</w:t>
       </w:r>
     </w:p>
     <w:p>
@@ -5565,7 +5738,7 @@
           <w:sz w:val="20"/>
           <w:szCs w:val="20"/>
         </w:rPr>
-        <w:t>The chat menu displays all users involved with the chat, also indicating if this is a group chat or private chat</w:t>
+        <w:t>When a message is sent, the date and time stamp at that moment is sent to the server ensure messages are displayed in order</w:t>
       </w:r>
     </w:p>
     <w:p>
@@ -5586,7 +5759,7 @@
           <w:sz w:val="20"/>
           <w:szCs w:val="20"/>
         </w:rPr>
-        <w:t>The group chat creator’s view of the group chat displays an invite, kick, and delete group chat button</w:t>
+        <w:t>The chat menu displays all users involved with the chat, also indicating if this is a group chat or private chat</w:t>
       </w:r>
     </w:p>
     <w:p>
@@ -5607,31 +5780,7 @@
           <w:sz w:val="20"/>
           <w:szCs w:val="20"/>
         </w:rPr>
-        <w:t>After pressing the invite button, t</w:t>
-      </w:r>
-      <w:r>
-        <w:rPr>
-          <w:rFonts w:ascii="Times New Roman" w:hAnsi="Times New Roman" w:cs="Times New Roman"/>
-          <w:sz w:val="20"/>
-          <w:szCs w:val="20"/>
-        </w:rPr>
-        <w:t xml:space="preserve">he </w:t>
-      </w:r>
-      <w:r>
-        <w:rPr>
-          <w:rFonts w:ascii="Times New Roman" w:hAnsi="Times New Roman" w:cs="Times New Roman"/>
-          <w:sz w:val="20"/>
-          <w:szCs w:val="20"/>
-        </w:rPr>
-        <w:t>group chat creator</w:t>
-      </w:r>
-      <w:r>
-        <w:rPr>
-          <w:rFonts w:ascii="Times New Roman" w:hAnsi="Times New Roman" w:cs="Times New Roman"/>
-          <w:sz w:val="20"/>
-          <w:szCs w:val="20"/>
-        </w:rPr>
-        <w:t xml:space="preserve"> can enter in usernames here to invite users to the chat.</w:t>
+        <w:t>The group chat creator’s view of the group chat displays an invite, kick, and delete group chat button</w:t>
       </w:r>
     </w:p>
     <w:p>
@@ -5652,7 +5801,31 @@
           <w:sz w:val="20"/>
           <w:szCs w:val="20"/>
         </w:rPr>
-        <w:t>After pressing the kick button, the group chat creator is prompted to select the user to kick</w:t>
+        <w:t>After pressing the invite button, t</w:t>
+      </w:r>
+      <w:r>
+        <w:rPr>
+          <w:rFonts w:ascii="Times New Roman" w:hAnsi="Times New Roman" w:cs="Times New Roman"/>
+          <w:sz w:val="20"/>
+          <w:szCs w:val="20"/>
+        </w:rPr>
+        <w:t xml:space="preserve">he </w:t>
+      </w:r>
+      <w:r>
+        <w:rPr>
+          <w:rFonts w:ascii="Times New Roman" w:hAnsi="Times New Roman" w:cs="Times New Roman"/>
+          <w:sz w:val="20"/>
+          <w:szCs w:val="20"/>
+        </w:rPr>
+        <w:t>group chat creator</w:t>
+      </w:r>
+      <w:r>
+        <w:rPr>
+          <w:rFonts w:ascii="Times New Roman" w:hAnsi="Times New Roman" w:cs="Times New Roman"/>
+          <w:sz w:val="20"/>
+          <w:szCs w:val="20"/>
+        </w:rPr>
+        <w:t xml:space="preserve"> can enter in usernames here to invite users to the chat.</w:t>
       </w:r>
     </w:p>
     <w:p>
@@ -5673,7 +5846,7 @@
           <w:sz w:val="20"/>
           <w:szCs w:val="20"/>
         </w:rPr>
-        <w:t>After pressing the delete group chat button, the group chat creator is prompted to confirm the action, and the group chat is deleted</w:t>
+        <w:t>After pressing the kick button, the group chat creator is prompted to select the user to kick</w:t>
       </w:r>
     </w:p>
     <w:p>
@@ -5694,25 +5867,28 @@
           <w:sz w:val="20"/>
           <w:szCs w:val="20"/>
         </w:rPr>
-        <w:t xml:space="preserve">A deleted group chat </w:t>
-      </w:r>
-      <w:proofErr w:type="gramStart"/>
-      <w:r>
-        <w:rPr>
-          <w:rFonts w:ascii="Times New Roman" w:hAnsi="Times New Roman" w:cs="Times New Roman"/>
-          <w:sz w:val="20"/>
-          <w:szCs w:val="20"/>
-        </w:rPr>
-        <w:t>is still has</w:t>
-      </w:r>
-      <w:proofErr w:type="gramEnd"/>
-      <w:r>
-        <w:rPr>
-          <w:rFonts w:ascii="Times New Roman" w:hAnsi="Times New Roman" w:cs="Times New Roman"/>
-          <w:sz w:val="20"/>
-          <w:szCs w:val="20"/>
-        </w:rPr>
-        <w:t xml:space="preserve"> its messages logged, but must not be displayed to the related users</w:t>
+        <w:t>After pressing the delete group chat button, the group chat creator is prompted to confirm the action, and the group chat is deleted</w:t>
+      </w:r>
+    </w:p>
+    <w:p>
+      <w:pPr>
+        <w:numPr>
+          <w:ilvl w:val="2"/>
+          <w:numId w:val="1"/>
+        </w:numPr>
+        <w:rPr>
+          <w:rFonts w:ascii="Times New Roman" w:hAnsi="Times New Roman" w:cs="Times New Roman"/>
+          <w:sz w:val="20"/>
+          <w:szCs w:val="20"/>
+        </w:rPr>
+      </w:pPr>
+      <w:r>
+        <w:rPr>
+          <w:rFonts w:ascii="Times New Roman" w:hAnsi="Times New Roman" w:cs="Times New Roman"/>
+          <w:sz w:val="20"/>
+          <w:szCs w:val="20"/>
+        </w:rPr>
+        <w:t>A deleted group chat still has its messages logged, but must not be displayed to the related users</w:t>
       </w:r>
     </w:p>
     <w:p>
@@ -5764,7 +5940,34 @@
           <w:sz w:val="20"/>
           <w:szCs w:val="20"/>
         </w:rPr>
-        <w:t>The IT Module supports all features available in the Client Module (CM).</w:t>
+        <w:t xml:space="preserve">The IT Module </w:t>
+      </w:r>
+      <w:r>
+        <w:rPr>
+          <w:rFonts w:ascii="Times New Roman" w:hAnsi="Times New Roman" w:cs="Times New Roman"/>
+          <w:color w:val="000000"/>
+          <w:sz w:val="20"/>
+          <w:szCs w:val="20"/>
+        </w:rPr>
+        <w:t xml:space="preserve">(IM) </w:t>
+      </w:r>
+      <w:r>
+        <w:rPr>
+          <w:rFonts w:ascii="Times New Roman" w:hAnsi="Times New Roman" w:cs="Times New Roman"/>
+          <w:color w:val="000000"/>
+          <w:sz w:val="20"/>
+          <w:szCs w:val="20"/>
+        </w:rPr>
+        <w:t xml:space="preserve">supports all features available in the </w:t>
+      </w:r>
+      <w:r>
+        <w:rPr>
+          <w:rFonts w:ascii="Times New Roman" w:hAnsi="Times New Roman" w:cs="Times New Roman"/>
+          <w:color w:val="000000"/>
+          <w:sz w:val="20"/>
+          <w:szCs w:val="20"/>
+        </w:rPr>
+        <w:t>CM</w:t>
       </w:r>
     </w:p>
     <w:p>
@@ -5785,7 +5988,87 @@
           <w:sz w:val="20"/>
           <w:szCs w:val="20"/>
         </w:rPr>
-        <w:t>The IT module provided an Audit view that allows the IT user to review other users’ conversation in read-only mode</w:t>
+        <w:t xml:space="preserve">The </w:t>
+      </w:r>
+      <w:r>
+        <w:rPr>
+          <w:rFonts w:ascii="Times New Roman" w:hAnsi="Times New Roman" w:cs="Times New Roman"/>
+          <w:sz w:val="20"/>
+          <w:szCs w:val="20"/>
+        </w:rPr>
+        <w:t xml:space="preserve">IM </w:t>
+      </w:r>
+      <w:r>
+        <w:rPr>
+          <w:rFonts w:ascii="Times New Roman" w:hAnsi="Times New Roman" w:cs="Times New Roman"/>
+          <w:sz w:val="20"/>
+          <w:szCs w:val="20"/>
+        </w:rPr>
+        <w:t>provide</w:t>
+      </w:r>
+      <w:r>
+        <w:rPr>
+          <w:rFonts w:ascii="Times New Roman" w:hAnsi="Times New Roman" w:cs="Times New Roman"/>
+          <w:sz w:val="20"/>
+          <w:szCs w:val="20"/>
+        </w:rPr>
+        <w:t>s the</w:t>
+      </w:r>
+      <w:r>
+        <w:rPr>
+          <w:rFonts w:ascii="Times New Roman" w:hAnsi="Times New Roman" w:cs="Times New Roman"/>
+          <w:sz w:val="20"/>
+          <w:szCs w:val="20"/>
+        </w:rPr>
+        <w:t xml:space="preserve"> Audit </w:t>
+      </w:r>
+      <w:r>
+        <w:rPr>
+          <w:rFonts w:ascii="Times New Roman" w:hAnsi="Times New Roman" w:cs="Times New Roman"/>
+          <w:sz w:val="20"/>
+          <w:szCs w:val="20"/>
+        </w:rPr>
+        <w:t>menu</w:t>
+      </w:r>
+      <w:r>
+        <w:rPr>
+          <w:rFonts w:ascii="Times New Roman" w:hAnsi="Times New Roman" w:cs="Times New Roman"/>
+          <w:sz w:val="20"/>
+          <w:szCs w:val="20"/>
+        </w:rPr>
+        <w:t xml:space="preserve"> </w:t>
+      </w:r>
+      <w:r>
+        <w:rPr>
+          <w:rFonts w:ascii="Times New Roman" w:hAnsi="Times New Roman" w:cs="Times New Roman"/>
+          <w:sz w:val="20"/>
+          <w:szCs w:val="20"/>
+        </w:rPr>
+        <w:t>which</w:t>
+      </w:r>
+      <w:r>
+        <w:rPr>
+          <w:rFonts w:ascii="Times New Roman" w:hAnsi="Times New Roman" w:cs="Times New Roman"/>
+          <w:sz w:val="20"/>
+          <w:szCs w:val="20"/>
+        </w:rPr>
+        <w:t xml:space="preserve"> allows the IT user to review other users’ conversation</w:t>
+      </w:r>
+      <w:r>
+        <w:rPr>
+          <w:rFonts w:ascii="Times New Roman" w:hAnsi="Times New Roman" w:cs="Times New Roman"/>
+          <w:sz w:val="20"/>
+          <w:szCs w:val="20"/>
+        </w:rPr>
+        <w:t>s</w:t>
+      </w:r>
+      <w:r>
+        <w:rPr>
+          <w:rFonts w:ascii="Times New Roman" w:hAnsi="Times New Roman" w:cs="Times New Roman"/>
+          <w:sz w:val="20"/>
+          <w:szCs w:val="20"/>
+        </w:rPr>
+        <w:t xml:space="preserve"> in read-only mode</w:t>
       </w:r>
     </w:p>
     <w:p>
@@ -6229,7 +6512,7 @@
           <w:sz w:val="20"/>
           <w:szCs w:val="20"/>
         </w:rPr>
-        <w:t xml:space="preserve"> support multiple LM’s, CM’s, and IM’s</w:t>
+        <w:t xml:space="preserve"> support multiple LMs, CMs, and IMs</w:t>
       </w:r>
     </w:p>
     <w:p>
@@ -6547,7 +6830,27 @@
           <w:szCs w:val="20"/>
           <w:lang w:val="en-US"/>
         </w:rPr>
-        <w:t xml:space="preserve"> user interface for the Client Module to support login, chat selection, message viewing, and message sending.</w:t>
+        <w:t xml:space="preserve"> user interface for the </w:t>
+      </w:r>
+      <w:r>
+        <w:rPr>
+          <w:rFonts w:ascii="Times New Roman" w:eastAsia="Times New Roman" w:hAnsi="Times New Roman" w:cs="Times New Roman"/>
+          <w:color w:val="000000" w:themeColor="text1"/>
+          <w:sz w:val="20"/>
+          <w:szCs w:val="20"/>
+          <w:lang w:val="en-US"/>
+        </w:rPr>
+        <w:t>CM, ULM, and IM</w:t>
+      </w:r>
+      <w:r>
+        <w:rPr>
+          <w:rFonts w:ascii="Times New Roman" w:eastAsia="Times New Roman" w:hAnsi="Times New Roman" w:cs="Times New Roman"/>
+          <w:color w:val="000000" w:themeColor="text1"/>
+          <w:sz w:val="20"/>
+          <w:szCs w:val="20"/>
+          <w:lang w:val="en-US"/>
+        </w:rPr>
+        <w:t xml:space="preserve"> to support login, chat selection, message viewing, and message sending.</w:t>
       </w:r>
     </w:p>
     <w:p>
@@ -6877,7 +7180,27 @@
           <w:szCs w:val="20"/>
           <w:lang w:val="en-US"/>
         </w:rPr>
-        <w:t xml:space="preserve">The Communication Service Module shall store message history in a persistent document/file format (no database). </w:t>
+        <w:t xml:space="preserve">The </w:t>
+      </w:r>
+      <w:r>
+        <w:rPr>
+          <w:rFonts w:ascii="Times New Roman" w:eastAsia="Times New Roman" w:hAnsi="Times New Roman" w:cs="Times New Roman"/>
+          <w:color w:val="000000" w:themeColor="text1"/>
+          <w:sz w:val="20"/>
+          <w:szCs w:val="20"/>
+          <w:lang w:val="en-US"/>
+        </w:rPr>
+        <w:t>CSM</w:t>
+      </w:r>
+      <w:r>
+        <w:rPr>
+          <w:rFonts w:ascii="Times New Roman" w:eastAsia="Times New Roman" w:hAnsi="Times New Roman" w:cs="Times New Roman"/>
+          <w:color w:val="000000" w:themeColor="text1"/>
+          <w:sz w:val="20"/>
+          <w:szCs w:val="20"/>
+          <w:lang w:val="en-US"/>
+        </w:rPr>
+        <w:t xml:space="preserve"> shall store message history in a persistent document/file format (no database). </w:t>
       </w:r>
     </w:p>
     <w:p>
@@ -7019,7 +7342,15 @@
           <w:sz w:val="20"/>
           <w:szCs w:val="20"/>
         </w:rPr>
-        <w:t>The communication</w:t>
+        <w:t xml:space="preserve">The </w:t>
+      </w:r>
+      <w:r>
+        <w:rPr>
+          <w:rFonts w:ascii="Times New Roman" w:hAnsi="Times New Roman" w:cs="Times New Roman"/>
+          <w:sz w:val="20"/>
+          <w:szCs w:val="20"/>
+        </w:rPr>
+        <w:t>CSM</w:t>
       </w:r>
       <w:r>
         <w:rPr>
@@ -7028,16 +7359,16 @@
           <w:szCs w:val="20"/>
           <w:lang w:eastAsia="zh-CN"/>
         </w:rPr>
-        <w:t xml:space="preserve"> </w:t>
-      </w:r>
-      <w:r>
-        <w:rPr>
-          <w:rFonts w:ascii="Times New Roman" w:hAnsi="Times New Roman" w:cs="Times New Roman"/>
-          <w:sz w:val="20"/>
-          <w:szCs w:val="20"/>
-          <w:lang w:eastAsia="zh-CN"/>
-        </w:rPr>
-        <w:t>server module</w:t>
+        <w:t xml:space="preserve"> shall provide internal service interfaces for th</w:t>
+      </w:r>
+      <w:r>
+        <w:rPr>
+          <w:rFonts w:ascii="Times New Roman" w:hAnsi="Times New Roman" w:cs="Times New Roman"/>
+          <w:sz w:val="20"/>
+          <w:szCs w:val="20"/>
+          <w:lang w:eastAsia="zh-CN"/>
+        </w:rPr>
+        <w:t>e ULM</w:t>
       </w:r>
       <w:r>
         <w:rPr>
@@ -7046,7 +7377,43 @@
           <w:szCs w:val="20"/>
           <w:lang w:eastAsia="zh-CN"/>
         </w:rPr>
-        <w:t xml:space="preserve"> shall provide internal service interfaces for the login module, client module and IT module to request </w:t>
+        <w:t xml:space="preserve">, </w:t>
+      </w:r>
+      <w:r>
+        <w:rPr>
+          <w:rFonts w:ascii="Times New Roman" w:hAnsi="Times New Roman" w:cs="Times New Roman"/>
+          <w:sz w:val="20"/>
+          <w:szCs w:val="20"/>
+          <w:lang w:eastAsia="zh-CN"/>
+        </w:rPr>
+        <w:t>CM</w:t>
+      </w:r>
+      <w:r>
+        <w:rPr>
+          <w:rFonts w:ascii="Times New Roman" w:hAnsi="Times New Roman" w:cs="Times New Roman" w:hint="eastAsia"/>
+          <w:sz w:val="20"/>
+          <w:szCs w:val="20"/>
+          <w:lang w:eastAsia="zh-CN"/>
+        </w:rPr>
+        <w:t xml:space="preserve"> and </w:t>
+      </w:r>
+      <w:r>
+        <w:rPr>
+          <w:rFonts w:ascii="Times New Roman" w:hAnsi="Times New Roman" w:cs="Times New Roman"/>
+          <w:sz w:val="20"/>
+          <w:szCs w:val="20"/>
+          <w:lang w:eastAsia="zh-CN"/>
+        </w:rPr>
+        <w:t>IM</w:t>
+      </w:r>
+      <w:r>
+        <w:rPr>
+          <w:rFonts w:ascii="Times New Roman" w:hAnsi="Times New Roman" w:cs="Times New Roman" w:hint="eastAsia"/>
+          <w:sz w:val="20"/>
+          <w:szCs w:val="20"/>
+          <w:lang w:eastAsia="zh-CN"/>
+        </w:rPr>
+        <w:t xml:space="preserve"> to request </w:t>
       </w:r>
       <w:r>
         <w:rPr>
@@ -7064,16 +7431,16 @@
           <w:szCs w:val="20"/>
           <w:lang w:eastAsia="zh-CN"/>
         </w:rPr>
-        <w:t xml:space="preserve">, messaging and </w:t>
-      </w:r>
-      <w:r>
-        <w:rPr>
-          <w:rFonts w:ascii="Times New Roman" w:hAnsi="Times New Roman" w:cs="Times New Roman"/>
-          <w:sz w:val="20"/>
-          <w:szCs w:val="20"/>
-          <w:lang w:eastAsia="zh-CN"/>
-        </w:rPr>
-        <w:t>IT</w:t>
+        <w:t>, messaging</w:t>
+      </w:r>
+      <w:r>
+        <w:rPr>
+          <w:rFonts w:ascii="Times New Roman" w:hAnsi="Times New Roman" w:cs="Times New Roman"/>
+          <w:sz w:val="20"/>
+          <w:szCs w:val="20"/>
+          <w:lang w:eastAsia="zh-CN"/>
+        </w:rPr>
+        <w:t>,</w:t>
       </w:r>
       <w:r>
         <w:rPr>
@@ -7082,7 +7449,34 @@
           <w:szCs w:val="20"/>
           <w:lang w:eastAsia="zh-CN"/>
         </w:rPr>
-        <w:t xml:space="preserve"> access. </w:t>
+        <w:t xml:space="preserve"> and </w:t>
+      </w:r>
+      <w:r>
+        <w:rPr>
+          <w:rFonts w:ascii="Times New Roman" w:hAnsi="Times New Roman" w:cs="Times New Roman"/>
+          <w:sz w:val="20"/>
+          <w:szCs w:val="20"/>
+          <w:lang w:eastAsia="zh-CN"/>
+        </w:rPr>
+        <w:t>I</w:t>
+      </w:r>
+      <w:r>
+        <w:rPr>
+          <w:rFonts w:ascii="Times New Roman" w:hAnsi="Times New Roman" w:cs="Times New Roman"/>
+          <w:sz w:val="20"/>
+          <w:szCs w:val="20"/>
+          <w:lang w:eastAsia="zh-CN"/>
+        </w:rPr>
+        <w:t>T Auditing</w:t>
+      </w:r>
+      <w:r>
+        <w:rPr>
+          <w:rFonts w:ascii="Times New Roman" w:hAnsi="Times New Roman" w:cs="Times New Roman" w:hint="eastAsia"/>
+          <w:sz w:val="20"/>
+          <w:szCs w:val="20"/>
+          <w:lang w:eastAsia="zh-CN"/>
+        </w:rPr>
+        <w:t xml:space="preserve">. </w:t>
       </w:r>
     </w:p>
     <w:p>
@@ -7116,7 +7510,25 @@
           <w:szCs w:val="20"/>
           <w:lang w:eastAsia="zh-CN"/>
         </w:rPr>
-        <w:t>he login module shall send authentication requests containing username and password to the communication server module.</w:t>
+        <w:t xml:space="preserve">he </w:t>
+      </w:r>
+      <w:r>
+        <w:rPr>
+          <w:rFonts w:ascii="Times New Roman" w:hAnsi="Times New Roman" w:cs="Times New Roman"/>
+          <w:sz w:val="20"/>
+          <w:szCs w:val="20"/>
+          <w:lang w:eastAsia="zh-CN"/>
+        </w:rPr>
+        <w:t xml:space="preserve">ULM </w:t>
+      </w:r>
+      <w:r>
+        <w:rPr>
+          <w:rFonts w:ascii="Times New Roman" w:hAnsi="Times New Roman" w:cs="Times New Roman" w:hint="eastAsia"/>
+          <w:sz w:val="20"/>
+          <w:szCs w:val="20"/>
+          <w:lang w:eastAsia="zh-CN"/>
+        </w:rPr>
+        <w:t>shall send authentication requests containing username and password to the communication server module.</w:t>
       </w:r>
     </w:p>
     <w:p>
@@ -7149,7 +7561,25 @@
           <w:szCs w:val="20"/>
           <w:lang w:eastAsia="zh-CN"/>
         </w:rPr>
-        <w:t xml:space="preserve">he communication server module shall validate authentication requests and return authentication </w:t>
+        <w:t xml:space="preserve">he </w:t>
+      </w:r>
+      <w:r>
+        <w:rPr>
+          <w:rFonts w:ascii="Times New Roman" w:hAnsi="Times New Roman" w:cs="Times New Roman"/>
+          <w:sz w:val="20"/>
+          <w:szCs w:val="20"/>
+          <w:lang w:eastAsia="zh-CN"/>
+        </w:rPr>
+        <w:t>CSM</w:t>
+      </w:r>
+      <w:r>
+        <w:rPr>
+          <w:rFonts w:ascii="Times New Roman" w:hAnsi="Times New Roman" w:cs="Times New Roman" w:hint="eastAsia"/>
+          <w:sz w:val="20"/>
+          <w:szCs w:val="20"/>
+          <w:lang w:eastAsia="zh-CN"/>
+        </w:rPr>
+        <w:t xml:space="preserve"> shall validate authentication requests and return authentication </w:t>
       </w:r>
       <w:r>
         <w:rPr>
@@ -7200,7 +7630,25 @@
           <w:szCs w:val="20"/>
           <w:lang w:eastAsia="zh-CN"/>
         </w:rPr>
-        <w:t>ith successful authentication the communication server module shall return the authenticated user role and session information to the requesting module.</w:t>
+        <w:t xml:space="preserve">ith successful authentication the </w:t>
+      </w:r>
+      <w:r>
+        <w:rPr>
+          <w:rFonts w:ascii="Times New Roman" w:hAnsi="Times New Roman" w:cs="Times New Roman"/>
+          <w:sz w:val="20"/>
+          <w:szCs w:val="20"/>
+          <w:lang w:eastAsia="zh-CN"/>
+        </w:rPr>
+        <w:t>CSM</w:t>
+      </w:r>
+      <w:r>
+        <w:rPr>
+          <w:rFonts w:ascii="Times New Roman" w:hAnsi="Times New Roman" w:cs="Times New Roman" w:hint="eastAsia"/>
+          <w:sz w:val="20"/>
+          <w:szCs w:val="20"/>
+          <w:lang w:eastAsia="zh-CN"/>
+        </w:rPr>
+        <w:t xml:space="preserve"> shall return the authenticated user role and session information to the requesting module.</w:t>
       </w:r>
       <w:r>
         <w:rPr>
@@ -7232,7 +7680,32 @@
           <w:sz w:val="20"/>
           <w:szCs w:val="20"/>
         </w:rPr>
-        <w:t xml:space="preserve">The Communication </w:t>
+        <w:t xml:space="preserve">The </w:t>
+      </w:r>
+      <w:r>
+        <w:rPr>
+          <w:rFonts w:ascii="Times New Roman" w:hAnsi="Times New Roman" w:cs="Times New Roman"/>
+          <w:sz w:val="20"/>
+          <w:szCs w:val="20"/>
+        </w:rPr>
+        <w:t>CSM</w:t>
+      </w:r>
+      <w:r>
+        <w:rPr>
+          <w:rFonts w:ascii="Times New Roman" w:hAnsi="Times New Roman" w:cs="Times New Roman"/>
+          <w:sz w:val="20"/>
+          <w:szCs w:val="20"/>
+        </w:rPr>
+        <w:t xml:space="preserve"> shall provide </w:t>
+      </w:r>
+      <w:r>
+        <w:rPr>
+          <w:rFonts w:ascii="Times New Roman" w:hAnsi="Times New Roman" w:cs="Times New Roman"/>
+          <w:sz w:val="20"/>
+          <w:szCs w:val="20"/>
+          <w:lang w:eastAsia="zh-CN"/>
+        </w:rPr>
+        <w:t>CM</w:t>
       </w:r>
       <w:r>
         <w:rPr>
@@ -7241,24 +7714,7 @@
           <w:szCs w:val="20"/>
           <w:lang w:eastAsia="zh-CN"/>
         </w:rPr>
-        <w:t>server</w:t>
-      </w:r>
-      <w:r>
-        <w:rPr>
-          <w:rFonts w:ascii="Times New Roman" w:hAnsi="Times New Roman" w:cs="Times New Roman"/>
-          <w:sz w:val="20"/>
-          <w:szCs w:val="20"/>
-        </w:rPr>
-        <w:t xml:space="preserve"> module shall provide </w:t>
-      </w:r>
-      <w:r>
-        <w:rPr>
-          <w:rFonts w:ascii="Times New Roman" w:hAnsi="Times New Roman" w:cs="Times New Roman" w:hint="eastAsia"/>
-          <w:sz w:val="20"/>
-          <w:szCs w:val="20"/>
-          <w:lang w:eastAsia="zh-CN"/>
-        </w:rPr>
-        <w:t xml:space="preserve">Client module </w:t>
+        <w:t xml:space="preserve"> </w:t>
       </w:r>
       <w:r>
         <w:rPr>
@@ -7338,24 +7794,23 @@
           <w:sz w:val="20"/>
           <w:szCs w:val="20"/>
         </w:rPr>
-        <w:t xml:space="preserve">The Communication </w:t>
-      </w:r>
-      <w:r>
-        <w:rPr>
-          <w:rFonts w:ascii="Times New Roman" w:hAnsi="Times New Roman" w:cs="Times New Roman" w:hint="eastAsia"/>
-          <w:sz w:val="20"/>
-          <w:szCs w:val="20"/>
-          <w:lang w:eastAsia="zh-CN"/>
-        </w:rPr>
-        <w:t>server</w:t>
-      </w:r>
-      <w:r>
-        <w:rPr>
-          <w:rFonts w:ascii="Times New Roman" w:hAnsi="Times New Roman" w:cs="Times New Roman"/>
-          <w:sz w:val="20"/>
-          <w:szCs w:val="20"/>
-        </w:rPr>
-        <w:t xml:space="preserve"> module shall provide a method to submit a message to a chat</w:t>
+        <w:t xml:space="preserve">The </w:t>
+      </w:r>
+      <w:r>
+        <w:rPr>
+          <w:rFonts w:ascii="Times New Roman" w:hAnsi="Times New Roman" w:cs="Times New Roman"/>
+          <w:sz w:val="20"/>
+          <w:szCs w:val="20"/>
+        </w:rPr>
+        <w:t>CSM</w:t>
+      </w:r>
+      <w:r>
+        <w:rPr>
+          <w:rFonts w:ascii="Times New Roman" w:hAnsi="Times New Roman" w:cs="Times New Roman"/>
+          <w:sz w:val="20"/>
+          <w:szCs w:val="20"/>
+        </w:rPr>
+        <w:t xml:space="preserve"> shall provide a method to submit a message to a chat</w:t>
       </w:r>
       <w:r>
         <w:rPr>
@@ -7386,24 +7841,55 @@
           <w:sz w:val="20"/>
           <w:szCs w:val="20"/>
         </w:rPr>
-        <w:t xml:space="preserve">The Communication </w:t>
-      </w:r>
-      <w:r>
-        <w:rPr>
-          <w:rFonts w:ascii="Times New Roman" w:hAnsi="Times New Roman" w:cs="Times New Roman" w:hint="eastAsia"/>
-          <w:sz w:val="20"/>
-          <w:szCs w:val="20"/>
-          <w:lang w:eastAsia="zh-CN"/>
-        </w:rPr>
-        <w:t xml:space="preserve">server </w:t>
-      </w:r>
-      <w:r>
-        <w:rPr>
-          <w:rFonts w:ascii="Times New Roman" w:hAnsi="Times New Roman" w:cs="Times New Roman"/>
-          <w:sz w:val="20"/>
-          <w:szCs w:val="20"/>
-        </w:rPr>
-        <w:t>module shall provide a method to retrieve message history, retrieve unread message, mark message as read.</w:t>
+        <w:t xml:space="preserve">The </w:t>
+      </w:r>
+      <w:r>
+        <w:rPr>
+          <w:rFonts w:ascii="Times New Roman" w:hAnsi="Times New Roman" w:cs="Times New Roman"/>
+          <w:sz w:val="20"/>
+          <w:szCs w:val="20"/>
+        </w:rPr>
+        <w:t>CSM</w:t>
+      </w:r>
+      <w:r>
+        <w:rPr>
+          <w:rFonts w:ascii="Times New Roman" w:hAnsi="Times New Roman" w:cs="Times New Roman"/>
+          <w:sz w:val="20"/>
+          <w:szCs w:val="20"/>
+        </w:rPr>
+        <w:t xml:space="preserve"> shall provide a method to retrieve message history, retrieve unread message</w:t>
+      </w:r>
+      <w:r>
+        <w:rPr>
+          <w:rFonts w:ascii="Times New Roman" w:hAnsi="Times New Roman" w:cs="Times New Roman"/>
+          <w:sz w:val="20"/>
+          <w:szCs w:val="20"/>
+        </w:rPr>
+        <w:t>s</w:t>
+      </w:r>
+      <w:r>
+        <w:rPr>
+          <w:rFonts w:ascii="Times New Roman" w:hAnsi="Times New Roman" w:cs="Times New Roman"/>
+          <w:sz w:val="20"/>
+          <w:szCs w:val="20"/>
+        </w:rPr>
+        <w:t xml:space="preserve">, </w:t>
+      </w:r>
+      <w:r>
+        <w:rPr>
+          <w:rFonts w:ascii="Times New Roman" w:hAnsi="Times New Roman" w:cs="Times New Roman"/>
+          <w:sz w:val="20"/>
+          <w:szCs w:val="20"/>
+        </w:rPr>
+        <w:t xml:space="preserve">and </w:t>
+      </w:r>
+      <w:r>
+        <w:rPr>
+          <w:rFonts w:ascii="Times New Roman" w:hAnsi="Times New Roman" w:cs="Times New Roman"/>
+          <w:sz w:val="20"/>
+          <w:szCs w:val="20"/>
+        </w:rPr>
+        <w:t>mark message as read.</w:t>
       </w:r>
     </w:p>
     <w:p>
@@ -7426,24 +7912,87 @@
           <w:sz w:val="20"/>
           <w:szCs w:val="20"/>
         </w:rPr>
-        <w:t xml:space="preserve">The Communication </w:t>
-      </w:r>
-      <w:r>
-        <w:rPr>
-          <w:rFonts w:ascii="Times New Roman" w:hAnsi="Times New Roman" w:cs="Times New Roman" w:hint="eastAsia"/>
-          <w:sz w:val="20"/>
-          <w:szCs w:val="20"/>
-          <w:lang w:eastAsia="zh-CN"/>
-        </w:rPr>
-        <w:t>server</w:t>
-      </w:r>
-      <w:r>
-        <w:rPr>
-          <w:rFonts w:ascii="Times New Roman" w:hAnsi="Times New Roman" w:cs="Times New Roman"/>
-          <w:sz w:val="20"/>
-          <w:szCs w:val="20"/>
-        </w:rPr>
-        <w:t xml:space="preserve"> module shall notify Client module when new message is received</w:t>
+        <w:t xml:space="preserve">The </w:t>
+      </w:r>
+      <w:r>
+        <w:rPr>
+          <w:rFonts w:ascii="Times New Roman" w:hAnsi="Times New Roman" w:cs="Times New Roman"/>
+          <w:sz w:val="20"/>
+          <w:szCs w:val="20"/>
+        </w:rPr>
+        <w:t>CSM</w:t>
+      </w:r>
+      <w:r>
+        <w:rPr>
+          <w:rFonts w:ascii="Times New Roman" w:hAnsi="Times New Roman" w:cs="Times New Roman"/>
+          <w:sz w:val="20"/>
+          <w:szCs w:val="20"/>
+        </w:rPr>
+        <w:t xml:space="preserve"> shall notify</w:t>
+      </w:r>
+      <w:r>
+        <w:rPr>
+          <w:rFonts w:ascii="Times New Roman" w:hAnsi="Times New Roman" w:cs="Times New Roman"/>
+          <w:sz w:val="20"/>
+          <w:szCs w:val="20"/>
+        </w:rPr>
+        <w:t xml:space="preserve"> the</w:t>
+      </w:r>
+      <w:r>
+        <w:rPr>
+          <w:rFonts w:ascii="Times New Roman" w:hAnsi="Times New Roman" w:cs="Times New Roman"/>
+          <w:sz w:val="20"/>
+          <w:szCs w:val="20"/>
+        </w:rPr>
+        <w:t xml:space="preserve"> </w:t>
+      </w:r>
+      <w:r>
+        <w:rPr>
+          <w:rFonts w:ascii="Times New Roman" w:hAnsi="Times New Roman" w:cs="Times New Roman"/>
+          <w:sz w:val="20"/>
+          <w:szCs w:val="20"/>
+        </w:rPr>
+        <w:t>CM</w:t>
+      </w:r>
+      <w:r>
+        <w:rPr>
+          <w:rFonts w:ascii="Times New Roman" w:hAnsi="Times New Roman" w:cs="Times New Roman"/>
+          <w:sz w:val="20"/>
+          <w:szCs w:val="20"/>
+        </w:rPr>
+        <w:t xml:space="preserve"> when new message</w:t>
+      </w:r>
+      <w:r>
+        <w:rPr>
+          <w:rFonts w:ascii="Times New Roman" w:hAnsi="Times New Roman" w:cs="Times New Roman"/>
+          <w:sz w:val="20"/>
+          <w:szCs w:val="20"/>
+        </w:rPr>
+        <w:t>s</w:t>
+      </w:r>
+      <w:r>
+        <w:rPr>
+          <w:rFonts w:ascii="Times New Roman" w:hAnsi="Times New Roman" w:cs="Times New Roman"/>
+          <w:sz w:val="20"/>
+          <w:szCs w:val="20"/>
+        </w:rPr>
+        <w:t xml:space="preserve"> </w:t>
+      </w:r>
+      <w:r>
+        <w:rPr>
+          <w:rFonts w:ascii="Times New Roman" w:hAnsi="Times New Roman" w:cs="Times New Roman"/>
+          <w:sz w:val="20"/>
+          <w:szCs w:val="20"/>
+        </w:rPr>
+        <w:t>are</w:t>
+      </w:r>
+      <w:r>
+        <w:rPr>
+          <w:rFonts w:ascii="Times New Roman" w:hAnsi="Times New Roman" w:cs="Times New Roman"/>
+          <w:sz w:val="20"/>
+          <w:szCs w:val="20"/>
+        </w:rPr>
+        <w:t xml:space="preserve"> received</w:t>
       </w:r>
     </w:p>
     <w:p>
@@ -7466,24 +8015,63 @@
           <w:sz w:val="20"/>
           <w:szCs w:val="20"/>
         </w:rPr>
-        <w:t xml:space="preserve">The Communication </w:t>
-      </w:r>
-      <w:r>
-        <w:rPr>
-          <w:rFonts w:ascii="Times New Roman" w:hAnsi="Times New Roman" w:cs="Times New Roman" w:hint="eastAsia"/>
-          <w:sz w:val="20"/>
-          <w:szCs w:val="20"/>
-          <w:lang w:eastAsia="zh-CN"/>
-        </w:rPr>
-        <w:t>server</w:t>
-      </w:r>
-      <w:r>
-        <w:rPr>
-          <w:rFonts w:ascii="Times New Roman" w:hAnsi="Times New Roman" w:cs="Times New Roman"/>
-          <w:sz w:val="20"/>
-          <w:szCs w:val="20"/>
-        </w:rPr>
-        <w:t xml:space="preserve"> module shall provide internal access to the IT module to allow viewing all conversation, all users, </w:t>
+        <w:t xml:space="preserve">The </w:t>
+      </w:r>
+      <w:r>
+        <w:rPr>
+          <w:rFonts w:ascii="Times New Roman" w:hAnsi="Times New Roman" w:cs="Times New Roman"/>
+          <w:sz w:val="20"/>
+          <w:szCs w:val="20"/>
+        </w:rPr>
+        <w:t>CSM</w:t>
+      </w:r>
+      <w:r>
+        <w:rPr>
+          <w:rFonts w:ascii="Times New Roman" w:hAnsi="Times New Roman" w:cs="Times New Roman"/>
+          <w:sz w:val="20"/>
+          <w:szCs w:val="20"/>
+        </w:rPr>
+        <w:t xml:space="preserve"> shall provide internal access to the </w:t>
+      </w:r>
+      <w:r>
+        <w:rPr>
+          <w:rFonts w:ascii="Times New Roman" w:hAnsi="Times New Roman" w:cs="Times New Roman"/>
+          <w:sz w:val="20"/>
+          <w:szCs w:val="20"/>
+        </w:rPr>
+        <w:t>IM</w:t>
+      </w:r>
+      <w:r>
+        <w:rPr>
+          <w:rFonts w:ascii="Times New Roman" w:hAnsi="Times New Roman" w:cs="Times New Roman"/>
+          <w:sz w:val="20"/>
+          <w:szCs w:val="20"/>
+        </w:rPr>
+        <w:t xml:space="preserve"> to allow </w:t>
+      </w:r>
+      <w:r>
+        <w:rPr>
+          <w:rFonts w:ascii="Times New Roman" w:hAnsi="Times New Roman" w:cs="Times New Roman"/>
+          <w:sz w:val="20"/>
+          <w:szCs w:val="20"/>
+        </w:rPr>
+        <w:t>access</w:t>
+      </w:r>
+      <w:r>
+        <w:rPr>
+          <w:rFonts w:ascii="Times New Roman" w:hAnsi="Times New Roman" w:cs="Times New Roman"/>
+          <w:sz w:val="20"/>
+          <w:szCs w:val="20"/>
+        </w:rPr>
+        <w:t xml:space="preserve"> </w:t>
+      </w:r>
+      <w:r>
+        <w:rPr>
+          <w:rFonts w:ascii="Times New Roman" w:hAnsi="Times New Roman" w:cs="Times New Roman"/>
+          <w:sz w:val="20"/>
+          <w:szCs w:val="20"/>
+        </w:rPr>
+        <w:t xml:space="preserve">to the </w:t>
       </w:r>
       <w:r>
         <w:rPr>
@@ -7499,7 +8087,47 @@
           <w:sz w:val="20"/>
           <w:szCs w:val="20"/>
         </w:rPr>
-        <w:t>by user, and message history by chat.</w:t>
+        <w:t>of all</w:t>
+      </w:r>
+      <w:r>
+        <w:rPr>
+          <w:rFonts w:ascii="Times New Roman" w:hAnsi="Times New Roman" w:cs="Times New Roman"/>
+          <w:sz w:val="20"/>
+          <w:szCs w:val="20"/>
+        </w:rPr>
+        <w:t xml:space="preserve"> user</w:t>
+      </w:r>
+      <w:r>
+        <w:rPr>
+          <w:rFonts w:ascii="Times New Roman" w:hAnsi="Times New Roman" w:cs="Times New Roman"/>
+          <w:sz w:val="20"/>
+          <w:szCs w:val="20"/>
+        </w:rPr>
+        <w:t>s</w:t>
+      </w:r>
+      <w:r>
+        <w:rPr>
+          <w:rFonts w:ascii="Times New Roman" w:hAnsi="Times New Roman" w:cs="Times New Roman"/>
+          <w:sz w:val="20"/>
+          <w:szCs w:val="20"/>
+        </w:rPr>
+        <w:t xml:space="preserve">, and </w:t>
+      </w:r>
+      <w:r>
+        <w:rPr>
+          <w:rFonts w:ascii="Times New Roman" w:hAnsi="Times New Roman" w:cs="Times New Roman"/>
+          <w:sz w:val="20"/>
+          <w:szCs w:val="20"/>
+        </w:rPr>
+        <w:t>contents of each chat within those lists</w:t>
+      </w:r>
+      <w:r>
+        <w:rPr>
+          <w:rFonts w:ascii="Times New Roman" w:hAnsi="Times New Roman" w:cs="Times New Roman"/>
+          <w:sz w:val="20"/>
+          <w:szCs w:val="20"/>
+        </w:rPr>
+        <w:t>.</w:t>
       </w:r>
     </w:p>
     <w:p>
@@ -7532,7 +8160,25 @@
           <w:szCs w:val="20"/>
           <w:lang w:eastAsia="zh-CN"/>
         </w:rPr>
-        <w:t xml:space="preserve">he communication server module shall handle concurrent service </w:t>
+        <w:t xml:space="preserve">he </w:t>
+      </w:r>
+      <w:r>
+        <w:rPr>
+          <w:rFonts w:ascii="Times New Roman" w:hAnsi="Times New Roman" w:cs="Times New Roman"/>
+          <w:sz w:val="20"/>
+          <w:szCs w:val="20"/>
+          <w:lang w:eastAsia="zh-CN"/>
+        </w:rPr>
+        <w:t>CSM</w:t>
+      </w:r>
+      <w:r>
+        <w:rPr>
+          <w:rFonts w:ascii="Times New Roman" w:hAnsi="Times New Roman" w:cs="Times New Roman" w:hint="eastAsia"/>
+          <w:sz w:val="20"/>
+          <w:szCs w:val="20"/>
+          <w:lang w:eastAsia="zh-CN"/>
+        </w:rPr>
+        <w:t xml:space="preserve"> shall handle concurrent service </w:t>
       </w:r>
       <w:r>
         <w:rPr>
@@ -7550,7 +8196,16 @@
           <w:szCs w:val="20"/>
           <w:lang w:eastAsia="zh-CN"/>
         </w:rPr>
-        <w:t xml:space="preserve"> from multiple Client modules and IT modules</w:t>
+        <w:t xml:space="preserve"> from multiple </w:t>
+      </w:r>
+      <w:r>
+        <w:rPr>
+          <w:rFonts w:ascii="Times New Roman" w:hAnsi="Times New Roman" w:cs="Times New Roman"/>
+          <w:sz w:val="20"/>
+          <w:szCs w:val="20"/>
+          <w:lang w:eastAsia="zh-CN"/>
+        </w:rPr>
+        <w:t>ULMs, CMs, and IMs</w:t>
       </w:r>
     </w:p>
     <w:p>
@@ -7574,7 +8229,43 @@
           <w:szCs w:val="20"/>
           <w:lang w:eastAsia="zh-CN"/>
         </w:rPr>
-        <w:t>The communication server module shall provide the IT module with read-only access interface.</w:t>
+        <w:t xml:space="preserve">The </w:t>
+      </w:r>
+      <w:r>
+        <w:rPr>
+          <w:rFonts w:ascii="Times New Roman" w:hAnsi="Times New Roman" w:cs="Times New Roman"/>
+          <w:sz w:val="20"/>
+          <w:szCs w:val="20"/>
+          <w:lang w:eastAsia="zh-CN"/>
+        </w:rPr>
+        <w:t>CSM</w:t>
+      </w:r>
+      <w:r>
+        <w:rPr>
+          <w:rFonts w:ascii="Times New Roman" w:hAnsi="Times New Roman" w:cs="Times New Roman" w:hint="eastAsia"/>
+          <w:sz w:val="20"/>
+          <w:szCs w:val="20"/>
+          <w:lang w:eastAsia="zh-CN"/>
+        </w:rPr>
+        <w:t xml:space="preserve"> shall provide the </w:t>
+      </w:r>
+      <w:r>
+        <w:rPr>
+          <w:rFonts w:ascii="Times New Roman" w:hAnsi="Times New Roman" w:cs="Times New Roman"/>
+          <w:sz w:val="20"/>
+          <w:szCs w:val="20"/>
+          <w:lang w:eastAsia="zh-CN"/>
+        </w:rPr>
+        <w:t>IM</w:t>
+      </w:r>
+      <w:r>
+        <w:rPr>
+          <w:rFonts w:ascii="Times New Roman" w:hAnsi="Times New Roman" w:cs="Times New Roman" w:hint="eastAsia"/>
+          <w:sz w:val="20"/>
+          <w:szCs w:val="20"/>
+          <w:lang w:eastAsia="zh-CN"/>
+        </w:rPr>
+        <w:t xml:space="preserve"> with read-only access interface.</w:t>
       </w:r>
     </w:p>
     <w:p>
